--- a/eng/docx/49.content.docx
+++ b/eng/docx/49.content.docx
@@ -45,7 +45,7 @@
         <w:rPr>
           <w:lang w:val="en_US" w:bidi="en_US"/>
         </w:rPr>
-        <w:t xml:space="preserve"> © 2023 SRV Partners Released under CC BY-SA 4.0 license. </w:t>
+        <w:t xml:space="preserve"> © 2025 Word Collective Released under CC BY-SA 4.0 license. </w:t>
       </w:r>
       <w:r>
         <w:rPr>
@@ -69,7 +69,7 @@
         <w:rPr>
           <w:lang w:val="en_US" w:bidi="en_US"/>
         </w:rPr>
-        <w:t xml:space="preserve"> © 2023 SRV Partners Released under CC BY-SA 4.0 license by Mission Mutual</w:t>
+        <w:t xml:space="preserve"> © 2025 Word Collective Released under CC BY-SA 4.0 license by Mission Mutual</w:t>
       </w:r>
       <w:r>
         <w:rPr>

--- a/eng/docx/49.content.docx
+++ b/eng/docx/49.content.docx
@@ -36740,7 +36740,7 @@
         <w:rPr>
           <w:lang w:val="en_US" w:bidi="en_US"/>
         </w:rPr>
-        <w:t xml:space="preserve">Paul says that children should obey their parents because they belong to the . A </w:t>
+        <w:t xml:space="preserve">Paul says that children should obey their parents because the children belong to the Lord . A </w:t>
       </w:r>
       <w:r>
         <w:rPr>
@@ -36753,7 +36753,2392 @@
         <w:rPr>
           <w:lang w:val="en_US" w:bidi="en_US"/>
         </w:rPr>
-        <w:t xml:space="preserve"> is a master over other people, who has full authority, so the Israelites used this word for God, because he has authority over the whole world. Lord here probably means Jesus, since Paul often uses this title for Jesus. When Paul tells fathers to train and instruct their children in the Lord, he means to follow the Lord Jesus's example of teaching. Slaves should consider their service to people as service to the Lord Jesus, who will reward them for their good work. For more information on </w:t>
+        <w:t xml:space="preserve"> is a master over other people, who has full authority, so the Israelites used this word for God, because he has authority over the whole world. </w:t>
+      </w:r>
+      <w:r>
+        <w:rPr>
+          <w:b/>
+          <w:lang w:val="en_US" w:bidi="en_US"/>
+        </w:rPr>
+        <w:t>Lord</w:t>
+      </w:r>
+      <w:r>
+        <w:rPr>
+          <w:lang w:val="en_US" w:bidi="en_US"/>
+        </w:rPr>
+        <w:t xml:space="preserve"> here probably means Jesus, since Paul often uses this title for Jesus. When Paul tells fathers to train and instruct their children in the Lord, he means to follow the </w:t>
+      </w:r>
+      <w:r>
+        <w:rPr>
+          <w:b/>
+          <w:lang w:val="en_US" w:bidi="en_US"/>
+        </w:rPr>
+        <w:t>Lord</w:t>
+      </w:r>
+      <w:r>
+        <w:rPr>
+          <w:lang w:val="en_US" w:bidi="en_US"/>
+        </w:rPr>
+        <w:t xml:space="preserve"> Jesus's example of teaching. Slaves should consider their service to people as service to the </w:t>
+      </w:r>
+      <w:r>
+        <w:rPr>
+          <w:b/>
+          <w:lang w:val="en_US" w:bidi="en_US"/>
+        </w:rPr>
+        <w:t>Lord</w:t>
+      </w:r>
+      <w:r>
+        <w:rPr>
+          <w:lang w:val="en_US" w:bidi="en_US"/>
+        </w:rPr>
+        <w:t xml:space="preserve"> Jesus, who will reward them for their good work. For more information on </w:t>
+      </w:r>
+      <w:r>
+        <w:rPr>
+          <w:b/>
+          <w:lang w:val="en_US" w:bidi="en_US"/>
+        </w:rPr>
+        <w:t>Lord</w:t>
+      </w:r>
+      <w:r>
+        <w:rPr>
+          <w:lang w:val="en_US" w:bidi="en_US"/>
+        </w:rPr>
+        <w:t xml:space="preserve">, refer to the Master Glossary. Use the same word or phrase for </w:t>
+      </w:r>
+      <w:r>
+        <w:rPr>
+          <w:b/>
+          <w:lang w:val="en_US" w:bidi="en_US"/>
+        </w:rPr>
+        <w:t>Lord</w:t>
+      </w:r>
+      <w:r>
+        <w:rPr>
+          <w:lang w:val="en_US" w:bidi="en_US"/>
+        </w:rPr>
+        <w:t xml:space="preserve"> as you used in previous passages.</w:t>
+      </w:r>
+    </w:p>
+    <w:p>
+      <w:pPr/>
+      <w:r>
+        <w:rPr>
+          <w:lang w:val="en_US" w:bidi="en_US"/>
+        </w:rPr>
+      </w:r>
+      <w:r>
+        <w:rPr>
+          <w:lang w:val="en_US" w:bidi="en_US"/>
+        </w:rPr>
+        <w:t xml:space="preserve">Paul quotes from the Scriptures, which say that people should </w:t>
+      </w:r>
+      <w:r>
+        <w:rPr>
+          <w:b/>
+          <w:lang w:val="en_US" w:bidi="en_US"/>
+        </w:rPr>
+        <w:t>honor</w:t>
+      </w:r>
+      <w:r>
+        <w:rPr>
+          <w:lang w:val="en_US" w:bidi="en_US"/>
+        </w:rPr>
+        <w:t xml:space="preserve"> their father and mother. To </w:t>
+      </w:r>
+      <w:r>
+        <w:rPr>
+          <w:b/>
+          <w:lang w:val="en_US" w:bidi="en_US"/>
+        </w:rPr>
+        <w:t>honor</w:t>
+      </w:r>
+      <w:r>
+        <w:rPr>
+          <w:lang w:val="en_US" w:bidi="en_US"/>
+        </w:rPr>
+        <w:t xml:space="preserve"> someone means to recognize or consider that person is worthy to love and obey.</w:t>
+      </w:r>
+    </w:p>
+    <w:p>
+      <w:pPr/>
+      <w:r>
+        <w:rPr>
+          <w:lang w:val="en_US" w:bidi="en_US"/>
+        </w:rPr>
+      </w:r>
+      <w:r>
+        <w:rPr>
+          <w:lang w:val="en_US" w:bidi="en_US"/>
+        </w:rPr>
+        <w:t>Stop here and discuss as a group: How will you describe the action of honoring your father and mother? Pause this audio here.</w:t>
+      </w:r>
+    </w:p>
+    <w:p>
+      <w:pPr/>
+      <w:r>
+        <w:rPr>
+          <w:lang w:val="en_US" w:bidi="en_US"/>
+        </w:rPr>
+      </w:r>
+      <w:r>
+        <w:rPr>
+          <w:lang w:val="en_US" w:bidi="en_US"/>
+        </w:rPr>
+        <w:t xml:space="preserve">Paul says that this is the first </w:t>
+      </w:r>
+      <w:r>
+        <w:rPr>
+          <w:b/>
+          <w:lang w:val="en_US" w:bidi="en_US"/>
+        </w:rPr>
+        <w:t>commandment</w:t>
+      </w:r>
+      <w:r>
+        <w:rPr>
+          <w:lang w:val="en_US" w:bidi="en_US"/>
+        </w:rPr>
+        <w:t xml:space="preserve"> that God gives with a promise. The </w:t>
+      </w:r>
+      <w:r>
+        <w:rPr>
+          <w:b/>
+          <w:lang w:val="en_US" w:bidi="en_US"/>
+        </w:rPr>
+        <w:t>commandments</w:t>
+      </w:r>
+      <w:r>
+        <w:rPr>
+          <w:lang w:val="en_US" w:bidi="en_US"/>
+        </w:rPr>
+        <w:t xml:space="preserve"> are the rules that God gave his people, the people of Israel, to show them how to live their lives. For more information on </w:t>
+      </w:r>
+      <w:r>
+        <w:rPr>
+          <w:b/>
+          <w:lang w:val="en_US" w:bidi="en_US"/>
+        </w:rPr>
+        <w:t>commandment</w:t>
+      </w:r>
+      <w:r>
+        <w:rPr>
+          <w:lang w:val="en_US" w:bidi="en_US"/>
+        </w:rPr>
+        <w:t xml:space="preserve">, refer to the Master Glossary. Use the same word or phrase for </w:t>
+      </w:r>
+      <w:r>
+        <w:rPr>
+          <w:b/>
+          <w:lang w:val="en_US" w:bidi="en_US"/>
+        </w:rPr>
+        <w:t>commandment</w:t>
+      </w:r>
+      <w:r>
+        <w:rPr>
+          <w:lang w:val="en_US" w:bidi="en_US"/>
+        </w:rPr>
+        <w:t xml:space="preserve"> as you used in previous passages.</w:t>
+      </w:r>
+    </w:p>
+    <w:p>
+      <w:pPr/>
+      <w:r>
+        <w:rPr>
+          <w:lang w:val="en_US" w:bidi="en_US"/>
+        </w:rPr>
+      </w:r>
+      <w:r>
+        <w:rPr>
+          <w:lang w:val="en_US" w:bidi="en_US"/>
+        </w:rPr>
+        <w:t xml:space="preserve">Slaves should obey their masters with the same sincerity that they obey </w:t>
+      </w:r>
+      <w:r>
+        <w:rPr>
+          <w:b/>
+          <w:lang w:val="en_US" w:bidi="en_US"/>
+        </w:rPr>
+        <w:t>Christ</w:t>
+      </w:r>
+      <w:r>
+        <w:rPr>
+          <w:lang w:val="en_US" w:bidi="en_US"/>
+        </w:rPr>
+        <w:t xml:space="preserve">. For more information on </w:t>
+      </w:r>
+      <w:r>
+        <w:rPr>
+          <w:b/>
+          <w:lang w:val="en_US" w:bidi="en_US"/>
+        </w:rPr>
+        <w:t>Christ</w:t>
+      </w:r>
+      <w:r>
+        <w:rPr>
+          <w:lang w:val="en_US" w:bidi="en_US"/>
+        </w:rPr>
+        <w:t xml:space="preserve">, refer to the Master Glossary. Use the same word or phrase for </w:t>
+      </w:r>
+      <w:r>
+        <w:rPr>
+          <w:b/>
+          <w:lang w:val="en_US" w:bidi="en_US"/>
+        </w:rPr>
+        <w:t>Christ</w:t>
+      </w:r>
+      <w:r>
+        <w:rPr>
+          <w:lang w:val="en_US" w:bidi="en_US"/>
+        </w:rPr>
+        <w:t xml:space="preserve"> as you used in previous passages.</w:t>
+      </w:r>
+    </w:p>
+    <w:p>
+      <w:pPr/>
+      <w:r>
+        <w:rPr>
+          <w:lang w:val="en_US" w:bidi="en_US"/>
+        </w:rPr>
+      </w:r>
+      <w:r>
+        <w:rPr>
+          <w:b/>
+          <w:lang w:val="en_US" w:bidi="en_US"/>
+        </w:rPr>
+        <w:t>Slaves</w:t>
+      </w:r>
+      <w:r>
+        <w:rPr>
+          <w:lang w:val="en_US" w:bidi="en_US"/>
+        </w:rPr>
+        <w:t xml:space="preserve"> worked for other people and usually had no rights to leave their work.</w:t>
+      </w:r>
+    </w:p>
+    <w:p>
+      <w:pPr/>
+      <w:r>
+        <w:rPr>
+          <w:lang w:val="en_US" w:bidi="en_US"/>
+        </w:rPr>
+      </w:r>
+      <w:r>
+        <w:rPr>
+          <w:lang w:val="en_US" w:bidi="en_US"/>
+        </w:rPr>
+        <w:t xml:space="preserve">Stop here and discuss as a group what word you will use for </w:t>
+      </w:r>
+      <w:r>
+        <w:rPr>
+          <w:b/>
+          <w:lang w:val="en_US" w:bidi="en_US"/>
+        </w:rPr>
+        <w:t>slave</w:t>
+      </w:r>
+      <w:r>
+        <w:rPr>
+          <w:lang w:val="en_US" w:bidi="en_US"/>
+        </w:rPr>
+        <w:t xml:space="preserve">. If you have translated this word in another book of the Bible use the same word here. For more information on </w:t>
+      </w:r>
+      <w:r>
+        <w:rPr>
+          <w:b/>
+          <w:lang w:val="en_US" w:bidi="en_US"/>
+        </w:rPr>
+        <w:t>slave</w:t>
+      </w:r>
+      <w:r>
+        <w:rPr>
+          <w:lang w:val="en_US" w:bidi="en_US"/>
+        </w:rPr>
+        <w:t>, refer to the Master Glossary. Pause this audio here.</w:t>
+      </w:r>
+    </w:p>
+    <w:p>
+      <w:pPr/>
+      <w:r>
+        <w:rPr>
+          <w:lang w:val="en_US" w:bidi="en_US"/>
+        </w:rPr>
+      </w:r>
+      <w:r>
+        <w:rPr>
+          <w:b/>
+          <w:lang w:val="en_US" w:bidi="en_US"/>
+        </w:rPr>
+        <w:t>Masters</w:t>
+      </w:r>
+      <w:r>
+        <w:rPr>
+          <w:lang w:val="en_US" w:bidi="en_US"/>
+        </w:rPr>
+        <w:t xml:space="preserve"> should treat their slaves in an appropriate manner, remembering that they both have the same </w:t>
+      </w:r>
+      <w:r>
+        <w:rPr>
+          <w:b/>
+          <w:lang w:val="en_US" w:bidi="en_US"/>
+        </w:rPr>
+        <w:t>master</w:t>
+      </w:r>
+      <w:r>
+        <w:rPr>
+          <w:lang w:val="en_US" w:bidi="en_US"/>
+        </w:rPr>
+        <w:t xml:space="preserve"> in heaven. A </w:t>
+      </w:r>
+      <w:r>
+        <w:rPr>
+          <w:b/>
+          <w:lang w:val="en_US" w:bidi="en_US"/>
+        </w:rPr>
+        <w:t>master</w:t>
+      </w:r>
+      <w:r>
+        <w:rPr>
+          <w:lang w:val="en_US" w:bidi="en_US"/>
+        </w:rPr>
+        <w:t xml:space="preserve"> is a respectful title for someone in a high position or status. In the New Testament, it is the same word that people sometimes translate as lord. Paul is talking to human </w:t>
+      </w:r>
+      <w:r>
+        <w:rPr>
+          <w:b/>
+          <w:lang w:val="en_US" w:bidi="en_US"/>
+        </w:rPr>
+        <w:t>masters</w:t>
+      </w:r>
+      <w:r>
+        <w:rPr>
+          <w:lang w:val="en_US" w:bidi="en_US"/>
+        </w:rPr>
+        <w:t xml:space="preserve">, who are the people who own other people as slaves. The </w:t>
+      </w:r>
+      <w:r>
+        <w:rPr>
+          <w:b/>
+          <w:lang w:val="en_US" w:bidi="en_US"/>
+        </w:rPr>
+        <w:t>masters</w:t>
+      </w:r>
+      <w:r>
+        <w:rPr>
+          <w:lang w:val="en_US" w:bidi="en_US"/>
+        </w:rPr>
+        <w:t xml:space="preserve"> should remember that they and their slaves all belong to the same </w:t>
+      </w:r>
+      <w:r>
+        <w:rPr>
+          <w:b/>
+          <w:lang w:val="en_US" w:bidi="en_US"/>
+        </w:rPr>
+        <w:t>master</w:t>
+      </w:r>
+      <w:r>
+        <w:rPr>
+          <w:lang w:val="en_US" w:bidi="en_US"/>
+        </w:rPr>
+        <w:t xml:space="preserve">. Their </w:t>
+      </w:r>
+      <w:r>
+        <w:rPr>
+          <w:b/>
+          <w:lang w:val="en_US" w:bidi="en_US"/>
+        </w:rPr>
+        <w:t>master</w:t>
+      </w:r>
+      <w:r>
+        <w:rPr>
+          <w:lang w:val="en_US" w:bidi="en_US"/>
+        </w:rPr>
+        <w:t xml:space="preserve"> is God the Father and the Lord Jesus.</w:t>
+      </w:r>
+    </w:p>
+    <w:p>
+      <w:pPr/>
+      <w:r>
+        <w:rPr>
+          <w:lang w:val="en_US" w:bidi="en_US"/>
+        </w:rPr>
+      </w:r>
+      <w:r>
+        <w:rPr>
+          <w:lang w:val="en_US" w:bidi="en_US"/>
+        </w:rPr>
+        <w:t xml:space="preserve">Stop here and discuss as a group what word or phrase you will use for </w:t>
+      </w:r>
+      <w:r>
+        <w:rPr>
+          <w:b/>
+          <w:lang w:val="en_US" w:bidi="en_US"/>
+        </w:rPr>
+        <w:t>master</w:t>
+      </w:r>
+      <w:r>
+        <w:rPr>
+          <w:lang w:val="en_US" w:bidi="en_US"/>
+        </w:rPr>
+        <w:t xml:space="preserve">. Paul uses the same word for Lord and master, for when he refers to God and Jesus, as well as for a human </w:t>
+      </w:r>
+      <w:r>
+        <w:rPr>
+          <w:b/>
+          <w:lang w:val="en_US" w:bidi="en_US"/>
+        </w:rPr>
+        <w:t>master</w:t>
+      </w:r>
+      <w:r>
+        <w:rPr>
+          <w:lang w:val="en_US" w:bidi="en_US"/>
+        </w:rPr>
+        <w:t xml:space="preserve">. Discuss whether you want to use the same or a different word for a human </w:t>
+      </w:r>
+      <w:r>
+        <w:rPr>
+          <w:b/>
+          <w:lang w:val="en_US" w:bidi="en_US"/>
+        </w:rPr>
+        <w:t>master</w:t>
+      </w:r>
+      <w:r>
+        <w:rPr>
+          <w:lang w:val="en_US" w:bidi="en_US"/>
+        </w:rPr>
+        <w:t xml:space="preserve"> and for the Lord Jesus and Lord God. Look up </w:t>
+      </w:r>
+      <w:r>
+        <w:rPr>
+          <w:b/>
+          <w:lang w:val="en_US" w:bidi="en_US"/>
+        </w:rPr>
+        <w:t>master</w:t>
+      </w:r>
+      <w:r>
+        <w:rPr>
+          <w:lang w:val="en_US" w:bidi="en_US"/>
+        </w:rPr>
+        <w:t xml:space="preserve"> in the Master Glossary for more information. If you have already translated this word in another book of the Bible, use the same word that you have used there. Pause this audio here.</w:t>
+      </w:r>
+    </w:p>
+    <w:p>
+      <w:pPr/>
+      <w:r>
+        <w:rPr>
+          <w:lang w:val="en_US" w:bidi="en_US"/>
+        </w:rPr>
+      </w:r>
+      <w:r>
+        <w:rPr>
+          <w:b/>
+          <w:lang w:val="en_US" w:bidi="en_US"/>
+        </w:rPr>
+        <w:t>Heaven</w:t>
+      </w:r>
+      <w:r>
+        <w:rPr>
+          <w:lang w:val="en_US" w:bidi="en_US"/>
+        </w:rPr>
+        <w:t xml:space="preserve"> refers to the place where God lives. This </w:t>
+      </w:r>
+      <w:r>
+        <w:rPr>
+          <w:b/>
+          <w:lang w:val="en_US" w:bidi="en_US"/>
+        </w:rPr>
+        <w:t>heaven</w:t>
+      </w:r>
+      <w:r>
+        <w:rPr>
+          <w:lang w:val="en_US" w:bidi="en_US"/>
+        </w:rPr>
+        <w:t xml:space="preserve"> is not somewhere in this universe; it is not a place that humans can travel to. For more information on </w:t>
+      </w:r>
+      <w:r>
+        <w:rPr>
+          <w:b/>
+          <w:lang w:val="en_US" w:bidi="en_US"/>
+        </w:rPr>
+        <w:t>heaven</w:t>
+      </w:r>
+      <w:r>
+        <w:rPr>
+          <w:lang w:val="en_US" w:bidi="en_US"/>
+        </w:rPr>
+        <w:t xml:space="preserve">, refer to the Master Glossary. Use the same word or phrase for </w:t>
+      </w:r>
+      <w:r>
+        <w:rPr>
+          <w:b/>
+          <w:lang w:val="en_US" w:bidi="en_US"/>
+        </w:rPr>
+        <w:t>heaven</w:t>
+      </w:r>
+      <w:r>
+        <w:rPr>
+          <w:lang w:val="en_US" w:bidi="en_US"/>
+        </w:rPr>
+        <w:t xml:space="preserve"> as you used in previous passages.</w:t>
+      </w:r>
+      <w:r>
+        <w:rPr>
+          <w:lang w:val="en_US" w:bidi="en_US"/>
+        </w:rPr>
+      </w:r>
+    </w:p>
+    <w:p>
+      <w:pPr>
+        <w:pStyle w:val="Heading3"/>
+      </w:pPr>
+      <w:r>
+        <w:rPr>
+          <w:lang w:val="en_US" w:bidi="en_US"/>
+        </w:rPr>
+        <w:t>Speaking the Word</w:t>
+      </w:r>
+      <w:r>
+        <w:rPr>
+          <w:lang w:val="en_US" w:bidi="en_US"/>
+        </w:rPr>
+      </w:r>
+    </w:p>
+    <w:p>
+      <w:pPr/>
+      <w:r>
+        <w:rPr>
+          <w:lang w:val="en_US" w:bidi="en_US"/>
+        </w:rPr>
+      </w:r>
+      <w:r>
+        <w:rPr>
+          <w:lang w:val="en_US" w:bidi="en_US"/>
+        </w:rPr>
+        <w:t>Listen to an audio version of the passage in the easiest-to-understand translation.</w:t>
+      </w:r>
+    </w:p>
+    <w:p>
+      <w:pPr/>
+      <w:r>
+        <w:rPr>
+          <w:lang w:val="en_US" w:bidi="en_US"/>
+        </w:rPr>
+      </w:r>
+      <w:r>
+        <w:rPr>
+          <w:lang w:val="en_US" w:bidi="en_US"/>
+        </w:rPr>
+        <w:t>In this session, retell the passage, as a group, in your own language.</w:t>
+      </w:r>
+    </w:p>
+    <w:p>
+      <w:pPr/>
+      <w:r>
+        <w:rPr>
+          <w:lang w:val="en_US" w:bidi="en_US"/>
+        </w:rPr>
+      </w:r>
+      <w:r>
+        <w:rPr>
+          <w:lang w:val="en_US" w:bidi="en_US"/>
+        </w:rPr>
+        <w:t>First, the whole group should practice telling the passage in your own language. Remember to include the things you decided in previous steps, like chronology, words, phrases, emotions, or anything else you discussed.</w:t>
+      </w:r>
+    </w:p>
+    <w:p>
+      <w:pPr/>
+      <w:r>
+        <w:rPr>
+          <w:lang w:val="en_US" w:bidi="en_US"/>
+        </w:rPr>
+      </w:r>
+      <w:r>
+        <w:rPr>
+          <w:lang w:val="en_US" w:bidi="en_US"/>
+        </w:rPr>
+        <w:t>One group member should tell a few sentences of the passage and pause. Another group member should tell the next part of the passage and pause. Do this until the group has retold the whole passage. The group members can correct each other in this step. Pause this audio here.</w:t>
+      </w:r>
+    </w:p>
+    <w:p>
+      <w:pPr/>
+      <w:r>
+        <w:rPr>
+          <w:lang w:val="en_US" w:bidi="en_US"/>
+        </w:rPr>
+      </w:r>
+      <w:r>
+        <w:rPr>
+          <w:lang w:val="en_US" w:bidi="en_US"/>
+        </w:rPr>
+        <w:t>Next, each member of the group should tell the whole passage without interruption at least one time. A group member can use random objects, motions, or their storyboard to help them remember the passage. Pause this audio here.</w:t>
+      </w:r>
+    </w:p>
+    <w:p>
+      <w:pPr/>
+      <w:r>
+        <w:rPr>
+          <w:lang w:val="en_US" w:bidi="en_US"/>
+        </w:rPr>
+      </w:r>
+      <w:r>
+        <w:rPr>
+          <w:lang w:val="en_US" w:bidi="en_US"/>
+        </w:rPr>
+        <w:t>Next, the group can decide whose version of the passage you like the most. You may decide that you liked the way one group member told one scene but you liked the way a different group member told another scene. Pause this audio here.</w:t>
+      </w:r>
+    </w:p>
+    <w:p>
+      <w:pPr/>
+      <w:r>
+        <w:rPr>
+          <w:lang w:val="en_US" w:bidi="en_US"/>
+        </w:rPr>
+      </w:r>
+      <w:r>
+        <w:rPr>
+          <w:lang w:val="en_US" w:bidi="en_US"/>
+        </w:rPr>
+        <w:t>Finally, the group can put together a final version of the passage that everyone agrees on. Each group member should practice telling this final version of the passage.</w:t>
+      </w:r>
+      <w:r>
+        <w:rPr>
+          <w:lang w:val="en_US" w:bidi="en_US"/>
+        </w:rPr>
+      </w:r>
+      <w:r>
+        <w:rPr>
+          <w:lang w:val="en_US" w:bidi="en_US"/>
+        </w:rPr>
+      </w:r>
+    </w:p>
+    <w:p>
+      <w:pPr/>
+      <w:r>
+        <w:rPr>
+          <w:lang w:val="en_US" w:bidi="en_US"/>
+        </w:rPr>
+      </w:r>
+    </w:p>
+    <w:p>
+      <w:pPr>
+        <w:pStyle w:val="Heading2"/>
+      </w:pPr>
+      <w:r>
+        <w:rPr>
+          <w:lang w:val="en_US" w:bidi="en_US"/>
+        </w:rPr>
+        <w:t>Ephesians 6:10–20</w:t>
+      </w:r>
+      <w:r>
+        <w:rPr>
+          <w:lang w:val="en_US" w:bidi="en_US"/>
+        </w:rPr>
+      </w:r>
+    </w:p>
+    <w:p>
+      <w:pPr>
+        <w:pStyle w:val="Heading3"/>
+      </w:pPr>
+      <w:r>
+        <w:rPr>
+          <w:lang w:val="en_US" w:bidi="en_US"/>
+        </w:rPr>
+        <w:t>Hear and Heart</w:t>
+      </w:r>
+      <w:r>
+        <w:rPr>
+          <w:lang w:val="en_US" w:bidi="en_US"/>
+        </w:rPr>
+      </w:r>
+    </w:p>
+    <w:p>
+      <w:pPr/>
+      <w:r>
+        <w:rPr>
+          <w:lang w:val="en_US" w:bidi="en_US"/>
+        </w:rPr>
+      </w:r>
+      <w:r>
+        <w:rPr>
+          <w:lang w:val="en_US" w:bidi="en_US"/>
+        </w:rPr>
+        <w:t>In this step, hear Ephesians 6:10–20 and put it in your hearts.</w:t>
+      </w:r>
+    </w:p>
+    <w:p>
+      <w:pPr/>
+      <w:r>
+        <w:rPr>
+          <w:lang w:val="en_US" w:bidi="en_US"/>
+        </w:rPr>
+      </w:r>
+      <w:r>
+        <w:rPr>
+          <w:lang w:val="en_US" w:bidi="en_US"/>
+        </w:rPr>
+        <w:t>Listen to an audio version of Ephesians 6:10–20 three times, in three different translations, if possible.</w:t>
+      </w:r>
+    </w:p>
+    <w:p>
+      <w:pPr/>
+      <w:r>
+        <w:rPr>
+          <w:lang w:val="en_US" w:bidi="en_US"/>
+        </w:rPr>
+      </w:r>
+      <w:r>
+        <w:rPr>
+          <w:lang w:val="en_US" w:bidi="en_US"/>
+        </w:rPr>
+        <w:t>Pause this audio here.</w:t>
+      </w:r>
+    </w:p>
+    <w:p>
+      <w:pPr/>
+      <w:r>
+        <w:rPr>
+          <w:lang w:val="en_US" w:bidi="en_US"/>
+        </w:rPr>
+      </w:r>
+      <w:r>
+        <w:rPr>
+          <w:lang w:val="en_US" w:bidi="en_US"/>
+        </w:rPr>
+        <w:t>Now, as a group, discuss the following questions:</w:t>
+      </w:r>
+    </w:p>
+    <w:p>
+      <w:pPr>
+        <w:pStyle w:val="ListNumber"/>
+        <w:numPr>
+          <w:ilvl w:val="0"/>
+          <w:numId w:val="33"/>
+        </w:numPr>
+        <w:spacing w:line="240" w:lineRule="auto"/>
+        <w:ind w:left="720"/>
+      </w:pPr>
+      <w:r>
+        <w:rPr>
+          <w:lang w:val="en_US" w:bidi="en_US"/>
+        </w:rPr>
+      </w:r>
+      <w:r>
+        <w:rPr>
+          <w:lang w:val="en_US" w:bidi="en_US"/>
+        </w:rPr>
+        <w:t>What do you like in this passage? Pause this audio here.</w:t>
+      </w:r>
+    </w:p>
+    <w:p>
+      <w:pPr>
+        <w:pStyle w:val="ListNumber"/>
+        <w:spacing w:line="240" w:lineRule="auto"/>
+        <w:ind w:left="720"/>
+      </w:pPr>
+      <w:r>
+        <w:rPr>
+          <w:lang w:val="en_US" w:bidi="en_US"/>
+        </w:rPr>
+      </w:r>
+      <w:r>
+        <w:rPr>
+          <w:lang w:val="en_US" w:bidi="en_US"/>
+        </w:rPr>
+        <w:t>What do you not like or not understand in this passage? Pause this audio here.</w:t>
+      </w:r>
+    </w:p>
+    <w:p>
+      <w:pPr>
+        <w:pStyle w:val="ListNumber"/>
+        <w:spacing w:line="240" w:lineRule="auto"/>
+        <w:ind w:left="720"/>
+      </w:pPr>
+      <w:r>
+        <w:rPr>
+          <w:lang w:val="en_US" w:bidi="en_US"/>
+        </w:rPr>
+      </w:r>
+      <w:r>
+        <w:rPr>
+          <w:lang w:val="en_US" w:bidi="en_US"/>
+        </w:rPr>
+        <w:t>What does this passage tell us about God or Jesus? Pause this audio here.</w:t>
+      </w:r>
+    </w:p>
+    <w:p>
+      <w:pPr>
+        <w:pStyle w:val="ListNumber"/>
+        <w:spacing w:line="240" w:lineRule="auto"/>
+        <w:ind w:left="720"/>
+      </w:pPr>
+      <w:r>
+        <w:rPr>
+          <w:lang w:val="en_US" w:bidi="en_US"/>
+        </w:rPr>
+      </w:r>
+      <w:r>
+        <w:rPr>
+          <w:lang w:val="en_US" w:bidi="en_US"/>
+        </w:rPr>
+        <w:t>What does this passage tell us about people? Pause this audio here.</w:t>
+      </w:r>
+    </w:p>
+    <w:p>
+      <w:pPr>
+        <w:pStyle w:val="ListNumber"/>
+        <w:spacing w:line="240" w:lineRule="auto"/>
+        <w:ind w:left="720"/>
+      </w:pPr>
+      <w:r>
+        <w:rPr>
+          <w:lang w:val="en_US" w:bidi="en_US"/>
+        </w:rPr>
+      </w:r>
+      <w:r>
+        <w:rPr>
+          <w:lang w:val="en_US" w:bidi="en_US"/>
+        </w:rPr>
+        <w:t>How does this passage affect our daily lives? Pause this audio here.</w:t>
+      </w:r>
+    </w:p>
+    <w:p>
+      <w:pPr>
+        <w:pStyle w:val="ListNumber"/>
+        <w:spacing w:line="240" w:lineRule="auto"/>
+        <w:ind w:left="720"/>
+      </w:pPr>
+      <w:r>
+        <w:rPr>
+          <w:lang w:val="en_US" w:bidi="en_US"/>
+        </w:rPr>
+      </w:r>
+      <w:r>
+        <w:rPr>
+          <w:lang w:val="en_US" w:bidi="en_US"/>
+        </w:rPr>
+        <w:t>Who do you know who needs to hear this passage?</w:t>
+      </w:r>
+      <w:r>
+        <w:rPr>
+          <w:lang w:val="en_US" w:bidi="en_US"/>
+        </w:rPr>
+      </w:r>
+    </w:p>
+    <w:p>
+      <w:pPr>
+        <w:pStyle w:val="Heading3"/>
+      </w:pPr>
+      <w:r>
+        <w:rPr>
+          <w:lang w:val="en_US" w:bidi="en_US"/>
+        </w:rPr>
+        <w:t>Setting the Stage</w:t>
+      </w:r>
+      <w:r>
+        <w:rPr>
+          <w:lang w:val="en_US" w:bidi="en_US"/>
+        </w:rPr>
+      </w:r>
+    </w:p>
+    <w:p>
+      <w:pPr/>
+      <w:r>
+        <w:rPr>
+          <w:lang w:val="en_US" w:bidi="en_US"/>
+        </w:rPr>
+      </w:r>
+      <w:r>
+        <w:rPr>
+          <w:lang w:val="en_US" w:bidi="en_US"/>
+        </w:rPr>
+        <w:t>Listen to an audio version of Ephesians 6:10–20 in the easiest-to-understand translation.</w:t>
+      </w:r>
+    </w:p>
+    <w:p>
+      <w:pPr/>
+      <w:r>
+        <w:rPr>
+          <w:lang w:val="en_US" w:bidi="en_US"/>
+        </w:rPr>
+      </w:r>
+      <w:r>
+        <w:rPr>
+          <w:lang w:val="en_US" w:bidi="en_US"/>
+        </w:rPr>
+        <w:t>After describing how believers should act in their households, Paul summarizes his letter to them and gives them a strong encouragement. Paul compares the believers to Roman soldiers, who are famous for the way they fought together as a group and could fight through any sort of difficulty. The soldiers carried their armor and equipment to stay safe. In the same way, the believers must carry and use all the resources and protection that God gives them. When believers pray, God gives the believers power to use the armor that he has given them. Paul reminds believers to pray at all times, especially for fellow believers including himself.</w:t>
+      </w:r>
+    </w:p>
+    <w:p>
+      <w:pPr/>
+      <w:r>
+        <w:rPr>
+          <w:lang w:val="en_US" w:bidi="en_US"/>
+        </w:rPr>
+      </w:r>
+      <w:r>
+        <w:rPr>
+          <w:lang w:val="en_US" w:bidi="en_US"/>
+        </w:rPr>
+        <w:t>Paul begins by telling the believers to be strong, then reminds them they get their strength and power from the Lord Jesus. God has given the believers resources, like a soldier's armor, to help and protect them. The devil will look for ways to hurt the believers until God's final victory. Only the armor of God will enable the believers to stand, or to successfully resist the devil's evil plans. This is exactly what Paul has been encouraging the believers to do throughout his letters.</w:t>
+      </w:r>
+    </w:p>
+    <w:p>
+      <w:pPr/>
+      <w:r>
+        <w:rPr>
+          <w:lang w:val="en_US" w:bidi="en_US"/>
+        </w:rPr>
+      </w:r>
+      <w:r>
+        <w:rPr>
+          <w:lang w:val="en_US" w:bidi="en_US"/>
+        </w:rPr>
+        <w:t>Paul then describes the kind of battle that all believers are fighting. He says that our fight is not against "flesh and blood," meaning that our fight is not against other humans. Though humans may appear to be the believers' enemies, the devil and his spirits are the real enemy. Paul describes these enemies in four ways: as rulers, authorities, powers of this dark world, and evil spirits. These enemies come from the heavenly realms. This is not in heaven with God, but in the spiritual world where the evil spirits live. They rule over and control the unbelievers, making the world evil with their lies.</w:t>
+      </w:r>
+    </w:p>
+    <w:p>
+      <w:pPr/>
+      <w:r>
+        <w:rPr>
+          <w:lang w:val="en_US" w:bidi="en_US"/>
+        </w:rPr>
+      </w:r>
+      <w:r>
+        <w:rPr>
+          <w:lang w:val="en_US" w:bidi="en_US"/>
+        </w:rPr>
+        <w:t>Because the battle and enemies are spiritual, Paul tells the believers to use or put on the spiritual protection that God gives them, which is like the armor that a soldier wears to protect himself when he fights in a battle. The believers must use these resources and be prepared to stand, not run away or give up on the day of evil. Remember, Paul already said earlier in this letter that the days are evil, so the believers must be ready to stand each day when evil comes.</w:t>
+      </w:r>
+    </w:p>
+    <w:p>
+      <w:pPr/>
+      <w:r>
+        <w:rPr>
+          <w:lang w:val="en_US" w:bidi="en_US"/>
+        </w:rPr>
+      </w:r>
+      <w:r>
+        <w:rPr>
+          <w:lang w:val="en_US" w:bidi="en_US"/>
+        </w:rPr>
+        <w:t>Now Paul describes the specific pieces of armor, comparing each piece to something spiritual that believers will use to stand strong. The truth that God gives is like a Roman soldier's belt. The belt holds up his long clothes so that he can run and fight. The believers must remain truthful and avoid lies and false teaching to keep the unity of the believers.</w:t>
+      </w:r>
+    </w:p>
+    <w:p>
+      <w:pPr/>
+      <w:r>
+        <w:rPr>
+          <w:lang w:val="en_US" w:bidi="en_US"/>
+        </w:rPr>
+      </w:r>
+      <w:r>
+        <w:rPr>
+          <w:lang w:val="en_US" w:bidi="en_US"/>
+        </w:rPr>
+        <w:t xml:space="preserve">Stop here and look at a picture of a </w:t>
+      </w:r>
+      <w:hyperlink r:id="rId83">
+        <w:r>
+          <w:rPr>
+            <w:lang w:val="en_US" w:bidi="en_US"/>
+          </w:rPr>
+          <w:rPr>
+            <w:color w:val="0000EE"/>
+            <w:u w:val="single"/>
+          </w:rPr>
+          <w:t>Roman soldier's belt</w:t>
+        </w:r>
+      </w:hyperlink>
+      <w:r>
+        <w:rPr>
+          <w:lang w:val="en_US" w:bidi="en_US"/>
+        </w:rPr>
+        <w:t xml:space="preserve"> as a group. Pause this audio here.</w:t>
+      </w:r>
+    </w:p>
+    <w:p>
+      <w:pPr/>
+      <w:r>
+        <w:rPr>
+          <w:lang w:val="en_US" w:bidi="en_US"/>
+        </w:rPr>
+      </w:r>
+      <w:r>
+        <w:rPr>
+          <w:lang w:val="en_US" w:bidi="en_US"/>
+        </w:rPr>
+        <w:t>Believers must wear the breastplate of righteousness. People made a breastplate out of tough leather or metal to cover the chest and sometimes the back. Just like a breastplate protects a soldier in a battle, behaving in a right way will protect the believers when the devil attacks.</w:t>
+      </w:r>
+    </w:p>
+    <w:p>
+      <w:pPr/>
+      <w:r>
+        <w:rPr>
+          <w:lang w:val="en_US" w:bidi="en_US"/>
+        </w:rPr>
+      </w:r>
+      <w:r>
+        <w:rPr>
+          <w:lang w:val="en_US" w:bidi="en_US"/>
+        </w:rPr>
+        <w:t xml:space="preserve">Stop here and look at a picture of a </w:t>
+      </w:r>
+      <w:hyperlink r:id="rId84">
+        <w:r>
+          <w:rPr>
+            <w:lang w:val="en_US" w:bidi="en_US"/>
+          </w:rPr>
+          <w:rPr>
+            <w:color w:val="0000EE"/>
+            <w:u w:val="single"/>
+          </w:rPr>
+          <w:t>Roman soldier's breastplate</w:t>
+        </w:r>
+      </w:hyperlink>
+      <w:r>
+        <w:rPr>
+          <w:lang w:val="en_US" w:bidi="en_US"/>
+        </w:rPr>
+        <w:t xml:space="preserve"> as a group. Pause this audio here.</w:t>
+      </w:r>
+    </w:p>
+    <w:p>
+      <w:pPr/>
+      <w:r>
+        <w:rPr>
+          <w:lang w:val="en_US" w:bidi="en_US"/>
+        </w:rPr>
+      </w:r>
+      <w:r>
+        <w:rPr>
+          <w:lang w:val="en_US" w:bidi="en_US"/>
+        </w:rPr>
+        <w:t>Like shoes, believers put on the peace that comes from the good news, which shows how people can have peace with God. The devil will try to cause fights to destroy the unity of the Spirit. The gospel of peace is the best protection against the disunity and fights that the devil brings. Instead of fighting other believers, the believers will be ready to share the good news and the peace God gives.</w:t>
+      </w:r>
+    </w:p>
+    <w:p>
+      <w:pPr/>
+      <w:r>
+        <w:rPr>
+          <w:lang w:val="en_US" w:bidi="en_US"/>
+        </w:rPr>
+      </w:r>
+      <w:r>
+        <w:rPr>
+          <w:lang w:val="en_US" w:bidi="en_US"/>
+        </w:rPr>
+        <w:t xml:space="preserve">Stop here and look at a picture of a </w:t>
+      </w:r>
+      <w:hyperlink r:id="rId85">
+        <w:r>
+          <w:rPr>
+            <w:lang w:val="en_US" w:bidi="en_US"/>
+          </w:rPr>
+          <w:rPr>
+            <w:color w:val="0000EE"/>
+            <w:u w:val="single"/>
+          </w:rPr>
+          <w:t>Roman soldier's shoes</w:t>
+        </w:r>
+      </w:hyperlink>
+      <w:r>
+        <w:rPr>
+          <w:lang w:val="en_US" w:bidi="en_US"/>
+        </w:rPr>
+        <w:t xml:space="preserve"> as a group. Pause this audio here.</w:t>
+      </w:r>
+    </w:p>
+    <w:p>
+      <w:pPr/>
+      <w:r>
+        <w:rPr>
+          <w:lang w:val="en_US" w:bidi="en_US"/>
+        </w:rPr>
+      </w:r>
+      <w:r>
+        <w:rPr>
+          <w:lang w:val="en_US" w:bidi="en_US"/>
+        </w:rPr>
+        <w:t>Believers also need to continue to have faith in God, which will protect them like a shield. Roman soldiers carried large wooden shields in the shape of a rectangle, about 1.2 meters high. They covered the wood in leather and before battle, the soldier would soak the leather in water. Their enemies would attack by dipping arrows in tar, lighting the arrows on fire, and shooting the burning arrows at the soldiers. However, the wet shields would stop and put out the fiery arrows.</w:t>
+      </w:r>
+    </w:p>
+    <w:p>
+      <w:pPr/>
+      <w:r>
+        <w:rPr>
+          <w:lang w:val="en_US" w:bidi="en_US"/>
+        </w:rPr>
+      </w:r>
+      <w:r>
+        <w:rPr>
+          <w:lang w:val="en_US" w:bidi="en_US"/>
+        </w:rPr>
+        <w:t xml:space="preserve">Stop here and look at a picture of a </w:t>
+      </w:r>
+      <w:hyperlink r:id="rId86">
+        <w:r>
+          <w:rPr>
+            <w:lang w:val="en_US" w:bidi="en_US"/>
+          </w:rPr>
+          <w:rPr>
+            <w:color w:val="0000EE"/>
+            <w:u w:val="single"/>
+          </w:rPr>
+          <w:t>Roman soldier's shield</w:t>
+        </w:r>
+      </w:hyperlink>
+      <w:r>
+        <w:rPr>
+          <w:lang w:val="en_US" w:bidi="en_US"/>
+        </w:rPr>
+        <w:t xml:space="preserve"> as a group. Look also at a drawing of an </w:t>
+      </w:r>
+      <w:hyperlink r:id="rId87">
+        <w:r>
+          <w:rPr>
+            <w:lang w:val="en_US" w:bidi="en_US"/>
+          </w:rPr>
+          <w:rPr>
+            <w:color w:val="0000EE"/>
+            <w:u w:val="single"/>
+          </w:rPr>
+          <w:t>archer with a bow and arrow</w:t>
+        </w:r>
+      </w:hyperlink>
+      <w:r>
+        <w:rPr>
+          <w:lang w:val="en_US" w:bidi="en_US"/>
+        </w:rPr>
+        <w:t>. Pause this audio here.</w:t>
+      </w:r>
+    </w:p>
+    <w:p>
+      <w:pPr/>
+      <w:r>
+        <w:rPr>
+          <w:lang w:val="en_US" w:bidi="en_US"/>
+        </w:rPr>
+      </w:r>
+      <w:r>
+        <w:rPr>
+          <w:lang w:val="en_US" w:bidi="en_US"/>
+        </w:rPr>
+        <w:t>The evil one, who is the devil, attacks the believers. Sometimes the devil persecutes believers, makes them believe false teaching, or tempts them to do wrong things. These attacks are like the flaming arrows in a battle. Believers must trust God to protect them from the attacks of the evil one, like a shield that protects soldiers in battle from the flaming arrows.</w:t>
+      </w:r>
+    </w:p>
+    <w:p>
+      <w:pPr/>
+      <w:r>
+        <w:rPr>
+          <w:lang w:val="en_US" w:bidi="en_US"/>
+        </w:rPr>
+      </w:r>
+      <w:r>
+        <w:rPr>
+          <w:lang w:val="en_US" w:bidi="en_US"/>
+        </w:rPr>
+        <w:t>The salvation Christ gives believers is like a helmet. Roman soldiers wore hats of heavy leather or metal to protect their heads. God has already rescued the believers from the devil's rule, so the believers can be confident of God's victory over the devil.</w:t>
+      </w:r>
+    </w:p>
+    <w:p>
+      <w:pPr/>
+      <w:r>
+        <w:rPr>
+          <w:lang w:val="en_US" w:bidi="en_US"/>
+        </w:rPr>
+      </w:r>
+      <w:r>
+        <w:rPr>
+          <w:lang w:val="en_US" w:bidi="en_US"/>
+        </w:rPr>
+        <w:t xml:space="preserve">Stop here and look at a picture of a </w:t>
+      </w:r>
+      <w:hyperlink r:id="rId88">
+        <w:r>
+          <w:rPr>
+            <w:lang w:val="en_US" w:bidi="en_US"/>
+          </w:rPr>
+          <w:rPr>
+            <w:color w:val="0000EE"/>
+            <w:u w:val="single"/>
+          </w:rPr>
+          <w:t>Roman soldier's helmet</w:t>
+        </w:r>
+      </w:hyperlink>
+      <w:r>
+        <w:rPr>
+          <w:lang w:val="en_US" w:bidi="en_US"/>
+        </w:rPr>
+        <w:t xml:space="preserve"> as a group. Pause this audio here.</w:t>
+      </w:r>
+    </w:p>
+    <w:p>
+      <w:pPr/>
+      <w:r>
+        <w:rPr>
+          <w:lang w:val="en_US" w:bidi="en_US"/>
+        </w:rPr>
+      </w:r>
+      <w:r>
+        <w:rPr>
+          <w:lang w:val="en_US" w:bidi="en_US"/>
+        </w:rPr>
+        <w:t>The last piece of equipment, the only weapon of attack, is the sword, which is the word of God. The Holy Spirit gives believers this sword by leading them to learn and understand God's word in the scriptures. Then the believer will be ready to speak it as a defense when the devil tries to tempt them away from loyalty to Christ.</w:t>
+      </w:r>
+    </w:p>
+    <w:p>
+      <w:pPr/>
+      <w:r>
+        <w:rPr>
+          <w:lang w:val="en_US" w:bidi="en_US"/>
+        </w:rPr>
+      </w:r>
+      <w:r>
+        <w:rPr>
+          <w:lang w:val="en_US" w:bidi="en_US"/>
+        </w:rPr>
+        <w:t xml:space="preserve">Stop here and look at a picture of a </w:t>
+      </w:r>
+      <w:hyperlink r:id="rId89">
+        <w:r>
+          <w:rPr>
+            <w:lang w:val="en_US" w:bidi="en_US"/>
+          </w:rPr>
+          <w:rPr>
+            <w:color w:val="0000EE"/>
+            <w:u w:val="single"/>
+          </w:rPr>
+          <w:t>Roman soldier's sword</w:t>
+        </w:r>
+      </w:hyperlink>
+      <w:r>
+        <w:rPr>
+          <w:lang w:val="en_US" w:bidi="en_US"/>
+        </w:rPr>
+        <w:t xml:space="preserve"> as a group. Pause this audio here.</w:t>
+      </w:r>
+    </w:p>
+    <w:p>
+      <w:pPr/>
+      <w:r>
+        <w:rPr>
+          <w:lang w:val="en_US" w:bidi="en_US"/>
+        </w:rPr>
+      </w:r>
+      <w:r>
+        <w:rPr>
+          <w:lang w:val="en_US" w:bidi="en_US"/>
+        </w:rPr>
+        <w:t>Finally, while the believers do all of this, they must also pray. The Holy Spirit guides and shows them how to pray. Since this is a battle, believers need to be alert and never give up praying, so that they do not become discouraged or lazy about praying.</w:t>
+      </w:r>
+    </w:p>
+    <w:p>
+      <w:pPr/>
+      <w:r>
+        <w:rPr>
+          <w:lang w:val="en_US" w:bidi="en_US"/>
+        </w:rPr>
+      </w:r>
+      <w:r>
+        <w:rPr>
+          <w:lang w:val="en_US" w:bidi="en_US"/>
+        </w:rPr>
+        <w:t>And since this is a battle where they fight alongside other believers, they should help and show care by praying for the saints, or the Lord's people. One fellow believer who especially needs prayer is Paul. He asks them to pray that God will give him the words to say. Then he can speak without fear, explaining the truth in the good news. This news was like a mystery until God revealed it to the believers. Since he has this truth, Paul says he is an ambassador, a person who speaks on behalf of his ruler, who is Christ. He must continue to declare the good news fearlessly even while in prison.</w:t>
+      </w:r>
+      <w:r>
+        <w:rPr>
+          <w:lang w:val="en_US" w:bidi="en_US"/>
+        </w:rPr>
+      </w:r>
+    </w:p>
+    <w:p>
+      <w:pPr>
+        <w:pStyle w:val="Heading3"/>
+      </w:pPr>
+      <w:r>
+        <w:rPr>
+          <w:lang w:val="en_US" w:bidi="en_US"/>
+        </w:rPr>
+        <w:t>Defining the Scenes</w:t>
+      </w:r>
+      <w:r>
+        <w:rPr>
+          <w:lang w:val="en_US" w:bidi="en_US"/>
+        </w:rPr>
+      </w:r>
+    </w:p>
+    <w:p>
+      <w:pPr/>
+      <w:r>
+        <w:rPr>
+          <w:lang w:val="en_US" w:bidi="en_US"/>
+        </w:rPr>
+      </w:r>
+      <w:r>
+        <w:rPr>
+          <w:lang w:val="en_US" w:bidi="en_US"/>
+        </w:rPr>
+        <w:t>Listen to an audio version of Ephesians 6:10–20 in the easiest-to-understand translation.</w:t>
+      </w:r>
+    </w:p>
+    <w:p>
+      <w:pPr/>
+      <w:r>
+        <w:rPr>
+          <w:lang w:val="en_US" w:bidi="en_US"/>
+        </w:rPr>
+      </w:r>
+      <w:r>
+        <w:rPr>
+          <w:lang w:val="en_US" w:bidi="en_US"/>
+        </w:rPr>
+        <w:t>In this step, the group will define the parts, characters, and setting of this passage. Then the group will visualize this passage.</w:t>
+      </w:r>
+    </w:p>
+    <w:p>
+      <w:pPr/>
+      <w:r>
+        <w:rPr>
+          <w:lang w:val="en_US" w:bidi="en_US"/>
+        </w:rPr>
+      </w:r>
+      <w:r>
+        <w:rPr>
+          <w:lang w:val="en_US" w:bidi="en_US"/>
+        </w:rPr>
+        <w:t>This passage has 3 parts.</w:t>
+      </w:r>
+    </w:p>
+    <w:p>
+      <w:pPr/>
+      <w:r>
+        <w:rPr>
+          <w:lang w:val="en_US" w:bidi="en_US"/>
+        </w:rPr>
+      </w:r>
+      <w:r>
+        <w:rPr>
+          <w:b/>
+          <w:lang w:val="en_US" w:bidi="en_US"/>
+        </w:rPr>
+        <w:t>In the first part:</w:t>
+      </w:r>
+      <w:r>
+        <w:rPr>
+          <w:lang w:val="en_US" w:bidi="en_US"/>
+        </w:rPr>
+        <w:t xml:space="preserve"> Paul urges the believers to put on the armor that God gives. He explains how the believers need spiritual armor in this spiritual battle, describing the spiritual enemies that believers face. When the believers wear this armor, they are able to successfully resist the devil, his evil plans, and his followers.</w:t>
+      </w:r>
+    </w:p>
+    <w:p>
+      <w:pPr/>
+      <w:r>
+        <w:rPr>
+          <w:lang w:val="en_US" w:bidi="en_US"/>
+        </w:rPr>
+      </w:r>
+      <w:r>
+        <w:rPr>
+          <w:b/>
+          <w:lang w:val="en_US" w:bidi="en_US"/>
+        </w:rPr>
+        <w:t>In the second part:</w:t>
+      </w:r>
+      <w:r>
+        <w:rPr>
+          <w:lang w:val="en_US" w:bidi="en_US"/>
+        </w:rPr>
+        <w:t xml:space="preserve"> Paul describes six pieces of equipment that a Roman soldier of that time used, and compares each piece to something spiritual that will help the believers in their fight against the devil.</w:t>
+      </w:r>
+    </w:p>
+    <w:p>
+      <w:pPr/>
+      <w:r>
+        <w:rPr>
+          <w:lang w:val="en_US" w:bidi="en_US"/>
+        </w:rPr>
+      </w:r>
+      <w:r>
+        <w:rPr>
+          <w:b/>
+          <w:lang w:val="en_US" w:bidi="en_US"/>
+        </w:rPr>
+        <w:t>In the third part:</w:t>
+      </w:r>
+      <w:r>
+        <w:rPr>
+          <w:lang w:val="en_US" w:bidi="en_US"/>
+        </w:rPr>
+        <w:t xml:space="preserve"> Paul reminds believers to pray at all times and for fellow believers, including himself.</w:t>
+      </w:r>
+    </w:p>
+    <w:p>
+      <w:pPr/>
+      <w:r>
+        <w:rPr>
+          <w:lang w:val="en_US" w:bidi="en_US"/>
+        </w:rPr>
+      </w:r>
+      <w:r>
+        <w:rPr>
+          <w:lang w:val="en_US" w:bidi="en_US"/>
+        </w:rPr>
+        <w:t>The characters in this passage are:</w:t>
+      </w:r>
+    </w:p>
+    <w:p>
+      <w:pPr>
+        <w:pStyle w:val="ListBullet"/>
+        <w:spacing w:line="240" w:lineRule="auto"/>
+        <w:ind w:left="720"/>
+      </w:pPr>
+      <w:r>
+        <w:rPr>
+          <w:lang w:val="en_US" w:bidi="en_US"/>
+        </w:rPr>
+      </w:r>
+      <w:r>
+        <w:rPr>
+          <w:lang w:val="en_US" w:bidi="en_US"/>
+        </w:rPr>
+        <w:t>Paul</w:t>
+      </w:r>
+    </w:p>
+    <w:p>
+      <w:pPr>
+        <w:pStyle w:val="ListBullet"/>
+        <w:spacing w:line="240" w:lineRule="auto"/>
+        <w:ind w:left="720"/>
+      </w:pPr>
+      <w:r>
+        <w:rPr>
+          <w:lang w:val="en_US" w:bidi="en_US"/>
+        </w:rPr>
+      </w:r>
+      <w:r>
+        <w:rPr>
+          <w:lang w:val="en_US" w:bidi="en_US"/>
+        </w:rPr>
+        <w:t>The believers who are listening to these words</w:t>
+      </w:r>
+    </w:p>
+    <w:p>
+      <w:pPr>
+        <w:pStyle w:val="ListBullet"/>
+        <w:spacing w:line="240" w:lineRule="auto"/>
+        <w:ind w:left="720"/>
+      </w:pPr>
+      <w:r>
+        <w:rPr>
+          <w:lang w:val="en_US" w:bidi="en_US"/>
+        </w:rPr>
+      </w:r>
+      <w:r>
+        <w:rPr>
+          <w:lang w:val="en_US" w:bidi="en_US"/>
+        </w:rPr>
+        <w:t>The Lord Jesus</w:t>
+      </w:r>
+    </w:p>
+    <w:p>
+      <w:pPr>
+        <w:pStyle w:val="ListBullet"/>
+        <w:spacing w:line="240" w:lineRule="auto"/>
+        <w:ind w:left="720"/>
+      </w:pPr>
+      <w:r>
+        <w:rPr>
+          <w:lang w:val="en_US" w:bidi="en_US"/>
+        </w:rPr>
+      </w:r>
+      <w:r>
+        <w:rPr>
+          <w:lang w:val="en_US" w:bidi="en_US"/>
+        </w:rPr>
+        <w:t>God</w:t>
+      </w:r>
+    </w:p>
+    <w:p>
+      <w:pPr>
+        <w:pStyle w:val="ListBullet"/>
+        <w:spacing w:line="240" w:lineRule="auto"/>
+        <w:ind w:left="720"/>
+      </w:pPr>
+      <w:r>
+        <w:rPr>
+          <w:lang w:val="en_US" w:bidi="en_US"/>
+        </w:rPr>
+      </w:r>
+      <w:r>
+        <w:rPr>
+          <w:lang w:val="en_US" w:bidi="en_US"/>
+        </w:rPr>
+        <w:t>The devil, who is the evil one</w:t>
+      </w:r>
+    </w:p>
+    <w:p>
+      <w:pPr>
+        <w:pStyle w:val="ListBullet"/>
+        <w:spacing w:line="240" w:lineRule="auto"/>
+        <w:ind w:left="720"/>
+      </w:pPr>
+      <w:r>
+        <w:rPr>
+          <w:lang w:val="en_US" w:bidi="en_US"/>
+        </w:rPr>
+      </w:r>
+      <w:r>
+        <w:rPr>
+          <w:lang w:val="en_US" w:bidi="en_US"/>
+        </w:rPr>
+        <w:t>The rulers, authorities, powers, and spiritual forces of evil</w:t>
+      </w:r>
+    </w:p>
+    <w:p>
+      <w:pPr>
+        <w:pStyle w:val="ListBullet"/>
+        <w:spacing w:line="240" w:lineRule="auto"/>
+        <w:ind w:left="720"/>
+      </w:pPr>
+      <w:r>
+        <w:rPr>
+          <w:lang w:val="en_US" w:bidi="en_US"/>
+        </w:rPr>
+      </w:r>
+      <w:r>
+        <w:rPr>
+          <w:lang w:val="en_US" w:bidi="en_US"/>
+        </w:rPr>
+        <w:t>The Holy Spirit</w:t>
+      </w:r>
+    </w:p>
+    <w:p>
+      <w:pPr/>
+      <w:r>
+        <w:rPr>
+          <w:lang w:val="en_US" w:bidi="en_US"/>
+        </w:rPr>
+      </w:r>
+      <w:r>
+        <w:rPr>
+          <w:lang w:val="en_US" w:bidi="en_US"/>
+        </w:rPr>
+        <w:t>As a group, pay attention to these parts of the passage's setting:</w:t>
+      </w:r>
+    </w:p>
+    <w:p>
+      <w:pPr/>
+      <w:r>
+        <w:rPr>
+          <w:lang w:val="en_US" w:bidi="en_US"/>
+        </w:rPr>
+      </w:r>
+      <w:r>
+        <w:rPr>
+          <w:lang w:val="en_US" w:bidi="en_US"/>
+        </w:rPr>
+        <w:t>Since Paul is finishing his letter, he summarizes many of the behaviors he has encouraged the believers to show. Throughout this section of his letter, Paul uses a comparison based on the equipment or armor of a Roman soldier. The believers would have often seen these soldiers, which would remind them of Paul's words here. Paul describes six pieces of armor that the Roman soldier used and compares each to something spiritual. These pieces of spiritual armor will help the believers fight against the devil when he tries to hurt them. People who are fighting in a battle are always paying attention, so the comparison should make the believer feel like it is important to watch out for the devil's attacks. However, the believers should also feel confident and secure, since they know that Christ is the winner in this battle.</w:t>
+      </w:r>
+    </w:p>
+    <w:p>
+      <w:pPr/>
+      <w:r>
+        <w:rPr>
+          <w:lang w:val="en_US" w:bidi="en_US"/>
+        </w:rPr>
+      </w:r>
+      <w:r>
+        <w:rPr>
+          <w:lang w:val="en_US" w:bidi="en_US"/>
+        </w:rPr>
+        <w:t xml:space="preserve">Stop here and look at a picture of a </w:t>
+      </w:r>
+      <w:hyperlink r:id="rId90">
+        <w:r>
+          <w:rPr>
+            <w:lang w:val="en_US" w:bidi="en_US"/>
+          </w:rPr>
+          <w:rPr>
+            <w:color w:val="0000EE"/>
+            <w:u w:val="single"/>
+          </w:rPr>
+          <w:t>Roman soldier</w:t>
+        </w:r>
+      </w:hyperlink>
+      <w:r>
+        <w:rPr>
+          <w:lang w:val="en_US" w:bidi="en_US"/>
+        </w:rPr>
+        <w:t xml:space="preserve"> wearing all the pieces of armor listed below as a group. How do soldiers dress in your culture when they go out to fight? How is it different from the picture of the Roman soldier? What pieces are similar? Pause this audio here.</w:t>
+      </w:r>
+    </w:p>
+    <w:p>
+      <w:pPr/>
+      <w:r>
+        <w:rPr>
+          <w:lang w:val="en_US" w:bidi="en_US"/>
+        </w:rPr>
+      </w:r>
+      <w:r>
+        <w:rPr>
+          <w:lang w:val="en_US" w:bidi="en_US"/>
+        </w:rPr>
+        <w:t>Paul begins the first part of this passage by telling the believers to be strong, then explains that they should get their strength from the Lord Jesus. The believers' relationship with Jesus is what gives them his power. They become strong by putting on armor, or using the spiritual gifts God has given them. Believers will need this protective armor because they are in a battle. Paul explains why it is so important that they do not rely on their own strength and resources. Their fight is not against other humans. They join a fight against the devil, so they need strength from God.</w:t>
+      </w:r>
+    </w:p>
+    <w:p>
+      <w:pPr/>
+      <w:r>
+        <w:rPr>
+          <w:lang w:val="en_US" w:bidi="en_US"/>
+        </w:rPr>
+      </w:r>
+      <w:r>
+        <w:rPr>
+          <w:lang w:val="en_US" w:bidi="en_US"/>
+        </w:rPr>
+        <w:t>Paul describes the kind of battle and the strength of the enemy. He calls it "our battle," to remind the believers that they are all fighting this same battle. These powers, under the leadership of the devil, rule the current time. The devil's spirits have many names, but in this passage Paul calls them "rulers, powers, forces of darkness, and spiritual forces of evil." They all come from the heavenly realms or the spiritual world, not from earth like humans.</w:t>
+      </w:r>
+    </w:p>
+    <w:p>
+      <w:pPr/>
+      <w:r>
+        <w:rPr>
+          <w:lang w:val="en_US" w:bidi="en_US"/>
+        </w:rPr>
+      </w:r>
+      <w:r>
+        <w:rPr>
+          <w:lang w:val="en_US" w:bidi="en_US"/>
+        </w:rPr>
+        <w:t>Stop here and discuss this question as a group: In your culture, what words do you use to describe spirits? How do you discuss what spirits are like or what they do? Pause this audio here.</w:t>
+      </w:r>
+    </w:p>
+    <w:p>
+      <w:pPr/>
+      <w:r>
+        <w:rPr>
+          <w:lang w:val="en_US" w:bidi="en_US"/>
+        </w:rPr>
+      </w:r>
+      <w:r>
+        <w:rPr>
+          <w:lang w:val="en_US" w:bidi="en_US"/>
+        </w:rPr>
+        <w:t>Now that Paul has warned the believers who they fight against, they need to prepare. Paul says that believers must put on God's protection like pieces of armor. This armor is behavior the believer must display, or attitudes that the believer must have. Then every day when believers fight against the forces of evil, they will not run away. When believers trust in God's resources and hold firm to their beliefs, they can fight against attacks like temptation, anger, and false teaching. After fighting each battle to the end, the believer will still be standing firm and ready for the next battle. So, after they prepare themselves for battle, they must concentrate on standing firm.</w:t>
+      </w:r>
+    </w:p>
+    <w:p>
+      <w:pPr/>
+      <w:r>
+        <w:rPr>
+          <w:lang w:val="en_US" w:bidi="en_US"/>
+        </w:rPr>
+      </w:r>
+      <w:r>
+        <w:rPr>
+          <w:lang w:val="en_US" w:bidi="en_US"/>
+        </w:rPr>
+        <w:t>Stop here and discuss this question as a group: In your language, what words or phrases do you use to describe when a person does not give up and continues to do something even when it is hard? Pause this audio here.</w:t>
+      </w:r>
+    </w:p>
+    <w:p>
+      <w:pPr/>
+      <w:r>
+        <w:rPr>
+          <w:lang w:val="en_US" w:bidi="en_US"/>
+        </w:rPr>
+      </w:r>
+      <w:r>
+        <w:rPr>
+          <w:lang w:val="en_US" w:bidi="en_US"/>
+        </w:rPr>
+        <w:t>Now Paul describes the specific pieces of armor that they will use to stand firm.</w:t>
+      </w:r>
+    </w:p>
+    <w:p>
+      <w:pPr/>
+      <w:r>
+        <w:rPr>
+          <w:lang w:val="en_US" w:bidi="en_US"/>
+        </w:rPr>
+      </w:r>
+      <w:r>
+        <w:rPr>
+          <w:lang w:val="en_US" w:bidi="en_US"/>
+        </w:rPr>
+        <w:t>The truth God gives is like a belt tied around their waists. The belt holds up a soldier's long clothes so that he can run and fight. God's truth supports the believers in their fight with the devil. Next is the breastplate of righteousness: right behavior and showing justice will give protection to the believer. Like shoes, believers put on the peace that comes from the good news about how a person can have peace with God. Then they will be ready and prepared for any attacks. They will also be ready to spread that peace by sharing the good news with people around them.</w:t>
+      </w:r>
+    </w:p>
+    <w:p>
+      <w:pPr/>
+      <w:r>
+        <w:rPr>
+          <w:lang w:val="en_US" w:bidi="en_US"/>
+        </w:rPr>
+      </w:r>
+      <w:r>
+        <w:rPr>
+          <w:lang w:val="en_US" w:bidi="en_US"/>
+        </w:rPr>
+        <w:t>Believers must also carry the shield of faith, which is confident trust that God will protect them against every type of attack. The salvation God gives is like a helmet that protects them from the devil since Christ has saved them.</w:t>
+      </w:r>
+    </w:p>
+    <w:p>
+      <w:pPr/>
+      <w:r>
+        <w:rPr>
+          <w:lang w:val="en_US" w:bidi="en_US"/>
+        </w:rPr>
+      </w:r>
+      <w:r>
+        <w:rPr>
+          <w:lang w:val="en_US" w:bidi="en_US"/>
+        </w:rPr>
+        <w:t>Next is the sword of the Spirit. Paul isn't comparing the Spirit to a sword, like he compares faith to a shield. Instead, he says the word of God is like a sword, and the Holy Spirit helps make the sword useful. When the devil attacks, the believers will defend themselves using God's Word, by reading it, quoting it, and speaking it.</w:t>
+      </w:r>
+    </w:p>
+    <w:p>
+      <w:pPr/>
+      <w:r>
+        <w:rPr>
+          <w:lang w:val="en_US" w:bidi="en_US"/>
+        </w:rPr>
+      </w:r>
+      <w:r>
+        <w:rPr>
+          <w:lang w:val="en_US" w:bidi="en_US"/>
+        </w:rPr>
+        <w:t>Stop here and discuss this question as a group: What words or phrases do you use in your language to describe the way that a person continues to trust God, continues to act rightly, and continues to believe in God's truth? How can you compare or connect it with the way a soldier carries or uses armor? How might it be hard to compare the two? Discuss the way you want to translate the comparison between the armor and the characteristics. Pause this audio here.</w:t>
+      </w:r>
+    </w:p>
+    <w:p>
+      <w:pPr/>
+      <w:r>
+        <w:rPr>
+          <w:lang w:val="en_US" w:bidi="en_US"/>
+        </w:rPr>
+      </w:r>
+      <w:r>
+        <w:rPr>
+          <w:lang w:val="en_US" w:bidi="en_US"/>
+        </w:rPr>
+        <w:t>Finally, while they do all of this, the believers must also pray and depend on God. The Holy Spirit guides and shows them how to pray. Since they are in a constant battle, they must pay attention and always be ready to pray. Paul emphasizes the need to pray constantly, telling believers to pray at all times, with all kinds of prayers and requests, then says they must continually pray for all God's people. Since this is a battle they fight alongside other believers, they should support and care for each other by praying.</w:t>
+      </w:r>
+    </w:p>
+    <w:p>
+      <w:pPr/>
+      <w:r>
+        <w:rPr>
+          <w:lang w:val="en_US" w:bidi="en_US"/>
+        </w:rPr>
+      </w:r>
+      <w:r>
+        <w:rPr>
+          <w:lang w:val="en_US" w:bidi="en_US"/>
+        </w:rPr>
+        <w:t>As a fellow believer, Paul asks them to pray that God will give him the words to say so that he will speak without fear and explain the truth in the good news. This news was like a mystery until God revealed it to the believers. Since he has this truth, Paul says he is an ambassador, a person who speaks on behalf of his ruler, who is Christ. He says he is still an ambassador even while in chains. When he says "in chains" he means in prison. Even in prison, he must continue to declare the good news without being afraid.</w:t>
+      </w:r>
+    </w:p>
+    <w:p>
+      <w:pPr/>
+      <w:r>
+        <w:rPr>
+          <w:lang w:val="en_US" w:bidi="en_US"/>
+        </w:rPr>
+      </w:r>
+      <w:r>
+        <w:rPr>
+          <w:lang w:val="en_US" w:bidi="en_US"/>
+        </w:rPr>
+        <w:t>Stop here and discuss this question as a group: In your language, what words or phrases do you use for a person who represents someone or speaks on behalf of another? How do they do this? How do they know what to say or do? Pause this audio here.</w:t>
+      </w:r>
+    </w:p>
+    <w:p>
+      <w:pPr/>
+      <w:r>
+        <w:rPr>
+          <w:lang w:val="en_US" w:bidi="en_US"/>
+        </w:rPr>
+      </w:r>
+      <w:r>
+        <w:rPr>
+          <w:lang w:val="en_US" w:bidi="en_US"/>
+        </w:rPr>
+        <w:t>Now, the group should storyboard, draw, or use objects to visualize the passage and the action in it. As you do this, you might want to have drawings, objects, or even people to represent Paul, the believers, the Lord Jesus, God, the devil, the evil spirits, and the Holy Spirit.</w:t>
+      </w:r>
+    </w:p>
+    <w:p>
+      <w:pPr/>
+      <w:r>
+        <w:rPr>
+          <w:lang w:val="en_US" w:bidi="en_US"/>
+        </w:rPr>
+      </w:r>
+      <w:r>
+        <w:rPr>
+          <w:lang w:val="en_US" w:bidi="en_US"/>
+        </w:rPr>
+        <w:t>Choose people, drawings, or objects to be each one of these. As you begin to retell the story of these verses, remember that Paul is speaking to the believers. Paul tells the believers to go to the Lord Jesus to get strength. Then show how the devil and his evil spirits plan ways to attack the believers. Show God giving believers armor that they must take and put on. Then show how the devil and his army try to attack the believers like enemy soldiers attack in a battle. But the believers are wearing God's armor, so they can stand and not run away when the devil attacks. Paul reminds believers that they fight not against people, but against all kinds of spiritual forces. These spirits come from the spiritual world to rule in this world, which is evil and dark like night. So again, Paul tells the believers to put on all of the armor from God. As Paul lists out the armor, show the pieces on the believers. They should tie a belt of truth around their waist, put the breastplate of righteousness on their chest and put the shoes of peace on their feet. They should also pick up the shield of faith with one hand, put on the helmet of salvation on their head, and pick up the sword of the Spirit with the other hand. Paul says as they do this, they must pray. Show the believers praying in all situations for each other, staying alert and not giving up. Then show Paul in prison and the believers praying for him also. You can show God telling Paul what to say about the good news while he is in prison.</w:t>
+      </w:r>
+      <w:r>
+        <w:rPr>
+          <w:lang w:val="en_US" w:bidi="en_US"/>
+        </w:rPr>
+      </w:r>
+    </w:p>
+    <w:p>
+      <w:pPr>
+        <w:pStyle w:val="Heading3"/>
+      </w:pPr>
+      <w:r>
+        <w:rPr>
+          <w:lang w:val="en_US" w:bidi="en_US"/>
+        </w:rPr>
+        <w:t>Embodying the Text</w:t>
+      </w:r>
+      <w:r>
+        <w:rPr>
+          <w:lang w:val="en_US" w:bidi="en_US"/>
+        </w:rPr>
+      </w:r>
+    </w:p>
+    <w:p>
+      <w:pPr/>
+      <w:r>
+        <w:rPr>
+          <w:lang w:val="en_US" w:bidi="en_US"/>
+        </w:rPr>
+      </w:r>
+      <w:r>
+        <w:rPr>
+          <w:lang w:val="en_US" w:bidi="en_US"/>
+        </w:rPr>
+        <w:t>Listen to an audio version of Ephesians 6:10–20 in the easiest-to-understand translation.</w:t>
+      </w:r>
+    </w:p>
+    <w:p>
+      <w:pPr/>
+      <w:r>
+        <w:rPr>
+          <w:lang w:val="en_US" w:bidi="en_US"/>
+        </w:rPr>
+      </w:r>
+      <w:r>
+        <w:rPr>
+          <w:lang w:val="en_US" w:bidi="en_US"/>
+        </w:rPr>
+        <w:t>In this step, the group will dramatize the passage.</w:t>
+      </w:r>
+    </w:p>
+    <w:p>
+      <w:pPr/>
+      <w:r>
+        <w:rPr>
+          <w:lang w:val="en_US" w:bidi="en_US"/>
+        </w:rPr>
+      </w:r>
+      <w:r>
+        <w:rPr>
+          <w:lang w:val="en_US" w:bidi="en_US"/>
+        </w:rPr>
+        <w:t>This passage has 3 parts.</w:t>
+      </w:r>
+    </w:p>
+    <w:p>
+      <w:pPr/>
+      <w:r>
+        <w:rPr>
+          <w:lang w:val="en_US" w:bidi="en_US"/>
+        </w:rPr>
+      </w:r>
+      <w:r>
+        <w:rPr>
+          <w:lang w:val="en_US" w:bidi="en_US"/>
+        </w:rPr>
+        <w:t>The characters in this passage are:</w:t>
+      </w:r>
+    </w:p>
+    <w:p>
+      <w:pPr>
+        <w:pStyle w:val="ListBullet"/>
+        <w:spacing w:line="240" w:lineRule="auto"/>
+        <w:ind w:left="720"/>
+      </w:pPr>
+      <w:r>
+        <w:rPr>
+          <w:lang w:val="en_US" w:bidi="en_US"/>
+        </w:rPr>
+      </w:r>
+      <w:r>
+        <w:rPr>
+          <w:lang w:val="en_US" w:bidi="en_US"/>
+        </w:rPr>
+        <w:t>Paul</w:t>
+      </w:r>
+    </w:p>
+    <w:p>
+      <w:pPr>
+        <w:pStyle w:val="ListBullet"/>
+        <w:spacing w:line="240" w:lineRule="auto"/>
+        <w:ind w:left="720"/>
+      </w:pPr>
+      <w:r>
+        <w:rPr>
+          <w:lang w:val="en_US" w:bidi="en_US"/>
+        </w:rPr>
+      </w:r>
+      <w:r>
+        <w:rPr>
+          <w:lang w:val="en_US" w:bidi="en_US"/>
+        </w:rPr>
+        <w:t>The believers who are listening to these words</w:t>
+      </w:r>
+    </w:p>
+    <w:p>
+      <w:pPr>
+        <w:pStyle w:val="ListBullet"/>
+        <w:spacing w:line="240" w:lineRule="auto"/>
+        <w:ind w:left="720"/>
+      </w:pPr>
+      <w:r>
+        <w:rPr>
+          <w:lang w:val="en_US" w:bidi="en_US"/>
+        </w:rPr>
+      </w:r>
+      <w:r>
+        <w:rPr>
+          <w:lang w:val="en_US" w:bidi="en_US"/>
+        </w:rPr>
+        <w:t>The Lord Jesus</w:t>
+      </w:r>
+    </w:p>
+    <w:p>
+      <w:pPr>
+        <w:pStyle w:val="ListBullet"/>
+        <w:spacing w:line="240" w:lineRule="auto"/>
+        <w:ind w:left="720"/>
+      </w:pPr>
+      <w:r>
+        <w:rPr>
+          <w:lang w:val="en_US" w:bidi="en_US"/>
+        </w:rPr>
+      </w:r>
+      <w:r>
+        <w:rPr>
+          <w:lang w:val="en_US" w:bidi="en_US"/>
+        </w:rPr>
+        <w:t>God</w:t>
+      </w:r>
+    </w:p>
+    <w:p>
+      <w:pPr>
+        <w:pStyle w:val="ListBullet"/>
+        <w:spacing w:line="240" w:lineRule="auto"/>
+        <w:ind w:left="720"/>
+      </w:pPr>
+      <w:r>
+        <w:rPr>
+          <w:lang w:val="en_US" w:bidi="en_US"/>
+        </w:rPr>
+      </w:r>
+      <w:r>
+        <w:rPr>
+          <w:lang w:val="en_US" w:bidi="en_US"/>
+        </w:rPr>
+        <w:t>The devil, who is the evil one</w:t>
+      </w:r>
+    </w:p>
+    <w:p>
+      <w:pPr>
+        <w:pStyle w:val="ListBullet"/>
+        <w:spacing w:line="240" w:lineRule="auto"/>
+        <w:ind w:left="720"/>
+      </w:pPr>
+      <w:r>
+        <w:rPr>
+          <w:lang w:val="en_US" w:bidi="en_US"/>
+        </w:rPr>
+      </w:r>
+      <w:r>
+        <w:rPr>
+          <w:lang w:val="en_US" w:bidi="en_US"/>
+        </w:rPr>
+        <w:t>The rulers, authorities, powers, and spiritual forces of evil</w:t>
+      </w:r>
+    </w:p>
+    <w:p>
+      <w:pPr>
+        <w:pStyle w:val="ListBullet"/>
+        <w:spacing w:line="240" w:lineRule="auto"/>
+        <w:ind w:left="720"/>
+      </w:pPr>
+      <w:r>
+        <w:rPr>
+          <w:lang w:val="en_US" w:bidi="en_US"/>
+        </w:rPr>
+      </w:r>
+      <w:r>
+        <w:rPr>
+          <w:lang w:val="en_US" w:bidi="en_US"/>
+        </w:rPr>
+        <w:t>The Holy Spirit</w:t>
+      </w:r>
+    </w:p>
+    <w:p>
+      <w:pPr/>
+      <w:r>
+        <w:rPr>
+          <w:lang w:val="en_US" w:bidi="en_US"/>
+        </w:rPr>
+      </w:r>
+      <w:r>
+        <w:rPr>
+          <w:lang w:val="en_US" w:bidi="en_US"/>
+        </w:rPr>
+        <w:t>As a group, act out the passage twice. You should act out the passage in your own language.</w:t>
+      </w:r>
+    </w:p>
+    <w:p>
+      <w:pPr/>
+      <w:r>
+        <w:rPr>
+          <w:lang w:val="en_US" w:bidi="en_US"/>
+        </w:rPr>
+      </w:r>
+      <w:r>
+        <w:rPr>
+          <w:lang w:val="en_US" w:bidi="en_US"/>
+        </w:rPr>
+        <w:t>First, act out the passage without stopping. Pay attention to the dialogue, flow, plotline, and chronology of the passage. Make sure you do not skip acting out the difficult or important parts of the passage. Help each other remember every part of the passage.</w:t>
+      </w:r>
+    </w:p>
+    <w:p>
+      <w:pPr/>
+      <w:r>
+        <w:rPr>
+          <w:lang w:val="en_US" w:bidi="en_US"/>
+        </w:rPr>
+      </w:r>
+      <w:r>
+        <w:rPr>
+          <w:lang w:val="en_US" w:bidi="en_US"/>
+        </w:rPr>
+        <w:t>Pause this audio here and act out the passage.</w:t>
+      </w:r>
+    </w:p>
+    <w:p>
+      <w:pPr/>
+      <w:r>
+        <w:rPr>
+          <w:lang w:val="en_US" w:bidi="en_US"/>
+        </w:rPr>
+      </w:r>
+      <w:r>
+        <w:rPr>
+          <w:lang w:val="en_US" w:bidi="en_US"/>
+        </w:rPr>
+        <w:t>The group should act out this passage a second time. At certain points in the drama, pause the drama and ask the person playing the character, "What are you feeling or thinking?" The person playing the character should answer what they would be feeling or thinking if they were that character. Then continue the drama.</w:t>
+      </w:r>
+    </w:p>
+    <w:p>
+      <w:pPr/>
+      <w:r>
+        <w:rPr>
+          <w:lang w:val="en_US" w:bidi="en_US"/>
+        </w:rPr>
+      </w:r>
+      <w:r>
+        <w:rPr>
+          <w:lang w:val="en_US" w:bidi="en_US"/>
+        </w:rPr>
+        <w:t>Pause this audio here and act out the passage a second time.</w:t>
+      </w:r>
+    </w:p>
+    <w:p>
+      <w:pPr/>
+      <w:r>
+        <w:rPr>
+          <w:lang w:val="en_US" w:bidi="en_US"/>
+        </w:rPr>
+      </w:r>
+      <w:r>
+        <w:rPr>
+          <w:lang w:val="en_US" w:bidi="en_US"/>
+        </w:rPr>
+        <w:t>The following is an example of the drama and possible responses.</w:t>
+      </w:r>
+    </w:p>
+    <w:p>
+      <w:pPr/>
+      <w:r>
+        <w:rPr>
+          <w:lang w:val="en_US" w:bidi="en_US"/>
+        </w:rPr>
+      </w:r>
+      <w:r>
+        <w:rPr>
+          <w:lang w:val="en_US" w:bidi="en_US"/>
+        </w:rPr>
+        <w:t>Paul says, "My finishing words are these: Get strength from the Lord Jesus; let him make you strong with his mighty power. Like a soldier puts on his armor to fight, put on the armor God gives you so you can protect yourself against the devil's evil plans. You need this armor because we are not fighting against human beings. No, we are fighting against the evil rulers and authorities of the unseen world, against mighty powers in the days in which we live, which are like night. And we fight against the evil spirits who come from the heavenly places."</w:t>
+      </w:r>
+      <w:r>
+        <w:rPr>
+          <w:lang w:val="en_US" w:bidi="en_US"/>
+        </w:rPr>
+        <w:t>Pause the drama.</w:t>
+      </w:r>
+    </w:p>
+    <w:p>
+      <w:pPr/>
+      <w:r>
+        <w:rPr>
+          <w:lang w:val="en_US" w:bidi="en_US"/>
+        </w:rPr>
+      </w:r>
+      <w:r>
+        <w:rPr>
+          <w:lang w:val="en_US" w:bidi="en_US"/>
+        </w:rPr>
+        <w:t>Ask the person playing the devil, "What are you feeling or thinking?" The person might answer things like, "Since God is my enemy, I don't want people to follow him. I am going to try to stop the believers from telling others how to be in a good relationship with God," or "I will send all of my evil spirits against the believers, because I know God loves his people and it will make him sad to see them hurt. Unfortunately, I also know that Christ will completely destroy me and I am afraid," or "I know the believers will be able to resist me when they wear the armor God gives them, so I will try to trick them and tell them that they don't need God's armor, and that they can be strong on their own. Then I can hurt them."</w:t>
+      </w:r>
+    </w:p>
+    <w:p>
+      <w:pPr/>
+      <w:r>
+        <w:rPr>
+          <w:lang w:val="en_US" w:bidi="en_US"/>
+        </w:rPr>
+      </w:r>
+      <w:r>
+        <w:rPr>
+          <w:lang w:val="en_US" w:bidi="en_US"/>
+        </w:rPr>
+        <w:t>Ask the person playing Jesus, "What are you feeling or thinking?" The person might answer things like, "I already defeated the devil when I beat him on the cross. I am strong and powerful and I want the believers to use my strength because then they can resist the devil," or "Because I care about all people, it is important for the believers not to hate or try to harm unbelievers. I want those people to stop listening to the devil's schemes and to become believers as well."</w:t>
+      </w:r>
+    </w:p>
+    <w:p>
+      <w:pPr/>
+      <w:r>
+        <w:rPr>
+          <w:lang w:val="en_US" w:bidi="en_US"/>
+        </w:rPr>
+      </w:r>
+      <w:r>
+        <w:rPr>
+          <w:lang w:val="en_US" w:bidi="en_US"/>
+        </w:rPr>
+        <w:t>Paul says, "This is why you must put on the protection, like armor, which God has provided for you. Then, any time that you have to fight against evil in these evil days, you will not run away. You will stand strong. After fighting each battle to the end, you will still be standing, ready for the next battle."</w:t>
+      </w:r>
+      <w:r>
+        <w:rPr>
+          <w:lang w:val="en_US" w:bidi="en_US"/>
+        </w:rPr>
+        <w:t>Pause the drama.</w:t>
+      </w:r>
+    </w:p>
+    <w:p>
+      <w:pPr/>
+      <w:r>
+        <w:rPr>
+          <w:lang w:val="en_US" w:bidi="en_US"/>
+        </w:rPr>
+      </w:r>
+      <w:r>
+        <w:rPr>
+          <w:lang w:val="en_US" w:bidi="en_US"/>
+        </w:rPr>
+        <w:t>Ask the person playing Paul, "What are you feeling or thinking?" The person might answer things like, "I want the believers to understand that it is important that they use the protection God gives them. This is not a calm peaceful time, but a battlefield where they can be hurt!" or "It can be overwhelming to know that we will be in many battles, but it is even more encouraging to know that God gives us what we need to resist the devil. No matter what happens, we know he has already saved us and that the devil will lose," or "I hope the believers understand that they must put on and use the armor God gives them, or they will be like a soldier in a dangerous battle who left his armor at home."</w:t>
+      </w:r>
+    </w:p>
+    <w:p>
+      <w:pPr/>
+      <w:r>
+        <w:rPr>
+          <w:lang w:val="en_US" w:bidi="en_US"/>
+        </w:rPr>
+      </w:r>
+      <w:r>
+        <w:rPr>
+          <w:lang w:val="en_US" w:bidi="en_US"/>
+        </w:rPr>
+        <w:t>Paul says, "So be ready by preparing yourself. Take truth as if it were the belt you put on, and righteousness as if it were the breastplate that protects you. Your readiness to announce the Good News of Peace will be like the shoes that you wear. In addition to these, carry on your arm the shield, which is your faith, the confidence and trust which you have towards God. He will protect you when the devil attacks you, just like a shield protects a soldier from burning arrows. Accept the salvation that God gives; it will protect you like a helmet. Receive from the Holy Spirit the word of God, which will be like a sword."</w:t>
+      </w:r>
+      <w:r>
+        <w:rPr>
+          <w:lang w:val="en_US" w:bidi="en_US"/>
+        </w:rPr>
+        <w:t>Pause the drama.</w:t>
+      </w:r>
+    </w:p>
+    <w:p>
+      <w:pPr/>
+      <w:r>
+        <w:rPr>
+          <w:lang w:val="en_US" w:bidi="en_US"/>
+        </w:rPr>
+      </w:r>
+      <w:r>
+        <w:rPr>
+          <w:lang w:val="en_US" w:bidi="en_US"/>
+        </w:rPr>
+        <w:t>Ask the person playing the believers, "What are you feeling or thinking?" The person might answer things like, "It is amazing how God has given us such good protection like armor to protect us! Like a soldier who wears armor, we will be ready to face any kind of attack from the devil," or "When I see Roman soldiers in their armor, I will think of Paul's words and remember that I must continue to wear God's armor," or "This is a lot of new attitudes and behavior that I will need to learn. I am glad that God is giving me this armor and helping me wear it."</w:t>
+      </w:r>
+    </w:p>
+    <w:p>
+      <w:pPr/>
+      <w:r>
+        <w:rPr>
+          <w:lang w:val="en_US" w:bidi="en_US"/>
+        </w:rPr>
+      </w:r>
+      <w:r>
+        <w:rPr>
+          <w:lang w:val="en_US" w:bidi="en_US"/>
+        </w:rPr>
+        <w:t>Paul says, "Pray as you do all this with the Spirit helping and leading you. Pray in every situation with all kinds of requests and prayers. Stay alert and don't give up. Whenever you pray, pray for all God's people."</w:t>
+      </w:r>
+      <w:r>
+        <w:rPr>
+          <w:lang w:val="en_US" w:bidi="en_US"/>
+        </w:rPr>
+        <w:t>Pause the drama.</w:t>
+      </w:r>
+    </w:p>
+    <w:p>
+      <w:pPr/>
+      <w:r>
+        <w:rPr>
+          <w:lang w:val="en_US" w:bidi="en_US"/>
+        </w:rPr>
+      </w:r>
+      <w:r>
+        <w:rPr>
+          <w:lang w:val="en_US" w:bidi="en_US"/>
+        </w:rPr>
+        <w:t>Ask the person playing the Holy Spirit, "What are you feeling or thinking?" The person might answer things like, "I know when people are overwhelmed they cannot think of the words to say. Other times they are busy and don't remember to pray. I will remind them and help them pray, because I want to help them and I know how much they need help," or "I want to help the believers to pray because God comforts them and enjoys speaking with them. I too feel that joy," or "I don't want the believers to be afraid. Even amid all these battles, I will be with the believers, reminding them of the comfort in the scriptures and the resources God gives them."</w:t>
+      </w:r>
+    </w:p>
+    <w:p>
+      <w:pPr/>
+      <w:r>
+        <w:rPr>
+          <w:lang w:val="en_US" w:bidi="en_US"/>
+        </w:rPr>
+      </w:r>
+      <w:r>
+        <w:rPr>
+          <w:lang w:val="en_US" w:bidi="en_US"/>
+        </w:rPr>
+        <w:t>Paul says, "Also pray that God will tell me what to say when I begin to speak. Then I can speak fearlessly as I explain the truth God has revealed to us in the good news. I am God's representative and he told me to proclaim the good news even while I am in prison. Pray that I will speak without fear, as I should."</w:t>
+      </w:r>
+      <w:r>
+        <w:rPr>
+          <w:lang w:val="en_US" w:bidi="en_US"/>
+        </w:rPr>
+        <w:t>Pause the drama.</w:t>
+      </w:r>
+    </w:p>
+    <w:p>
+      <w:pPr/>
+      <w:r>
+        <w:rPr>
+          <w:lang w:val="en_US" w:bidi="en_US"/>
+        </w:rPr>
+      </w:r>
+      <w:r>
+        <w:rPr>
+          <w:lang w:val="en_US" w:bidi="en_US"/>
+        </w:rPr>
+        <w:t>Ask the person playing Paul, "What are you feeling or thinking?" The person might answer things like, "Sometimes I speak to rulers and important people. I don't want to be nervous when I speak and mess up my words when I talk about the good news!" or "I know God's words are better than any words I could use, so I want him to give me the words to speak. When I speak his words, people understand the truth God has revealed to us!" or "Even though I am in prison, I am not discouraged. I know this is the place God wants me to share his good news."</w:t>
+      </w:r>
+    </w:p>
+    <w:p>
+      <w:pPr/>
+      <w:r>
+        <w:rPr>
+          <w:lang w:val="en_US" w:bidi="en_US"/>
+        </w:rPr>
+      </w:r>
+      <w:r>
+        <w:rPr>
+          <w:lang w:val="en_US" w:bidi="en_US"/>
+        </w:rPr>
+        <w:t>Ask the person playing God, "What are you feeling or thinking?" The person might answer things like, "Other people may forget or think unkindly about people in prison, but I care for all people, including prisoners. Because I want all people to be in a right relationship with me, I have called Paul to explain the good news about me to the other people in prison," or "I don't want Paul to be overwhelmed by everything he must say, so I will give him the words to speak. My words have the power to change people," or "I want my people to pray for each other, which helps them remember and love each other more. I rejoice when my people care for each other and help encourage one another."</w:t>
+      </w:r>
+      <w:r>
+        <w:rPr>
+          <w:lang w:val="en_US" w:bidi="en_US"/>
+        </w:rPr>
+      </w:r>
+    </w:p>
+    <w:p>
+      <w:pPr>
+        <w:pStyle w:val="Heading3"/>
+      </w:pPr>
+      <w:r>
+        <w:rPr>
+          <w:lang w:val="en_US" w:bidi="en_US"/>
+        </w:rPr>
+        <w:t>Filling the Gaps</w:t>
+      </w:r>
+      <w:r>
+        <w:rPr>
+          <w:lang w:val="en_US" w:bidi="en_US"/>
+        </w:rPr>
+      </w:r>
+    </w:p>
+    <w:p>
+      <w:pPr/>
+      <w:r>
+        <w:rPr>
+          <w:lang w:val="en_US" w:bidi="en_US"/>
+        </w:rPr>
+      </w:r>
+      <w:r>
+        <w:rPr>
+          <w:lang w:val="en_US" w:bidi="en_US"/>
+        </w:rPr>
+        <w:t>Listen to an audio version of Ephesians 6:10–20 in the easiest-to-understand translation.</w:t>
+      </w:r>
+    </w:p>
+    <w:p>
+      <w:pPr/>
+      <w:r>
+        <w:rPr>
+          <w:lang w:val="en_US" w:bidi="en_US"/>
+        </w:rPr>
+      </w:r>
+      <w:r>
+        <w:rPr>
+          <w:lang w:val="en_US" w:bidi="en_US"/>
+        </w:rPr>
+        <w:t>In this step, the group will discuss key terms and words in this passage.</w:t>
+      </w:r>
+    </w:p>
+    <w:p>
+      <w:pPr/>
+      <w:r>
+        <w:rPr>
+          <w:lang w:val="en_US" w:bidi="en_US"/>
+        </w:rPr>
+      </w:r>
+      <w:r>
+        <w:rPr>
+          <w:lang w:val="en_US" w:bidi="en_US"/>
+        </w:rPr>
+        <w:t xml:space="preserve">Paul tells the believers to get strength from the </w:t>
+      </w:r>
+      <w:r>
+        <w:rPr>
+          <w:b/>
+          <w:lang w:val="en_US" w:bidi="en_US"/>
+        </w:rPr>
+        <w:t>Lord</w:t>
+      </w:r>
+      <w:r>
+        <w:rPr>
+          <w:lang w:val="en_US" w:bidi="en_US"/>
+        </w:rPr>
+        <w:t xml:space="preserve">. A lord is a master over other people, who has full authority. Lord here probably means Jesus. For more information on </w:t>
       </w:r>
       <w:hyperlink r:id="rId18">
         <w:r>
@@ -36785,76 +39170,36 @@
         <w:rPr>
           <w:lang w:val="en_US" w:bidi="en_US"/>
         </w:rPr>
-        <w:t xml:space="preserve">Paul quotes from the Scriptures, which say that people should </w:t>
+        <w:t xml:space="preserve">The believers must put on the </w:t>
       </w:r>
       <w:r>
         <w:rPr>
           <w:b/>
           <w:lang w:val="en_US" w:bidi="en_US"/>
         </w:rPr>
-        <w:t>honor</w:t>
-      </w:r>
-      <w:r>
-        <w:rPr>
-          <w:lang w:val="en_US" w:bidi="en_US"/>
-        </w:rPr>
-        <w:t xml:space="preserve"> their father and mother. To honor someone means to recognize or consider that person is worthy to love and obey.</w:t>
-      </w:r>
-    </w:p>
-    <w:p>
-      <w:pPr/>
-      <w:r>
-        <w:rPr>
-          <w:lang w:val="en_US" w:bidi="en_US"/>
-        </w:rPr>
-      </w:r>
-      <w:r>
-        <w:rPr>
-          <w:lang w:val="en_US" w:bidi="en_US"/>
-        </w:rPr>
-        <w:t xml:space="preserve">Stop here and discuss as a group: How will you describe the action of </w:t>
-      </w:r>
-      <w:r>
-        <w:rPr>
-          <w:b/>
-          <w:lang w:val="en_US" w:bidi="en_US"/>
-        </w:rPr>
-        <w:t>honoring</w:t>
-      </w:r>
-      <w:r>
-        <w:rPr>
-          <w:lang w:val="en_US" w:bidi="en_US"/>
-        </w:rPr>
-        <w:t xml:space="preserve"> your father and mother? Pause this audio here.</w:t>
-      </w:r>
-    </w:p>
-    <w:p>
-      <w:pPr/>
-      <w:r>
-        <w:rPr>
-          <w:lang w:val="en_US" w:bidi="en_US"/>
-        </w:rPr>
-      </w:r>
-      <w:r>
-        <w:rPr>
-          <w:lang w:val="en_US" w:bidi="en_US"/>
-        </w:rPr>
-        <w:t xml:space="preserve">Paul says that this is the first </w:t>
-      </w:r>
-      <w:r>
-        <w:rPr>
-          <w:b/>
-          <w:lang w:val="en_US" w:bidi="en_US"/>
-        </w:rPr>
-        <w:t>commandment</w:t>
-      </w:r>
-      <w:r>
-        <w:rPr>
-          <w:lang w:val="en_US" w:bidi="en_US"/>
-        </w:rPr>
-        <w:t xml:space="preserve"> that God gives with a promise. The commandments are the rules that God gave his people, the people of Israel, to show them how to live their lives. For more information on </w:t>
-      </w:r>
-      <w:hyperlink r:id="rId50">
+        <w:t>armor</w:t>
+      </w:r>
+      <w:r>
+        <w:rPr>
+          <w:lang w:val="en_US" w:bidi="en_US"/>
+        </w:rPr>
+        <w:t xml:space="preserve"> that God gives to them. Armor in this context is the equipment and weapons worn and carried by a soldier as he went into battle. Paul was probably describing the armor that Roman soldiers wore.</w:t>
+      </w:r>
+    </w:p>
+    <w:p>
+      <w:pPr/>
+      <w:r>
+        <w:rPr>
+          <w:lang w:val="en_US" w:bidi="en_US"/>
+        </w:rPr>
+      </w:r>
+      <w:r>
+        <w:rPr>
+          <w:lang w:val="en_US" w:bidi="en_US"/>
+        </w:rPr>
+        <w:t xml:space="preserve">Stop here and look at a picture of a </w:t>
+      </w:r>
+      <w:hyperlink r:id="rId90">
         <w:r>
           <w:rPr>
             <w:lang w:val="en_US" w:bidi="en_US"/>
@@ -36863,50 +39208,43 @@
             <w:color w:val="0000EE"/>
             <w:u w:val="single"/>
           </w:rPr>
-          <w:t>commandment</w:t>
+          <w:t>Roman soldier with all his armor</w:t>
         </w:r>
       </w:hyperlink>
       <w:r>
         <w:rPr>
           <w:lang w:val="en_US" w:bidi="en_US"/>
         </w:rPr>
-        <w:t>, refer to the Master Glossary. Use the same word or phrase for commandment as you used in previous passages.</w:t>
-      </w:r>
-    </w:p>
-    <w:p>
-      <w:pPr/>
-      <w:r>
-        <w:rPr>
-          <w:lang w:val="en_US" w:bidi="en_US"/>
-        </w:rPr>
+        <w:t xml:space="preserve"> if needed. Pause this audio here.</w:t>
+      </w:r>
+    </w:p>
+    <w:p>
+      <w:pPr/>
+      <w:r>
+        <w:rPr>
+          <w:lang w:val="en_US" w:bidi="en_US"/>
+        </w:rPr>
+      </w:r>
+      <w:r>
+        <w:rPr>
+          <w:lang w:val="en_US" w:bidi="en_US"/>
+        </w:rPr>
+        <w:t xml:space="preserve">The believers need this armor to fight against the </w:t>
       </w:r>
       <w:r>
         <w:rPr>
           <w:b/>
           <w:lang w:val="en_US" w:bidi="en_US"/>
         </w:rPr>
-        <w:t>Slaves</w:t>
-      </w:r>
-      <w:r>
-        <w:rPr>
-          <w:lang w:val="en_US" w:bidi="en_US"/>
-        </w:rPr>
-        <w:t xml:space="preserve"> should obey their masters with the same sincerity that they obey </w:t>
-      </w:r>
-      <w:r>
-        <w:rPr>
-          <w:b/>
-          <w:lang w:val="en_US" w:bidi="en_US"/>
-        </w:rPr>
-        <w:t>Christ</w:t>
-      </w:r>
-      <w:r>
-        <w:rPr>
-          <w:lang w:val="en_US" w:bidi="en_US"/>
-        </w:rPr>
-        <w:t xml:space="preserve">. For more information on </w:t>
-      </w:r>
-      <w:hyperlink r:id="rId16">
+        <w:t>devil's</w:t>
+      </w:r>
+      <w:r>
+        <w:rPr>
+          <w:lang w:val="en_US" w:bidi="en_US"/>
+        </w:rPr>
+        <w:t xml:space="preserve"> schemes, or evil plans. The devil, also called Satan, is the leader of all evil spirits. Paul also calls him "the evil one" later in this section of his letter. He tries to make people turn away from God by deceiving them. The devil is powerful and dangerous and he is always looking for ways that he can work against God and against God's people. Even though God still allows the devil to use his power for now, when Jesus comes back, Jesus will defeat the devil forever. God will punish the devil and all the evil spirits, and they will never be able to work against God and his people again. For more information on </w:t>
+      </w:r>
+      <w:hyperlink r:id="rId37">
         <w:r>
           <w:rPr>
             <w:lang w:val="en_US" w:bidi="en_US"/>
@@ -36915,43 +39253,161 @@
             <w:color w:val="0000EE"/>
             <w:u w:val="single"/>
           </w:rPr>
-          <w:t>Christ</w:t>
+          <w:t>devil</w:t>
         </w:r>
       </w:hyperlink>
       <w:r>
         <w:rPr>
           <w:lang w:val="en_US" w:bidi="en_US"/>
         </w:rPr>
-        <w:t>, refer to the Master Glossary. Use the same word or phrase for Christ as you used in previous passages. Slaves worked for other people and usually had no rights to leave their work.</w:t>
-      </w:r>
-    </w:p>
-    <w:p>
-      <w:pPr/>
-      <w:r>
-        <w:rPr>
-          <w:lang w:val="en_US" w:bidi="en_US"/>
-        </w:rPr>
-      </w:r>
-      <w:r>
-        <w:rPr>
-          <w:lang w:val="en_US" w:bidi="en_US"/>
-        </w:rPr>
-        <w:t xml:space="preserve">Stop here and discuss as a group what word you will use for </w:t>
+        <w:t>, refer to the Master Glossary. Use the same word or phrase for devil as you used in previous passages.</w:t>
+      </w:r>
+    </w:p>
+    <w:p>
+      <w:pPr/>
+      <w:r>
+        <w:rPr>
+          <w:lang w:val="en_US" w:bidi="en_US"/>
+        </w:rPr>
+      </w:r>
+      <w:r>
+        <w:rPr>
+          <w:lang w:val="en_US" w:bidi="en_US"/>
+        </w:rPr>
+        <w:t xml:space="preserve">The believers' struggle, or fight, is not against flesh and blood, which is another way of saying human beings. Instead, they fight against the </w:t>
       </w:r>
       <w:r>
         <w:rPr>
           <w:b/>
           <w:lang w:val="en_US" w:bidi="en_US"/>
         </w:rPr>
-        <w:t>slave</w:t>
-      </w:r>
-      <w:r>
-        <w:rPr>
-          <w:lang w:val="en_US" w:bidi="en_US"/>
-        </w:rPr>
-        <w:t xml:space="preserve">. If you have translated this word in another book of the Bible use the same word here. For more information on </w:t>
-      </w:r>
-      <w:hyperlink r:id="rId83">
+        <w:t>rulers</w:t>
+      </w:r>
+      <w:r>
+        <w:rPr>
+          <w:lang w:val="en_US" w:bidi="en_US"/>
+        </w:rPr>
+        <w:t xml:space="preserve">, </w:t>
+      </w:r>
+      <w:r>
+        <w:rPr>
+          <w:b/>
+          <w:lang w:val="en_US" w:bidi="en_US"/>
+        </w:rPr>
+        <w:t>authorities</w:t>
+      </w:r>
+      <w:r>
+        <w:rPr>
+          <w:lang w:val="en_US" w:bidi="en_US"/>
+        </w:rPr>
+        <w:t xml:space="preserve">, the </w:t>
+      </w:r>
+      <w:r>
+        <w:rPr>
+          <w:b/>
+          <w:lang w:val="en_US" w:bidi="en_US"/>
+        </w:rPr>
+        <w:t>powers</w:t>
+      </w:r>
+      <w:r>
+        <w:rPr>
+          <w:lang w:val="en_US" w:bidi="en_US"/>
+        </w:rPr>
+        <w:t xml:space="preserve"> of the dark world, and the </w:t>
+      </w:r>
+      <w:r>
+        <w:rPr>
+          <w:b/>
+          <w:lang w:val="en_US" w:bidi="en_US"/>
+        </w:rPr>
+        <w:t>spiritual forces of evil</w:t>
+      </w:r>
+      <w:r>
+        <w:rPr>
+          <w:lang w:val="en_US" w:bidi="en_US"/>
+        </w:rPr>
+        <w:t xml:space="preserve"> in the heavenly places. These are all </w:t>
+      </w:r>
+      <w:r>
+        <w:rPr>
+          <w:b/>
+          <w:lang w:val="en_US" w:bidi="en_US"/>
+        </w:rPr>
+        <w:t>spirits</w:t>
+      </w:r>
+      <w:r>
+        <w:rPr>
+          <w:lang w:val="en_US" w:bidi="en_US"/>
+        </w:rPr>
+        <w:t xml:space="preserve"> or demons who are rebelling against God. The leader of these spirits is the devil. Because God created everything that exists, God also created these spirits. God created them good, as angels, to do his work. But some angels rebelled against God, and became evil spirits. These evil spirits try to destroy and deceive people. Some other names for these spirits are demonic powers, world rulers of darkness, fate, and false gods.</w:t>
+      </w:r>
+    </w:p>
+    <w:p>
+      <w:pPr/>
+      <w:r>
+        <w:rPr>
+          <w:lang w:val="en_US" w:bidi="en_US"/>
+        </w:rPr>
+      </w:r>
+      <w:r>
+        <w:rPr>
+          <w:lang w:val="en_US" w:bidi="en_US"/>
+        </w:rPr>
+        <w:t xml:space="preserve">Stop here and discuss as a group what word or phrase you will use for </w:t>
+      </w:r>
+      <w:r>
+        <w:rPr>
+          <w:b/>
+          <w:lang w:val="en_US" w:bidi="en_US"/>
+        </w:rPr>
+        <w:t>rulers</w:t>
+      </w:r>
+      <w:r>
+        <w:rPr>
+          <w:lang w:val="en_US" w:bidi="en_US"/>
+        </w:rPr>
+        <w:t xml:space="preserve">, </w:t>
+      </w:r>
+      <w:r>
+        <w:rPr>
+          <w:b/>
+          <w:lang w:val="en_US" w:bidi="en_US"/>
+        </w:rPr>
+        <w:t>authorities</w:t>
+      </w:r>
+      <w:r>
+        <w:rPr>
+          <w:lang w:val="en_US" w:bidi="en_US"/>
+        </w:rPr>
+        <w:t xml:space="preserve">, </w:t>
+      </w:r>
+      <w:r>
+        <w:rPr>
+          <w:b/>
+          <w:lang w:val="en_US" w:bidi="en_US"/>
+        </w:rPr>
+        <w:t>powers</w:t>
+      </w:r>
+      <w:r>
+        <w:rPr>
+          <w:lang w:val="en_US" w:bidi="en_US"/>
+        </w:rPr>
+        <w:t xml:space="preserve">, and </w:t>
+      </w:r>
+      <w:r>
+        <w:rPr>
+          <w:b/>
+          <w:lang w:val="en_US" w:bidi="en_US"/>
+        </w:rPr>
+        <w:t>spiritual forces of evil</w:t>
+      </w:r>
+      <w:r>
+        <w:rPr>
+          <w:lang w:val="en_US" w:bidi="en_US"/>
+        </w:rPr>
+        <w:t xml:space="preserve">. Look up </w:t>
+      </w:r>
+      <w:hyperlink r:id="rId91">
         <w:r>
           <w:rPr>
             <w:lang w:val="en_US" w:bidi="en_US"/>
@@ -36960,64 +39416,16 @@
             <w:color w:val="0000EE"/>
             <w:u w:val="single"/>
           </w:rPr>
-          <w:t>slave</w:t>
+          <w:t>demon</w:t>
         </w:r>
       </w:hyperlink>
       <w:r>
         <w:rPr>
           <w:lang w:val="en_US" w:bidi="en_US"/>
         </w:rPr>
-        <w:t>, refer to the Master Glossary. Pause this audio here.</w:t>
-      </w:r>
-    </w:p>
-    <w:p>
-      <w:pPr/>
-      <w:r>
-        <w:rPr>
-          <w:lang w:val="en_US" w:bidi="en_US"/>
-        </w:rPr>
-      </w:r>
-      <w:r>
-        <w:rPr>
-          <w:b/>
-          <w:lang w:val="en_US" w:bidi="en_US"/>
-        </w:rPr>
-        <w:t>Masters</w:t>
-      </w:r>
-      <w:r>
-        <w:rPr>
-          <w:lang w:val="en_US" w:bidi="en_US"/>
-        </w:rPr>
-        <w:t xml:space="preserve"> should treat their slaves in an appropriate manner, remembering that they both have the same master in heaven. A master is a respectful title for someone in a high position or status. In the New Testament, it is the same word that people sometimes translate as lord. Paul is talking to human masters, who are the people who own other people as slaves. The masters should remember that they and their slaves all belong to the same master. Their master is God the Father and the Lord Jesus.</w:t>
-      </w:r>
-    </w:p>
-    <w:p>
-      <w:pPr/>
-      <w:r>
-        <w:rPr>
-          <w:lang w:val="en_US" w:bidi="en_US"/>
-        </w:rPr>
-      </w:r>
-      <w:r>
-        <w:rPr>
-          <w:lang w:val="en_US" w:bidi="en_US"/>
-        </w:rPr>
-        <w:t xml:space="preserve">Stop here and discuss as a group what word or phrase you will use for </w:t>
-      </w:r>
-      <w:r>
-        <w:rPr>
-          <w:b/>
-          <w:lang w:val="en_US" w:bidi="en_US"/>
-        </w:rPr>
-        <w:t>master</w:t>
-      </w:r>
-      <w:r>
-        <w:rPr>
-          <w:lang w:val="en_US" w:bidi="en_US"/>
-        </w:rPr>
-        <w:t xml:space="preserve">. Paul uses the same word for Lord and master, for when he refers to God and Jesus, as well as for a human master. Discuss whether you want to use the same or a different word for a human master and for the Lord Jesus and Lord God. Look up </w:t>
-      </w:r>
-      <w:hyperlink r:id="rId84">
+        <w:t xml:space="preserve"> and </w:t>
+      </w:r>
+      <w:hyperlink r:id="rId92">
         <w:r>
           <w:rPr>
             <w:lang w:val="en_US" w:bidi="en_US"/>
@@ -37026,14 +39434,14 @@
             <w:color w:val="0000EE"/>
             <w:u w:val="single"/>
           </w:rPr>
-          <w:t>master</w:t>
+          <w:t>spirit</w:t>
         </w:r>
       </w:hyperlink>
       <w:r>
         <w:rPr>
           <w:lang w:val="en_US" w:bidi="en_US"/>
         </w:rPr>
-        <w:t xml:space="preserve"> in the Master Glossary for more information. If you have already translated this word in another book of the Bible, use the same word that you have used there. Pause this audio here.</w:t>
+        <w:t>, or supernatural being, in the Master Glossary for more information. If you have already translated these words in another book of the Bible, use the same words that you have used there. Pause this audio here.</w:t>
       </w:r>
     </w:p>
     <w:p>
@@ -37048,13 +39456,84 @@
           <w:b/>
           <w:lang w:val="en_US" w:bidi="en_US"/>
         </w:rPr>
-        <w:t>Heaven</w:t>
-      </w:r>
-      <w:r>
-        <w:rPr>
-          <w:lang w:val="en_US" w:bidi="en_US"/>
-        </w:rPr>
-        <w:t xml:space="preserve"> refers to the place where God lives. This heaven is not somewhere in this universe; it is not a place that humans can travel to. For more information on </w:t>
+        <w:t>Evil</w:t>
+      </w:r>
+      <w:r>
+        <w:rPr>
+          <w:lang w:val="en_US" w:bidi="en_US"/>
+        </w:rPr>
+        <w:t xml:space="preserve"> refers to anything that comes against God. It is the opposite of good; evil behavior is a wrong thing to do, or a bad thing. For more information on </w:t>
+      </w:r>
+      <w:hyperlink r:id="rId78">
+        <w:r>
+          <w:rPr>
+            <w:lang w:val="en_US" w:bidi="en_US"/>
+          </w:rPr>
+          <w:rPr>
+            <w:color w:val="0000EE"/>
+            <w:u w:val="single"/>
+          </w:rPr>
+          <w:t>evil</w:t>
+        </w:r>
+      </w:hyperlink>
+      <w:r>
+        <w:rPr>
+          <w:lang w:val="en_US" w:bidi="en_US"/>
+        </w:rPr>
+        <w:t>, refer to the Master Glossary. Use the same word or phrase for evil as you used in previous passages.</w:t>
+      </w:r>
+    </w:p>
+    <w:p>
+      <w:pPr/>
+      <w:r>
+        <w:rPr>
+          <w:lang w:val="en_US" w:bidi="en_US"/>
+        </w:rPr>
+      </w:r>
+      <w:r>
+        <w:rPr>
+          <w:lang w:val="en_US" w:bidi="en_US"/>
+        </w:rPr>
+        <w:t xml:space="preserve">These evil spirits come from the </w:t>
+      </w:r>
+      <w:r>
+        <w:rPr>
+          <w:b/>
+          <w:lang w:val="en_US" w:bidi="en_US"/>
+        </w:rPr>
+        <w:t>heavenly places</w:t>
+      </w:r>
+      <w:r>
+        <w:rPr>
+          <w:lang w:val="en_US" w:bidi="en_US"/>
+        </w:rPr>
+        <w:t xml:space="preserve">, or </w:t>
+      </w:r>
+      <w:r>
+        <w:rPr>
+          <w:b/>
+          <w:lang w:val="en_US" w:bidi="en_US"/>
+        </w:rPr>
+        <w:t>heavenly realms</w:t>
+      </w:r>
+      <w:r>
+        <w:rPr>
+          <w:lang w:val="en_US" w:bidi="en_US"/>
+        </w:rPr>
+        <w:t xml:space="preserve">. The word </w:t>
+      </w:r>
+      <w:r>
+        <w:rPr>
+          <w:b/>
+          <w:lang w:val="en_US" w:bidi="en_US"/>
+        </w:rPr>
+        <w:t>heaven</w:t>
+      </w:r>
+      <w:r>
+        <w:rPr>
+          <w:lang w:val="en_US" w:bidi="en_US"/>
+        </w:rPr>
+        <w:t xml:space="preserve"> sometimes means the visible sky, which is where people believe the spirits live. At the time Paul wrote this letter, people believed that there were many layers or levels to heaven and God lived in the highest layer. In this section of the letter, the heavenly realms do not mean the highest heaven where God is, as God did not send these evil spirits from his heaven. For more information on heavenly places, refer to </w:t>
       </w:r>
       <w:hyperlink r:id="rId21">
         <w:r>
@@ -37072,511 +39551,63 @@
         <w:rPr>
           <w:lang w:val="en_US" w:bidi="en_US"/>
         </w:rPr>
-        <w:t>, refer to the Master Glossary. Use the same word or phrase for heaven as you used in previous passages.</w:t>
-      </w:r>
-      <w:r>
-        <w:rPr>
-          <w:lang w:val="en_US" w:bidi="en_US"/>
-        </w:rPr>
-      </w:r>
-    </w:p>
-    <w:p>
-      <w:pPr>
-        <w:pStyle w:val="Heading3"/>
-      </w:pPr>
-      <w:r>
-        <w:rPr>
-          <w:lang w:val="en_US" w:bidi="en_US"/>
-        </w:rPr>
-        <w:t>Speaking the Word</w:t>
-      </w:r>
-      <w:r>
-        <w:rPr>
-          <w:lang w:val="en_US" w:bidi="en_US"/>
-        </w:rPr>
-      </w:r>
-    </w:p>
-    <w:p>
-      <w:pPr/>
-      <w:r>
-        <w:rPr>
-          <w:lang w:val="en_US" w:bidi="en_US"/>
-        </w:rPr>
-      </w:r>
-      <w:r>
-        <w:rPr>
-          <w:lang w:val="en_US" w:bidi="en_US"/>
-        </w:rPr>
-        <w:t>Listen to an audio version of the passage in the easiest-to-understand translation.</w:t>
-      </w:r>
-    </w:p>
-    <w:p>
-      <w:pPr/>
-      <w:r>
-        <w:rPr>
-          <w:lang w:val="en_US" w:bidi="en_US"/>
-        </w:rPr>
-      </w:r>
-      <w:r>
-        <w:rPr>
-          <w:lang w:val="en_US" w:bidi="en_US"/>
-        </w:rPr>
-        <w:t>In this session, retell the passage, as a group, in your own language.</w:t>
-      </w:r>
-    </w:p>
-    <w:p>
-      <w:pPr/>
-      <w:r>
-        <w:rPr>
-          <w:lang w:val="en_US" w:bidi="en_US"/>
-        </w:rPr>
-      </w:r>
-      <w:r>
-        <w:rPr>
-          <w:lang w:val="en_US" w:bidi="en_US"/>
-        </w:rPr>
-        <w:t>First, the whole group should practice telling the passage in your own language. Remember to include the things you decided in previous steps, like chronology, words, phrases, emotions, or anything else you discussed.</w:t>
-      </w:r>
-    </w:p>
-    <w:p>
-      <w:pPr/>
-      <w:r>
-        <w:rPr>
-          <w:lang w:val="en_US" w:bidi="en_US"/>
-        </w:rPr>
-      </w:r>
-      <w:r>
-        <w:rPr>
-          <w:lang w:val="en_US" w:bidi="en_US"/>
-        </w:rPr>
-        <w:t>One group member should tell a few sentences of the passage and pause. Another group member should tell the next part of the passage and pause. Do this until the group has retold the whole passage. The group members can correct each other in this step. Pause this audio here.</w:t>
-      </w:r>
-    </w:p>
-    <w:p>
-      <w:pPr/>
-      <w:r>
-        <w:rPr>
-          <w:lang w:val="en_US" w:bidi="en_US"/>
-        </w:rPr>
-      </w:r>
-      <w:r>
-        <w:rPr>
-          <w:lang w:val="en_US" w:bidi="en_US"/>
-        </w:rPr>
-        <w:t>Next, each member of the group should tell the whole passage without interruption at least one time. A group member can use random objects, motions, or their storyboard to help them remember the passage. Pause this audio here.</w:t>
-      </w:r>
-    </w:p>
-    <w:p>
-      <w:pPr/>
-      <w:r>
-        <w:rPr>
-          <w:lang w:val="en_US" w:bidi="en_US"/>
-        </w:rPr>
-      </w:r>
-      <w:r>
-        <w:rPr>
-          <w:lang w:val="en_US" w:bidi="en_US"/>
-        </w:rPr>
-        <w:t>Next, the group can decide whose version of the passage you like the most. You may decide that you liked the way one group member told one scene but you liked the way a different group member told another scene. Pause this audio here.</w:t>
-      </w:r>
-    </w:p>
-    <w:p>
-      <w:pPr/>
-      <w:r>
-        <w:rPr>
-          <w:lang w:val="en_US" w:bidi="en_US"/>
-        </w:rPr>
-      </w:r>
-      <w:r>
-        <w:rPr>
-          <w:lang w:val="en_US" w:bidi="en_US"/>
-        </w:rPr>
-        <w:t>Finally, the group can put together a final version of the passage that everyone agrees on. Each group member should practice telling this final version of the passage.</w:t>
-      </w:r>
-      <w:r>
-        <w:rPr>
-          <w:lang w:val="en_US" w:bidi="en_US"/>
-        </w:rPr>
-      </w:r>
-      <w:r>
-        <w:rPr>
-          <w:lang w:val="en_US" w:bidi="en_US"/>
-        </w:rPr>
-      </w:r>
-    </w:p>
-    <w:p>
-      <w:pPr/>
-      <w:r>
-        <w:rPr>
-          <w:lang w:val="en_US" w:bidi="en_US"/>
-        </w:rPr>
-      </w:r>
-    </w:p>
-    <w:p>
-      <w:pPr>
-        <w:pStyle w:val="Heading2"/>
-      </w:pPr>
-      <w:r>
-        <w:rPr>
-          <w:lang w:val="en_US" w:bidi="en_US"/>
-        </w:rPr>
-        <w:t>Ephesians 6:10–20</w:t>
-      </w:r>
-      <w:r>
-        <w:rPr>
-          <w:lang w:val="en_US" w:bidi="en_US"/>
-        </w:rPr>
-      </w:r>
-    </w:p>
-    <w:p>
-      <w:pPr>
-        <w:pStyle w:val="Heading3"/>
-      </w:pPr>
-      <w:r>
-        <w:rPr>
-          <w:lang w:val="en_US" w:bidi="en_US"/>
-        </w:rPr>
-        <w:t>Hear and Heart</w:t>
-      </w:r>
-      <w:r>
-        <w:rPr>
-          <w:lang w:val="en_US" w:bidi="en_US"/>
-        </w:rPr>
-      </w:r>
-    </w:p>
-    <w:p>
-      <w:pPr/>
-      <w:r>
-        <w:rPr>
-          <w:lang w:val="en_US" w:bidi="en_US"/>
-        </w:rPr>
-      </w:r>
-      <w:r>
-        <w:rPr>
-          <w:lang w:val="en_US" w:bidi="en_US"/>
-        </w:rPr>
-        <w:t>In this step, hear Ephesians 6:10–20 and put it in your hearts.</w:t>
-      </w:r>
-    </w:p>
-    <w:p>
-      <w:pPr/>
-      <w:r>
-        <w:rPr>
-          <w:lang w:val="en_US" w:bidi="en_US"/>
-        </w:rPr>
-      </w:r>
-      <w:r>
-        <w:rPr>
-          <w:lang w:val="en_US" w:bidi="en_US"/>
-        </w:rPr>
-        <w:t>Listen to an audio version of Ephesians 6:10–20 three times, in three different translations, if possible.</w:t>
-      </w:r>
-    </w:p>
-    <w:p>
-      <w:pPr/>
-      <w:r>
-        <w:rPr>
-          <w:lang w:val="en_US" w:bidi="en_US"/>
-        </w:rPr>
-      </w:r>
-      <w:r>
-        <w:rPr>
-          <w:lang w:val="en_US" w:bidi="en_US"/>
-        </w:rPr>
-        <w:t>Pause this audio here.</w:t>
-      </w:r>
-    </w:p>
-    <w:p>
-      <w:pPr/>
-      <w:r>
-        <w:rPr>
-          <w:lang w:val="en_US" w:bidi="en_US"/>
-        </w:rPr>
-      </w:r>
-      <w:r>
-        <w:rPr>
-          <w:lang w:val="en_US" w:bidi="en_US"/>
-        </w:rPr>
-        <w:t>Now, as a group, discuss the following questions:</w:t>
-      </w:r>
-    </w:p>
-    <w:p>
-      <w:pPr>
-        <w:pStyle w:val="ListNumber"/>
-        <w:numPr>
-          <w:ilvl w:val="0"/>
-          <w:numId w:val="33"/>
-        </w:numPr>
-        <w:spacing w:line="240" w:lineRule="auto"/>
-        <w:ind w:left="720"/>
-      </w:pPr>
-      <w:r>
-        <w:rPr>
-          <w:lang w:val="en_US" w:bidi="en_US"/>
-        </w:rPr>
-      </w:r>
-      <w:r>
-        <w:rPr>
-          <w:lang w:val="en_US" w:bidi="en_US"/>
-        </w:rPr>
-        <w:t>What do you like in this passage? Pause this audio here.</w:t>
-      </w:r>
-    </w:p>
-    <w:p>
-      <w:pPr>
-        <w:pStyle w:val="ListNumber"/>
-        <w:spacing w:line="240" w:lineRule="auto"/>
-        <w:ind w:left="720"/>
-      </w:pPr>
-      <w:r>
-        <w:rPr>
-          <w:lang w:val="en_US" w:bidi="en_US"/>
-        </w:rPr>
-      </w:r>
-      <w:r>
-        <w:rPr>
-          <w:lang w:val="en_US" w:bidi="en_US"/>
-        </w:rPr>
-        <w:t>What do you not like or not understand in this passage? Pause this audio here.</w:t>
-      </w:r>
-    </w:p>
-    <w:p>
-      <w:pPr>
-        <w:pStyle w:val="ListNumber"/>
-        <w:spacing w:line="240" w:lineRule="auto"/>
-        <w:ind w:left="720"/>
-      </w:pPr>
-      <w:r>
-        <w:rPr>
-          <w:lang w:val="en_US" w:bidi="en_US"/>
-        </w:rPr>
-      </w:r>
-      <w:r>
-        <w:rPr>
-          <w:lang w:val="en_US" w:bidi="en_US"/>
-        </w:rPr>
-        <w:t>What does this passage tell us about God or Jesus? Pause this audio here.</w:t>
-      </w:r>
-    </w:p>
-    <w:p>
-      <w:pPr>
-        <w:pStyle w:val="ListNumber"/>
-        <w:spacing w:line="240" w:lineRule="auto"/>
-        <w:ind w:left="720"/>
-      </w:pPr>
-      <w:r>
-        <w:rPr>
-          <w:lang w:val="en_US" w:bidi="en_US"/>
-        </w:rPr>
-      </w:r>
-      <w:r>
-        <w:rPr>
-          <w:lang w:val="en_US" w:bidi="en_US"/>
-        </w:rPr>
-        <w:t>What does this passage tell us about people? Pause this audio here.</w:t>
-      </w:r>
-    </w:p>
-    <w:p>
-      <w:pPr>
-        <w:pStyle w:val="ListNumber"/>
-        <w:spacing w:line="240" w:lineRule="auto"/>
-        <w:ind w:left="720"/>
-      </w:pPr>
-      <w:r>
-        <w:rPr>
-          <w:lang w:val="en_US" w:bidi="en_US"/>
-        </w:rPr>
-      </w:r>
-      <w:r>
-        <w:rPr>
-          <w:lang w:val="en_US" w:bidi="en_US"/>
-        </w:rPr>
-        <w:t>How does this passage affect our daily lives? Pause this audio here.</w:t>
-      </w:r>
-    </w:p>
-    <w:p>
-      <w:pPr>
-        <w:pStyle w:val="ListNumber"/>
-        <w:spacing w:line="240" w:lineRule="auto"/>
-        <w:ind w:left="720"/>
-      </w:pPr>
-      <w:r>
-        <w:rPr>
-          <w:lang w:val="en_US" w:bidi="en_US"/>
-        </w:rPr>
-      </w:r>
-      <w:r>
-        <w:rPr>
-          <w:lang w:val="en_US" w:bidi="en_US"/>
-        </w:rPr>
-        <w:t>Who do you know who needs to hear this passage?</w:t>
-      </w:r>
-      <w:r>
-        <w:rPr>
-          <w:lang w:val="en_US" w:bidi="en_US"/>
-        </w:rPr>
-      </w:r>
-    </w:p>
-    <w:p>
-      <w:pPr>
-        <w:pStyle w:val="Heading3"/>
-      </w:pPr>
-      <w:r>
-        <w:rPr>
-          <w:lang w:val="en_US" w:bidi="en_US"/>
-        </w:rPr>
-        <w:t>Setting the Stage</w:t>
-      </w:r>
-      <w:r>
-        <w:rPr>
-          <w:lang w:val="en_US" w:bidi="en_US"/>
-        </w:rPr>
-      </w:r>
-    </w:p>
-    <w:p>
-      <w:pPr/>
-      <w:r>
-        <w:rPr>
-          <w:lang w:val="en_US" w:bidi="en_US"/>
-        </w:rPr>
-      </w:r>
-      <w:r>
-        <w:rPr>
-          <w:lang w:val="en_US" w:bidi="en_US"/>
-        </w:rPr>
-        <w:t>Listen to an audio version of Ephesians 6:10–20 in the easiest-to-understand translation.</w:t>
-      </w:r>
-    </w:p>
-    <w:p>
-      <w:pPr/>
-      <w:r>
-        <w:rPr>
-          <w:lang w:val="en_US" w:bidi="en_US"/>
-        </w:rPr>
-      </w:r>
-      <w:r>
-        <w:rPr>
-          <w:lang w:val="en_US" w:bidi="en_US"/>
-        </w:rPr>
-        <w:t>After describing how believers should act in their households, Paul summarizes his letter to them and gives them a strong encouragement. Paul compares the believers to Roman soldiers, who are famous for the way they fought together as a group and could fight through any sort of difficulty. The soldiers carried their armor and equipment to stay safe. In the same way, the believers must carry and use all the resources and protection that God gives them. When believers pray, God gives the believers power to use the armor that he has given them. Paul reminds believers to pray at all times, especially for fellow believers including himself.</w:t>
-      </w:r>
-    </w:p>
-    <w:p>
-      <w:pPr/>
-      <w:r>
-        <w:rPr>
-          <w:lang w:val="en_US" w:bidi="en_US"/>
-        </w:rPr>
-      </w:r>
-      <w:r>
-        <w:rPr>
-          <w:lang w:val="en_US" w:bidi="en_US"/>
-        </w:rPr>
-        <w:t>Paul begins by telling the believers to be strong, then reminds them they get their strength and power from the Lord Jesus. God has given the believers resources, like a soldier's armor, to help and protect them. The devil will look for ways to hurt the believers until God's final victory. Only the armor of God will enable the believers to stand, or to successfully resist the devil's evil plans. This is exactly what Paul has been encouraging the believers to do throughout his letters.</w:t>
-      </w:r>
-    </w:p>
-    <w:p>
-      <w:pPr/>
-      <w:r>
-        <w:rPr>
-          <w:lang w:val="en_US" w:bidi="en_US"/>
-        </w:rPr>
-      </w:r>
-      <w:r>
-        <w:rPr>
-          <w:lang w:val="en_US" w:bidi="en_US"/>
-        </w:rPr>
-        <w:t>Paul then describes the kind of battle that all believers are fighting. He says that our fight is not against "flesh and blood," meaning that our fight is not against other humans. Though humans may appear to be the believers' enemies, the devil and his spirits are the real enemy. Paul describes these enemies in four ways: as rulers, authorities, powers of this dark world, and evil spirits. These enemies come from the heavenly realms. This is not in heaven with God, but in the spiritual world where the evil spirits live. They rule over and control the unbelievers, making the world evil with their lies.</w:t>
-      </w:r>
-    </w:p>
-    <w:p>
-      <w:pPr/>
-      <w:r>
-        <w:rPr>
-          <w:lang w:val="en_US" w:bidi="en_US"/>
-        </w:rPr>
-      </w:r>
-      <w:r>
-        <w:rPr>
-          <w:lang w:val="en_US" w:bidi="en_US"/>
-        </w:rPr>
-        <w:t>Because the battle and enemies are spiritual, Paul tells the believers to use or put on the spiritual protection that God gives them, which is like the armor that a soldier wears to protect himself when he fights in a battle. The believers must use these resources and be prepared to stand, not run away or give up on the day of evil. Remember, Paul already said earlier in this letter that the days are evil, so the believers must be ready to stand each day when evil comes.</w:t>
-      </w:r>
-    </w:p>
-    <w:p>
-      <w:pPr/>
-      <w:r>
-        <w:rPr>
-          <w:lang w:val="en_US" w:bidi="en_US"/>
-        </w:rPr>
-      </w:r>
-      <w:r>
-        <w:rPr>
-          <w:lang w:val="en_US" w:bidi="en_US"/>
-        </w:rPr>
-        <w:t>Now Paul describes the specific pieces of armor, comparing each piece to something spiritual that believers will use to stand strong. The truth that God gives is like a Roman soldier's belt. The belt holds up his long clothes so that he can run and fight. The believers must remain truthful and avoid lies and false teaching to keep the unity of the believers.</w:t>
-      </w:r>
-    </w:p>
-    <w:p>
-      <w:pPr/>
-      <w:r>
-        <w:rPr>
-          <w:lang w:val="en_US" w:bidi="en_US"/>
-        </w:rPr>
-      </w:r>
-      <w:r>
-        <w:rPr>
-          <w:lang w:val="en_US" w:bidi="en_US"/>
-        </w:rPr>
-        <w:t xml:space="preserve">Stop here and look at a picture of a </w:t>
-      </w:r>
-      <w:hyperlink r:id="rId85">
-        <w:r>
-          <w:rPr>
-            <w:lang w:val="en_US" w:bidi="en_US"/>
-          </w:rPr>
-          <w:rPr>
-            <w:color w:val="0000EE"/>
-            <w:u w:val="single"/>
-          </w:rPr>
-          <w:t>Roman soldier's belt</w:t>
-        </w:r>
-      </w:hyperlink>
-      <w:r>
-        <w:rPr>
-          <w:lang w:val="en_US" w:bidi="en_US"/>
-        </w:rPr>
-        <w:t xml:space="preserve"> as a group. Pause this audio here.</w:t>
-      </w:r>
-    </w:p>
-    <w:p>
-      <w:pPr/>
-      <w:r>
-        <w:rPr>
-          <w:lang w:val="en_US" w:bidi="en_US"/>
-        </w:rPr>
-      </w:r>
-      <w:r>
-        <w:rPr>
-          <w:lang w:val="en_US" w:bidi="en_US"/>
-        </w:rPr>
-        <w:t>Believers must wear the breastplate of righteousness. People made a breastplate out of tough leather or metal to cover the chest and sometimes the back. Just like a breastplate protects a soldier in a battle, behaving in a right way will protect the believers when the devil attacks.</w:t>
-      </w:r>
-    </w:p>
-    <w:p>
-      <w:pPr/>
-      <w:r>
-        <w:rPr>
-          <w:lang w:val="en_US" w:bidi="en_US"/>
-        </w:rPr>
-      </w:r>
-      <w:r>
-        <w:rPr>
-          <w:lang w:val="en_US" w:bidi="en_US"/>
-        </w:rPr>
-        <w:t xml:space="preserve">Stop here and look at a picture of a </w:t>
-      </w:r>
-      <w:hyperlink r:id="rId86">
+        <w:t xml:space="preserve"> in the Master Glossary. Use the same word or phrase for heavenly places as you used in previous passages.</w:t>
+      </w:r>
+    </w:p>
+    <w:p>
+      <w:pPr/>
+      <w:r>
+        <w:rPr>
+          <w:lang w:val="en_US" w:bidi="en_US"/>
+        </w:rPr>
+      </w:r>
+      <w:r>
+        <w:rPr>
+          <w:lang w:val="en_US" w:bidi="en_US"/>
+        </w:rPr>
+        <w:t xml:space="preserve">Believers should put on righteousness like a </w:t>
+      </w:r>
+      <w:r>
+        <w:rPr>
+          <w:b/>
+          <w:lang w:val="en_US" w:bidi="en_US"/>
+        </w:rPr>
+        <w:t>breastplate</w:t>
+      </w:r>
+      <w:r>
+        <w:rPr>
+          <w:lang w:val="en_US" w:bidi="en_US"/>
+        </w:rPr>
+        <w:t>. People used tough leather or metal to make the breastplate, a hard covering for the chest and sometimes the back to protect against an enemy's attack.</w:t>
+      </w:r>
+    </w:p>
+    <w:p>
+      <w:pPr/>
+      <w:r>
+        <w:rPr>
+          <w:lang w:val="en_US" w:bidi="en_US"/>
+        </w:rPr>
+      </w:r>
+      <w:r>
+        <w:rPr>
+          <w:lang w:val="en_US" w:bidi="en_US"/>
+        </w:rPr>
+        <w:t xml:space="preserve">Stop here and discuss as a group what word or phrase you will use for </w:t>
+      </w:r>
+      <w:r>
+        <w:rPr>
+          <w:b/>
+          <w:lang w:val="en_US" w:bidi="en_US"/>
+        </w:rPr>
+        <w:t>breastplate</w:t>
+      </w:r>
+      <w:r>
+        <w:rPr>
+          <w:lang w:val="en_US" w:bidi="en_US"/>
+        </w:rPr>
+        <w:t xml:space="preserve">. Look at the picture of the </w:t>
+      </w:r>
+      <w:hyperlink r:id="rId84">
         <w:r>
           <w:rPr>
             <w:lang w:val="en_US" w:bidi="en_US"/>
@@ -37592,37 +39623,30 @@
         <w:rPr>
           <w:lang w:val="en_US" w:bidi="en_US"/>
         </w:rPr>
-        <w:t xml:space="preserve"> as a group. Pause this audio here.</w:t>
-      </w:r>
-    </w:p>
-    <w:p>
-      <w:pPr/>
-      <w:r>
-        <w:rPr>
-          <w:lang w:val="en_US" w:bidi="en_US"/>
-        </w:rPr>
-      </w:r>
-      <w:r>
-        <w:rPr>
-          <w:lang w:val="en_US" w:bidi="en_US"/>
-        </w:rPr>
-        <w:t>Like shoes, believers put on the peace that comes from the good news, which shows how people can have peace with God. The devil will try to cause fights to destroy the unity of the Spirit. The gospel of peace is the best protection against the disunity and fights that the devil brings. Instead of fighting other believers, the believers will be ready to share the good news and the peace God gives.</w:t>
-      </w:r>
-    </w:p>
-    <w:p>
-      <w:pPr/>
-      <w:r>
-        <w:rPr>
-          <w:lang w:val="en_US" w:bidi="en_US"/>
-        </w:rPr>
-      </w:r>
-      <w:r>
-        <w:rPr>
-          <w:lang w:val="en_US" w:bidi="en_US"/>
-        </w:rPr>
-        <w:t xml:space="preserve">Stop here and look at a picture of a </w:t>
-      </w:r>
-      <w:hyperlink r:id="rId87">
+        <w:t xml:space="preserve"> again as needed. If you have already translated this word in another book of the Bible, use the same word that you have used there. Pause this audio here.</w:t>
+      </w:r>
+    </w:p>
+    <w:p>
+      <w:pPr/>
+      <w:r>
+        <w:rPr>
+          <w:lang w:val="en_US" w:bidi="en_US"/>
+        </w:rPr>
+      </w:r>
+      <w:r>
+        <w:rPr>
+          <w:b/>
+          <w:lang w:val="en_US" w:bidi="en_US"/>
+        </w:rPr>
+        <w:t>Righteousness</w:t>
+      </w:r>
+      <w:r>
+        <w:rPr>
+          <w:lang w:val="en_US" w:bidi="en_US"/>
+        </w:rPr>
+        <w:t xml:space="preserve"> is behaving in the right way. For more information on </w:t>
+      </w:r>
+      <w:hyperlink r:id="rId71">
         <w:r>
           <w:rPr>
             <w:lang w:val="en_US" w:bidi="en_US"/>
@@ -37631,44 +39655,205 @@
             <w:color w:val="0000EE"/>
             <w:u w:val="single"/>
           </w:rPr>
-          <w:t>Roman soldier's shoes</w:t>
+          <w:t>righteousness</w:t>
         </w:r>
       </w:hyperlink>
       <w:r>
         <w:rPr>
           <w:lang w:val="en_US" w:bidi="en_US"/>
         </w:rPr>
-        <w:t xml:space="preserve"> as a group. Pause this audio here.</w:t>
-      </w:r>
-    </w:p>
-    <w:p>
-      <w:pPr/>
-      <w:r>
-        <w:rPr>
-          <w:lang w:val="en_US" w:bidi="en_US"/>
-        </w:rPr>
-      </w:r>
-      <w:r>
-        <w:rPr>
-          <w:lang w:val="en_US" w:bidi="en_US"/>
-        </w:rPr>
-        <w:t>Believers also need to continue to have faith in God, which will protect them like a shield. Roman soldiers carried large wooden shields in the shape of a rectangle, about 1.2 meters high. They covered the wood in leather and before battle, the soldier would soak the leather in water. Their enemies would attack by dipping arrows in tar, lighting the arrows on fire, and shooting the burning arrows at the soldiers. However, the wet shields would stop and put out the fiery arrows.</w:t>
-      </w:r>
-    </w:p>
-    <w:p>
-      <w:pPr/>
-      <w:r>
-        <w:rPr>
-          <w:lang w:val="en_US" w:bidi="en_US"/>
-        </w:rPr>
-      </w:r>
-      <w:r>
-        <w:rPr>
-          <w:lang w:val="en_US" w:bidi="en_US"/>
-        </w:rPr>
-        <w:t xml:space="preserve">Stop here and look at a picture of a </w:t>
-      </w:r>
-      <w:hyperlink r:id="rId88">
+        <w:t>, refer to the Master Glossary. Use the same word or phrase for righteousness as you used in previous passages.</w:t>
+      </w:r>
+    </w:p>
+    <w:p>
+      <w:pPr/>
+      <w:r>
+        <w:rPr>
+          <w:lang w:val="en_US" w:bidi="en_US"/>
+        </w:rPr>
+      </w:r>
+      <w:r>
+        <w:rPr>
+          <w:lang w:val="en_US" w:bidi="en_US"/>
+        </w:rPr>
+        <w:t xml:space="preserve">Like shoes, believers should put on the peace that comes from the </w:t>
+      </w:r>
+      <w:r>
+        <w:rPr>
+          <w:b/>
+          <w:lang w:val="en_US" w:bidi="en_US"/>
+        </w:rPr>
+        <w:t>gospel</w:t>
+      </w:r>
+      <w:r>
+        <w:rPr>
+          <w:lang w:val="en_US" w:bidi="en_US"/>
+        </w:rPr>
+        <w:t xml:space="preserve"> so that they will be fully prepared. Gospel is a translation of a Greek word that literally means "good news." The good news in the Bible is that God has made a way to save people. When Paul is preaching the "mystery of the gospel," he is telling the people the good news that they can be saved if they trust in Jesus. This truth is difficult to understand, like a mystery, but God has revealed it to believers. For more information on </w:t>
+      </w:r>
+      <w:hyperlink r:id="rId31">
+        <w:r>
+          <w:rPr>
+            <w:lang w:val="en_US" w:bidi="en_US"/>
+          </w:rPr>
+          <w:rPr>
+            <w:color w:val="0000EE"/>
+            <w:u w:val="single"/>
+          </w:rPr>
+          <w:t>gospel</w:t>
+        </w:r>
+      </w:hyperlink>
+      <w:r>
+        <w:rPr>
+          <w:lang w:val="en_US" w:bidi="en_US"/>
+        </w:rPr>
+        <w:t>, refer to the Master Glossary. Use the same word or phrase for gospel as you used in previous passages.</w:t>
+      </w:r>
+    </w:p>
+    <w:p>
+      <w:pPr/>
+      <w:r>
+        <w:rPr>
+          <w:lang w:val="en_US" w:bidi="en_US"/>
+        </w:rPr>
+      </w:r>
+      <w:r>
+        <w:rPr>
+          <w:lang w:val="en_US" w:bidi="en_US"/>
+        </w:rPr>
+        <w:t xml:space="preserve">This word for </w:t>
+      </w:r>
+      <w:r>
+        <w:rPr>
+          <w:b/>
+          <w:lang w:val="en_US" w:bidi="en_US"/>
+        </w:rPr>
+        <w:t>peace</w:t>
+      </w:r>
+      <w:r>
+        <w:rPr>
+          <w:lang w:val="en_US" w:bidi="en_US"/>
+        </w:rPr>
+        <w:t xml:space="preserve"> means both an absence of conflict and fullness, or completeness, of life. Peace does not just mean no war or conflict. Peace means people live together in unity and love for one another. The Holy Spirit gives peace to the believers who know the good news about God. For more information on </w:t>
+      </w:r>
+      <w:hyperlink r:id="rId48">
+        <w:r>
+          <w:rPr>
+            <w:lang w:val="en_US" w:bidi="en_US"/>
+          </w:rPr>
+          <w:rPr>
+            <w:color w:val="0000EE"/>
+            <w:u w:val="single"/>
+          </w:rPr>
+          <w:t>peace</w:t>
+        </w:r>
+      </w:hyperlink>
+      <w:r>
+        <w:rPr>
+          <w:lang w:val="en_US" w:bidi="en_US"/>
+        </w:rPr>
+        <w:t>, refer to the Master Glossary. Use the same word or phrase for peace as you used in previous passages.</w:t>
+      </w:r>
+    </w:p>
+    <w:p>
+      <w:pPr/>
+      <w:r>
+        <w:rPr>
+          <w:lang w:val="en_US" w:bidi="en_US"/>
+        </w:rPr>
+      </w:r>
+      <w:r>
+        <w:rPr>
+          <w:lang w:val="en_US" w:bidi="en_US"/>
+        </w:rPr>
+        <w:t xml:space="preserve">In addition, believers should have </w:t>
+      </w:r>
+      <w:r>
+        <w:rPr>
+          <w:b/>
+          <w:lang w:val="en_US" w:bidi="en_US"/>
+        </w:rPr>
+        <w:t>faith</w:t>
+      </w:r>
+      <w:r>
+        <w:rPr>
+          <w:lang w:val="en_US" w:bidi="en_US"/>
+        </w:rPr>
+        <w:t xml:space="preserve"> in God, which will be like a shield to protect them. Faith is to rely on someone, to trust and believe that what that person says is true. The specific faith that Paul is talking about is when someone believes in Jesus. They trust that God will fulfill all his promises, even when it seems impossible. For more information on </w:t>
+      </w:r>
+      <w:hyperlink r:id="rId35">
+        <w:r>
+          <w:rPr>
+            <w:lang w:val="en_US" w:bidi="en_US"/>
+          </w:rPr>
+          <w:rPr>
+            <w:color w:val="0000EE"/>
+            <w:u w:val="single"/>
+          </w:rPr>
+          <w:t>faith</w:t>
+        </w:r>
+      </w:hyperlink>
+      <w:r>
+        <w:rPr>
+          <w:lang w:val="en_US" w:bidi="en_US"/>
+        </w:rPr>
+        <w:t>, refer to the Master Glossary. Use the same word or phrase for faith as you used in previous passages.</w:t>
+      </w:r>
+    </w:p>
+    <w:p>
+      <w:pPr/>
+      <w:r>
+        <w:rPr>
+          <w:lang w:val="en_US" w:bidi="en_US"/>
+        </w:rPr>
+      </w:r>
+      <w:r>
+        <w:rPr>
+          <w:lang w:val="en_US" w:bidi="en_US"/>
+        </w:rPr>
+        <w:t xml:space="preserve">A Roman </w:t>
+      </w:r>
+      <w:r>
+        <w:rPr>
+          <w:b/>
+          <w:lang w:val="en_US" w:bidi="en_US"/>
+        </w:rPr>
+        <w:t>shield</w:t>
+      </w:r>
+      <w:r>
+        <w:rPr>
+          <w:lang w:val="en_US" w:bidi="en_US"/>
+        </w:rPr>
+        <w:t xml:space="preserve"> was a large wooden rectangle 1.2 meters high, covered with leather on the outside. Before a battle, the soldiers wet the leather covering with water. Then the shields will protect them from fire.</w:t>
+      </w:r>
+    </w:p>
+    <w:p>
+      <w:pPr/>
+      <w:r>
+        <w:rPr>
+          <w:lang w:val="en_US" w:bidi="en_US"/>
+        </w:rPr>
+      </w:r>
+      <w:r>
+        <w:rPr>
+          <w:lang w:val="en_US" w:bidi="en_US"/>
+        </w:rPr>
+        <w:t xml:space="preserve">Stop here and discuss as a group what word or phrase you will use for </w:t>
+      </w:r>
+      <w:r>
+        <w:rPr>
+          <w:b/>
+          <w:lang w:val="en_US" w:bidi="en_US"/>
+        </w:rPr>
+        <w:t>shield</w:t>
+      </w:r>
+      <w:r>
+        <w:rPr>
+          <w:lang w:val="en_US" w:bidi="en_US"/>
+        </w:rPr>
+        <w:t xml:space="preserve">. Look at the picture of the </w:t>
+      </w:r>
+      <w:hyperlink r:id="rId86">
         <w:r>
           <w:rPr>
             <w:lang w:val="en_US" w:bidi="en_US"/>
@@ -37684,9 +39869,63 @@
         <w:rPr>
           <w:lang w:val="en_US" w:bidi="en_US"/>
         </w:rPr>
-        <w:t xml:space="preserve"> as a group. Look also at a drawing of an </w:t>
-      </w:r>
-      <w:hyperlink r:id="rId89">
+        <w:t xml:space="preserve"> again as needed. If you have already translated this word in another book of the Bible, use the same word that you have used there. Pause this audio here.</w:t>
+      </w:r>
+    </w:p>
+    <w:p>
+      <w:pPr/>
+      <w:r>
+        <w:rPr>
+          <w:lang w:val="en_US" w:bidi="en_US"/>
+        </w:rPr>
+      </w:r>
+      <w:r>
+        <w:rPr>
+          <w:lang w:val="en_US" w:bidi="en_US"/>
+        </w:rPr>
+        <w:t xml:space="preserve">The shield will block fiery </w:t>
+      </w:r>
+      <w:r>
+        <w:rPr>
+          <w:b/>
+          <w:lang w:val="en_US" w:bidi="en_US"/>
+        </w:rPr>
+        <w:t>arrows</w:t>
+      </w:r>
+      <w:r>
+        <w:rPr>
+          <w:lang w:val="en_US" w:bidi="en_US"/>
+        </w:rPr>
+        <w:t>. Arrows are wooden projectiles that people shoot from bows. In Paul's time, soldiers sometimes dipped the tips of arrows in something flammable like tar. During a battle, they would sometimes set the arrows on fire before shooting them.</w:t>
+      </w:r>
+    </w:p>
+    <w:p>
+      <w:pPr/>
+      <w:r>
+        <w:rPr>
+          <w:lang w:val="en_US" w:bidi="en_US"/>
+        </w:rPr>
+      </w:r>
+      <w:r>
+        <w:rPr>
+          <w:lang w:val="en_US" w:bidi="en_US"/>
+        </w:rPr>
+        <w:t xml:space="preserve">Stop here and discuss as a group what word or phrase you will use for </w:t>
+      </w:r>
+      <w:r>
+        <w:rPr>
+          <w:b/>
+          <w:lang w:val="en_US" w:bidi="en_US"/>
+        </w:rPr>
+        <w:t>arrow</w:t>
+      </w:r>
+      <w:r>
+        <w:rPr>
+          <w:lang w:val="en_US" w:bidi="en_US"/>
+        </w:rPr>
+        <w:t xml:space="preserve">. Look at the picture of the </w:t>
+      </w:r>
+      <w:hyperlink r:id="rId87">
         <w:r>
           <w:rPr>
             <w:lang w:val="en_US" w:bidi="en_US"/>
@@ -37695,58 +39934,115 @@
             <w:color w:val="0000EE"/>
             <w:u w:val="single"/>
           </w:rPr>
-          <w:t>archer with a bow and arrow</w:t>
+          <w:t>bow and arrows</w:t>
         </w:r>
       </w:hyperlink>
       <w:r>
         <w:rPr>
           <w:lang w:val="en_US" w:bidi="en_US"/>
         </w:rPr>
-        <w:t>. Pause this audio here.</w:t>
-      </w:r>
-    </w:p>
-    <w:p>
-      <w:pPr/>
-      <w:r>
-        <w:rPr>
-          <w:lang w:val="en_US" w:bidi="en_US"/>
-        </w:rPr>
-      </w:r>
-      <w:r>
-        <w:rPr>
-          <w:lang w:val="en_US" w:bidi="en_US"/>
-        </w:rPr>
-        <w:t>The evil one, who is the devil, attacks the believers. Sometimes the devil persecutes believers, makes them believe false teaching, or tempts them to do wrong things. These attacks are like the flaming arrows in a battle. Believers must trust God to protect them from the attacks of the evil one, like a shield that protects soldiers in battle from the flaming arrows.</w:t>
-      </w:r>
-    </w:p>
-    <w:p>
-      <w:pPr/>
-      <w:r>
-        <w:rPr>
-          <w:lang w:val="en_US" w:bidi="en_US"/>
-        </w:rPr>
-      </w:r>
-      <w:r>
-        <w:rPr>
-          <w:lang w:val="en_US" w:bidi="en_US"/>
-        </w:rPr>
-        <w:t>The salvation Christ gives believers is like a helmet. Roman soldiers wore hats of heavy leather or metal to protect their heads. God has already rescued the believers from the devil's rule, so the believers can be confident of God's victory over the devil.</w:t>
-      </w:r>
-    </w:p>
-    <w:p>
-      <w:pPr/>
-      <w:r>
-        <w:rPr>
-          <w:lang w:val="en_US" w:bidi="en_US"/>
-        </w:rPr>
-      </w:r>
-      <w:r>
-        <w:rPr>
-          <w:lang w:val="en_US" w:bidi="en_US"/>
-        </w:rPr>
-        <w:t xml:space="preserve">Stop here and look at a picture of a </w:t>
-      </w:r>
-      <w:hyperlink r:id="rId90">
+        <w:t xml:space="preserve"> again as needed. If you have already translated this word in another book of the Bible, use the same word that you have used there. Pause this audio here.</w:t>
+      </w:r>
+    </w:p>
+    <w:p>
+      <w:pPr/>
+      <w:r>
+        <w:rPr>
+          <w:lang w:val="en_US" w:bidi="en_US"/>
+        </w:rPr>
+      </w:r>
+      <w:r>
+        <w:rPr>
+          <w:lang w:val="en_US" w:bidi="en_US"/>
+        </w:rPr>
+        <w:t xml:space="preserve">Believers should accept </w:t>
+      </w:r>
+      <w:r>
+        <w:rPr>
+          <w:b/>
+          <w:lang w:val="en_US" w:bidi="en_US"/>
+        </w:rPr>
+        <w:t>salvation,</w:t>
+      </w:r>
+      <w:r>
+        <w:rPr>
+          <w:lang w:val="en_US" w:bidi="en_US"/>
+        </w:rPr>
+        <w:t xml:space="preserve"> carrying it with them like a helmet. Salvation means saving a person from a difficult or dangerous situation. Here, Paul specifically means God's salvation. When God saves people, they no longer have to be afraid or ashamed. For more information on </w:t>
+      </w:r>
+      <w:hyperlink r:id="rId41">
+        <w:r>
+          <w:rPr>
+            <w:lang w:val="en_US" w:bidi="en_US"/>
+          </w:rPr>
+          <w:rPr>
+            <w:color w:val="0000EE"/>
+            <w:u w:val="single"/>
+          </w:rPr>
+          <w:t>salvation</w:t>
+        </w:r>
+      </w:hyperlink>
+      <w:r>
+        <w:rPr>
+          <w:lang w:val="en_US" w:bidi="en_US"/>
+        </w:rPr>
+        <w:t>, refer to the Master Glossary. Use the same word or phrase for salvation as you used in previous passages.</w:t>
+      </w:r>
+    </w:p>
+    <w:p>
+      <w:pPr/>
+      <w:r>
+        <w:rPr>
+          <w:lang w:val="en_US" w:bidi="en_US"/>
+        </w:rPr>
+      </w:r>
+      <w:r>
+        <w:rPr>
+          <w:lang w:val="en_US" w:bidi="en_US"/>
+        </w:rPr>
+        <w:t xml:space="preserve">A </w:t>
+      </w:r>
+      <w:r>
+        <w:rPr>
+          <w:b/>
+          <w:lang w:val="en_US" w:bidi="en_US"/>
+        </w:rPr>
+        <w:t>helmet</w:t>
+      </w:r>
+      <w:r>
+        <w:rPr>
+          <w:lang w:val="en_US" w:bidi="en_US"/>
+        </w:rPr>
+        <w:t xml:space="preserve"> is a hat that people make out of heavy leather or metal to protect the head from any weapons or attacks.</w:t>
+      </w:r>
+    </w:p>
+    <w:p>
+      <w:pPr/>
+      <w:r>
+        <w:rPr>
+          <w:lang w:val="en_US" w:bidi="en_US"/>
+        </w:rPr>
+      </w:r>
+      <w:r>
+        <w:rPr>
+          <w:lang w:val="en_US" w:bidi="en_US"/>
+        </w:rPr>
+        <w:t xml:space="preserve">Stop here and discuss as a group what word or phrase you will use for the </w:t>
+      </w:r>
+      <w:r>
+        <w:rPr>
+          <w:b/>
+          <w:lang w:val="en_US" w:bidi="en_US"/>
+        </w:rPr>
+        <w:t>helmet</w:t>
+      </w:r>
+      <w:r>
+        <w:rPr>
+          <w:lang w:val="en_US" w:bidi="en_US"/>
+        </w:rPr>
+        <w:t xml:space="preserve">. Look at the picture of a </w:t>
+      </w:r>
+      <w:hyperlink r:id="rId88">
         <w:r>
           <w:rPr>
             <w:lang w:val="en_US" w:bidi="en_US"/>
@@ -37762,37 +40058,63 @@
         <w:rPr>
           <w:lang w:val="en_US" w:bidi="en_US"/>
         </w:rPr>
-        <w:t xml:space="preserve"> as a group. Pause this audio here.</w:t>
-      </w:r>
-    </w:p>
-    <w:p>
-      <w:pPr/>
-      <w:r>
-        <w:rPr>
-          <w:lang w:val="en_US" w:bidi="en_US"/>
-        </w:rPr>
-      </w:r>
-      <w:r>
-        <w:rPr>
-          <w:lang w:val="en_US" w:bidi="en_US"/>
-        </w:rPr>
-        <w:t>The last piece of equipment, the only weapon of attack, is the sword, which is the word of God. The Holy Spirit gives believers this sword by leading them to learn and understand God's word in the scriptures. Then the believer will be ready to speak it as a defense when the devil tries to tempt them away from loyalty to Christ.</w:t>
-      </w:r>
-    </w:p>
-    <w:p>
-      <w:pPr/>
-      <w:r>
-        <w:rPr>
-          <w:lang w:val="en_US" w:bidi="en_US"/>
-        </w:rPr>
-      </w:r>
-      <w:r>
-        <w:rPr>
-          <w:lang w:val="en_US" w:bidi="en_US"/>
-        </w:rPr>
-        <w:t xml:space="preserve">Stop here and look at a picture of a </w:t>
-      </w:r>
-      <w:hyperlink r:id="rId91">
+        <w:t xml:space="preserve"> again as needed. If you have already translated this word in another book of the Bible, use the same word that you have used there. Pause this audio here.</w:t>
+      </w:r>
+    </w:p>
+    <w:p>
+      <w:pPr/>
+      <w:r>
+        <w:rPr>
+          <w:lang w:val="en_US" w:bidi="en_US"/>
+        </w:rPr>
+      </w:r>
+      <w:r>
+        <w:rPr>
+          <w:lang w:val="en_US" w:bidi="en_US"/>
+        </w:rPr>
+        <w:t xml:space="preserve">Believers must also accept and carry with them the </w:t>
+      </w:r>
+      <w:r>
+        <w:rPr>
+          <w:b/>
+          <w:lang w:val="en_US" w:bidi="en_US"/>
+        </w:rPr>
+        <w:t>word of God</w:t>
+      </w:r>
+      <w:r>
+        <w:rPr>
+          <w:lang w:val="en_US" w:bidi="en_US"/>
+        </w:rPr>
+        <w:t>, which is like a sword that the Spirit gives. The word of God means everything that God tells people. When people in the New Testament talk about the word of God, they usually mean the Good News that Jesus has come into the world. People can know what God tells them through the Scriptures, which is the Bible. Therefore, people also call the Scriptures the word of God.</w:t>
+      </w:r>
+    </w:p>
+    <w:p>
+      <w:pPr/>
+      <w:r>
+        <w:rPr>
+          <w:lang w:val="en_US" w:bidi="en_US"/>
+        </w:rPr>
+      </w:r>
+      <w:r>
+        <w:rPr>
+          <w:lang w:val="en_US" w:bidi="en_US"/>
+        </w:rPr>
+        <w:t xml:space="preserve">Stop here and discuss as a group what word or phrase you will use for </w:t>
+      </w:r>
+      <w:r>
+        <w:rPr>
+          <w:b/>
+          <w:lang w:val="en_US" w:bidi="en_US"/>
+        </w:rPr>
+        <w:t>word of God</w:t>
+      </w:r>
+      <w:r>
+        <w:rPr>
+          <w:lang w:val="en_US" w:bidi="en_US"/>
+        </w:rPr>
+        <w:t xml:space="preserve">. Look up </w:t>
+      </w:r>
+      <w:hyperlink r:id="rId93">
         <w:r>
           <w:rPr>
             <w:lang w:val="en_US" w:bidi="en_US"/>
@@ -37801,352 +40123,56 @@
             <w:color w:val="0000EE"/>
             <w:u w:val="single"/>
           </w:rPr>
-          <w:t>Roman soldier's sword</w:t>
+          <w:t>Word</w:t>
         </w:r>
       </w:hyperlink>
       <w:r>
         <w:rPr>
           <w:lang w:val="en_US" w:bidi="en_US"/>
         </w:rPr>
-        <w:t xml:space="preserve"> as a group. Pause this audio here.</w:t>
-      </w:r>
-    </w:p>
-    <w:p>
-      <w:pPr/>
-      <w:r>
-        <w:rPr>
-          <w:lang w:val="en_US" w:bidi="en_US"/>
-        </w:rPr>
-      </w:r>
-      <w:r>
-        <w:rPr>
-          <w:lang w:val="en_US" w:bidi="en_US"/>
-        </w:rPr>
-        <w:t>Finally, while the believers do all of this, they must also pray. The Holy Spirit guides and shows them how to pray. Since this is a battle, believers need to be alert and never give up praying, so that they do not become discouraged or lazy about praying.</w:t>
-      </w:r>
-    </w:p>
-    <w:p>
-      <w:pPr/>
-      <w:r>
-        <w:rPr>
-          <w:lang w:val="en_US" w:bidi="en_US"/>
-        </w:rPr>
-      </w:r>
-      <w:r>
-        <w:rPr>
-          <w:lang w:val="en_US" w:bidi="en_US"/>
-        </w:rPr>
-        <w:t>And since this is a battle where they fight alongside other believers, they should help and show care by praying for the saints, or the Lord's people. One fellow believer who especially needs prayer is Paul. He asks them to pray that God will give him the words to say. Then he can speak without fear, explaining the truth in the good news. This news was like a mystery until God revealed it to the believers. Since he has this truth, Paul says he is an ambassador, a person who speaks on behalf of his ruler, who is Christ. He must continue to declare the good news fearlessly even while in prison.</w:t>
-      </w:r>
-      <w:r>
-        <w:rPr>
-          <w:lang w:val="en_US" w:bidi="en_US"/>
-        </w:rPr>
-      </w:r>
-    </w:p>
-    <w:p>
-      <w:pPr>
-        <w:pStyle w:val="Heading3"/>
-      </w:pPr>
-      <w:r>
-        <w:rPr>
-          <w:lang w:val="en_US" w:bidi="en_US"/>
-        </w:rPr>
-        <w:t>Defining the Scenes</w:t>
-      </w:r>
-      <w:r>
-        <w:rPr>
-          <w:lang w:val="en_US" w:bidi="en_US"/>
-        </w:rPr>
-      </w:r>
-    </w:p>
-    <w:p>
-      <w:pPr/>
-      <w:r>
-        <w:rPr>
-          <w:lang w:val="en_US" w:bidi="en_US"/>
-        </w:rPr>
-      </w:r>
-      <w:r>
-        <w:rPr>
-          <w:lang w:val="en_US" w:bidi="en_US"/>
-        </w:rPr>
-        <w:t>Listen to an audio version of Ephesians 6:10–20 in the easiest-to-understand translation.</w:t>
-      </w:r>
-    </w:p>
-    <w:p>
-      <w:pPr/>
-      <w:r>
-        <w:rPr>
-          <w:lang w:val="en_US" w:bidi="en_US"/>
-        </w:rPr>
-      </w:r>
-      <w:r>
-        <w:rPr>
-          <w:lang w:val="en_US" w:bidi="en_US"/>
-        </w:rPr>
-        <w:t>In this step, the group will define the parts, characters, and setting of this passage. Then the group will visualize this passage.</w:t>
-      </w:r>
-    </w:p>
-    <w:p>
-      <w:pPr/>
-      <w:r>
-        <w:rPr>
-          <w:lang w:val="en_US" w:bidi="en_US"/>
-        </w:rPr>
-      </w:r>
-      <w:r>
-        <w:rPr>
-          <w:lang w:val="en_US" w:bidi="en_US"/>
-        </w:rPr>
-        <w:t>This passage has 3 parts.</w:t>
-      </w:r>
-    </w:p>
-    <w:p>
-      <w:pPr/>
-      <w:r>
-        <w:rPr>
-          <w:lang w:val="en_US" w:bidi="en_US"/>
-        </w:rPr>
+        <w:t xml:space="preserve"> in the Master Glossary for more information. If you have already translated this word in another book of the Bible, use the same word that you have used there. Pause this audio here.</w:t>
+      </w:r>
+    </w:p>
+    <w:p>
+      <w:pPr/>
+      <w:r>
+        <w:rPr>
+          <w:lang w:val="en_US" w:bidi="en_US"/>
+        </w:rPr>
+      </w:r>
+      <w:r>
+        <w:rPr>
+          <w:lang w:val="en_US" w:bidi="en_US"/>
+        </w:rPr>
+        <w:t xml:space="preserve">The </w:t>
       </w:r>
       <w:r>
         <w:rPr>
           <w:b/>
           <w:lang w:val="en_US" w:bidi="en_US"/>
         </w:rPr>
-        <w:t>In the first part:</w:t>
-      </w:r>
-      <w:r>
-        <w:rPr>
-          <w:lang w:val="en_US" w:bidi="en_US"/>
-        </w:rPr>
-        <w:t xml:space="preserve"> Paul urges the believers to put on the armor that God gives. He explains how the believers need spiritual armor in this spiritual battle, describing the spiritual enemies that believers face. When the believers wear this armor, they are able to successfully resist the devil, his evil plans, and his followers.</w:t>
-      </w:r>
-    </w:p>
-    <w:p>
-      <w:pPr/>
-      <w:r>
-        <w:rPr>
-          <w:lang w:val="en_US" w:bidi="en_US"/>
-        </w:rPr>
+        <w:t>Spirit</w:t>
+      </w:r>
+      <w:r>
+        <w:rPr>
+          <w:lang w:val="en_US" w:bidi="en_US"/>
+        </w:rPr>
+        <w:t xml:space="preserve"> is the </w:t>
       </w:r>
       <w:r>
         <w:rPr>
           <w:b/>
           <w:lang w:val="en_US" w:bidi="en_US"/>
         </w:rPr>
-        <w:t>In the second part:</w:t>
-      </w:r>
-      <w:r>
-        <w:rPr>
-          <w:lang w:val="en_US" w:bidi="en_US"/>
-        </w:rPr>
-        <w:t xml:space="preserve"> Paul describes six pieces of equipment that a Roman soldier of that time used, and compares each piece to something spiritual that will help the believers in their fight against the devil.</w:t>
-      </w:r>
-    </w:p>
-    <w:p>
-      <w:pPr/>
-      <w:r>
-        <w:rPr>
-          <w:lang w:val="en_US" w:bidi="en_US"/>
-        </w:rPr>
-      </w:r>
-      <w:r>
-        <w:rPr>
-          <w:b/>
-          <w:lang w:val="en_US" w:bidi="en_US"/>
-        </w:rPr>
-        <w:t>In the third part:</w:t>
-      </w:r>
-      <w:r>
-        <w:rPr>
-          <w:lang w:val="en_US" w:bidi="en_US"/>
-        </w:rPr>
-        <w:t xml:space="preserve"> Paul reminds believers to pray at all times and for fellow believers, including himself.</w:t>
-      </w:r>
-    </w:p>
-    <w:p>
-      <w:pPr/>
-      <w:r>
-        <w:rPr>
-          <w:lang w:val="en_US" w:bidi="en_US"/>
-        </w:rPr>
-      </w:r>
-      <w:r>
-        <w:rPr>
-          <w:lang w:val="en_US" w:bidi="en_US"/>
-        </w:rPr>
-        <w:t>The characters in this passage are:</w:t>
-      </w:r>
-    </w:p>
-    <w:p>
-      <w:pPr>
-        <w:pStyle w:val="ListBullet"/>
-        <w:spacing w:line="240" w:lineRule="auto"/>
-        <w:ind w:left="720"/>
-      </w:pPr>
-      <w:r>
-        <w:rPr>
-          <w:lang w:val="en_US" w:bidi="en_US"/>
-        </w:rPr>
-      </w:r>
-      <w:r>
-        <w:rPr>
-          <w:lang w:val="en_US" w:bidi="en_US"/>
-        </w:rPr>
-        <w:t>Paul</w:t>
-      </w:r>
-    </w:p>
-    <w:p>
-      <w:pPr>
-        <w:pStyle w:val="ListBullet"/>
-        <w:spacing w:line="240" w:lineRule="auto"/>
-        <w:ind w:left="720"/>
-      </w:pPr>
-      <w:r>
-        <w:rPr>
-          <w:lang w:val="en_US" w:bidi="en_US"/>
-        </w:rPr>
-      </w:r>
-      <w:r>
-        <w:rPr>
-          <w:lang w:val="en_US" w:bidi="en_US"/>
-        </w:rPr>
-        <w:t>The believers who are listening to these words</w:t>
-      </w:r>
-    </w:p>
-    <w:p>
-      <w:pPr>
-        <w:pStyle w:val="ListBullet"/>
-        <w:spacing w:line="240" w:lineRule="auto"/>
-        <w:ind w:left="720"/>
-      </w:pPr>
-      <w:r>
-        <w:rPr>
-          <w:lang w:val="en_US" w:bidi="en_US"/>
-        </w:rPr>
-      </w:r>
-      <w:r>
-        <w:rPr>
-          <w:lang w:val="en_US" w:bidi="en_US"/>
-        </w:rPr>
-        <w:t>The Lord Jesus</w:t>
-      </w:r>
-    </w:p>
-    <w:p>
-      <w:pPr>
-        <w:pStyle w:val="ListBullet"/>
-        <w:spacing w:line="240" w:lineRule="auto"/>
-        <w:ind w:left="720"/>
-      </w:pPr>
-      <w:r>
-        <w:rPr>
-          <w:lang w:val="en_US" w:bidi="en_US"/>
-        </w:rPr>
-      </w:r>
-      <w:r>
-        <w:rPr>
-          <w:lang w:val="en_US" w:bidi="en_US"/>
-        </w:rPr>
-        <w:t>God</w:t>
-      </w:r>
-    </w:p>
-    <w:p>
-      <w:pPr>
-        <w:pStyle w:val="ListBullet"/>
-        <w:spacing w:line="240" w:lineRule="auto"/>
-        <w:ind w:left="720"/>
-      </w:pPr>
-      <w:r>
-        <w:rPr>
-          <w:lang w:val="en_US" w:bidi="en_US"/>
-        </w:rPr>
-      </w:r>
-      <w:r>
-        <w:rPr>
-          <w:lang w:val="en_US" w:bidi="en_US"/>
-        </w:rPr>
-        <w:t>The devil, who is the evil one</w:t>
-      </w:r>
-    </w:p>
-    <w:p>
-      <w:pPr>
-        <w:pStyle w:val="ListBullet"/>
-        <w:spacing w:line="240" w:lineRule="auto"/>
-        <w:ind w:left="720"/>
-      </w:pPr>
-      <w:r>
-        <w:rPr>
-          <w:lang w:val="en_US" w:bidi="en_US"/>
-        </w:rPr>
-      </w:r>
-      <w:r>
-        <w:rPr>
-          <w:lang w:val="en_US" w:bidi="en_US"/>
-        </w:rPr>
-        <w:t>The rulers, authorities, powers, and spiritual forces of evil</w:t>
-      </w:r>
-    </w:p>
-    <w:p>
-      <w:pPr>
-        <w:pStyle w:val="ListBullet"/>
-        <w:spacing w:line="240" w:lineRule="auto"/>
-        <w:ind w:left="720"/>
-      </w:pPr>
-      <w:r>
-        <w:rPr>
-          <w:lang w:val="en_US" w:bidi="en_US"/>
-        </w:rPr>
-      </w:r>
-      <w:r>
-        <w:rPr>
-          <w:lang w:val="en_US" w:bidi="en_US"/>
-        </w:rPr>
-        <w:t>The Holy Spirit</w:t>
-      </w:r>
-    </w:p>
-    <w:p>
-      <w:pPr/>
-      <w:r>
-        <w:rPr>
-          <w:lang w:val="en_US" w:bidi="en_US"/>
-        </w:rPr>
-      </w:r>
-      <w:r>
-        <w:rPr>
-          <w:lang w:val="en_US" w:bidi="en_US"/>
-        </w:rPr>
-        <w:t>As a group, pay attention to these parts of the passage's setting:</w:t>
-      </w:r>
-    </w:p>
-    <w:p>
-      <w:pPr/>
-      <w:r>
-        <w:rPr>
-          <w:lang w:val="en_US" w:bidi="en_US"/>
-        </w:rPr>
-      </w:r>
-      <w:r>
-        <w:rPr>
-          <w:lang w:val="en_US" w:bidi="en_US"/>
-        </w:rPr>
-        <w:t>Since Paul is finishing his letter, he summarizes many of the behaviors he has encouraged the believers to show. Throughout this section of his letter, Paul uses a comparison based on the equipment or armor of a Roman soldier. The believers would have often seen these soldiers, which would remind them of Paul's words here. Paul describes six pieces of armor that the Roman soldier used and compares each to something spiritual. These pieces of spiritual armor will help the believers fight against the devil when he tries to hurt them. People who are fighting in a battle are always paying attention, so the comparison should make the believer feel like it is important to watch out for the devil's attacks. However, the believers should also feel confident and secure, since they know that Christ is the winner in this battle.</w:t>
-      </w:r>
-    </w:p>
-    <w:p>
-      <w:pPr/>
-      <w:r>
-        <w:rPr>
-          <w:lang w:val="en_US" w:bidi="en_US"/>
-        </w:rPr>
-      </w:r>
-      <w:r>
-        <w:rPr>
-          <w:lang w:val="en_US" w:bidi="en_US"/>
-        </w:rPr>
-        <w:t xml:space="preserve">Stop here and look at a picture of a </w:t>
-      </w:r>
-      <w:hyperlink r:id="rId92">
+        <w:t>Holy Spirit</w:t>
+      </w:r>
+      <w:r>
+        <w:rPr>
+          <w:lang w:val="en_US" w:bidi="en_US"/>
+        </w:rPr>
+        <w:t xml:space="preserve">, the Spirit of God. The Holy Spirit helps the believer understand the word of God. When people pray in the Spirit, it means that he leads and helps the believers to pray. For more information on Spirit, refer to </w:t>
+      </w:r>
+      <w:hyperlink r:id="rId34">
         <w:r>
           <w:rPr>
             <w:lang w:val="en_US" w:bidi="en_US"/>
@@ -38155,224 +40181,158 @@
             <w:color w:val="0000EE"/>
             <w:u w:val="single"/>
           </w:rPr>
-          <w:t>Roman soldier</w:t>
+          <w:t>Holy Spirit</w:t>
         </w:r>
       </w:hyperlink>
       <w:r>
         <w:rPr>
           <w:lang w:val="en_US" w:bidi="en_US"/>
         </w:rPr>
-        <w:t xml:space="preserve"> wearing all the pieces of armor listed below as a group. How do soldiers dress in your culture when they go out to fight? How is it different from the picture of the Roman soldier? What pieces are similar? Pause this audio here.</w:t>
-      </w:r>
-    </w:p>
-    <w:p>
-      <w:pPr/>
-      <w:r>
-        <w:rPr>
-          <w:lang w:val="en_US" w:bidi="en_US"/>
-        </w:rPr>
-      </w:r>
-      <w:r>
-        <w:rPr>
-          <w:lang w:val="en_US" w:bidi="en_US"/>
-        </w:rPr>
-        <w:t>Paul begins the first part of this passage by telling the believers to be strong, then explains that they should get their strength from the Lord Jesus. The believers' relationship with Jesus is what gives them his power. They become strong by putting on armor, or using the spiritual gifts God has given them. Believers will need this protective armor because they are in a battle. Paul explains why it is so important that they do not rely on their own strength and resources. Their fight is not against other humans. They join a fight against the devil, so they need strength from God.</w:t>
-      </w:r>
-    </w:p>
-    <w:p>
-      <w:pPr/>
-      <w:r>
-        <w:rPr>
-          <w:lang w:val="en_US" w:bidi="en_US"/>
-        </w:rPr>
-      </w:r>
-      <w:r>
-        <w:rPr>
-          <w:lang w:val="en_US" w:bidi="en_US"/>
-        </w:rPr>
-        <w:t>Paul describes the kind of battle and the strength of the enemy. He calls it "our battle," to remind the believers that they are all fighting this same battle. These powers, under the leadership of the devil, rule the current time. The devil's spirits have many names, but in this passage Paul calls them "rulers, powers, forces of darkness, and spiritual forces of evil." They all come from the heavenly realms or the spiritual world, not from earth like humans.</w:t>
-      </w:r>
-    </w:p>
-    <w:p>
-      <w:pPr/>
-      <w:r>
-        <w:rPr>
-          <w:lang w:val="en_US" w:bidi="en_US"/>
-        </w:rPr>
-      </w:r>
-      <w:r>
-        <w:rPr>
-          <w:lang w:val="en_US" w:bidi="en_US"/>
-        </w:rPr>
-        <w:t>Stop here and discuss this question as a group: In your culture, what words do you use to describe spirits? How do you discuss what spirits are like or what they do? Pause this audio here.</w:t>
-      </w:r>
-    </w:p>
-    <w:p>
-      <w:pPr/>
-      <w:r>
-        <w:rPr>
-          <w:lang w:val="en_US" w:bidi="en_US"/>
-        </w:rPr>
-      </w:r>
-      <w:r>
-        <w:rPr>
-          <w:lang w:val="en_US" w:bidi="en_US"/>
-        </w:rPr>
-        <w:t>Now that Paul has warned the believers who they fight against, they need to prepare. Paul says that believers must put on God's protection like pieces of armor. This armor is behavior the believer must display, or attitudes that the believer must have. Then every day when believers fight against the forces of evil, they will not run away. When believers trust in God's resources and hold firm to their beliefs, they can fight against attacks like temptation, anger, and false teaching. After fighting each battle to the end, the believer will still be standing firm and ready for the next battle. So, after they prepare themselves for battle, they must concentrate on standing firm.</w:t>
-      </w:r>
-    </w:p>
-    <w:p>
-      <w:pPr/>
-      <w:r>
-        <w:rPr>
-          <w:lang w:val="en_US" w:bidi="en_US"/>
-        </w:rPr>
-      </w:r>
-      <w:r>
-        <w:rPr>
-          <w:lang w:val="en_US" w:bidi="en_US"/>
-        </w:rPr>
-        <w:t>Stop here and discuss this question as a group: In your language, what words or phrases do you use to describe when a person does not give up and continues to do something even when it is hard? Pause this audio here.</w:t>
-      </w:r>
-    </w:p>
-    <w:p>
-      <w:pPr/>
-      <w:r>
-        <w:rPr>
-          <w:lang w:val="en_US" w:bidi="en_US"/>
-        </w:rPr>
-      </w:r>
-      <w:r>
-        <w:rPr>
-          <w:lang w:val="en_US" w:bidi="en_US"/>
-        </w:rPr>
-        <w:t>Now Paul describes the specific pieces of armor that they will use to stand firm.</w:t>
-      </w:r>
-    </w:p>
-    <w:p>
-      <w:pPr/>
-      <w:r>
-        <w:rPr>
-          <w:lang w:val="en_US" w:bidi="en_US"/>
-        </w:rPr>
-      </w:r>
-      <w:r>
-        <w:rPr>
-          <w:lang w:val="en_US" w:bidi="en_US"/>
-        </w:rPr>
-        <w:t>The truth God gives is like a belt tied around their waists. The belt holds up a soldier's long clothes so that he can run and fight. God's truth supports the believers in their fight with the devil. Next is the breastplate of righteousness: right behavior and showing justice will give protection to the believer. Like shoes, believers put on the peace that comes from the good news about how a person can have peace with God. Then they will be ready and prepared for any attacks. They will also be ready to spread that peace by sharing the good news with people around them.</w:t>
-      </w:r>
-    </w:p>
-    <w:p>
-      <w:pPr/>
-      <w:r>
-        <w:rPr>
-          <w:lang w:val="en_US" w:bidi="en_US"/>
-        </w:rPr>
-      </w:r>
-      <w:r>
-        <w:rPr>
-          <w:lang w:val="en_US" w:bidi="en_US"/>
-        </w:rPr>
-        <w:t>Believers must also carry the shield of faith, which is confident trust that God will protect them against every type of attack. The salvation God gives is like a helmet that protects them from the devil since Christ has saved them.</w:t>
-      </w:r>
-    </w:p>
-    <w:p>
-      <w:pPr/>
-      <w:r>
-        <w:rPr>
-          <w:lang w:val="en_US" w:bidi="en_US"/>
-        </w:rPr>
-      </w:r>
-      <w:r>
-        <w:rPr>
-          <w:lang w:val="en_US" w:bidi="en_US"/>
-        </w:rPr>
-        <w:t>Next is the sword of the Spirit. Paul isn't comparing the Spirit to a sword, like he compares faith to a shield. Instead, he says the word of God is like a sword, and the Holy Spirit helps make the sword useful. When the devil attacks, the believers will defend themselves using God's Word, by reading it, quoting it, and speaking it.</w:t>
-      </w:r>
-    </w:p>
-    <w:p>
-      <w:pPr/>
-      <w:r>
-        <w:rPr>
-          <w:lang w:val="en_US" w:bidi="en_US"/>
-        </w:rPr>
-      </w:r>
-      <w:r>
-        <w:rPr>
-          <w:lang w:val="en_US" w:bidi="en_US"/>
-        </w:rPr>
-        <w:t>Stop here and discuss this question as a group: What words or phrases do you use in your language to describe the way that a person continues to trust God, continues to act rightly, and continues to believe in God's truth? How can you compare or connect it with the way a soldier carries or uses armor? How might it be hard to compare the two? Discuss the way you want to translate the comparison between the armor and the characteristics. Pause this audio here.</w:t>
-      </w:r>
-    </w:p>
-    <w:p>
-      <w:pPr/>
-      <w:r>
-        <w:rPr>
-          <w:lang w:val="en_US" w:bidi="en_US"/>
-        </w:rPr>
-      </w:r>
-      <w:r>
-        <w:rPr>
-          <w:lang w:val="en_US" w:bidi="en_US"/>
-        </w:rPr>
-        <w:t>Finally, while they do all of this, the believers must also pray and depend on God. The Holy Spirit guides and shows them how to pray. Since they are in a constant battle, they must pay attention and always be ready to pray. Paul emphasizes the need to pray constantly, telling believers to pray at all times, with all kinds of prayers and requests, then says they must continually pray for all God's people. Since this is a battle they fight alongside other believers, they should support and care for each other by praying.</w:t>
-      </w:r>
-    </w:p>
-    <w:p>
-      <w:pPr/>
-      <w:r>
-        <w:rPr>
-          <w:lang w:val="en_US" w:bidi="en_US"/>
-        </w:rPr>
-      </w:r>
-      <w:r>
-        <w:rPr>
-          <w:lang w:val="en_US" w:bidi="en_US"/>
-        </w:rPr>
-        <w:t>As a fellow believer, Paul asks them to pray that God will give him the words to say so that he will speak without fear and explain the truth in the good news. This news was like a mystery until God revealed it to the believers. Since he has this truth, Paul says he is an ambassador, a person who speaks on behalf of his ruler, who is Christ. He says he is still an ambassador even while in chains. When he says "in chains" he means in prison. Even in prison, he must continue to declare the good news without being afraid.</w:t>
-      </w:r>
-    </w:p>
-    <w:p>
-      <w:pPr/>
-      <w:r>
-        <w:rPr>
-          <w:lang w:val="en_US" w:bidi="en_US"/>
-        </w:rPr>
-      </w:r>
-      <w:r>
-        <w:rPr>
-          <w:lang w:val="en_US" w:bidi="en_US"/>
-        </w:rPr>
-        <w:t>Stop here and discuss this question as a group: In your language, what words or phrases do you use for a person who represents someone or speaks on behalf of another? How do they do this? How do they know what to say or do? Pause this audio here.</w:t>
-      </w:r>
-    </w:p>
-    <w:p>
-      <w:pPr/>
-      <w:r>
-        <w:rPr>
-          <w:lang w:val="en_US" w:bidi="en_US"/>
-        </w:rPr>
-      </w:r>
-      <w:r>
-        <w:rPr>
-          <w:lang w:val="en_US" w:bidi="en_US"/>
-        </w:rPr>
-        <w:t>Now, the group should storyboard, draw, or use objects to visualize the passage and the action in it. As you do this, you might want to have drawings, objects, or even people to represent Paul, the believers, the Lord Jesus, God, the devil, the evil spirits, and the Holy Spirit.</w:t>
-      </w:r>
-    </w:p>
-    <w:p>
-      <w:pPr/>
-      <w:r>
-        <w:rPr>
-          <w:lang w:val="en_US" w:bidi="en_US"/>
-        </w:rPr>
-      </w:r>
-      <w:r>
-        <w:rPr>
-          <w:lang w:val="en_US" w:bidi="en_US"/>
-        </w:rPr>
-        <w:t>Choose people, drawings, or objects to be each one of these. As you begin to retell the story of these verses, remember that Paul is speaking to the believers. Paul tells the believers to go to the Lord Jesus to get strength. Then show how the devil and his evil spirits plan ways to attack the believers. Show God giving believers armor that they must take and put on. Then show how the devil and his army try to attack the believers like enemy soldiers attack in a battle. But the believers are wearing God's armor, so they can stand and not run away when the devil attacks. Paul reminds believers that they fight not against people, but against all kinds of spiritual forces. These spirits come from the spiritual world to rule in this world, which is evil and dark like night. So again, Paul tells the believers to put on all of the armor from God. As Paul lists out the armor, show the pieces on the believers. They should tie a belt of truth around their waist, put the breastplate of righteousness on their chest and put the shoes of peace on their feet. They should also pick up the shield of faith with one hand, put on the helmet of salvation on their head, and pick up the sword of the Spirit with the other hand. Paul says as they do this, they must pray. Show the believers praying in all situations for each other, staying alert and not giving up. Then show Paul in prison and the believers praying for him also. You can show God telling Paul what to say about the good news while he is in prison.</w:t>
+        <w:t xml:space="preserve"> in the Master Glossary. Use the same word or phrase for Spirit, or Holy Spirit, as you used in previous passages.</w:t>
+      </w:r>
+    </w:p>
+    <w:p>
+      <w:pPr/>
+      <w:r>
+        <w:rPr>
+          <w:lang w:val="en_US" w:bidi="en_US"/>
+        </w:rPr>
+      </w:r>
+      <w:r>
+        <w:rPr>
+          <w:lang w:val="en_US" w:bidi="en_US"/>
+        </w:rPr>
+        <w:t xml:space="preserve">The believers must </w:t>
+      </w:r>
+      <w:r>
+        <w:rPr>
+          <w:b/>
+          <w:lang w:val="en_US" w:bidi="en_US"/>
+        </w:rPr>
+        <w:t>pray</w:t>
+      </w:r>
+      <w:r>
+        <w:rPr>
+          <w:lang w:val="en_US" w:bidi="en_US"/>
+        </w:rPr>
+        <w:t xml:space="preserve"> with all prayers and requests. Praying is communicating with God. When people pray, they praise God, thank him, ask him for help, tell him about the wrong things they have done, ask him to help other people, or just cry to him because they feel so sad. In the Bible, all these things are part of praying. For more information on </w:t>
+      </w:r>
+      <w:hyperlink r:id="rId94">
+        <w:r>
+          <w:rPr>
+            <w:lang w:val="en_US" w:bidi="en_US"/>
+          </w:rPr>
+          <w:rPr>
+            <w:color w:val="0000EE"/>
+            <w:u w:val="single"/>
+          </w:rPr>
+          <w:t>prayer</w:t>
+        </w:r>
+      </w:hyperlink>
+      <w:r>
+        <w:rPr>
+          <w:lang w:val="en_US" w:bidi="en_US"/>
+        </w:rPr>
+        <w:t>, refer to the Master Glossary. Use the same word or phrase for pray and prayer as you used in previous passages.</w:t>
+      </w:r>
+    </w:p>
+    <w:p>
+      <w:pPr/>
+      <w:r>
+        <w:rPr>
+          <w:lang w:val="en_US" w:bidi="en_US"/>
+        </w:rPr>
+      </w:r>
+      <w:r>
+        <w:rPr>
+          <w:lang w:val="en_US" w:bidi="en_US"/>
+        </w:rPr>
+        <w:t xml:space="preserve">The believers should pray for the </w:t>
+      </w:r>
+      <w:r>
+        <w:rPr>
+          <w:b/>
+          <w:lang w:val="en_US" w:bidi="en_US"/>
+        </w:rPr>
+        <w:t>saints</w:t>
+      </w:r>
+      <w:r>
+        <w:rPr>
+          <w:lang w:val="en_US" w:bidi="en_US"/>
+        </w:rPr>
+        <w:t xml:space="preserve">, or all God's people. These are people who belong to God because they believe in Jesus. For more information on </w:t>
+      </w:r>
+      <w:hyperlink r:id="rId17">
+        <w:r>
+          <w:rPr>
+            <w:lang w:val="en_US" w:bidi="en_US"/>
+          </w:rPr>
+          <w:rPr>
+            <w:color w:val="0000EE"/>
+            <w:u w:val="single"/>
+          </w:rPr>
+          <w:t>saints</w:t>
+        </w:r>
+      </w:hyperlink>
+      <w:r>
+        <w:rPr>
+          <w:lang w:val="en_US" w:bidi="en_US"/>
+        </w:rPr>
+        <w:t>, refer to the Master Glossary. Use the same word or phrase for saints as you used in previous passages.</w:t>
+      </w:r>
+    </w:p>
+    <w:p>
+      <w:pPr/>
+      <w:r>
+        <w:rPr>
+          <w:lang w:val="en_US" w:bidi="en_US"/>
+        </w:rPr>
+      </w:r>
+      <w:r>
+        <w:rPr>
+          <w:lang w:val="en_US" w:bidi="en_US"/>
+        </w:rPr>
+        <w:t xml:space="preserve">Paul needs prayer as he explains the gospel as an </w:t>
+      </w:r>
+      <w:r>
+        <w:rPr>
+          <w:b/>
+          <w:lang w:val="en_US" w:bidi="en_US"/>
+        </w:rPr>
+        <w:t>ambassador</w:t>
+      </w:r>
+      <w:r>
+        <w:rPr>
+          <w:lang w:val="en_US" w:bidi="en_US"/>
+        </w:rPr>
+        <w:t>. An ambassador is a person who represents or speaks for a ruler. Paul is an ambassador for God. God has chosen Paul to speak the words that God gives him to speak.</w:t>
+      </w:r>
+    </w:p>
+    <w:p>
+      <w:pPr/>
+      <w:r>
+        <w:rPr>
+          <w:lang w:val="en_US" w:bidi="en_US"/>
+        </w:rPr>
+      </w:r>
+      <w:r>
+        <w:rPr>
+          <w:lang w:val="en_US" w:bidi="en_US"/>
+        </w:rPr>
+        <w:t xml:space="preserve">Stop here and discuss as a group what word or phrase you will use for </w:t>
+      </w:r>
+      <w:r>
+        <w:rPr>
+          <w:b/>
+          <w:lang w:val="en_US" w:bidi="en_US"/>
+        </w:rPr>
+        <w:t>ambassador</w:t>
+      </w:r>
+      <w:r>
+        <w:rPr>
+          <w:lang w:val="en_US" w:bidi="en_US"/>
+        </w:rPr>
+        <w:t>. If you have already translated this word in another book of the Bible, use the same word that you have used there.</w:t>
       </w:r>
       <w:r>
         <w:rPr>
@@ -38388,54 +40348,598 @@
         <w:rPr>
           <w:lang w:val="en_US" w:bidi="en_US"/>
         </w:rPr>
-        <w:t>Embodying the Text</w:t>
-      </w:r>
-      <w:r>
-        <w:rPr>
-          <w:lang w:val="en_US" w:bidi="en_US"/>
-        </w:rPr>
-      </w:r>
-    </w:p>
-    <w:p>
-      <w:pPr/>
-      <w:r>
-        <w:rPr>
-          <w:lang w:val="en_US" w:bidi="en_US"/>
-        </w:rPr>
-      </w:r>
-      <w:r>
-        <w:rPr>
-          <w:lang w:val="en_US" w:bidi="en_US"/>
-        </w:rPr>
-        <w:t>Listen to an audio version of Ephesians 6:10–20 in the easiest-to-understand translation.</w:t>
-      </w:r>
-    </w:p>
-    <w:p>
-      <w:pPr/>
-      <w:r>
-        <w:rPr>
-          <w:lang w:val="en_US" w:bidi="en_US"/>
-        </w:rPr>
-      </w:r>
-      <w:r>
-        <w:rPr>
-          <w:lang w:val="en_US" w:bidi="en_US"/>
-        </w:rPr>
-        <w:t>In this step, the group will dramatize the passage.</w:t>
-      </w:r>
-    </w:p>
-    <w:p>
-      <w:pPr/>
-      <w:r>
-        <w:rPr>
-          <w:lang w:val="en_US" w:bidi="en_US"/>
-        </w:rPr>
-      </w:r>
-      <w:r>
-        <w:rPr>
-          <w:lang w:val="en_US" w:bidi="en_US"/>
-        </w:rPr>
-        <w:t>This passage has 3 parts.</w:t>
+        <w:t>Speaking the Word</w:t>
+      </w:r>
+      <w:r>
+        <w:rPr>
+          <w:lang w:val="en_US" w:bidi="en_US"/>
+        </w:rPr>
+      </w:r>
+    </w:p>
+    <w:p>
+      <w:pPr/>
+      <w:r>
+        <w:rPr>
+          <w:lang w:val="en_US" w:bidi="en_US"/>
+        </w:rPr>
+      </w:r>
+      <w:r>
+        <w:rPr>
+          <w:lang w:val="en_US" w:bidi="en_US"/>
+        </w:rPr>
+        <w:t>Listen to an audio version of the passage in the easiest-to-understand translation.</w:t>
+      </w:r>
+    </w:p>
+    <w:p>
+      <w:pPr/>
+      <w:r>
+        <w:rPr>
+          <w:lang w:val="en_US" w:bidi="en_US"/>
+        </w:rPr>
+      </w:r>
+      <w:r>
+        <w:rPr>
+          <w:lang w:val="en_US" w:bidi="en_US"/>
+        </w:rPr>
+        <w:t>In this session, retell the passage, as a group, in your own language.</w:t>
+      </w:r>
+    </w:p>
+    <w:p>
+      <w:pPr/>
+      <w:r>
+        <w:rPr>
+          <w:lang w:val="en_US" w:bidi="en_US"/>
+        </w:rPr>
+      </w:r>
+      <w:r>
+        <w:rPr>
+          <w:lang w:val="en_US" w:bidi="en_US"/>
+        </w:rPr>
+        <w:t>First, the whole group should practice telling the passage in your own language. Remember to include the things you decided in previous steps, like chronology, words, phrases, emotions, or anything else you discussed.</w:t>
+      </w:r>
+    </w:p>
+    <w:p>
+      <w:pPr/>
+      <w:r>
+        <w:rPr>
+          <w:lang w:val="en_US" w:bidi="en_US"/>
+        </w:rPr>
+      </w:r>
+      <w:r>
+        <w:rPr>
+          <w:lang w:val="en_US" w:bidi="en_US"/>
+        </w:rPr>
+        <w:t>One group member should tell a few sentences of the passage and pause. Another group member should tell the next part of the passage and pause. Do this until the group has retold the whole passage. The group members can correct each other in this step. Pause this audio here.</w:t>
+      </w:r>
+    </w:p>
+    <w:p>
+      <w:pPr/>
+      <w:r>
+        <w:rPr>
+          <w:lang w:val="en_US" w:bidi="en_US"/>
+        </w:rPr>
+      </w:r>
+      <w:r>
+        <w:rPr>
+          <w:lang w:val="en_US" w:bidi="en_US"/>
+        </w:rPr>
+        <w:t>Next, each member of the group should tell the whole passage without interruption at least one time. A group member can use random objects, motions, or their storyboard to help them remember the passage. Pause this audio here.</w:t>
+      </w:r>
+    </w:p>
+    <w:p>
+      <w:pPr/>
+      <w:r>
+        <w:rPr>
+          <w:lang w:val="en_US" w:bidi="en_US"/>
+        </w:rPr>
+      </w:r>
+      <w:r>
+        <w:rPr>
+          <w:lang w:val="en_US" w:bidi="en_US"/>
+        </w:rPr>
+        <w:t>Next, the group can decide whose version of the passage you like the most. You may decide that you liked the way one group member told one scene but you liked the way a different group member told another scene. Pause this audio here.</w:t>
+      </w:r>
+    </w:p>
+    <w:p>
+      <w:pPr/>
+      <w:r>
+        <w:rPr>
+          <w:lang w:val="en_US" w:bidi="en_US"/>
+        </w:rPr>
+      </w:r>
+      <w:r>
+        <w:rPr>
+          <w:lang w:val="en_US" w:bidi="en_US"/>
+        </w:rPr>
+        <w:t>Finally, the group can put together a final version of the passage that everyone agrees on. Each group member should practice telling this final version of the passage.</w:t>
+      </w:r>
+      <w:r>
+        <w:rPr>
+          <w:lang w:val="en_US" w:bidi="en_US"/>
+        </w:rPr>
+      </w:r>
+      <w:r>
+        <w:rPr>
+          <w:lang w:val="en_US" w:bidi="en_US"/>
+        </w:rPr>
+      </w:r>
+    </w:p>
+    <w:p>
+      <w:pPr/>
+      <w:r>
+        <w:rPr>
+          <w:lang w:val="en_US" w:bidi="en_US"/>
+        </w:rPr>
+      </w:r>
+    </w:p>
+    <w:p>
+      <w:pPr>
+        <w:pStyle w:val="Heading2"/>
+      </w:pPr>
+      <w:r>
+        <w:rPr>
+          <w:lang w:val="en_US" w:bidi="en_US"/>
+        </w:rPr>
+        <w:t>Ephesians 6:21–24</w:t>
+      </w:r>
+      <w:r>
+        <w:rPr>
+          <w:lang w:val="en_US" w:bidi="en_US"/>
+        </w:rPr>
+      </w:r>
+    </w:p>
+    <w:p>
+      <w:pPr>
+        <w:pStyle w:val="Heading3"/>
+      </w:pPr>
+      <w:r>
+        <w:rPr>
+          <w:lang w:val="en_US" w:bidi="en_US"/>
+        </w:rPr>
+        <w:t>Hear and Heart</w:t>
+      </w:r>
+      <w:r>
+        <w:rPr>
+          <w:lang w:val="en_US" w:bidi="en_US"/>
+        </w:rPr>
+      </w:r>
+    </w:p>
+    <w:p>
+      <w:pPr/>
+      <w:r>
+        <w:rPr>
+          <w:lang w:val="en_US" w:bidi="en_US"/>
+        </w:rPr>
+      </w:r>
+      <w:r>
+        <w:rPr>
+          <w:lang w:val="en_US" w:bidi="en_US"/>
+        </w:rPr>
+        <w:t>In this step, hear Ephesians 6:21–24 and put it in your hearts.</w:t>
+      </w:r>
+    </w:p>
+    <w:p>
+      <w:pPr/>
+      <w:r>
+        <w:rPr>
+          <w:lang w:val="en_US" w:bidi="en_US"/>
+        </w:rPr>
+      </w:r>
+      <w:r>
+        <w:rPr>
+          <w:lang w:val="en_US" w:bidi="en_US"/>
+        </w:rPr>
+        <w:t>Listen to an audio version of Ephesians 6:21–24 three times, in three different translations, if possible.</w:t>
+      </w:r>
+    </w:p>
+    <w:p>
+      <w:pPr/>
+      <w:r>
+        <w:rPr>
+          <w:lang w:val="en_US" w:bidi="en_US"/>
+        </w:rPr>
+      </w:r>
+      <w:r>
+        <w:rPr>
+          <w:lang w:val="en_US" w:bidi="en_US"/>
+        </w:rPr>
+        <w:t>Pause this audio here.</w:t>
+      </w:r>
+    </w:p>
+    <w:p>
+      <w:pPr/>
+      <w:r>
+        <w:rPr>
+          <w:lang w:val="en_US" w:bidi="en_US"/>
+        </w:rPr>
+      </w:r>
+      <w:r>
+        <w:rPr>
+          <w:lang w:val="en_US" w:bidi="en_US"/>
+        </w:rPr>
+        <w:t>Now, as a group, discuss the following questions:</w:t>
+      </w:r>
+    </w:p>
+    <w:p>
+      <w:pPr>
+        <w:pStyle w:val="ListNumber"/>
+        <w:numPr>
+          <w:ilvl w:val="0"/>
+          <w:numId w:val="34"/>
+        </w:numPr>
+        <w:spacing w:line="240" w:lineRule="auto"/>
+        <w:ind w:left="720"/>
+      </w:pPr>
+      <w:r>
+        <w:rPr>
+          <w:lang w:val="en_US" w:bidi="en_US"/>
+        </w:rPr>
+      </w:r>
+      <w:r>
+        <w:rPr>
+          <w:lang w:val="en_US" w:bidi="en_US"/>
+        </w:rPr>
+        <w:t>What do you like in this passage? Pause this audio here.</w:t>
+      </w:r>
+    </w:p>
+    <w:p>
+      <w:pPr>
+        <w:pStyle w:val="ListNumber"/>
+        <w:spacing w:line="240" w:lineRule="auto"/>
+        <w:ind w:left="720"/>
+      </w:pPr>
+      <w:r>
+        <w:rPr>
+          <w:lang w:val="en_US" w:bidi="en_US"/>
+        </w:rPr>
+      </w:r>
+      <w:r>
+        <w:rPr>
+          <w:lang w:val="en_US" w:bidi="en_US"/>
+        </w:rPr>
+        <w:t>What do you not like or not understand in this passage? Pause this audio here.</w:t>
+      </w:r>
+    </w:p>
+    <w:p>
+      <w:pPr>
+        <w:pStyle w:val="ListNumber"/>
+        <w:spacing w:line="240" w:lineRule="auto"/>
+        <w:ind w:left="720"/>
+      </w:pPr>
+      <w:r>
+        <w:rPr>
+          <w:lang w:val="en_US" w:bidi="en_US"/>
+        </w:rPr>
+      </w:r>
+      <w:r>
+        <w:rPr>
+          <w:lang w:val="en_US" w:bidi="en_US"/>
+        </w:rPr>
+        <w:t>What does this passage tell us about God or Jesus? Pause this audio here.</w:t>
+      </w:r>
+    </w:p>
+    <w:p>
+      <w:pPr>
+        <w:pStyle w:val="ListNumber"/>
+        <w:spacing w:line="240" w:lineRule="auto"/>
+        <w:ind w:left="720"/>
+      </w:pPr>
+      <w:r>
+        <w:rPr>
+          <w:lang w:val="en_US" w:bidi="en_US"/>
+        </w:rPr>
+      </w:r>
+      <w:r>
+        <w:rPr>
+          <w:lang w:val="en_US" w:bidi="en_US"/>
+        </w:rPr>
+        <w:t>What does this passage tell us about people? Pause this audio here.</w:t>
+      </w:r>
+    </w:p>
+    <w:p>
+      <w:pPr>
+        <w:pStyle w:val="ListNumber"/>
+        <w:spacing w:line="240" w:lineRule="auto"/>
+        <w:ind w:left="720"/>
+      </w:pPr>
+      <w:r>
+        <w:rPr>
+          <w:lang w:val="en_US" w:bidi="en_US"/>
+        </w:rPr>
+      </w:r>
+      <w:r>
+        <w:rPr>
+          <w:lang w:val="en_US" w:bidi="en_US"/>
+        </w:rPr>
+        <w:t>How does this passage affect our daily lives? Pause this audio here.</w:t>
+      </w:r>
+    </w:p>
+    <w:p>
+      <w:pPr>
+        <w:pStyle w:val="ListNumber"/>
+        <w:spacing w:line="240" w:lineRule="auto"/>
+        <w:ind w:left="720"/>
+      </w:pPr>
+      <w:r>
+        <w:rPr>
+          <w:lang w:val="en_US" w:bidi="en_US"/>
+        </w:rPr>
+      </w:r>
+      <w:r>
+        <w:rPr>
+          <w:lang w:val="en_US" w:bidi="en_US"/>
+        </w:rPr>
+        <w:t>Who do you know who needs to hear this passage?</w:t>
+      </w:r>
+      <w:r>
+        <w:rPr>
+          <w:lang w:val="en_US" w:bidi="en_US"/>
+        </w:rPr>
+      </w:r>
+    </w:p>
+    <w:p>
+      <w:pPr>
+        <w:pStyle w:val="Heading3"/>
+      </w:pPr>
+      <w:r>
+        <w:rPr>
+          <w:lang w:val="en_US" w:bidi="en_US"/>
+        </w:rPr>
+        <w:t>Setting the Stage</w:t>
+      </w:r>
+      <w:r>
+        <w:rPr>
+          <w:lang w:val="en_US" w:bidi="en_US"/>
+        </w:rPr>
+      </w:r>
+    </w:p>
+    <w:p>
+      <w:pPr/>
+      <w:r>
+        <w:rPr>
+          <w:lang w:val="en_US" w:bidi="en_US"/>
+        </w:rPr>
+      </w:r>
+      <w:r>
+        <w:rPr>
+          <w:lang w:val="en_US" w:bidi="en_US"/>
+        </w:rPr>
+        <w:t>Listen to an audio version of Ephesians 6:21–24 in the easiest-to-understand translation.</w:t>
+      </w:r>
+    </w:p>
+    <w:p>
+      <w:pPr/>
+      <w:r>
+        <w:rPr>
+          <w:lang w:val="en_US" w:bidi="en_US"/>
+        </w:rPr>
+      </w:r>
+      <w:r>
+        <w:rPr>
+          <w:lang w:val="en_US" w:bidi="en_US"/>
+        </w:rPr>
+        <w:t>Paul has just given his final encouragement and summary: to put on the armor God gives and continue to pray. Now he finishes his letter by explaining who he is sending the letter with, and why he chose this man. Then he concludes with his blessing for the believers.</w:t>
+      </w:r>
+    </w:p>
+    <w:p>
+      <w:pPr/>
+      <w:r>
+        <w:rPr>
+          <w:lang w:val="en_US" w:bidi="en_US"/>
+        </w:rPr>
+      </w:r>
+      <w:r>
+        <w:rPr>
+          <w:lang w:val="en_US" w:bidi="en_US"/>
+        </w:rPr>
+        <w:t>In that time, it was common for travelers to carry letters and other news. Paul is sending this letter with a man named Tychicus to take to the Ephesian believers. Since these believers probably wouldn't know this man, Paul gives a brief introduction. Paul says that Tychicus is a dear fellow believer, like a brother. Since God is the Father of all believers, all believers are like brothers and sisters. Therefore, Paul often uses the word for brother when referring to a fellow believer.</w:t>
+      </w:r>
+    </w:p>
+    <w:p>
+      <w:pPr/>
+      <w:r>
+        <w:rPr>
+          <w:lang w:val="en_US" w:bidi="en_US"/>
+        </w:rPr>
+      </w:r>
+      <w:r>
+        <w:rPr>
+          <w:lang w:val="en_US" w:bidi="en_US"/>
+        </w:rPr>
+        <w:t>Stop here and discuss this question as a group: How do you talk about a fellow believer or close friend in your culture? In what kind of situations would you refer to someone not related to you as a family member? What other words would you use to describe someone you love like a family member? Pause this audio here.</w:t>
+      </w:r>
+    </w:p>
+    <w:p>
+      <w:pPr/>
+      <w:r>
+        <w:rPr>
+          <w:lang w:val="en_US" w:bidi="en_US"/>
+        </w:rPr>
+      </w:r>
+      <w:r>
+        <w:rPr>
+          <w:lang w:val="en_US" w:bidi="en_US"/>
+        </w:rPr>
+        <w:t>Paul says that Tychicus serves the Lord faithfully. So, Tychicus will be a reliable person to carry this letter and share all the news about Paul. When Paul wrote this letter, Tychicus was with him in Rome. Paul says that he is sending Tychicus specifically to let the believers know how Paul and the people with him are doing. Tychicus can describe Paul's living conditions and his personal health as well as the work that the believers are doing. Then the believers will be encouraged and will no longer worry about Paul. Tychicus can also encourage them to follow the good behaviors and attitudes mentioned in the letter.</w:t>
+      </w:r>
+    </w:p>
+    <w:p>
+      <w:pPr/>
+      <w:r>
+        <w:rPr>
+          <w:lang w:val="en_US" w:bidi="en_US"/>
+        </w:rPr>
+      </w:r>
+      <w:r>
+        <w:rPr>
+          <w:lang w:val="en_US" w:bidi="en_US"/>
+        </w:rPr>
+        <w:t xml:space="preserve">Stop here and look at a map of </w:t>
+      </w:r>
+      <w:hyperlink r:id="rId95">
+        <w:r>
+          <w:rPr>
+            <w:lang w:val="en_US" w:bidi="en_US"/>
+          </w:rPr>
+          <w:rPr>
+            <w:color w:val="0000EE"/>
+            <w:u w:val="single"/>
+          </w:rPr>
+          <w:t>Rome and Ephesus</w:t>
+        </w:r>
+      </w:hyperlink>
+      <w:r>
+        <w:rPr>
+          <w:lang w:val="en_US" w:bidi="en_US"/>
+        </w:rPr>
+        <w:t xml:space="preserve"> as a group. Pause this audio here.</w:t>
+      </w:r>
+    </w:p>
+    <w:p>
+      <w:pPr/>
+      <w:r>
+        <w:rPr>
+          <w:lang w:val="en_US" w:bidi="en_US"/>
+        </w:rPr>
+      </w:r>
+      <w:r>
+        <w:rPr>
+          <w:lang w:val="en_US" w:bidi="en_US"/>
+        </w:rPr>
+        <w:t>Paul finishes with a blessing or a prayer for the believers. Just as he began the letter, he also closes with a prayer that God would give the believers peace and grace. Instead of saying "to you," he says "Peace to the brothers," maybe because the letter would be passed around to believers in other cities. Again, he uses the word for brother to mean fellow believers, both men and women.</w:t>
+      </w:r>
+    </w:p>
+    <w:p>
+      <w:pPr/>
+      <w:r>
+        <w:rPr>
+          <w:lang w:val="en_US" w:bidi="en_US"/>
+        </w:rPr>
+      </w:r>
+      <w:r>
+        <w:rPr>
+          <w:lang w:val="en_US" w:bidi="en_US"/>
+        </w:rPr>
+        <w:t>Stop here and discuss this question as a group: Discuss how you bless or wish good things for each other in your culture. When someone leaves, or if you are sending a message to someone far away, how do you share your hopes or prayers of good things for them? What kind of things do you say you want for them? What kind of people are more likely to give these blessings or prayers? Pause this audio here.</w:t>
+      </w:r>
+    </w:p>
+    <w:p>
+      <w:pPr/>
+      <w:r>
+        <w:rPr>
+          <w:lang w:val="en_US" w:bidi="en_US"/>
+        </w:rPr>
+      </w:r>
+      <w:r>
+        <w:rPr>
+          <w:lang w:val="en_US" w:bidi="en_US"/>
+        </w:rPr>
+        <w:t>Paul asks that both God the Father and the Lord Jesus Christ would help the believers love each other and continue to trust God together. He also asks that God will show his grace to everyone who loves our Lord Jesus Christ. Paul says "without ending" which could either mean that Paul asks for unending grace or life, or that this grace is for people who persistently love Jesus without stopping.</w:t>
+      </w:r>
+      <w:r>
+        <w:rPr>
+          <w:lang w:val="en_US" w:bidi="en_US"/>
+        </w:rPr>
+      </w:r>
+    </w:p>
+    <w:p>
+      <w:pPr>
+        <w:pStyle w:val="Heading3"/>
+      </w:pPr>
+      <w:r>
+        <w:rPr>
+          <w:lang w:val="en_US" w:bidi="en_US"/>
+        </w:rPr>
+        <w:t>Defining the Scenes</w:t>
+      </w:r>
+      <w:r>
+        <w:rPr>
+          <w:lang w:val="en_US" w:bidi="en_US"/>
+        </w:rPr>
+      </w:r>
+    </w:p>
+    <w:p>
+      <w:pPr/>
+      <w:r>
+        <w:rPr>
+          <w:lang w:val="en_US" w:bidi="en_US"/>
+        </w:rPr>
+      </w:r>
+      <w:r>
+        <w:rPr>
+          <w:lang w:val="en_US" w:bidi="en_US"/>
+        </w:rPr>
+        <w:t>Listen to an audio version of Ephesians 6:21–24 in the easiest-to-understand translation.</w:t>
+      </w:r>
+    </w:p>
+    <w:p>
+      <w:pPr/>
+      <w:r>
+        <w:rPr>
+          <w:lang w:val="en_US" w:bidi="en_US"/>
+        </w:rPr>
+      </w:r>
+      <w:r>
+        <w:rPr>
+          <w:lang w:val="en_US" w:bidi="en_US"/>
+        </w:rPr>
+        <w:t>In this step, the group will define the parts, characters, and setting of this passage. Then the group will visualize this passage.</w:t>
+      </w:r>
+    </w:p>
+    <w:p>
+      <w:pPr/>
+      <w:r>
+        <w:rPr>
+          <w:lang w:val="en_US" w:bidi="en_US"/>
+        </w:rPr>
+      </w:r>
+      <w:r>
+        <w:rPr>
+          <w:lang w:val="en_US" w:bidi="en_US"/>
+        </w:rPr>
+        <w:t>This passage has 2 parts.</w:t>
+      </w:r>
+    </w:p>
+    <w:p>
+      <w:pPr/>
+      <w:r>
+        <w:rPr>
+          <w:lang w:val="en_US" w:bidi="en_US"/>
+        </w:rPr>
+      </w:r>
+      <w:r>
+        <w:rPr>
+          <w:b/>
+          <w:lang w:val="en_US" w:bidi="en_US"/>
+        </w:rPr>
+        <w:t>In the first part:</w:t>
+      </w:r>
+      <w:r>
+        <w:rPr>
+          <w:lang w:val="en_US" w:bidi="en_US"/>
+        </w:rPr>
+        <w:t xml:space="preserve"> Paul explains that he is sending Tychicus to bring this letter, news about Paul, and encouragement to the believers.</w:t>
+      </w:r>
+    </w:p>
+    <w:p>
+      <w:pPr/>
+      <w:r>
+        <w:rPr>
+          <w:lang w:val="en_US" w:bidi="en_US"/>
+        </w:rPr>
+      </w:r>
+      <w:r>
+        <w:rPr>
+          <w:b/>
+          <w:lang w:val="en_US" w:bidi="en_US"/>
+        </w:rPr>
+        <w:t>In the second part:</w:t>
+      </w:r>
+      <w:r>
+        <w:rPr>
+          <w:lang w:val="en_US" w:bidi="en_US"/>
+        </w:rPr>
+        <w:t xml:space="preserve"> Paul ends the letter by praying that God and Jesus will give the believers peace, love, faith, and grace.</w:t>
       </w:r>
     </w:p>
     <w:p>
@@ -38485,7 +40989,7 @@
         <w:rPr>
           <w:lang w:val="en_US" w:bidi="en_US"/>
         </w:rPr>
-        <w:t>The believers who are listening to these words</w:t>
+        <w:t>The believers who are listening to someone read this letter aloud</w:t>
       </w:r>
     </w:p>
     <w:p>
@@ -38503,7 +41007,7 @@
         <w:rPr>
           <w:lang w:val="en_US" w:bidi="en_US"/>
         </w:rPr>
-        <w:t>The Lord Jesus</w:t>
+        <w:t>The person reading this letter aloud, probably Tychicus</w:t>
       </w:r>
     </w:p>
     <w:p>
@@ -38521,7 +41025,7 @@
         <w:rPr>
           <w:lang w:val="en_US" w:bidi="en_US"/>
         </w:rPr>
-        <w:t>God</w:t>
+        <w:t>God the Father</w:t>
       </w:r>
     </w:p>
     <w:p>
@@ -38539,7 +41043,182 @@
         <w:rPr>
           <w:lang w:val="en_US" w:bidi="en_US"/>
         </w:rPr>
-        <w:t>The devil, who is the evil one</w:t>
+        <w:t>The Lord Jesus Christ</w:t>
+      </w:r>
+    </w:p>
+    <w:p>
+      <w:pPr/>
+      <w:r>
+        <w:rPr>
+          <w:lang w:val="en_US" w:bidi="en_US"/>
+        </w:rPr>
+      </w:r>
+      <w:r>
+        <w:rPr>
+          <w:lang w:val="en_US" w:bidi="en_US"/>
+        </w:rPr>
+        <w:t>As a group, pay attention to these parts of the passage's setting:</w:t>
+      </w:r>
+    </w:p>
+    <w:p>
+      <w:pPr/>
+      <w:r>
+        <w:rPr>
+          <w:lang w:val="en_US" w:bidi="en_US"/>
+        </w:rPr>
+      </w:r>
+      <w:r>
+        <w:rPr>
+          <w:lang w:val="en_US" w:bidi="en_US"/>
+        </w:rPr>
+        <w:t>In the first part of this passage, Paul introduces Tychicus and explains why Paul is sending him. Tychicus is a believer and is dear to Paul like a brother. Tychicus serves the Lord faithfully, so he will be a reliable person to bring this letter. Remember, Paul has mentioned several times that he is in prison. Since Tychicus is reliable, he will also truthfully describe how and what Paul is doing and answer any questions or worries that the believers might have about Paul. Paul says that this is exactly why he sends Tychicus: both to share news about Paul and his fellow believers and to encourage the believers.</w:t>
+      </w:r>
+    </w:p>
+    <w:p>
+      <w:pPr/>
+      <w:r>
+        <w:rPr>
+          <w:lang w:val="en_US" w:bidi="en_US"/>
+        </w:rPr>
+      </w:r>
+      <w:r>
+        <w:rPr>
+          <w:lang w:val="en_US" w:bidi="en_US"/>
+        </w:rPr>
+        <w:t>Stop here and discuss this question as a group: Imagine if you were sending a letter or a message to a group of people you care about. Discuss how you would end the letter. What kind of things would you include? What kind of formal or ceremonial words or phrases do people in your culture use? Pause this audio here.</w:t>
+      </w:r>
+    </w:p>
+    <w:p>
+      <w:pPr/>
+      <w:r>
+        <w:rPr>
+          <w:lang w:val="en_US" w:bidi="en_US"/>
+        </w:rPr>
+      </w:r>
+      <w:r>
+        <w:rPr>
+          <w:lang w:val="en_US" w:bidi="en_US"/>
+        </w:rPr>
+        <w:t>In the second part of this passage, Paul ends the letter with a blessing, or good things he prays for the believers. Paul often ends his letters this way. He asks that both God the Father and the Lord Jesus Christ will give peace to the believers. He also prays that God will help the believers to love each other and continue to believe in Christ. Finally, he prays that God will show his grace to the believers who love our Lord Jesus Christ without ending.</w:t>
+      </w:r>
+    </w:p>
+    <w:p>
+      <w:pPr/>
+      <w:r>
+        <w:rPr>
+          <w:lang w:val="en_US" w:bidi="en_US"/>
+        </w:rPr>
+      </w:r>
+      <w:r>
+        <w:rPr>
+          <w:lang w:val="en_US" w:bidi="en_US"/>
+        </w:rPr>
+        <w:t>Stop here and discuss this question as a group: When you bless or wish good things for each other, who do you ask to give these blessings? How do you explain this? Pause this audio here.</w:t>
+      </w:r>
+    </w:p>
+    <w:p>
+      <w:pPr/>
+      <w:r>
+        <w:rPr>
+          <w:lang w:val="en_US" w:bidi="en_US"/>
+        </w:rPr>
+      </w:r>
+      <w:r>
+        <w:rPr>
+          <w:lang w:val="en_US" w:bidi="en_US"/>
+        </w:rPr>
+        <w:t>Now, the group should storyboard, draw, or use objects to visualize the passage and the action in it. As you do this, you might want to have drawings, objects, or even people to represent Paul, the believers, Tychicus, God the Father, and the Lord Jesus.</w:t>
+      </w:r>
+    </w:p>
+    <w:p>
+      <w:pPr/>
+      <w:r>
+        <w:rPr>
+          <w:lang w:val="en_US" w:bidi="en_US"/>
+        </w:rPr>
+      </w:r>
+      <w:r>
+        <w:rPr>
+          <w:lang w:val="en_US" w:bidi="en_US"/>
+        </w:rPr>
+        <w:t>Choose people, drawings, or objects to be each one of these. As you begin to retell the story of these verses, remember that Paul is speaking to the believers as he introduces Tychicus. Show Tychicus going from Paul to the believers with the letter. Show how he shares the letter, news about Paul, and encouragement with the believers in Ephesus. Then Paul prays that God and Jesus will give the believers good things. Show God and Jesus giving the believers attitudes of peace, love, and faith. Paul also prays that God will show kindness to the people who love Jesus. Show God giving kindness to the people. These are the believers, and the believers show how they love Jesus.</w:t>
+      </w:r>
+      <w:r>
+        <w:rPr>
+          <w:lang w:val="en_US" w:bidi="en_US"/>
+        </w:rPr>
+      </w:r>
+    </w:p>
+    <w:p>
+      <w:pPr>
+        <w:pStyle w:val="Heading3"/>
+      </w:pPr>
+      <w:r>
+        <w:rPr>
+          <w:lang w:val="en_US" w:bidi="en_US"/>
+        </w:rPr>
+        <w:t>Embodying the Text</w:t>
+      </w:r>
+      <w:r>
+        <w:rPr>
+          <w:lang w:val="en_US" w:bidi="en_US"/>
+        </w:rPr>
+      </w:r>
+    </w:p>
+    <w:p>
+      <w:pPr/>
+      <w:r>
+        <w:rPr>
+          <w:lang w:val="en_US" w:bidi="en_US"/>
+        </w:rPr>
+      </w:r>
+      <w:r>
+        <w:rPr>
+          <w:lang w:val="en_US" w:bidi="en_US"/>
+        </w:rPr>
+        <w:t>Listen to an audio version of Ephesians 6:21–24 in the easiest-to-understand translation.</w:t>
+      </w:r>
+    </w:p>
+    <w:p>
+      <w:pPr/>
+      <w:r>
+        <w:rPr>
+          <w:lang w:val="en_US" w:bidi="en_US"/>
+        </w:rPr>
+      </w:r>
+      <w:r>
+        <w:rPr>
+          <w:lang w:val="en_US" w:bidi="en_US"/>
+        </w:rPr>
+        <w:t>In this step, the group will dramatize the passage.</w:t>
+      </w:r>
+    </w:p>
+    <w:p>
+      <w:pPr/>
+      <w:r>
+        <w:rPr>
+          <w:lang w:val="en_US" w:bidi="en_US"/>
+        </w:rPr>
+      </w:r>
+      <w:r>
+        <w:rPr>
+          <w:lang w:val="en_US" w:bidi="en_US"/>
+        </w:rPr>
+        <w:t>This passage has 2 parts.</w:t>
+      </w:r>
+    </w:p>
+    <w:p>
+      <w:pPr/>
+      <w:r>
+        <w:rPr>
+          <w:lang w:val="en_US" w:bidi="en_US"/>
+        </w:rPr>
+      </w:r>
+      <w:r>
+        <w:rPr>
+          <w:lang w:val="en_US" w:bidi="en_US"/>
+        </w:rPr>
+        <w:t>The characters in this passage are:</w:t>
       </w:r>
     </w:p>
     <w:p>
@@ -38557,7 +41236,7 @@
         <w:rPr>
           <w:lang w:val="en_US" w:bidi="en_US"/>
         </w:rPr>
-        <w:t>The rulers, authorities, powers, and spiritual forces of evil</w:t>
+        <w:t>Paul</w:t>
       </w:r>
     </w:p>
     <w:p>
@@ -38575,7 +41254,61 @@
         <w:rPr>
           <w:lang w:val="en_US" w:bidi="en_US"/>
         </w:rPr>
-        <w:t>The Holy Spirit</w:t>
+        <w:t>The believers who are listening to someone read this letter aloud</w:t>
+      </w:r>
+    </w:p>
+    <w:p>
+      <w:pPr>
+        <w:pStyle w:val="ListBullet"/>
+        <w:spacing w:line="240" w:lineRule="auto"/>
+        <w:ind w:left="720"/>
+      </w:pPr>
+      <w:r>
+        <w:rPr>
+          <w:lang w:val="en_US" w:bidi="en_US"/>
+        </w:rPr>
+      </w:r>
+      <w:r>
+        <w:rPr>
+          <w:lang w:val="en_US" w:bidi="en_US"/>
+        </w:rPr>
+        <w:t>The person reading this letter aloud, probably Tychicus</w:t>
+      </w:r>
+    </w:p>
+    <w:p>
+      <w:pPr>
+        <w:pStyle w:val="ListBullet"/>
+        <w:spacing w:line="240" w:lineRule="auto"/>
+        <w:ind w:left="720"/>
+      </w:pPr>
+      <w:r>
+        <w:rPr>
+          <w:lang w:val="en_US" w:bidi="en_US"/>
+        </w:rPr>
+      </w:r>
+      <w:r>
+        <w:rPr>
+          <w:lang w:val="en_US" w:bidi="en_US"/>
+        </w:rPr>
+        <w:t>God the Father</w:t>
+      </w:r>
+    </w:p>
+    <w:p>
+      <w:pPr>
+        <w:pStyle w:val="ListBullet"/>
+        <w:spacing w:line="240" w:lineRule="auto"/>
+        <w:ind w:left="720"/>
+      </w:pPr>
+      <w:r>
+        <w:rPr>
+          <w:lang w:val="en_US" w:bidi="en_US"/>
+        </w:rPr>
+      </w:r>
+      <w:r>
+        <w:rPr>
+          <w:lang w:val="en_US" w:bidi="en_US"/>
+        </w:rPr>
+        <w:t>The Lord Jesus Christ</w:t>
       </w:r>
     </w:p>
     <w:p>
@@ -38673,7 +41406,7 @@
         <w:rPr>
           <w:lang w:val="en_US" w:bidi="en_US"/>
         </w:rPr>
-        <w:t>Paul says, "My finishing words are these: Get strength from the Lord Jesus; let him make you strong with his mighty power. Like a soldier puts on his armor to fight, put on the armor God gives you so you can protect yourself against the devil's evil plans. You need this armor because we are not fighting against human beings. No, we are fighting against the evil rulers and authorities of the unseen world, against mighty powers in the days in which we live, which are like night. And we fight against the evil spirits who come from the heavenly places."</w:t>
+        <w:t>Paul says, "Tychicus is a dear fellow believer and the Lord's faithful servant. He will tell you how I am, and what I am doing. This is why I am asking him to come to you, so that you will know how I and the fellow believers with me are doing. He will also be able to encourage you."</w:t>
       </w:r>
       <w:r>
         <w:rPr>
@@ -38693,35 +41426,35 @@
         <w:rPr>
           <w:lang w:val="en_US" w:bidi="en_US"/>
         </w:rPr>
-        <w:t>Ask the person playing the devil, "What are you feeling or thinking?" The person might answer things like, "Since God is my enemy, I don't want people to follow him. I am going to try to stop the believers from telling others how to be in a good relationship with God," or "I will send all of my evil spirits against the believers, because I know God loves his people and it will make him sad to see them hurt. Unfortunately, I also know that Christ will completely destroy me and I am afraid," or "I know the believers will be able to resist me when they wear the armor God gives them, so I will try to trick them and tell them that they don't need God's armor, and that they can be strong on their own. Then I can hurt them."</w:t>
-      </w:r>
-    </w:p>
-    <w:p>
-      <w:pPr/>
-      <w:r>
-        <w:rPr>
-          <w:lang w:val="en_US" w:bidi="en_US"/>
-        </w:rPr>
-      </w:r>
-      <w:r>
-        <w:rPr>
-          <w:lang w:val="en_US" w:bidi="en_US"/>
-        </w:rPr>
-        <w:t>Ask the person playing Jesus, "What are you feeling or thinking?" The person might answer things like, "I already defeated the devil when I beat him on the cross. I am strong and powerful and I want the believers to use my strength because then they can resist the devil," or "Because I care about all people, it is important for the believers not to hate or try to harm unbelievers. I want those people to stop listening to the devil's schemes and to become believers as well."</w:t>
-      </w:r>
-    </w:p>
-    <w:p>
-      <w:pPr/>
-      <w:r>
-        <w:rPr>
-          <w:lang w:val="en_US" w:bidi="en_US"/>
-        </w:rPr>
-      </w:r>
-      <w:r>
-        <w:rPr>
-          <w:lang w:val="en_US" w:bidi="en_US"/>
-        </w:rPr>
-        <w:t>Paul says, "This is why you must put on the protection, like armor, which God has provided for you. Then, any time that you have to fight against evil in these evil days, you will not run away. You will stand strong. After fighting each battle to the end, you will still be standing, ready for the next battle."</w:t>
+        <w:t>Ask the person playing Tychicus, "What are you feeling or thinking?" The person might answer things like, "Because I am so thankful for what the Lord has done for me, I want to serve him in any way I can. I'm glad to be taking this letter to the believers in Ephesus," or "Since I care about Paul, I have asked him how he is and have helped him, so I know how he is doing," or "Like Paul, these believers in Ephesus are like my family because they belong to God, so I want to encourage and help them."</w:t>
+      </w:r>
+    </w:p>
+    <w:p>
+      <w:pPr/>
+      <w:r>
+        <w:rPr>
+          <w:lang w:val="en_US" w:bidi="en_US"/>
+        </w:rPr>
+      </w:r>
+      <w:r>
+        <w:rPr>
+          <w:lang w:val="en_US" w:bidi="en_US"/>
+        </w:rPr>
+        <w:t>Ask the person playing Paul, "What are you feeling or thinking?" The person might answer things like, "Since I am in prison, I know many people worry about me and my safety. I don't want them to worry, so I will send Tychicus to let them know the many good ways that God is helping me," or "I am sad to say goodbye to Tychicus, since he is dear to me, but I am glad that the believers in Ephesus will be able to meet him. I know they will encourage each other as believers should," or "I am so thankful to the Lord that there are many other believers who are supporting me, helping me, and even carrying letters for me while I am in prison."</w:t>
+      </w:r>
+    </w:p>
+    <w:p>
+      <w:pPr/>
+      <w:r>
+        <w:rPr>
+          <w:lang w:val="en_US" w:bidi="en_US"/>
+        </w:rPr>
+      </w:r>
+      <w:r>
+        <w:rPr>
+          <w:lang w:val="en_US" w:bidi="en_US"/>
+        </w:rPr>
+        <w:t>Then Paul says, "May God the Father and the Lord Jesus Christ give peace to all the believers. I also pray God will help all the believers to continue to love each other and believe in Christ. I pray that God will show his grace to all the believers who love the Lord Jesus Christ without stopping."</w:t>
       </w:r>
       <w:r>
         <w:rPr>
@@ -38741,123 +41474,21 @@
         <w:rPr>
           <w:lang w:val="en_US" w:bidi="en_US"/>
         </w:rPr>
-        <w:t>Ask the person playing Paul, "What are you feeling or thinking?" The person might answer things like, "I want the believers to understand that it is important that they use the protection God gives them. This is not a calm peaceful time, but a battlefield where they can be hurt!" or "It can be overwhelming to know that we will be in many battles, but it is even more encouraging to know that God gives us what we need to resist the devil. No matter what happens, we know he has already saved us and that the devil will lose," or "I hope the believers understand that they must put on and use the armor God gives them, or they will be like a soldier in a dangerous battle who left his armor at home."</w:t>
-      </w:r>
-    </w:p>
-    <w:p>
-      <w:pPr/>
-      <w:r>
-        <w:rPr>
-          <w:lang w:val="en_US" w:bidi="en_US"/>
-        </w:rPr>
-      </w:r>
-      <w:r>
-        <w:rPr>
-          <w:lang w:val="en_US" w:bidi="en_US"/>
-        </w:rPr>
-        <w:t>Paul says, "So be ready by preparing yourself. Take truth as if it were the belt you put on, and righteousness as if it were the breastplate that protects you. Your readiness to announce the Good News of Peace will be like the shoes that you wear. In addition to these, carry on your arm the shield, which is your faith, the confidence and trust which you have towards God. He will protect you when the devil attacks you, just like a shield protects a soldier from burning arrows. Accept the salvation that God gives; it will protect you like a helmet. Receive from the Holy Spirit the word of God, which will be like a sword."</w:t>
-      </w:r>
-      <w:r>
-        <w:rPr>
-          <w:lang w:val="en_US" w:bidi="en_US"/>
-        </w:rPr>
-        <w:t>Pause the drama.</w:t>
-      </w:r>
-    </w:p>
-    <w:p>
-      <w:pPr/>
-      <w:r>
-        <w:rPr>
-          <w:lang w:val="en_US" w:bidi="en_US"/>
-        </w:rPr>
-      </w:r>
-      <w:r>
-        <w:rPr>
-          <w:lang w:val="en_US" w:bidi="en_US"/>
-        </w:rPr>
-        <w:t>Ask the person playing the believers, "What are you feeling or thinking?" The person might answer things like, "It is amazing how God has given us such good protection like armor to protect us! Like a soldier who wears armor, we will be ready to face any kind of attack from the devil," or "When I see Roman soldiers in their armor, I will think of Paul's words and remember that I must continue to wear God's armor," or "This is a lot of new attitudes and behavior that I will need to learn. I am glad that God is giving me this armor and helping me wear it."</w:t>
-      </w:r>
-    </w:p>
-    <w:p>
-      <w:pPr/>
-      <w:r>
-        <w:rPr>
-          <w:lang w:val="en_US" w:bidi="en_US"/>
-        </w:rPr>
-      </w:r>
-      <w:r>
-        <w:rPr>
-          <w:lang w:val="en_US" w:bidi="en_US"/>
-        </w:rPr>
-        <w:t>Paul says, "Pray as you do all this with the Spirit helping and leading you. Pray in every situation with all kinds of requests and prayers. Stay alert and don't give up. Whenever you pray, pray for all God's people."</w:t>
-      </w:r>
-      <w:r>
-        <w:rPr>
-          <w:lang w:val="en_US" w:bidi="en_US"/>
-        </w:rPr>
-        <w:t>Pause the drama.</w:t>
-      </w:r>
-    </w:p>
-    <w:p>
-      <w:pPr/>
-      <w:r>
-        <w:rPr>
-          <w:lang w:val="en_US" w:bidi="en_US"/>
-        </w:rPr>
-      </w:r>
-      <w:r>
-        <w:rPr>
-          <w:lang w:val="en_US" w:bidi="en_US"/>
-        </w:rPr>
-        <w:t>Ask the person playing the Holy Spirit, "What are you feeling or thinking?" The person might answer things like, "I know when people are overwhelmed they cannot think of the words to say. Other times they are busy and don't remember to pray. I will remind them and help them pray, because I want to help them and I know how much they need help," or "I want to help the believers to pray because God comforts them and enjoys speaking with them. I too feel that joy," or "I don't want the believers to be afraid. Even amid all these battles, I will be with the believers, reminding them of the comfort in the scriptures and the resources God gives them."</w:t>
-      </w:r>
-    </w:p>
-    <w:p>
-      <w:pPr/>
-      <w:r>
-        <w:rPr>
-          <w:lang w:val="en_US" w:bidi="en_US"/>
-        </w:rPr>
-      </w:r>
-      <w:r>
-        <w:rPr>
-          <w:lang w:val="en_US" w:bidi="en_US"/>
-        </w:rPr>
-        <w:t>Paul says, "Also pray that God will tell me what to say when I begin to speak. Then I can speak fearlessly as I explain the truth God has revealed to us in the good news. I am God's representative and he told me to proclaim the good news even while I am in prison. Pray that I will speak without fear, as I should."</w:t>
-      </w:r>
-      <w:r>
-        <w:rPr>
-          <w:lang w:val="en_US" w:bidi="en_US"/>
-        </w:rPr>
-        <w:t>Pause the drama.</w:t>
-      </w:r>
-    </w:p>
-    <w:p>
-      <w:pPr/>
-      <w:r>
-        <w:rPr>
-          <w:lang w:val="en_US" w:bidi="en_US"/>
-        </w:rPr>
-      </w:r>
-      <w:r>
-        <w:rPr>
-          <w:lang w:val="en_US" w:bidi="en_US"/>
-        </w:rPr>
-        <w:t>Ask the person playing Paul, "What are you feeling or thinking?" The person might answer things like, "Sometimes I speak to rulers and important people. I don't want to be nervous when I speak and mess up my words when I talk about the good news!" or "I know God's words are better than any words I could use, so I want him to give me the words to speak. When I speak his words, people understand the truth God has revealed to us!" or "Even though I am in prison, I am not discouraged. I know this is the place God wants me to share his good news."</w:t>
-      </w:r>
-    </w:p>
-    <w:p>
-      <w:pPr/>
-      <w:r>
-        <w:rPr>
-          <w:lang w:val="en_US" w:bidi="en_US"/>
-        </w:rPr>
-      </w:r>
-      <w:r>
-        <w:rPr>
-          <w:lang w:val="en_US" w:bidi="en_US"/>
-        </w:rPr>
-        <w:t>Ask the person playing God, "What are you feeling or thinking?" The person might answer things like, "Other people may forget or think unkindly about people in prison, but I care for all people, including prisoners. Because I want all people to be in a right relationship with me, I have called Paul to explain the good news about me to the other people in prison," or "I don't want Paul to be overwhelmed by everything he must say, so I will give him the words to speak. My words have the power to change people," or "I want my people to pray for each other, which helps them remember and love each other more. I rejoice when my people care for each other and help encourage one another."</w:t>
+        <w:t>Ask the person playing God, "What are you feeling or thinking?" The person might answer things like, "Since I have adopted the believers as my children, I love them all. As their father, I am pleased when they love and help each other, encouraging each other with their words and prayers," or "I know what the believers in Ephesus need, so I have asked Paul to encourage them. I also know what Paul needs so I have brought other believers to help him. I do this because I love to give good things to my people, like peace and good community."</w:t>
+      </w:r>
+    </w:p>
+    <w:p>
+      <w:pPr/>
+      <w:r>
+        <w:rPr>
+          <w:lang w:val="en_US" w:bidi="en_US"/>
+        </w:rPr>
+      </w:r>
+      <w:r>
+        <w:rPr>
+          <w:lang w:val="en_US" w:bidi="en_US"/>
+        </w:rPr>
+        <w:t>Ask the person playing the believers, "What are you feeling or thinking?" The person might answer things like, "We have been worried about Paul and want to know what is happening to him. We care for him, so we don't want him to be in pain or distress," or "We look forward to hearing from Tychicus about all the good things that the Lord is doing through his people in Rome. It is encouraging to hear how God is saving people, even in a city with many false gods," or "We are comforted by the care Paul has shown for us: writing this letter, praying good things for us, and sending Tychicus to encourage us. We're so thankful God has made us into a family that cares for each other!"</w:t>
       </w:r>
       <w:r>
         <w:rPr>
@@ -38892,7 +41523,7 @@
         <w:rPr>
           <w:lang w:val="en_US" w:bidi="en_US"/>
         </w:rPr>
-        <w:t>Listen to an audio version of Ephesians 6:10–20 in the easiest-to-understand translation.</w:t>
+        <w:t>Listen to an audio version of Ephesians 6:21–24 in the easiest-to-understand translation.</w:t>
       </w:r>
     </w:p>
     <w:p>
@@ -38920,20 +41551,65 @@
         <w:rPr>
           <w:lang w:val="en_US" w:bidi="en_US"/>
         </w:rPr>
-        <w:t xml:space="preserve">Paul tells the believers to get strength from the </w:t>
+        <w:t xml:space="preserve">Paul says that Tychicus is a faithful </w:t>
       </w:r>
       <w:r>
         <w:rPr>
           <w:b/>
           <w:lang w:val="en_US" w:bidi="en_US"/>
         </w:rPr>
-        <w:t>Lord</w:t>
-      </w:r>
-      <w:r>
-        <w:rPr>
-          <w:lang w:val="en_US" w:bidi="en_US"/>
-        </w:rPr>
-        <w:t xml:space="preserve">. A lord is a master over other people, who has full authority. Lord here probably means Jesus. For more information on </w:t>
+        <w:t>servant</w:t>
+      </w:r>
+      <w:r>
+        <w:rPr>
+          <w:lang w:val="en_US" w:bidi="en_US"/>
+        </w:rPr>
+        <w:t xml:space="preserve"> in the Lord. A servant is a person who works for and serves another person. Paul called himself a servant of the gospel earlier in this letter. This is not the same word that Paul used earlier for a slave, or a worker who is not free. Paul is saying that Tychicus faithfully or reliably does work for the Lord. For more information on </w:t>
+      </w:r>
+      <w:hyperlink r:id="rId61">
+        <w:r>
+          <w:rPr>
+            <w:lang w:val="en_US" w:bidi="en_US"/>
+          </w:rPr>
+          <w:rPr>
+            <w:color w:val="0000EE"/>
+            <w:u w:val="single"/>
+          </w:rPr>
+          <w:t>servant</w:t>
+        </w:r>
+      </w:hyperlink>
+      <w:r>
+        <w:rPr>
+          <w:lang w:val="en_US" w:bidi="en_US"/>
+        </w:rPr>
+        <w:t>, refer to the Master Glossary. Use the same word or phrase for servant as you used in previous passages.</w:t>
+      </w:r>
+    </w:p>
+    <w:p>
+      <w:pPr/>
+      <w:r>
+        <w:rPr>
+          <w:lang w:val="en_US" w:bidi="en_US"/>
+        </w:rPr>
+      </w:r>
+      <w:r>
+        <w:rPr>
+          <w:lang w:val="en_US" w:bidi="en_US"/>
+        </w:rPr>
+        <w:t xml:space="preserve">A </w:t>
+      </w:r>
+      <w:r>
+        <w:rPr>
+          <w:b/>
+          <w:lang w:val="en_US" w:bidi="en_US"/>
+        </w:rPr>
+        <w:t>lord</w:t>
+      </w:r>
+      <w:r>
+        <w:rPr>
+          <w:lang w:val="en_US" w:bidi="en_US"/>
+        </w:rPr>
+        <w:t xml:space="preserve"> is a master over other people, who has full authority, so the Israelites used this word for God, because he has authority over the whole world. For more information on </w:t>
       </w:r>
       <w:hyperlink r:id="rId18">
         <w:r>
@@ -38965,2520 +41641,49 @@
         <w:rPr>
           <w:lang w:val="en_US" w:bidi="en_US"/>
         </w:rPr>
-        <w:t xml:space="preserve">The believers must put on the </w:t>
+        <w:t xml:space="preserve">Paul also says that Tychicus is a dear </w:t>
       </w:r>
       <w:r>
         <w:rPr>
           <w:b/>
           <w:lang w:val="en_US" w:bidi="en_US"/>
         </w:rPr>
-        <w:t>armor</w:t>
-      </w:r>
-      <w:r>
-        <w:rPr>
-          <w:lang w:val="en_US" w:bidi="en_US"/>
-        </w:rPr>
-        <w:t xml:space="preserve"> that God gives to them. Armor in this context is the equipment and weapons worn and carried by a soldier as he went into battle. Paul was probably describing the armor that Roman soldiers wore.</w:t>
-      </w:r>
-    </w:p>
-    <w:p>
-      <w:pPr/>
-      <w:r>
-        <w:rPr>
-          <w:lang w:val="en_US" w:bidi="en_US"/>
-        </w:rPr>
-      </w:r>
-      <w:r>
-        <w:rPr>
-          <w:lang w:val="en_US" w:bidi="en_US"/>
-        </w:rPr>
-        <w:t xml:space="preserve">Stop here and look at a picture of a </w:t>
-      </w:r>
-      <w:hyperlink r:id="rId92">
-        <w:r>
-          <w:rPr>
-            <w:lang w:val="en_US" w:bidi="en_US"/>
-          </w:rPr>
-          <w:rPr>
-            <w:color w:val="0000EE"/>
-            <w:u w:val="single"/>
-          </w:rPr>
-          <w:t>Roman soldier with all his armor</w:t>
-        </w:r>
-      </w:hyperlink>
-      <w:r>
-        <w:rPr>
-          <w:lang w:val="en_US" w:bidi="en_US"/>
-        </w:rPr>
-        <w:t xml:space="preserve"> if needed. Pause this audio here.</w:t>
-      </w:r>
-    </w:p>
-    <w:p>
-      <w:pPr/>
-      <w:r>
-        <w:rPr>
-          <w:lang w:val="en_US" w:bidi="en_US"/>
-        </w:rPr>
-      </w:r>
-      <w:r>
-        <w:rPr>
-          <w:lang w:val="en_US" w:bidi="en_US"/>
-        </w:rPr>
-        <w:t xml:space="preserve">The believers need this armor to fight against the </w:t>
+        <w:t>brother</w:t>
+      </w:r>
+      <w:r>
+        <w:rPr>
+          <w:lang w:val="en_US" w:bidi="en_US"/>
+        </w:rPr>
+        <w:t>. Since God is the Father of all believers, all believers are like brothers and sisters. So Paul frequently uses the word for brother when referring to a fellow believer. When there is more than one brother, the word can also mean brothers and sisters.</w:t>
+      </w:r>
+    </w:p>
+    <w:p>
+      <w:pPr/>
+      <w:r>
+        <w:rPr>
+          <w:lang w:val="en_US" w:bidi="en_US"/>
+        </w:rPr>
+      </w:r>
+      <w:r>
+        <w:rPr>
+          <w:lang w:val="en_US" w:bidi="en_US"/>
+        </w:rPr>
+        <w:t xml:space="preserve">Stop here and discuss as a group what word or phrase you will use for </w:t>
       </w:r>
       <w:r>
         <w:rPr>
           <w:b/>
           <w:lang w:val="en_US" w:bidi="en_US"/>
         </w:rPr>
-        <w:t>devil's</w:t>
-      </w:r>
-      <w:r>
-        <w:rPr>
-          <w:lang w:val="en_US" w:bidi="en_US"/>
-        </w:rPr>
-        <w:t xml:space="preserve"> schemes, or evil plans. The devil, also called Satan, is the leader of all evil spirits. Paul also calls him "the evil one" later in this section of his letter. He tries to make people turn away from God by deceiving them. The devil is powerful and dangerous and he is always looking for ways that he can work against God and against God's people. Even though God still allows the devil to use his power for now, when Jesus comes back, Jesus will defeat the devil forever. God will punish the devil and all the evil spirits, and they will never be able to work against God and his people again. For more information on </w:t>
-      </w:r>
-      <w:hyperlink r:id="rId37">
-        <w:r>
-          <w:rPr>
-            <w:lang w:val="en_US" w:bidi="en_US"/>
-          </w:rPr>
-          <w:rPr>
-            <w:color w:val="0000EE"/>
-            <w:u w:val="single"/>
-          </w:rPr>
-          <w:t>devil</w:t>
-        </w:r>
-      </w:hyperlink>
-      <w:r>
-        <w:rPr>
-          <w:lang w:val="en_US" w:bidi="en_US"/>
-        </w:rPr>
-        <w:t>, refer to the Master Glossary. Use the same word or phrase for devil as you used in previous passages.</w:t>
-      </w:r>
-    </w:p>
-    <w:p>
-      <w:pPr/>
-      <w:r>
-        <w:rPr>
-          <w:lang w:val="en_US" w:bidi="en_US"/>
-        </w:rPr>
-      </w:r>
-      <w:r>
-        <w:rPr>
-          <w:lang w:val="en_US" w:bidi="en_US"/>
-        </w:rPr>
-        <w:t xml:space="preserve">The believers' struggle, or fight, is not against flesh and blood, which is another way of saying human beings. Instead, they fight against the </w:t>
-      </w:r>
-      <w:r>
-        <w:rPr>
-          <w:b/>
-          <w:lang w:val="en_US" w:bidi="en_US"/>
-        </w:rPr>
-        <w:t>rulers</w:t>
-      </w:r>
-      <w:r>
-        <w:rPr>
-          <w:lang w:val="en_US" w:bidi="en_US"/>
-        </w:rPr>
-        <w:t xml:space="preserve">, </w:t>
-      </w:r>
-      <w:r>
-        <w:rPr>
-          <w:b/>
-          <w:lang w:val="en_US" w:bidi="en_US"/>
-        </w:rPr>
-        <w:t>authorities</w:t>
-      </w:r>
-      <w:r>
-        <w:rPr>
-          <w:lang w:val="en_US" w:bidi="en_US"/>
-        </w:rPr>
-        <w:t xml:space="preserve">, the </w:t>
-      </w:r>
-      <w:r>
-        <w:rPr>
-          <w:b/>
-          <w:lang w:val="en_US" w:bidi="en_US"/>
-        </w:rPr>
-        <w:t>powers</w:t>
-      </w:r>
-      <w:r>
-        <w:rPr>
-          <w:lang w:val="en_US" w:bidi="en_US"/>
-        </w:rPr>
-        <w:t xml:space="preserve"> of the dark world, and the </w:t>
-      </w:r>
-      <w:r>
-        <w:rPr>
-          <w:b/>
-          <w:lang w:val="en_US" w:bidi="en_US"/>
-        </w:rPr>
-        <w:t>spiritual forces of evil</w:t>
-      </w:r>
-      <w:r>
-        <w:rPr>
-          <w:lang w:val="en_US" w:bidi="en_US"/>
-        </w:rPr>
-        <w:t xml:space="preserve"> in the heavenly places. These are all </w:t>
-      </w:r>
-      <w:r>
-        <w:rPr>
-          <w:b/>
-          <w:lang w:val="en_US" w:bidi="en_US"/>
-        </w:rPr>
-        <w:t>spirits</w:t>
-      </w:r>
-      <w:r>
-        <w:rPr>
-          <w:lang w:val="en_US" w:bidi="en_US"/>
-        </w:rPr>
-        <w:t xml:space="preserve"> or demons who are rebelling against God. The leader of these spirits is the devil. Because God created everything that exists, God also created these spirits. God created them good, as angels, to do his work. But some angels rebelled against God, and became evil spirits. These evil spirits try to destroy and deceive people. Some other names for these spirits are demonic powers, world rulers of darkness, fate, and false gods.</w:t>
-      </w:r>
-    </w:p>
-    <w:p>
-      <w:pPr/>
-      <w:r>
-        <w:rPr>
-          <w:lang w:val="en_US" w:bidi="en_US"/>
-        </w:rPr>
-      </w:r>
-      <w:r>
-        <w:rPr>
-          <w:lang w:val="en_US" w:bidi="en_US"/>
-        </w:rPr>
-        <w:t xml:space="preserve">Stop here and discuss as a group what word or phrase you will use for </w:t>
-      </w:r>
-      <w:r>
-        <w:rPr>
-          <w:b/>
-          <w:lang w:val="en_US" w:bidi="en_US"/>
-        </w:rPr>
-        <w:t>rulers</w:t>
-      </w:r>
-      <w:r>
-        <w:rPr>
-          <w:lang w:val="en_US" w:bidi="en_US"/>
-        </w:rPr>
-        <w:t xml:space="preserve">, </w:t>
-      </w:r>
-      <w:r>
-        <w:rPr>
-          <w:b/>
-          <w:lang w:val="en_US" w:bidi="en_US"/>
-        </w:rPr>
-        <w:t>authorities</w:t>
-      </w:r>
-      <w:r>
-        <w:rPr>
-          <w:lang w:val="en_US" w:bidi="en_US"/>
-        </w:rPr>
-        <w:t xml:space="preserve">, </w:t>
-      </w:r>
-      <w:r>
-        <w:rPr>
-          <w:b/>
-          <w:lang w:val="en_US" w:bidi="en_US"/>
-        </w:rPr>
-        <w:t>powers</w:t>
-      </w:r>
-      <w:r>
-        <w:rPr>
-          <w:lang w:val="en_US" w:bidi="en_US"/>
-        </w:rPr>
-        <w:t xml:space="preserve">, and </w:t>
-      </w:r>
-      <w:r>
-        <w:rPr>
-          <w:b/>
-          <w:lang w:val="en_US" w:bidi="en_US"/>
-        </w:rPr>
-        <w:t>spiritual forces of evil</w:t>
-      </w:r>
-      <w:r>
-        <w:rPr>
-          <w:lang w:val="en_US" w:bidi="en_US"/>
-        </w:rPr>
-        <w:t xml:space="preserve">. Look up </w:t>
-      </w:r>
-      <w:hyperlink r:id="rId93">
-        <w:r>
-          <w:rPr>
-            <w:lang w:val="en_US" w:bidi="en_US"/>
-          </w:rPr>
-          <w:rPr>
-            <w:color w:val="0000EE"/>
-            <w:u w:val="single"/>
-          </w:rPr>
-          <w:t>demon</w:t>
-        </w:r>
-      </w:hyperlink>
-      <w:r>
-        <w:rPr>
-          <w:lang w:val="en_US" w:bidi="en_US"/>
-        </w:rPr>
-        <w:t xml:space="preserve"> and </w:t>
-      </w:r>
-      <w:hyperlink r:id="rId94">
-        <w:r>
-          <w:rPr>
-            <w:lang w:val="en_US" w:bidi="en_US"/>
-          </w:rPr>
-          <w:rPr>
-            <w:color w:val="0000EE"/>
-            <w:u w:val="single"/>
-          </w:rPr>
-          <w:t>spirit</w:t>
-        </w:r>
-      </w:hyperlink>
-      <w:r>
-        <w:rPr>
-          <w:lang w:val="en_US" w:bidi="en_US"/>
-        </w:rPr>
-        <w:t>, or supernatural being, in the Master Glossary for more information. If you have already translated these words in another book of the Bible, use the same words that you have used there. Pause this audio here.</w:t>
-      </w:r>
-    </w:p>
-    <w:p>
-      <w:pPr/>
-      <w:r>
-        <w:rPr>
-          <w:lang w:val="en_US" w:bidi="en_US"/>
-        </w:rPr>
-      </w:r>
-      <w:r>
-        <w:rPr>
-          <w:b/>
-          <w:lang w:val="en_US" w:bidi="en_US"/>
-        </w:rPr>
-        <w:t>Evil</w:t>
-      </w:r>
-      <w:r>
-        <w:rPr>
-          <w:lang w:val="en_US" w:bidi="en_US"/>
-        </w:rPr>
-        <w:t xml:space="preserve"> refers to anything that comes against God. It is the opposite of good; evil behavior is a wrong thing to do, or a bad thing. For more information on </w:t>
-      </w:r>
-      <w:hyperlink r:id="rId78">
-        <w:r>
-          <w:rPr>
-            <w:lang w:val="en_US" w:bidi="en_US"/>
-          </w:rPr>
-          <w:rPr>
-            <w:color w:val="0000EE"/>
-            <w:u w:val="single"/>
-          </w:rPr>
-          <w:t>evil</w:t>
-        </w:r>
-      </w:hyperlink>
-      <w:r>
-        <w:rPr>
-          <w:lang w:val="en_US" w:bidi="en_US"/>
-        </w:rPr>
-        <w:t>, refer to the Master Glossary. Use the same word or phrase for evil as you used in previous passages.</w:t>
-      </w:r>
-    </w:p>
-    <w:p>
-      <w:pPr/>
-      <w:r>
-        <w:rPr>
-          <w:lang w:val="en_US" w:bidi="en_US"/>
-        </w:rPr>
-      </w:r>
-      <w:r>
-        <w:rPr>
-          <w:lang w:val="en_US" w:bidi="en_US"/>
-        </w:rPr>
-        <w:t xml:space="preserve">These evil spirits come from the </w:t>
-      </w:r>
-      <w:r>
-        <w:rPr>
-          <w:b/>
-          <w:lang w:val="en_US" w:bidi="en_US"/>
-        </w:rPr>
-        <w:t>heavenly places</w:t>
-      </w:r>
-      <w:r>
-        <w:rPr>
-          <w:lang w:val="en_US" w:bidi="en_US"/>
-        </w:rPr>
-        <w:t xml:space="preserve">, or </w:t>
-      </w:r>
-      <w:r>
-        <w:rPr>
-          <w:b/>
-          <w:lang w:val="en_US" w:bidi="en_US"/>
-        </w:rPr>
-        <w:t>heavenly realms</w:t>
-      </w:r>
-      <w:r>
-        <w:rPr>
-          <w:lang w:val="en_US" w:bidi="en_US"/>
-        </w:rPr>
-        <w:t xml:space="preserve">. The word </w:t>
-      </w:r>
-      <w:r>
-        <w:rPr>
-          <w:b/>
-          <w:lang w:val="en_US" w:bidi="en_US"/>
-        </w:rPr>
-        <w:t>heaven</w:t>
-      </w:r>
-      <w:r>
-        <w:rPr>
-          <w:lang w:val="en_US" w:bidi="en_US"/>
-        </w:rPr>
-        <w:t xml:space="preserve"> sometimes means the visible sky, which is where people believe the spirits live. At the time Paul wrote this letter, people believed that there were many layers or levels to heaven and God lived in the highest layer. In this section of the letter, the heavenly realms do not mean the highest heaven where God is, as God did not send these evil spirits from his heaven. For more information on heavenly places, refer to </w:t>
-      </w:r>
-      <w:hyperlink r:id="rId21">
-        <w:r>
-          <w:rPr>
-            <w:lang w:val="en_US" w:bidi="en_US"/>
-          </w:rPr>
-          <w:rPr>
-            <w:color w:val="0000EE"/>
-            <w:u w:val="single"/>
-          </w:rPr>
-          <w:t>heaven</w:t>
-        </w:r>
-      </w:hyperlink>
-      <w:r>
-        <w:rPr>
-          <w:lang w:val="en_US" w:bidi="en_US"/>
-        </w:rPr>
-        <w:t xml:space="preserve"> in the Master Glossary. Use the same word or phrase for heavenly places as you used in previous passages.</w:t>
-      </w:r>
-    </w:p>
-    <w:p>
-      <w:pPr/>
-      <w:r>
-        <w:rPr>
-          <w:lang w:val="en_US" w:bidi="en_US"/>
-        </w:rPr>
-      </w:r>
-      <w:r>
-        <w:rPr>
-          <w:lang w:val="en_US" w:bidi="en_US"/>
-        </w:rPr>
-        <w:t xml:space="preserve">Believers should put on righteousness like a </w:t>
-      </w:r>
-      <w:r>
-        <w:rPr>
-          <w:b/>
-          <w:lang w:val="en_US" w:bidi="en_US"/>
-        </w:rPr>
-        <w:t>breastplate</w:t>
-      </w:r>
-      <w:r>
-        <w:rPr>
-          <w:lang w:val="en_US" w:bidi="en_US"/>
-        </w:rPr>
-        <w:t>. People used tough leather or metal to make the breastplate, a hard covering for the chest and sometimes the back to protect against an enemy's attack.</w:t>
-      </w:r>
-    </w:p>
-    <w:p>
-      <w:pPr/>
-      <w:r>
-        <w:rPr>
-          <w:lang w:val="en_US" w:bidi="en_US"/>
-        </w:rPr>
-      </w:r>
-      <w:r>
-        <w:rPr>
-          <w:lang w:val="en_US" w:bidi="en_US"/>
-        </w:rPr>
-        <w:t xml:space="preserve">Stop here and discuss as a group what word or phrase you will use for </w:t>
-      </w:r>
-      <w:r>
-        <w:rPr>
-          <w:b/>
-          <w:lang w:val="en_US" w:bidi="en_US"/>
-        </w:rPr>
-        <w:t>breastplate</w:t>
-      </w:r>
-      <w:r>
-        <w:rPr>
-          <w:lang w:val="en_US" w:bidi="en_US"/>
-        </w:rPr>
-        <w:t xml:space="preserve">. Look at the picture of the </w:t>
-      </w:r>
-      <w:hyperlink r:id="rId86">
-        <w:r>
-          <w:rPr>
-            <w:lang w:val="en_US" w:bidi="en_US"/>
-          </w:rPr>
-          <w:rPr>
-            <w:color w:val="0000EE"/>
-            <w:u w:val="single"/>
-          </w:rPr>
-          <w:t>Roman soldier's breastplate</w:t>
-        </w:r>
-      </w:hyperlink>
-      <w:r>
-        <w:rPr>
-          <w:lang w:val="en_US" w:bidi="en_US"/>
-        </w:rPr>
-        <w:t xml:space="preserve"> again as needed. If you have already translated this word in another book of the Bible, use the same word that you have used there. Pause this audio here.</w:t>
-      </w:r>
-    </w:p>
-    <w:p>
-      <w:pPr/>
-      <w:r>
-        <w:rPr>
-          <w:lang w:val="en_US" w:bidi="en_US"/>
-        </w:rPr>
-      </w:r>
-      <w:r>
-        <w:rPr>
-          <w:b/>
-          <w:lang w:val="en_US" w:bidi="en_US"/>
-        </w:rPr>
-        <w:t>Righteousness</w:t>
-      </w:r>
-      <w:r>
-        <w:rPr>
-          <w:lang w:val="en_US" w:bidi="en_US"/>
-        </w:rPr>
-        <w:t xml:space="preserve"> is behaving in the right way. For more information on </w:t>
-      </w:r>
-      <w:hyperlink r:id="rId71">
-        <w:r>
-          <w:rPr>
-            <w:lang w:val="en_US" w:bidi="en_US"/>
-          </w:rPr>
-          <w:rPr>
-            <w:color w:val="0000EE"/>
-            <w:u w:val="single"/>
-          </w:rPr>
-          <w:t>righteousness</w:t>
-        </w:r>
-      </w:hyperlink>
-      <w:r>
-        <w:rPr>
-          <w:lang w:val="en_US" w:bidi="en_US"/>
-        </w:rPr>
-        <w:t>, refer to the Master Glossary. Use the same word or phrase for righteousness as you used in previous passages.</w:t>
-      </w:r>
-    </w:p>
-    <w:p>
-      <w:pPr/>
-      <w:r>
-        <w:rPr>
-          <w:lang w:val="en_US" w:bidi="en_US"/>
-        </w:rPr>
-      </w:r>
-      <w:r>
-        <w:rPr>
-          <w:lang w:val="en_US" w:bidi="en_US"/>
-        </w:rPr>
-        <w:t xml:space="preserve">Like shoes, believers should put on the peace that comes from the </w:t>
-      </w:r>
-      <w:r>
-        <w:rPr>
-          <w:b/>
-          <w:lang w:val="en_US" w:bidi="en_US"/>
-        </w:rPr>
-        <w:t>gospel</w:t>
-      </w:r>
-      <w:r>
-        <w:rPr>
-          <w:lang w:val="en_US" w:bidi="en_US"/>
-        </w:rPr>
-        <w:t xml:space="preserve"> so that they will be fully prepared. Gospel is a translation of a Greek word that literally means "good news." The good news in the Bible is that God has made a way to save people. When Paul is preaching the "mystery of the gospel," he is telling the people the good news that they can be saved if they trust in Jesus. This truth is difficult to understand, like a mystery, but God has revealed it to believers. For more information on </w:t>
-      </w:r>
-      <w:hyperlink r:id="rId31">
-        <w:r>
-          <w:rPr>
-            <w:lang w:val="en_US" w:bidi="en_US"/>
-          </w:rPr>
-          <w:rPr>
-            <w:color w:val="0000EE"/>
-            <w:u w:val="single"/>
-          </w:rPr>
-          <w:t>gospel</w:t>
-        </w:r>
-      </w:hyperlink>
-      <w:r>
-        <w:rPr>
-          <w:lang w:val="en_US" w:bidi="en_US"/>
-        </w:rPr>
-        <w:t>, refer to the Master Glossary. Use the same word or phrase for gospel as you used in previous passages.</w:t>
-      </w:r>
-    </w:p>
-    <w:p>
-      <w:pPr/>
-      <w:r>
-        <w:rPr>
-          <w:lang w:val="en_US" w:bidi="en_US"/>
-        </w:rPr>
-      </w:r>
-      <w:r>
-        <w:rPr>
-          <w:lang w:val="en_US" w:bidi="en_US"/>
-        </w:rPr>
-        <w:t xml:space="preserve">This word for </w:t>
-      </w:r>
-      <w:r>
-        <w:rPr>
-          <w:b/>
-          <w:lang w:val="en_US" w:bidi="en_US"/>
-        </w:rPr>
-        <w:t>peace</w:t>
-      </w:r>
-      <w:r>
-        <w:rPr>
-          <w:lang w:val="en_US" w:bidi="en_US"/>
-        </w:rPr>
-        <w:t xml:space="preserve"> means both an absence of conflict and fullness, or completeness, of life. Peace does not just mean no war or conflict. Peace means people live together in unity and love for one another. The Holy Spirit gives peace to the believers who know the good news about God. For more information on </w:t>
-      </w:r>
-      <w:hyperlink r:id="rId48">
-        <w:r>
-          <w:rPr>
-            <w:lang w:val="en_US" w:bidi="en_US"/>
-          </w:rPr>
-          <w:rPr>
-            <w:color w:val="0000EE"/>
-            <w:u w:val="single"/>
-          </w:rPr>
-          <w:t>peace</w:t>
-        </w:r>
-      </w:hyperlink>
-      <w:r>
-        <w:rPr>
-          <w:lang w:val="en_US" w:bidi="en_US"/>
-        </w:rPr>
-        <w:t>, refer to the Master Glossary. Use the same word or phrase for peace as you used in previous passages.</w:t>
-      </w:r>
-    </w:p>
-    <w:p>
-      <w:pPr/>
-      <w:r>
-        <w:rPr>
-          <w:lang w:val="en_US" w:bidi="en_US"/>
-        </w:rPr>
-      </w:r>
-      <w:r>
-        <w:rPr>
-          <w:lang w:val="en_US" w:bidi="en_US"/>
-        </w:rPr>
-        <w:t xml:space="preserve">In addition, believers should have </w:t>
-      </w:r>
-      <w:r>
-        <w:rPr>
-          <w:b/>
-          <w:lang w:val="en_US" w:bidi="en_US"/>
-        </w:rPr>
-        <w:t>faith</w:t>
-      </w:r>
-      <w:r>
-        <w:rPr>
-          <w:lang w:val="en_US" w:bidi="en_US"/>
-        </w:rPr>
-        <w:t xml:space="preserve"> in God, which will be like a shield to protect them. Faith is to rely on someone, to trust and believe that what that person says is true. The specific faith that Paul is talking about is when someone believes in Jesus. They trust that God will fulfill all his promises, even when it seems impossible. For more information on </w:t>
-      </w:r>
-      <w:hyperlink r:id="rId35">
-        <w:r>
-          <w:rPr>
-            <w:lang w:val="en_US" w:bidi="en_US"/>
-          </w:rPr>
-          <w:rPr>
-            <w:color w:val="0000EE"/>
-            <w:u w:val="single"/>
-          </w:rPr>
-          <w:t>faith</w:t>
-        </w:r>
-      </w:hyperlink>
-      <w:r>
-        <w:rPr>
-          <w:lang w:val="en_US" w:bidi="en_US"/>
-        </w:rPr>
-        <w:t>, refer to the Master Glossary. Use the same word or phrase for faith as you used in previous passages.</w:t>
-      </w:r>
-    </w:p>
-    <w:p>
-      <w:pPr/>
-      <w:r>
-        <w:rPr>
-          <w:lang w:val="en_US" w:bidi="en_US"/>
-        </w:rPr>
-      </w:r>
-      <w:r>
-        <w:rPr>
-          <w:lang w:val="en_US" w:bidi="en_US"/>
-        </w:rPr>
-        <w:t xml:space="preserve">A Roman </w:t>
-      </w:r>
-      <w:r>
-        <w:rPr>
-          <w:b/>
-          <w:lang w:val="en_US" w:bidi="en_US"/>
-        </w:rPr>
-        <w:t>shield</w:t>
-      </w:r>
-      <w:r>
-        <w:rPr>
-          <w:lang w:val="en_US" w:bidi="en_US"/>
-        </w:rPr>
-        <w:t xml:space="preserve"> was a large wooden rectangle 1.2 meters high, covered with leather on the outside. Before a battle, the soldiers wet the leather covering with water. Then the shields will protect them from fire.</w:t>
-      </w:r>
-    </w:p>
-    <w:p>
-      <w:pPr/>
-      <w:r>
-        <w:rPr>
-          <w:lang w:val="en_US" w:bidi="en_US"/>
-        </w:rPr>
-      </w:r>
-      <w:r>
-        <w:rPr>
-          <w:lang w:val="en_US" w:bidi="en_US"/>
-        </w:rPr>
-        <w:t xml:space="preserve">Stop here and discuss as a group what word or phrase you will use for </w:t>
-      </w:r>
-      <w:r>
-        <w:rPr>
-          <w:b/>
-          <w:lang w:val="en_US" w:bidi="en_US"/>
-        </w:rPr>
-        <w:t>shield</w:t>
-      </w:r>
-      <w:r>
-        <w:rPr>
-          <w:lang w:val="en_US" w:bidi="en_US"/>
-        </w:rPr>
-        <w:t xml:space="preserve">. Look at the picture of the </w:t>
-      </w:r>
-      <w:hyperlink r:id="rId88">
-        <w:r>
-          <w:rPr>
-            <w:lang w:val="en_US" w:bidi="en_US"/>
-          </w:rPr>
-          <w:rPr>
-            <w:color w:val="0000EE"/>
-            <w:u w:val="single"/>
-          </w:rPr>
-          <w:t>Roman soldier's shield</w:t>
-        </w:r>
-      </w:hyperlink>
-      <w:r>
-        <w:rPr>
-          <w:lang w:val="en_US" w:bidi="en_US"/>
-        </w:rPr>
-        <w:t xml:space="preserve"> again as needed. If you have already translated this word in another book of the Bible, use the same word that you have used there. Pause this audio here.</w:t>
-      </w:r>
-    </w:p>
-    <w:p>
-      <w:pPr/>
-      <w:r>
-        <w:rPr>
-          <w:lang w:val="en_US" w:bidi="en_US"/>
-        </w:rPr>
-      </w:r>
-      <w:r>
-        <w:rPr>
-          <w:lang w:val="en_US" w:bidi="en_US"/>
-        </w:rPr>
-        <w:t xml:space="preserve">The shield will block fiery </w:t>
-      </w:r>
-      <w:r>
-        <w:rPr>
-          <w:b/>
-          <w:lang w:val="en_US" w:bidi="en_US"/>
-        </w:rPr>
-        <w:t>arrows</w:t>
-      </w:r>
-      <w:r>
-        <w:rPr>
-          <w:lang w:val="en_US" w:bidi="en_US"/>
-        </w:rPr>
-        <w:t>. Arrows are wooden projectiles that people shoot from bows. In Paul's time, soldiers sometimes dipped the tips of arrows in something flammable like tar. During a battle, they would sometimes set the arrows on fire before shooting them.</w:t>
-      </w:r>
-    </w:p>
-    <w:p>
-      <w:pPr/>
-      <w:r>
-        <w:rPr>
-          <w:lang w:val="en_US" w:bidi="en_US"/>
-        </w:rPr>
-      </w:r>
-      <w:r>
-        <w:rPr>
-          <w:lang w:val="en_US" w:bidi="en_US"/>
-        </w:rPr>
-        <w:t xml:space="preserve">Stop here and discuss as a group what word or phrase you will use for </w:t>
-      </w:r>
-      <w:r>
-        <w:rPr>
-          <w:b/>
-          <w:lang w:val="en_US" w:bidi="en_US"/>
-        </w:rPr>
-        <w:t>arrow</w:t>
-      </w:r>
-      <w:r>
-        <w:rPr>
-          <w:lang w:val="en_US" w:bidi="en_US"/>
-        </w:rPr>
-        <w:t xml:space="preserve">. Look at the picture of the </w:t>
-      </w:r>
-      <w:hyperlink r:id="rId89">
-        <w:r>
-          <w:rPr>
-            <w:lang w:val="en_US" w:bidi="en_US"/>
-          </w:rPr>
-          <w:rPr>
-            <w:color w:val="0000EE"/>
-            <w:u w:val="single"/>
-          </w:rPr>
-          <w:t>bow and arrows</w:t>
-        </w:r>
-      </w:hyperlink>
-      <w:r>
-        <w:rPr>
-          <w:lang w:val="en_US" w:bidi="en_US"/>
-        </w:rPr>
-        <w:t xml:space="preserve"> again as needed. If you have already translated this word in another book of the Bible, use the same word that you have used there. Pause this audio here.</w:t>
-      </w:r>
-    </w:p>
-    <w:p>
-      <w:pPr/>
-      <w:r>
-        <w:rPr>
-          <w:lang w:val="en_US" w:bidi="en_US"/>
-        </w:rPr>
-      </w:r>
-      <w:r>
-        <w:rPr>
-          <w:lang w:val="en_US" w:bidi="en_US"/>
-        </w:rPr>
-        <w:t xml:space="preserve">Believers should accept </w:t>
-      </w:r>
-      <w:r>
-        <w:rPr>
-          <w:b/>
-          <w:lang w:val="en_US" w:bidi="en_US"/>
-        </w:rPr>
-        <w:t>salvation,</w:t>
-      </w:r>
-      <w:r>
-        <w:rPr>
-          <w:lang w:val="en_US" w:bidi="en_US"/>
-        </w:rPr>
-        <w:t xml:space="preserve"> carrying it with them like a helmet. Salvation means saving a person from a difficult or dangerous situation. Here, Paul specifically means God's salvation. When God saves people, they no longer have to be afraid or ashamed. For more information on </w:t>
-      </w:r>
-      <w:hyperlink r:id="rId41">
-        <w:r>
-          <w:rPr>
-            <w:lang w:val="en_US" w:bidi="en_US"/>
-          </w:rPr>
-          <w:rPr>
-            <w:color w:val="0000EE"/>
-            <w:u w:val="single"/>
-          </w:rPr>
-          <w:t>salvation</w:t>
-        </w:r>
-      </w:hyperlink>
-      <w:r>
-        <w:rPr>
-          <w:lang w:val="en_US" w:bidi="en_US"/>
-        </w:rPr>
-        <w:t>, refer to the Master Glossary. Use the same word or phrase for salvation as you used in previous passages.</w:t>
-      </w:r>
-    </w:p>
-    <w:p>
-      <w:pPr/>
-      <w:r>
-        <w:rPr>
-          <w:lang w:val="en_US" w:bidi="en_US"/>
-        </w:rPr>
-      </w:r>
-      <w:r>
-        <w:rPr>
-          <w:lang w:val="en_US" w:bidi="en_US"/>
-        </w:rPr>
-        <w:t xml:space="preserve">A </w:t>
-      </w:r>
-      <w:r>
-        <w:rPr>
-          <w:b/>
-          <w:lang w:val="en_US" w:bidi="en_US"/>
-        </w:rPr>
-        <w:t>helmet</w:t>
-      </w:r>
-      <w:r>
-        <w:rPr>
-          <w:lang w:val="en_US" w:bidi="en_US"/>
-        </w:rPr>
-        <w:t xml:space="preserve"> is a hat that people make out of heavy leather or metal to protect the head from any weapons or attacks.</w:t>
-      </w:r>
-    </w:p>
-    <w:p>
-      <w:pPr/>
-      <w:r>
-        <w:rPr>
-          <w:lang w:val="en_US" w:bidi="en_US"/>
-        </w:rPr>
-      </w:r>
-      <w:r>
-        <w:rPr>
-          <w:lang w:val="en_US" w:bidi="en_US"/>
-        </w:rPr>
-        <w:t xml:space="preserve">Stop here and discuss as a group what word or phrase you will use for the </w:t>
-      </w:r>
-      <w:r>
-        <w:rPr>
-          <w:b/>
-          <w:lang w:val="en_US" w:bidi="en_US"/>
-        </w:rPr>
-        <w:t>helmet</w:t>
-      </w:r>
-      <w:r>
-        <w:rPr>
-          <w:lang w:val="en_US" w:bidi="en_US"/>
-        </w:rPr>
-        <w:t xml:space="preserve">. Look at the picture of a </w:t>
-      </w:r>
-      <w:hyperlink r:id="rId90">
-        <w:r>
-          <w:rPr>
-            <w:lang w:val="en_US" w:bidi="en_US"/>
-          </w:rPr>
-          <w:rPr>
-            <w:color w:val="0000EE"/>
-            <w:u w:val="single"/>
-          </w:rPr>
-          <w:t>Roman soldier's helmet</w:t>
-        </w:r>
-      </w:hyperlink>
-      <w:r>
-        <w:rPr>
-          <w:lang w:val="en_US" w:bidi="en_US"/>
-        </w:rPr>
-        <w:t xml:space="preserve"> again as needed. If you have already translated this word in another book of the Bible, use the same word that you have used there. Pause this audio here.</w:t>
-      </w:r>
-    </w:p>
-    <w:p>
-      <w:pPr/>
-      <w:r>
-        <w:rPr>
-          <w:lang w:val="en_US" w:bidi="en_US"/>
-        </w:rPr>
-      </w:r>
-      <w:r>
-        <w:rPr>
-          <w:lang w:val="en_US" w:bidi="en_US"/>
-        </w:rPr>
-        <w:t xml:space="preserve">Believers must also accept and carry with them the </w:t>
-      </w:r>
-      <w:r>
-        <w:rPr>
-          <w:b/>
-          <w:lang w:val="en_US" w:bidi="en_US"/>
-        </w:rPr>
-        <w:t>word of God</w:t>
-      </w:r>
-      <w:r>
-        <w:rPr>
-          <w:lang w:val="en_US" w:bidi="en_US"/>
-        </w:rPr>
-        <w:t>, which is like a sword that the Spirit gives. The word of God means everything that God tells people. When people in the New Testament talk about the word of God, they usually mean the Good News that Jesus has come into the world. People can know what God tells them through the Scriptures, which is the Bible. Therefore, people also call the Scriptures the word of God.</w:t>
-      </w:r>
-    </w:p>
-    <w:p>
-      <w:pPr/>
-      <w:r>
-        <w:rPr>
-          <w:lang w:val="en_US" w:bidi="en_US"/>
-        </w:rPr>
-      </w:r>
-      <w:r>
-        <w:rPr>
-          <w:lang w:val="en_US" w:bidi="en_US"/>
-        </w:rPr>
-        <w:t xml:space="preserve">Stop here and discuss as a group what word or phrase you will use for </w:t>
-      </w:r>
-      <w:r>
-        <w:rPr>
-          <w:b/>
-          <w:lang w:val="en_US" w:bidi="en_US"/>
-        </w:rPr>
-        <w:t>word of God</w:t>
-      </w:r>
-      <w:r>
-        <w:rPr>
-          <w:lang w:val="en_US" w:bidi="en_US"/>
-        </w:rPr>
-        <w:t xml:space="preserve">. Look up </w:t>
-      </w:r>
-      <w:hyperlink r:id="rId95">
-        <w:r>
-          <w:rPr>
-            <w:lang w:val="en_US" w:bidi="en_US"/>
-          </w:rPr>
-          <w:rPr>
-            <w:color w:val="0000EE"/>
-            <w:u w:val="single"/>
-          </w:rPr>
-          <w:t>Word</w:t>
-        </w:r>
-      </w:hyperlink>
-      <w:r>
-        <w:rPr>
-          <w:lang w:val="en_US" w:bidi="en_US"/>
-        </w:rPr>
-        <w:t xml:space="preserve"> in the Master Glossary for more information. If you have already translated this word in another book of the Bible, use the same word that you have used there. Pause this audio here.</w:t>
-      </w:r>
-    </w:p>
-    <w:p>
-      <w:pPr/>
-      <w:r>
-        <w:rPr>
-          <w:lang w:val="en_US" w:bidi="en_US"/>
-        </w:rPr>
-      </w:r>
-      <w:r>
-        <w:rPr>
-          <w:lang w:val="en_US" w:bidi="en_US"/>
-        </w:rPr>
-        <w:t xml:space="preserve">The </w:t>
-      </w:r>
-      <w:r>
-        <w:rPr>
-          <w:b/>
-          <w:lang w:val="en_US" w:bidi="en_US"/>
-        </w:rPr>
-        <w:t>Spirit</w:t>
-      </w:r>
-      <w:r>
-        <w:rPr>
-          <w:lang w:val="en_US" w:bidi="en_US"/>
-        </w:rPr>
-        <w:t xml:space="preserve"> is the </w:t>
-      </w:r>
-      <w:r>
-        <w:rPr>
-          <w:b/>
-          <w:lang w:val="en_US" w:bidi="en_US"/>
-        </w:rPr>
-        <w:t>Holy Spirit</w:t>
-      </w:r>
-      <w:r>
-        <w:rPr>
-          <w:lang w:val="en_US" w:bidi="en_US"/>
-        </w:rPr>
-        <w:t xml:space="preserve">, the Spirit of God. The Holy Spirit helps the believer understand the word of God. When people pray in the Spirit, it means that he leads and helps the believers to pray. For more information on Spirit, refer to </w:t>
-      </w:r>
-      <w:hyperlink r:id="rId34">
-        <w:r>
-          <w:rPr>
-            <w:lang w:val="en_US" w:bidi="en_US"/>
-          </w:rPr>
-          <w:rPr>
-            <w:color w:val="0000EE"/>
-            <w:u w:val="single"/>
-          </w:rPr>
-          <w:t>Holy Spirit</w:t>
-        </w:r>
-      </w:hyperlink>
-      <w:r>
-        <w:rPr>
-          <w:lang w:val="en_US" w:bidi="en_US"/>
-        </w:rPr>
-        <w:t xml:space="preserve"> in the Master Glossary. Use the same word or phrase for Spirit, or Holy Spirit, as you used in previous passages.</w:t>
-      </w:r>
-    </w:p>
-    <w:p>
-      <w:pPr/>
-      <w:r>
-        <w:rPr>
-          <w:lang w:val="en_US" w:bidi="en_US"/>
-        </w:rPr>
-      </w:r>
-      <w:r>
-        <w:rPr>
-          <w:lang w:val="en_US" w:bidi="en_US"/>
-        </w:rPr>
-        <w:t xml:space="preserve">The believers must </w:t>
-      </w:r>
-      <w:r>
-        <w:rPr>
-          <w:b/>
-          <w:lang w:val="en_US" w:bidi="en_US"/>
-        </w:rPr>
-        <w:t>pray</w:t>
-      </w:r>
-      <w:r>
-        <w:rPr>
-          <w:lang w:val="en_US" w:bidi="en_US"/>
-        </w:rPr>
-        <w:t xml:space="preserve"> with all prayers and requests. Praying is communicating with God. When people pray, they praise God, thank him, ask him for help, tell him about the wrong things they have done, ask him to help other people, or just cry to him because they feel so sad. In the Bible, all these things are part of praying. For more information on </w:t>
+        <w:t>brother</w:t>
+      </w:r>
+      <w:r>
+        <w:rPr>
+          <w:lang w:val="en_US" w:bidi="en_US"/>
+        </w:rPr>
+        <w:t xml:space="preserve">, or whether you will use the words "fellow believer." Look up </w:t>
       </w:r>
       <w:hyperlink r:id="rId96">
-        <w:r>
-          <w:rPr>
-            <w:lang w:val="en_US" w:bidi="en_US"/>
-          </w:rPr>
-          <w:rPr>
-            <w:color w:val="0000EE"/>
-            <w:u w:val="single"/>
-          </w:rPr>
-          <w:t>prayer</w:t>
-        </w:r>
-      </w:hyperlink>
-      <w:r>
-        <w:rPr>
-          <w:lang w:val="en_US" w:bidi="en_US"/>
-        </w:rPr>
-        <w:t>, refer to the Master Glossary. Use the same word or phrase for pray and prayer as you used in previous passages.</w:t>
-      </w:r>
-    </w:p>
-    <w:p>
-      <w:pPr/>
-      <w:r>
-        <w:rPr>
-          <w:lang w:val="en_US" w:bidi="en_US"/>
-        </w:rPr>
-      </w:r>
-      <w:r>
-        <w:rPr>
-          <w:lang w:val="en_US" w:bidi="en_US"/>
-        </w:rPr>
-        <w:t xml:space="preserve">The believers should pray for the </w:t>
-      </w:r>
-      <w:r>
-        <w:rPr>
-          <w:b/>
-          <w:lang w:val="en_US" w:bidi="en_US"/>
-        </w:rPr>
-        <w:t>saints</w:t>
-      </w:r>
-      <w:r>
-        <w:rPr>
-          <w:lang w:val="en_US" w:bidi="en_US"/>
-        </w:rPr>
-        <w:t xml:space="preserve">, or all God's people. These are people who belong to God because they believe in Jesus. For more information on </w:t>
-      </w:r>
-      <w:hyperlink r:id="rId17">
-        <w:r>
-          <w:rPr>
-            <w:lang w:val="en_US" w:bidi="en_US"/>
-          </w:rPr>
-          <w:rPr>
-            <w:color w:val="0000EE"/>
-            <w:u w:val="single"/>
-          </w:rPr>
-          <w:t>saints</w:t>
-        </w:r>
-      </w:hyperlink>
-      <w:r>
-        <w:rPr>
-          <w:lang w:val="en_US" w:bidi="en_US"/>
-        </w:rPr>
-        <w:t>, refer to the Master Glossary. Use the same word or phrase for saints as you used in previous passages.</w:t>
-      </w:r>
-    </w:p>
-    <w:p>
-      <w:pPr/>
-      <w:r>
-        <w:rPr>
-          <w:lang w:val="en_US" w:bidi="en_US"/>
-        </w:rPr>
-      </w:r>
-      <w:r>
-        <w:rPr>
-          <w:lang w:val="en_US" w:bidi="en_US"/>
-        </w:rPr>
-        <w:t xml:space="preserve">Paul needs prayer as he explains the gospel as an </w:t>
-      </w:r>
-      <w:r>
-        <w:rPr>
-          <w:b/>
-          <w:lang w:val="en_US" w:bidi="en_US"/>
-        </w:rPr>
-        <w:t>ambassador</w:t>
-      </w:r>
-      <w:r>
-        <w:rPr>
-          <w:lang w:val="en_US" w:bidi="en_US"/>
-        </w:rPr>
-        <w:t>. An ambassador is a person who represents or speaks for a ruler. Paul is an ambassador for God. God has chosen Paul to speak the words that God gives him to speak.</w:t>
-      </w:r>
-    </w:p>
-    <w:p>
-      <w:pPr/>
-      <w:r>
-        <w:rPr>
-          <w:lang w:val="en_US" w:bidi="en_US"/>
-        </w:rPr>
-      </w:r>
-      <w:r>
-        <w:rPr>
-          <w:lang w:val="en_US" w:bidi="en_US"/>
-        </w:rPr>
-        <w:t xml:space="preserve">Stop here and discuss as a group what word or phrase you will use for </w:t>
-      </w:r>
-      <w:r>
-        <w:rPr>
-          <w:b/>
-          <w:lang w:val="en_US" w:bidi="en_US"/>
-        </w:rPr>
-        <w:t>ambassador</w:t>
-      </w:r>
-      <w:r>
-        <w:rPr>
-          <w:lang w:val="en_US" w:bidi="en_US"/>
-        </w:rPr>
-        <w:t>. If you have already translated this word in another book of the Bible, use the same word that you have used there.</w:t>
-      </w:r>
-      <w:r>
-        <w:rPr>
-          <w:lang w:val="en_US" w:bidi="en_US"/>
-        </w:rPr>
-      </w:r>
-    </w:p>
-    <w:p>
-      <w:pPr>
-        <w:pStyle w:val="Heading3"/>
-      </w:pPr>
-      <w:r>
-        <w:rPr>
-          <w:lang w:val="en_US" w:bidi="en_US"/>
-        </w:rPr>
-        <w:t>Speaking the Word</w:t>
-      </w:r>
-      <w:r>
-        <w:rPr>
-          <w:lang w:val="en_US" w:bidi="en_US"/>
-        </w:rPr>
-      </w:r>
-    </w:p>
-    <w:p>
-      <w:pPr/>
-      <w:r>
-        <w:rPr>
-          <w:lang w:val="en_US" w:bidi="en_US"/>
-        </w:rPr>
-      </w:r>
-      <w:r>
-        <w:rPr>
-          <w:lang w:val="en_US" w:bidi="en_US"/>
-        </w:rPr>
-        <w:t>Listen to an audio version of the passage in the easiest-to-understand translation.</w:t>
-      </w:r>
-    </w:p>
-    <w:p>
-      <w:pPr/>
-      <w:r>
-        <w:rPr>
-          <w:lang w:val="en_US" w:bidi="en_US"/>
-        </w:rPr>
-      </w:r>
-      <w:r>
-        <w:rPr>
-          <w:lang w:val="en_US" w:bidi="en_US"/>
-        </w:rPr>
-        <w:t>In this session, retell the passage, as a group, in your own language.</w:t>
-      </w:r>
-    </w:p>
-    <w:p>
-      <w:pPr/>
-      <w:r>
-        <w:rPr>
-          <w:lang w:val="en_US" w:bidi="en_US"/>
-        </w:rPr>
-      </w:r>
-      <w:r>
-        <w:rPr>
-          <w:lang w:val="en_US" w:bidi="en_US"/>
-        </w:rPr>
-        <w:t>First, the whole group should practice telling the passage in your own language. Remember to include the things you decided in previous steps, like chronology, words, phrases, emotions, or anything else you discussed.</w:t>
-      </w:r>
-    </w:p>
-    <w:p>
-      <w:pPr/>
-      <w:r>
-        <w:rPr>
-          <w:lang w:val="en_US" w:bidi="en_US"/>
-        </w:rPr>
-      </w:r>
-      <w:r>
-        <w:rPr>
-          <w:lang w:val="en_US" w:bidi="en_US"/>
-        </w:rPr>
-        <w:t>One group member should tell a few sentences of the passage and pause. Another group member should tell the next part of the passage and pause. Do this until the group has retold the whole passage. The group members can correct each other in this step. Pause this audio here.</w:t>
-      </w:r>
-    </w:p>
-    <w:p>
-      <w:pPr/>
-      <w:r>
-        <w:rPr>
-          <w:lang w:val="en_US" w:bidi="en_US"/>
-        </w:rPr>
-      </w:r>
-      <w:r>
-        <w:rPr>
-          <w:lang w:val="en_US" w:bidi="en_US"/>
-        </w:rPr>
-        <w:t>Next, each member of the group should tell the whole passage without interruption at least one time. A group member can use random objects, motions, or their storyboard to help them remember the passage. Pause this audio here.</w:t>
-      </w:r>
-    </w:p>
-    <w:p>
-      <w:pPr/>
-      <w:r>
-        <w:rPr>
-          <w:lang w:val="en_US" w:bidi="en_US"/>
-        </w:rPr>
-      </w:r>
-      <w:r>
-        <w:rPr>
-          <w:lang w:val="en_US" w:bidi="en_US"/>
-        </w:rPr>
-        <w:t>Next, the group can decide whose version of the passage you like the most. You may decide that you liked the way one group member told one scene but you liked the way a different group member told another scene. Pause this audio here.</w:t>
-      </w:r>
-    </w:p>
-    <w:p>
-      <w:pPr/>
-      <w:r>
-        <w:rPr>
-          <w:lang w:val="en_US" w:bidi="en_US"/>
-        </w:rPr>
-      </w:r>
-      <w:r>
-        <w:rPr>
-          <w:lang w:val="en_US" w:bidi="en_US"/>
-        </w:rPr>
-        <w:t>Finally, the group can put together a final version of the passage that everyone agrees on. Each group member should practice telling this final version of the passage.</w:t>
-      </w:r>
-      <w:r>
-        <w:rPr>
-          <w:lang w:val="en_US" w:bidi="en_US"/>
-        </w:rPr>
-      </w:r>
-      <w:r>
-        <w:rPr>
-          <w:lang w:val="en_US" w:bidi="en_US"/>
-        </w:rPr>
-      </w:r>
-    </w:p>
-    <w:p>
-      <w:pPr/>
-      <w:r>
-        <w:rPr>
-          <w:lang w:val="en_US" w:bidi="en_US"/>
-        </w:rPr>
-      </w:r>
-    </w:p>
-    <w:p>
-      <w:pPr>
-        <w:pStyle w:val="Heading2"/>
-      </w:pPr>
-      <w:r>
-        <w:rPr>
-          <w:lang w:val="en_US" w:bidi="en_US"/>
-        </w:rPr>
-        <w:t>Ephesians 6:21–24</w:t>
-      </w:r>
-      <w:r>
-        <w:rPr>
-          <w:lang w:val="en_US" w:bidi="en_US"/>
-        </w:rPr>
-      </w:r>
-    </w:p>
-    <w:p>
-      <w:pPr>
-        <w:pStyle w:val="Heading3"/>
-      </w:pPr>
-      <w:r>
-        <w:rPr>
-          <w:lang w:val="en_US" w:bidi="en_US"/>
-        </w:rPr>
-        <w:t>Hear and Heart</w:t>
-      </w:r>
-      <w:r>
-        <w:rPr>
-          <w:lang w:val="en_US" w:bidi="en_US"/>
-        </w:rPr>
-      </w:r>
-    </w:p>
-    <w:p>
-      <w:pPr/>
-      <w:r>
-        <w:rPr>
-          <w:lang w:val="en_US" w:bidi="en_US"/>
-        </w:rPr>
-      </w:r>
-      <w:r>
-        <w:rPr>
-          <w:lang w:val="en_US" w:bidi="en_US"/>
-        </w:rPr>
-        <w:t>In this step, hear Ephesians 6:21–24 and put it in your hearts.</w:t>
-      </w:r>
-    </w:p>
-    <w:p>
-      <w:pPr/>
-      <w:r>
-        <w:rPr>
-          <w:lang w:val="en_US" w:bidi="en_US"/>
-        </w:rPr>
-      </w:r>
-      <w:r>
-        <w:rPr>
-          <w:lang w:val="en_US" w:bidi="en_US"/>
-        </w:rPr>
-        <w:t>Listen to an audio version of Ephesians 6:21–24 three times, in three different translations, if possible.</w:t>
-      </w:r>
-    </w:p>
-    <w:p>
-      <w:pPr/>
-      <w:r>
-        <w:rPr>
-          <w:lang w:val="en_US" w:bidi="en_US"/>
-        </w:rPr>
-      </w:r>
-      <w:r>
-        <w:rPr>
-          <w:lang w:val="en_US" w:bidi="en_US"/>
-        </w:rPr>
-        <w:t>Pause this audio here.</w:t>
-      </w:r>
-    </w:p>
-    <w:p>
-      <w:pPr/>
-      <w:r>
-        <w:rPr>
-          <w:lang w:val="en_US" w:bidi="en_US"/>
-        </w:rPr>
-      </w:r>
-      <w:r>
-        <w:rPr>
-          <w:lang w:val="en_US" w:bidi="en_US"/>
-        </w:rPr>
-        <w:t>Now, as a group, discuss the following questions:</w:t>
-      </w:r>
-    </w:p>
-    <w:p>
-      <w:pPr>
-        <w:pStyle w:val="ListNumber"/>
-        <w:numPr>
-          <w:ilvl w:val="0"/>
-          <w:numId w:val="34"/>
-        </w:numPr>
-        <w:spacing w:line="240" w:lineRule="auto"/>
-        <w:ind w:left="720"/>
-      </w:pPr>
-      <w:r>
-        <w:rPr>
-          <w:lang w:val="en_US" w:bidi="en_US"/>
-        </w:rPr>
-      </w:r>
-      <w:r>
-        <w:rPr>
-          <w:lang w:val="en_US" w:bidi="en_US"/>
-        </w:rPr>
-        <w:t>What do you like in this passage? Pause this audio here.</w:t>
-      </w:r>
-    </w:p>
-    <w:p>
-      <w:pPr>
-        <w:pStyle w:val="ListNumber"/>
-        <w:spacing w:line="240" w:lineRule="auto"/>
-        <w:ind w:left="720"/>
-      </w:pPr>
-      <w:r>
-        <w:rPr>
-          <w:lang w:val="en_US" w:bidi="en_US"/>
-        </w:rPr>
-      </w:r>
-      <w:r>
-        <w:rPr>
-          <w:lang w:val="en_US" w:bidi="en_US"/>
-        </w:rPr>
-        <w:t>What do you not like or not understand in this passage? Pause this audio here.</w:t>
-      </w:r>
-    </w:p>
-    <w:p>
-      <w:pPr>
-        <w:pStyle w:val="ListNumber"/>
-        <w:spacing w:line="240" w:lineRule="auto"/>
-        <w:ind w:left="720"/>
-      </w:pPr>
-      <w:r>
-        <w:rPr>
-          <w:lang w:val="en_US" w:bidi="en_US"/>
-        </w:rPr>
-      </w:r>
-      <w:r>
-        <w:rPr>
-          <w:lang w:val="en_US" w:bidi="en_US"/>
-        </w:rPr>
-        <w:t>What does this passage tell us about God or Jesus? Pause this audio here.</w:t>
-      </w:r>
-    </w:p>
-    <w:p>
-      <w:pPr>
-        <w:pStyle w:val="ListNumber"/>
-        <w:spacing w:line="240" w:lineRule="auto"/>
-        <w:ind w:left="720"/>
-      </w:pPr>
-      <w:r>
-        <w:rPr>
-          <w:lang w:val="en_US" w:bidi="en_US"/>
-        </w:rPr>
-      </w:r>
-      <w:r>
-        <w:rPr>
-          <w:lang w:val="en_US" w:bidi="en_US"/>
-        </w:rPr>
-        <w:t>What does this passage tell us about people? Pause this audio here.</w:t>
-      </w:r>
-    </w:p>
-    <w:p>
-      <w:pPr>
-        <w:pStyle w:val="ListNumber"/>
-        <w:spacing w:line="240" w:lineRule="auto"/>
-        <w:ind w:left="720"/>
-      </w:pPr>
-      <w:r>
-        <w:rPr>
-          <w:lang w:val="en_US" w:bidi="en_US"/>
-        </w:rPr>
-      </w:r>
-      <w:r>
-        <w:rPr>
-          <w:lang w:val="en_US" w:bidi="en_US"/>
-        </w:rPr>
-        <w:t>How does this passage affect our daily lives? Pause this audio here.</w:t>
-      </w:r>
-    </w:p>
-    <w:p>
-      <w:pPr>
-        <w:pStyle w:val="ListNumber"/>
-        <w:spacing w:line="240" w:lineRule="auto"/>
-        <w:ind w:left="720"/>
-      </w:pPr>
-      <w:r>
-        <w:rPr>
-          <w:lang w:val="en_US" w:bidi="en_US"/>
-        </w:rPr>
-      </w:r>
-      <w:r>
-        <w:rPr>
-          <w:lang w:val="en_US" w:bidi="en_US"/>
-        </w:rPr>
-        <w:t>Who do you know who needs to hear this passage?</w:t>
-      </w:r>
-      <w:r>
-        <w:rPr>
-          <w:lang w:val="en_US" w:bidi="en_US"/>
-        </w:rPr>
-      </w:r>
-    </w:p>
-    <w:p>
-      <w:pPr>
-        <w:pStyle w:val="Heading3"/>
-      </w:pPr>
-      <w:r>
-        <w:rPr>
-          <w:lang w:val="en_US" w:bidi="en_US"/>
-        </w:rPr>
-        <w:t>Setting the Stage</w:t>
-      </w:r>
-      <w:r>
-        <w:rPr>
-          <w:lang w:val="en_US" w:bidi="en_US"/>
-        </w:rPr>
-      </w:r>
-    </w:p>
-    <w:p>
-      <w:pPr/>
-      <w:r>
-        <w:rPr>
-          <w:lang w:val="en_US" w:bidi="en_US"/>
-        </w:rPr>
-      </w:r>
-      <w:r>
-        <w:rPr>
-          <w:lang w:val="en_US" w:bidi="en_US"/>
-        </w:rPr>
-        <w:t>Listen to an audio version of Ephesians 6:21–24 in the easiest-to-understand translation.</w:t>
-      </w:r>
-    </w:p>
-    <w:p>
-      <w:pPr/>
-      <w:r>
-        <w:rPr>
-          <w:lang w:val="en_US" w:bidi="en_US"/>
-        </w:rPr>
-      </w:r>
-      <w:r>
-        <w:rPr>
-          <w:lang w:val="en_US" w:bidi="en_US"/>
-        </w:rPr>
-        <w:t>Paul has just given his final encouragement and summary: to put on the armor God gives and continue to pray. Now he finishes his letter by explaining who he is sending the letter with, and why he chose this man. Then he concludes with his blessing for the believers.</w:t>
-      </w:r>
-    </w:p>
-    <w:p>
-      <w:pPr/>
-      <w:r>
-        <w:rPr>
-          <w:lang w:val="en_US" w:bidi="en_US"/>
-        </w:rPr>
-      </w:r>
-      <w:r>
-        <w:rPr>
-          <w:lang w:val="en_US" w:bidi="en_US"/>
-        </w:rPr>
-        <w:t>In that time, it was common for travelers to carry letters and other news. Paul is sending this letter with a man named Tychicus to take to the Ephesian believers. Since these believers probably wouldn't know this man, Paul gives a brief introduction. Paul says that Tychicus is a dear fellow believer, like a brother. Since God is the Father of all believers, all believers are like brothers and sisters. Therefore, Paul often uses the word for brother when referring to a fellow believer.</w:t>
-      </w:r>
-    </w:p>
-    <w:p>
-      <w:pPr/>
-      <w:r>
-        <w:rPr>
-          <w:lang w:val="en_US" w:bidi="en_US"/>
-        </w:rPr>
-      </w:r>
-      <w:r>
-        <w:rPr>
-          <w:lang w:val="en_US" w:bidi="en_US"/>
-        </w:rPr>
-        <w:t>Stop here and discuss this question as a group: How do you talk about a fellow believer or close friend in your culture? In what kind of situations would you refer to someone not related to you as a family member? What other words would you use to describe someone you love like a family member? Pause this audio here.</w:t>
-      </w:r>
-    </w:p>
-    <w:p>
-      <w:pPr/>
-      <w:r>
-        <w:rPr>
-          <w:lang w:val="en_US" w:bidi="en_US"/>
-        </w:rPr>
-      </w:r>
-      <w:r>
-        <w:rPr>
-          <w:lang w:val="en_US" w:bidi="en_US"/>
-        </w:rPr>
-        <w:t>Paul says that Tychicus serves the Lord faithfully. So, Tychicus will be a reliable person to carry this letter and share all the news about Paul. When Paul wrote this letter, Tychicus was with him in Rome. Paul says that he is sending Tychicus specifically to let the believers know how Paul and the people with him are doing. Tychicus can describe Paul's living conditions and his personal health as well as the work that the believers are doing. Then the believers will be encouraged and will no longer worry about Paul. Tychicus can also encourage them to follow the good behaviors and attitudes mentioned in the letter.</w:t>
-      </w:r>
-    </w:p>
-    <w:p>
-      <w:pPr/>
-      <w:r>
-        <w:rPr>
-          <w:lang w:val="en_US" w:bidi="en_US"/>
-        </w:rPr>
-      </w:r>
-      <w:r>
-        <w:rPr>
-          <w:lang w:val="en_US" w:bidi="en_US"/>
-        </w:rPr>
-        <w:t xml:space="preserve">Stop here and look at a map of </w:t>
-      </w:r>
-      <w:hyperlink r:id="rId97">
-        <w:r>
-          <w:rPr>
-            <w:lang w:val="en_US" w:bidi="en_US"/>
-          </w:rPr>
-          <w:rPr>
-            <w:color w:val="0000EE"/>
-            <w:u w:val="single"/>
-          </w:rPr>
-          <w:t>Rome and Ephesus</w:t>
-        </w:r>
-      </w:hyperlink>
-      <w:r>
-        <w:rPr>
-          <w:lang w:val="en_US" w:bidi="en_US"/>
-        </w:rPr>
-        <w:t xml:space="preserve"> as a group. Pause this audio here.</w:t>
-      </w:r>
-    </w:p>
-    <w:p>
-      <w:pPr/>
-      <w:r>
-        <w:rPr>
-          <w:lang w:val="en_US" w:bidi="en_US"/>
-        </w:rPr>
-      </w:r>
-      <w:r>
-        <w:rPr>
-          <w:lang w:val="en_US" w:bidi="en_US"/>
-        </w:rPr>
-        <w:t>Paul finishes with a blessing or a prayer for the believers. Just as he began the letter, he also closes with a prayer that God would give the believers peace and grace. Instead of saying "to you," he says "Peace to the brothers," maybe because the letter would be passed around to believers in other cities. Again, he uses the word for brother to mean fellow believers, both men and women.</w:t>
-      </w:r>
-    </w:p>
-    <w:p>
-      <w:pPr/>
-      <w:r>
-        <w:rPr>
-          <w:lang w:val="en_US" w:bidi="en_US"/>
-        </w:rPr>
-      </w:r>
-      <w:r>
-        <w:rPr>
-          <w:lang w:val="en_US" w:bidi="en_US"/>
-        </w:rPr>
-        <w:t>Stop here and discuss this question as a group: Discuss how you bless or wish good things for each other in your culture. When someone leaves, or if you are sending a message to someone far away, how do you share your hopes or prayers of good things for them? What kind of things do you say you want for them? What kind of people are more likely to give these blessings or prayers? Pause this audio here.</w:t>
-      </w:r>
-    </w:p>
-    <w:p>
-      <w:pPr/>
-      <w:r>
-        <w:rPr>
-          <w:lang w:val="en_US" w:bidi="en_US"/>
-        </w:rPr>
-      </w:r>
-      <w:r>
-        <w:rPr>
-          <w:lang w:val="en_US" w:bidi="en_US"/>
-        </w:rPr>
-        <w:t>Paul asks that both God the Father and the Lord Jesus Christ would help the believers love each other and continue to trust God together. He also asks that God will show his grace to everyone who loves our Lord Jesus Christ. Paul says "without ending" which could either mean that Paul asks for unending grace or life, or that this grace is for people who persistently love Jesus without stopping.</w:t>
-      </w:r>
-      <w:r>
-        <w:rPr>
-          <w:lang w:val="en_US" w:bidi="en_US"/>
-        </w:rPr>
-      </w:r>
-    </w:p>
-    <w:p>
-      <w:pPr>
-        <w:pStyle w:val="Heading3"/>
-      </w:pPr>
-      <w:r>
-        <w:rPr>
-          <w:lang w:val="en_US" w:bidi="en_US"/>
-        </w:rPr>
-        <w:t>Defining the Scenes</w:t>
-      </w:r>
-      <w:r>
-        <w:rPr>
-          <w:lang w:val="en_US" w:bidi="en_US"/>
-        </w:rPr>
-      </w:r>
-    </w:p>
-    <w:p>
-      <w:pPr/>
-      <w:r>
-        <w:rPr>
-          <w:lang w:val="en_US" w:bidi="en_US"/>
-        </w:rPr>
-      </w:r>
-      <w:r>
-        <w:rPr>
-          <w:lang w:val="en_US" w:bidi="en_US"/>
-        </w:rPr>
-        <w:t>Listen to an audio version of Ephesians 6:21–24 in the easiest-to-understand translation.</w:t>
-      </w:r>
-    </w:p>
-    <w:p>
-      <w:pPr/>
-      <w:r>
-        <w:rPr>
-          <w:lang w:val="en_US" w:bidi="en_US"/>
-        </w:rPr>
-      </w:r>
-      <w:r>
-        <w:rPr>
-          <w:lang w:val="en_US" w:bidi="en_US"/>
-        </w:rPr>
-        <w:t>In this step, the group will define the parts, characters, and setting of this passage. Then the group will visualize this passage.</w:t>
-      </w:r>
-    </w:p>
-    <w:p>
-      <w:pPr/>
-      <w:r>
-        <w:rPr>
-          <w:lang w:val="en_US" w:bidi="en_US"/>
-        </w:rPr>
-      </w:r>
-      <w:r>
-        <w:rPr>
-          <w:lang w:val="en_US" w:bidi="en_US"/>
-        </w:rPr>
-        <w:t>This passage has 2 parts.</w:t>
-      </w:r>
-    </w:p>
-    <w:p>
-      <w:pPr/>
-      <w:r>
-        <w:rPr>
-          <w:lang w:val="en_US" w:bidi="en_US"/>
-        </w:rPr>
-      </w:r>
-      <w:r>
-        <w:rPr>
-          <w:b/>
-          <w:lang w:val="en_US" w:bidi="en_US"/>
-        </w:rPr>
-        <w:t>In the first part:</w:t>
-      </w:r>
-      <w:r>
-        <w:rPr>
-          <w:lang w:val="en_US" w:bidi="en_US"/>
-        </w:rPr>
-        <w:t xml:space="preserve"> Paul explains that he is sending Tychicus to bring this letter, news about Paul, and encouragement to the believers.</w:t>
-      </w:r>
-    </w:p>
-    <w:p>
-      <w:pPr/>
-      <w:r>
-        <w:rPr>
-          <w:lang w:val="en_US" w:bidi="en_US"/>
-        </w:rPr>
-      </w:r>
-      <w:r>
-        <w:rPr>
-          <w:b/>
-          <w:lang w:val="en_US" w:bidi="en_US"/>
-        </w:rPr>
-        <w:t>In the second part:</w:t>
-      </w:r>
-      <w:r>
-        <w:rPr>
-          <w:lang w:val="en_US" w:bidi="en_US"/>
-        </w:rPr>
-        <w:t xml:space="preserve"> Paul ends the letter by praying that God and Jesus will give the believers peace, love, faith, and grace.</w:t>
-      </w:r>
-    </w:p>
-    <w:p>
-      <w:pPr/>
-      <w:r>
-        <w:rPr>
-          <w:lang w:val="en_US" w:bidi="en_US"/>
-        </w:rPr>
-      </w:r>
-      <w:r>
-        <w:rPr>
-          <w:lang w:val="en_US" w:bidi="en_US"/>
-        </w:rPr>
-        <w:t>The characters in this passage are:</w:t>
-      </w:r>
-    </w:p>
-    <w:p>
-      <w:pPr>
-        <w:pStyle w:val="ListBullet"/>
-        <w:spacing w:line="240" w:lineRule="auto"/>
-        <w:ind w:left="720"/>
-      </w:pPr>
-      <w:r>
-        <w:rPr>
-          <w:lang w:val="en_US" w:bidi="en_US"/>
-        </w:rPr>
-      </w:r>
-      <w:r>
-        <w:rPr>
-          <w:lang w:val="en_US" w:bidi="en_US"/>
-        </w:rPr>
-        <w:t>Paul</w:t>
-      </w:r>
-    </w:p>
-    <w:p>
-      <w:pPr>
-        <w:pStyle w:val="ListBullet"/>
-        <w:spacing w:line="240" w:lineRule="auto"/>
-        <w:ind w:left="720"/>
-      </w:pPr>
-      <w:r>
-        <w:rPr>
-          <w:lang w:val="en_US" w:bidi="en_US"/>
-        </w:rPr>
-      </w:r>
-      <w:r>
-        <w:rPr>
-          <w:lang w:val="en_US" w:bidi="en_US"/>
-        </w:rPr>
-        <w:t>The believers who are listening to someone read this letter aloud</w:t>
-      </w:r>
-    </w:p>
-    <w:p>
-      <w:pPr>
-        <w:pStyle w:val="ListBullet"/>
-        <w:spacing w:line="240" w:lineRule="auto"/>
-        <w:ind w:left="720"/>
-      </w:pPr>
-      <w:r>
-        <w:rPr>
-          <w:lang w:val="en_US" w:bidi="en_US"/>
-        </w:rPr>
-      </w:r>
-      <w:r>
-        <w:rPr>
-          <w:lang w:val="en_US" w:bidi="en_US"/>
-        </w:rPr>
-        <w:t>The person reading this letter aloud, probably Tychicus</w:t>
-      </w:r>
-    </w:p>
-    <w:p>
-      <w:pPr>
-        <w:pStyle w:val="ListBullet"/>
-        <w:spacing w:line="240" w:lineRule="auto"/>
-        <w:ind w:left="720"/>
-      </w:pPr>
-      <w:r>
-        <w:rPr>
-          <w:lang w:val="en_US" w:bidi="en_US"/>
-        </w:rPr>
-      </w:r>
-      <w:r>
-        <w:rPr>
-          <w:lang w:val="en_US" w:bidi="en_US"/>
-        </w:rPr>
-        <w:t>God the Father</w:t>
-      </w:r>
-    </w:p>
-    <w:p>
-      <w:pPr>
-        <w:pStyle w:val="ListBullet"/>
-        <w:spacing w:line="240" w:lineRule="auto"/>
-        <w:ind w:left="720"/>
-      </w:pPr>
-      <w:r>
-        <w:rPr>
-          <w:lang w:val="en_US" w:bidi="en_US"/>
-        </w:rPr>
-      </w:r>
-      <w:r>
-        <w:rPr>
-          <w:lang w:val="en_US" w:bidi="en_US"/>
-        </w:rPr>
-        <w:t>The Lord Jesus Christ</w:t>
-      </w:r>
-    </w:p>
-    <w:p>
-      <w:pPr/>
-      <w:r>
-        <w:rPr>
-          <w:lang w:val="en_US" w:bidi="en_US"/>
-        </w:rPr>
-      </w:r>
-      <w:r>
-        <w:rPr>
-          <w:lang w:val="en_US" w:bidi="en_US"/>
-        </w:rPr>
-        <w:t>As a group, pay attention to these parts of the passage's setting:</w:t>
-      </w:r>
-    </w:p>
-    <w:p>
-      <w:pPr/>
-      <w:r>
-        <w:rPr>
-          <w:lang w:val="en_US" w:bidi="en_US"/>
-        </w:rPr>
-      </w:r>
-      <w:r>
-        <w:rPr>
-          <w:lang w:val="en_US" w:bidi="en_US"/>
-        </w:rPr>
-        <w:t>In the first part of this passage, Paul introduces Tychicus and explains why Paul is sending him. Tychicus is a believer and is dear to Paul like a brother. Tychicus serves the Lord faithfully, so he will be a reliable person to bring this letter. Remember, Paul has mentioned several times that he is in prison. Since Tychicus is reliable, he will also truthfully describe how and what Paul is doing and answer any questions or worries that the believers might have about Paul. Paul says that this is exactly why he sends Tychicus: both to share news about Paul and his fellow believers and to encourage the believers.</w:t>
-      </w:r>
-    </w:p>
-    <w:p>
-      <w:pPr/>
-      <w:r>
-        <w:rPr>
-          <w:lang w:val="en_US" w:bidi="en_US"/>
-        </w:rPr>
-      </w:r>
-      <w:r>
-        <w:rPr>
-          <w:lang w:val="en_US" w:bidi="en_US"/>
-        </w:rPr>
-        <w:t>Stop here and discuss this question as a group: Imagine if you were sending a letter or a message to a group of people you care about. Discuss how you would end the letter. What kind of things would you include? What kind of formal or ceremonial words or phrases do people in your culture use? Pause this audio here.</w:t>
-      </w:r>
-    </w:p>
-    <w:p>
-      <w:pPr/>
-      <w:r>
-        <w:rPr>
-          <w:lang w:val="en_US" w:bidi="en_US"/>
-        </w:rPr>
-      </w:r>
-      <w:r>
-        <w:rPr>
-          <w:lang w:val="en_US" w:bidi="en_US"/>
-        </w:rPr>
-        <w:t>In the second part of this passage, Paul ends the letter with a blessing, or good things he prays for the believers. Paul often ends his letters this way. He asks that both God the Father and the Lord Jesus Christ will give peace to the believers. He also prays that God will help the believers to love each other and continue to believe in Christ. Finally, he prays that God will show his grace to the believers who love our Lord Jesus Christ without ending.</w:t>
-      </w:r>
-    </w:p>
-    <w:p>
-      <w:pPr/>
-      <w:r>
-        <w:rPr>
-          <w:lang w:val="en_US" w:bidi="en_US"/>
-        </w:rPr>
-      </w:r>
-      <w:r>
-        <w:rPr>
-          <w:lang w:val="en_US" w:bidi="en_US"/>
-        </w:rPr>
-        <w:t>Stop here and discuss this question as a group: When you bless or wish good things for each other, who do you ask to give these blessings? How do you explain this? Pause this audio here.</w:t>
-      </w:r>
-    </w:p>
-    <w:p>
-      <w:pPr/>
-      <w:r>
-        <w:rPr>
-          <w:lang w:val="en_US" w:bidi="en_US"/>
-        </w:rPr>
-      </w:r>
-      <w:r>
-        <w:rPr>
-          <w:lang w:val="en_US" w:bidi="en_US"/>
-        </w:rPr>
-        <w:t>Now, the group should storyboard, draw, or use objects to visualize the passage and the action in it. As you do this, you might want to have drawings, objects, or even people to represent Paul, the believers, Tychicus, God the Father, and the Lord Jesus.</w:t>
-      </w:r>
-    </w:p>
-    <w:p>
-      <w:pPr/>
-      <w:r>
-        <w:rPr>
-          <w:lang w:val="en_US" w:bidi="en_US"/>
-        </w:rPr>
-      </w:r>
-      <w:r>
-        <w:rPr>
-          <w:lang w:val="en_US" w:bidi="en_US"/>
-        </w:rPr>
-        <w:t>Choose people, drawings, or objects to be each one of these. As you begin to retell the story of these verses, remember that Paul is speaking to the believers as he introduces Tychicus. Show Tychicus going from Paul to the believers with the letter. Show how he shares the letter, news about Paul, and encouragement with the believers in Ephesus. Then Paul prays that God and Jesus will give the believers good things. Show God and Jesus giving the believers attitudes of peace, love, and faith. Paul also prays that God will show kindness to the people who love Jesus. Show God giving kindness to the people. These are the believers, and the believers show how they love Jesus.</w:t>
-      </w:r>
-      <w:r>
-        <w:rPr>
-          <w:lang w:val="en_US" w:bidi="en_US"/>
-        </w:rPr>
-      </w:r>
-    </w:p>
-    <w:p>
-      <w:pPr>
-        <w:pStyle w:val="Heading3"/>
-      </w:pPr>
-      <w:r>
-        <w:rPr>
-          <w:lang w:val="en_US" w:bidi="en_US"/>
-        </w:rPr>
-        <w:t>Embodying the Text</w:t>
-      </w:r>
-      <w:r>
-        <w:rPr>
-          <w:lang w:val="en_US" w:bidi="en_US"/>
-        </w:rPr>
-      </w:r>
-    </w:p>
-    <w:p>
-      <w:pPr/>
-      <w:r>
-        <w:rPr>
-          <w:lang w:val="en_US" w:bidi="en_US"/>
-        </w:rPr>
-      </w:r>
-      <w:r>
-        <w:rPr>
-          <w:lang w:val="en_US" w:bidi="en_US"/>
-        </w:rPr>
-        <w:t>Listen to an audio version of Ephesians 6:21–24 in the easiest-to-understand translation.</w:t>
-      </w:r>
-    </w:p>
-    <w:p>
-      <w:pPr/>
-      <w:r>
-        <w:rPr>
-          <w:lang w:val="en_US" w:bidi="en_US"/>
-        </w:rPr>
-      </w:r>
-      <w:r>
-        <w:rPr>
-          <w:lang w:val="en_US" w:bidi="en_US"/>
-        </w:rPr>
-        <w:t>In this step, the group will dramatize the passage.</w:t>
-      </w:r>
-    </w:p>
-    <w:p>
-      <w:pPr/>
-      <w:r>
-        <w:rPr>
-          <w:lang w:val="en_US" w:bidi="en_US"/>
-        </w:rPr>
-      </w:r>
-      <w:r>
-        <w:rPr>
-          <w:lang w:val="en_US" w:bidi="en_US"/>
-        </w:rPr>
-        <w:t>This passage has 2 parts.</w:t>
-      </w:r>
-    </w:p>
-    <w:p>
-      <w:pPr/>
-      <w:r>
-        <w:rPr>
-          <w:lang w:val="en_US" w:bidi="en_US"/>
-        </w:rPr>
-      </w:r>
-      <w:r>
-        <w:rPr>
-          <w:lang w:val="en_US" w:bidi="en_US"/>
-        </w:rPr>
-        <w:t>The characters in this passage are:</w:t>
-      </w:r>
-    </w:p>
-    <w:p>
-      <w:pPr>
-        <w:pStyle w:val="ListBullet"/>
-        <w:spacing w:line="240" w:lineRule="auto"/>
-        <w:ind w:left="720"/>
-      </w:pPr>
-      <w:r>
-        <w:rPr>
-          <w:lang w:val="en_US" w:bidi="en_US"/>
-        </w:rPr>
-      </w:r>
-      <w:r>
-        <w:rPr>
-          <w:lang w:val="en_US" w:bidi="en_US"/>
-        </w:rPr>
-        <w:t>Paul</w:t>
-      </w:r>
-    </w:p>
-    <w:p>
-      <w:pPr>
-        <w:pStyle w:val="ListBullet"/>
-        <w:spacing w:line="240" w:lineRule="auto"/>
-        <w:ind w:left="720"/>
-      </w:pPr>
-      <w:r>
-        <w:rPr>
-          <w:lang w:val="en_US" w:bidi="en_US"/>
-        </w:rPr>
-      </w:r>
-      <w:r>
-        <w:rPr>
-          <w:lang w:val="en_US" w:bidi="en_US"/>
-        </w:rPr>
-        <w:t>The believers who are listening to someone read this letter aloud</w:t>
-      </w:r>
-    </w:p>
-    <w:p>
-      <w:pPr>
-        <w:pStyle w:val="ListBullet"/>
-        <w:spacing w:line="240" w:lineRule="auto"/>
-        <w:ind w:left="720"/>
-      </w:pPr>
-      <w:r>
-        <w:rPr>
-          <w:lang w:val="en_US" w:bidi="en_US"/>
-        </w:rPr>
-      </w:r>
-      <w:r>
-        <w:rPr>
-          <w:lang w:val="en_US" w:bidi="en_US"/>
-        </w:rPr>
-        <w:t>The person reading this letter aloud, probably Tychicus</w:t>
-      </w:r>
-    </w:p>
-    <w:p>
-      <w:pPr>
-        <w:pStyle w:val="ListBullet"/>
-        <w:spacing w:line="240" w:lineRule="auto"/>
-        <w:ind w:left="720"/>
-      </w:pPr>
-      <w:r>
-        <w:rPr>
-          <w:lang w:val="en_US" w:bidi="en_US"/>
-        </w:rPr>
-      </w:r>
-      <w:r>
-        <w:rPr>
-          <w:lang w:val="en_US" w:bidi="en_US"/>
-        </w:rPr>
-        <w:t>God the Father</w:t>
-      </w:r>
-    </w:p>
-    <w:p>
-      <w:pPr>
-        <w:pStyle w:val="ListBullet"/>
-        <w:spacing w:line="240" w:lineRule="auto"/>
-        <w:ind w:left="720"/>
-      </w:pPr>
-      <w:r>
-        <w:rPr>
-          <w:lang w:val="en_US" w:bidi="en_US"/>
-        </w:rPr>
-      </w:r>
-      <w:r>
-        <w:rPr>
-          <w:lang w:val="en_US" w:bidi="en_US"/>
-        </w:rPr>
-        <w:t>The Lord Jesus Christ</w:t>
-      </w:r>
-    </w:p>
-    <w:p>
-      <w:pPr/>
-      <w:r>
-        <w:rPr>
-          <w:lang w:val="en_US" w:bidi="en_US"/>
-        </w:rPr>
-      </w:r>
-      <w:r>
-        <w:rPr>
-          <w:lang w:val="en_US" w:bidi="en_US"/>
-        </w:rPr>
-        <w:t>As a group, act out the passage twice. You should act out the passage in your own language.</w:t>
-      </w:r>
-    </w:p>
-    <w:p>
-      <w:pPr/>
-      <w:r>
-        <w:rPr>
-          <w:lang w:val="en_US" w:bidi="en_US"/>
-        </w:rPr>
-      </w:r>
-      <w:r>
-        <w:rPr>
-          <w:lang w:val="en_US" w:bidi="en_US"/>
-        </w:rPr>
-        <w:t>First, act out the passage without stopping. Pay attention to the dialogue, flow, plotline, and chronology of the passage. Make sure you do not skip acting out the difficult or important parts of the passage. Help each other remember every part of the passage.</w:t>
-      </w:r>
-    </w:p>
-    <w:p>
-      <w:pPr/>
-      <w:r>
-        <w:rPr>
-          <w:lang w:val="en_US" w:bidi="en_US"/>
-        </w:rPr>
-      </w:r>
-      <w:r>
-        <w:rPr>
-          <w:lang w:val="en_US" w:bidi="en_US"/>
-        </w:rPr>
-        <w:t>Pause this audio here and act out the passage.</w:t>
-      </w:r>
-    </w:p>
-    <w:p>
-      <w:pPr/>
-      <w:r>
-        <w:rPr>
-          <w:lang w:val="en_US" w:bidi="en_US"/>
-        </w:rPr>
-      </w:r>
-      <w:r>
-        <w:rPr>
-          <w:lang w:val="en_US" w:bidi="en_US"/>
-        </w:rPr>
-        <w:t>The group should act out this passage a second time. At certain points in the drama, pause the drama and ask the person playing the character, "What are you feeling or thinking?" The person playing the character should answer what they would be feeling or thinking if they were that character. Then continue the drama.</w:t>
-      </w:r>
-    </w:p>
-    <w:p>
-      <w:pPr/>
-      <w:r>
-        <w:rPr>
-          <w:lang w:val="en_US" w:bidi="en_US"/>
-        </w:rPr>
-      </w:r>
-      <w:r>
-        <w:rPr>
-          <w:lang w:val="en_US" w:bidi="en_US"/>
-        </w:rPr>
-        <w:t>Pause this audio here and act out the passage a second time.</w:t>
-      </w:r>
-    </w:p>
-    <w:p>
-      <w:pPr/>
-      <w:r>
-        <w:rPr>
-          <w:lang w:val="en_US" w:bidi="en_US"/>
-        </w:rPr>
-      </w:r>
-      <w:r>
-        <w:rPr>
-          <w:lang w:val="en_US" w:bidi="en_US"/>
-        </w:rPr>
-        <w:t>The following is an example of the drama and possible responses.</w:t>
-      </w:r>
-    </w:p>
-    <w:p>
-      <w:pPr/>
-      <w:r>
-        <w:rPr>
-          <w:lang w:val="en_US" w:bidi="en_US"/>
-        </w:rPr>
-      </w:r>
-      <w:r>
-        <w:rPr>
-          <w:lang w:val="en_US" w:bidi="en_US"/>
-        </w:rPr>
-        <w:t>Paul says, "Tychicus is a dear fellow believer and the Lord's faithful servant. He will tell you how I am, and what I am doing. This is why I am asking him to come to you, so that you will know how I and the fellow believers with me are doing. He will also be able to encourage you."</w:t>
-      </w:r>
-      <w:r>
-        <w:rPr>
-          <w:lang w:val="en_US" w:bidi="en_US"/>
-        </w:rPr>
-        <w:t>Pause the drama.</w:t>
-      </w:r>
-    </w:p>
-    <w:p>
-      <w:pPr/>
-      <w:r>
-        <w:rPr>
-          <w:lang w:val="en_US" w:bidi="en_US"/>
-        </w:rPr>
-      </w:r>
-      <w:r>
-        <w:rPr>
-          <w:lang w:val="en_US" w:bidi="en_US"/>
-        </w:rPr>
-        <w:t>Ask the person playing Tychicus, "What are you feeling or thinking?" The person might answer things like, "Because I am so thankful for what the Lord has done for me, I want to serve him in any way I can. I'm glad to be taking this letter to the believers in Ephesus," or "Since I care about Paul, I have asked him how he is and have helped him, so I know how he is doing," or "Like Paul, these believers in Ephesus are like my family because they belong to God, so I want to encourage and help them."</w:t>
-      </w:r>
-    </w:p>
-    <w:p>
-      <w:pPr/>
-      <w:r>
-        <w:rPr>
-          <w:lang w:val="en_US" w:bidi="en_US"/>
-        </w:rPr>
-      </w:r>
-      <w:r>
-        <w:rPr>
-          <w:lang w:val="en_US" w:bidi="en_US"/>
-        </w:rPr>
-        <w:t>Ask the person playing Paul, "What are you feeling or thinking?" The person might answer things like, "Since I am in prison, I know many people worry about me and my safety. I don't want them to worry, so I will send Tychicus to let them know the many good ways that God is helping me," or "I am sad to say goodbye to Tychicus, since he is dear to me, but I am glad that the believers in Ephesus will be able to meet him. I know they will encourage each other as believers should," or "I am so thankful to the Lord that there are many other believers who are supporting me, helping me, and even carrying letters for me while I am in prison."</w:t>
-      </w:r>
-    </w:p>
-    <w:p>
-      <w:pPr/>
-      <w:r>
-        <w:rPr>
-          <w:lang w:val="en_US" w:bidi="en_US"/>
-        </w:rPr>
-      </w:r>
-      <w:r>
-        <w:rPr>
-          <w:lang w:val="en_US" w:bidi="en_US"/>
-        </w:rPr>
-        <w:t>Then Paul says, "May God the Father and the Lord Jesus Christ give peace to all the believers. I also pray God will help all the believers to continue to love each other and believe in Christ. I pray that God will show his grace to all the believers who love the Lord Jesus Christ without stopping."</w:t>
-      </w:r>
-      <w:r>
-        <w:rPr>
-          <w:lang w:val="en_US" w:bidi="en_US"/>
-        </w:rPr>
-        <w:t>Pause the drama.</w:t>
-      </w:r>
-    </w:p>
-    <w:p>
-      <w:pPr/>
-      <w:r>
-        <w:rPr>
-          <w:lang w:val="en_US" w:bidi="en_US"/>
-        </w:rPr>
-      </w:r>
-      <w:r>
-        <w:rPr>
-          <w:lang w:val="en_US" w:bidi="en_US"/>
-        </w:rPr>
-        <w:t>Ask the person playing God, "What are you feeling or thinking?" The person might answer things like, "Since I have adopted the believers as my children, I love them all. As their father, I am pleased when they love and help each other, encouraging each other with their words and prayers," or "I know what the believers in Ephesus need, so I have asked Paul to encourage them. I also know what Paul needs so I have brought other believers to help him. I do this because I love to give good things to my people, like peace and good community."</w:t>
-      </w:r>
-    </w:p>
-    <w:p>
-      <w:pPr/>
-      <w:r>
-        <w:rPr>
-          <w:lang w:val="en_US" w:bidi="en_US"/>
-        </w:rPr>
-      </w:r>
-      <w:r>
-        <w:rPr>
-          <w:lang w:val="en_US" w:bidi="en_US"/>
-        </w:rPr>
-        <w:t>Ask the person playing the believers, "What are you feeling or thinking?" The person might answer things like, "We have been worried about Paul and want to know what is happening to him. We care for him, so we don't want him to be in pain or distress," or "We look forward to hearing from Tychicus about all the good things that the Lord is doing through his people in Rome. It is encouraging to hear how God is saving people, even in a city with many false gods," or "We are comforted by the care Paul has shown for us: writing this letter, praying good things for us, and sending Tychicus to encourage us. We're so thankful God has made us into a family that cares for each other!"</w:t>
-      </w:r>
-      <w:r>
-        <w:rPr>
-          <w:lang w:val="en_US" w:bidi="en_US"/>
-        </w:rPr>
-      </w:r>
-    </w:p>
-    <w:p>
-      <w:pPr>
-        <w:pStyle w:val="Heading3"/>
-      </w:pPr>
-      <w:r>
-        <w:rPr>
-          <w:lang w:val="en_US" w:bidi="en_US"/>
-        </w:rPr>
-        <w:t>Filling the Gaps</w:t>
-      </w:r>
-      <w:r>
-        <w:rPr>
-          <w:lang w:val="en_US" w:bidi="en_US"/>
-        </w:rPr>
-      </w:r>
-    </w:p>
-    <w:p>
-      <w:pPr/>
-      <w:r>
-        <w:rPr>
-          <w:lang w:val="en_US" w:bidi="en_US"/>
-        </w:rPr>
-      </w:r>
-      <w:r>
-        <w:rPr>
-          <w:lang w:val="en_US" w:bidi="en_US"/>
-        </w:rPr>
-        <w:t>Listen to an audio version of Ephesians 6:21–24 in the easiest-to-understand translation.</w:t>
-      </w:r>
-    </w:p>
-    <w:p>
-      <w:pPr/>
-      <w:r>
-        <w:rPr>
-          <w:lang w:val="en_US" w:bidi="en_US"/>
-        </w:rPr>
-      </w:r>
-      <w:r>
-        <w:rPr>
-          <w:lang w:val="en_US" w:bidi="en_US"/>
-        </w:rPr>
-        <w:t>In this step, the group will discuss key terms and words in this passage.</w:t>
-      </w:r>
-    </w:p>
-    <w:p>
-      <w:pPr/>
-      <w:r>
-        <w:rPr>
-          <w:lang w:val="en_US" w:bidi="en_US"/>
-        </w:rPr>
-      </w:r>
-      <w:r>
-        <w:rPr>
-          <w:lang w:val="en_US" w:bidi="en_US"/>
-        </w:rPr>
-        <w:t xml:space="preserve">Paul says that Tychicus is a faithful </w:t>
-      </w:r>
-      <w:r>
-        <w:rPr>
-          <w:b/>
-          <w:lang w:val="en_US" w:bidi="en_US"/>
-        </w:rPr>
-        <w:t>servant</w:t>
-      </w:r>
-      <w:r>
-        <w:rPr>
-          <w:lang w:val="en_US" w:bidi="en_US"/>
-        </w:rPr>
-        <w:t xml:space="preserve"> in the Lord. A servant is a person who works for and serves another person. Paul called himself a servant of the gospel earlier in this letter. This is not the same word that Paul used earlier for a slave, or a worker who is not free. Paul is saying that Tychicus faithfully or reliably does work for the Lord. For more information on </w:t>
-      </w:r>
-      <w:hyperlink r:id="rId61">
-        <w:r>
-          <w:rPr>
-            <w:lang w:val="en_US" w:bidi="en_US"/>
-          </w:rPr>
-          <w:rPr>
-            <w:color w:val="0000EE"/>
-            <w:u w:val="single"/>
-          </w:rPr>
-          <w:t>servant</w:t>
-        </w:r>
-      </w:hyperlink>
-      <w:r>
-        <w:rPr>
-          <w:lang w:val="en_US" w:bidi="en_US"/>
-        </w:rPr>
-        <w:t>, refer to the Master Glossary. Use the same word or phrase for servant as you used in previous passages.</w:t>
-      </w:r>
-    </w:p>
-    <w:p>
-      <w:pPr/>
-      <w:r>
-        <w:rPr>
-          <w:lang w:val="en_US" w:bidi="en_US"/>
-        </w:rPr>
-      </w:r>
-      <w:r>
-        <w:rPr>
-          <w:lang w:val="en_US" w:bidi="en_US"/>
-        </w:rPr>
-        <w:t xml:space="preserve">A </w:t>
-      </w:r>
-      <w:r>
-        <w:rPr>
-          <w:b/>
-          <w:lang w:val="en_US" w:bidi="en_US"/>
-        </w:rPr>
-        <w:t>lord</w:t>
-      </w:r>
-      <w:r>
-        <w:rPr>
-          <w:lang w:val="en_US" w:bidi="en_US"/>
-        </w:rPr>
-        <w:t xml:space="preserve"> is a master over other people, who has full authority, so the Israelites used this word for God, because he has authority over the whole world. For more information on </w:t>
-      </w:r>
-      <w:hyperlink r:id="rId18">
-        <w:r>
-          <w:rPr>
-            <w:lang w:val="en_US" w:bidi="en_US"/>
-          </w:rPr>
-          <w:rPr>
-            <w:color w:val="0000EE"/>
-            <w:u w:val="single"/>
-          </w:rPr>
-          <w:t>Lord</w:t>
-        </w:r>
-      </w:hyperlink>
-      <w:r>
-        <w:rPr>
-          <w:lang w:val="en_US" w:bidi="en_US"/>
-        </w:rPr>
-        <w:t>, refer to the Master Glossary. Use the same word or phrase for Lord as you used in previous passages.</w:t>
-      </w:r>
-    </w:p>
-    <w:p>
-      <w:pPr/>
-      <w:r>
-        <w:rPr>
-          <w:lang w:val="en_US" w:bidi="en_US"/>
-        </w:rPr>
-      </w:r>
-      <w:r>
-        <w:rPr>
-          <w:lang w:val="en_US" w:bidi="en_US"/>
-        </w:rPr>
-        <w:t xml:space="preserve">Paul also says that Tychicus is a dear </w:t>
-      </w:r>
-      <w:r>
-        <w:rPr>
-          <w:b/>
-          <w:lang w:val="en_US" w:bidi="en_US"/>
-        </w:rPr>
-        <w:t>brother</w:t>
-      </w:r>
-      <w:r>
-        <w:rPr>
-          <w:lang w:val="en_US" w:bidi="en_US"/>
-        </w:rPr>
-        <w:t>. Since God is the Father of all believers, all believers are like brothers and sisters. So Paul frequently uses the word for brother when referring to a fellow believer. When there is more than one brother, the word can also mean brothers and sisters.</w:t>
-      </w:r>
-    </w:p>
-    <w:p>
-      <w:pPr/>
-      <w:r>
-        <w:rPr>
-          <w:lang w:val="en_US" w:bidi="en_US"/>
-        </w:rPr>
-      </w:r>
-      <w:r>
-        <w:rPr>
-          <w:lang w:val="en_US" w:bidi="en_US"/>
-        </w:rPr>
-        <w:t xml:space="preserve">Stop here and discuss as a group what word or phrase you will use for </w:t>
-      </w:r>
-      <w:r>
-        <w:rPr>
-          <w:b/>
-          <w:lang w:val="en_US" w:bidi="en_US"/>
-        </w:rPr>
-        <w:t>brother</w:t>
-      </w:r>
-      <w:r>
-        <w:rPr>
-          <w:lang w:val="en_US" w:bidi="en_US"/>
-        </w:rPr>
-        <w:t xml:space="preserve">, or whether you will use the words "fellow believer." Look up </w:t>
-      </w:r>
-      <w:hyperlink r:id="rId98">
         <w:r>
           <w:rPr>
             <w:lang w:val="en_US" w:bidi="en_US"/>

--- a/eng/docx/49.content.docx
+++ b/eng/docx/49.content.docx
@@ -442,43 +442,7 @@
         <w:rPr>
           <w:lang w:val="en_US" w:bidi="en_US"/>
         </w:rPr>
-        <w:t xml:space="preserve">Stop here and look at a map of </w:t>
-      </w:r>
-      <w:hyperlink r:id="rId13">
-        <w:r>
-          <w:rPr>
-            <w:lang w:val="en_US" w:bidi="en_US"/>
-          </w:rPr>
-          <w:rPr>
-            <w:color w:val="0000EE"/>
-            <w:u w:val="single"/>
-          </w:rPr>
-          <w:t>Asia Minor</w:t>
-        </w:r>
-      </w:hyperlink>
-      <w:r>
-        <w:rPr>
-          <w:lang w:val="en_US" w:bidi="en_US"/>
-        </w:rPr>
-        <w:t xml:space="preserve"> with </w:t>
-      </w:r>
-      <w:hyperlink r:id="rId14">
-        <w:r>
-          <w:rPr>
-            <w:lang w:val="en_US" w:bidi="en_US"/>
-          </w:rPr>
-          <w:rPr>
-            <w:color w:val="0000EE"/>
-            <w:u w:val="single"/>
-          </w:rPr>
-          <w:t>Ephesus</w:t>
-        </w:r>
-      </w:hyperlink>
-      <w:r>
-        <w:rPr>
-          <w:lang w:val="en_US" w:bidi="en_US"/>
-        </w:rPr>
-        <w:t xml:space="preserve"> marked. Notice the nearby cities and towns. Pause the recording here.</w:t>
+        <w:t>Stop here and look at a map of Asia Minor with Ephesus marked. Notice the nearby cities and towns. Pause the recording here.</w:t>
       </w:r>
     </w:p>
     <w:p>
@@ -520,25 +484,7 @@
         <w:rPr>
           <w:lang w:val="en_US" w:bidi="en_US"/>
         </w:rPr>
-        <w:t xml:space="preserve">Stop here and look at the map showing </w:t>
-      </w:r>
-      <w:hyperlink r:id="rId13">
-        <w:r>
-          <w:rPr>
-            <w:lang w:val="en_US" w:bidi="en_US"/>
-          </w:rPr>
-          <w:rPr>
-            <w:color w:val="0000EE"/>
-            <w:u w:val="single"/>
-          </w:rPr>
-          <w:t>Ephesus and the surrounding towns</w:t>
-        </w:r>
-      </w:hyperlink>
-      <w:r>
-        <w:rPr>
-          <w:lang w:val="en_US" w:bidi="en_US"/>
-        </w:rPr>
-        <w:t xml:space="preserve"> again. Notice Rome on the map and the distance between Rome and Ephesus. Pause the recording here.</w:t>
+        <w:t>Stop here and look at the map showing Ephesus and the surrounding towns again. Notice Rome on the map and the distance between Rome and Ephesus. Pause the recording here.</w:t>
       </w:r>
     </w:p>
     <w:p>
@@ -1526,36 +1472,24 @@
         </w:rPr>
         <w:t xml:space="preserve"> that you have used in your previous translations such as the Book of Acts. </w:t>
       </w:r>
-      <w:hyperlink r:id="rId15">
-        <w:r>
-          <w:rPr>
-            <w:lang w:val="en_US" w:bidi="en_US"/>
-          </w:rPr>
-          <w:rPr>
-            <w:color w:val="0000EE"/>
-            <w:u w:val="single"/>
-          </w:rPr>
-          <w:t>Apostle</w:t>
-        </w:r>
-      </w:hyperlink>
+      <w:r>
+        <w:rPr>
+          <w:lang w:val="en_US" w:bidi="en_US"/>
+        </w:rPr>
+        <w:t>Apostle</w:t>
+      </w:r>
       <w:r>
         <w:rPr>
           <w:lang w:val="en_US" w:bidi="en_US"/>
         </w:rPr>
         <w:t xml:space="preserve"> and </w:t>
       </w:r>
-      <w:hyperlink r:id="rId16">
-        <w:r>
-          <w:rPr>
-            <w:lang w:val="en_US" w:bidi="en_US"/>
-          </w:rPr>
-          <w:rPr>
-            <w:color w:val="0000EE"/>
-            <w:u w:val="single"/>
-          </w:rPr>
-          <w:t>Christ</w:t>
-        </w:r>
-      </w:hyperlink>
+      <w:r>
+        <w:rPr>
+          <w:lang w:val="en_US" w:bidi="en_US"/>
+        </w:rPr>
+        <w:t>Christ</w:t>
+      </w:r>
       <w:r>
         <w:rPr>
           <w:lang w:val="en_US" w:bidi="en_US"/>
@@ -1697,18 +1631,12 @@
         </w:rPr>
         <w:t xml:space="preserve">. </w:t>
       </w:r>
-      <w:hyperlink r:id="rId17">
-        <w:r>
-          <w:rPr>
-            <w:lang w:val="en_US" w:bidi="en_US"/>
-          </w:rPr>
-          <w:rPr>
-            <w:color w:val="0000EE"/>
-            <w:u w:val="single"/>
-          </w:rPr>
-          <w:t>Saint</w:t>
-        </w:r>
-      </w:hyperlink>
+      <w:r>
+        <w:rPr>
+          <w:lang w:val="en_US" w:bidi="en_US"/>
+        </w:rPr>
+        <w:t>Saint</w:t>
+      </w:r>
       <w:r>
         <w:rPr>
           <w:lang w:val="en_US" w:bidi="en_US"/>
@@ -1882,18 +1810,12 @@
         </w:rPr>
         <w:t xml:space="preserve">. </w:t>
       </w:r>
-      <w:hyperlink r:id="rId18">
-        <w:r>
-          <w:rPr>
-            <w:lang w:val="en_US" w:bidi="en_US"/>
-          </w:rPr>
-          <w:rPr>
-            <w:color w:val="0000EE"/>
-            <w:u w:val="single"/>
-          </w:rPr>
-          <w:t>Lord</w:t>
-        </w:r>
-      </w:hyperlink>
+      <w:r>
+        <w:rPr>
+          <w:lang w:val="en_US" w:bidi="en_US"/>
+        </w:rPr>
+        <w:t>Lord</w:t>
+      </w:r>
       <w:r>
         <w:rPr>
           <w:lang w:val="en_US" w:bidi="en_US"/>
@@ -1940,41 +1862,17 @@
         </w:rPr>
         <w:t xml:space="preserve">. Spiritual is a word that refers to God's Spirit or things from God. Here, spiritual blessing is different from good things in the world like good food or a good house. Spiritual blessings describe those blessings that come from God rather than from the material world, like peace and joy. </w:t>
       </w:r>
-      <w:hyperlink r:id="rId19">
-        <w:r>
-          <w:rPr>
-            <w:lang w:val="en_US" w:bidi="en_US"/>
-          </w:rPr>
-          <w:rPr>
-            <w:color w:val="0000EE"/>
-            <w:u w:val="single"/>
-          </w:rPr>
-          <w:t>Bless</w:t>
-        </w:r>
-      </w:hyperlink>
-      <w:r>
-        <w:rPr>
-          <w:lang w:val="en_US" w:bidi="en_US"/>
-        </w:rPr>
-        <w:t xml:space="preserve"> and </w:t>
-      </w:r>
-      <w:hyperlink r:id="rId20">
-        <w:r>
-          <w:rPr>
-            <w:lang w:val="en_US" w:bidi="en_US"/>
-          </w:rPr>
-          <w:rPr>
-            <w:color w:val="0000EE"/>
-            <w:u w:val="single"/>
-          </w:rPr>
-          <w:t>spirit</w:t>
-        </w:r>
-      </w:hyperlink>
-      <w:r>
-        <w:rPr>
-          <w:lang w:val="en_US" w:bidi="en_US"/>
-        </w:rPr>
-        <w:t xml:space="preserve"> are discussed in the Master Glossary.</w:t>
+      <w:r>
+        <w:rPr>
+          <w:lang w:val="en_US" w:bidi="en_US"/>
+        </w:rPr>
+        <w:t>Bless</w:t>
+      </w:r>
+      <w:r>
+        <w:rPr>
+          <w:lang w:val="en_US" w:bidi="en_US"/>
+        </w:rPr>
+        <w:t xml:space="preserve"> and spirit are discussed in the Master Glossary.</w:t>
       </w:r>
     </w:p>
     <w:p>
@@ -2044,18 +1942,12 @@
         </w:rPr>
         <w:t xml:space="preserve">. </w:t>
       </w:r>
-      <w:hyperlink r:id="rId21">
-        <w:r>
-          <w:rPr>
-            <w:lang w:val="en_US" w:bidi="en_US"/>
-          </w:rPr>
-          <w:rPr>
-            <w:color w:val="0000EE"/>
-            <w:u w:val="single"/>
-          </w:rPr>
-          <w:t>Heaven</w:t>
-        </w:r>
-      </w:hyperlink>
+      <w:r>
+        <w:rPr>
+          <w:lang w:val="en_US" w:bidi="en_US"/>
+        </w:rPr>
+        <w:t>Heaven</w:t>
+      </w:r>
       <w:r>
         <w:rPr>
           <w:lang w:val="en_US" w:bidi="en_US"/>
@@ -2116,18 +2008,12 @@
         </w:rPr>
         <w:t xml:space="preserve">. </w:t>
       </w:r>
-      <w:hyperlink r:id="rId22">
-        <w:r>
-          <w:rPr>
-            <w:lang w:val="en_US" w:bidi="en_US"/>
-          </w:rPr>
-          <w:rPr>
-            <w:color w:val="0000EE"/>
-            <w:u w:val="single"/>
-          </w:rPr>
-          <w:t>Holy</w:t>
-        </w:r>
-      </w:hyperlink>
+      <w:r>
+        <w:rPr>
+          <w:lang w:val="en_US" w:bidi="en_US"/>
+        </w:rPr>
+        <w:t>Holy</w:t>
+      </w:r>
       <w:r>
         <w:rPr>
           <w:lang w:val="en_US" w:bidi="en_US"/>
@@ -2216,18 +2102,12 @@
         </w:rPr>
         <w:t xml:space="preserve">Stop here and discuss as a group how you will translate "We praise God for his glorious, or powerful, grace!" </w:t>
       </w:r>
-      <w:hyperlink r:id="rId23">
-        <w:r>
-          <w:rPr>
-            <w:lang w:val="en_US" w:bidi="en_US"/>
-          </w:rPr>
-          <w:rPr>
-            <w:color w:val="0000EE"/>
-            <w:u w:val="single"/>
-          </w:rPr>
-          <w:t>Glory</w:t>
-        </w:r>
-      </w:hyperlink>
+      <w:r>
+        <w:rPr>
+          <w:lang w:val="en_US" w:bidi="en_US"/>
+        </w:rPr>
+        <w:t>Glory</w:t>
+      </w:r>
       <w:r>
         <w:rPr>
           <w:lang w:val="en_US" w:bidi="en_US"/>
@@ -3409,36 +3289,24 @@
         </w:rPr>
         <w:t xml:space="preserve">. Use the same word for </w:t>
       </w:r>
-      <w:hyperlink r:id="rId16">
-        <w:r>
-          <w:rPr>
-            <w:lang w:val="en_US" w:bidi="en_US"/>
-          </w:rPr>
-          <w:rPr>
-            <w:color w:val="0000EE"/>
-            <w:u w:val="single"/>
-          </w:rPr>
-          <w:t>Christ</w:t>
-        </w:r>
-      </w:hyperlink>
+      <w:r>
+        <w:rPr>
+          <w:lang w:val="en_US" w:bidi="en_US"/>
+        </w:rPr>
+        <w:t>Christ</w:t>
+      </w:r>
       <w:r>
         <w:rPr>
           <w:lang w:val="en_US" w:bidi="en_US"/>
         </w:rPr>
         <w:t xml:space="preserve"> and </w:t>
       </w:r>
-      <w:hyperlink r:id="rId24">
-        <w:r>
-          <w:rPr>
-            <w:lang w:val="en_US" w:bidi="en_US"/>
-          </w:rPr>
-          <w:rPr>
-            <w:color w:val="0000EE"/>
-            <w:u w:val="single"/>
-          </w:rPr>
-          <w:t>grace</w:t>
-        </w:r>
-      </w:hyperlink>
+      <w:r>
+        <w:rPr>
+          <w:lang w:val="en_US" w:bidi="en_US"/>
+        </w:rPr>
+        <w:t>grace</w:t>
+      </w:r>
       <w:r>
         <w:rPr>
           <w:lang w:val="en_US" w:bidi="en_US"/>
@@ -3525,18 +3393,12 @@
         </w:rPr>
         <w:t xml:space="preserve">. </w:t>
       </w:r>
-      <w:hyperlink r:id="rId25">
-        <w:r>
-          <w:rPr>
-            <w:lang w:val="en_US" w:bidi="en_US"/>
-          </w:rPr>
-          <w:rPr>
-            <w:color w:val="0000EE"/>
-            <w:u w:val="single"/>
-          </w:rPr>
-          <w:t>Redeem</w:t>
-        </w:r>
-      </w:hyperlink>
+      <w:r>
+        <w:rPr>
+          <w:lang w:val="en_US" w:bidi="en_US"/>
+        </w:rPr>
+        <w:t>Redeem</w:t>
+      </w:r>
       <w:r>
         <w:rPr>
           <w:lang w:val="en_US" w:bidi="en_US"/>
@@ -3623,36 +3485,24 @@
         </w:rPr>
         <w:t xml:space="preserve">. </w:t>
       </w:r>
-      <w:hyperlink r:id="rId26">
-        <w:r>
-          <w:rPr>
-            <w:lang w:val="en_US" w:bidi="en_US"/>
-          </w:rPr>
-          <w:rPr>
-            <w:color w:val="0000EE"/>
-            <w:u w:val="single"/>
-          </w:rPr>
-          <w:t>Forgiveness</w:t>
-        </w:r>
-      </w:hyperlink>
+      <w:r>
+        <w:rPr>
+          <w:lang w:val="en_US" w:bidi="en_US"/>
+        </w:rPr>
+        <w:t>Forgiveness</w:t>
+      </w:r>
       <w:r>
         <w:rPr>
           <w:lang w:val="en_US" w:bidi="en_US"/>
         </w:rPr>
         <w:t xml:space="preserve"> and </w:t>
       </w:r>
-      <w:hyperlink r:id="rId27">
-        <w:r>
-          <w:rPr>
-            <w:lang w:val="en_US" w:bidi="en_US"/>
-          </w:rPr>
-          <w:rPr>
-            <w:color w:val="0000EE"/>
-            <w:u w:val="single"/>
-          </w:rPr>
-          <w:t>sin</w:t>
-        </w:r>
-      </w:hyperlink>
+      <w:r>
+        <w:rPr>
+          <w:lang w:val="en_US" w:bidi="en_US"/>
+        </w:rPr>
+        <w:t>sin</w:t>
+      </w:r>
       <w:r>
         <w:rPr>
           <w:lang w:val="en_US" w:bidi="en_US"/>
@@ -3713,18 +3563,12 @@
         </w:rPr>
         <w:t xml:space="preserve">. Use the same word that you have used in previous translations. </w:t>
       </w:r>
-      <w:hyperlink r:id="rId28">
-        <w:r>
-          <w:rPr>
-            <w:lang w:val="en_US" w:bidi="en_US"/>
-          </w:rPr>
-          <w:rPr>
-            <w:color w:val="0000EE"/>
-            <w:u w:val="single"/>
-          </w:rPr>
-          <w:t>Wisdom</w:t>
-        </w:r>
-      </w:hyperlink>
+      <w:r>
+        <w:rPr>
+          <w:lang w:val="en_US" w:bidi="en_US"/>
+        </w:rPr>
+        <w:t>Wisdom</w:t>
+      </w:r>
       <w:r>
         <w:rPr>
           <w:lang w:val="en_US" w:bidi="en_US"/>
@@ -3786,18 +3630,12 @@
         </w:rPr>
         <w:t xml:space="preserve"> and on earth. Heaven is the place where God lives and rules. Sometimes heaven also refers to the place where any unseen powers or spirit beings might live. Jesus has authority over all of it. Use the same word for heaven that you have used in previous passages. </w:t>
       </w:r>
-      <w:hyperlink r:id="rId21">
-        <w:r>
-          <w:rPr>
-            <w:lang w:val="en_US" w:bidi="en_US"/>
-          </w:rPr>
-          <w:rPr>
-            <w:color w:val="0000EE"/>
-            <w:u w:val="single"/>
-          </w:rPr>
-          <w:t>Heaven</w:t>
-        </w:r>
-      </w:hyperlink>
+      <w:r>
+        <w:rPr>
+          <w:lang w:val="en_US" w:bidi="en_US"/>
+        </w:rPr>
+        <w:t>Heaven</w:t>
+      </w:r>
       <w:r>
         <w:rPr>
           <w:lang w:val="en_US" w:bidi="en_US"/>
@@ -4274,18 +4112,12 @@
         </w:rPr>
         <w:t xml:space="preserve">Stop here and look at a picture of a </w:t>
       </w:r>
-      <w:hyperlink r:id="rId29">
-        <w:r>
-          <w:rPr>
-            <w:lang w:val="en_US" w:bidi="en_US"/>
-          </w:rPr>
-          <w:rPr>
-            <w:color w:val="0000EE"/>
-            <w:u w:val="single"/>
-          </w:rPr>
-          <w:t>wax seal</w:t>
-        </w:r>
-      </w:hyperlink>
+      <w:r>
+        <w:rPr>
+          <w:lang w:val="en_US" w:bidi="en_US"/>
+        </w:rPr>
+        <w:t>wax seal</w:t>
+      </w:r>
       <w:r>
         <w:rPr>
           <w:lang w:val="en_US" w:bidi="en_US"/>
@@ -5176,18 +5008,12 @@
         </w:rPr>
         <w:t xml:space="preserve"> that you have used in previous translations. </w:t>
       </w:r>
-      <w:hyperlink r:id="rId16">
-        <w:r>
-          <w:rPr>
-            <w:lang w:val="en_US" w:bidi="en_US"/>
-          </w:rPr>
-          <w:rPr>
-            <w:color w:val="0000EE"/>
-            <w:u w:val="single"/>
-          </w:rPr>
-          <w:t>Christ</w:t>
-        </w:r>
-      </w:hyperlink>
+      <w:r>
+        <w:rPr>
+          <w:lang w:val="en_US" w:bidi="en_US"/>
+        </w:rPr>
+        <w:t>Christ</w:t>
+      </w:r>
       <w:r>
         <w:rPr>
           <w:lang w:val="en_US" w:bidi="en_US"/>
@@ -5328,36 +5154,24 @@
         </w:rPr>
         <w:t xml:space="preserve">Stop here and discuss as a group what words you will use for good news, or gospel. </w:t>
       </w:r>
-      <w:hyperlink r:id="rId30">
-        <w:r>
-          <w:rPr>
-            <w:lang w:val="en_US" w:bidi="en_US"/>
-          </w:rPr>
-          <w:rPr>
-            <w:color w:val="0000EE"/>
-            <w:u w:val="single"/>
-          </w:rPr>
-          <w:t>Good news</w:t>
-        </w:r>
-      </w:hyperlink>
+      <w:r>
+        <w:rPr>
+          <w:lang w:val="en_US" w:bidi="en_US"/>
+        </w:rPr>
+        <w:t>Good news</w:t>
+      </w:r>
       <w:r>
         <w:rPr>
           <w:lang w:val="en_US" w:bidi="en_US"/>
         </w:rPr>
         <w:t xml:space="preserve"> or </w:t>
       </w:r>
-      <w:hyperlink r:id="rId31">
-        <w:r>
-          <w:rPr>
-            <w:lang w:val="en_US" w:bidi="en_US"/>
-          </w:rPr>
-          <w:rPr>
-            <w:color w:val="0000EE"/>
-            <w:u w:val="single"/>
-          </w:rPr>
-          <w:t>gospel</w:t>
-        </w:r>
-      </w:hyperlink>
+      <w:r>
+        <w:rPr>
+          <w:lang w:val="en_US" w:bidi="en_US"/>
+        </w:rPr>
+        <w:t>gospel</w:t>
+      </w:r>
       <w:r>
         <w:rPr>
           <w:lang w:val="en_US" w:bidi="en_US"/>
@@ -5418,36 +5232,24 @@
         </w:rPr>
         <w:t xml:space="preserve"> in their translations to make it clear who Paul is talking about. Discuss how you want to talk about the different groups of believers. </w:t>
       </w:r>
-      <w:hyperlink r:id="rId32">
-        <w:r>
-          <w:rPr>
-            <w:lang w:val="en_US" w:bidi="en_US"/>
-          </w:rPr>
-          <w:rPr>
-            <w:color w:val="0000EE"/>
-            <w:u w:val="single"/>
-          </w:rPr>
-          <w:t>Jews</w:t>
-        </w:r>
-      </w:hyperlink>
+      <w:r>
+        <w:rPr>
+          <w:lang w:val="en_US" w:bidi="en_US"/>
+        </w:rPr>
+        <w:t>Jews</w:t>
+      </w:r>
       <w:r>
         <w:rPr>
           <w:lang w:val="en_US" w:bidi="en_US"/>
         </w:rPr>
         <w:t xml:space="preserve"> and </w:t>
       </w:r>
-      <w:hyperlink r:id="rId33">
-        <w:r>
-          <w:rPr>
-            <w:lang w:val="en_US" w:bidi="en_US"/>
-          </w:rPr>
-          <w:rPr>
-            <w:color w:val="0000EE"/>
-            <w:u w:val="single"/>
-          </w:rPr>
-          <w:t>Gentile</w:t>
-        </w:r>
-      </w:hyperlink>
+      <w:r>
+        <w:rPr>
+          <w:lang w:val="en_US" w:bidi="en_US"/>
+        </w:rPr>
+        <w:t>Gentile</w:t>
+      </w:r>
       <w:r>
         <w:rPr>
           <w:lang w:val="en_US" w:bidi="en_US"/>
@@ -5508,18 +5310,12 @@
         </w:rPr>
         <w:t xml:space="preserve">. Remember that </w:t>
       </w:r>
-      <w:hyperlink r:id="rId23">
-        <w:r>
-          <w:rPr>
-            <w:lang w:val="en_US" w:bidi="en_US"/>
-          </w:rPr>
-          <w:rPr>
-            <w:color w:val="0000EE"/>
-            <w:u w:val="single"/>
-          </w:rPr>
-          <w:t>glory</w:t>
-        </w:r>
-      </w:hyperlink>
+      <w:r>
+        <w:rPr>
+          <w:lang w:val="en_US" w:bidi="en_US"/>
+        </w:rPr>
+        <w:t>glory</w:t>
+      </w:r>
       <w:r>
         <w:rPr>
           <w:lang w:val="en_US" w:bidi="en_US"/>
@@ -5593,18 +5389,12 @@
         </w:rPr>
         <w:t xml:space="preserve">Stop here and look at the picture of a </w:t>
       </w:r>
-      <w:hyperlink r:id="rId29">
-        <w:r>
-          <w:rPr>
-            <w:lang w:val="en_US" w:bidi="en_US"/>
-          </w:rPr>
-          <w:rPr>
-            <w:color w:val="0000EE"/>
-            <w:u w:val="single"/>
-          </w:rPr>
-          <w:t>seal</w:t>
-        </w:r>
-      </w:hyperlink>
+      <w:r>
+        <w:rPr>
+          <w:lang w:val="en_US" w:bidi="en_US"/>
+        </w:rPr>
+        <w:t>seal</w:t>
+      </w:r>
       <w:r>
         <w:rPr>
           <w:lang w:val="en_US" w:bidi="en_US"/>
@@ -5638,18 +5428,12 @@
         </w:rPr>
         <w:t xml:space="preserve">. Use the same words you have used in previous books of the Bible, and remember that </w:t>
       </w:r>
-      <w:hyperlink r:id="rId34">
-        <w:r>
-          <w:rPr>
-            <w:lang w:val="en_US" w:bidi="en_US"/>
-          </w:rPr>
-          <w:rPr>
-            <w:color w:val="0000EE"/>
-            <w:u w:val="single"/>
-          </w:rPr>
-          <w:t>Holy Spirit</w:t>
-        </w:r>
-      </w:hyperlink>
+      <w:r>
+        <w:rPr>
+          <w:lang w:val="en_US" w:bidi="en_US"/>
+        </w:rPr>
+        <w:t>Holy Spirit</w:t>
+      </w:r>
       <w:r>
         <w:rPr>
           <w:lang w:val="en_US" w:bidi="en_US"/>
@@ -5697,18 +5481,12 @@
         </w:rPr>
         <w:t xml:space="preserve"> us, or obtain our freedom from slavery to sin so that we can be God's own people. In other passages, we understand that God obtained us through the blood of Jesus Christ. Use the same word for redeem that you used in previous passages, and remember that </w:t>
       </w:r>
-      <w:hyperlink r:id="rId25">
-        <w:r>
-          <w:rPr>
-            <w:lang w:val="en_US" w:bidi="en_US"/>
-          </w:rPr>
-          <w:rPr>
-            <w:color w:val="0000EE"/>
-            <w:u w:val="single"/>
-          </w:rPr>
-          <w:t>redeem</w:t>
-        </w:r>
-      </w:hyperlink>
+      <w:r>
+        <w:rPr>
+          <w:lang w:val="en_US" w:bidi="en_US"/>
+        </w:rPr>
+        <w:t>redeem</w:t>
+      </w:r>
       <w:r>
         <w:rPr>
           <w:lang w:val="en_US" w:bidi="en_US"/>
@@ -7201,18 +6979,12 @@
         </w:rPr>
         <w:t xml:space="preserve"> of the Ephesians, or how they trust the Lord Jesus. </w:t>
       </w:r>
-      <w:hyperlink r:id="rId35">
-        <w:r>
-          <w:rPr>
-            <w:lang w:val="en_US" w:bidi="en_US"/>
-          </w:rPr>
-          <w:rPr>
-            <w:color w:val="0000EE"/>
-            <w:u w:val="single"/>
-          </w:rPr>
-          <w:t>Faith</w:t>
-        </w:r>
-      </w:hyperlink>
+      <w:r>
+        <w:rPr>
+          <w:lang w:val="en_US" w:bidi="en_US"/>
+        </w:rPr>
+        <w:t>Faith</w:t>
+      </w:r>
       <w:r>
         <w:rPr>
           <w:lang w:val="en_US" w:bidi="en_US"/>
@@ -7259,36 +7031,24 @@
         </w:rPr>
         <w:t xml:space="preserve"> throughout this passage. This title means that Jesus is God. Lord is a respectful title that shows that Jesus is master, and really is God. Christ refers to Jesus' position as Messiah, or the savior that God promised to send. </w:t>
       </w:r>
-      <w:hyperlink r:id="rId18">
-        <w:r>
-          <w:rPr>
-            <w:lang w:val="en_US" w:bidi="en_US"/>
-          </w:rPr>
-          <w:rPr>
-            <w:color w:val="0000EE"/>
-            <w:u w:val="single"/>
-          </w:rPr>
-          <w:t>Lord</w:t>
-        </w:r>
-      </w:hyperlink>
+      <w:r>
+        <w:rPr>
+          <w:lang w:val="en_US" w:bidi="en_US"/>
+        </w:rPr>
+        <w:t>Lord</w:t>
+      </w:r>
       <w:r>
         <w:rPr>
           <w:lang w:val="en_US" w:bidi="en_US"/>
         </w:rPr>
         <w:t xml:space="preserve"> and </w:t>
       </w:r>
-      <w:hyperlink r:id="rId16">
-        <w:r>
-          <w:rPr>
-            <w:lang w:val="en_US" w:bidi="en_US"/>
-          </w:rPr>
-          <w:rPr>
-            <w:color w:val="0000EE"/>
-            <w:u w:val="single"/>
-          </w:rPr>
-          <w:t>Christ</w:t>
-        </w:r>
-      </w:hyperlink>
+      <w:r>
+        <w:rPr>
+          <w:lang w:val="en_US" w:bidi="en_US"/>
+        </w:rPr>
+        <w:t>Christ</w:t>
+      </w:r>
       <w:r>
         <w:rPr>
           <w:lang w:val="en_US" w:bidi="en_US"/>
@@ -7322,18 +7082,12 @@
         </w:rPr>
         <w:t xml:space="preserve"> to refer to anyone who believes in Jesus as Savior and Lord. Saints are people who are holy, or set apart for God's service. Use the same word for saints you have used before, and remember that </w:t>
       </w:r>
-      <w:hyperlink r:id="rId17">
-        <w:r>
-          <w:rPr>
-            <w:lang w:val="en_US" w:bidi="en_US"/>
-          </w:rPr>
-          <w:rPr>
-            <w:color w:val="0000EE"/>
-            <w:u w:val="single"/>
-          </w:rPr>
-          <w:t>saints</w:t>
-        </w:r>
-      </w:hyperlink>
+      <w:r>
+        <w:rPr>
+          <w:lang w:val="en_US" w:bidi="en_US"/>
+        </w:rPr>
+        <w:t>saints</w:t>
+      </w:r>
       <w:r>
         <w:rPr>
           <w:lang w:val="en_US" w:bidi="en_US"/>
@@ -7367,18 +7121,12 @@
         </w:rPr>
         <w:t xml:space="preserve"> or the Glorious Father, meaning that God is full of majesty and power. Use the same word for glory that you used in the previous passage, and remember that </w:t>
       </w:r>
-      <w:hyperlink r:id="rId23">
-        <w:r>
-          <w:rPr>
-            <w:lang w:val="en_US" w:bidi="en_US"/>
-          </w:rPr>
-          <w:rPr>
-            <w:color w:val="0000EE"/>
-            <w:u w:val="single"/>
-          </w:rPr>
-          <w:t>glory</w:t>
-        </w:r>
-      </w:hyperlink>
+      <w:r>
+        <w:rPr>
+          <w:lang w:val="en_US" w:bidi="en_US"/>
+        </w:rPr>
+        <w:t>glory</w:t>
+      </w:r>
       <w:r>
         <w:rPr>
           <w:lang w:val="en_US" w:bidi="en_US"/>
@@ -7425,18 +7173,12 @@
         </w:rPr>
         <w:t xml:space="preserve"> or attitude of wisdom. Paul wanted the believers to think things that are true and do things that are good. Because this is spiritual wisdom, their understanding of spiritual truths would come from God. Use the same word for </w:t>
       </w:r>
-      <w:hyperlink r:id="rId28">
-        <w:r>
-          <w:rPr>
-            <w:lang w:val="en_US" w:bidi="en_US"/>
-          </w:rPr>
-          <w:rPr>
-            <w:color w:val="0000EE"/>
-            <w:u w:val="single"/>
-          </w:rPr>
-          <w:t>wisdom</w:t>
-        </w:r>
-      </w:hyperlink>
+      <w:r>
+        <w:rPr>
+          <w:lang w:val="en_US" w:bidi="en_US"/>
+        </w:rPr>
+        <w:t>wisdom</w:t>
+      </w:r>
       <w:r>
         <w:rPr>
           <w:lang w:val="en_US" w:bidi="en_US"/>
@@ -7510,18 +7252,12 @@
         </w:rPr>
         <w:t xml:space="preserve"> as you have used in previous passages, and remember that </w:t>
       </w:r>
-      <w:hyperlink r:id="rId21">
-        <w:r>
-          <w:rPr>
-            <w:lang w:val="en_US" w:bidi="en_US"/>
-          </w:rPr>
-          <w:rPr>
-            <w:color w:val="0000EE"/>
-            <w:u w:val="single"/>
-          </w:rPr>
-          <w:t>heaven</w:t>
-        </w:r>
-      </w:hyperlink>
+      <w:r>
+        <w:rPr>
+          <w:lang w:val="en_US" w:bidi="en_US"/>
+        </w:rPr>
+        <w:t>heaven</w:t>
+      </w:r>
       <w:r>
         <w:rPr>
           <w:lang w:val="en_US" w:bidi="en_US"/>
@@ -7582,18 +7318,12 @@
         </w:rPr>
         <w:t xml:space="preserve">. Use the same word for </w:t>
       </w:r>
-      <w:hyperlink r:id="rId36">
-        <w:r>
-          <w:rPr>
-            <w:lang w:val="en_US" w:bidi="en_US"/>
-          </w:rPr>
-          <w:rPr>
-            <w:color w:val="0000EE"/>
-            <w:u w:val="single"/>
-          </w:rPr>
-          <w:t>church</w:t>
-        </w:r>
-      </w:hyperlink>
+      <w:r>
+        <w:rPr>
+          <w:lang w:val="en_US" w:bidi="en_US"/>
+        </w:rPr>
+        <w:t>church</w:t>
+      </w:r>
       <w:r>
         <w:rPr>
           <w:lang w:val="en_US" w:bidi="en_US"/>
@@ -9017,18 +8747,12 @@
         </w:rPr>
         <w:t xml:space="preserve"> is used throughout this passage. </w:t>
       </w:r>
-      <w:hyperlink r:id="rId16">
-        <w:r>
-          <w:rPr>
-            <w:lang w:val="en_US" w:bidi="en_US"/>
-          </w:rPr>
-          <w:rPr>
-            <w:color w:val="0000EE"/>
-            <w:u w:val="single"/>
-          </w:rPr>
-          <w:t>Christ</w:t>
-        </w:r>
-      </w:hyperlink>
+      <w:r>
+        <w:rPr>
+          <w:lang w:val="en_US" w:bidi="en_US"/>
+        </w:rPr>
+        <w:t>Christ</w:t>
+      </w:r>
       <w:r>
         <w:rPr>
           <w:lang w:val="en_US" w:bidi="en_US"/>
@@ -9075,18 +8799,12 @@
         </w:rPr>
         <w:t xml:space="preserve"> means that you have gone beyond the limits of what is right or moral. You have broken the will or law of God by some failure or action. Sin and trespass often go together and there is very little difference in meaning. </w:t>
       </w:r>
-      <w:hyperlink r:id="rId27">
-        <w:r>
-          <w:rPr>
-            <w:lang w:val="en_US" w:bidi="en_US"/>
-          </w:rPr>
-          <w:rPr>
-            <w:color w:val="0000EE"/>
-            <w:u w:val="single"/>
-          </w:rPr>
-          <w:t>Sin</w:t>
-        </w:r>
-      </w:hyperlink>
+      <w:r>
+        <w:rPr>
+          <w:lang w:val="en_US" w:bidi="en_US"/>
+        </w:rPr>
+        <w:t>Sin</w:t>
+      </w:r>
       <w:r>
         <w:rPr>
           <w:lang w:val="en_US" w:bidi="en_US"/>
@@ -9160,36 +8878,24 @@
         </w:rPr>
         <w:t xml:space="preserve"> works in the hearts of those who refuse to obey God. </w:t>
       </w:r>
-      <w:hyperlink r:id="rId37">
-        <w:r>
-          <w:rPr>
-            <w:lang w:val="en_US" w:bidi="en_US"/>
-          </w:rPr>
-          <w:rPr>
-            <w:color w:val="0000EE"/>
-            <w:u w:val="single"/>
-          </w:rPr>
-          <w:t>Devil</w:t>
-        </w:r>
-      </w:hyperlink>
+      <w:r>
+        <w:rPr>
+          <w:lang w:val="en_US" w:bidi="en_US"/>
+        </w:rPr>
+        <w:t>Devil</w:t>
+      </w:r>
       <w:r>
         <w:rPr>
           <w:lang w:val="en_US" w:bidi="en_US"/>
         </w:rPr>
         <w:t xml:space="preserve"> or </w:t>
       </w:r>
-      <w:hyperlink r:id="rId38">
-        <w:r>
-          <w:rPr>
-            <w:lang w:val="en_US" w:bidi="en_US"/>
-          </w:rPr>
-          <w:rPr>
-            <w:color w:val="0000EE"/>
-            <w:u w:val="single"/>
-          </w:rPr>
-          <w:t>Satan</w:t>
-        </w:r>
-      </w:hyperlink>
+      <w:r>
+        <w:rPr>
+          <w:lang w:val="en_US" w:bidi="en_US"/>
+        </w:rPr>
+        <w:t>Satan</w:t>
+      </w:r>
       <w:r>
         <w:rPr>
           <w:lang w:val="en_US" w:bidi="en_US"/>
@@ -9261,52 +8967,248 @@
         <w:rPr>
           <w:lang w:val="en_US" w:bidi="en_US"/>
         </w:rPr>
+        <w:t>. Spirit is discussed in the Master Glossary. God created the spirits but we cannot see this spirit. Satan and the evil spirits rebelled against God.</w:t>
+      </w:r>
+    </w:p>
+    <w:p>
+      <w:pPr/>
+      <w:r>
+        <w:rPr>
+          <w:lang w:val="en_US" w:bidi="en_US"/>
+        </w:rPr>
+      </w:r>
+      <w:r>
+        <w:rPr>
+          <w:lang w:val="en_US" w:bidi="en_US"/>
+        </w:rPr>
+        <w:t xml:space="preserve">Stop here and discuss the word for </w:t>
+      </w:r>
+      <w:r>
+        <w:rPr>
+          <w:b/>
+          <w:lang w:val="en_US" w:bidi="en_US"/>
+        </w:rPr>
+        <w:t>spirit</w:t>
+      </w:r>
+      <w:r>
+        <w:rPr>
+          <w:lang w:val="en_US" w:bidi="en_US"/>
+        </w:rPr>
+        <w:t xml:space="preserve"> that you will use here. It can be the same word that you have used for spirit in other translations so long as people understand that here the word is talking about a supernatural being. Pause the recording here.</w:t>
+      </w:r>
+    </w:p>
+    <w:p>
+      <w:pPr/>
+      <w:r>
+        <w:rPr>
+          <w:lang w:val="en_US" w:bidi="en_US"/>
+        </w:rPr>
+      </w:r>
+      <w:r>
+        <w:rPr>
+          <w:b/>
+          <w:lang w:val="en_US" w:bidi="en_US"/>
+        </w:rPr>
+        <w:t>Sin nature</w:t>
+      </w:r>
+      <w:r>
+        <w:rPr>
+          <w:lang w:val="en_US" w:bidi="en_US"/>
+        </w:rPr>
+        <w:t>, or sinful nature, means the attitudes and desires that you were born with. This sinful nature leads us to disobey God. Everyone has this sinful nature.</w:t>
+      </w:r>
+    </w:p>
+    <w:p>
+      <w:pPr/>
+      <w:r>
+        <w:rPr>
+          <w:lang w:val="en_US" w:bidi="en_US"/>
+        </w:rPr>
+      </w:r>
+      <w:r>
+        <w:rPr>
+          <w:lang w:val="en_US" w:bidi="en_US"/>
+        </w:rPr>
+        <w:t xml:space="preserve">Stop here and discuss the following question. How will you describe this </w:t>
+      </w:r>
+      <w:r>
+        <w:rPr>
+          <w:b/>
+          <w:lang w:val="en_US" w:bidi="en_US"/>
+        </w:rPr>
+        <w:t>sinful nature</w:t>
+      </w:r>
+      <w:r>
+        <w:rPr>
+          <w:lang w:val="en_US" w:bidi="en_US"/>
+        </w:rPr>
+        <w:t>? Pause the recording here.</w:t>
+      </w:r>
+    </w:p>
+    <w:p>
+      <w:pPr/>
+      <w:r>
+        <w:rPr>
+          <w:lang w:val="en_US" w:bidi="en_US"/>
+        </w:rPr>
+      </w:r>
+      <w:r>
+        <w:rPr>
+          <w:lang w:val="en_US" w:bidi="en_US"/>
+        </w:rPr>
+        <w:t xml:space="preserve">Because of the way we act, or our nature, we deserve for God to show his </w:t>
+      </w:r>
+      <w:r>
+        <w:rPr>
+          <w:b/>
+          <w:lang w:val="en_US" w:bidi="en_US"/>
+        </w:rPr>
+        <w:t>wrath</w:t>
+      </w:r>
+      <w:r>
+        <w:rPr>
+          <w:lang w:val="en_US" w:bidi="en_US"/>
+        </w:rPr>
+        <w:t xml:space="preserve"> to us. Wrath is the emotion that God has when God sees sin and evil. God is holy and just. Wrath is stronger than anger, and it involves punishing people for their sin. However, whenever God shows his wrath, he always shows his mercy, especially when God deals with his chosen people.</w:t>
+      </w:r>
+    </w:p>
+    <w:p>
+      <w:pPr/>
+      <w:r>
+        <w:rPr>
+          <w:lang w:val="en_US" w:bidi="en_US"/>
+        </w:rPr>
+      </w:r>
+      <w:r>
+        <w:rPr>
+          <w:lang w:val="en_US" w:bidi="en_US"/>
+        </w:rPr>
+        <w:t xml:space="preserve">Stop here and discuss what word you will use for </w:t>
+      </w:r>
+      <w:r>
+        <w:rPr>
+          <w:b/>
+          <w:lang w:val="en_US" w:bidi="en_US"/>
+        </w:rPr>
+        <w:t>wrath</w:t>
+      </w:r>
+      <w:r>
+        <w:rPr>
+          <w:lang w:val="en_US" w:bidi="en_US"/>
+        </w:rPr>
+        <w:t>. Wrath is discussed in the Master Glossary. Pause this audio here.</w:t>
+      </w:r>
+    </w:p>
+    <w:p>
+      <w:pPr/>
+      <w:r>
+        <w:rPr>
+          <w:lang w:val="en_US" w:bidi="en_US"/>
+        </w:rPr>
+      </w:r>
+      <w:r>
+        <w:rPr>
+          <w:b/>
+          <w:lang w:val="en_US" w:bidi="en_US"/>
+        </w:rPr>
+        <w:t>God</w:t>
+      </w:r>
+      <w:r>
+        <w:rPr>
+          <w:lang w:val="en_US" w:bidi="en_US"/>
+        </w:rPr>
+        <w:t xml:space="preserve"> shows us </w:t>
+      </w:r>
+      <w:r>
+        <w:rPr>
+          <w:b/>
+          <w:lang w:val="en_US" w:bidi="en_US"/>
+        </w:rPr>
+        <w:t>mercy</w:t>
+      </w:r>
+      <w:r>
+        <w:rPr>
+          <w:lang w:val="en_US" w:bidi="en_US"/>
+        </w:rPr>
+        <w:t>, or his great kindness.</w:t>
+      </w:r>
+    </w:p>
+    <w:p>
+      <w:pPr/>
+      <w:r>
+        <w:rPr>
+          <w:lang w:val="en_US" w:bidi="en_US"/>
+        </w:rPr>
+      </w:r>
+      <w:r>
+        <w:rPr>
+          <w:lang w:val="en_US" w:bidi="en_US"/>
+        </w:rPr>
+        <w:t xml:space="preserve">Stop here and discuss what word you will use for </w:t>
+      </w:r>
+      <w:r>
+        <w:rPr>
+          <w:b/>
+          <w:lang w:val="en_US" w:bidi="en_US"/>
+        </w:rPr>
+        <w:t>mercy</w:t>
+      </w:r>
+      <w:r>
+        <w:rPr>
+          <w:lang w:val="en_US" w:bidi="en_US"/>
+        </w:rPr>
         <w:t xml:space="preserve">. </w:t>
       </w:r>
-      <w:hyperlink r:id="rId20">
-        <w:r>
-          <w:rPr>
-            <w:lang w:val="en_US" w:bidi="en_US"/>
-          </w:rPr>
-          <w:rPr>
-            <w:color w:val="0000EE"/>
-            <w:u w:val="single"/>
-          </w:rPr>
-          <w:t>Spirit</w:t>
-        </w:r>
-      </w:hyperlink>
-      <w:r>
-        <w:rPr>
-          <w:lang w:val="en_US" w:bidi="en_US"/>
-        </w:rPr>
-        <w:t xml:space="preserve"> is discussed in the Master Glossary. God created the spirits but we cannot see this spirit. Satan and the evil spirits rebelled against God.</w:t>
-      </w:r>
-    </w:p>
-    <w:p>
-      <w:pPr/>
-      <w:r>
-        <w:rPr>
-          <w:lang w:val="en_US" w:bidi="en_US"/>
-        </w:rPr>
-      </w:r>
-      <w:r>
-        <w:rPr>
-          <w:lang w:val="en_US" w:bidi="en_US"/>
-        </w:rPr>
-        <w:t xml:space="preserve">Stop here and discuss the word for </w:t>
+      <w:r>
+        <w:rPr>
+          <w:lang w:val="en_US" w:bidi="en_US"/>
+        </w:rPr>
+        <w:t>Mercy</w:t>
+      </w:r>
+      <w:r>
+        <w:rPr>
+          <w:lang w:val="en_US" w:bidi="en_US"/>
+        </w:rPr>
+        <w:t xml:space="preserve"> is discussed in the Master Glossary. Use the same word for mercy you have used in previous books of the Bible. Pause this audio here.</w:t>
+      </w:r>
+    </w:p>
+    <w:p>
+      <w:pPr/>
+      <w:r>
+        <w:rPr>
+          <w:lang w:val="en_US" w:bidi="en_US"/>
+        </w:rPr>
+      </w:r>
+      <w:r>
+        <w:rPr>
+          <w:lang w:val="en_US" w:bidi="en_US"/>
+        </w:rPr>
+        <w:t xml:space="preserve">God's </w:t>
       </w:r>
       <w:r>
         <w:rPr>
           <w:b/>
           <w:lang w:val="en_US" w:bidi="en_US"/>
         </w:rPr>
-        <w:t>spirit</w:t>
-      </w:r>
-      <w:r>
-        <w:rPr>
-          <w:lang w:val="en_US" w:bidi="en_US"/>
-        </w:rPr>
-        <w:t xml:space="preserve"> that you will use here. It can be the same word that you have used for spirit in other translations so long as people understand that here the word is talking about a supernatural being. Pause the recording here.</w:t>
+        <w:t>grace</w:t>
+      </w:r>
+      <w:r>
+        <w:rPr>
+          <w:lang w:val="en_US" w:bidi="en_US"/>
+        </w:rPr>
+        <w:t xml:space="preserve"> means that God has given you something you don't deserve. </w:t>
+      </w:r>
+      <w:r>
+        <w:rPr>
+          <w:lang w:val="en_US" w:bidi="en_US"/>
+        </w:rPr>
+        <w:t>Grace</w:t>
+      </w:r>
+      <w:r>
+        <w:rPr>
+          <w:lang w:val="en_US" w:bidi="en_US"/>
+        </w:rPr>
+        <w:t xml:space="preserve"> is discussed in the Master Glossary. Use the same word for grace that you have used in other passages.</w:t>
       </w:r>
     </w:p>
     <w:p>
@@ -9321,295 +9223,45 @@
           <w:b/>
           <w:lang w:val="en_US" w:bidi="en_US"/>
         </w:rPr>
-        <w:t>Sin nature</w:t>
-      </w:r>
-      <w:r>
-        <w:rPr>
-          <w:lang w:val="en_US" w:bidi="en_US"/>
-        </w:rPr>
-        <w:t>, or sinful nature, means the attitudes and desires that you were born with. This sinful nature leads us to disobey God. Everyone has this sinful nature.</w:t>
-      </w:r>
-    </w:p>
-    <w:p>
-      <w:pPr/>
-      <w:r>
-        <w:rPr>
-          <w:lang w:val="en_US" w:bidi="en_US"/>
-        </w:rPr>
-      </w:r>
-      <w:r>
-        <w:rPr>
-          <w:lang w:val="en_US" w:bidi="en_US"/>
-        </w:rPr>
-        <w:t xml:space="preserve">Stop here and discuss the following question. How will you describe this </w:t>
+        <w:t>Heavenly realms</w:t>
+      </w:r>
+      <w:r>
+        <w:rPr>
+          <w:lang w:val="en_US" w:bidi="en_US"/>
+        </w:rPr>
+        <w:t xml:space="preserve">, or heavenly places, means the place where God lives and rules. </w:t>
+      </w:r>
+      <w:r>
+        <w:rPr>
+          <w:lang w:val="en_US" w:bidi="en_US"/>
+        </w:rPr>
+        <w:t>Heaven</w:t>
+      </w:r>
+      <w:r>
+        <w:rPr>
+          <w:lang w:val="en_US" w:bidi="en_US"/>
+        </w:rPr>
+        <w:t xml:space="preserve"> is discussed in the Master Glossary. Use the same word for heaven that you have used in previous passages.</w:t>
+      </w:r>
+    </w:p>
+    <w:p>
+      <w:pPr/>
+      <w:r>
+        <w:rPr>
+          <w:lang w:val="en_US" w:bidi="en_US"/>
+        </w:rPr>
+      </w:r>
+      <w:r>
+        <w:rPr>
+          <w:lang w:val="en_US" w:bidi="en_US"/>
+        </w:rPr>
+        <w:t xml:space="preserve">God saved us by God's grace when we believed. This means that you did nothing to earn this. You can't say that God saved you because of your good works. Often when we talk about being saved, we use the word salvation. </w:t>
       </w:r>
       <w:r>
         <w:rPr>
           <w:b/>
           <w:lang w:val="en_US" w:bidi="en_US"/>
         </w:rPr>
-        <w:t>sinful nature</w:t>
-      </w:r>
-      <w:r>
-        <w:rPr>
-          <w:lang w:val="en_US" w:bidi="en_US"/>
-        </w:rPr>
-        <w:t>? Pause the recording here.</w:t>
-      </w:r>
-    </w:p>
-    <w:p>
-      <w:pPr/>
-      <w:r>
-        <w:rPr>
-          <w:lang w:val="en_US" w:bidi="en_US"/>
-        </w:rPr>
-      </w:r>
-      <w:r>
-        <w:rPr>
-          <w:lang w:val="en_US" w:bidi="en_US"/>
-        </w:rPr>
-        <w:t xml:space="preserve">Because of the way we act, or our nature, we deserve for God to show his </w:t>
-      </w:r>
-      <w:r>
-        <w:rPr>
-          <w:b/>
-          <w:lang w:val="en_US" w:bidi="en_US"/>
-        </w:rPr>
-        <w:t>wrath</w:t>
-      </w:r>
-      <w:r>
-        <w:rPr>
-          <w:lang w:val="en_US" w:bidi="en_US"/>
-        </w:rPr>
-        <w:t xml:space="preserve"> to us. Wrath is the emotion that God has when God sees sin and evil. God is holy and just. Wrath is stronger than anger, and it involves punishing people for their sin. However, whenever God shows his wrath, he always shows his mercy, especially when God deals with his chosen people.</w:t>
-      </w:r>
-    </w:p>
-    <w:p>
-      <w:pPr/>
-      <w:r>
-        <w:rPr>
-          <w:lang w:val="en_US" w:bidi="en_US"/>
-        </w:rPr>
-      </w:r>
-      <w:r>
-        <w:rPr>
-          <w:lang w:val="en_US" w:bidi="en_US"/>
-        </w:rPr>
-        <w:t xml:space="preserve">Stop here and discuss what word you will use for </w:t>
-      </w:r>
-      <w:r>
-        <w:rPr>
-          <w:b/>
-          <w:lang w:val="en_US" w:bidi="en_US"/>
-        </w:rPr>
-        <w:t>wrath</w:t>
-      </w:r>
-      <w:r>
-        <w:rPr>
-          <w:lang w:val="en_US" w:bidi="en_US"/>
-        </w:rPr>
-        <w:t xml:space="preserve">. </w:t>
-      </w:r>
-      <w:hyperlink r:id="rId39">
-        <w:r>
-          <w:rPr>
-            <w:lang w:val="en_US" w:bidi="en_US"/>
-          </w:rPr>
-          <w:rPr>
-            <w:color w:val="0000EE"/>
-            <w:u w:val="single"/>
-          </w:rPr>
-          <w:t>Wrath</w:t>
-        </w:r>
-      </w:hyperlink>
-      <w:r>
-        <w:rPr>
-          <w:lang w:val="en_US" w:bidi="en_US"/>
-        </w:rPr>
-        <w:t xml:space="preserve"> is discussed in the Master Glossary. Pause this audio here.</w:t>
-      </w:r>
-    </w:p>
-    <w:p>
-      <w:pPr/>
-      <w:r>
-        <w:rPr>
-          <w:lang w:val="en_US" w:bidi="en_US"/>
-        </w:rPr>
-      </w:r>
-      <w:r>
-        <w:rPr>
-          <w:b/>
-          <w:lang w:val="en_US" w:bidi="en_US"/>
-        </w:rPr>
-        <w:t>God</w:t>
-      </w:r>
-      <w:r>
-        <w:rPr>
-          <w:lang w:val="en_US" w:bidi="en_US"/>
-        </w:rPr>
-        <w:t xml:space="preserve"> shows us </w:t>
-      </w:r>
-      <w:r>
-        <w:rPr>
-          <w:b/>
-          <w:lang w:val="en_US" w:bidi="en_US"/>
-        </w:rPr>
-        <w:t>mercy</w:t>
-      </w:r>
-      <w:r>
-        <w:rPr>
-          <w:lang w:val="en_US" w:bidi="en_US"/>
-        </w:rPr>
-        <w:t>, or his great kindness.</w:t>
-      </w:r>
-    </w:p>
-    <w:p>
-      <w:pPr/>
-      <w:r>
-        <w:rPr>
-          <w:lang w:val="en_US" w:bidi="en_US"/>
-        </w:rPr>
-      </w:r>
-      <w:r>
-        <w:rPr>
-          <w:lang w:val="en_US" w:bidi="en_US"/>
-        </w:rPr>
-        <w:t xml:space="preserve">Stop here and discuss what word you will use for </w:t>
-      </w:r>
-      <w:r>
-        <w:rPr>
-          <w:b/>
-          <w:lang w:val="en_US" w:bidi="en_US"/>
-        </w:rPr>
-        <w:t>mercy</w:t>
-      </w:r>
-      <w:r>
-        <w:rPr>
-          <w:lang w:val="en_US" w:bidi="en_US"/>
-        </w:rPr>
-        <w:t xml:space="preserve">. </w:t>
-      </w:r>
-      <w:hyperlink r:id="rId40">
-        <w:r>
-          <w:rPr>
-            <w:lang w:val="en_US" w:bidi="en_US"/>
-          </w:rPr>
-          <w:rPr>
-            <w:color w:val="0000EE"/>
-            <w:u w:val="single"/>
-          </w:rPr>
-          <w:t>Mercy</w:t>
-        </w:r>
-      </w:hyperlink>
-      <w:r>
-        <w:rPr>
-          <w:lang w:val="en_US" w:bidi="en_US"/>
-        </w:rPr>
-        <w:t xml:space="preserve"> is discussed in the Master Glossary. Use the same word for mercy you have used in previous books of the Bible. Pause this audio here.</w:t>
-      </w:r>
-    </w:p>
-    <w:p>
-      <w:pPr/>
-      <w:r>
-        <w:rPr>
-          <w:lang w:val="en_US" w:bidi="en_US"/>
-        </w:rPr>
-      </w:r>
-      <w:r>
-        <w:rPr>
-          <w:lang w:val="en_US" w:bidi="en_US"/>
-        </w:rPr>
-        <w:t xml:space="preserve">God's </w:t>
-      </w:r>
-      <w:r>
-        <w:rPr>
-          <w:b/>
-          <w:lang w:val="en_US" w:bidi="en_US"/>
-        </w:rPr>
-        <w:t>grace</w:t>
-      </w:r>
-      <w:r>
-        <w:rPr>
-          <w:lang w:val="en_US" w:bidi="en_US"/>
-        </w:rPr>
-        <w:t xml:space="preserve"> means that God has given you something you don't deserve. </w:t>
-      </w:r>
-      <w:hyperlink r:id="rId24">
-        <w:r>
-          <w:rPr>
-            <w:lang w:val="en_US" w:bidi="en_US"/>
-          </w:rPr>
-          <w:rPr>
-            <w:color w:val="0000EE"/>
-            <w:u w:val="single"/>
-          </w:rPr>
-          <w:t>Grace</w:t>
-        </w:r>
-      </w:hyperlink>
-      <w:r>
-        <w:rPr>
-          <w:lang w:val="en_US" w:bidi="en_US"/>
-        </w:rPr>
-        <w:t xml:space="preserve"> is discussed in the Master Glossary. Use the same word for grace that you have used in other passages.</w:t>
-      </w:r>
-    </w:p>
-    <w:p>
-      <w:pPr/>
-      <w:r>
-        <w:rPr>
-          <w:lang w:val="en_US" w:bidi="en_US"/>
-        </w:rPr>
-      </w:r>
-      <w:r>
-        <w:rPr>
-          <w:b/>
-          <w:lang w:val="en_US" w:bidi="en_US"/>
-        </w:rPr>
-        <w:t>Heavenly realms</w:t>
-      </w:r>
-      <w:r>
-        <w:rPr>
-          <w:lang w:val="en_US" w:bidi="en_US"/>
-        </w:rPr>
-        <w:t xml:space="preserve">, or heavenly places, means the place where God lives and rules. </w:t>
-      </w:r>
-      <w:hyperlink r:id="rId21">
-        <w:r>
-          <w:rPr>
-            <w:lang w:val="en_US" w:bidi="en_US"/>
-          </w:rPr>
-          <w:rPr>
-            <w:color w:val="0000EE"/>
-            <w:u w:val="single"/>
-          </w:rPr>
-          <w:t>Heaven</w:t>
-        </w:r>
-      </w:hyperlink>
-      <w:r>
-        <w:rPr>
-          <w:lang w:val="en_US" w:bidi="en_US"/>
-        </w:rPr>
-        <w:t xml:space="preserve"> is discussed in the Master Glossary. Use the same word for heaven that you have used in previous passages.</w:t>
-      </w:r>
-    </w:p>
-    <w:p>
-      <w:pPr/>
-      <w:r>
-        <w:rPr>
-          <w:lang w:val="en_US" w:bidi="en_US"/>
-        </w:rPr>
-      </w:r>
-      <w:r>
-        <w:rPr>
-          <w:lang w:val="en_US" w:bidi="en_US"/>
-        </w:rPr>
-        <w:t xml:space="preserve">God saved us by God's grace when we believed. This means that you did nothing to earn this. You can't say that God saved you because of your good works. Often when we talk about being saved, we use the word salvation. </w:t>
-      </w:r>
-      <w:r>
-        <w:rPr>
-          <w:b/>
-          <w:lang w:val="en_US" w:bidi="en_US"/>
-        </w:rPr>
         <w:t>Salvation</w:t>
       </w:r>
       <w:r>
@@ -9618,18 +9270,12 @@
         </w:rPr>
         <w:t xml:space="preserve"> means that you have been rescued from a difficult situation. </w:t>
       </w:r>
-      <w:hyperlink r:id="rId41">
-        <w:r>
-          <w:rPr>
-            <w:lang w:val="en_US" w:bidi="en_US"/>
-          </w:rPr>
-          <w:rPr>
-            <w:color w:val="0000EE"/>
-            <w:u w:val="single"/>
-          </w:rPr>
-          <w:t>Salvation</w:t>
-        </w:r>
-      </w:hyperlink>
+      <w:r>
+        <w:rPr>
+          <w:lang w:val="en_US" w:bidi="en_US"/>
+        </w:rPr>
+        <w:t>Salvation</w:t>
+      </w:r>
       <w:r>
         <w:rPr>
           <w:lang w:val="en_US" w:bidi="en_US"/>
@@ -10175,18 +9821,12 @@
         </w:rPr>
         <w:t xml:space="preserve">Stop here and look at a picture of a </w:t>
       </w:r>
-      <w:hyperlink r:id="rId42">
-        <w:r>
-          <w:rPr>
-            <w:lang w:val="en_US" w:bidi="en_US"/>
-          </w:rPr>
-          <w:rPr>
-            <w:color w:val="0000EE"/>
-            <w:u w:val="single"/>
-          </w:rPr>
-          <w:t>wall or barrier</w:t>
-        </w:r>
-      </w:hyperlink>
+      <w:r>
+        <w:rPr>
+          <w:lang w:val="en_US" w:bidi="en_US"/>
+        </w:rPr>
+        <w:t>wall or barrier</w:t>
+      </w:r>
       <w:r>
         <w:rPr>
           <w:lang w:val="en_US" w:bidi="en_US"/>
@@ -11129,36 +10769,24 @@
         </w:rPr>
         <w:t xml:space="preserve"> if you decide to use the word Jews. Use the same words you have used in other books of the Bible. </w:t>
       </w:r>
-      <w:hyperlink r:id="rId33">
-        <w:r>
-          <w:rPr>
-            <w:lang w:val="en_US" w:bidi="en_US"/>
-          </w:rPr>
-          <w:rPr>
-            <w:color w:val="0000EE"/>
-            <w:u w:val="single"/>
-          </w:rPr>
-          <w:t>Gentiles</w:t>
-        </w:r>
-      </w:hyperlink>
+      <w:r>
+        <w:rPr>
+          <w:lang w:val="en_US" w:bidi="en_US"/>
+        </w:rPr>
+        <w:t>Gentiles</w:t>
+      </w:r>
       <w:r>
         <w:rPr>
           <w:lang w:val="en_US" w:bidi="en_US"/>
         </w:rPr>
         <w:t xml:space="preserve"> and </w:t>
       </w:r>
-      <w:hyperlink r:id="rId32">
-        <w:r>
-          <w:rPr>
-            <w:lang w:val="en_US" w:bidi="en_US"/>
-          </w:rPr>
-          <w:rPr>
-            <w:color w:val="0000EE"/>
-            <w:u w:val="single"/>
-          </w:rPr>
-          <w:t>Jews</w:t>
-        </w:r>
-      </w:hyperlink>
+      <w:r>
+        <w:rPr>
+          <w:lang w:val="en_US" w:bidi="en_US"/>
+        </w:rPr>
+        <w:t>Jews</w:t>
+      </w:r>
       <w:r>
         <w:rPr>
           <w:lang w:val="en_US" w:bidi="en_US"/>
@@ -11179,18 +10807,12 @@
         </w:rPr>
         <w:t xml:space="preserve">Use the same word for Christ that you have been using. </w:t>
       </w:r>
-      <w:hyperlink r:id="rId16">
-        <w:r>
-          <w:rPr>
-            <w:lang w:val="en_US" w:bidi="en_US"/>
-          </w:rPr>
-          <w:rPr>
-            <w:color w:val="0000EE"/>
-            <w:u w:val="single"/>
-          </w:rPr>
-          <w:t>Christ</w:t>
-        </w:r>
-      </w:hyperlink>
+      <w:r>
+        <w:rPr>
+          <w:lang w:val="en_US" w:bidi="en_US"/>
+        </w:rPr>
+        <w:t>Christ</w:t>
+      </w:r>
       <w:r>
         <w:rPr>
           <w:lang w:val="en_US" w:bidi="en_US"/>
@@ -11251,18 +10873,12 @@
         </w:rPr>
         <w:t xml:space="preserve">. </w:t>
       </w:r>
-      <w:hyperlink r:id="rId43">
-        <w:r>
-          <w:rPr>
-            <w:lang w:val="en_US" w:bidi="en_US"/>
-          </w:rPr>
-          <w:rPr>
-            <w:color w:val="0000EE"/>
-            <w:u w:val="single"/>
-          </w:rPr>
-          <w:t>Circumcision</w:t>
-        </w:r>
-      </w:hyperlink>
+      <w:r>
+        <w:rPr>
+          <w:lang w:val="en_US" w:bidi="en_US"/>
+        </w:rPr>
+        <w:t>Circumcision</w:t>
+      </w:r>
       <w:r>
         <w:rPr>
           <w:lang w:val="en_US" w:bidi="en_US"/>
@@ -11375,54 +10991,36 @@
         </w:rPr>
         <w:t xml:space="preserve">. </w:t>
       </w:r>
-      <w:hyperlink r:id="rId44">
-        <w:r>
-          <w:rPr>
-            <w:lang w:val="en_US" w:bidi="en_US"/>
-          </w:rPr>
-          <w:rPr>
-            <w:color w:val="0000EE"/>
-            <w:u w:val="single"/>
-          </w:rPr>
-          <w:t>Israel</w:t>
-        </w:r>
-      </w:hyperlink>
+      <w:r>
+        <w:rPr>
+          <w:lang w:val="en_US" w:bidi="en_US"/>
+        </w:rPr>
+        <w:t>Israel</w:t>
+      </w:r>
       <w:r>
         <w:rPr>
           <w:lang w:val="en_US" w:bidi="en_US"/>
         </w:rPr>
         <w:t xml:space="preserve">, </w:t>
       </w:r>
-      <w:hyperlink r:id="rId45">
-        <w:r>
-          <w:rPr>
-            <w:lang w:val="en_US" w:bidi="en_US"/>
-          </w:rPr>
-          <w:rPr>
-            <w:color w:val="0000EE"/>
-            <w:u w:val="single"/>
-          </w:rPr>
-          <w:t>covenant</w:t>
-        </w:r>
-      </w:hyperlink>
+      <w:r>
+        <w:rPr>
+          <w:lang w:val="en_US" w:bidi="en_US"/>
+        </w:rPr>
+        <w:t>covenant</w:t>
+      </w:r>
       <w:r>
         <w:rPr>
           <w:lang w:val="en_US" w:bidi="en_US"/>
         </w:rPr>
         <w:t xml:space="preserve">, and </w:t>
       </w:r>
-      <w:hyperlink r:id="rId46">
-        <w:r>
-          <w:rPr>
-            <w:lang w:val="en_US" w:bidi="en_US"/>
-          </w:rPr>
-          <w:rPr>
-            <w:color w:val="0000EE"/>
-            <w:u w:val="single"/>
-          </w:rPr>
-          <w:t>foreigners</w:t>
-        </w:r>
-      </w:hyperlink>
+      <w:r>
+        <w:rPr>
+          <w:lang w:val="en_US" w:bidi="en_US"/>
+        </w:rPr>
+        <w:t>foreigners</w:t>
+      </w:r>
       <w:r>
         <w:rPr>
           <w:lang w:val="en_US" w:bidi="en_US"/>
@@ -11454,25 +11052,7 @@
         <w:rPr>
           <w:lang w:val="en_US" w:bidi="en_US"/>
         </w:rPr>
-        <w:t xml:space="preserve">, or confident expectation, that they could belong to God. Use the same word for hope that you have used in previous passages, and remember that </w:t>
-      </w:r>
-      <w:hyperlink r:id="rId47">
-        <w:r>
-          <w:rPr>
-            <w:lang w:val="en_US" w:bidi="en_US"/>
-          </w:rPr>
-          <w:rPr>
-            <w:color w:val="0000EE"/>
-            <w:u w:val="single"/>
-          </w:rPr>
-          <w:t>hope</w:t>
-        </w:r>
-      </w:hyperlink>
-      <w:r>
-        <w:rPr>
-          <w:lang w:val="en_US" w:bidi="en_US"/>
-        </w:rPr>
-        <w:t xml:space="preserve"> is in the Master Glossary.</w:t>
+        <w:t>, or confident expectation, that they could belong to God. Use the same word for hope that you have used in previous passages, and remember that hope is in the Master Glossary.</w:t>
       </w:r>
     </w:p>
     <w:p>
@@ -11501,18 +11081,12 @@
         </w:rPr>
         <w:t xml:space="preserve">. Paul uses the word peace to mean unity and love for each other. This peace gives a fullness or completeness of life. </w:t>
       </w:r>
-      <w:hyperlink r:id="rId48">
-        <w:r>
-          <w:rPr>
-            <w:lang w:val="en_US" w:bidi="en_US"/>
-          </w:rPr>
-          <w:rPr>
-            <w:color w:val="0000EE"/>
-            <w:u w:val="single"/>
-          </w:rPr>
-          <w:t>Peace</w:t>
-        </w:r>
-      </w:hyperlink>
+      <w:r>
+        <w:rPr>
+          <w:lang w:val="en_US" w:bidi="en_US"/>
+        </w:rPr>
+        <w:t>Peace</w:t>
+      </w:r>
       <w:r>
         <w:rPr>
           <w:lang w:val="en_US" w:bidi="en_US"/>
@@ -11601,36 +11175,24 @@
         </w:rPr>
         <w:t xml:space="preserve"> with its commands and regulations. </w:t>
       </w:r>
-      <w:hyperlink r:id="rId49">
-        <w:r>
-          <w:rPr>
-            <w:lang w:val="en_US" w:bidi="en_US"/>
-          </w:rPr>
-          <w:rPr>
-            <w:color w:val="0000EE"/>
-            <w:u w:val="single"/>
-          </w:rPr>
-          <w:t>Law</w:t>
-        </w:r>
-      </w:hyperlink>
+      <w:r>
+        <w:rPr>
+          <w:lang w:val="en_US" w:bidi="en_US"/>
+        </w:rPr>
+        <w:t>Law</w:t>
+      </w:r>
       <w:r>
         <w:rPr>
           <w:lang w:val="en_US" w:bidi="en_US"/>
         </w:rPr>
         <w:t xml:space="preserve"> and </w:t>
       </w:r>
-      <w:hyperlink r:id="rId50">
-        <w:r>
-          <w:rPr>
-            <w:lang w:val="en_US" w:bidi="en_US"/>
-          </w:rPr>
-          <w:rPr>
-            <w:color w:val="0000EE"/>
-            <w:u w:val="single"/>
-          </w:rPr>
-          <w:t>commandments</w:t>
-        </w:r>
-      </w:hyperlink>
+      <w:r>
+        <w:rPr>
+          <w:lang w:val="en_US" w:bidi="en_US"/>
+        </w:rPr>
+        <w:t>commandments</w:t>
+      </w:r>
       <w:r>
         <w:rPr>
           <w:lang w:val="en_US" w:bidi="en_US"/>
@@ -11691,18 +11253,12 @@
         </w:rPr>
         <w:t xml:space="preserve">. You may say "through his death on the cross" if you need to. Use the same word for cross that you have used in previous books of the Bible, and remember that </w:t>
       </w:r>
-      <w:hyperlink r:id="rId51">
-        <w:r>
-          <w:rPr>
-            <w:lang w:val="en_US" w:bidi="en_US"/>
-          </w:rPr>
-          <w:rPr>
-            <w:color w:val="0000EE"/>
-            <w:u w:val="single"/>
-          </w:rPr>
-          <w:t>cross</w:t>
-        </w:r>
-      </w:hyperlink>
+      <w:r>
+        <w:rPr>
+          <w:lang w:val="en_US" w:bidi="en_US"/>
+        </w:rPr>
+        <w:t>cross</w:t>
+      </w:r>
       <w:r>
         <w:rPr>
           <w:lang w:val="en_US" w:bidi="en_US"/>
@@ -11736,18 +11292,12 @@
         </w:rPr>
         <w:t xml:space="preserve">. Use the same words for Holy Spirit you have used in previous passages. </w:t>
       </w:r>
-      <w:hyperlink r:id="rId34">
-        <w:r>
-          <w:rPr>
-            <w:lang w:val="en_US" w:bidi="en_US"/>
-          </w:rPr>
-          <w:rPr>
-            <w:color w:val="0000EE"/>
-            <w:u w:val="single"/>
-          </w:rPr>
-          <w:t>Holy Spirit</w:t>
-        </w:r>
-      </w:hyperlink>
+      <w:r>
+        <w:rPr>
+          <w:lang w:val="en_US" w:bidi="en_US"/>
+        </w:rPr>
+        <w:t>Holy Spirit</w:t>
+      </w:r>
       <w:r>
         <w:rPr>
           <w:lang w:val="en_US" w:bidi="en_US"/>
@@ -12252,18 +11802,12 @@
         </w:rPr>
         <w:t xml:space="preserve">Stop here and look at a picture of a </w:t>
       </w:r>
-      <w:hyperlink r:id="rId52">
-        <w:r>
-          <w:rPr>
-            <w:lang w:val="en_US" w:bidi="en_US"/>
-          </w:rPr>
-          <w:rPr>
-            <w:color w:val="0000EE"/>
-            <w:u w:val="single"/>
-          </w:rPr>
-          <w:t>stone foundation</w:t>
-        </w:r>
-      </w:hyperlink>
+      <w:r>
+        <w:rPr>
+          <w:lang w:val="en_US" w:bidi="en_US"/>
+        </w:rPr>
+        <w:t>stone foundation</w:t>
+      </w:r>
       <w:r>
         <w:rPr>
           <w:lang w:val="en_US" w:bidi="en_US"/>
@@ -12284,18 +11828,12 @@
         </w:rPr>
         <w:t xml:space="preserve">Stop here and show a picture of the </w:t>
       </w:r>
-      <w:hyperlink r:id="rId53">
-        <w:r>
-          <w:rPr>
-            <w:lang w:val="en_US" w:bidi="en_US"/>
-          </w:rPr>
-          <w:rPr>
-            <w:color w:val="0000EE"/>
-            <w:u w:val="single"/>
-          </w:rPr>
-          <w:t>wall of the house</w:t>
-        </w:r>
-      </w:hyperlink>
+      <w:r>
+        <w:rPr>
+          <w:lang w:val="en_US" w:bidi="en_US"/>
+        </w:rPr>
+        <w:t>wall of the house</w:t>
+      </w:r>
       <w:r>
         <w:rPr>
           <w:lang w:val="en_US" w:bidi="en_US"/>
@@ -13405,18 +12943,12 @@
         </w:rPr>
         <w:t xml:space="preserve"> isn't in this passage, Paul talks directly to the Gentiles who are like strangers and foreigners. Some translations use the word Gentile to make sure that everyone knows that Paul is talking to the Gentiles. If you use the word Gentile, be sure to use the same word for Gentile that you have used in previous translations. </w:t>
       </w:r>
-      <w:hyperlink r:id="rId33">
-        <w:r>
-          <w:rPr>
-            <w:lang w:val="en_US" w:bidi="en_US"/>
-          </w:rPr>
-          <w:rPr>
-            <w:color w:val="0000EE"/>
-            <w:u w:val="single"/>
-          </w:rPr>
-          <w:t>Gentiles</w:t>
-        </w:r>
-      </w:hyperlink>
+      <w:r>
+        <w:rPr>
+          <w:lang w:val="en_US" w:bidi="en_US"/>
+        </w:rPr>
+        <w:t>Gentiles</w:t>
+      </w:r>
       <w:r>
         <w:rPr>
           <w:lang w:val="en_US" w:bidi="en_US"/>
@@ -13484,36 +13016,24 @@
         </w:rPr>
         <w:t xml:space="preserve">. Both </w:t>
       </w:r>
-      <w:hyperlink r:id="rId46">
-        <w:r>
-          <w:rPr>
-            <w:lang w:val="en_US" w:bidi="en_US"/>
-          </w:rPr>
-          <w:rPr>
-            <w:color w:val="0000EE"/>
-            <w:u w:val="single"/>
-          </w:rPr>
-          <w:t>foreigner</w:t>
-        </w:r>
-      </w:hyperlink>
+      <w:r>
+        <w:rPr>
+          <w:lang w:val="en_US" w:bidi="en_US"/>
+        </w:rPr>
+        <w:t>foreigner</w:t>
+      </w:r>
       <w:r>
         <w:rPr>
           <w:lang w:val="en_US" w:bidi="en_US"/>
         </w:rPr>
         <w:t xml:space="preserve"> and </w:t>
       </w:r>
-      <w:hyperlink r:id="rId54">
-        <w:r>
-          <w:rPr>
-            <w:lang w:val="en_US" w:bidi="en_US"/>
-          </w:rPr>
-          <w:rPr>
-            <w:color w:val="0000EE"/>
-            <w:u w:val="single"/>
-          </w:rPr>
-          <w:t>sojourner</w:t>
-        </w:r>
-      </w:hyperlink>
+      <w:r>
+        <w:rPr>
+          <w:lang w:val="en_US" w:bidi="en_US"/>
+        </w:rPr>
+        <w:t>sojourner</w:t>
+      </w:r>
       <w:r>
         <w:rPr>
           <w:lang w:val="en_US" w:bidi="en_US"/>
@@ -13560,36 +13080,24 @@
         </w:rPr>
         <w:t xml:space="preserve"> people. Any person dedicated to God is considered to be holy. Saints means holy people. The word </w:t>
       </w:r>
-      <w:hyperlink r:id="rId17">
-        <w:r>
-          <w:rPr>
-            <w:lang w:val="en_US" w:bidi="en_US"/>
-          </w:rPr>
-          <w:rPr>
-            <w:color w:val="0000EE"/>
-            <w:u w:val="single"/>
-          </w:rPr>
-          <w:t>saint</w:t>
-        </w:r>
-      </w:hyperlink>
+      <w:r>
+        <w:rPr>
+          <w:lang w:val="en_US" w:bidi="en_US"/>
+        </w:rPr>
+        <w:t>saint</w:t>
+      </w:r>
       <w:r>
         <w:rPr>
           <w:lang w:val="en_US" w:bidi="en_US"/>
         </w:rPr>
         <w:t xml:space="preserve"> and the word </w:t>
       </w:r>
-      <w:hyperlink r:id="rId22">
-        <w:r>
-          <w:rPr>
-            <w:lang w:val="en_US" w:bidi="en_US"/>
-          </w:rPr>
-          <w:rPr>
-            <w:color w:val="0000EE"/>
-            <w:u w:val="single"/>
-          </w:rPr>
-          <w:t>holy</w:t>
-        </w:r>
-      </w:hyperlink>
+      <w:r>
+        <w:rPr>
+          <w:lang w:val="en_US" w:bidi="en_US"/>
+        </w:rPr>
+        <w:t>holy</w:t>
+      </w:r>
       <w:r>
         <w:rPr>
           <w:lang w:val="en_US" w:bidi="en_US"/>
@@ -13650,18 +13158,12 @@
         </w:rPr>
         <w:t xml:space="preserve">. Use the same word you have used in other books of the Bible, and remember that </w:t>
       </w:r>
-      <w:hyperlink r:id="rId55">
-        <w:r>
-          <w:rPr>
-            <w:lang w:val="en_US" w:bidi="en_US"/>
-          </w:rPr>
-          <w:rPr>
-            <w:color w:val="0000EE"/>
-            <w:u w:val="single"/>
-          </w:rPr>
-          <w:t>household</w:t>
-        </w:r>
-      </w:hyperlink>
+      <w:r>
+        <w:rPr>
+          <w:lang w:val="en_US" w:bidi="en_US"/>
+        </w:rPr>
+        <w:t>household</w:t>
+      </w:r>
       <w:r>
         <w:rPr>
           <w:lang w:val="en_US" w:bidi="en_US"/>
@@ -13716,18 +13218,12 @@
         </w:rPr>
         <w:t xml:space="preserve"> Jesus is the cornerstone of the house. Use the same word for Christ that you have been using, and remember that </w:t>
       </w:r>
-      <w:hyperlink r:id="rId16">
-        <w:r>
-          <w:rPr>
-            <w:lang w:val="en_US" w:bidi="en_US"/>
-          </w:rPr>
-          <w:rPr>
-            <w:color w:val="0000EE"/>
-            <w:u w:val="single"/>
-          </w:rPr>
-          <w:t>Christ</w:t>
-        </w:r>
-      </w:hyperlink>
+      <w:r>
+        <w:rPr>
+          <w:lang w:val="en_US" w:bidi="en_US"/>
+        </w:rPr>
+        <w:t>Christ</w:t>
+      </w:r>
       <w:r>
         <w:rPr>
           <w:lang w:val="en_US" w:bidi="en_US"/>
@@ -13787,18 +13283,12 @@
         </w:rPr>
         <w:t xml:space="preserve"> of a house in your translation. </w:t>
       </w:r>
-      <w:hyperlink r:id="rId56">
-        <w:r>
-          <w:rPr>
-            <w:lang w:val="en_US" w:bidi="en_US"/>
-          </w:rPr>
-          <w:rPr>
-            <w:color w:val="0000EE"/>
-            <w:u w:val="single"/>
-          </w:rPr>
-          <w:t>Cornerstone</w:t>
-        </w:r>
-      </w:hyperlink>
+      <w:r>
+        <w:rPr>
+          <w:lang w:val="en_US" w:bidi="en_US"/>
+        </w:rPr>
+        <w:t>Cornerstone</w:t>
+      </w:r>
       <w:r>
         <w:rPr>
           <w:lang w:val="en_US" w:bidi="en_US"/>
@@ -13885,36 +13375,24 @@
         </w:rPr>
         <w:t xml:space="preserve">. Use the same word for apostle you used earlier in Ephesians, and the same word for prophets that you used in other books of the Bible. </w:t>
       </w:r>
-      <w:hyperlink r:id="rId15">
-        <w:r>
-          <w:rPr>
-            <w:lang w:val="en_US" w:bidi="en_US"/>
-          </w:rPr>
-          <w:rPr>
-            <w:color w:val="0000EE"/>
-            <w:u w:val="single"/>
-          </w:rPr>
-          <w:t>Apostles</w:t>
-        </w:r>
-      </w:hyperlink>
+      <w:r>
+        <w:rPr>
+          <w:lang w:val="en_US" w:bidi="en_US"/>
+        </w:rPr>
+        <w:t>Apostles</w:t>
+      </w:r>
       <w:r>
         <w:rPr>
           <w:lang w:val="en_US" w:bidi="en_US"/>
         </w:rPr>
         <w:t xml:space="preserve"> and </w:t>
       </w:r>
-      <w:hyperlink r:id="rId57">
-        <w:r>
-          <w:rPr>
-            <w:lang w:val="en_US" w:bidi="en_US"/>
-          </w:rPr>
-          <w:rPr>
-            <w:color w:val="0000EE"/>
-            <w:u w:val="single"/>
-          </w:rPr>
-          <w:t>prophets</w:t>
-        </w:r>
-      </w:hyperlink>
+      <w:r>
+        <w:rPr>
+          <w:lang w:val="en_US" w:bidi="en_US"/>
+        </w:rPr>
+        <w:t>prophets</w:t>
+      </w:r>
       <w:r>
         <w:rPr>
           <w:lang w:val="en_US" w:bidi="en_US"/>
@@ -13975,18 +13453,12 @@
         </w:rPr>
         <w:t xml:space="preserve">. Use the same word you have used previously, and remember that </w:t>
       </w:r>
-      <w:hyperlink r:id="rId58">
-        <w:r>
-          <w:rPr>
-            <w:lang w:val="en_US" w:bidi="en_US"/>
-          </w:rPr>
-          <w:rPr>
-            <w:color w:val="0000EE"/>
-            <w:u w:val="single"/>
-          </w:rPr>
-          <w:t>temple</w:t>
-        </w:r>
-      </w:hyperlink>
+      <w:r>
+        <w:rPr>
+          <w:lang w:val="en_US" w:bidi="en_US"/>
+        </w:rPr>
+        <w:t>temple</w:t>
+      </w:r>
       <w:r>
         <w:rPr>
           <w:lang w:val="en_US" w:bidi="en_US"/>
@@ -14014,18 +13486,12 @@
         </w:rPr>
         <w:t xml:space="preserve"> refers to the master of the house or the supreme ruler. Here, the word Lord probably refers to God. God joins us together with Jesus and it is like we are becoming a holy temple dedicated to God. However, this word, Lord, could also refer to Jesus. </w:t>
       </w:r>
-      <w:hyperlink r:id="rId18">
-        <w:r>
-          <w:rPr>
-            <w:lang w:val="en_US" w:bidi="en_US"/>
-          </w:rPr>
-          <w:rPr>
-            <w:color w:val="0000EE"/>
-            <w:u w:val="single"/>
-          </w:rPr>
-          <w:t>Lord</w:t>
-        </w:r>
-      </w:hyperlink>
+      <w:r>
+        <w:rPr>
+          <w:lang w:val="en_US" w:bidi="en_US"/>
+        </w:rPr>
+        <w:t>Lord</w:t>
+      </w:r>
       <w:r>
         <w:rPr>
           <w:lang w:val="en_US" w:bidi="en_US"/>
@@ -14059,18 +13525,12 @@
         </w:rPr>
         <w:t xml:space="preserve">. The </w:t>
       </w:r>
-      <w:hyperlink r:id="rId34">
-        <w:r>
-          <w:rPr>
-            <w:lang w:val="en_US" w:bidi="en_US"/>
-          </w:rPr>
-          <w:rPr>
-            <w:color w:val="0000EE"/>
-            <w:u w:val="single"/>
-          </w:rPr>
-          <w:t>Holy Spirit</w:t>
-        </w:r>
-      </w:hyperlink>
+      <w:r>
+        <w:rPr>
+          <w:lang w:val="en_US" w:bidi="en_US"/>
+        </w:rPr>
+        <w:t>Holy Spirit</w:t>
+      </w:r>
       <w:r>
         <w:rPr>
           <w:lang w:val="en_US" w:bidi="en_US"/>
@@ -15585,36 +15045,24 @@
         </w:rPr>
         <w:t xml:space="preserve">. Paul means that he is in prison in Rome because he was telling the Gentiles about Jesus. The word prisoner here means someone who is in jail or prison. </w:t>
       </w:r>
-      <w:hyperlink r:id="rId16">
-        <w:r>
-          <w:rPr>
-            <w:lang w:val="en_US" w:bidi="en_US"/>
-          </w:rPr>
-          <w:rPr>
-            <w:color w:val="0000EE"/>
-            <w:u w:val="single"/>
-          </w:rPr>
-          <w:t>Christ</w:t>
-        </w:r>
-      </w:hyperlink>
+      <w:r>
+        <w:rPr>
+          <w:lang w:val="en_US" w:bidi="en_US"/>
+        </w:rPr>
+        <w:t>Christ</w:t>
+      </w:r>
       <w:r>
         <w:rPr>
           <w:lang w:val="en_US" w:bidi="en_US"/>
         </w:rPr>
         <w:t xml:space="preserve"> and </w:t>
       </w:r>
-      <w:hyperlink r:id="rId33">
-        <w:r>
-          <w:rPr>
-            <w:lang w:val="en_US" w:bidi="en_US"/>
-          </w:rPr>
-          <w:rPr>
-            <w:color w:val="0000EE"/>
-            <w:u w:val="single"/>
-          </w:rPr>
-          <w:t>Gentiles</w:t>
-        </w:r>
-      </w:hyperlink>
+      <w:r>
+        <w:rPr>
+          <w:lang w:val="en_US" w:bidi="en_US"/>
+        </w:rPr>
+        <w:t>Gentiles</w:t>
+      </w:r>
       <w:r>
         <w:rPr>
           <w:lang w:val="en_US" w:bidi="en_US"/>
@@ -15689,18 +15137,12 @@
         </w:rPr>
         <w:t xml:space="preserve">, or undeserved love, is for them also. </w:t>
       </w:r>
-      <w:hyperlink r:id="rId24">
-        <w:r>
-          <w:rPr>
-            <w:lang w:val="en_US" w:bidi="en_US"/>
-          </w:rPr>
-          <w:rPr>
-            <w:color w:val="0000EE"/>
-            <w:u w:val="single"/>
-          </w:rPr>
-          <w:t>Grace</w:t>
-        </w:r>
-      </w:hyperlink>
+      <w:r>
+        <w:rPr>
+          <w:lang w:val="en_US" w:bidi="en_US"/>
+        </w:rPr>
+        <w:t>Grace</w:t>
+      </w:r>
       <w:r>
         <w:rPr>
           <w:lang w:val="en_US" w:bidi="en_US"/>
@@ -15747,18 +15189,12 @@
         </w:rPr>
         <w:t xml:space="preserve"> or co-heirs of the promises that God has made. They will both receive the promises from God. The </w:t>
       </w:r>
-      <w:hyperlink r:id="rId32">
-        <w:r>
-          <w:rPr>
-            <w:lang w:val="en_US" w:bidi="en_US"/>
-          </w:rPr>
-          <w:rPr>
-            <w:color w:val="0000EE"/>
-            <w:u w:val="single"/>
-          </w:rPr>
-          <w:t>Jews</w:t>
-        </w:r>
-      </w:hyperlink>
+      <w:r>
+        <w:rPr>
+          <w:lang w:val="en_US" w:bidi="en_US"/>
+        </w:rPr>
+        <w:t>Jews</w:t>
+      </w:r>
       <w:r>
         <w:rPr>
           <w:lang w:val="en_US" w:bidi="en_US"/>
@@ -15792,18 +15228,12 @@
         </w:rPr>
         <w:t xml:space="preserve">. See the Master Glossary for more information about </w:t>
       </w:r>
-      <w:hyperlink r:id="rId59">
-        <w:r>
-          <w:rPr>
-            <w:lang w:val="en_US" w:bidi="en_US"/>
-          </w:rPr>
-          <w:rPr>
-            <w:color w:val="0000EE"/>
-            <w:u w:val="single"/>
-          </w:rPr>
-          <w:t>heirs</w:t>
-        </w:r>
-      </w:hyperlink>
+      <w:r>
+        <w:rPr>
+          <w:lang w:val="en_US" w:bidi="en_US"/>
+        </w:rPr>
+        <w:t>heirs</w:t>
+      </w:r>
       <w:r>
         <w:rPr>
           <w:lang w:val="en_US" w:bidi="en_US"/>
@@ -15865,18 +15295,12 @@
         </w:rPr>
         <w:t xml:space="preserve">Stop here and discuss as a group: How will you talk about the other generations of people? </w:t>
       </w:r>
-      <w:hyperlink r:id="rId60">
-        <w:r>
-          <w:rPr>
-            <w:lang w:val="en_US" w:bidi="en_US"/>
-          </w:rPr>
-          <w:rPr>
-            <w:color w:val="0000EE"/>
-            <w:u w:val="single"/>
-          </w:rPr>
-          <w:t>Generations</w:t>
-        </w:r>
-      </w:hyperlink>
+      <w:r>
+        <w:rPr>
+          <w:lang w:val="en_US" w:bidi="en_US"/>
+        </w:rPr>
+        <w:t>Generations</w:t>
+      </w:r>
       <w:r>
         <w:rPr>
           <w:lang w:val="en_US" w:bidi="en_US"/>
@@ -15910,18 +15334,12 @@
         </w:rPr>
         <w:t xml:space="preserve">, or God's Spirit. God revealed his plan to the Holy Spirit, or by using the Holy Spirit, to his special apostles and prophets. </w:t>
       </w:r>
-      <w:hyperlink r:id="rId34">
-        <w:r>
-          <w:rPr>
-            <w:lang w:val="en_US" w:bidi="en_US"/>
-          </w:rPr>
-          <w:rPr>
-            <w:color w:val="0000EE"/>
-            <w:u w:val="single"/>
-          </w:rPr>
-          <w:t>Holy Spirit</w:t>
-        </w:r>
-      </w:hyperlink>
+      <w:r>
+        <w:rPr>
+          <w:lang w:val="en_US" w:bidi="en_US"/>
+        </w:rPr>
+        <w:t>Holy Spirit</w:t>
+      </w:r>
       <w:r>
         <w:rPr>
           <w:lang w:val="en_US" w:bidi="en_US"/>
@@ -15981,54 +15399,36 @@
         </w:rPr>
         <w:t xml:space="preserve">. The word holy applies to both the apostles and the prophets, because both are set apart for God's work. </w:t>
       </w:r>
-      <w:hyperlink r:id="rId15">
-        <w:r>
-          <w:rPr>
-            <w:lang w:val="en_US" w:bidi="en_US"/>
-          </w:rPr>
-          <w:rPr>
-            <w:color w:val="0000EE"/>
-            <w:u w:val="single"/>
-          </w:rPr>
-          <w:t>Apostles</w:t>
-        </w:r>
-      </w:hyperlink>
+      <w:r>
+        <w:rPr>
+          <w:lang w:val="en_US" w:bidi="en_US"/>
+        </w:rPr>
+        <w:t>Apostles</w:t>
+      </w:r>
       <w:r>
         <w:rPr>
           <w:lang w:val="en_US" w:bidi="en_US"/>
         </w:rPr>
         <w:t xml:space="preserve">, </w:t>
       </w:r>
-      <w:hyperlink r:id="rId57">
-        <w:r>
-          <w:rPr>
-            <w:lang w:val="en_US" w:bidi="en_US"/>
-          </w:rPr>
-          <w:rPr>
-            <w:color w:val="0000EE"/>
-            <w:u w:val="single"/>
-          </w:rPr>
-          <w:t>prophet</w:t>
-        </w:r>
-      </w:hyperlink>
+      <w:r>
+        <w:rPr>
+          <w:lang w:val="en_US" w:bidi="en_US"/>
+        </w:rPr>
+        <w:t>prophet</w:t>
+      </w:r>
       <w:r>
         <w:rPr>
           <w:lang w:val="en_US" w:bidi="en_US"/>
         </w:rPr>
         <w:t xml:space="preserve">, and </w:t>
       </w:r>
-      <w:hyperlink r:id="rId22">
-        <w:r>
-          <w:rPr>
-            <w:lang w:val="en_US" w:bidi="en_US"/>
-          </w:rPr>
-          <w:rPr>
-            <w:color w:val="0000EE"/>
-            <w:u w:val="single"/>
-          </w:rPr>
-          <w:t>holy</w:t>
-        </w:r>
-      </w:hyperlink>
+      <w:r>
+        <w:rPr>
+          <w:lang w:val="en_US" w:bidi="en_US"/>
+        </w:rPr>
+        <w:t>holy</w:t>
+      </w:r>
       <w:r>
         <w:rPr>
           <w:lang w:val="en_US" w:bidi="en_US"/>
@@ -16088,54 +15488,36 @@
         </w:rPr>
         <w:t xml:space="preserve">! And now the Gentiles also inherit eternal life with God forever! Use the same word for Israel and good news or gospel that you used in previous passages, and remember that </w:t>
       </w:r>
-      <w:hyperlink r:id="rId44">
-        <w:r>
-          <w:rPr>
-            <w:lang w:val="en_US" w:bidi="en_US"/>
-          </w:rPr>
-          <w:rPr>
-            <w:color w:val="0000EE"/>
-            <w:u w:val="single"/>
-          </w:rPr>
-          <w:t>Israel</w:t>
-        </w:r>
-      </w:hyperlink>
+      <w:r>
+        <w:rPr>
+          <w:lang w:val="en_US" w:bidi="en_US"/>
+        </w:rPr>
+        <w:t>Israel</w:t>
+      </w:r>
       <w:r>
         <w:rPr>
           <w:lang w:val="en_US" w:bidi="en_US"/>
         </w:rPr>
         <w:t xml:space="preserve"> and </w:t>
       </w:r>
-      <w:hyperlink r:id="rId30">
-        <w:r>
-          <w:rPr>
-            <w:lang w:val="en_US" w:bidi="en_US"/>
-          </w:rPr>
-          <w:rPr>
-            <w:color w:val="0000EE"/>
-            <w:u w:val="single"/>
-          </w:rPr>
-          <w:t>good news</w:t>
-        </w:r>
-      </w:hyperlink>
+      <w:r>
+        <w:rPr>
+          <w:lang w:val="en_US" w:bidi="en_US"/>
+        </w:rPr>
+        <w:t>good news</w:t>
+      </w:r>
       <w:r>
         <w:rPr>
           <w:lang w:val="en_US" w:bidi="en_US"/>
         </w:rPr>
         <w:t xml:space="preserve"> or </w:t>
       </w:r>
-      <w:hyperlink r:id="rId31">
-        <w:r>
-          <w:rPr>
-            <w:lang w:val="en_US" w:bidi="en_US"/>
-          </w:rPr>
-          <w:rPr>
-            <w:color w:val="0000EE"/>
-            <w:u w:val="single"/>
-          </w:rPr>
-          <w:t>gospel</w:t>
-        </w:r>
-      </w:hyperlink>
+      <w:r>
+        <w:rPr>
+          <w:lang w:val="en_US" w:bidi="en_US"/>
+        </w:rPr>
+        <w:t>gospel</w:t>
+      </w:r>
       <w:r>
         <w:rPr>
           <w:lang w:val="en_US" w:bidi="en_US"/>
@@ -17642,18 +17024,12 @@
         </w:rPr>
         <w:t xml:space="preserve">. When people receive grace, they receive something good that they didn't earn and don't deserve. Use the same word for grace that you have been using. </w:t>
       </w:r>
-      <w:hyperlink r:id="rId24">
-        <w:r>
-          <w:rPr>
-            <w:lang w:val="en_US" w:bidi="en_US"/>
-          </w:rPr>
-          <w:rPr>
-            <w:color w:val="0000EE"/>
-            <w:u w:val="single"/>
-          </w:rPr>
-          <w:t>Grace</w:t>
-        </w:r>
-      </w:hyperlink>
+      <w:r>
+        <w:rPr>
+          <w:lang w:val="en_US" w:bidi="en_US"/>
+        </w:rPr>
+        <w:t>Grace</w:t>
+      </w:r>
       <w:r>
         <w:rPr>
           <w:lang w:val="en_US" w:bidi="en_US"/>
@@ -17700,18 +17076,12 @@
         </w:rPr>
         <w:t xml:space="preserve">. The word for servant is not the same word as slave. Paul serves others, or in this case Paul serves the gospel by telling others about Jesus. The </w:t>
       </w:r>
-      <w:hyperlink r:id="rId31">
-        <w:r>
-          <w:rPr>
-            <w:lang w:val="en_US" w:bidi="en_US"/>
-          </w:rPr>
-          <w:rPr>
-            <w:color w:val="0000EE"/>
-            <w:u w:val="single"/>
-          </w:rPr>
-          <w:t>gospel</w:t>
-        </w:r>
-      </w:hyperlink>
+      <w:r>
+        <w:rPr>
+          <w:lang w:val="en_US" w:bidi="en_US"/>
+        </w:rPr>
+        <w:t>gospel</w:t>
+      </w:r>
       <w:r>
         <w:rPr>
           <w:lang w:val="en_US" w:bidi="en_US"/>
@@ -17745,18 +17115,12 @@
         </w:rPr>
         <w:t xml:space="preserve">. This is the kind of servant that serves others, often in the church. This is not a slave. </w:t>
       </w:r>
-      <w:hyperlink r:id="rId61">
-        <w:r>
-          <w:rPr>
-            <w:lang w:val="en_US" w:bidi="en_US"/>
-          </w:rPr>
-          <w:rPr>
-            <w:color w:val="0000EE"/>
-            <w:u w:val="single"/>
-          </w:rPr>
-          <w:t>Servant</w:t>
-        </w:r>
-      </w:hyperlink>
+      <w:r>
+        <w:rPr>
+          <w:lang w:val="en_US" w:bidi="en_US"/>
+        </w:rPr>
+        <w:t>Servant</w:t>
+      </w:r>
       <w:r>
         <w:rPr>
           <w:lang w:val="en_US" w:bidi="en_US"/>
@@ -17790,18 +17154,12 @@
         </w:rPr>
         <w:t xml:space="preserve">. At the time that Paul wrote this letter, a saint was anyone who believed in Jesus. All believers were saints. </w:t>
       </w:r>
-      <w:hyperlink r:id="rId17">
-        <w:r>
-          <w:rPr>
-            <w:lang w:val="en_US" w:bidi="en_US"/>
-          </w:rPr>
-          <w:rPr>
-            <w:color w:val="0000EE"/>
-            <w:u w:val="single"/>
-          </w:rPr>
-          <w:t>Saint</w:t>
-        </w:r>
-      </w:hyperlink>
+      <w:r>
+        <w:rPr>
+          <w:lang w:val="en_US" w:bidi="en_US"/>
+        </w:rPr>
+        <w:t>Saint</w:t>
+      </w:r>
       <w:r>
         <w:rPr>
           <w:lang w:val="en_US" w:bidi="en_US"/>
@@ -17902,36 +17260,24 @@
         </w:rPr>
         <w:t xml:space="preserve">. The church is made up of those who believe in Jesus and gather to worship together. The church is a group of people, not a building. </w:t>
       </w:r>
-      <w:hyperlink r:id="rId36">
-        <w:r>
-          <w:rPr>
-            <w:lang w:val="en_US" w:bidi="en_US"/>
-          </w:rPr>
-          <w:rPr>
-            <w:color w:val="0000EE"/>
-            <w:u w:val="single"/>
-          </w:rPr>
-          <w:t>Church</w:t>
-        </w:r>
-      </w:hyperlink>
+      <w:r>
+        <w:rPr>
+          <w:lang w:val="en_US" w:bidi="en_US"/>
+        </w:rPr>
+        <w:t>Church</w:t>
+      </w:r>
       <w:r>
         <w:rPr>
           <w:lang w:val="en_US" w:bidi="en_US"/>
         </w:rPr>
         <w:t xml:space="preserve"> and </w:t>
       </w:r>
-      <w:hyperlink r:id="rId28">
-        <w:r>
-          <w:rPr>
-            <w:lang w:val="en_US" w:bidi="en_US"/>
-          </w:rPr>
-          <w:rPr>
-            <w:color w:val="0000EE"/>
-            <w:u w:val="single"/>
-          </w:rPr>
-          <w:t>wisdom</w:t>
-        </w:r>
-      </w:hyperlink>
+      <w:r>
+        <w:rPr>
+          <w:lang w:val="en_US" w:bidi="en_US"/>
+        </w:rPr>
+        <w:t>wisdom</w:t>
+      </w:r>
       <w:r>
         <w:rPr>
           <w:lang w:val="en_US" w:bidi="en_US"/>
@@ -17979,18 +17325,12 @@
         </w:rPr>
         <w:t xml:space="preserve">Stop here and discuss the best way to talk about these spirits so that people understand that these may refer to both good and evil spirits. Remember to talk about heavenly places or heavenly realms in the same way you have in previous passages. </w:t>
       </w:r>
-      <w:hyperlink r:id="rId21">
-        <w:r>
-          <w:rPr>
-            <w:lang w:val="en_US" w:bidi="en_US"/>
-          </w:rPr>
-          <w:rPr>
-            <w:color w:val="0000EE"/>
-            <w:u w:val="single"/>
-          </w:rPr>
-          <w:t>Heaven</w:t>
-        </w:r>
-      </w:hyperlink>
+      <w:r>
+        <w:rPr>
+          <w:lang w:val="en_US" w:bidi="en_US"/>
+        </w:rPr>
+        <w:t>Heaven</w:t>
+      </w:r>
       <w:r>
         <w:rPr>
           <w:lang w:val="en_US" w:bidi="en_US"/>
@@ -18050,36 +17390,24 @@
         </w:rPr>
         <w:t xml:space="preserve">. Jesus Christ is the term for Jesus. </w:t>
       </w:r>
-      <w:hyperlink r:id="rId16">
-        <w:r>
-          <w:rPr>
-            <w:lang w:val="en_US" w:bidi="en_US"/>
-          </w:rPr>
-          <w:rPr>
-            <w:color w:val="0000EE"/>
-            <w:u w:val="single"/>
-          </w:rPr>
-          <w:t>Christ</w:t>
-        </w:r>
-      </w:hyperlink>
+      <w:r>
+        <w:rPr>
+          <w:lang w:val="en_US" w:bidi="en_US"/>
+        </w:rPr>
+        <w:t>Christ</w:t>
+      </w:r>
       <w:r>
         <w:rPr>
           <w:lang w:val="en_US" w:bidi="en_US"/>
         </w:rPr>
         <w:t xml:space="preserve"> and </w:t>
       </w:r>
-      <w:hyperlink r:id="rId18">
-        <w:r>
-          <w:rPr>
-            <w:lang w:val="en_US" w:bidi="en_US"/>
-          </w:rPr>
-          <w:rPr>
-            <w:color w:val="0000EE"/>
-            <w:u w:val="single"/>
-          </w:rPr>
-          <w:t>Lord</w:t>
-        </w:r>
-      </w:hyperlink>
+      <w:r>
+        <w:rPr>
+          <w:lang w:val="en_US" w:bidi="en_US"/>
+        </w:rPr>
+        <w:t>Lord</w:t>
+      </w:r>
       <w:r>
         <w:rPr>
           <w:lang w:val="en_US" w:bidi="en_US"/>
@@ -18113,18 +17441,12 @@
         </w:rPr>
         <w:t xml:space="preserve"> in Jesus, we can come into God's presence. In this context, faith describes people who trust in what Jesus did for us. Use the same word for faith that you have been using. </w:t>
       </w:r>
-      <w:hyperlink r:id="rId35">
-        <w:r>
-          <w:rPr>
-            <w:lang w:val="en_US" w:bidi="en_US"/>
-          </w:rPr>
-          <w:rPr>
-            <w:color w:val="0000EE"/>
-            <w:u w:val="single"/>
-          </w:rPr>
-          <w:t>Faith</w:t>
-        </w:r>
-      </w:hyperlink>
+      <w:r>
+        <w:rPr>
+          <w:lang w:val="en_US" w:bidi="en_US"/>
+        </w:rPr>
+        <w:t>Faith</w:t>
+      </w:r>
       <w:r>
         <w:rPr>
           <w:lang w:val="en_US" w:bidi="en_US"/>
@@ -18185,18 +17507,12 @@
         </w:rPr>
         <w:t xml:space="preserve">. This means that Paul's sufferings are like an honor for the Ephesians. The Ephesians should feel honor or be proud because of Paul's sufferings. Paul is saying that this has happened for their benefit or to help them, and they should be proud of it. Use the same word for glory that you have used before, and remember that </w:t>
       </w:r>
-      <w:hyperlink r:id="rId23">
-        <w:r>
-          <w:rPr>
-            <w:lang w:val="en_US" w:bidi="en_US"/>
-          </w:rPr>
-          <w:rPr>
-            <w:color w:val="0000EE"/>
-            <w:u w:val="single"/>
-          </w:rPr>
-          <w:t>glory</w:t>
-        </w:r>
-      </w:hyperlink>
+      <w:r>
+        <w:rPr>
+          <w:lang w:val="en_US" w:bidi="en_US"/>
+        </w:rPr>
+        <w:t>glory</w:t>
+      </w:r>
       <w:r>
         <w:rPr>
           <w:lang w:val="en_US" w:bidi="en_US"/>
@@ -18701,18 +18017,12 @@
         </w:rPr>
         <w:t xml:space="preserve">Stop here and show a picture of a </w:t>
       </w:r>
-      <w:hyperlink r:id="rId62">
-        <w:r>
-          <w:rPr>
-            <w:lang w:val="en_US" w:bidi="en_US"/>
-          </w:rPr>
-          <w:rPr>
-            <w:color w:val="0000EE"/>
-            <w:u w:val="single"/>
-          </w:rPr>
-          <w:t>tree with deep roots</w:t>
-        </w:r>
-      </w:hyperlink>
+      <w:r>
+        <w:rPr>
+          <w:lang w:val="en_US" w:bidi="en_US"/>
+        </w:rPr>
+        <w:t>tree with deep roots</w:t>
+      </w:r>
       <w:r>
         <w:rPr>
           <w:lang w:val="en_US" w:bidi="en_US"/>
@@ -18733,18 +18043,12 @@
         </w:rPr>
         <w:t xml:space="preserve">Stop here and show a picture of the </w:t>
       </w:r>
-      <w:hyperlink r:id="rId63">
-        <w:r>
-          <w:rPr>
-            <w:lang w:val="en_US" w:bidi="en_US"/>
-          </w:rPr>
-          <w:rPr>
-            <w:color w:val="0000EE"/>
-            <w:u w:val="single"/>
-          </w:rPr>
-          <w:t>stone foundation</w:t>
-        </w:r>
-      </w:hyperlink>
+      <w:r>
+        <w:rPr>
+          <w:lang w:val="en_US" w:bidi="en_US"/>
+        </w:rPr>
+        <w:t>stone foundation</w:t>
+      </w:r>
       <w:r>
         <w:rPr>
           <w:lang w:val="en_US" w:bidi="en_US"/>
@@ -19779,18 +19083,12 @@
         </w:rPr>
         <w:t xml:space="preserve"> and on earth. Use the same word for heaven that you have used in previous passages, and remember that </w:t>
       </w:r>
-      <w:hyperlink r:id="rId21">
-        <w:r>
-          <w:rPr>
-            <w:lang w:val="en_US" w:bidi="en_US"/>
-          </w:rPr>
-          <w:rPr>
-            <w:color w:val="0000EE"/>
-            <w:u w:val="single"/>
-          </w:rPr>
-          <w:t>heaven</w:t>
-        </w:r>
-      </w:hyperlink>
+      <w:r>
+        <w:rPr>
+          <w:lang w:val="en_US" w:bidi="en_US"/>
+        </w:rPr>
+        <w:t>heaven</w:t>
+      </w:r>
       <w:r>
         <w:rPr>
           <w:lang w:val="en_US" w:bidi="en_US"/>
@@ -19824,18 +19122,12 @@
         </w:rPr>
         <w:t xml:space="preserve">. Glory is about how beautiful, powerful, and majestic God is. </w:t>
       </w:r>
-      <w:hyperlink r:id="rId23">
-        <w:r>
-          <w:rPr>
-            <w:lang w:val="en_US" w:bidi="en_US"/>
-          </w:rPr>
-          <w:rPr>
-            <w:color w:val="0000EE"/>
-            <w:u w:val="single"/>
-          </w:rPr>
-          <w:t>Glory</w:t>
-        </w:r>
-      </w:hyperlink>
+      <w:r>
+        <w:rPr>
+          <w:lang w:val="en_US" w:bidi="en_US"/>
+        </w:rPr>
+        <w:t>Glory</w:t>
+      </w:r>
       <w:r>
         <w:rPr>
           <w:lang w:val="en_US" w:bidi="en_US"/>
@@ -19882,18 +19174,12 @@
         </w:rPr>
         <w:t xml:space="preserve">, to give us inner strength. The </w:t>
       </w:r>
-      <w:hyperlink r:id="rId34">
-        <w:r>
-          <w:rPr>
-            <w:lang w:val="en_US" w:bidi="en_US"/>
-          </w:rPr>
-          <w:rPr>
-            <w:color w:val="0000EE"/>
-            <w:u w:val="single"/>
-          </w:rPr>
-          <w:t>Holy Spirit</w:t>
-        </w:r>
-      </w:hyperlink>
+      <w:r>
+        <w:rPr>
+          <w:lang w:val="en_US" w:bidi="en_US"/>
+        </w:rPr>
+        <w:t>Holy Spirit</w:t>
+      </w:r>
       <w:r>
         <w:rPr>
           <w:lang w:val="en_US" w:bidi="en_US"/>
@@ -19934,18 +19220,12 @@
         </w:rPr>
         <w:t xml:space="preserve">. </w:t>
       </w:r>
-      <w:hyperlink r:id="rId16">
-        <w:r>
-          <w:rPr>
-            <w:lang w:val="en_US" w:bidi="en_US"/>
-          </w:rPr>
-          <w:rPr>
-            <w:color w:val="0000EE"/>
-            <w:u w:val="single"/>
-          </w:rPr>
-          <w:t>Christ</w:t>
-        </w:r>
-      </w:hyperlink>
+      <w:r>
+        <w:rPr>
+          <w:lang w:val="en_US" w:bidi="en_US"/>
+        </w:rPr>
+        <w:t>Christ</w:t>
+      </w:r>
       <w:r>
         <w:rPr>
           <w:lang w:val="en_US" w:bidi="en_US"/>
@@ -20006,18 +19286,12 @@
         </w:rPr>
         <w:t xml:space="preserve">, or because they trust in Jesus. </w:t>
       </w:r>
-      <w:hyperlink r:id="rId35">
-        <w:r>
-          <w:rPr>
-            <w:lang w:val="en_US" w:bidi="en_US"/>
-          </w:rPr>
-          <w:rPr>
-            <w:color w:val="0000EE"/>
-            <w:u w:val="single"/>
-          </w:rPr>
-          <w:t>Faith</w:t>
-        </w:r>
-      </w:hyperlink>
+      <w:r>
+        <w:rPr>
+          <w:lang w:val="en_US" w:bidi="en_US"/>
+        </w:rPr>
+        <w:t>Faith</w:t>
+      </w:r>
       <w:r>
         <w:rPr>
           <w:lang w:val="en_US" w:bidi="en_US"/>
@@ -20051,18 +19325,12 @@
         </w:rPr>
         <w:t xml:space="preserve">, or all of God's people, to understand God's love. </w:t>
       </w:r>
-      <w:hyperlink r:id="rId17">
-        <w:r>
-          <w:rPr>
-            <w:lang w:val="en_US" w:bidi="en_US"/>
-          </w:rPr>
-          <w:rPr>
-            <w:color w:val="0000EE"/>
-            <w:u w:val="single"/>
-          </w:rPr>
-          <w:t>Saint</w:t>
-        </w:r>
-      </w:hyperlink>
+      <w:r>
+        <w:rPr>
+          <w:lang w:val="en_US" w:bidi="en_US"/>
+        </w:rPr>
+        <w:t>Saint</w:t>
+      </w:r>
       <w:r>
         <w:rPr>
           <w:lang w:val="en_US" w:bidi="en_US"/>
@@ -20096,18 +19364,12 @@
         </w:rPr>
         <w:t xml:space="preserve">. The church is the group of believers who meet together to worship and pray. </w:t>
       </w:r>
-      <w:hyperlink r:id="rId36">
-        <w:r>
-          <w:rPr>
-            <w:lang w:val="en_US" w:bidi="en_US"/>
-          </w:rPr>
-          <w:rPr>
-            <w:color w:val="0000EE"/>
-            <w:u w:val="single"/>
-          </w:rPr>
-          <w:t>Church</w:t>
-        </w:r>
-      </w:hyperlink>
+      <w:r>
+        <w:rPr>
+          <w:lang w:val="en_US" w:bidi="en_US"/>
+        </w:rPr>
+        <w:t>Church</w:t>
+      </w:r>
       <w:r>
         <w:rPr>
           <w:lang w:val="en_US" w:bidi="en_US"/>
@@ -20141,18 +19403,12 @@
         </w:rPr>
         <w:t xml:space="preserve"> to come. Another way to say this is "through the ages to come." Paul wants all the people from now into the future to experience this love and power from God. </w:t>
       </w:r>
-      <w:hyperlink r:id="rId60">
-        <w:r>
-          <w:rPr>
-            <w:lang w:val="en_US" w:bidi="en_US"/>
-          </w:rPr>
-          <w:rPr>
-            <w:color w:val="0000EE"/>
-            <w:u w:val="single"/>
-          </w:rPr>
-          <w:t>Generations</w:t>
-        </w:r>
-      </w:hyperlink>
+      <w:r>
+        <w:rPr>
+          <w:lang w:val="en_US" w:bidi="en_US"/>
+        </w:rPr>
+        <w:t>Generations</w:t>
+      </w:r>
       <w:r>
         <w:rPr>
           <w:lang w:val="en_US" w:bidi="en_US"/>
@@ -20213,18 +19469,12 @@
         </w:rPr>
         <w:t xml:space="preserve">? Use the same word that you have used in other books of the Bible. </w:t>
       </w:r>
-      <w:hyperlink r:id="rId64">
-        <w:r>
-          <w:rPr>
-            <w:lang w:val="en_US" w:bidi="en_US"/>
-          </w:rPr>
-          <w:rPr>
-            <w:color w:val="0000EE"/>
-            <w:u w:val="single"/>
-          </w:rPr>
-          <w:t>Amen</w:t>
-        </w:r>
-      </w:hyperlink>
+      <w:r>
+        <w:rPr>
+          <w:lang w:val="en_US" w:bidi="en_US"/>
+        </w:rPr>
+        <w:t>Amen</w:t>
+      </w:r>
       <w:r>
         <w:rPr>
           <w:lang w:val="en_US" w:bidi="en_US"/>
@@ -21591,18 +20841,12 @@
         </w:rPr>
         <w:t xml:space="preserve">. A lord is a master over other people, who has full authority. Paul often called Jesus "Lord," and since Paul later mentions the one Spirit, one God the Father, and the one Lord, Lord here probably means Jesus. For more information on </w:t>
       </w:r>
-      <w:hyperlink r:id="rId18">
-        <w:r>
-          <w:rPr>
-            <w:lang w:val="en_US" w:bidi="en_US"/>
-          </w:rPr>
-          <w:rPr>
-            <w:color w:val="0000EE"/>
-            <w:u w:val="single"/>
-          </w:rPr>
-          <w:t>Lord</w:t>
-        </w:r>
-      </w:hyperlink>
+      <w:r>
+        <w:rPr>
+          <w:lang w:val="en_US" w:bidi="en_US"/>
+        </w:rPr>
+        <w:t>Lord</w:t>
+      </w:r>
       <w:r>
         <w:rPr>
           <w:lang w:val="en_US" w:bidi="en_US"/>
@@ -21849,18 +21093,12 @@
         </w:rPr>
         <w:t xml:space="preserve">, the Spirit of God. The Holy Spirit is not just a power but is also a person himself. The Holy Spirit is part of the Trinity—the God who is one, but who consists of three persons. God the Father, God the Son (Jesus), and God the Holy Spirit are three different persons, but together they are one God. The Holy Spirit makes it possible for people to become followers of Jesus and unites the followers. For more information on Spirit, refer to </w:t>
       </w:r>
-      <w:hyperlink r:id="rId34">
-        <w:r>
-          <w:rPr>
-            <w:lang w:val="en_US" w:bidi="en_US"/>
-          </w:rPr>
-          <w:rPr>
-            <w:color w:val="0000EE"/>
-            <w:u w:val="single"/>
-          </w:rPr>
-          <w:t>Holy Spirit</w:t>
-        </w:r>
-      </w:hyperlink>
+      <w:r>
+        <w:rPr>
+          <w:lang w:val="en_US" w:bidi="en_US"/>
+        </w:rPr>
+        <w:t>Holy Spirit</w:t>
+      </w:r>
       <w:r>
         <w:rPr>
           <w:lang w:val="en_US" w:bidi="en_US"/>
@@ -21888,18 +21126,12 @@
         </w:rPr>
         <w:t xml:space="preserve"> means both an absence of conflict and a fullness, or completeness, of life. Peace does not just mean no war or conflict. Peace means people live together in unity and love for one another. For more information on </w:t>
       </w:r>
-      <w:hyperlink r:id="rId48">
-        <w:r>
-          <w:rPr>
-            <w:lang w:val="en_US" w:bidi="en_US"/>
-          </w:rPr>
-          <w:rPr>
-            <w:color w:val="0000EE"/>
-            <w:u w:val="single"/>
-          </w:rPr>
-          <w:t>peace</w:t>
-        </w:r>
-      </w:hyperlink>
+      <w:r>
+        <w:rPr>
+          <w:lang w:val="en_US" w:bidi="en_US"/>
+        </w:rPr>
+        <w:t>peace</w:t>
+      </w:r>
       <w:r>
         <w:rPr>
           <w:lang w:val="en_US" w:bidi="en_US"/>
@@ -21958,25 +21190,7 @@
         <w:rPr>
           <w:lang w:val="en_US" w:bidi="en_US"/>
         </w:rPr>
-        <w:t xml:space="preserve"> for believers. A hope is something people eagerly look forward to. For believers, this hope is that they will get to see God's goodness in the future and that they will have eternal life with God. This is a sure hope, because they have seen that God is worthy of trust through his saving acts in the past. For more information on </w:t>
-      </w:r>
-      <w:hyperlink r:id="rId47">
-        <w:r>
-          <w:rPr>
-            <w:lang w:val="en_US" w:bidi="en_US"/>
-          </w:rPr>
-          <w:rPr>
-            <w:color w:val="0000EE"/>
-            <w:u w:val="single"/>
-          </w:rPr>
-          <w:t>hope</w:t>
-        </w:r>
-      </w:hyperlink>
-      <w:r>
-        <w:rPr>
-          <w:lang w:val="en_US" w:bidi="en_US"/>
-        </w:rPr>
-        <w:t>, refer to the Master Glossary. Use the same word or phrase for hope as you used in previous passages.</w:t>
+        <w:t xml:space="preserve"> for believers. A hope is something people eagerly look forward to. For believers, this hope is that they will get to see God's goodness in the future and that they will have eternal life with God. This is a sure hope, because they have seen that God is worthy of trust through his saving acts in the past. For more information on hope, refer to the Master Glossary. Use the same word or phrase for hope as you used in previous passages.</w:t>
       </w:r>
     </w:p>
     <w:p>
@@ -22005,18 +21219,12 @@
         </w:rPr>
         <w:t xml:space="preserve">. Faith is to rely on someone: to trust and believe that what that person says is true. The specific faith that Paul is talking about is when someone believes in Jesus. That person believes that Jesus is the son of God and trusts that he has died to save them and that God has forgiven and accepted them. As a result, the person is committed to doing everything that Jesus has commanded. For more information on </w:t>
       </w:r>
-      <w:hyperlink r:id="rId35">
-        <w:r>
-          <w:rPr>
-            <w:lang w:val="en_US" w:bidi="en_US"/>
-          </w:rPr>
-          <w:rPr>
-            <w:color w:val="0000EE"/>
-            <w:u w:val="single"/>
-          </w:rPr>
-          <w:t>faith</w:t>
-        </w:r>
-      </w:hyperlink>
+      <w:r>
+        <w:rPr>
+          <w:lang w:val="en_US" w:bidi="en_US"/>
+        </w:rPr>
+        <w:t>faith</w:t>
+      </w:r>
       <w:r>
         <w:rPr>
           <w:lang w:val="en_US" w:bidi="en_US"/>
@@ -22077,18 +21285,12 @@
         </w:rPr>
         <w:t xml:space="preserve">. Look up </w:t>
       </w:r>
-      <w:hyperlink r:id="rId65">
-        <w:r>
-          <w:rPr>
-            <w:lang w:val="en_US" w:bidi="en_US"/>
-          </w:rPr>
-          <w:rPr>
-            <w:color w:val="0000EE"/>
-            <w:u w:val="single"/>
-          </w:rPr>
-          <w:t>baptism</w:t>
-        </w:r>
-      </w:hyperlink>
+      <w:r>
+        <w:rPr>
+          <w:lang w:val="en_US" w:bidi="en_US"/>
+        </w:rPr>
+        <w:t>baptism</w:t>
+      </w:r>
       <w:r>
         <w:rPr>
           <w:lang w:val="en_US" w:bidi="en_US"/>
@@ -23536,18 +22738,12 @@
         </w:rPr>
         <w:t xml:space="preserve"> to all believers. Grace refers to God's favor that he shows to people who don't deserve it, which he gives freely. This can often refer to the salvation that God gives, but notice here it specifically refers to the gifts of service or ability that Jesus gives to believers. For more information on </w:t>
       </w:r>
-      <w:hyperlink r:id="rId24">
-        <w:r>
-          <w:rPr>
-            <w:lang w:val="en_US" w:bidi="en_US"/>
-          </w:rPr>
-          <w:rPr>
-            <w:color w:val="0000EE"/>
-            <w:u w:val="single"/>
-          </w:rPr>
-          <w:t>grace</w:t>
-        </w:r>
-      </w:hyperlink>
+      <w:r>
+        <w:rPr>
+          <w:lang w:val="en_US" w:bidi="en_US"/>
+        </w:rPr>
+        <w:t>grace</w:t>
+      </w:r>
       <w:r>
         <w:rPr>
           <w:lang w:val="en_US" w:bidi="en_US"/>
@@ -23575,18 +22771,12 @@
         </w:rPr>
         <w:t xml:space="preserve"> gave these gifts because he is the savior that God promised. For more information on </w:t>
       </w:r>
-      <w:hyperlink r:id="rId16">
-        <w:r>
-          <w:rPr>
-            <w:lang w:val="en_US" w:bidi="en_US"/>
-          </w:rPr>
-          <w:rPr>
-            <w:color w:val="0000EE"/>
-            <w:u w:val="single"/>
-          </w:rPr>
-          <w:t>Christ</w:t>
-        </w:r>
-      </w:hyperlink>
+      <w:r>
+        <w:rPr>
+          <w:lang w:val="en_US" w:bidi="en_US"/>
+        </w:rPr>
+        <w:t>Christ</w:t>
+      </w:r>
       <w:r>
         <w:rPr>
           <w:lang w:val="en_US" w:bidi="en_US"/>
@@ -23660,18 +22850,12 @@
         </w:rPr>
         <w:t xml:space="preserve"> when it means the sky. For more information on </w:t>
       </w:r>
-      <w:hyperlink r:id="rId21">
-        <w:r>
-          <w:rPr>
-            <w:lang w:val="en_US" w:bidi="en_US"/>
-          </w:rPr>
-          <w:rPr>
-            <w:color w:val="0000EE"/>
-            <w:u w:val="single"/>
-          </w:rPr>
-          <w:t>heaven</w:t>
-        </w:r>
-      </w:hyperlink>
+      <w:r>
+        <w:rPr>
+          <w:lang w:val="en_US" w:bidi="en_US"/>
+        </w:rPr>
+        <w:t>heaven</w:t>
+      </w:r>
       <w:r>
         <w:rPr>
           <w:lang w:val="en_US" w:bidi="en_US"/>
@@ -23784,18 +22968,12 @@
         </w:rPr>
         <w:t xml:space="preserve"> is someone who is a witness to other people that Jesus really had risen from the dead. Although in Paul's time there were still some apostles who had seen Jesus, today the church still has people who do work like the apostles did. An apostle preaches the gospel to all people and establishes churches. Apostles have authority from God to make decisions about spiritual matters. For more information on </w:t>
       </w:r>
-      <w:hyperlink r:id="rId15">
-        <w:r>
-          <w:rPr>
-            <w:lang w:val="en_US" w:bidi="en_US"/>
-          </w:rPr>
-          <w:rPr>
-            <w:color w:val="0000EE"/>
-            <w:u w:val="single"/>
-          </w:rPr>
-          <w:t>apostle</w:t>
-        </w:r>
-      </w:hyperlink>
+      <w:r>
+        <w:rPr>
+          <w:lang w:val="en_US" w:bidi="en_US"/>
+        </w:rPr>
+        <w:t>apostle</w:t>
+      </w:r>
       <w:r>
         <w:rPr>
           <w:lang w:val="en_US" w:bidi="en_US"/>
@@ -23829,18 +23007,12 @@
         </w:rPr>
         <w:t xml:space="preserve"> is a person who gives messages from God to the people. For more information on </w:t>
       </w:r>
-      <w:hyperlink r:id="rId57">
-        <w:r>
-          <w:rPr>
-            <w:lang w:val="en_US" w:bidi="en_US"/>
-          </w:rPr>
-          <w:rPr>
-            <w:color w:val="0000EE"/>
-            <w:u w:val="single"/>
-          </w:rPr>
-          <w:t>prophet</w:t>
-        </w:r>
-      </w:hyperlink>
+      <w:r>
+        <w:rPr>
+          <w:lang w:val="en_US" w:bidi="en_US"/>
+        </w:rPr>
+        <w:t>prophet</w:t>
+      </w:r>
       <w:r>
         <w:rPr>
           <w:lang w:val="en_US" w:bidi="en_US"/>
@@ -23901,18 +23073,12 @@
         </w:rPr>
         <w:t xml:space="preserve">. For more information on </w:t>
       </w:r>
-      <w:hyperlink r:id="rId66">
-        <w:r>
-          <w:rPr>
-            <w:lang w:val="en_US" w:bidi="en_US"/>
-          </w:rPr>
-          <w:rPr>
-            <w:color w:val="0000EE"/>
-            <w:u w:val="single"/>
-          </w:rPr>
-          <w:t>evangelist</w:t>
-        </w:r>
-      </w:hyperlink>
+      <w:r>
+        <w:rPr>
+          <w:lang w:val="en_US" w:bidi="en_US"/>
+        </w:rPr>
+        <w:t>evangelist</w:t>
+      </w:r>
       <w:r>
         <w:rPr>
           <w:lang w:val="en_US" w:bidi="en_US"/>
@@ -23999,18 +23165,12 @@
         </w:rPr>
         <w:t xml:space="preserve">. For more information on </w:t>
       </w:r>
-      <w:hyperlink r:id="rId67">
-        <w:r>
-          <w:rPr>
-            <w:lang w:val="en_US" w:bidi="en_US"/>
-          </w:rPr>
-          <w:rPr>
-            <w:color w:val="0000EE"/>
-            <w:u w:val="single"/>
-          </w:rPr>
-          <w:t>teacher</w:t>
-        </w:r>
-      </w:hyperlink>
+      <w:r>
+        <w:rPr>
+          <w:lang w:val="en_US" w:bidi="en_US"/>
+        </w:rPr>
+        <w:t>teacher</w:t>
+      </w:r>
       <w:r>
         <w:rPr>
           <w:lang w:val="en_US" w:bidi="en_US"/>
@@ -24092,18 +23252,12 @@
         </w:rPr>
         <w:t xml:space="preserve"> means to rely on someone, to trust and believe that what that person says is true. The specific faith that Paul is talking about is when someone believes in Jesus. That person believes that Jesus is the son of God and trusts that he has died for their sins and that God has forgiven and accepted them. As a result, the person is committed to doing everything that Jesus has commanded. For more information on </w:t>
       </w:r>
-      <w:hyperlink r:id="rId35">
-        <w:r>
-          <w:rPr>
-            <w:lang w:val="en_US" w:bidi="en_US"/>
-          </w:rPr>
-          <w:rPr>
-            <w:color w:val="0000EE"/>
-            <w:u w:val="single"/>
-          </w:rPr>
-          <w:t>faith</w:t>
-        </w:r>
-      </w:hyperlink>
+      <w:r>
+        <w:rPr>
+          <w:lang w:val="en_US" w:bidi="en_US"/>
+        </w:rPr>
+        <w:t>faith</w:t>
+      </w:r>
       <w:r>
         <w:rPr>
           <w:lang w:val="en_US" w:bidi="en_US"/>
@@ -24164,18 +23318,12 @@
         </w:rPr>
         <w:t xml:space="preserve"> in other books of the Bible. For more information on </w:t>
       </w:r>
-      <w:hyperlink r:id="rId68">
-        <w:r>
-          <w:rPr>
-            <w:lang w:val="en_US" w:bidi="en_US"/>
-          </w:rPr>
-          <w:rPr>
-            <w:color w:val="0000EE"/>
-            <w:u w:val="single"/>
-          </w:rPr>
-          <w:t>Son of God</w:t>
-        </w:r>
-      </w:hyperlink>
+      <w:r>
+        <w:rPr>
+          <w:lang w:val="en_US" w:bidi="en_US"/>
+        </w:rPr>
+        <w:t>Son of God</w:t>
+      </w:r>
       <w:r>
         <w:rPr>
           <w:lang w:val="en_US" w:bidi="en_US"/>
@@ -25028,18 +24176,12 @@
         </w:rPr>
         <w:t xml:space="preserve">Stop here and discuss as a group: Describe or show a </w:t>
       </w:r>
-      <w:hyperlink r:id="rId69">
-        <w:r>
-          <w:rPr>
-            <w:lang w:val="en_US" w:bidi="en_US"/>
-          </w:rPr>
-          <w:rPr>
-            <w:color w:val="0000EE"/>
-            <w:u w:val="single"/>
-          </w:rPr>
-          <w:t>callus</w:t>
-        </w:r>
-      </w:hyperlink>
+      <w:r>
+        <w:rPr>
+          <w:lang w:val="en_US" w:bidi="en_US"/>
+        </w:rPr>
+        <w:t>callus</w:t>
+      </w:r>
       <w:r>
         <w:rPr>
           <w:lang w:val="en_US" w:bidi="en_US"/>
@@ -25539,18 +24681,12 @@
         </w:rPr>
         <w:t xml:space="preserve"> authority. A lord is a master over other people, who has full authority, so the Israelites used this word for God, because he has authority over the whole world. Paul often called Jesus Lord, so Lord here probably means Jesus. The Lord Jesus has given Paul the authority, or the right to speak about such things, which is why the people should listen to Paul. For more information on </w:t>
       </w:r>
-      <w:hyperlink r:id="rId18">
-        <w:r>
-          <w:rPr>
-            <w:lang w:val="en_US" w:bidi="en_US"/>
-          </w:rPr>
-          <w:rPr>
-            <w:color w:val="0000EE"/>
-            <w:u w:val="single"/>
-          </w:rPr>
-          <w:t>Lord</w:t>
-        </w:r>
-      </w:hyperlink>
+      <w:r>
+        <w:rPr>
+          <w:lang w:val="en_US" w:bidi="en_US"/>
+        </w:rPr>
+        <w:t>Lord</w:t>
+      </w:r>
       <w:r>
         <w:rPr>
           <w:lang w:val="en_US" w:bidi="en_US"/>
@@ -25584,18 +24720,12 @@
         </w:rPr>
         <w:t xml:space="preserve"> do. A Gentile is someone who is not one of God's special people. Before Jesus came to earth, this meant anyone who was not an Israelite, since God chose Israel to be his special people. Over time, the word Gentile began to mean something negative—a bad person, someone that you should stay away from. Now, since anyone who believes in Jesus is one of God's chosen people, Paul uses the word Gentile to mean anyone who is not a believer, who does not live as God says to live. For more information on </w:t>
       </w:r>
-      <w:hyperlink r:id="rId33">
-        <w:r>
-          <w:rPr>
-            <w:lang w:val="en_US" w:bidi="en_US"/>
-          </w:rPr>
-          <w:rPr>
-            <w:color w:val="0000EE"/>
-            <w:u w:val="single"/>
-          </w:rPr>
-          <w:t>Gentile</w:t>
-        </w:r>
-      </w:hyperlink>
+      <w:r>
+        <w:rPr>
+          <w:lang w:val="en_US" w:bidi="en_US"/>
+        </w:rPr>
+        <w:t>Gentile</w:t>
+      </w:r>
       <w:r>
         <w:rPr>
           <w:lang w:val="en_US" w:bidi="en_US"/>
@@ -25656,18 +24786,12 @@
         </w:rPr>
         <w:t xml:space="preserve">. Look up </w:t>
       </w:r>
-      <w:hyperlink r:id="rId70">
-        <w:r>
-          <w:rPr>
-            <w:lang w:val="en_US" w:bidi="en_US"/>
-          </w:rPr>
-          <w:rPr>
-            <w:color w:val="0000EE"/>
-            <w:u w:val="single"/>
-          </w:rPr>
-          <w:t>heart</w:t>
-        </w:r>
-      </w:hyperlink>
+      <w:r>
+        <w:rPr>
+          <w:lang w:val="en_US" w:bidi="en_US"/>
+        </w:rPr>
+        <w:t>heart</w:t>
+      </w:r>
       <w:r>
         <w:rPr>
           <w:lang w:val="en_US" w:bidi="en_US"/>
@@ -25754,18 +24878,12 @@
         </w:rPr>
         <w:t xml:space="preserve">. Paul uses the names Christ and Jesus in this section, but he is referring to the same person. He might have used the personal name Jesus to show that the believers should follow the example that Jesus gave when he was on earth. For more information on </w:t>
       </w:r>
-      <w:hyperlink r:id="rId16">
-        <w:r>
-          <w:rPr>
-            <w:lang w:val="en_US" w:bidi="en_US"/>
-          </w:rPr>
-          <w:rPr>
-            <w:color w:val="0000EE"/>
-            <w:u w:val="single"/>
-          </w:rPr>
-          <w:t>Christ</w:t>
-        </w:r>
-      </w:hyperlink>
+      <w:r>
+        <w:rPr>
+          <w:lang w:val="en_US" w:bidi="en_US"/>
+        </w:rPr>
+        <w:t>Christ</w:t>
+      </w:r>
       <w:r>
         <w:rPr>
           <w:lang w:val="en_US" w:bidi="en_US"/>
@@ -25880,18 +24998,12 @@
         </w:rPr>
         <w:t xml:space="preserve">. Look up </w:t>
       </w:r>
-      <w:hyperlink r:id="rId71">
-        <w:r>
-          <w:rPr>
-            <w:lang w:val="en_US" w:bidi="en_US"/>
-          </w:rPr>
-          <w:rPr>
-            <w:color w:val="0000EE"/>
-            <w:u w:val="single"/>
-          </w:rPr>
-          <w:t>righteousness</w:t>
-        </w:r>
-      </w:hyperlink>
+      <w:r>
+        <w:rPr>
+          <w:lang w:val="en_US" w:bidi="en_US"/>
+        </w:rPr>
+        <w:t>righteousness</w:t>
+      </w:r>
       <w:r>
         <w:rPr>
           <w:lang w:val="en_US" w:bidi="en_US"/>
@@ -25925,18 +25037,12 @@
         </w:rPr>
         <w:t xml:space="preserve">, which means that God is completely pure and morally perfect. Any place, person, or object that is dedicated to God is called holy. That means that the object or person is set apart for God's special purposes. Anyone set apart for God needs to have qualities that are pleasing to God. Therefore, anyone who is holy must show God's character, so holy can mean living in a good, morally pure way. For more information on </w:t>
       </w:r>
-      <w:hyperlink r:id="rId22">
-        <w:r>
-          <w:rPr>
-            <w:lang w:val="en_US" w:bidi="en_US"/>
-          </w:rPr>
-          <w:rPr>
-            <w:color w:val="0000EE"/>
-            <w:u w:val="single"/>
-          </w:rPr>
-          <w:t>holy</w:t>
-        </w:r>
-      </w:hyperlink>
+      <w:r>
+        <w:rPr>
+          <w:lang w:val="en_US" w:bidi="en_US"/>
+        </w:rPr>
+        <w:t>holy</w:t>
+      </w:r>
       <w:r>
         <w:rPr>
           <w:lang w:val="en_US" w:bidi="en_US"/>
@@ -27343,20 +26449,119 @@
         <w:rPr>
           <w:lang w:val="en_US" w:bidi="en_US"/>
         </w:rPr>
+        <w:t>. Look up neighbor in the Master Glossary for more information. If you have already translated this word in another book of the Bible, use the same word that you have used there. Pause this audio here.</w:t>
+      </w:r>
+    </w:p>
+    <w:p>
+      <w:pPr/>
+      <w:r>
+        <w:rPr>
+          <w:lang w:val="en_US" w:bidi="en_US"/>
+        </w:rPr>
+      </w:r>
+      <w:r>
+        <w:rPr>
+          <w:lang w:val="en_US" w:bidi="en_US"/>
+        </w:rPr>
+        <w:t xml:space="preserve">Paul says do not let anger control you so that you </w:t>
+      </w:r>
+      <w:r>
+        <w:rPr>
+          <w:b/>
+          <w:lang w:val="en_US" w:bidi="en_US"/>
+        </w:rPr>
+        <w:t>sin</w:t>
+      </w:r>
+      <w:r>
+        <w:rPr>
+          <w:lang w:val="en_US" w:bidi="en_US"/>
+        </w:rPr>
+        <w:t xml:space="preserve">. Sin is an act of rebellion against God. God has made good laws, and if people follow these laws, then people will be able to live together in peace. But people are constantly breaking God's laws and when they do, they sin. For more information on </w:t>
+      </w:r>
+      <w:r>
+        <w:rPr>
+          <w:lang w:val="en_US" w:bidi="en_US"/>
+        </w:rPr>
+        <w:t>sin</w:t>
+      </w:r>
+      <w:r>
+        <w:rPr>
+          <w:lang w:val="en_US" w:bidi="en_US"/>
+        </w:rPr>
+        <w:t>, refer to the Master Glossary. Use the same word or phrase for sin as you used in previous passages.</w:t>
+      </w:r>
+    </w:p>
+    <w:p>
+      <w:pPr/>
+      <w:r>
+        <w:rPr>
+          <w:lang w:val="en_US" w:bidi="en_US"/>
+        </w:rPr>
+      </w:r>
+      <w:r>
+        <w:rPr>
+          <w:lang w:val="en_US" w:bidi="en_US"/>
+        </w:rPr>
+        <w:t xml:space="preserve">Paul says that holding on to feelings of anger can give the </w:t>
+      </w:r>
+      <w:r>
+        <w:rPr>
+          <w:b/>
+          <w:lang w:val="en_US" w:bidi="en_US"/>
+        </w:rPr>
+        <w:t>devil</w:t>
+      </w:r>
+      <w:r>
+        <w:rPr>
+          <w:lang w:val="en_US" w:bidi="en_US"/>
+        </w:rPr>
+        <w:t xml:space="preserve"> an opportunity to tempt us to sin. The devil, also called Satan, is the leader of all evil spirits. He tries to make people turn away from God by deceiving them. The devil is powerful and dangerous, always looking for ways that he can work against God and against God's people.</w:t>
+      </w:r>
+    </w:p>
+    <w:p>
+      <w:pPr/>
+      <w:r>
+        <w:rPr>
+          <w:lang w:val="en_US" w:bidi="en_US"/>
+        </w:rPr>
+      </w:r>
+      <w:r>
+        <w:rPr>
+          <w:lang w:val="en_US" w:bidi="en_US"/>
+        </w:rPr>
+        <w:t xml:space="preserve">Stop here and discuss as a group what word or phrase you will use for </w:t>
+      </w:r>
+      <w:r>
+        <w:rPr>
+          <w:b/>
+          <w:lang w:val="en_US" w:bidi="en_US"/>
+        </w:rPr>
+        <w:t>devil</w:t>
+      </w:r>
+      <w:r>
+        <w:rPr>
+          <w:lang w:val="en_US" w:bidi="en_US"/>
+        </w:rPr>
         <w:t xml:space="preserve">. Look up </w:t>
       </w:r>
-      <w:hyperlink r:id="rId72">
-        <w:r>
-          <w:rPr>
-            <w:lang w:val="en_US" w:bidi="en_US"/>
-          </w:rPr>
-          <w:rPr>
-            <w:color w:val="0000EE"/>
-            <w:u w:val="single"/>
-          </w:rPr>
-          <w:t>neighbor</w:t>
-        </w:r>
-      </w:hyperlink>
+      <w:r>
+        <w:rPr>
+          <w:lang w:val="en_US" w:bidi="en_US"/>
+        </w:rPr>
+        <w:t>devil</w:t>
+      </w:r>
+      <w:r>
+        <w:rPr>
+          <w:lang w:val="en_US" w:bidi="en_US"/>
+        </w:rPr>
+        <w:t xml:space="preserve"> or </w:t>
+      </w:r>
+      <w:r>
+        <w:rPr>
+          <w:lang w:val="en_US" w:bidi="en_US"/>
+        </w:rPr>
+        <w:t>Satan</w:t>
+      </w:r>
       <w:r>
         <w:rPr>
           <w:lang w:val="en_US" w:bidi="en_US"/>
@@ -27375,65 +26580,164 @@
         <w:rPr>
           <w:lang w:val="en_US" w:bidi="en_US"/>
         </w:rPr>
-        <w:t xml:space="preserve">Paul says do not let anger control you so that you </w:t>
+        <w:t xml:space="preserve">Paul tells the believers not to act in a way that will bring sorrow to the </w:t>
       </w:r>
       <w:r>
         <w:rPr>
           <w:b/>
           <w:lang w:val="en_US" w:bidi="en_US"/>
         </w:rPr>
-        <w:t>sin</w:t>
-      </w:r>
-      <w:r>
-        <w:rPr>
-          <w:lang w:val="en_US" w:bidi="en_US"/>
-        </w:rPr>
-        <w:t xml:space="preserve">. Sin is an act of rebellion against God. God has made good laws, and if people follow these laws, then people will be able to live together in peace. But people are constantly breaking God's laws and when they do, they sin. For more information on </w:t>
-      </w:r>
-      <w:hyperlink r:id="rId27">
-        <w:r>
-          <w:rPr>
-            <w:lang w:val="en_US" w:bidi="en_US"/>
-          </w:rPr>
-          <w:rPr>
-            <w:color w:val="0000EE"/>
-            <w:u w:val="single"/>
-          </w:rPr>
-          <w:t>sin</w:t>
-        </w:r>
-      </w:hyperlink>
-      <w:r>
-        <w:rPr>
-          <w:lang w:val="en_US" w:bidi="en_US"/>
-        </w:rPr>
-        <w:t>, refer to the Master Glossary. Use the same word or phrase for sin as you used in previous passages.</w:t>
-      </w:r>
-    </w:p>
-    <w:p>
-      <w:pPr/>
-      <w:r>
-        <w:rPr>
-          <w:lang w:val="en_US" w:bidi="en_US"/>
-        </w:rPr>
-      </w:r>
-      <w:r>
-        <w:rPr>
-          <w:lang w:val="en_US" w:bidi="en_US"/>
-        </w:rPr>
-        <w:t xml:space="preserve">Paul says that holding on to feelings of anger can give the </w:t>
+        <w:t>Holy Spirit</w:t>
+      </w:r>
+      <w:r>
+        <w:rPr>
+          <w:lang w:val="en_US" w:bidi="en_US"/>
+        </w:rPr>
+        <w:t xml:space="preserve">, who is the Spirit of God. The Holy Spirit is not just a power, but is also a person himself, so he can feel sorrow. For more information on the </w:t>
+      </w:r>
+      <w:r>
+        <w:rPr>
+          <w:lang w:val="en_US" w:bidi="en_US"/>
+        </w:rPr>
+        <w:t>Holy Spirit</w:t>
+      </w:r>
+      <w:r>
+        <w:rPr>
+          <w:lang w:val="en_US" w:bidi="en_US"/>
+        </w:rPr>
+        <w:t>, refer to the Master Glossary. Use the same word or phrase for the Holy Spirit as you used in previous passages.</w:t>
+      </w:r>
+    </w:p>
+    <w:p>
+      <w:pPr/>
+      <w:r>
+        <w:rPr>
+          <w:lang w:val="en_US" w:bidi="en_US"/>
+        </w:rPr>
+      </w:r>
+      <w:r>
+        <w:rPr>
+          <w:lang w:val="en_US" w:bidi="en_US"/>
+        </w:rPr>
+        <w:t xml:space="preserve">Paul says that the Holy Spirit is a sign that we belong to God, as we wait for the </w:t>
       </w:r>
       <w:r>
         <w:rPr>
           <w:b/>
           <w:lang w:val="en_US" w:bidi="en_US"/>
         </w:rPr>
-        <w:t>devil</w:t>
-      </w:r>
-      <w:r>
-        <w:rPr>
-          <w:lang w:val="en_US" w:bidi="en_US"/>
-        </w:rPr>
-        <w:t xml:space="preserve"> an opportunity to tempt us to sin. The devil, also called Satan, is the leader of all evil spirits. He tries to make people turn away from God by deceiving them. The devil is powerful and dangerous, always looking for ways that he can work against God and against God's people.</w:t>
+        <w:t>day of redemption</w:t>
+      </w:r>
+      <w:r>
+        <w:rPr>
+          <w:lang w:val="en_US" w:bidi="en_US"/>
+        </w:rPr>
+        <w:t xml:space="preserve"> or </w:t>
+      </w:r>
+      <w:r>
+        <w:rPr>
+          <w:b/>
+          <w:lang w:val="en_US" w:bidi="en_US"/>
+        </w:rPr>
+        <w:t>deliverance</w:t>
+      </w:r>
+      <w:r>
+        <w:rPr>
+          <w:lang w:val="en_US" w:bidi="en_US"/>
+        </w:rPr>
+        <w:t xml:space="preserve">. To </w:t>
+      </w:r>
+      <w:r>
+        <w:rPr>
+          <w:b/>
+          <w:lang w:val="en_US" w:bidi="en_US"/>
+        </w:rPr>
+        <w:t>redeem</w:t>
+      </w:r>
+      <w:r>
+        <w:rPr>
+          <w:lang w:val="en_US" w:bidi="en_US"/>
+        </w:rPr>
+        <w:t xml:space="preserve"> or </w:t>
+      </w:r>
+      <w:r>
+        <w:rPr>
+          <w:b/>
+          <w:lang w:val="en_US" w:bidi="en_US"/>
+        </w:rPr>
+        <w:t>deliver</w:t>
+      </w:r>
+      <w:r>
+        <w:rPr>
+          <w:lang w:val="en_US" w:bidi="en_US"/>
+        </w:rPr>
+        <w:t xml:space="preserve"> means to set free. The day of redemption, also called the day of the Lord, is a future time when God will completely free believers from sin and the evil of this world. For more information on redemption, refer to </w:t>
+      </w:r>
+      <w:r>
+        <w:rPr>
+          <w:lang w:val="en_US" w:bidi="en_US"/>
+        </w:rPr>
+        <w:t>redeem</w:t>
+      </w:r>
+      <w:r>
+        <w:rPr>
+          <w:lang w:val="en_US" w:bidi="en_US"/>
+        </w:rPr>
+        <w:t xml:space="preserve"> in the Master Glossary. Use the same word or phrase for redemption as you used in previous passages.</w:t>
+      </w:r>
+    </w:p>
+    <w:p>
+      <w:pPr/>
+      <w:r>
+        <w:rPr>
+          <w:lang w:val="en_US" w:bidi="en_US"/>
+        </w:rPr>
+      </w:r>
+      <w:r>
+        <w:rPr>
+          <w:lang w:val="en_US" w:bidi="en_US"/>
+        </w:rPr>
+        <w:t xml:space="preserve">Stop here and discuss as a group the phrase </w:t>
+      </w:r>
+      <w:r>
+        <w:rPr>
+          <w:b/>
+          <w:lang w:val="en_US" w:bidi="en_US"/>
+        </w:rPr>
+        <w:t>day of redemption</w:t>
+      </w:r>
+      <w:r>
+        <w:rPr>
+          <w:lang w:val="en_US" w:bidi="en_US"/>
+        </w:rPr>
+        <w:t xml:space="preserve"> and how you want to translate this idea. Pause this audio here.</w:t>
+      </w:r>
+    </w:p>
+    <w:p>
+      <w:pPr/>
+      <w:r>
+        <w:rPr>
+          <w:lang w:val="en_US" w:bidi="en_US"/>
+        </w:rPr>
+      </w:r>
+      <w:r>
+        <w:rPr>
+          <w:lang w:val="en_US" w:bidi="en_US"/>
+        </w:rPr>
+        <w:t xml:space="preserve">Paul says that the believers should be </w:t>
+      </w:r>
+      <w:r>
+        <w:rPr>
+          <w:b/>
+          <w:lang w:val="en_US" w:bidi="en_US"/>
+        </w:rPr>
+        <w:t>compassionate</w:t>
+      </w:r>
+      <w:r>
+        <w:rPr>
+          <w:lang w:val="en_US" w:bidi="en_US"/>
+        </w:rPr>
+        <w:t xml:space="preserve"> and kind. When someone has compassion for someone, they have a deep affection or love for someone. They show mercy to people and are sympathetic, feeling pity for those in pain.</w:t>
       </w:r>
     </w:p>
     <w:p>
@@ -27454,7 +26758,7 @@
           <w:b/>
           <w:lang w:val="en_US" w:bidi="en_US"/>
         </w:rPr>
-        <w:t>devil</w:t>
+        <w:t>compassionate</w:t>
       </w:r>
       <w:r>
         <w:rPr>
@@ -27462,36 +26766,12 @@
         </w:rPr>
         <w:t xml:space="preserve">. Look up </w:t>
       </w:r>
-      <w:hyperlink r:id="rId37">
-        <w:r>
-          <w:rPr>
-            <w:lang w:val="en_US" w:bidi="en_US"/>
-          </w:rPr>
-          <w:rPr>
-            <w:color w:val="0000EE"/>
-            <w:u w:val="single"/>
-          </w:rPr>
-          <w:t>devil</w:t>
-        </w:r>
-      </w:hyperlink>
-      <w:r>
-        <w:rPr>
-          <w:lang w:val="en_US" w:bidi="en_US"/>
-        </w:rPr>
-        <w:t xml:space="preserve"> or </w:t>
-      </w:r>
-      <w:hyperlink r:id="rId38">
-        <w:r>
-          <w:rPr>
-            <w:lang w:val="en_US" w:bidi="en_US"/>
-          </w:rPr>
-          <w:rPr>
-            <w:color w:val="0000EE"/>
-            <w:u w:val="single"/>
-          </w:rPr>
-          <w:t>Satan</w:t>
-        </w:r>
-      </w:hyperlink>
+      <w:r>
+        <w:rPr>
+          <w:lang w:val="en_US" w:bidi="en_US"/>
+        </w:rPr>
+        <w:t>compassion</w:t>
+      </w:r>
       <w:r>
         <w:rPr>
           <w:lang w:val="en_US" w:bidi="en_US"/>
@@ -27510,280 +26790,46 @@
         <w:rPr>
           <w:lang w:val="en_US" w:bidi="en_US"/>
         </w:rPr>
-        <w:t xml:space="preserve">Paul tells the believers not to act in a way that will bring sorrow to the </w:t>
+        <w:t xml:space="preserve">The believers should also </w:t>
       </w:r>
       <w:r>
         <w:rPr>
           <w:b/>
           <w:lang w:val="en_US" w:bidi="en_US"/>
         </w:rPr>
-        <w:t>Holy Spirit</w:t>
-      </w:r>
-      <w:r>
-        <w:rPr>
-          <w:lang w:val="en_US" w:bidi="en_US"/>
-        </w:rPr>
-        <w:t xml:space="preserve">, who is the Spirit of God. The Holy Spirit is not just a power, but is also a person himself, so he can feel sorrow. For more information on the </w:t>
-      </w:r>
-      <w:hyperlink r:id="rId34">
-        <w:r>
-          <w:rPr>
-            <w:lang w:val="en_US" w:bidi="en_US"/>
-          </w:rPr>
-          <w:rPr>
-            <w:color w:val="0000EE"/>
-            <w:u w:val="single"/>
-          </w:rPr>
-          <w:t>Holy Spirit</w:t>
-        </w:r>
-      </w:hyperlink>
-      <w:r>
-        <w:rPr>
-          <w:lang w:val="en_US" w:bidi="en_US"/>
-        </w:rPr>
-        <w:t>, refer to the Master Glossary. Use the same word or phrase for the Holy Spirit as you used in previous passages.</w:t>
-      </w:r>
-    </w:p>
-    <w:p>
-      <w:pPr/>
-      <w:r>
-        <w:rPr>
-          <w:lang w:val="en_US" w:bidi="en_US"/>
-        </w:rPr>
-      </w:r>
-      <w:r>
-        <w:rPr>
-          <w:lang w:val="en_US" w:bidi="en_US"/>
-        </w:rPr>
-        <w:t xml:space="preserve">Paul says that the Holy Spirit is a sign that we belong to God, as we wait for the </w:t>
+        <w:t>forgive</w:t>
+      </w:r>
+      <w:r>
+        <w:rPr>
+          <w:lang w:val="en_US" w:bidi="en_US"/>
+        </w:rPr>
+        <w:t xml:space="preserve"> each other like God forgave them through Christ's work. When you forgive someone who has done something bad to you, you stop being angry with that person. You no longer want to take revenge or to give punishment. God forgives people through the death of his son Jesus. When people trust in Jesus and believe that Jesus's death has paid God back for their own sins, then God forgives them. God is no longer angry with them. For more information on </w:t>
+      </w:r>
+      <w:r>
+        <w:rPr>
+          <w:lang w:val="en_US" w:bidi="en_US"/>
+        </w:rPr>
+        <w:t>forgive</w:t>
+      </w:r>
+      <w:r>
+        <w:rPr>
+          <w:lang w:val="en_US" w:bidi="en_US"/>
+        </w:rPr>
+        <w:t>, refer to the Master Glossary. Use the same word or phrase for forgive as you used in previous passages.</w:t>
+      </w:r>
+    </w:p>
+    <w:p>
+      <w:pPr/>
+      <w:r>
+        <w:rPr>
+          <w:lang w:val="en_US" w:bidi="en_US"/>
+        </w:rPr>
       </w:r>
       <w:r>
         <w:rPr>
           <w:b/>
           <w:lang w:val="en_US" w:bidi="en_US"/>
         </w:rPr>
-        <w:t>day of redemption</w:t>
-      </w:r>
-      <w:r>
-        <w:rPr>
-          <w:lang w:val="en_US" w:bidi="en_US"/>
-        </w:rPr>
-        <w:t xml:space="preserve"> or </w:t>
-      </w:r>
-      <w:r>
-        <w:rPr>
-          <w:b/>
-          <w:lang w:val="en_US" w:bidi="en_US"/>
-        </w:rPr>
-        <w:t>deliverance</w:t>
-      </w:r>
-      <w:r>
-        <w:rPr>
-          <w:lang w:val="en_US" w:bidi="en_US"/>
-        </w:rPr>
-        <w:t xml:space="preserve">. To </w:t>
-      </w:r>
-      <w:r>
-        <w:rPr>
-          <w:b/>
-          <w:lang w:val="en_US" w:bidi="en_US"/>
-        </w:rPr>
-        <w:t>redeem</w:t>
-      </w:r>
-      <w:r>
-        <w:rPr>
-          <w:lang w:val="en_US" w:bidi="en_US"/>
-        </w:rPr>
-        <w:t xml:space="preserve"> or </w:t>
-      </w:r>
-      <w:r>
-        <w:rPr>
-          <w:b/>
-          <w:lang w:val="en_US" w:bidi="en_US"/>
-        </w:rPr>
-        <w:t>deliver</w:t>
-      </w:r>
-      <w:r>
-        <w:rPr>
-          <w:lang w:val="en_US" w:bidi="en_US"/>
-        </w:rPr>
-        <w:t xml:space="preserve"> means to set free. The day of redemption, also called the day of the Lord, is a future time when God will completely free believers from sin and the evil of this world. For more information on redemption, refer to </w:t>
-      </w:r>
-      <w:hyperlink r:id="rId25">
-        <w:r>
-          <w:rPr>
-            <w:lang w:val="en_US" w:bidi="en_US"/>
-          </w:rPr>
-          <w:rPr>
-            <w:color w:val="0000EE"/>
-            <w:u w:val="single"/>
-          </w:rPr>
-          <w:t>redeem</w:t>
-        </w:r>
-      </w:hyperlink>
-      <w:r>
-        <w:rPr>
-          <w:lang w:val="en_US" w:bidi="en_US"/>
-        </w:rPr>
-        <w:t xml:space="preserve"> in the Master Glossary. Use the same word or phrase for redemption as you used in previous passages.</w:t>
-      </w:r>
-    </w:p>
-    <w:p>
-      <w:pPr/>
-      <w:r>
-        <w:rPr>
-          <w:lang w:val="en_US" w:bidi="en_US"/>
-        </w:rPr>
-      </w:r>
-      <w:r>
-        <w:rPr>
-          <w:lang w:val="en_US" w:bidi="en_US"/>
-        </w:rPr>
-        <w:t xml:space="preserve">Stop here and discuss as a group the phrase </w:t>
-      </w:r>
-      <w:r>
-        <w:rPr>
-          <w:b/>
-          <w:lang w:val="en_US" w:bidi="en_US"/>
-        </w:rPr>
-        <w:t>day of redemption</w:t>
-      </w:r>
-      <w:r>
-        <w:rPr>
-          <w:lang w:val="en_US" w:bidi="en_US"/>
-        </w:rPr>
-        <w:t xml:space="preserve"> and how you want to translate this idea. Pause this audio here.</w:t>
-      </w:r>
-    </w:p>
-    <w:p>
-      <w:pPr/>
-      <w:r>
-        <w:rPr>
-          <w:lang w:val="en_US" w:bidi="en_US"/>
-        </w:rPr>
-      </w:r>
-      <w:r>
-        <w:rPr>
-          <w:lang w:val="en_US" w:bidi="en_US"/>
-        </w:rPr>
-        <w:t xml:space="preserve">Paul says that the believers should be </w:t>
-      </w:r>
-      <w:r>
-        <w:rPr>
-          <w:b/>
-          <w:lang w:val="en_US" w:bidi="en_US"/>
-        </w:rPr>
-        <w:t>compassionate</w:t>
-      </w:r>
-      <w:r>
-        <w:rPr>
-          <w:lang w:val="en_US" w:bidi="en_US"/>
-        </w:rPr>
-        <w:t xml:space="preserve"> and kind. When someone has compassion for someone, they have a deep affection or love for someone. They show mercy to people and are sympathetic, feeling pity for those in pain.</w:t>
-      </w:r>
-    </w:p>
-    <w:p>
-      <w:pPr/>
-      <w:r>
-        <w:rPr>
-          <w:lang w:val="en_US" w:bidi="en_US"/>
-        </w:rPr>
-      </w:r>
-      <w:r>
-        <w:rPr>
-          <w:lang w:val="en_US" w:bidi="en_US"/>
-        </w:rPr>
-        <w:t xml:space="preserve">Stop here and discuss as a group what word or phrase you will use for </w:t>
-      </w:r>
-      <w:r>
-        <w:rPr>
-          <w:b/>
-          <w:lang w:val="en_US" w:bidi="en_US"/>
-        </w:rPr>
-        <w:t>compassionate</w:t>
-      </w:r>
-      <w:r>
-        <w:rPr>
-          <w:lang w:val="en_US" w:bidi="en_US"/>
-        </w:rPr>
-        <w:t xml:space="preserve">. Look up </w:t>
-      </w:r>
-      <w:hyperlink r:id="rId73">
-        <w:r>
-          <w:rPr>
-            <w:lang w:val="en_US" w:bidi="en_US"/>
-          </w:rPr>
-          <w:rPr>
-            <w:color w:val="0000EE"/>
-            <w:u w:val="single"/>
-          </w:rPr>
-          <w:t>compassion</w:t>
-        </w:r>
-      </w:hyperlink>
-      <w:r>
-        <w:rPr>
-          <w:lang w:val="en_US" w:bidi="en_US"/>
-        </w:rPr>
-        <w:t xml:space="preserve"> in the Master Glossary for more information. If you have already translated this word in another book of the Bible, use the same word that you have used there. Pause this audio here.</w:t>
-      </w:r>
-    </w:p>
-    <w:p>
-      <w:pPr/>
-      <w:r>
-        <w:rPr>
-          <w:lang w:val="en_US" w:bidi="en_US"/>
-        </w:rPr>
-      </w:r>
-      <w:r>
-        <w:rPr>
-          <w:lang w:val="en_US" w:bidi="en_US"/>
-        </w:rPr>
-        <w:t xml:space="preserve">The believers should also </w:t>
-      </w:r>
-      <w:r>
-        <w:rPr>
-          <w:b/>
-          <w:lang w:val="en_US" w:bidi="en_US"/>
-        </w:rPr>
-        <w:t>forgive</w:t>
-      </w:r>
-      <w:r>
-        <w:rPr>
-          <w:lang w:val="en_US" w:bidi="en_US"/>
-        </w:rPr>
-        <w:t xml:space="preserve"> each other like God forgave them through Christ's work. When you forgive someone who has done something bad to you, you stop being angry with that person. You no longer want to take revenge or to give punishment. God forgives people through the death of his son Jesus. When people trust in Jesus and believe that Jesus's death has paid God back for their own sins, then God forgives them. God is no longer angry with them. For more information on </w:t>
-      </w:r>
-      <w:hyperlink r:id="rId26">
-        <w:r>
-          <w:rPr>
-            <w:lang w:val="en_US" w:bidi="en_US"/>
-          </w:rPr>
-          <w:rPr>
-            <w:color w:val="0000EE"/>
-            <w:u w:val="single"/>
-          </w:rPr>
-          <w:t>forgive</w:t>
-        </w:r>
-      </w:hyperlink>
-      <w:r>
-        <w:rPr>
-          <w:lang w:val="en_US" w:bidi="en_US"/>
-        </w:rPr>
-        <w:t>, refer to the Master Glossary. Use the same word or phrase for forgive as you used in previous passages.</w:t>
-      </w:r>
-    </w:p>
-    <w:p>
-      <w:pPr/>
-      <w:r>
-        <w:rPr>
-          <w:lang w:val="en_US" w:bidi="en_US"/>
-        </w:rPr>
-      </w:r>
-      <w:r>
-        <w:rPr>
-          <w:b/>
-          <w:lang w:val="en_US" w:bidi="en_US"/>
-        </w:rPr>
         <w:t>Christ</w:t>
       </w:r>
       <w:r>
@@ -27792,18 +26838,12 @@
         </w:rPr>
         <w:t xml:space="preserve"> is the same as the word "Messiah," which refers to the special king and Savior that God had promised to send, who is Jesus. For more information on </w:t>
       </w:r>
-      <w:hyperlink r:id="rId16">
-        <w:r>
-          <w:rPr>
-            <w:lang w:val="en_US" w:bidi="en_US"/>
-          </w:rPr>
-          <w:rPr>
-            <w:color w:val="0000EE"/>
-            <w:u w:val="single"/>
-          </w:rPr>
-          <w:t>Christ</w:t>
-        </w:r>
-      </w:hyperlink>
+      <w:r>
+        <w:rPr>
+          <w:lang w:val="en_US" w:bidi="en_US"/>
+        </w:rPr>
+        <w:t>Christ</w:t>
+      </w:r>
       <w:r>
         <w:rPr>
           <w:lang w:val="en_US" w:bidi="en_US"/>
@@ -29205,18 +28245,12 @@
         </w:rPr>
         <w:t xml:space="preserve"> does. For more information on </w:t>
       </w:r>
-      <w:hyperlink r:id="rId16">
-        <w:r>
-          <w:rPr>
-            <w:lang w:val="en_US" w:bidi="en_US"/>
-          </w:rPr>
-          <w:rPr>
-            <w:color w:val="0000EE"/>
-            <w:u w:val="single"/>
-          </w:rPr>
-          <w:t>Christ</w:t>
-        </w:r>
-      </w:hyperlink>
+      <w:r>
+        <w:rPr>
+          <w:lang w:val="en_US" w:bidi="en_US"/>
+        </w:rPr>
+        <w:t>Christ</w:t>
+      </w:r>
       <w:r>
         <w:rPr>
           <w:lang w:val="en_US" w:bidi="en_US"/>
@@ -29303,36 +28337,24 @@
         </w:rPr>
         <w:t xml:space="preserve">. Look up </w:t>
       </w:r>
-      <w:hyperlink r:id="rId74">
-        <w:r>
-          <w:rPr>
-            <w:lang w:val="en_US" w:bidi="en_US"/>
-          </w:rPr>
-          <w:rPr>
-            <w:color w:val="0000EE"/>
-            <w:u w:val="single"/>
-          </w:rPr>
-          <w:t>sacrifice</w:t>
-        </w:r>
-      </w:hyperlink>
+      <w:r>
+        <w:rPr>
+          <w:lang w:val="en_US" w:bidi="en_US"/>
+        </w:rPr>
+        <w:t>sacrifice</w:t>
+      </w:r>
       <w:r>
         <w:rPr>
           <w:lang w:val="en_US" w:bidi="en_US"/>
         </w:rPr>
         <w:t xml:space="preserve"> and </w:t>
       </w:r>
-      <w:hyperlink r:id="rId75">
-        <w:r>
-          <w:rPr>
-            <w:lang w:val="en_US" w:bidi="en_US"/>
-          </w:rPr>
-          <w:rPr>
-            <w:color w:val="0000EE"/>
-            <w:u w:val="single"/>
-          </w:rPr>
-          <w:t>offering</w:t>
-        </w:r>
-      </w:hyperlink>
+      <w:r>
+        <w:rPr>
+          <w:lang w:val="en_US" w:bidi="en_US"/>
+        </w:rPr>
+        <w:t>offering</w:t>
+      </w:r>
       <w:r>
         <w:rPr>
           <w:lang w:val="en_US" w:bidi="en_US"/>
@@ -29393,18 +28415,12 @@
         </w:rPr>
         <w:t xml:space="preserve">, should not get involved in. For more information on </w:t>
       </w:r>
-      <w:hyperlink r:id="rId17">
-        <w:r>
-          <w:rPr>
-            <w:lang w:val="en_US" w:bidi="en_US"/>
-          </w:rPr>
-          <w:rPr>
-            <w:color w:val="0000EE"/>
-            <w:u w:val="single"/>
-          </w:rPr>
-          <w:t>saints</w:t>
-        </w:r>
-      </w:hyperlink>
+      <w:r>
+        <w:rPr>
+          <w:lang w:val="en_US" w:bidi="en_US"/>
+        </w:rPr>
+        <w:t>saints</w:t>
+      </w:r>
       <w:r>
         <w:rPr>
           <w:lang w:val="en_US" w:bidi="en_US"/>
@@ -29518,18 +28534,12 @@
         </w:rPr>
         <w:t xml:space="preserve">. Look up </w:t>
       </w:r>
-      <w:hyperlink r:id="rId76">
-        <w:r>
-          <w:rPr>
-            <w:lang w:val="en_US" w:bidi="en_US"/>
-          </w:rPr>
-          <w:rPr>
-            <w:color w:val="0000EE"/>
-            <w:u w:val="single"/>
-          </w:rPr>
-          <w:t>idol</w:t>
-        </w:r>
-      </w:hyperlink>
+      <w:r>
+        <w:rPr>
+          <w:lang w:val="en_US" w:bidi="en_US"/>
+        </w:rPr>
+        <w:t>idol</w:t>
+      </w:r>
       <w:r>
         <w:rPr>
           <w:lang w:val="en_US" w:bidi="en_US"/>
@@ -29576,18 +28586,12 @@
         </w:rPr>
         <w:t xml:space="preserve"> receives after someone else dies. Jesus is the heir of all things. Now God, the father, will never die, so this does not mean that Jesus will inherit these things after God dies. When the Bible says that Jesus is the heir, this means that everything rightfully belongs to Jesus. The whole world belongs to Jesus, and the kingdom of God belongs to Jesus. The New Testament also calls the people who believe in Jesus "fellow heirs with Jesus." This inheritance that Paul talks about is Jesus' inheritance, which he shares with all the people who trust in him as Savior. Use the same word for inheritance that you have used in previous passages, and remember that </w:t>
       </w:r>
-      <w:hyperlink r:id="rId59">
-        <w:r>
-          <w:rPr>
-            <w:lang w:val="en_US" w:bidi="en_US"/>
-          </w:rPr>
-          <w:rPr>
-            <w:color w:val="0000EE"/>
-            <w:u w:val="single"/>
-          </w:rPr>
-          <w:t>heir</w:t>
-        </w:r>
-      </w:hyperlink>
+      <w:r>
+        <w:rPr>
+          <w:lang w:val="en_US" w:bidi="en_US"/>
+        </w:rPr>
+        <w:t>heir</w:t>
+      </w:r>
       <w:r>
         <w:rPr>
           <w:lang w:val="en_US" w:bidi="en_US"/>
@@ -29648,18 +28652,12 @@
         </w:rPr>
         <w:t xml:space="preserve">. Look up </w:t>
       </w:r>
-      <w:hyperlink r:id="rId77">
-        <w:r>
-          <w:rPr>
-            <w:lang w:val="en_US" w:bidi="en_US"/>
-          </w:rPr>
-          <w:rPr>
-            <w:color w:val="0000EE"/>
-            <w:u w:val="single"/>
-          </w:rPr>
-          <w:t>kingdom of God</w:t>
-        </w:r>
-      </w:hyperlink>
+      <w:r>
+        <w:rPr>
+          <w:lang w:val="en_US" w:bidi="en_US"/>
+        </w:rPr>
+        <w:t>kingdom of God</w:t>
+      </w:r>
       <w:r>
         <w:rPr>
           <w:lang w:val="en_US" w:bidi="en_US"/>
@@ -29691,25 +28689,7 @@
         <w:rPr>
           <w:lang w:val="en_US" w:bidi="en_US"/>
         </w:rPr>
-        <w:t xml:space="preserve"> or great anger, comes on people who disobey God. Use the same word for wrath that you have used in previous passages, and remember that </w:t>
-      </w:r>
-      <w:hyperlink r:id="rId39">
-        <w:r>
-          <w:rPr>
-            <w:lang w:val="en_US" w:bidi="en_US"/>
-          </w:rPr>
-          <w:rPr>
-            <w:color w:val="0000EE"/>
-            <w:u w:val="single"/>
-          </w:rPr>
-          <w:t>wrath</w:t>
-        </w:r>
-      </w:hyperlink>
-      <w:r>
-        <w:rPr>
-          <w:lang w:val="en_US" w:bidi="en_US"/>
-        </w:rPr>
-        <w:t xml:space="preserve"> is in the Master Glossary.</w:t>
+        <w:t xml:space="preserve"> or great anger, comes on people who disobey God. Use the same word for wrath that you have used in previous passages, and remember that wrath is in the Master Glossary.</w:t>
       </w:r>
       <w:r>
         <w:rPr>
@@ -31277,18 +30257,12 @@
         </w:rPr>
         <w:t xml:space="preserve">Because the believers are people of light, they should find out what pleases the Lord. Here, Paul is probably referring to God the Father. The writers of the letters often used the phrase "pleasing to the Lord" when talking about God. For more information on </w:t>
       </w:r>
-      <w:hyperlink r:id="rId18">
-        <w:r>
-          <w:rPr>
-            <w:lang w:val="en_US" w:bidi="en_US"/>
-          </w:rPr>
-          <w:rPr>
-            <w:color w:val="0000EE"/>
-            <w:u w:val="single"/>
-          </w:rPr>
-          <w:t>Lord</w:t>
-        </w:r>
-      </w:hyperlink>
+      <w:r>
+        <w:rPr>
+          <w:lang w:val="en_US" w:bidi="en_US"/>
+        </w:rPr>
+        <w:t>Lord</w:t>
+      </w:r>
       <w:r>
         <w:rPr>
           <w:lang w:val="en_US" w:bidi="en_US"/>
@@ -31322,18 +30296,12 @@
         </w:rPr>
         <w:t xml:space="preserve">, and truth. Someone who is righteous trusts in God and has a good relationship with him. This causes them to behave in the right way. Truth here means to live in a way that is honest and sincere. For more information on </w:t>
       </w:r>
-      <w:hyperlink r:id="rId71">
-        <w:r>
-          <w:rPr>
-            <w:lang w:val="en_US" w:bidi="en_US"/>
-          </w:rPr>
-          <w:rPr>
-            <w:color w:val="0000EE"/>
-            <w:u w:val="single"/>
-          </w:rPr>
-          <w:t>righteousness</w:t>
-        </w:r>
-      </w:hyperlink>
+      <w:r>
+        <w:rPr>
+          <w:lang w:val="en_US" w:bidi="en_US"/>
+        </w:rPr>
+        <w:t>righteousness</w:t>
+      </w:r>
       <w:r>
         <w:rPr>
           <w:lang w:val="en_US" w:bidi="en_US"/>
@@ -31367,18 +30335,12 @@
         </w:rPr>
         <w:t xml:space="preserve"> will shine on you." Christ is the same as the word "Messiah," which refers to the special king and Savior that God had promised to send, who is Jesus. For more information on </w:t>
       </w:r>
-      <w:hyperlink r:id="rId16">
-        <w:r>
-          <w:rPr>
-            <w:lang w:val="en_US" w:bidi="en_US"/>
-          </w:rPr>
-          <w:rPr>
-            <w:color w:val="0000EE"/>
-            <w:u w:val="single"/>
-          </w:rPr>
-          <w:t>Christ</w:t>
-        </w:r>
-      </w:hyperlink>
+      <w:r>
+        <w:rPr>
+          <w:lang w:val="en_US" w:bidi="en_US"/>
+        </w:rPr>
+        <w:t>Christ</w:t>
+      </w:r>
       <w:r>
         <w:rPr>
           <w:lang w:val="en_US" w:bidi="en_US"/>
@@ -32807,18 +31769,12 @@
         </w:rPr>
         <w:t xml:space="preserve">. Look up </w:t>
       </w:r>
-      <w:hyperlink r:id="rId28">
-        <w:r>
-          <w:rPr>
-            <w:lang w:val="en_US" w:bidi="en_US"/>
-          </w:rPr>
-          <w:rPr>
-            <w:color w:val="0000EE"/>
-            <w:u w:val="single"/>
-          </w:rPr>
-          <w:t>wisdom</w:t>
-        </w:r>
-      </w:hyperlink>
+      <w:r>
+        <w:rPr>
+          <w:lang w:val="en_US" w:bidi="en_US"/>
+        </w:rPr>
+        <w:t>wisdom</w:t>
+      </w:r>
       <w:r>
         <w:rPr>
           <w:lang w:val="en_US" w:bidi="en_US"/>
@@ -32879,18 +31835,12 @@
         </w:rPr>
         <w:t xml:space="preserve">. Look up </w:t>
       </w:r>
-      <w:hyperlink r:id="rId78">
-        <w:r>
-          <w:rPr>
-            <w:lang w:val="en_US" w:bidi="en_US"/>
-          </w:rPr>
-          <w:rPr>
-            <w:color w:val="0000EE"/>
-            <w:u w:val="single"/>
-          </w:rPr>
-          <w:t>evil</w:t>
-        </w:r>
-      </w:hyperlink>
+      <w:r>
+        <w:rPr>
+          <w:lang w:val="en_US" w:bidi="en_US"/>
+        </w:rPr>
+        <w:t>evil</w:t>
+      </w:r>
       <w:r>
         <w:rPr>
           <w:lang w:val="en_US" w:bidi="en_US"/>
@@ -32924,18 +31874,12 @@
         </w:rPr>
         <w:t xml:space="preserve"> wants them to do. A lord is a master over other people, someone who has full authority, so the Israelites used this word for God, because he has authority over the whole world. Here, Paul is probably referring to God the Father. Writers often used the phrase "pleasing to the Lord" when talking about God the father. Later, when Paul tells the believers to sing to the Lord, he probably means the Lord Jesus. For more information on </w:t>
       </w:r>
-      <w:hyperlink r:id="rId18">
-        <w:r>
-          <w:rPr>
-            <w:lang w:val="en_US" w:bidi="en_US"/>
-          </w:rPr>
-          <w:rPr>
-            <w:color w:val="0000EE"/>
-            <w:u w:val="single"/>
-          </w:rPr>
-          <w:t>Lord</w:t>
-        </w:r>
-      </w:hyperlink>
+      <w:r>
+        <w:rPr>
+          <w:lang w:val="en_US" w:bidi="en_US"/>
+        </w:rPr>
+        <w:t>Lord</w:t>
+      </w:r>
       <w:r>
         <w:rPr>
           <w:lang w:val="en_US" w:bidi="en_US"/>
@@ -32996,18 +31940,12 @@
         </w:rPr>
         <w:t xml:space="preserve">. Look up </w:t>
       </w:r>
-      <w:hyperlink r:id="rId79">
-        <w:r>
-          <w:rPr>
-            <w:lang w:val="en_US" w:bidi="en_US"/>
-          </w:rPr>
-          <w:rPr>
-            <w:color w:val="0000EE"/>
-            <w:u w:val="single"/>
-          </w:rPr>
-          <w:t>wine</w:t>
-        </w:r>
-      </w:hyperlink>
+      <w:r>
+        <w:rPr>
+          <w:lang w:val="en_US" w:bidi="en_US"/>
+        </w:rPr>
+        <w:t>wine</w:t>
+      </w:r>
       <w:r>
         <w:rPr>
           <w:lang w:val="en_US" w:bidi="en_US"/>
@@ -33054,18 +31992,12 @@
         </w:rPr>
         <w:t xml:space="preserve">, the Spirit of God. For more information on Spirit, refer to the </w:t>
       </w:r>
-      <w:hyperlink r:id="rId34">
-        <w:r>
-          <w:rPr>
-            <w:lang w:val="en_US" w:bidi="en_US"/>
-          </w:rPr>
-          <w:rPr>
-            <w:color w:val="0000EE"/>
-            <w:u w:val="single"/>
-          </w:rPr>
-          <w:t>Holy Spirit</w:t>
-        </w:r>
-      </w:hyperlink>
+      <w:r>
+        <w:rPr>
+          <w:lang w:val="en_US" w:bidi="en_US"/>
+        </w:rPr>
+        <w:t>Holy Spirit</w:t>
+      </w:r>
       <w:r>
         <w:rPr>
           <w:lang w:val="en_US" w:bidi="en_US"/>
@@ -33217,18 +32149,12 @@
         </w:rPr>
         <w:t xml:space="preserve">. Look up </w:t>
       </w:r>
-      <w:hyperlink r:id="rId80">
-        <w:r>
-          <w:rPr>
-            <w:lang w:val="en_US" w:bidi="en_US"/>
-          </w:rPr>
-          <w:rPr>
-            <w:color w:val="0000EE"/>
-            <w:u w:val="single"/>
-          </w:rPr>
-          <w:t>hymn</w:t>
-        </w:r>
-      </w:hyperlink>
+      <w:r>
+        <w:rPr>
+          <w:lang w:val="en_US" w:bidi="en_US"/>
+        </w:rPr>
+        <w:t>hymn</w:t>
+      </w:r>
       <w:r>
         <w:rPr>
           <w:lang w:val="en_US" w:bidi="en_US"/>
@@ -33262,18 +32188,12 @@
         </w:rPr>
         <w:t xml:space="preserve"> and to submit to one another in the fear of Christ. For more information on </w:t>
       </w:r>
-      <w:hyperlink r:id="rId16">
-        <w:r>
-          <w:rPr>
-            <w:lang w:val="en_US" w:bidi="en_US"/>
-          </w:rPr>
-          <w:rPr>
-            <w:color w:val="0000EE"/>
-            <w:u w:val="single"/>
-          </w:rPr>
-          <w:t>Christ</w:t>
-        </w:r>
-      </w:hyperlink>
+      <w:r>
+        <w:rPr>
+          <w:lang w:val="en_US" w:bidi="en_US"/>
+        </w:rPr>
+        <w:t>Christ</w:t>
+      </w:r>
       <w:r>
         <w:rPr>
           <w:lang w:val="en_US" w:bidi="en_US"/>
@@ -33388,18 +32308,12 @@
         </w:rPr>
         <w:t xml:space="preserve">. Look up </w:t>
       </w:r>
-      <w:hyperlink r:id="rId81">
-        <w:r>
-          <w:rPr>
-            <w:lang w:val="en_US" w:bidi="en_US"/>
-          </w:rPr>
-          <w:rPr>
-            <w:color w:val="0000EE"/>
-            <w:u w:val="single"/>
-          </w:rPr>
-          <w:t>fear of God</w:t>
-        </w:r>
-      </w:hyperlink>
+      <w:r>
+        <w:rPr>
+          <w:lang w:val="en_US" w:bidi="en_US"/>
+        </w:rPr>
+        <w:t>fear of God</w:t>
+      </w:r>
       <w:r>
         <w:rPr>
           <w:lang w:val="en_US" w:bidi="en_US"/>
@@ -34918,18 +33832,12 @@
         </w:rPr>
         <w:t xml:space="preserve"> instructions. A lord is a master over other people, who has full authority, so the Israelites used this word for God, because he has authority over the whole world. Lord here probably means Jesus, since Paul continues to refer to Jesus in this section. For more information on </w:t>
       </w:r>
-      <w:hyperlink r:id="rId18">
-        <w:r>
-          <w:rPr>
-            <w:lang w:val="en_US" w:bidi="en_US"/>
-          </w:rPr>
-          <w:rPr>
-            <w:color w:val="0000EE"/>
-            <w:u w:val="single"/>
-          </w:rPr>
-          <w:t>Lord</w:t>
-        </w:r>
-      </w:hyperlink>
+      <w:r>
+        <w:rPr>
+          <w:lang w:val="en_US" w:bidi="en_US"/>
+        </w:rPr>
+        <w:t>Lord</w:t>
+      </w:r>
       <w:r>
         <w:rPr>
           <w:lang w:val="en_US" w:bidi="en_US"/>
@@ -34963,18 +33871,12 @@
         </w:rPr>
         <w:t xml:space="preserve"> is the head of the church. For more information on </w:t>
       </w:r>
-      <w:hyperlink r:id="rId16">
-        <w:r>
-          <w:rPr>
-            <w:lang w:val="en_US" w:bidi="en_US"/>
-          </w:rPr>
-          <w:rPr>
-            <w:color w:val="0000EE"/>
-            <w:u w:val="single"/>
-          </w:rPr>
-          <w:t>Christ</w:t>
-        </w:r>
-      </w:hyperlink>
+      <w:r>
+        <w:rPr>
+          <w:lang w:val="en_US" w:bidi="en_US"/>
+        </w:rPr>
+        <w:t>Christ</w:t>
+      </w:r>
       <w:r>
         <w:rPr>
           <w:lang w:val="en_US" w:bidi="en_US"/>
@@ -35008,18 +33910,12 @@
         </w:rPr>
         <w:t xml:space="preserve"> means a community of people who believe in Jesus. Sometimes people use the word church for a group of believers in one particular place, and sometimes the word means all the people on earth together who believe in Jesus. Here, Paul is talking about all the believers on earth. For more information on </w:t>
       </w:r>
-      <w:hyperlink r:id="rId36">
-        <w:r>
-          <w:rPr>
-            <w:lang w:val="en_US" w:bidi="en_US"/>
-          </w:rPr>
-          <w:rPr>
-            <w:color w:val="0000EE"/>
-            <w:u w:val="single"/>
-          </w:rPr>
-          <w:t>church</w:t>
-        </w:r>
-      </w:hyperlink>
+      <w:r>
+        <w:rPr>
+          <w:lang w:val="en_US" w:bidi="en_US"/>
+        </w:rPr>
+        <w:t>church</w:t>
+      </w:r>
       <w:r>
         <w:rPr>
           <w:lang w:val="en_US" w:bidi="en_US"/>
@@ -35107,18 +34003,12 @@
         </w:rPr>
         <w:t xml:space="preserve">. Look up </w:t>
       </w:r>
-      <w:hyperlink r:id="rId82">
-        <w:r>
-          <w:rPr>
-            <w:lang w:val="en_US" w:bidi="en_US"/>
-          </w:rPr>
-          <w:rPr>
-            <w:color w:val="0000EE"/>
-            <w:u w:val="single"/>
-          </w:rPr>
-          <w:t>Savior</w:t>
-        </w:r>
-      </w:hyperlink>
+      <w:r>
+        <w:rPr>
+          <w:lang w:val="en_US" w:bidi="en_US"/>
+        </w:rPr>
+        <w:t>Savior</w:t>
+      </w:r>
       <w:r>
         <w:rPr>
           <w:lang w:val="en_US" w:bidi="en_US"/>
@@ -35152,18 +34042,12 @@
         </w:rPr>
         <w:t xml:space="preserve">. Any place, person, or object that is dedicated to God is called holy. That means that the object or person is set apart for God's special purposes. When people begin to trust in Jesus and receive the Holy Spirit, they become holy as well. Paul says that Christ presents the church as holy and blameless. Anyone set apart for God needs to have qualities that are pleasing to God. Therefore, anyone who is holy must reflect God's character, so holy can include living in a good, morally pure way. For more information on </w:t>
       </w:r>
-      <w:hyperlink r:id="rId22">
-        <w:r>
-          <w:rPr>
-            <w:lang w:val="en_US" w:bidi="en_US"/>
-          </w:rPr>
-          <w:rPr>
-            <w:color w:val="0000EE"/>
-            <w:u w:val="single"/>
-          </w:rPr>
-          <w:t>holy</w:t>
-        </w:r>
-      </w:hyperlink>
+      <w:r>
+        <w:rPr>
+          <w:lang w:val="en_US" w:bidi="en_US"/>
+        </w:rPr>
+        <w:t>holy</w:t>
+      </w:r>
       <w:r>
         <w:rPr>
           <w:lang w:val="en_US" w:bidi="en_US"/>
@@ -37735,18 +36619,12 @@
         </w:rPr>
         <w:t xml:space="preserve">Stop here and look at a picture of a </w:t>
       </w:r>
-      <w:hyperlink r:id="rId83">
-        <w:r>
-          <w:rPr>
-            <w:lang w:val="en_US" w:bidi="en_US"/>
-          </w:rPr>
-          <w:rPr>
-            <w:color w:val="0000EE"/>
-            <w:u w:val="single"/>
-          </w:rPr>
-          <w:t>Roman soldier's belt</w:t>
-        </w:r>
-      </w:hyperlink>
+      <w:r>
+        <w:rPr>
+          <w:lang w:val="en_US" w:bidi="en_US"/>
+        </w:rPr>
+        <w:t>Roman soldier's belt</w:t>
+      </w:r>
       <w:r>
         <w:rPr>
           <w:lang w:val="en_US" w:bidi="en_US"/>
@@ -37781,18 +36659,12 @@
         </w:rPr>
         <w:t xml:space="preserve">Stop here and look at a picture of a </w:t>
       </w:r>
-      <w:hyperlink r:id="rId84">
-        <w:r>
-          <w:rPr>
-            <w:lang w:val="en_US" w:bidi="en_US"/>
-          </w:rPr>
-          <w:rPr>
-            <w:color w:val="0000EE"/>
-            <w:u w:val="single"/>
-          </w:rPr>
-          <w:t>Roman soldier's breastplate</w:t>
-        </w:r>
-      </w:hyperlink>
+      <w:r>
+        <w:rPr>
+          <w:lang w:val="en_US" w:bidi="en_US"/>
+        </w:rPr>
+        <w:t>Roman soldier's breastplate</w:t>
+      </w:r>
       <w:r>
         <w:rPr>
           <w:lang w:val="en_US" w:bidi="en_US"/>
@@ -37827,18 +36699,12 @@
         </w:rPr>
         <w:t xml:space="preserve">Stop here and look at a picture of a </w:t>
       </w:r>
-      <w:hyperlink r:id="rId85">
-        <w:r>
-          <w:rPr>
-            <w:lang w:val="en_US" w:bidi="en_US"/>
-          </w:rPr>
-          <w:rPr>
-            <w:color w:val="0000EE"/>
-            <w:u w:val="single"/>
-          </w:rPr>
-          <w:t>Roman soldier's shoes</w:t>
-        </w:r>
-      </w:hyperlink>
+      <w:r>
+        <w:rPr>
+          <w:lang w:val="en_US" w:bidi="en_US"/>
+        </w:rPr>
+        <w:t>Roman soldier's shoes</w:t>
+      </w:r>
       <w:r>
         <w:rPr>
           <w:lang w:val="en_US" w:bidi="en_US"/>
@@ -37873,36 +36739,24 @@
         </w:rPr>
         <w:t xml:space="preserve">Stop here and look at a picture of a </w:t>
       </w:r>
-      <w:hyperlink r:id="rId86">
-        <w:r>
-          <w:rPr>
-            <w:lang w:val="en_US" w:bidi="en_US"/>
-          </w:rPr>
-          <w:rPr>
-            <w:color w:val="0000EE"/>
-            <w:u w:val="single"/>
-          </w:rPr>
-          <w:t>Roman soldier's shield</w:t>
-        </w:r>
-      </w:hyperlink>
+      <w:r>
+        <w:rPr>
+          <w:lang w:val="en_US" w:bidi="en_US"/>
+        </w:rPr>
+        <w:t>Roman soldier's shield</w:t>
+      </w:r>
       <w:r>
         <w:rPr>
           <w:lang w:val="en_US" w:bidi="en_US"/>
         </w:rPr>
         <w:t xml:space="preserve"> as a group. Look also at a drawing of an </w:t>
       </w:r>
-      <w:hyperlink r:id="rId87">
-        <w:r>
-          <w:rPr>
-            <w:lang w:val="en_US" w:bidi="en_US"/>
-          </w:rPr>
-          <w:rPr>
-            <w:color w:val="0000EE"/>
-            <w:u w:val="single"/>
-          </w:rPr>
-          <w:t>archer with a bow and arrow</w:t>
-        </w:r>
-      </w:hyperlink>
+      <w:r>
+        <w:rPr>
+          <w:lang w:val="en_US" w:bidi="en_US"/>
+        </w:rPr>
+        <w:t>archer with a bow and arrow</w:t>
+      </w:r>
       <w:r>
         <w:rPr>
           <w:lang w:val="en_US" w:bidi="en_US"/>
@@ -37951,18 +36805,12 @@
         </w:rPr>
         <w:t xml:space="preserve">Stop here and look at a picture of a </w:t>
       </w:r>
-      <w:hyperlink r:id="rId88">
-        <w:r>
-          <w:rPr>
-            <w:lang w:val="en_US" w:bidi="en_US"/>
-          </w:rPr>
-          <w:rPr>
-            <w:color w:val="0000EE"/>
-            <w:u w:val="single"/>
-          </w:rPr>
-          <w:t>Roman soldier's helmet</w:t>
-        </w:r>
-      </w:hyperlink>
+      <w:r>
+        <w:rPr>
+          <w:lang w:val="en_US" w:bidi="en_US"/>
+        </w:rPr>
+        <w:t>Roman soldier's helmet</w:t>
+      </w:r>
       <w:r>
         <w:rPr>
           <w:lang w:val="en_US" w:bidi="en_US"/>
@@ -37997,18 +36845,12 @@
         </w:rPr>
         <w:t xml:space="preserve">Stop here and look at a picture of a </w:t>
       </w:r>
-      <w:hyperlink r:id="rId89">
-        <w:r>
-          <w:rPr>
-            <w:lang w:val="en_US" w:bidi="en_US"/>
-          </w:rPr>
-          <w:rPr>
-            <w:color w:val="0000EE"/>
-            <w:u w:val="single"/>
-          </w:rPr>
-          <w:t>Roman soldier's sword</w:t>
-        </w:r>
-      </w:hyperlink>
+      <w:r>
+        <w:rPr>
+          <w:lang w:val="en_US" w:bidi="en_US"/>
+        </w:rPr>
+        <w:t>Roman soldier's sword</w:t>
+      </w:r>
       <w:r>
         <w:rPr>
           <w:lang w:val="en_US" w:bidi="en_US"/>
@@ -38351,18 +37193,12 @@
         </w:rPr>
         <w:t xml:space="preserve">Stop here and look at a picture of a </w:t>
       </w:r>
-      <w:hyperlink r:id="rId90">
-        <w:r>
-          <w:rPr>
-            <w:lang w:val="en_US" w:bidi="en_US"/>
-          </w:rPr>
-          <w:rPr>
-            <w:color w:val="0000EE"/>
-            <w:u w:val="single"/>
-          </w:rPr>
-          <w:t>Roman soldier</w:t>
-        </w:r>
-      </w:hyperlink>
+      <w:r>
+        <w:rPr>
+          <w:lang w:val="en_US" w:bidi="en_US"/>
+        </w:rPr>
+        <w:t>Roman soldier</w:t>
+      </w:r>
       <w:r>
         <w:rPr>
           <w:lang w:val="en_US" w:bidi="en_US"/>
@@ -39140,18 +37976,12 @@
         </w:rPr>
         <w:t xml:space="preserve">. A lord is a master over other people, who has full authority. Lord here probably means Jesus. For more information on </w:t>
       </w:r>
-      <w:hyperlink r:id="rId18">
-        <w:r>
-          <w:rPr>
-            <w:lang w:val="en_US" w:bidi="en_US"/>
-          </w:rPr>
-          <w:rPr>
-            <w:color w:val="0000EE"/>
-            <w:u w:val="single"/>
-          </w:rPr>
-          <w:t>Lord</w:t>
-        </w:r>
-      </w:hyperlink>
+      <w:r>
+        <w:rPr>
+          <w:lang w:val="en_US" w:bidi="en_US"/>
+        </w:rPr>
+        <w:t>Lord</w:t>
+      </w:r>
       <w:r>
         <w:rPr>
           <w:lang w:val="en_US" w:bidi="en_US"/>
@@ -39199,18 +38029,12 @@
         </w:rPr>
         <w:t xml:space="preserve">Stop here and look at a picture of a </w:t>
       </w:r>
-      <w:hyperlink r:id="rId90">
-        <w:r>
-          <w:rPr>
-            <w:lang w:val="en_US" w:bidi="en_US"/>
-          </w:rPr>
-          <w:rPr>
-            <w:color w:val="0000EE"/>
-            <w:u w:val="single"/>
-          </w:rPr>
-          <w:t>Roman soldier with all his armor</w:t>
-        </w:r>
-      </w:hyperlink>
+      <w:r>
+        <w:rPr>
+          <w:lang w:val="en_US" w:bidi="en_US"/>
+        </w:rPr>
+        <w:t>Roman soldier with all his armor</w:t>
+      </w:r>
       <w:r>
         <w:rPr>
           <w:lang w:val="en_US" w:bidi="en_US"/>
@@ -39244,18 +38068,12 @@
         </w:rPr>
         <w:t xml:space="preserve"> schemes, or evil plans. The devil, also called Satan, is the leader of all evil spirits. Paul also calls him "the evil one" later in this section of his letter. He tries to make people turn away from God by deceiving them. The devil is powerful and dangerous and he is always looking for ways that he can work against God and against God's people. Even though God still allows the devil to use his power for now, when Jesus comes back, Jesus will defeat the devil forever. God will punish the devil and all the evil spirits, and they will never be able to work against God and his people again. For more information on </w:t>
       </w:r>
-      <w:hyperlink r:id="rId37">
-        <w:r>
-          <w:rPr>
-            <w:lang w:val="en_US" w:bidi="en_US"/>
-          </w:rPr>
-          <w:rPr>
-            <w:color w:val="0000EE"/>
-            <w:u w:val="single"/>
-          </w:rPr>
-          <w:t>devil</w:t>
-        </w:r>
-      </w:hyperlink>
+      <w:r>
+        <w:rPr>
+          <w:lang w:val="en_US" w:bidi="en_US"/>
+        </w:rPr>
+        <w:t>devil</w:t>
+      </w:r>
       <w:r>
         <w:rPr>
           <w:lang w:val="en_US" w:bidi="en_US"/>
@@ -39407,36 +38225,24 @@
         </w:rPr>
         <w:t xml:space="preserve">. Look up </w:t>
       </w:r>
-      <w:hyperlink r:id="rId91">
-        <w:r>
-          <w:rPr>
-            <w:lang w:val="en_US" w:bidi="en_US"/>
-          </w:rPr>
-          <w:rPr>
-            <w:color w:val="0000EE"/>
-            <w:u w:val="single"/>
-          </w:rPr>
-          <w:t>demon</w:t>
-        </w:r>
-      </w:hyperlink>
+      <w:r>
+        <w:rPr>
+          <w:lang w:val="en_US" w:bidi="en_US"/>
+        </w:rPr>
+        <w:t>demon</w:t>
+      </w:r>
       <w:r>
         <w:rPr>
           <w:lang w:val="en_US" w:bidi="en_US"/>
         </w:rPr>
         <w:t xml:space="preserve"> and </w:t>
       </w:r>
-      <w:hyperlink r:id="rId92">
-        <w:r>
-          <w:rPr>
-            <w:lang w:val="en_US" w:bidi="en_US"/>
-          </w:rPr>
-          <w:rPr>
-            <w:color w:val="0000EE"/>
-            <w:u w:val="single"/>
-          </w:rPr>
-          <w:t>spirit</w:t>
-        </w:r>
-      </w:hyperlink>
+      <w:r>
+        <w:rPr>
+          <w:lang w:val="en_US" w:bidi="en_US"/>
+        </w:rPr>
+        <w:t>spirit</w:t>
+      </w:r>
       <w:r>
         <w:rPr>
           <w:lang w:val="en_US" w:bidi="en_US"/>
@@ -39464,18 +38270,12 @@
         </w:rPr>
         <w:t xml:space="preserve"> refers to anything that comes against God. It is the opposite of good; evil behavior is a wrong thing to do, or a bad thing. For more information on </w:t>
       </w:r>
-      <w:hyperlink r:id="rId78">
-        <w:r>
-          <w:rPr>
-            <w:lang w:val="en_US" w:bidi="en_US"/>
-          </w:rPr>
-          <w:rPr>
-            <w:color w:val="0000EE"/>
-            <w:u w:val="single"/>
-          </w:rPr>
-          <w:t>evil</w:t>
-        </w:r>
-      </w:hyperlink>
+      <w:r>
+        <w:rPr>
+          <w:lang w:val="en_US" w:bidi="en_US"/>
+        </w:rPr>
+        <w:t>evil</w:t>
+      </w:r>
       <w:r>
         <w:rPr>
           <w:lang w:val="en_US" w:bidi="en_US"/>
@@ -39535,18 +38335,12 @@
         </w:rPr>
         <w:t xml:space="preserve"> sometimes means the visible sky, which is where people believe the spirits live. At the time Paul wrote this letter, people believed that there were many layers or levels to heaven and God lived in the highest layer. In this section of the letter, the heavenly realms do not mean the highest heaven where God is, as God did not send these evil spirits from his heaven. For more information on heavenly places, refer to </w:t>
       </w:r>
-      <w:hyperlink r:id="rId21">
-        <w:r>
-          <w:rPr>
-            <w:lang w:val="en_US" w:bidi="en_US"/>
-          </w:rPr>
-          <w:rPr>
-            <w:color w:val="0000EE"/>
-            <w:u w:val="single"/>
-          </w:rPr>
-          <w:t>heaven</w:t>
-        </w:r>
-      </w:hyperlink>
+      <w:r>
+        <w:rPr>
+          <w:lang w:val="en_US" w:bidi="en_US"/>
+        </w:rPr>
+        <w:t>heaven</w:t>
+      </w:r>
       <w:r>
         <w:rPr>
           <w:lang w:val="en_US" w:bidi="en_US"/>
@@ -39607,18 +38401,12 @@
         </w:rPr>
         <w:t xml:space="preserve">. Look at the picture of the </w:t>
       </w:r>
-      <w:hyperlink r:id="rId84">
-        <w:r>
-          <w:rPr>
-            <w:lang w:val="en_US" w:bidi="en_US"/>
-          </w:rPr>
-          <w:rPr>
-            <w:color w:val="0000EE"/>
-            <w:u w:val="single"/>
-          </w:rPr>
-          <w:t>Roman soldier's breastplate</w:t>
-        </w:r>
-      </w:hyperlink>
+      <w:r>
+        <w:rPr>
+          <w:lang w:val="en_US" w:bidi="en_US"/>
+        </w:rPr>
+        <w:t>Roman soldier's breastplate</w:t>
+      </w:r>
       <w:r>
         <w:rPr>
           <w:lang w:val="en_US" w:bidi="en_US"/>
@@ -39646,18 +38434,12 @@
         </w:rPr>
         <w:t xml:space="preserve"> is behaving in the right way. For more information on </w:t>
       </w:r>
-      <w:hyperlink r:id="rId71">
-        <w:r>
-          <w:rPr>
-            <w:lang w:val="en_US" w:bidi="en_US"/>
-          </w:rPr>
-          <w:rPr>
-            <w:color w:val="0000EE"/>
-            <w:u w:val="single"/>
-          </w:rPr>
-          <w:t>righteousness</w:t>
-        </w:r>
-      </w:hyperlink>
+      <w:r>
+        <w:rPr>
+          <w:lang w:val="en_US" w:bidi="en_US"/>
+        </w:rPr>
+        <w:t>righteousness</w:t>
+      </w:r>
       <w:r>
         <w:rPr>
           <w:lang w:val="en_US" w:bidi="en_US"/>
@@ -39691,18 +38473,12 @@
         </w:rPr>
         <w:t xml:space="preserve"> so that they will be fully prepared. Gospel is a translation of a Greek word that literally means "good news." The good news in the Bible is that God has made a way to save people. When Paul is preaching the "mystery of the gospel," he is telling the people the good news that they can be saved if they trust in Jesus. This truth is difficult to understand, like a mystery, but God has revealed it to believers. For more information on </w:t>
       </w:r>
-      <w:hyperlink r:id="rId31">
-        <w:r>
-          <w:rPr>
-            <w:lang w:val="en_US" w:bidi="en_US"/>
-          </w:rPr>
-          <w:rPr>
-            <w:color w:val="0000EE"/>
-            <w:u w:val="single"/>
-          </w:rPr>
-          <w:t>gospel</w:t>
-        </w:r>
-      </w:hyperlink>
+      <w:r>
+        <w:rPr>
+          <w:lang w:val="en_US" w:bidi="en_US"/>
+        </w:rPr>
+        <w:t>gospel</w:t>
+      </w:r>
       <w:r>
         <w:rPr>
           <w:lang w:val="en_US" w:bidi="en_US"/>
@@ -39736,18 +38512,12 @@
         </w:rPr>
         <w:t xml:space="preserve"> means both an absence of conflict and fullness, or completeness, of life. Peace does not just mean no war or conflict. Peace means people live together in unity and love for one another. The Holy Spirit gives peace to the believers who know the good news about God. For more information on </w:t>
       </w:r>
-      <w:hyperlink r:id="rId48">
-        <w:r>
-          <w:rPr>
-            <w:lang w:val="en_US" w:bidi="en_US"/>
-          </w:rPr>
-          <w:rPr>
-            <w:color w:val="0000EE"/>
-            <w:u w:val="single"/>
-          </w:rPr>
-          <w:t>peace</w:t>
-        </w:r>
-      </w:hyperlink>
+      <w:r>
+        <w:rPr>
+          <w:lang w:val="en_US" w:bidi="en_US"/>
+        </w:rPr>
+        <w:t>peace</w:t>
+      </w:r>
       <w:r>
         <w:rPr>
           <w:lang w:val="en_US" w:bidi="en_US"/>
@@ -39781,18 +38551,12 @@
         </w:rPr>
         <w:t xml:space="preserve"> in God, which will be like a shield to protect them. Faith is to rely on someone, to trust and believe that what that person says is true. The specific faith that Paul is talking about is when someone believes in Jesus. They trust that God will fulfill all his promises, even when it seems impossible. For more information on </w:t>
       </w:r>
-      <w:hyperlink r:id="rId35">
-        <w:r>
-          <w:rPr>
-            <w:lang w:val="en_US" w:bidi="en_US"/>
-          </w:rPr>
-          <w:rPr>
-            <w:color w:val="0000EE"/>
-            <w:u w:val="single"/>
-          </w:rPr>
-          <w:t>faith</w:t>
-        </w:r>
-      </w:hyperlink>
+      <w:r>
+        <w:rPr>
+          <w:lang w:val="en_US" w:bidi="en_US"/>
+        </w:rPr>
+        <w:t>faith</w:t>
+      </w:r>
       <w:r>
         <w:rPr>
           <w:lang w:val="en_US" w:bidi="en_US"/>
@@ -39853,18 +38617,12 @@
         </w:rPr>
         <w:t xml:space="preserve">. Look at the picture of the </w:t>
       </w:r>
-      <w:hyperlink r:id="rId86">
-        <w:r>
-          <w:rPr>
-            <w:lang w:val="en_US" w:bidi="en_US"/>
-          </w:rPr>
-          <w:rPr>
-            <w:color w:val="0000EE"/>
-            <w:u w:val="single"/>
-          </w:rPr>
-          <w:t>Roman soldier's shield</w:t>
-        </w:r>
-      </w:hyperlink>
+      <w:r>
+        <w:rPr>
+          <w:lang w:val="en_US" w:bidi="en_US"/>
+        </w:rPr>
+        <w:t>Roman soldier's shield</w:t>
+      </w:r>
       <w:r>
         <w:rPr>
           <w:lang w:val="en_US" w:bidi="en_US"/>
@@ -39925,18 +38683,12 @@
         </w:rPr>
         <w:t xml:space="preserve">. Look at the picture of the </w:t>
       </w:r>
-      <w:hyperlink r:id="rId87">
-        <w:r>
-          <w:rPr>
-            <w:lang w:val="en_US" w:bidi="en_US"/>
-          </w:rPr>
-          <w:rPr>
-            <w:color w:val="0000EE"/>
-            <w:u w:val="single"/>
-          </w:rPr>
-          <w:t>bow and arrows</w:t>
-        </w:r>
-      </w:hyperlink>
+      <w:r>
+        <w:rPr>
+          <w:lang w:val="en_US" w:bidi="en_US"/>
+        </w:rPr>
+        <w:t>bow and arrows</w:t>
+      </w:r>
       <w:r>
         <w:rPr>
           <w:lang w:val="en_US" w:bidi="en_US"/>
@@ -39970,18 +38722,12 @@
         </w:rPr>
         <w:t xml:space="preserve"> carrying it with them like a helmet. Salvation means saving a person from a difficult or dangerous situation. Here, Paul specifically means God's salvation. When God saves people, they no longer have to be afraid or ashamed. For more information on </w:t>
       </w:r>
-      <w:hyperlink r:id="rId41">
-        <w:r>
-          <w:rPr>
-            <w:lang w:val="en_US" w:bidi="en_US"/>
-          </w:rPr>
-          <w:rPr>
-            <w:color w:val="0000EE"/>
-            <w:u w:val="single"/>
-          </w:rPr>
-          <w:t>salvation</w:t>
-        </w:r>
-      </w:hyperlink>
+      <w:r>
+        <w:rPr>
+          <w:lang w:val="en_US" w:bidi="en_US"/>
+        </w:rPr>
+        <w:t>salvation</w:t>
+      </w:r>
       <w:r>
         <w:rPr>
           <w:lang w:val="en_US" w:bidi="en_US"/>
@@ -40042,18 +38788,12 @@
         </w:rPr>
         <w:t xml:space="preserve">. Look at the picture of a </w:t>
       </w:r>
-      <w:hyperlink r:id="rId88">
-        <w:r>
-          <w:rPr>
-            <w:lang w:val="en_US" w:bidi="en_US"/>
-          </w:rPr>
-          <w:rPr>
-            <w:color w:val="0000EE"/>
-            <w:u w:val="single"/>
-          </w:rPr>
-          <w:t>Roman soldier's helmet</w:t>
-        </w:r>
-      </w:hyperlink>
+      <w:r>
+        <w:rPr>
+          <w:lang w:val="en_US" w:bidi="en_US"/>
+        </w:rPr>
+        <w:t>Roman soldier's helmet</w:t>
+      </w:r>
       <w:r>
         <w:rPr>
           <w:lang w:val="en_US" w:bidi="en_US"/>
@@ -40114,18 +38854,12 @@
         </w:rPr>
         <w:t xml:space="preserve">. Look up </w:t>
       </w:r>
-      <w:hyperlink r:id="rId93">
-        <w:r>
-          <w:rPr>
-            <w:lang w:val="en_US" w:bidi="en_US"/>
-          </w:rPr>
-          <w:rPr>
-            <w:color w:val="0000EE"/>
-            <w:u w:val="single"/>
-          </w:rPr>
-          <w:t>Word</w:t>
-        </w:r>
-      </w:hyperlink>
+      <w:r>
+        <w:rPr>
+          <w:lang w:val="en_US" w:bidi="en_US"/>
+        </w:rPr>
+        <w:t>Word</w:t>
+      </w:r>
       <w:r>
         <w:rPr>
           <w:lang w:val="en_US" w:bidi="en_US"/>
@@ -40172,18 +38906,12 @@
         </w:rPr>
         <w:t xml:space="preserve">, the Spirit of God. The Holy Spirit helps the believer understand the word of God. When people pray in the Spirit, it means that he leads and helps the believers to pray. For more information on Spirit, refer to </w:t>
       </w:r>
-      <w:hyperlink r:id="rId34">
-        <w:r>
-          <w:rPr>
-            <w:lang w:val="en_US" w:bidi="en_US"/>
-          </w:rPr>
-          <w:rPr>
-            <w:color w:val="0000EE"/>
-            <w:u w:val="single"/>
-          </w:rPr>
-          <w:t>Holy Spirit</w:t>
-        </w:r>
-      </w:hyperlink>
+      <w:r>
+        <w:rPr>
+          <w:lang w:val="en_US" w:bidi="en_US"/>
+        </w:rPr>
+        <w:t>Holy Spirit</w:t>
+      </w:r>
       <w:r>
         <w:rPr>
           <w:lang w:val="en_US" w:bidi="en_US"/>
@@ -40217,18 +38945,12 @@
         </w:rPr>
         <w:t xml:space="preserve"> with all prayers and requests. Praying is communicating with God. When people pray, they praise God, thank him, ask him for help, tell him about the wrong things they have done, ask him to help other people, or just cry to him because they feel so sad. In the Bible, all these things are part of praying. For more information on </w:t>
       </w:r>
-      <w:hyperlink r:id="rId94">
-        <w:r>
-          <w:rPr>
-            <w:lang w:val="en_US" w:bidi="en_US"/>
-          </w:rPr>
-          <w:rPr>
-            <w:color w:val="0000EE"/>
-            <w:u w:val="single"/>
-          </w:rPr>
-          <w:t>prayer</w:t>
-        </w:r>
-      </w:hyperlink>
+      <w:r>
+        <w:rPr>
+          <w:lang w:val="en_US" w:bidi="en_US"/>
+        </w:rPr>
+        <w:t>prayer</w:t>
+      </w:r>
       <w:r>
         <w:rPr>
           <w:lang w:val="en_US" w:bidi="en_US"/>
@@ -40262,18 +38984,12 @@
         </w:rPr>
         <w:t xml:space="preserve">, or all God's people. These are people who belong to God because they believe in Jesus. For more information on </w:t>
       </w:r>
-      <w:hyperlink r:id="rId17">
-        <w:r>
-          <w:rPr>
-            <w:lang w:val="en_US" w:bidi="en_US"/>
-          </w:rPr>
-          <w:rPr>
-            <w:color w:val="0000EE"/>
-            <w:u w:val="single"/>
-          </w:rPr>
-          <w:t>saints</w:t>
-        </w:r>
-      </w:hyperlink>
+      <w:r>
+        <w:rPr>
+          <w:lang w:val="en_US" w:bidi="en_US"/>
+        </w:rPr>
+        <w:t>saints</w:t>
+      </w:r>
       <w:r>
         <w:rPr>
           <w:lang w:val="en_US" w:bidi="en_US"/>
@@ -40774,25 +39490,7 @@
         <w:rPr>
           <w:lang w:val="en_US" w:bidi="en_US"/>
         </w:rPr>
-        <w:t xml:space="preserve">Stop here and look at a map of </w:t>
-      </w:r>
-      <w:hyperlink r:id="rId95">
-        <w:r>
-          <w:rPr>
-            <w:lang w:val="en_US" w:bidi="en_US"/>
-          </w:rPr>
-          <w:rPr>
-            <w:color w:val="0000EE"/>
-            <w:u w:val="single"/>
-          </w:rPr>
-          <w:t>Rome and Ephesus</w:t>
-        </w:r>
-      </w:hyperlink>
-      <w:r>
-        <w:rPr>
-          <w:lang w:val="en_US" w:bidi="en_US"/>
-        </w:rPr>
-        <w:t xml:space="preserve"> as a group. Pause this audio here.</w:t>
+        <w:t>Stop here and look at a map of Rome and Ephesus as a group. Pause this audio here.</w:t>
       </w:r>
     </w:p>
     <w:p>
@@ -41566,18 +40264,12 @@
         </w:rPr>
         <w:t xml:space="preserve"> in the Lord. A servant is a person who works for and serves another person. Paul called himself a servant of the gospel earlier in this letter. This is not the same word that Paul used earlier for a slave, or a worker who is not free. Paul is saying that Tychicus faithfully or reliably does work for the Lord. For more information on </w:t>
       </w:r>
-      <w:hyperlink r:id="rId61">
-        <w:r>
-          <w:rPr>
-            <w:lang w:val="en_US" w:bidi="en_US"/>
-          </w:rPr>
-          <w:rPr>
-            <w:color w:val="0000EE"/>
-            <w:u w:val="single"/>
-          </w:rPr>
-          <w:t>servant</w:t>
-        </w:r>
-      </w:hyperlink>
+      <w:r>
+        <w:rPr>
+          <w:lang w:val="en_US" w:bidi="en_US"/>
+        </w:rPr>
+        <w:t>servant</w:t>
+      </w:r>
       <w:r>
         <w:rPr>
           <w:lang w:val="en_US" w:bidi="en_US"/>
@@ -41611,18 +40303,12 @@
         </w:rPr>
         <w:t xml:space="preserve"> is a master over other people, who has full authority, so the Israelites used this word for God, because he has authority over the whole world. For more information on </w:t>
       </w:r>
-      <w:hyperlink r:id="rId18">
-        <w:r>
-          <w:rPr>
-            <w:lang w:val="en_US" w:bidi="en_US"/>
-          </w:rPr>
-          <w:rPr>
-            <w:color w:val="0000EE"/>
-            <w:u w:val="single"/>
-          </w:rPr>
-          <w:t>Lord</w:t>
-        </w:r>
-      </w:hyperlink>
+      <w:r>
+        <w:rPr>
+          <w:lang w:val="en_US" w:bidi="en_US"/>
+        </w:rPr>
+        <w:t>Lord</w:t>
+      </w:r>
       <w:r>
         <w:rPr>
           <w:lang w:val="en_US" w:bidi="en_US"/>
@@ -41683,18 +40369,12 @@
         </w:rPr>
         <w:t xml:space="preserve">, or whether you will use the words "fellow believer." Look up </w:t>
       </w:r>
-      <w:hyperlink r:id="rId96">
-        <w:r>
-          <w:rPr>
-            <w:lang w:val="en_US" w:bidi="en_US"/>
-          </w:rPr>
-          <w:rPr>
-            <w:color w:val="0000EE"/>
-            <w:u w:val="single"/>
-          </w:rPr>
-          <w:t>believer</w:t>
-        </w:r>
-      </w:hyperlink>
+      <w:r>
+        <w:rPr>
+          <w:lang w:val="en_US" w:bidi="en_US"/>
+        </w:rPr>
+        <w:t>believer</w:t>
+      </w:r>
       <w:r>
         <w:rPr>
           <w:lang w:val="en_US" w:bidi="en_US"/>
@@ -41728,18 +40408,12 @@
         </w:rPr>
         <w:t xml:space="preserve">. This word for peace means both an absence of conflict and fullness, or completeness, of life. For more information on </w:t>
       </w:r>
-      <w:hyperlink r:id="rId48">
-        <w:r>
-          <w:rPr>
-            <w:lang w:val="en_US" w:bidi="en_US"/>
-          </w:rPr>
-          <w:rPr>
-            <w:color w:val="0000EE"/>
-            <w:u w:val="single"/>
-          </w:rPr>
-          <w:t>peace</w:t>
-        </w:r>
-      </w:hyperlink>
+      <w:r>
+        <w:rPr>
+          <w:lang w:val="en_US" w:bidi="en_US"/>
+        </w:rPr>
+        <w:t>peace</w:t>
+      </w:r>
       <w:r>
         <w:rPr>
           <w:lang w:val="en_US" w:bidi="en_US"/>
@@ -41767,18 +40441,12 @@
         </w:rPr>
         <w:t xml:space="preserve"> refers to the special king and Savior that God had promised to send, who is Jesus. For more information on </w:t>
       </w:r>
-      <w:hyperlink r:id="rId16">
-        <w:r>
-          <w:rPr>
-            <w:lang w:val="en_US" w:bidi="en_US"/>
-          </w:rPr>
-          <w:rPr>
-            <w:color w:val="0000EE"/>
-            <w:u w:val="single"/>
-          </w:rPr>
-          <w:t>Christ</w:t>
-        </w:r>
-      </w:hyperlink>
+      <w:r>
+        <w:rPr>
+          <w:lang w:val="en_US" w:bidi="en_US"/>
+        </w:rPr>
+        <w:t>Christ</w:t>
+      </w:r>
       <w:r>
         <w:rPr>
           <w:lang w:val="en_US" w:bidi="en_US"/>
@@ -41812,18 +40480,12 @@
         </w:rPr>
         <w:t xml:space="preserve">. Faith is to rely on someone, to trust and believe that what that person says is true. The specific faith that Paul is talking about is when someone believes in Jesus. For more information on </w:t>
       </w:r>
-      <w:hyperlink r:id="rId35">
-        <w:r>
-          <w:rPr>
-            <w:lang w:val="en_US" w:bidi="en_US"/>
-          </w:rPr>
-          <w:rPr>
-            <w:color w:val="0000EE"/>
-            <w:u w:val="single"/>
-          </w:rPr>
-          <w:t>faith</w:t>
-        </w:r>
-      </w:hyperlink>
+      <w:r>
+        <w:rPr>
+          <w:lang w:val="en_US" w:bidi="en_US"/>
+        </w:rPr>
+        <w:t>faith</w:t>
+      </w:r>
       <w:r>
         <w:rPr>
           <w:lang w:val="en_US" w:bidi="en_US"/>
@@ -41857,18 +40519,12 @@
         </w:rPr>
         <w:t xml:space="preserve"> to everyone who loves Jesus. To show grace means to give someone something good that they do not deserve. This can often mean the salvation that God gives, but here it probably means the good things, attitudes, and abilities that God gives to believers. For more information on </w:t>
       </w:r>
-      <w:hyperlink r:id="rId24">
-        <w:r>
-          <w:rPr>
-            <w:lang w:val="en_US" w:bidi="en_US"/>
-          </w:rPr>
-          <w:rPr>
-            <w:color w:val="0000EE"/>
-            <w:u w:val="single"/>
-          </w:rPr>
-          <w:t>grace</w:t>
-        </w:r>
-      </w:hyperlink>
+      <w:r>
+        <w:rPr>
+          <w:lang w:val="en_US" w:bidi="en_US"/>
+        </w:rPr>
+        <w:t>grace</w:t>
+      </w:r>
       <w:r>
         <w:rPr>
           <w:lang w:val="en_US" w:bidi="en_US"/>

--- a/eng/docx/49.content.docx
+++ b/eng/docx/49.content.docx
@@ -1872,7 +1872,19 @@
         <w:rPr>
           <w:lang w:val="en_US" w:bidi="en_US"/>
         </w:rPr>
-        <w:t xml:space="preserve"> and spirit are discussed in the Master Glossary.</w:t>
+        <w:t xml:space="preserve"> and </w:t>
+      </w:r>
+      <w:r>
+        <w:rPr>
+          <w:lang w:val="en_US" w:bidi="en_US"/>
+        </w:rPr>
+        <w:t>spirit</w:t>
+      </w:r>
+      <w:r>
+        <w:rPr>
+          <w:lang w:val="en_US" w:bidi="en_US"/>
+        </w:rPr>
+        <w:t xml:space="preserve"> are discussed in the Master Glossary.</w:t>
       </w:r>
     </w:p>
     <w:p>
@@ -2232,6 +2244,271 @@
           <w:lang w:val="en_US" w:bidi="en_US"/>
         </w:rPr>
         <w:t>Finally, the group can put together a final version of the passage that everyone agrees on. Each group member should practice telling this final version of the passage.</w:t>
+      </w:r>
+      <w:r>
+        <w:rPr>
+          <w:lang w:val="en_US" w:bidi="en_US"/>
+        </w:rPr>
+      </w:r>
+      <w:r>
+        <w:rPr>
+          <w:lang w:val="en_US" w:bidi="en_US"/>
+        </w:rPr>
+      </w:r>
+    </w:p>
+    <w:p>
+      <w:pPr/>
+      <w:r>
+        <w:rPr>
+          <w:lang w:val="en_US" w:bidi="en_US"/>
+        </w:rPr>
+      </w:r>
+    </w:p>
+    <w:p>
+      <w:pPr>
+        <w:pStyle w:val="Heading2"/>
+      </w:pPr>
+      <w:r>
+        <w:rPr>
+          <w:lang w:val="en_US" w:bidi="en_US"/>
+        </w:rPr>
+        <w:t>Ephesians 1:1–6</w:t>
+      </w:r>
+      <w:r>
+        <w:rPr>
+          <w:lang w:val="en_US" w:bidi="en_US"/>
+        </w:rPr>
+      </w:r>
+    </w:p>
+    <w:p>
+      <w:pPr>
+        <w:pStyle w:val="Heading4"/>
+      </w:pPr>
+      <w:r>
+        <w:rPr>
+          <w:lang w:val="en_US" w:bidi="en_US"/>
+        </w:rPr>
+        <w:t>Audio Content</w:t>
+      </w:r>
+      <w:r>
+        <w:rPr>
+          <w:lang w:val="en_US" w:bidi="en_US"/>
+        </w:rPr>
+      </w:r>
+      <w:r>
+        <w:rPr>
+          <w:lang w:val="en_US" w:bidi="en_US"/>
+        </w:rPr>
+      </w:r>
+    </w:p>
+    <w:p>
+      <w:pPr>
+        <w:pStyle w:val="ListBullet"/>
+        <w:spacing w:line="240" w:lineRule="auto"/>
+        <w:ind w:left="720"/>
+      </w:pPr>
+      <w:r>
+        <w:rPr>
+          <w:lang w:val="en_US" w:bidi="en_US"/>
+        </w:rPr>
+      </w:r>
+      <w:hyperlink r:id="rId13">
+        <w:r>
+          <w:rPr>
+            <w:lang w:val="en_US" w:bidi="en_US"/>
+          </w:rPr>
+          <w:rPr>
+            <w:color w:val="0000EE"/>
+            <w:u w:val="single"/>
+          </w:rPr>
+          <w:t>Hear and Heart</w:t>
+        </w:r>
+      </w:hyperlink>
+      <w:r>
+        <w:rPr>
+          <w:lang w:val="en_US" w:bidi="en_US"/>
+        </w:rPr>
+        <w:t xml:space="preserve"> (473 KB)</w:t>
+      </w:r>
+      <w:r>
+        <w:rPr>
+          <w:lang w:val="en_US" w:bidi="en_US"/>
+        </w:rPr>
+      </w:r>
+    </w:p>
+    <w:p>
+      <w:pPr>
+        <w:pStyle w:val="ListBullet"/>
+        <w:spacing w:line="240" w:lineRule="auto"/>
+        <w:ind w:left="720"/>
+      </w:pPr>
+      <w:r>
+        <w:rPr>
+          <w:lang w:val="en_US" w:bidi="en_US"/>
+        </w:rPr>
+      </w:r>
+      <w:hyperlink r:id="rId14">
+        <w:r>
+          <w:rPr>
+            <w:lang w:val="en_US" w:bidi="en_US"/>
+          </w:rPr>
+          <w:rPr>
+            <w:color w:val="0000EE"/>
+            <w:u w:val="single"/>
+          </w:rPr>
+          <w:t>Setting the Stage</w:t>
+        </w:r>
+      </w:hyperlink>
+      <w:r>
+        <w:rPr>
+          <w:lang w:val="en_US" w:bidi="en_US"/>
+        </w:rPr>
+        <w:t xml:space="preserve"> (3.7 MB)</w:t>
+      </w:r>
+      <w:r>
+        <w:rPr>
+          <w:lang w:val="en_US" w:bidi="en_US"/>
+        </w:rPr>
+      </w:r>
+    </w:p>
+    <w:p>
+      <w:pPr>
+        <w:pStyle w:val="ListBullet"/>
+        <w:spacing w:line="240" w:lineRule="auto"/>
+        <w:ind w:left="720"/>
+      </w:pPr>
+      <w:r>
+        <w:rPr>
+          <w:lang w:val="en_US" w:bidi="en_US"/>
+        </w:rPr>
+      </w:r>
+      <w:hyperlink r:id="rId15">
+        <w:r>
+          <w:rPr>
+            <w:lang w:val="en_US" w:bidi="en_US"/>
+          </w:rPr>
+          <w:rPr>
+            <w:color w:val="0000EE"/>
+            <w:u w:val="single"/>
+          </w:rPr>
+          <w:t>Defining the Scenes</w:t>
+        </w:r>
+      </w:hyperlink>
+      <w:r>
+        <w:rPr>
+          <w:lang w:val="en_US" w:bidi="en_US"/>
+        </w:rPr>
+        <w:t xml:space="preserve"> (3.4 MB)</w:t>
+      </w:r>
+      <w:r>
+        <w:rPr>
+          <w:lang w:val="en_US" w:bidi="en_US"/>
+        </w:rPr>
+      </w:r>
+    </w:p>
+    <w:p>
+      <w:pPr>
+        <w:pStyle w:val="ListBullet"/>
+        <w:spacing w:line="240" w:lineRule="auto"/>
+        <w:ind w:left="720"/>
+      </w:pPr>
+      <w:r>
+        <w:rPr>
+          <w:lang w:val="en_US" w:bidi="en_US"/>
+        </w:rPr>
+      </w:r>
+      <w:hyperlink r:id="rId16">
+        <w:r>
+          <w:rPr>
+            <w:lang w:val="en_US" w:bidi="en_US"/>
+          </w:rPr>
+          <w:rPr>
+            <w:color w:val="0000EE"/>
+            <w:u w:val="single"/>
+          </w:rPr>
+          <w:t>Embodying the Text</w:t>
+        </w:r>
+      </w:hyperlink>
+      <w:r>
+        <w:rPr>
+          <w:lang w:val="en_US" w:bidi="en_US"/>
+        </w:rPr>
+        <w:t xml:space="preserve"> (499 KB)</w:t>
+      </w:r>
+      <w:r>
+        <w:rPr>
+          <w:lang w:val="en_US" w:bidi="en_US"/>
+        </w:rPr>
+      </w:r>
+    </w:p>
+    <w:p>
+      <w:pPr>
+        <w:pStyle w:val="ListBullet"/>
+        <w:spacing w:line="240" w:lineRule="auto"/>
+        <w:ind w:left="720"/>
+      </w:pPr>
+      <w:r>
+        <w:rPr>
+          <w:lang w:val="en_US" w:bidi="en_US"/>
+        </w:rPr>
+      </w:r>
+      <w:hyperlink r:id="rId17">
+        <w:r>
+          <w:rPr>
+            <w:lang w:val="en_US" w:bidi="en_US"/>
+          </w:rPr>
+          <w:rPr>
+            <w:color w:val="0000EE"/>
+            <w:u w:val="single"/>
+          </w:rPr>
+          <w:t>Filling the Gaps</w:t>
+        </w:r>
+      </w:hyperlink>
+      <w:r>
+        <w:rPr>
+          <w:lang w:val="en_US" w:bidi="en_US"/>
+        </w:rPr>
+        <w:t xml:space="preserve"> (335 KB)</w:t>
+      </w:r>
+      <w:r>
+        <w:rPr>
+          <w:lang w:val="en_US" w:bidi="en_US"/>
+        </w:rPr>
+      </w:r>
+    </w:p>
+    <w:p>
+      <w:pPr>
+        <w:pStyle w:val="ListBullet"/>
+        <w:spacing w:line="240" w:lineRule="auto"/>
+        <w:ind w:left="720"/>
+      </w:pPr>
+      <w:r>
+        <w:rPr>
+          <w:lang w:val="en_US" w:bidi="en_US"/>
+        </w:rPr>
+      </w:r>
+      <w:hyperlink r:id="rId18">
+        <w:r>
+          <w:rPr>
+            <w:lang w:val="en_US" w:bidi="en_US"/>
+          </w:rPr>
+          <w:rPr>
+            <w:color w:val="0000EE"/>
+            <w:u w:val="single"/>
+          </w:rPr>
+          <w:t>Speaking the Word</w:t>
+        </w:r>
+      </w:hyperlink>
+      <w:r>
+        <w:rPr>
+          <w:lang w:val="en_US" w:bidi="en_US"/>
+        </w:rPr>
+        <w:t xml:space="preserve"> (504 KB)</w:t>
+      </w:r>
+      <w:r>
+        <w:rPr>
+          <w:lang w:val="en_US" w:bidi="en_US"/>
+        </w:rPr>
       </w:r>
       <w:r>
         <w:rPr>
@@ -3788,6 +4065,271 @@
         <w:rPr>
           <w:lang w:val="en_US" w:bidi="en_US"/>
         </w:rPr>
+        <w:t>Ephesians 1:7–10</w:t>
+      </w:r>
+      <w:r>
+        <w:rPr>
+          <w:lang w:val="en_US" w:bidi="en_US"/>
+        </w:rPr>
+      </w:r>
+    </w:p>
+    <w:p>
+      <w:pPr>
+        <w:pStyle w:val="Heading4"/>
+      </w:pPr>
+      <w:r>
+        <w:rPr>
+          <w:lang w:val="en_US" w:bidi="en_US"/>
+        </w:rPr>
+        <w:t>Audio Content</w:t>
+      </w:r>
+      <w:r>
+        <w:rPr>
+          <w:lang w:val="en_US" w:bidi="en_US"/>
+        </w:rPr>
+      </w:r>
+      <w:r>
+        <w:rPr>
+          <w:lang w:val="en_US" w:bidi="en_US"/>
+        </w:rPr>
+      </w:r>
+    </w:p>
+    <w:p>
+      <w:pPr>
+        <w:pStyle w:val="ListBullet"/>
+        <w:spacing w:line="240" w:lineRule="auto"/>
+        <w:ind w:left="720"/>
+      </w:pPr>
+      <w:r>
+        <w:rPr>
+          <w:lang w:val="en_US" w:bidi="en_US"/>
+        </w:rPr>
+      </w:r>
+      <w:hyperlink r:id="rId19">
+        <w:r>
+          <w:rPr>
+            <w:lang w:val="en_US" w:bidi="en_US"/>
+          </w:rPr>
+          <w:rPr>
+            <w:color w:val="0000EE"/>
+            <w:u w:val="single"/>
+          </w:rPr>
+          <w:t>Hear and Heart</w:t>
+        </w:r>
+      </w:hyperlink>
+      <w:r>
+        <w:rPr>
+          <w:lang w:val="en_US" w:bidi="en_US"/>
+        </w:rPr>
+        <w:t xml:space="preserve"> (545 KB)</w:t>
+      </w:r>
+      <w:r>
+        <w:rPr>
+          <w:lang w:val="en_US" w:bidi="en_US"/>
+        </w:rPr>
+      </w:r>
+    </w:p>
+    <w:p>
+      <w:pPr>
+        <w:pStyle w:val="ListBullet"/>
+        <w:spacing w:line="240" w:lineRule="auto"/>
+        <w:ind w:left="720"/>
+      </w:pPr>
+      <w:r>
+        <w:rPr>
+          <w:lang w:val="en_US" w:bidi="en_US"/>
+        </w:rPr>
+      </w:r>
+      <w:hyperlink r:id="rId20">
+        <w:r>
+          <w:rPr>
+            <w:lang w:val="en_US" w:bidi="en_US"/>
+          </w:rPr>
+          <w:rPr>
+            <w:color w:val="0000EE"/>
+            <w:u w:val="single"/>
+          </w:rPr>
+          <w:t>Setting the Stage</w:t>
+        </w:r>
+      </w:hyperlink>
+      <w:r>
+        <w:rPr>
+          <w:lang w:val="en_US" w:bidi="en_US"/>
+        </w:rPr>
+        <w:t xml:space="preserve"> (887 KB)</w:t>
+      </w:r>
+      <w:r>
+        <w:rPr>
+          <w:lang w:val="en_US" w:bidi="en_US"/>
+        </w:rPr>
+      </w:r>
+    </w:p>
+    <w:p>
+      <w:pPr>
+        <w:pStyle w:val="ListBullet"/>
+        <w:spacing w:line="240" w:lineRule="auto"/>
+        <w:ind w:left="720"/>
+      </w:pPr>
+      <w:r>
+        <w:rPr>
+          <w:lang w:val="en_US" w:bidi="en_US"/>
+        </w:rPr>
+      </w:r>
+      <w:hyperlink r:id="rId21">
+        <w:r>
+          <w:rPr>
+            <w:lang w:val="en_US" w:bidi="en_US"/>
+          </w:rPr>
+          <w:rPr>
+            <w:color w:val="0000EE"/>
+            <w:u w:val="single"/>
+          </w:rPr>
+          <w:t>Defining the Scenes</w:t>
+        </w:r>
+      </w:hyperlink>
+      <w:r>
+        <w:rPr>
+          <w:lang w:val="en_US" w:bidi="en_US"/>
+        </w:rPr>
+        <w:t xml:space="preserve"> (167 KB)</w:t>
+      </w:r>
+      <w:r>
+        <w:rPr>
+          <w:lang w:val="en_US" w:bidi="en_US"/>
+        </w:rPr>
+      </w:r>
+    </w:p>
+    <w:p>
+      <w:pPr>
+        <w:pStyle w:val="ListBullet"/>
+        <w:spacing w:line="240" w:lineRule="auto"/>
+        <w:ind w:left="720"/>
+      </w:pPr>
+      <w:r>
+        <w:rPr>
+          <w:lang w:val="en_US" w:bidi="en_US"/>
+        </w:rPr>
+      </w:r>
+      <w:hyperlink r:id="rId22">
+        <w:r>
+          <w:rPr>
+            <w:lang w:val="en_US" w:bidi="en_US"/>
+          </w:rPr>
+          <w:rPr>
+            <w:color w:val="0000EE"/>
+            <w:u w:val="single"/>
+          </w:rPr>
+          <w:t>Embodying the Text</w:t>
+        </w:r>
+      </w:hyperlink>
+      <w:r>
+        <w:rPr>
+          <w:lang w:val="en_US" w:bidi="en_US"/>
+        </w:rPr>
+        <w:t xml:space="preserve"> (331 KB)</w:t>
+      </w:r>
+      <w:r>
+        <w:rPr>
+          <w:lang w:val="en_US" w:bidi="en_US"/>
+        </w:rPr>
+      </w:r>
+    </w:p>
+    <w:p>
+      <w:pPr>
+        <w:pStyle w:val="ListBullet"/>
+        <w:spacing w:line="240" w:lineRule="auto"/>
+        <w:ind w:left="720"/>
+      </w:pPr>
+      <w:r>
+        <w:rPr>
+          <w:lang w:val="en_US" w:bidi="en_US"/>
+        </w:rPr>
+      </w:r>
+      <w:hyperlink r:id="rId23">
+        <w:r>
+          <w:rPr>
+            <w:lang w:val="en_US" w:bidi="en_US"/>
+          </w:rPr>
+          <w:rPr>
+            <w:color w:val="0000EE"/>
+            <w:u w:val="single"/>
+          </w:rPr>
+          <w:t>Filling the Gaps</w:t>
+        </w:r>
+      </w:hyperlink>
+      <w:r>
+        <w:rPr>
+          <w:lang w:val="en_US" w:bidi="en_US"/>
+        </w:rPr>
+        <w:t xml:space="preserve"> (172 KB)</w:t>
+      </w:r>
+      <w:r>
+        <w:rPr>
+          <w:lang w:val="en_US" w:bidi="en_US"/>
+        </w:rPr>
+      </w:r>
+    </w:p>
+    <w:p>
+      <w:pPr>
+        <w:pStyle w:val="ListBullet"/>
+        <w:spacing w:line="240" w:lineRule="auto"/>
+        <w:ind w:left="720"/>
+      </w:pPr>
+      <w:r>
+        <w:rPr>
+          <w:lang w:val="en_US" w:bidi="en_US"/>
+        </w:rPr>
+      </w:r>
+      <w:hyperlink r:id="rId24">
+        <w:r>
+          <w:rPr>
+            <w:lang w:val="en_US" w:bidi="en_US"/>
+          </w:rPr>
+          <w:rPr>
+            <w:color w:val="0000EE"/>
+            <w:u w:val="single"/>
+          </w:rPr>
+          <w:t>Speaking the Word</w:t>
+        </w:r>
+      </w:hyperlink>
+      <w:r>
+        <w:rPr>
+          <w:lang w:val="en_US" w:bidi="en_US"/>
+        </w:rPr>
+        <w:t xml:space="preserve"> (784 KB)</w:t>
+      </w:r>
+      <w:r>
+        <w:rPr>
+          <w:lang w:val="en_US" w:bidi="en_US"/>
+        </w:rPr>
+      </w:r>
+      <w:r>
+        <w:rPr>
+          <w:lang w:val="en_US" w:bidi="en_US"/>
+        </w:rPr>
+      </w:r>
+      <w:r>
+        <w:rPr>
+          <w:lang w:val="en_US" w:bidi="en_US"/>
+        </w:rPr>
+      </w:r>
+    </w:p>
+    <w:p>
+      <w:pPr/>
+      <w:r>
+        <w:rPr>
+          <w:lang w:val="en_US" w:bidi="en_US"/>
+        </w:rPr>
+      </w:r>
+    </w:p>
+    <w:p>
+      <w:pPr>
+        <w:pStyle w:val="Heading2"/>
+      </w:pPr>
+      <w:r>
+        <w:rPr>
+          <w:lang w:val="en_US" w:bidi="en_US"/>
+        </w:rPr>
         <w:t>Ephesians 1:11–14</w:t>
       </w:r>
       <w:r>
@@ -5639,6 +6181,271 @@
         <w:rPr>
           <w:lang w:val="en_US" w:bidi="en_US"/>
         </w:rPr>
+        <w:t>Ephesians 1:11–14</w:t>
+      </w:r>
+      <w:r>
+        <w:rPr>
+          <w:lang w:val="en_US" w:bidi="en_US"/>
+        </w:rPr>
+      </w:r>
+    </w:p>
+    <w:p>
+      <w:pPr>
+        <w:pStyle w:val="Heading4"/>
+      </w:pPr>
+      <w:r>
+        <w:rPr>
+          <w:lang w:val="en_US" w:bidi="en_US"/>
+        </w:rPr>
+        <w:t>Audio Content</w:t>
+      </w:r>
+      <w:r>
+        <w:rPr>
+          <w:lang w:val="en_US" w:bidi="en_US"/>
+        </w:rPr>
+      </w:r>
+      <w:r>
+        <w:rPr>
+          <w:lang w:val="en_US" w:bidi="en_US"/>
+        </w:rPr>
+      </w:r>
+    </w:p>
+    <w:p>
+      <w:pPr>
+        <w:pStyle w:val="ListBullet"/>
+        <w:spacing w:line="240" w:lineRule="auto"/>
+        <w:ind w:left="720"/>
+      </w:pPr>
+      <w:r>
+        <w:rPr>
+          <w:lang w:val="en_US" w:bidi="en_US"/>
+        </w:rPr>
+      </w:r>
+      <w:hyperlink r:id="rId25">
+        <w:r>
+          <w:rPr>
+            <w:lang w:val="en_US" w:bidi="en_US"/>
+          </w:rPr>
+          <w:rPr>
+            <w:color w:val="0000EE"/>
+            <w:u w:val="single"/>
+          </w:rPr>
+          <w:t>Hear and Heart</w:t>
+        </w:r>
+      </w:hyperlink>
+      <w:r>
+        <w:rPr>
+          <w:lang w:val="en_US" w:bidi="en_US"/>
+        </w:rPr>
+        <w:t xml:space="preserve"> (477 KB)</w:t>
+      </w:r>
+      <w:r>
+        <w:rPr>
+          <w:lang w:val="en_US" w:bidi="en_US"/>
+        </w:rPr>
+      </w:r>
+    </w:p>
+    <w:p>
+      <w:pPr>
+        <w:pStyle w:val="ListBullet"/>
+        <w:spacing w:line="240" w:lineRule="auto"/>
+        <w:ind w:left="720"/>
+      </w:pPr>
+      <w:r>
+        <w:rPr>
+          <w:lang w:val="en_US" w:bidi="en_US"/>
+        </w:rPr>
+      </w:r>
+      <w:hyperlink r:id="rId26">
+        <w:r>
+          <w:rPr>
+            <w:lang w:val="en_US" w:bidi="en_US"/>
+          </w:rPr>
+          <w:rPr>
+            <w:color w:val="0000EE"/>
+            <w:u w:val="single"/>
+          </w:rPr>
+          <w:t>Setting the Stage</w:t>
+        </w:r>
+      </w:hyperlink>
+      <w:r>
+        <w:rPr>
+          <w:lang w:val="en_US" w:bidi="en_US"/>
+        </w:rPr>
+        <w:t xml:space="preserve"> (2.8 MB)</w:t>
+      </w:r>
+      <w:r>
+        <w:rPr>
+          <w:lang w:val="en_US" w:bidi="en_US"/>
+        </w:rPr>
+      </w:r>
+    </w:p>
+    <w:p>
+      <w:pPr>
+        <w:pStyle w:val="ListBullet"/>
+        <w:spacing w:line="240" w:lineRule="auto"/>
+        <w:ind w:left="720"/>
+      </w:pPr>
+      <w:r>
+        <w:rPr>
+          <w:lang w:val="en_US" w:bidi="en_US"/>
+        </w:rPr>
+      </w:r>
+      <w:hyperlink r:id="rId27">
+        <w:r>
+          <w:rPr>
+            <w:lang w:val="en_US" w:bidi="en_US"/>
+          </w:rPr>
+          <w:rPr>
+            <w:color w:val="0000EE"/>
+            <w:u w:val="single"/>
+          </w:rPr>
+          <w:t>Defining the Scenes</w:t>
+        </w:r>
+      </w:hyperlink>
+      <w:r>
+        <w:rPr>
+          <w:lang w:val="en_US" w:bidi="en_US"/>
+        </w:rPr>
+        <w:t xml:space="preserve"> (165 KB)</w:t>
+      </w:r>
+      <w:r>
+        <w:rPr>
+          <w:lang w:val="en_US" w:bidi="en_US"/>
+        </w:rPr>
+      </w:r>
+    </w:p>
+    <w:p>
+      <w:pPr>
+        <w:pStyle w:val="ListBullet"/>
+        <w:spacing w:line="240" w:lineRule="auto"/>
+        <w:ind w:left="720"/>
+      </w:pPr>
+      <w:r>
+        <w:rPr>
+          <w:lang w:val="en_US" w:bidi="en_US"/>
+        </w:rPr>
+      </w:r>
+      <w:hyperlink r:id="rId28">
+        <w:r>
+          <w:rPr>
+            <w:lang w:val="en_US" w:bidi="en_US"/>
+          </w:rPr>
+          <w:rPr>
+            <w:color w:val="0000EE"/>
+            <w:u w:val="single"/>
+          </w:rPr>
+          <w:t>Embodying the Text</w:t>
+        </w:r>
+      </w:hyperlink>
+      <w:r>
+        <w:rPr>
+          <w:lang w:val="en_US" w:bidi="en_US"/>
+        </w:rPr>
+        <w:t xml:space="preserve"> (317 KB)</w:t>
+      </w:r>
+      <w:r>
+        <w:rPr>
+          <w:lang w:val="en_US" w:bidi="en_US"/>
+        </w:rPr>
+      </w:r>
+    </w:p>
+    <w:p>
+      <w:pPr>
+        <w:pStyle w:val="ListBullet"/>
+        <w:spacing w:line="240" w:lineRule="auto"/>
+        <w:ind w:left="720"/>
+      </w:pPr>
+      <w:r>
+        <w:rPr>
+          <w:lang w:val="en_US" w:bidi="en_US"/>
+        </w:rPr>
+      </w:r>
+      <w:hyperlink r:id="rId29">
+        <w:r>
+          <w:rPr>
+            <w:lang w:val="en_US" w:bidi="en_US"/>
+          </w:rPr>
+          <w:rPr>
+            <w:color w:val="0000EE"/>
+            <w:u w:val="single"/>
+          </w:rPr>
+          <w:t>Filling the Gaps</w:t>
+        </w:r>
+      </w:hyperlink>
+      <w:r>
+        <w:rPr>
+          <w:lang w:val="en_US" w:bidi="en_US"/>
+        </w:rPr>
+        <w:t xml:space="preserve"> (2.0 MB)</w:t>
+      </w:r>
+      <w:r>
+        <w:rPr>
+          <w:lang w:val="en_US" w:bidi="en_US"/>
+        </w:rPr>
+      </w:r>
+    </w:p>
+    <w:p>
+      <w:pPr>
+        <w:pStyle w:val="ListBullet"/>
+        <w:spacing w:line="240" w:lineRule="auto"/>
+        <w:ind w:left="720"/>
+      </w:pPr>
+      <w:r>
+        <w:rPr>
+          <w:lang w:val="en_US" w:bidi="en_US"/>
+        </w:rPr>
+      </w:r>
+      <w:hyperlink r:id="rId30">
+        <w:r>
+          <w:rPr>
+            <w:lang w:val="en_US" w:bidi="en_US"/>
+          </w:rPr>
+          <w:rPr>
+            <w:color w:val="0000EE"/>
+            <w:u w:val="single"/>
+          </w:rPr>
+          <w:t>Speaking the Word</w:t>
+        </w:r>
+      </w:hyperlink>
+      <w:r>
+        <w:rPr>
+          <w:lang w:val="en_US" w:bidi="en_US"/>
+        </w:rPr>
+        <w:t xml:space="preserve"> (329 KB)</w:t>
+      </w:r>
+      <w:r>
+        <w:rPr>
+          <w:lang w:val="en_US" w:bidi="en_US"/>
+        </w:rPr>
+      </w:r>
+      <w:r>
+        <w:rPr>
+          <w:lang w:val="en_US" w:bidi="en_US"/>
+        </w:rPr>
+      </w:r>
+      <w:r>
+        <w:rPr>
+          <w:lang w:val="en_US" w:bidi="en_US"/>
+        </w:rPr>
+      </w:r>
+    </w:p>
+    <w:p>
+      <w:pPr/>
+      <w:r>
+        <w:rPr>
+          <w:lang w:val="en_US" w:bidi="en_US"/>
+        </w:rPr>
+      </w:r>
+    </w:p>
+    <w:p>
+      <w:pPr>
+        <w:pStyle w:val="Heading2"/>
+      </w:pPr>
+      <w:r>
+        <w:rPr>
+          <w:lang w:val="en_US" w:bidi="en_US"/>
+        </w:rPr>
         <w:t>Ephesians 1:15–23</w:t>
       </w:r>
       <w:r>
@@ -7504,6 +8311,271 @@
         <w:rPr>
           <w:lang w:val="en_US" w:bidi="en_US"/>
         </w:rPr>
+        <w:t>Ephesians 1:15–23</w:t>
+      </w:r>
+      <w:r>
+        <w:rPr>
+          <w:lang w:val="en_US" w:bidi="en_US"/>
+        </w:rPr>
+      </w:r>
+    </w:p>
+    <w:p>
+      <w:pPr>
+        <w:pStyle w:val="Heading4"/>
+      </w:pPr>
+      <w:r>
+        <w:rPr>
+          <w:lang w:val="en_US" w:bidi="en_US"/>
+        </w:rPr>
+        <w:t>Audio Content</w:t>
+      </w:r>
+      <w:r>
+        <w:rPr>
+          <w:lang w:val="en_US" w:bidi="en_US"/>
+        </w:rPr>
+      </w:r>
+      <w:r>
+        <w:rPr>
+          <w:lang w:val="en_US" w:bidi="en_US"/>
+        </w:rPr>
+      </w:r>
+    </w:p>
+    <w:p>
+      <w:pPr>
+        <w:pStyle w:val="ListBullet"/>
+        <w:spacing w:line="240" w:lineRule="auto"/>
+        <w:ind w:left="720"/>
+      </w:pPr>
+      <w:r>
+        <w:rPr>
+          <w:lang w:val="en_US" w:bidi="en_US"/>
+        </w:rPr>
+      </w:r>
+      <w:hyperlink r:id="rId31">
+        <w:r>
+          <w:rPr>
+            <w:lang w:val="en_US" w:bidi="en_US"/>
+          </w:rPr>
+          <w:rPr>
+            <w:color w:val="0000EE"/>
+            <w:u w:val="single"/>
+          </w:rPr>
+          <w:t>Hear and Heart</w:t>
+        </w:r>
+      </w:hyperlink>
+      <w:r>
+        <w:rPr>
+          <w:lang w:val="en_US" w:bidi="en_US"/>
+        </w:rPr>
+        <w:t xml:space="preserve"> (321 KB)</w:t>
+      </w:r>
+      <w:r>
+        <w:rPr>
+          <w:lang w:val="en_US" w:bidi="en_US"/>
+        </w:rPr>
+      </w:r>
+    </w:p>
+    <w:p>
+      <w:pPr>
+        <w:pStyle w:val="ListBullet"/>
+        <w:spacing w:line="240" w:lineRule="auto"/>
+        <w:ind w:left="720"/>
+      </w:pPr>
+      <w:r>
+        <w:rPr>
+          <w:lang w:val="en_US" w:bidi="en_US"/>
+        </w:rPr>
+      </w:r>
+      <w:hyperlink r:id="rId32">
+        <w:r>
+          <w:rPr>
+            <w:lang w:val="en_US" w:bidi="en_US"/>
+          </w:rPr>
+          <w:rPr>
+            <w:color w:val="0000EE"/>
+            <w:u w:val="single"/>
+          </w:rPr>
+          <w:t>Setting the Stage</w:t>
+        </w:r>
+      </w:hyperlink>
+      <w:r>
+        <w:rPr>
+          <w:lang w:val="en_US" w:bidi="en_US"/>
+        </w:rPr>
+        <w:t xml:space="preserve"> (162 KB)</w:t>
+      </w:r>
+      <w:r>
+        <w:rPr>
+          <w:lang w:val="en_US" w:bidi="en_US"/>
+        </w:rPr>
+      </w:r>
+    </w:p>
+    <w:p>
+      <w:pPr>
+        <w:pStyle w:val="ListBullet"/>
+        <w:spacing w:line="240" w:lineRule="auto"/>
+        <w:ind w:left="720"/>
+      </w:pPr>
+      <w:r>
+        <w:rPr>
+          <w:lang w:val="en_US" w:bidi="en_US"/>
+        </w:rPr>
+      </w:r>
+      <w:hyperlink r:id="rId33">
+        <w:r>
+          <w:rPr>
+            <w:lang w:val="en_US" w:bidi="en_US"/>
+          </w:rPr>
+          <w:rPr>
+            <w:color w:val="0000EE"/>
+            <w:u w:val="single"/>
+          </w:rPr>
+          <w:t>Defining the Scenes</w:t>
+        </w:r>
+      </w:hyperlink>
+      <w:r>
+        <w:rPr>
+          <w:lang w:val="en_US" w:bidi="en_US"/>
+        </w:rPr>
+        <w:t xml:space="preserve"> (163 KB)</w:t>
+      </w:r>
+      <w:r>
+        <w:rPr>
+          <w:lang w:val="en_US" w:bidi="en_US"/>
+        </w:rPr>
+      </w:r>
+    </w:p>
+    <w:p>
+      <w:pPr>
+        <w:pStyle w:val="ListBullet"/>
+        <w:spacing w:line="240" w:lineRule="auto"/>
+        <w:ind w:left="720"/>
+      </w:pPr>
+      <w:r>
+        <w:rPr>
+          <w:lang w:val="en_US" w:bidi="en_US"/>
+        </w:rPr>
+      </w:r>
+      <w:hyperlink r:id="rId34">
+        <w:r>
+          <w:rPr>
+            <w:lang w:val="en_US" w:bidi="en_US"/>
+          </w:rPr>
+          <w:rPr>
+            <w:color w:val="0000EE"/>
+            <w:u w:val="single"/>
+          </w:rPr>
+          <w:t>Embodying the Text</w:t>
+        </w:r>
+      </w:hyperlink>
+      <w:r>
+        <w:rPr>
+          <w:lang w:val="en_US" w:bidi="en_US"/>
+        </w:rPr>
+        <w:t xml:space="preserve"> (2.9 MB)</w:t>
+      </w:r>
+      <w:r>
+        <w:rPr>
+          <w:lang w:val="en_US" w:bidi="en_US"/>
+        </w:rPr>
+      </w:r>
+    </w:p>
+    <w:p>
+      <w:pPr>
+        <w:pStyle w:val="ListBullet"/>
+        <w:spacing w:line="240" w:lineRule="auto"/>
+        <w:ind w:left="720"/>
+      </w:pPr>
+      <w:r>
+        <w:rPr>
+          <w:lang w:val="en_US" w:bidi="en_US"/>
+        </w:rPr>
+      </w:r>
+      <w:hyperlink r:id="rId35">
+        <w:r>
+          <w:rPr>
+            <w:lang w:val="en_US" w:bidi="en_US"/>
+          </w:rPr>
+          <w:rPr>
+            <w:color w:val="0000EE"/>
+            <w:u w:val="single"/>
+          </w:rPr>
+          <w:t>Filling the Gaps</w:t>
+        </w:r>
+      </w:hyperlink>
+      <w:r>
+        <w:rPr>
+          <w:lang w:val="en_US" w:bidi="en_US"/>
+        </w:rPr>
+        <w:t xml:space="preserve"> (3.2 MB)</w:t>
+      </w:r>
+      <w:r>
+        <w:rPr>
+          <w:lang w:val="en_US" w:bidi="en_US"/>
+        </w:rPr>
+      </w:r>
+    </w:p>
+    <w:p>
+      <w:pPr>
+        <w:pStyle w:val="ListBullet"/>
+        <w:spacing w:line="240" w:lineRule="auto"/>
+        <w:ind w:left="720"/>
+      </w:pPr>
+      <w:r>
+        <w:rPr>
+          <w:lang w:val="en_US" w:bidi="en_US"/>
+        </w:rPr>
+      </w:r>
+      <w:hyperlink r:id="rId36">
+        <w:r>
+          <w:rPr>
+            <w:lang w:val="en_US" w:bidi="en_US"/>
+          </w:rPr>
+          <w:rPr>
+            <w:color w:val="0000EE"/>
+            <w:u w:val="single"/>
+          </w:rPr>
+          <w:t>Speaking the Word</w:t>
+        </w:r>
+      </w:hyperlink>
+      <w:r>
+        <w:rPr>
+          <w:lang w:val="en_US" w:bidi="en_US"/>
+        </w:rPr>
+        <w:t xml:space="preserve"> (163 KB)</w:t>
+      </w:r>
+      <w:r>
+        <w:rPr>
+          <w:lang w:val="en_US" w:bidi="en_US"/>
+        </w:rPr>
+      </w:r>
+      <w:r>
+        <w:rPr>
+          <w:lang w:val="en_US" w:bidi="en_US"/>
+        </w:rPr>
+      </w:r>
+      <w:r>
+        <w:rPr>
+          <w:lang w:val="en_US" w:bidi="en_US"/>
+        </w:rPr>
+      </w:r>
+    </w:p>
+    <w:p>
+      <w:pPr/>
+      <w:r>
+        <w:rPr>
+          <w:lang w:val="en_US" w:bidi="en_US"/>
+        </w:rPr>
+      </w:r>
+    </w:p>
+    <w:p>
+      <w:pPr>
+        <w:pStyle w:val="Heading2"/>
+      </w:pPr>
+      <w:r>
+        <w:rPr>
+          <w:lang w:val="en_US" w:bidi="en_US"/>
+        </w:rPr>
         <w:t>Ephesians 2:1–10</w:t>
       </w:r>
       <w:r>
@@ -8967,7 +10039,19 @@
         <w:rPr>
           <w:lang w:val="en_US" w:bidi="en_US"/>
         </w:rPr>
-        <w:t>. Spirit is discussed in the Master Glossary. God created the spirits but we cannot see this spirit. Satan and the evil spirits rebelled against God.</w:t>
+        <w:t xml:space="preserve">. </w:t>
+      </w:r>
+      <w:r>
+        <w:rPr>
+          <w:lang w:val="en_US" w:bidi="en_US"/>
+        </w:rPr>
+        <w:t>Spirit</w:t>
+      </w:r>
+      <w:r>
+        <w:rPr>
+          <w:lang w:val="en_US" w:bidi="en_US"/>
+        </w:rPr>
+        <w:t xml:space="preserve"> is discussed in the Master Glossary. God created the spirits but we cannot see this spirit. Satan and the evil spirits rebelled against God.</w:t>
       </w:r>
     </w:p>
     <w:p>
@@ -9096,7 +10180,19 @@
         <w:rPr>
           <w:lang w:val="en_US" w:bidi="en_US"/>
         </w:rPr>
-        <w:t>. Wrath is discussed in the Master Glossary. Pause this audio here.</w:t>
+        <w:t xml:space="preserve">. </w:t>
+      </w:r>
+      <w:r>
+        <w:rPr>
+          <w:lang w:val="en_US" w:bidi="en_US"/>
+        </w:rPr>
+        <w:t>Wrath</w:t>
+      </w:r>
+      <w:r>
+        <w:rPr>
+          <w:lang w:val="en_US" w:bidi="en_US"/>
+        </w:rPr>
+        <w:t xml:space="preserve"> is discussed in the Master Glossary. Pause this audio here.</w:t>
       </w:r>
     </w:p>
     <w:p>
@@ -9427,6 +10523,271 @@
           <w:lang w:val="en_US" w:bidi="en_US"/>
         </w:rPr>
         <w:t>Finally, the group can put together a final version of the passage that everyone agrees on. Each group member should practice telling this final version of the passage.</w:t>
+      </w:r>
+      <w:r>
+        <w:rPr>
+          <w:lang w:val="en_US" w:bidi="en_US"/>
+        </w:rPr>
+      </w:r>
+      <w:r>
+        <w:rPr>
+          <w:lang w:val="en_US" w:bidi="en_US"/>
+        </w:rPr>
+      </w:r>
+    </w:p>
+    <w:p>
+      <w:pPr/>
+      <w:r>
+        <w:rPr>
+          <w:lang w:val="en_US" w:bidi="en_US"/>
+        </w:rPr>
+      </w:r>
+    </w:p>
+    <w:p>
+      <w:pPr>
+        <w:pStyle w:val="Heading2"/>
+      </w:pPr>
+      <w:r>
+        <w:rPr>
+          <w:lang w:val="en_US" w:bidi="en_US"/>
+        </w:rPr>
+        <w:t>Ephesians 2:1–10</w:t>
+      </w:r>
+      <w:r>
+        <w:rPr>
+          <w:lang w:val="en_US" w:bidi="en_US"/>
+        </w:rPr>
+      </w:r>
+    </w:p>
+    <w:p>
+      <w:pPr>
+        <w:pStyle w:val="Heading4"/>
+      </w:pPr>
+      <w:r>
+        <w:rPr>
+          <w:lang w:val="en_US" w:bidi="en_US"/>
+        </w:rPr>
+        <w:t>Audio Content</w:t>
+      </w:r>
+      <w:r>
+        <w:rPr>
+          <w:lang w:val="en_US" w:bidi="en_US"/>
+        </w:rPr>
+      </w:r>
+      <w:r>
+        <w:rPr>
+          <w:lang w:val="en_US" w:bidi="en_US"/>
+        </w:rPr>
+      </w:r>
+    </w:p>
+    <w:p>
+      <w:pPr>
+        <w:pStyle w:val="ListBullet"/>
+        <w:spacing w:line="240" w:lineRule="auto"/>
+        <w:ind w:left="720"/>
+      </w:pPr>
+      <w:r>
+        <w:rPr>
+          <w:lang w:val="en_US" w:bidi="en_US"/>
+        </w:rPr>
+      </w:r>
+      <w:hyperlink r:id="rId37">
+        <w:r>
+          <w:rPr>
+            <w:lang w:val="en_US" w:bidi="en_US"/>
+          </w:rPr>
+          <w:rPr>
+            <w:color w:val="0000EE"/>
+            <w:u w:val="single"/>
+          </w:rPr>
+          <w:t>Hear and Heart</w:t>
+        </w:r>
+      </w:hyperlink>
+      <w:r>
+        <w:rPr>
+          <w:lang w:val="en_US" w:bidi="en_US"/>
+        </w:rPr>
+        <w:t xml:space="preserve"> (465 KB)</w:t>
+      </w:r>
+      <w:r>
+        <w:rPr>
+          <w:lang w:val="en_US" w:bidi="en_US"/>
+        </w:rPr>
+      </w:r>
+    </w:p>
+    <w:p>
+      <w:pPr>
+        <w:pStyle w:val="ListBullet"/>
+        <w:spacing w:line="240" w:lineRule="auto"/>
+        <w:ind w:left="720"/>
+      </w:pPr>
+      <w:r>
+        <w:rPr>
+          <w:lang w:val="en_US" w:bidi="en_US"/>
+        </w:rPr>
+      </w:r>
+      <w:hyperlink r:id="rId38">
+        <w:r>
+          <w:rPr>
+            <w:lang w:val="en_US" w:bidi="en_US"/>
+          </w:rPr>
+          <w:rPr>
+            <w:color w:val="0000EE"/>
+            <w:u w:val="single"/>
+          </w:rPr>
+          <w:t>Setting the Stage</w:t>
+        </w:r>
+      </w:hyperlink>
+      <w:r>
+        <w:rPr>
+          <w:lang w:val="en_US" w:bidi="en_US"/>
+        </w:rPr>
+        <w:t xml:space="preserve"> (331 KB)</w:t>
+      </w:r>
+      <w:r>
+        <w:rPr>
+          <w:lang w:val="en_US" w:bidi="en_US"/>
+        </w:rPr>
+      </w:r>
+    </w:p>
+    <w:p>
+      <w:pPr>
+        <w:pStyle w:val="ListBullet"/>
+        <w:spacing w:line="240" w:lineRule="auto"/>
+        <w:ind w:left="720"/>
+      </w:pPr>
+      <w:r>
+        <w:rPr>
+          <w:lang w:val="en_US" w:bidi="en_US"/>
+        </w:rPr>
+      </w:r>
+      <w:hyperlink r:id="rId39">
+        <w:r>
+          <w:rPr>
+            <w:lang w:val="en_US" w:bidi="en_US"/>
+          </w:rPr>
+          <w:rPr>
+            <w:color w:val="0000EE"/>
+            <w:u w:val="single"/>
+          </w:rPr>
+          <w:t>Defining the Scenes</w:t>
+        </w:r>
+      </w:hyperlink>
+      <w:r>
+        <w:rPr>
+          <w:lang w:val="en_US" w:bidi="en_US"/>
+        </w:rPr>
+        <w:t xml:space="preserve"> (1.1 MB)</w:t>
+      </w:r>
+      <w:r>
+        <w:rPr>
+          <w:lang w:val="en_US" w:bidi="en_US"/>
+        </w:rPr>
+      </w:r>
+    </w:p>
+    <w:p>
+      <w:pPr>
+        <w:pStyle w:val="ListBullet"/>
+        <w:spacing w:line="240" w:lineRule="auto"/>
+        <w:ind w:left="720"/>
+      </w:pPr>
+      <w:r>
+        <w:rPr>
+          <w:lang w:val="en_US" w:bidi="en_US"/>
+        </w:rPr>
+      </w:r>
+      <w:hyperlink r:id="rId40">
+        <w:r>
+          <w:rPr>
+            <w:lang w:val="en_US" w:bidi="en_US"/>
+          </w:rPr>
+          <w:rPr>
+            <w:color w:val="0000EE"/>
+            <w:u w:val="single"/>
+          </w:rPr>
+          <w:t>Embodying the Text</w:t>
+        </w:r>
+      </w:hyperlink>
+      <w:r>
+        <w:rPr>
+          <w:lang w:val="en_US" w:bidi="en_US"/>
+        </w:rPr>
+        <w:t xml:space="preserve"> (3.3 MB)</w:t>
+      </w:r>
+      <w:r>
+        <w:rPr>
+          <w:lang w:val="en_US" w:bidi="en_US"/>
+        </w:rPr>
+      </w:r>
+    </w:p>
+    <w:p>
+      <w:pPr>
+        <w:pStyle w:val="ListBullet"/>
+        <w:spacing w:line="240" w:lineRule="auto"/>
+        <w:ind w:left="720"/>
+      </w:pPr>
+      <w:r>
+        <w:rPr>
+          <w:lang w:val="en_US" w:bidi="en_US"/>
+        </w:rPr>
+      </w:r>
+      <w:hyperlink r:id="rId41">
+        <w:r>
+          <w:rPr>
+            <w:lang w:val="en_US" w:bidi="en_US"/>
+          </w:rPr>
+          <w:rPr>
+            <w:color w:val="0000EE"/>
+            <w:u w:val="single"/>
+          </w:rPr>
+          <w:t>Filling the Gaps</w:t>
+        </w:r>
+      </w:hyperlink>
+      <w:r>
+        <w:rPr>
+          <w:lang w:val="en_US" w:bidi="en_US"/>
+        </w:rPr>
+        <w:t xml:space="preserve"> (333 KB)</w:t>
+      </w:r>
+      <w:r>
+        <w:rPr>
+          <w:lang w:val="en_US" w:bidi="en_US"/>
+        </w:rPr>
+      </w:r>
+    </w:p>
+    <w:p>
+      <w:pPr>
+        <w:pStyle w:val="ListBullet"/>
+        <w:spacing w:line="240" w:lineRule="auto"/>
+        <w:ind w:left="720"/>
+      </w:pPr>
+      <w:r>
+        <w:rPr>
+          <w:lang w:val="en_US" w:bidi="en_US"/>
+        </w:rPr>
+      </w:r>
+      <w:hyperlink r:id="rId42">
+        <w:r>
+          <w:rPr>
+            <w:lang w:val="en_US" w:bidi="en_US"/>
+          </w:rPr>
+          <w:rPr>
+            <w:color w:val="0000EE"/>
+            <w:u w:val="single"/>
+          </w:rPr>
+          <w:t>Speaking the Word</w:t>
+        </w:r>
+      </w:hyperlink>
+      <w:r>
+        <w:rPr>
+          <w:lang w:val="en_US" w:bidi="en_US"/>
+        </w:rPr>
+        <w:t xml:space="preserve"> (745 KB)</w:t>
+      </w:r>
+      <w:r>
+        <w:rPr>
+          <w:lang w:val="en_US" w:bidi="en_US"/>
+        </w:rPr>
       </w:r>
       <w:r>
         <w:rPr>
@@ -11052,7 +12413,19 @@
         <w:rPr>
           <w:lang w:val="en_US" w:bidi="en_US"/>
         </w:rPr>
-        <w:t>, or confident expectation, that they could belong to God. Use the same word for hope that you have used in previous passages, and remember that hope is in the Master Glossary.</w:t>
+        <w:t xml:space="preserve">, or confident expectation, that they could belong to God. Use the same word for hope that you have used in previous passages, and remember that </w:t>
+      </w:r>
+      <w:r>
+        <w:rPr>
+          <w:lang w:val="en_US" w:bidi="en_US"/>
+        </w:rPr>
+        <w:t>hope</w:t>
+      </w:r>
+      <w:r>
+        <w:rPr>
+          <w:lang w:val="en_US" w:bidi="en_US"/>
+        </w:rPr>
+        <w:t xml:space="preserve"> is in the Master Glossary.</w:t>
       </w:r>
     </w:p>
     <w:p>
@@ -11422,6 +12795,271 @@
           <w:lang w:val="en_US" w:bidi="en_US"/>
         </w:rPr>
         <w:t>Finally, the group can put together a final version of the passage that everyone agrees on. Each group member should practice telling this final version of the passage.</w:t>
+      </w:r>
+      <w:r>
+        <w:rPr>
+          <w:lang w:val="en_US" w:bidi="en_US"/>
+        </w:rPr>
+      </w:r>
+      <w:r>
+        <w:rPr>
+          <w:lang w:val="en_US" w:bidi="en_US"/>
+        </w:rPr>
+      </w:r>
+    </w:p>
+    <w:p>
+      <w:pPr/>
+      <w:r>
+        <w:rPr>
+          <w:lang w:val="en_US" w:bidi="en_US"/>
+        </w:rPr>
+      </w:r>
+    </w:p>
+    <w:p>
+      <w:pPr>
+        <w:pStyle w:val="Heading2"/>
+      </w:pPr>
+      <w:r>
+        <w:rPr>
+          <w:lang w:val="en_US" w:bidi="en_US"/>
+        </w:rPr>
+        <w:t>Ephesians 2:11–18</w:t>
+      </w:r>
+      <w:r>
+        <w:rPr>
+          <w:lang w:val="en_US" w:bidi="en_US"/>
+        </w:rPr>
+      </w:r>
+    </w:p>
+    <w:p>
+      <w:pPr>
+        <w:pStyle w:val="Heading4"/>
+      </w:pPr>
+      <w:r>
+        <w:rPr>
+          <w:lang w:val="en_US" w:bidi="en_US"/>
+        </w:rPr>
+        <w:t>Audio Content</w:t>
+      </w:r>
+      <w:r>
+        <w:rPr>
+          <w:lang w:val="en_US" w:bidi="en_US"/>
+        </w:rPr>
+      </w:r>
+      <w:r>
+        <w:rPr>
+          <w:lang w:val="en_US" w:bidi="en_US"/>
+        </w:rPr>
+      </w:r>
+    </w:p>
+    <w:p>
+      <w:pPr>
+        <w:pStyle w:val="ListBullet"/>
+        <w:spacing w:line="240" w:lineRule="auto"/>
+        <w:ind w:left="720"/>
+      </w:pPr>
+      <w:r>
+        <w:rPr>
+          <w:lang w:val="en_US" w:bidi="en_US"/>
+        </w:rPr>
+      </w:r>
+      <w:hyperlink r:id="rId43">
+        <w:r>
+          <w:rPr>
+            <w:lang w:val="en_US" w:bidi="en_US"/>
+          </w:rPr>
+          <w:rPr>
+            <w:color w:val="0000EE"/>
+            <w:u w:val="single"/>
+          </w:rPr>
+          <w:t>Hear and Heart</w:t>
+        </w:r>
+      </w:hyperlink>
+      <w:r>
+        <w:rPr>
+          <w:lang w:val="en_US" w:bidi="en_US"/>
+        </w:rPr>
+        <w:t xml:space="preserve"> (327 KB)</w:t>
+      </w:r>
+      <w:r>
+        <w:rPr>
+          <w:lang w:val="en_US" w:bidi="en_US"/>
+        </w:rPr>
+      </w:r>
+    </w:p>
+    <w:p>
+      <w:pPr>
+        <w:pStyle w:val="ListBullet"/>
+        <w:spacing w:line="240" w:lineRule="auto"/>
+        <w:ind w:left="720"/>
+      </w:pPr>
+      <w:r>
+        <w:rPr>
+          <w:lang w:val="en_US" w:bidi="en_US"/>
+        </w:rPr>
+      </w:r>
+      <w:hyperlink r:id="rId44">
+        <w:r>
+          <w:rPr>
+            <w:lang w:val="en_US" w:bidi="en_US"/>
+          </w:rPr>
+          <w:rPr>
+            <w:color w:val="0000EE"/>
+            <w:u w:val="single"/>
+          </w:rPr>
+          <w:t>Setting the Stage</w:t>
+        </w:r>
+      </w:hyperlink>
+      <w:r>
+        <w:rPr>
+          <w:lang w:val="en_US" w:bidi="en_US"/>
+        </w:rPr>
+        <w:t xml:space="preserve"> (3.3 MB)</w:t>
+      </w:r>
+      <w:r>
+        <w:rPr>
+          <w:lang w:val="en_US" w:bidi="en_US"/>
+        </w:rPr>
+      </w:r>
+    </w:p>
+    <w:p>
+      <w:pPr>
+        <w:pStyle w:val="ListBullet"/>
+        <w:spacing w:line="240" w:lineRule="auto"/>
+        <w:ind w:left="720"/>
+      </w:pPr>
+      <w:r>
+        <w:rPr>
+          <w:lang w:val="en_US" w:bidi="en_US"/>
+        </w:rPr>
+      </w:r>
+      <w:hyperlink r:id="rId45">
+        <w:r>
+          <w:rPr>
+            <w:lang w:val="en_US" w:bidi="en_US"/>
+          </w:rPr>
+          <w:rPr>
+            <w:color w:val="0000EE"/>
+            <w:u w:val="single"/>
+          </w:rPr>
+          <w:t>Defining the Scenes</w:t>
+        </w:r>
+      </w:hyperlink>
+      <w:r>
+        <w:rPr>
+          <w:lang w:val="en_US" w:bidi="en_US"/>
+        </w:rPr>
+        <w:t xml:space="preserve"> (233 KB)</w:t>
+      </w:r>
+      <w:r>
+        <w:rPr>
+          <w:lang w:val="en_US" w:bidi="en_US"/>
+        </w:rPr>
+      </w:r>
+    </w:p>
+    <w:p>
+      <w:pPr>
+        <w:pStyle w:val="ListBullet"/>
+        <w:spacing w:line="240" w:lineRule="auto"/>
+        <w:ind w:left="720"/>
+      </w:pPr>
+      <w:r>
+        <w:rPr>
+          <w:lang w:val="en_US" w:bidi="en_US"/>
+        </w:rPr>
+      </w:r>
+      <w:hyperlink r:id="rId46">
+        <w:r>
+          <w:rPr>
+            <w:lang w:val="en_US" w:bidi="en_US"/>
+          </w:rPr>
+          <w:rPr>
+            <w:color w:val="0000EE"/>
+            <w:u w:val="single"/>
+          </w:rPr>
+          <w:t>Embodying the Text</w:t>
+        </w:r>
+      </w:hyperlink>
+      <w:r>
+        <w:rPr>
+          <w:lang w:val="en_US" w:bidi="en_US"/>
+        </w:rPr>
+        <w:t xml:space="preserve"> (322 KB)</w:t>
+      </w:r>
+      <w:r>
+        <w:rPr>
+          <w:lang w:val="en_US" w:bidi="en_US"/>
+        </w:rPr>
+      </w:r>
+    </w:p>
+    <w:p>
+      <w:pPr>
+        <w:pStyle w:val="ListBullet"/>
+        <w:spacing w:line="240" w:lineRule="auto"/>
+        <w:ind w:left="720"/>
+      </w:pPr>
+      <w:r>
+        <w:rPr>
+          <w:lang w:val="en_US" w:bidi="en_US"/>
+        </w:rPr>
+      </w:r>
+      <w:hyperlink r:id="rId47">
+        <w:r>
+          <w:rPr>
+            <w:lang w:val="en_US" w:bidi="en_US"/>
+          </w:rPr>
+          <w:rPr>
+            <w:color w:val="0000EE"/>
+            <w:u w:val="single"/>
+          </w:rPr>
+          <w:t>Filling the Gaps</w:t>
+        </w:r>
+      </w:hyperlink>
+      <w:r>
+        <w:rPr>
+          <w:lang w:val="en_US" w:bidi="en_US"/>
+        </w:rPr>
+        <w:t xml:space="preserve"> (168 KB)</w:t>
+      </w:r>
+      <w:r>
+        <w:rPr>
+          <w:lang w:val="en_US" w:bidi="en_US"/>
+        </w:rPr>
+      </w:r>
+    </w:p>
+    <w:p>
+      <w:pPr>
+        <w:pStyle w:val="ListBullet"/>
+        <w:spacing w:line="240" w:lineRule="auto"/>
+        <w:ind w:left="720"/>
+      </w:pPr>
+      <w:r>
+        <w:rPr>
+          <w:lang w:val="en_US" w:bidi="en_US"/>
+        </w:rPr>
+      </w:r>
+      <w:hyperlink r:id="rId48">
+        <w:r>
+          <w:rPr>
+            <w:lang w:val="en_US" w:bidi="en_US"/>
+          </w:rPr>
+          <w:rPr>
+            <w:color w:val="0000EE"/>
+            <w:u w:val="single"/>
+          </w:rPr>
+          <w:t>Speaking the Word</w:t>
+        </w:r>
+      </w:hyperlink>
+      <w:r>
+        <w:rPr>
+          <w:lang w:val="en_US" w:bidi="en_US"/>
+        </w:rPr>
+        <w:t xml:space="preserve"> (723 KB)</w:t>
+      </w:r>
+      <w:r>
+        <w:rPr>
+          <w:lang w:val="en_US" w:bidi="en_US"/>
+        </w:rPr>
       </w:r>
       <w:r>
         <w:rPr>
@@ -13683,6 +15321,271 @@
         <w:rPr>
           <w:lang w:val="en_US" w:bidi="en_US"/>
         </w:rPr>
+        <w:t>Ephesians 2:19–22</w:t>
+      </w:r>
+      <w:r>
+        <w:rPr>
+          <w:lang w:val="en_US" w:bidi="en_US"/>
+        </w:rPr>
+      </w:r>
+    </w:p>
+    <w:p>
+      <w:pPr>
+        <w:pStyle w:val="Heading4"/>
+      </w:pPr>
+      <w:r>
+        <w:rPr>
+          <w:lang w:val="en_US" w:bidi="en_US"/>
+        </w:rPr>
+        <w:t>Audio Content</w:t>
+      </w:r>
+      <w:r>
+        <w:rPr>
+          <w:lang w:val="en_US" w:bidi="en_US"/>
+        </w:rPr>
+      </w:r>
+      <w:r>
+        <w:rPr>
+          <w:lang w:val="en_US" w:bidi="en_US"/>
+        </w:rPr>
+      </w:r>
+    </w:p>
+    <w:p>
+      <w:pPr>
+        <w:pStyle w:val="ListBullet"/>
+        <w:spacing w:line="240" w:lineRule="auto"/>
+        <w:ind w:left="720"/>
+      </w:pPr>
+      <w:r>
+        <w:rPr>
+          <w:lang w:val="en_US" w:bidi="en_US"/>
+        </w:rPr>
+      </w:r>
+      <w:hyperlink r:id="rId49">
+        <w:r>
+          <w:rPr>
+            <w:lang w:val="en_US" w:bidi="en_US"/>
+          </w:rPr>
+          <w:rPr>
+            <w:color w:val="0000EE"/>
+            <w:u w:val="single"/>
+          </w:rPr>
+          <w:t>Hear and Heart</w:t>
+        </w:r>
+      </w:hyperlink>
+      <w:r>
+        <w:rPr>
+          <w:lang w:val="en_US" w:bidi="en_US"/>
+        </w:rPr>
+        <w:t xml:space="preserve"> (168 KB)</w:t>
+      </w:r>
+      <w:r>
+        <w:rPr>
+          <w:lang w:val="en_US" w:bidi="en_US"/>
+        </w:rPr>
+      </w:r>
+    </w:p>
+    <w:p>
+      <w:pPr>
+        <w:pStyle w:val="ListBullet"/>
+        <w:spacing w:line="240" w:lineRule="auto"/>
+        <w:ind w:left="720"/>
+      </w:pPr>
+      <w:r>
+        <w:rPr>
+          <w:lang w:val="en_US" w:bidi="en_US"/>
+        </w:rPr>
+      </w:r>
+      <w:hyperlink r:id="rId50">
+        <w:r>
+          <w:rPr>
+            <w:lang w:val="en_US" w:bidi="en_US"/>
+          </w:rPr>
+          <w:rPr>
+            <w:color w:val="0000EE"/>
+            <w:u w:val="single"/>
+          </w:rPr>
+          <w:t>Setting the Stage</w:t>
+        </w:r>
+      </w:hyperlink>
+      <w:r>
+        <w:rPr>
+          <w:lang w:val="en_US" w:bidi="en_US"/>
+        </w:rPr>
+        <w:t xml:space="preserve"> (3.6 MB)</w:t>
+      </w:r>
+      <w:r>
+        <w:rPr>
+          <w:lang w:val="en_US" w:bidi="en_US"/>
+        </w:rPr>
+      </w:r>
+    </w:p>
+    <w:p>
+      <w:pPr>
+        <w:pStyle w:val="ListBullet"/>
+        <w:spacing w:line="240" w:lineRule="auto"/>
+        <w:ind w:left="720"/>
+      </w:pPr>
+      <w:r>
+        <w:rPr>
+          <w:lang w:val="en_US" w:bidi="en_US"/>
+        </w:rPr>
+      </w:r>
+      <w:hyperlink r:id="rId51">
+        <w:r>
+          <w:rPr>
+            <w:lang w:val="en_US" w:bidi="en_US"/>
+          </w:rPr>
+          <w:rPr>
+            <w:color w:val="0000EE"/>
+            <w:u w:val="single"/>
+          </w:rPr>
+          <w:t>Defining the Scenes</w:t>
+        </w:r>
+      </w:hyperlink>
+      <w:r>
+        <w:rPr>
+          <w:lang w:val="en_US" w:bidi="en_US"/>
+        </w:rPr>
+        <w:t xml:space="preserve"> (169 KB)</w:t>
+      </w:r>
+      <w:r>
+        <w:rPr>
+          <w:lang w:val="en_US" w:bidi="en_US"/>
+        </w:rPr>
+      </w:r>
+    </w:p>
+    <w:p>
+      <w:pPr>
+        <w:pStyle w:val="ListBullet"/>
+        <w:spacing w:line="240" w:lineRule="auto"/>
+        <w:ind w:left="720"/>
+      </w:pPr>
+      <w:r>
+        <w:rPr>
+          <w:lang w:val="en_US" w:bidi="en_US"/>
+        </w:rPr>
+      </w:r>
+      <w:hyperlink r:id="rId52">
+        <w:r>
+          <w:rPr>
+            <w:lang w:val="en_US" w:bidi="en_US"/>
+          </w:rPr>
+          <w:rPr>
+            <w:color w:val="0000EE"/>
+            <w:u w:val="single"/>
+          </w:rPr>
+          <w:t>Embodying the Text</w:t>
+        </w:r>
+      </w:hyperlink>
+      <w:r>
+        <w:rPr>
+          <w:lang w:val="en_US" w:bidi="en_US"/>
+        </w:rPr>
+        <w:t xml:space="preserve"> (166 KB)</w:t>
+      </w:r>
+      <w:r>
+        <w:rPr>
+          <w:lang w:val="en_US" w:bidi="en_US"/>
+        </w:rPr>
+      </w:r>
+    </w:p>
+    <w:p>
+      <w:pPr>
+        <w:pStyle w:val="ListBullet"/>
+        <w:spacing w:line="240" w:lineRule="auto"/>
+        <w:ind w:left="720"/>
+      </w:pPr>
+      <w:r>
+        <w:rPr>
+          <w:lang w:val="en_US" w:bidi="en_US"/>
+        </w:rPr>
+      </w:r>
+      <w:hyperlink r:id="rId53">
+        <w:r>
+          <w:rPr>
+            <w:lang w:val="en_US" w:bidi="en_US"/>
+          </w:rPr>
+          <w:rPr>
+            <w:color w:val="0000EE"/>
+            <w:u w:val="single"/>
+          </w:rPr>
+          <w:t>Filling the Gaps</w:t>
+        </w:r>
+      </w:hyperlink>
+      <w:r>
+        <w:rPr>
+          <w:lang w:val="en_US" w:bidi="en_US"/>
+        </w:rPr>
+        <w:t xml:space="preserve"> (3.5 MB)</w:t>
+      </w:r>
+      <w:r>
+        <w:rPr>
+          <w:lang w:val="en_US" w:bidi="en_US"/>
+        </w:rPr>
+      </w:r>
+    </w:p>
+    <w:p>
+      <w:pPr>
+        <w:pStyle w:val="ListBullet"/>
+        <w:spacing w:line="240" w:lineRule="auto"/>
+        <w:ind w:left="720"/>
+      </w:pPr>
+      <w:r>
+        <w:rPr>
+          <w:lang w:val="en_US" w:bidi="en_US"/>
+        </w:rPr>
+      </w:r>
+      <w:hyperlink r:id="rId54">
+        <w:r>
+          <w:rPr>
+            <w:lang w:val="en_US" w:bidi="en_US"/>
+          </w:rPr>
+          <w:rPr>
+            <w:color w:val="0000EE"/>
+            <w:u w:val="single"/>
+          </w:rPr>
+          <w:t>Speaking the Word</w:t>
+        </w:r>
+      </w:hyperlink>
+      <w:r>
+        <w:rPr>
+          <w:lang w:val="en_US" w:bidi="en_US"/>
+        </w:rPr>
+        <w:t xml:space="preserve"> (802 KB)</w:t>
+      </w:r>
+      <w:r>
+        <w:rPr>
+          <w:lang w:val="en_US" w:bidi="en_US"/>
+        </w:rPr>
+      </w:r>
+      <w:r>
+        <w:rPr>
+          <w:lang w:val="en_US" w:bidi="en_US"/>
+        </w:rPr>
+      </w:r>
+      <w:r>
+        <w:rPr>
+          <w:lang w:val="en_US" w:bidi="en_US"/>
+        </w:rPr>
+      </w:r>
+    </w:p>
+    <w:p>
+      <w:pPr/>
+      <w:r>
+        <w:rPr>
+          <w:lang w:val="en_US" w:bidi="en_US"/>
+        </w:rPr>
+      </w:r>
+    </w:p>
+    <w:p>
+      <w:pPr>
+        <w:pStyle w:val="Heading2"/>
+      </w:pPr>
+      <w:r>
+        <w:rPr>
+          <w:lang w:val="en_US" w:bidi="en_US"/>
+        </w:rPr>
         <w:t>Ephesians 3:1–6</w:t>
       </w:r>
       <w:r>
@@ -15670,6 +17573,271 @@
         <w:rPr>
           <w:lang w:val="en_US" w:bidi="en_US"/>
         </w:rPr>
+        <w:t>Ephesians 3:1–6</w:t>
+      </w:r>
+      <w:r>
+        <w:rPr>
+          <w:lang w:val="en_US" w:bidi="en_US"/>
+        </w:rPr>
+      </w:r>
+    </w:p>
+    <w:p>
+      <w:pPr>
+        <w:pStyle w:val="Heading4"/>
+      </w:pPr>
+      <w:r>
+        <w:rPr>
+          <w:lang w:val="en_US" w:bidi="en_US"/>
+        </w:rPr>
+        <w:t>Audio Content</w:t>
+      </w:r>
+      <w:r>
+        <w:rPr>
+          <w:lang w:val="en_US" w:bidi="en_US"/>
+        </w:rPr>
+      </w:r>
+      <w:r>
+        <w:rPr>
+          <w:lang w:val="en_US" w:bidi="en_US"/>
+        </w:rPr>
+      </w:r>
+    </w:p>
+    <w:p>
+      <w:pPr>
+        <w:pStyle w:val="ListBullet"/>
+        <w:spacing w:line="240" w:lineRule="auto"/>
+        <w:ind w:left="720"/>
+      </w:pPr>
+      <w:r>
+        <w:rPr>
+          <w:lang w:val="en_US" w:bidi="en_US"/>
+        </w:rPr>
+      </w:r>
+      <w:hyperlink r:id="rId55">
+        <w:r>
+          <w:rPr>
+            <w:lang w:val="en_US" w:bidi="en_US"/>
+          </w:rPr>
+          <w:rPr>
+            <w:color w:val="0000EE"/>
+            <w:u w:val="single"/>
+          </w:rPr>
+          <w:t>Hear and Heart</w:t>
+        </w:r>
+      </w:hyperlink>
+      <w:r>
+        <w:rPr>
+          <w:lang w:val="en_US" w:bidi="en_US"/>
+        </w:rPr>
+        <w:t xml:space="preserve"> (535 KB)</w:t>
+      </w:r>
+      <w:r>
+        <w:rPr>
+          <w:lang w:val="en_US" w:bidi="en_US"/>
+        </w:rPr>
+      </w:r>
+    </w:p>
+    <w:p>
+      <w:pPr>
+        <w:pStyle w:val="ListBullet"/>
+        <w:spacing w:line="240" w:lineRule="auto"/>
+        <w:ind w:left="720"/>
+      </w:pPr>
+      <w:r>
+        <w:rPr>
+          <w:lang w:val="en_US" w:bidi="en_US"/>
+        </w:rPr>
+      </w:r>
+      <w:hyperlink r:id="rId56">
+        <w:r>
+          <w:rPr>
+            <w:lang w:val="en_US" w:bidi="en_US"/>
+          </w:rPr>
+          <w:rPr>
+            <w:color w:val="0000EE"/>
+            <w:u w:val="single"/>
+          </w:rPr>
+          <w:t>Setting the Stage</w:t>
+        </w:r>
+      </w:hyperlink>
+      <w:r>
+        <w:rPr>
+          <w:lang w:val="en_US" w:bidi="en_US"/>
+        </w:rPr>
+        <w:t xml:space="preserve"> (171 KB)</w:t>
+      </w:r>
+      <w:r>
+        <w:rPr>
+          <w:lang w:val="en_US" w:bidi="en_US"/>
+        </w:rPr>
+      </w:r>
+    </w:p>
+    <w:p>
+      <w:pPr>
+        <w:pStyle w:val="ListBullet"/>
+        <w:spacing w:line="240" w:lineRule="auto"/>
+        <w:ind w:left="720"/>
+      </w:pPr>
+      <w:r>
+        <w:rPr>
+          <w:lang w:val="en_US" w:bidi="en_US"/>
+        </w:rPr>
+      </w:r>
+      <w:hyperlink r:id="rId57">
+        <w:r>
+          <w:rPr>
+            <w:lang w:val="en_US" w:bidi="en_US"/>
+          </w:rPr>
+          <w:rPr>
+            <w:color w:val="0000EE"/>
+            <w:u w:val="single"/>
+          </w:rPr>
+          <w:t>Defining the Scenes</w:t>
+        </w:r>
+      </w:hyperlink>
+      <w:r>
+        <w:rPr>
+          <w:lang w:val="en_US" w:bidi="en_US"/>
+        </w:rPr>
+        <w:t xml:space="preserve"> (166 KB)</w:t>
+      </w:r>
+      <w:r>
+        <w:rPr>
+          <w:lang w:val="en_US" w:bidi="en_US"/>
+        </w:rPr>
+      </w:r>
+    </w:p>
+    <w:p>
+      <w:pPr>
+        <w:pStyle w:val="ListBullet"/>
+        <w:spacing w:line="240" w:lineRule="auto"/>
+        <w:ind w:left="720"/>
+      </w:pPr>
+      <w:r>
+        <w:rPr>
+          <w:lang w:val="en_US" w:bidi="en_US"/>
+        </w:rPr>
+      </w:r>
+      <w:hyperlink r:id="rId58">
+        <w:r>
+          <w:rPr>
+            <w:lang w:val="en_US" w:bidi="en_US"/>
+          </w:rPr>
+          <w:rPr>
+            <w:color w:val="0000EE"/>
+            <w:u w:val="single"/>
+          </w:rPr>
+          <w:t>Embodying the Text</w:t>
+        </w:r>
+      </w:hyperlink>
+      <w:r>
+        <w:rPr>
+          <w:lang w:val="en_US" w:bidi="en_US"/>
+        </w:rPr>
+        <w:t xml:space="preserve"> (164 KB)</w:t>
+      </w:r>
+      <w:r>
+        <w:rPr>
+          <w:lang w:val="en_US" w:bidi="en_US"/>
+        </w:rPr>
+      </w:r>
+    </w:p>
+    <w:p>
+      <w:pPr>
+        <w:pStyle w:val="ListBullet"/>
+        <w:spacing w:line="240" w:lineRule="auto"/>
+        <w:ind w:left="720"/>
+      </w:pPr>
+      <w:r>
+        <w:rPr>
+          <w:lang w:val="en_US" w:bidi="en_US"/>
+        </w:rPr>
+      </w:r>
+      <w:hyperlink r:id="rId59">
+        <w:r>
+          <w:rPr>
+            <w:lang w:val="en_US" w:bidi="en_US"/>
+          </w:rPr>
+          <w:rPr>
+            <w:color w:val="0000EE"/>
+            <w:u w:val="single"/>
+          </w:rPr>
+          <w:t>Filling the Gaps</w:t>
+        </w:r>
+      </w:hyperlink>
+      <w:r>
+        <w:rPr>
+          <w:lang w:val="en_US" w:bidi="en_US"/>
+        </w:rPr>
+        <w:t xml:space="preserve"> (2.3 MB)</w:t>
+      </w:r>
+      <w:r>
+        <w:rPr>
+          <w:lang w:val="en_US" w:bidi="en_US"/>
+        </w:rPr>
+      </w:r>
+    </w:p>
+    <w:p>
+      <w:pPr>
+        <w:pStyle w:val="ListBullet"/>
+        <w:spacing w:line="240" w:lineRule="auto"/>
+        <w:ind w:left="720"/>
+      </w:pPr>
+      <w:r>
+        <w:rPr>
+          <w:lang w:val="en_US" w:bidi="en_US"/>
+        </w:rPr>
+      </w:r>
+      <w:hyperlink r:id="rId60">
+        <w:r>
+          <w:rPr>
+            <w:lang w:val="en_US" w:bidi="en_US"/>
+          </w:rPr>
+          <w:rPr>
+            <w:color w:val="0000EE"/>
+            <w:u w:val="single"/>
+          </w:rPr>
+          <w:t>Speaking the Word</w:t>
+        </w:r>
+      </w:hyperlink>
+      <w:r>
+        <w:rPr>
+          <w:lang w:val="en_US" w:bidi="en_US"/>
+        </w:rPr>
+        <w:t xml:space="preserve"> (163 KB)</w:t>
+      </w:r>
+      <w:r>
+        <w:rPr>
+          <w:lang w:val="en_US" w:bidi="en_US"/>
+        </w:rPr>
+      </w:r>
+      <w:r>
+        <w:rPr>
+          <w:lang w:val="en_US" w:bidi="en_US"/>
+        </w:rPr>
+      </w:r>
+      <w:r>
+        <w:rPr>
+          <w:lang w:val="en_US" w:bidi="en_US"/>
+        </w:rPr>
+      </w:r>
+    </w:p>
+    <w:p>
+      <w:pPr/>
+      <w:r>
+        <w:rPr>
+          <w:lang w:val="en_US" w:bidi="en_US"/>
+        </w:rPr>
+      </w:r>
+    </w:p>
+    <w:p>
+      <w:pPr>
+        <w:pStyle w:val="Heading2"/>
+      </w:pPr>
+      <w:r>
+        <w:rPr>
+          <w:lang w:val="en_US" w:bidi="en_US"/>
+        </w:rPr>
         <w:t>Ephesians 3:7–13</w:t>
       </w:r>
       <w:r>
@@ -17665,6 +19833,271 @@
         <w:rPr>
           <w:lang w:val="en_US" w:bidi="en_US"/>
         </w:rPr>
+        <w:t>Ephesians 3:7–13</w:t>
+      </w:r>
+      <w:r>
+        <w:rPr>
+          <w:lang w:val="en_US" w:bidi="en_US"/>
+        </w:rPr>
+      </w:r>
+    </w:p>
+    <w:p>
+      <w:pPr>
+        <w:pStyle w:val="Heading4"/>
+      </w:pPr>
+      <w:r>
+        <w:rPr>
+          <w:lang w:val="en_US" w:bidi="en_US"/>
+        </w:rPr>
+        <w:t>Audio Content</w:t>
+      </w:r>
+      <w:r>
+        <w:rPr>
+          <w:lang w:val="en_US" w:bidi="en_US"/>
+        </w:rPr>
+      </w:r>
+      <w:r>
+        <w:rPr>
+          <w:lang w:val="en_US" w:bidi="en_US"/>
+        </w:rPr>
+      </w:r>
+    </w:p>
+    <w:p>
+      <w:pPr>
+        <w:pStyle w:val="ListBullet"/>
+        <w:spacing w:line="240" w:lineRule="auto"/>
+        <w:ind w:left="720"/>
+      </w:pPr>
+      <w:r>
+        <w:rPr>
+          <w:lang w:val="en_US" w:bidi="en_US"/>
+        </w:rPr>
+      </w:r>
+      <w:hyperlink r:id="rId61">
+        <w:r>
+          <w:rPr>
+            <w:lang w:val="en_US" w:bidi="en_US"/>
+          </w:rPr>
+          <w:rPr>
+            <w:color w:val="0000EE"/>
+            <w:u w:val="single"/>
+          </w:rPr>
+          <w:t>Hear and Heart</w:t>
+        </w:r>
+      </w:hyperlink>
+      <w:r>
+        <w:rPr>
+          <w:lang w:val="en_US" w:bidi="en_US"/>
+        </w:rPr>
+        <w:t xml:space="preserve"> (914 KB)</w:t>
+      </w:r>
+      <w:r>
+        <w:rPr>
+          <w:lang w:val="en_US" w:bidi="en_US"/>
+        </w:rPr>
+      </w:r>
+    </w:p>
+    <w:p>
+      <w:pPr>
+        <w:pStyle w:val="ListBullet"/>
+        <w:spacing w:line="240" w:lineRule="auto"/>
+        <w:ind w:left="720"/>
+      </w:pPr>
+      <w:r>
+        <w:rPr>
+          <w:lang w:val="en_US" w:bidi="en_US"/>
+        </w:rPr>
+      </w:r>
+      <w:hyperlink r:id="rId62">
+        <w:r>
+          <w:rPr>
+            <w:lang w:val="en_US" w:bidi="en_US"/>
+          </w:rPr>
+          <w:rPr>
+            <w:color w:val="0000EE"/>
+            <w:u w:val="single"/>
+          </w:rPr>
+          <w:t>Setting the Stage</w:t>
+        </w:r>
+      </w:hyperlink>
+      <w:r>
+        <w:rPr>
+          <w:lang w:val="en_US" w:bidi="en_US"/>
+        </w:rPr>
+        <w:t xml:space="preserve"> (163 KB)</w:t>
+      </w:r>
+      <w:r>
+        <w:rPr>
+          <w:lang w:val="en_US" w:bidi="en_US"/>
+        </w:rPr>
+      </w:r>
+    </w:p>
+    <w:p>
+      <w:pPr>
+        <w:pStyle w:val="ListBullet"/>
+        <w:spacing w:line="240" w:lineRule="auto"/>
+        <w:ind w:left="720"/>
+      </w:pPr>
+      <w:r>
+        <w:rPr>
+          <w:lang w:val="en_US" w:bidi="en_US"/>
+        </w:rPr>
+      </w:r>
+      <w:hyperlink r:id="rId63">
+        <w:r>
+          <w:rPr>
+            <w:lang w:val="en_US" w:bidi="en_US"/>
+          </w:rPr>
+          <w:rPr>
+            <w:color w:val="0000EE"/>
+            <w:u w:val="single"/>
+          </w:rPr>
+          <w:t>Defining the Scenes</w:t>
+        </w:r>
+      </w:hyperlink>
+      <w:r>
+        <w:rPr>
+          <w:lang w:val="en_US" w:bidi="en_US"/>
+        </w:rPr>
+        <w:t xml:space="preserve"> (167 KB)</w:t>
+      </w:r>
+      <w:r>
+        <w:rPr>
+          <w:lang w:val="en_US" w:bidi="en_US"/>
+        </w:rPr>
+      </w:r>
+    </w:p>
+    <w:p>
+      <w:pPr>
+        <w:pStyle w:val="ListBullet"/>
+        <w:spacing w:line="240" w:lineRule="auto"/>
+        <w:ind w:left="720"/>
+      </w:pPr>
+      <w:r>
+        <w:rPr>
+          <w:lang w:val="en_US" w:bidi="en_US"/>
+        </w:rPr>
+      </w:r>
+      <w:hyperlink r:id="rId64">
+        <w:r>
+          <w:rPr>
+            <w:lang w:val="en_US" w:bidi="en_US"/>
+          </w:rPr>
+          <w:rPr>
+            <w:color w:val="0000EE"/>
+            <w:u w:val="single"/>
+          </w:rPr>
+          <w:t>Embodying the Text</w:t>
+        </w:r>
+      </w:hyperlink>
+      <w:r>
+        <w:rPr>
+          <w:lang w:val="en_US" w:bidi="en_US"/>
+        </w:rPr>
+        <w:t xml:space="preserve"> (326 KB)</w:t>
+      </w:r>
+      <w:r>
+        <w:rPr>
+          <w:lang w:val="en_US" w:bidi="en_US"/>
+        </w:rPr>
+      </w:r>
+    </w:p>
+    <w:p>
+      <w:pPr>
+        <w:pStyle w:val="ListBullet"/>
+        <w:spacing w:line="240" w:lineRule="auto"/>
+        <w:ind w:left="720"/>
+      </w:pPr>
+      <w:r>
+        <w:rPr>
+          <w:lang w:val="en_US" w:bidi="en_US"/>
+        </w:rPr>
+      </w:r>
+      <w:hyperlink r:id="rId65">
+        <w:r>
+          <w:rPr>
+            <w:lang w:val="en_US" w:bidi="en_US"/>
+          </w:rPr>
+          <w:rPr>
+            <w:color w:val="0000EE"/>
+            <w:u w:val="single"/>
+          </w:rPr>
+          <w:t>Filling the Gaps</w:t>
+        </w:r>
+      </w:hyperlink>
+      <w:r>
+        <w:rPr>
+          <w:lang w:val="en_US" w:bidi="en_US"/>
+        </w:rPr>
+        <w:t xml:space="preserve"> (2.5 MB)</w:t>
+      </w:r>
+      <w:r>
+        <w:rPr>
+          <w:lang w:val="en_US" w:bidi="en_US"/>
+        </w:rPr>
+      </w:r>
+    </w:p>
+    <w:p>
+      <w:pPr>
+        <w:pStyle w:val="ListBullet"/>
+        <w:spacing w:line="240" w:lineRule="auto"/>
+        <w:ind w:left="720"/>
+      </w:pPr>
+      <w:r>
+        <w:rPr>
+          <w:lang w:val="en_US" w:bidi="en_US"/>
+        </w:rPr>
+      </w:r>
+      <w:hyperlink r:id="rId66">
+        <w:r>
+          <w:rPr>
+            <w:lang w:val="en_US" w:bidi="en_US"/>
+          </w:rPr>
+          <w:rPr>
+            <w:color w:val="0000EE"/>
+            <w:u w:val="single"/>
+          </w:rPr>
+          <w:t>Speaking the Word</w:t>
+        </w:r>
+      </w:hyperlink>
+      <w:r>
+        <w:rPr>
+          <w:lang w:val="en_US" w:bidi="en_US"/>
+        </w:rPr>
+        <w:t xml:space="preserve"> (164 KB)</w:t>
+      </w:r>
+      <w:r>
+        <w:rPr>
+          <w:lang w:val="en_US" w:bidi="en_US"/>
+        </w:rPr>
+      </w:r>
+      <w:r>
+        <w:rPr>
+          <w:lang w:val="en_US" w:bidi="en_US"/>
+        </w:rPr>
+      </w:r>
+      <w:r>
+        <w:rPr>
+          <w:lang w:val="en_US" w:bidi="en_US"/>
+        </w:rPr>
+      </w:r>
+    </w:p>
+    <w:p>
+      <w:pPr/>
+      <w:r>
+        <w:rPr>
+          <w:lang w:val="en_US" w:bidi="en_US"/>
+        </w:rPr>
+      </w:r>
+    </w:p>
+    <w:p>
+      <w:pPr>
+        <w:pStyle w:val="Heading2"/>
+      </w:pPr>
+      <w:r>
+        <w:rPr>
+          <w:lang w:val="en_US" w:bidi="en_US"/>
+        </w:rPr>
         <w:t>Ephesians 3:14–21</w:t>
       </w:r>
       <w:r>
@@ -19627,6 +22060,271 @@
         <w:rPr>
           <w:lang w:val="en_US" w:bidi="en_US"/>
         </w:rPr>
+        <w:t>Ephesians 3:14–21</w:t>
+      </w:r>
+      <w:r>
+        <w:rPr>
+          <w:lang w:val="en_US" w:bidi="en_US"/>
+        </w:rPr>
+      </w:r>
+    </w:p>
+    <w:p>
+      <w:pPr>
+        <w:pStyle w:val="Heading4"/>
+      </w:pPr>
+      <w:r>
+        <w:rPr>
+          <w:lang w:val="en_US" w:bidi="en_US"/>
+        </w:rPr>
+        <w:t>Audio Content</w:t>
+      </w:r>
+      <w:r>
+        <w:rPr>
+          <w:lang w:val="en_US" w:bidi="en_US"/>
+        </w:rPr>
+      </w:r>
+      <w:r>
+        <w:rPr>
+          <w:lang w:val="en_US" w:bidi="en_US"/>
+        </w:rPr>
+      </w:r>
+    </w:p>
+    <w:p>
+      <w:pPr>
+        <w:pStyle w:val="ListBullet"/>
+        <w:spacing w:line="240" w:lineRule="auto"/>
+        <w:ind w:left="720"/>
+      </w:pPr>
+      <w:r>
+        <w:rPr>
+          <w:lang w:val="en_US" w:bidi="en_US"/>
+        </w:rPr>
+      </w:r>
+      <w:hyperlink r:id="rId67">
+        <w:r>
+          <w:rPr>
+            <w:lang w:val="en_US" w:bidi="en_US"/>
+          </w:rPr>
+          <w:rPr>
+            <w:color w:val="0000EE"/>
+            <w:u w:val="single"/>
+          </w:rPr>
+          <w:t>Hear and Heart</w:t>
+        </w:r>
+      </w:hyperlink>
+      <w:r>
+        <w:rPr>
+          <w:lang w:val="en_US" w:bidi="en_US"/>
+        </w:rPr>
+        <w:t xml:space="preserve"> (169 KB)</w:t>
+      </w:r>
+      <w:r>
+        <w:rPr>
+          <w:lang w:val="en_US" w:bidi="en_US"/>
+        </w:rPr>
+      </w:r>
+    </w:p>
+    <w:p>
+      <w:pPr>
+        <w:pStyle w:val="ListBullet"/>
+        <w:spacing w:line="240" w:lineRule="auto"/>
+        <w:ind w:left="720"/>
+      </w:pPr>
+      <w:r>
+        <w:rPr>
+          <w:lang w:val="en_US" w:bidi="en_US"/>
+        </w:rPr>
+      </w:r>
+      <w:hyperlink r:id="rId68">
+        <w:r>
+          <w:rPr>
+            <w:lang w:val="en_US" w:bidi="en_US"/>
+          </w:rPr>
+          <w:rPr>
+            <w:color w:val="0000EE"/>
+            <w:u w:val="single"/>
+          </w:rPr>
+          <w:t>Setting the Stage</w:t>
+        </w:r>
+      </w:hyperlink>
+      <w:r>
+        <w:rPr>
+          <w:lang w:val="en_US" w:bidi="en_US"/>
+        </w:rPr>
+        <w:t xml:space="preserve"> (773 KB)</w:t>
+      </w:r>
+      <w:r>
+        <w:rPr>
+          <w:lang w:val="en_US" w:bidi="en_US"/>
+        </w:rPr>
+      </w:r>
+    </w:p>
+    <w:p>
+      <w:pPr>
+        <w:pStyle w:val="ListBullet"/>
+        <w:spacing w:line="240" w:lineRule="auto"/>
+        <w:ind w:left="720"/>
+      </w:pPr>
+      <w:r>
+        <w:rPr>
+          <w:lang w:val="en_US" w:bidi="en_US"/>
+        </w:rPr>
+      </w:r>
+      <w:hyperlink r:id="rId69">
+        <w:r>
+          <w:rPr>
+            <w:lang w:val="en_US" w:bidi="en_US"/>
+          </w:rPr>
+          <w:rPr>
+            <w:color w:val="0000EE"/>
+            <w:u w:val="single"/>
+          </w:rPr>
+          <w:t>Defining the Scenes</w:t>
+        </w:r>
+      </w:hyperlink>
+      <w:r>
+        <w:rPr>
+          <w:lang w:val="en_US" w:bidi="en_US"/>
+        </w:rPr>
+        <w:t xml:space="preserve"> (4.0 MB)</w:t>
+      </w:r>
+      <w:r>
+        <w:rPr>
+          <w:lang w:val="en_US" w:bidi="en_US"/>
+        </w:rPr>
+      </w:r>
+    </w:p>
+    <w:p>
+      <w:pPr>
+        <w:pStyle w:val="ListBullet"/>
+        <w:spacing w:line="240" w:lineRule="auto"/>
+        <w:ind w:left="720"/>
+      </w:pPr>
+      <w:r>
+        <w:rPr>
+          <w:lang w:val="en_US" w:bidi="en_US"/>
+        </w:rPr>
+      </w:r>
+      <w:hyperlink r:id="rId70">
+        <w:r>
+          <w:rPr>
+            <w:lang w:val="en_US" w:bidi="en_US"/>
+          </w:rPr>
+          <w:rPr>
+            <w:color w:val="0000EE"/>
+            <w:u w:val="single"/>
+          </w:rPr>
+          <w:t>Embodying the Text</w:t>
+        </w:r>
+      </w:hyperlink>
+      <w:r>
+        <w:rPr>
+          <w:lang w:val="en_US" w:bidi="en_US"/>
+        </w:rPr>
+        <w:t xml:space="preserve"> (165 KB)</w:t>
+      </w:r>
+      <w:r>
+        <w:rPr>
+          <w:lang w:val="en_US" w:bidi="en_US"/>
+        </w:rPr>
+      </w:r>
+    </w:p>
+    <w:p>
+      <w:pPr>
+        <w:pStyle w:val="ListBullet"/>
+        <w:spacing w:line="240" w:lineRule="auto"/>
+        <w:ind w:left="720"/>
+      </w:pPr>
+      <w:r>
+        <w:rPr>
+          <w:lang w:val="en_US" w:bidi="en_US"/>
+        </w:rPr>
+      </w:r>
+      <w:hyperlink r:id="rId71">
+        <w:r>
+          <w:rPr>
+            <w:lang w:val="en_US" w:bidi="en_US"/>
+          </w:rPr>
+          <w:rPr>
+            <w:color w:val="0000EE"/>
+            <w:u w:val="single"/>
+          </w:rPr>
+          <w:t>Filling the Gaps</w:t>
+        </w:r>
+      </w:hyperlink>
+      <w:r>
+        <w:rPr>
+          <w:lang w:val="en_US" w:bidi="en_US"/>
+        </w:rPr>
+        <w:t xml:space="preserve"> (1.7 MB)</w:t>
+      </w:r>
+      <w:r>
+        <w:rPr>
+          <w:lang w:val="en_US" w:bidi="en_US"/>
+        </w:rPr>
+      </w:r>
+    </w:p>
+    <w:p>
+      <w:pPr>
+        <w:pStyle w:val="ListBullet"/>
+        <w:spacing w:line="240" w:lineRule="auto"/>
+        <w:ind w:left="720"/>
+      </w:pPr>
+      <w:r>
+        <w:rPr>
+          <w:lang w:val="en_US" w:bidi="en_US"/>
+        </w:rPr>
+      </w:r>
+      <w:hyperlink r:id="rId72">
+        <w:r>
+          <w:rPr>
+            <w:lang w:val="en_US" w:bidi="en_US"/>
+          </w:rPr>
+          <w:rPr>
+            <w:color w:val="0000EE"/>
+            <w:u w:val="single"/>
+          </w:rPr>
+          <w:t>Speaking the Word</w:t>
+        </w:r>
+      </w:hyperlink>
+      <w:r>
+        <w:rPr>
+          <w:lang w:val="en_US" w:bidi="en_US"/>
+        </w:rPr>
+        <w:t xml:space="preserve"> (333 KB)</w:t>
+      </w:r>
+      <w:r>
+        <w:rPr>
+          <w:lang w:val="en_US" w:bidi="en_US"/>
+        </w:rPr>
+      </w:r>
+      <w:r>
+        <w:rPr>
+          <w:lang w:val="en_US" w:bidi="en_US"/>
+        </w:rPr>
+      </w:r>
+      <w:r>
+        <w:rPr>
+          <w:lang w:val="en_US" w:bidi="en_US"/>
+        </w:rPr>
+      </w:r>
+    </w:p>
+    <w:p>
+      <w:pPr/>
+      <w:r>
+        <w:rPr>
+          <w:lang w:val="en_US" w:bidi="en_US"/>
+        </w:rPr>
+      </w:r>
+    </w:p>
+    <w:p>
+      <w:pPr>
+        <w:pStyle w:val="Heading2"/>
+      </w:pPr>
+      <w:r>
+        <w:rPr>
+          <w:lang w:val="en_US" w:bidi="en_US"/>
+        </w:rPr>
         <w:t>Ephesians 4:1–6</w:t>
       </w:r>
       <w:r>
@@ -21190,7 +23888,19 @@
         <w:rPr>
           <w:lang w:val="en_US" w:bidi="en_US"/>
         </w:rPr>
-        <w:t xml:space="preserve"> for believers. A hope is something people eagerly look forward to. For believers, this hope is that they will get to see God's goodness in the future and that they will have eternal life with God. This is a sure hope, because they have seen that God is worthy of trust through his saving acts in the past. For more information on hope, refer to the Master Glossary. Use the same word or phrase for hope as you used in previous passages.</w:t>
+        <w:t xml:space="preserve"> for believers. A hope is something people eagerly look forward to. For believers, this hope is that they will get to see God's goodness in the future and that they will have eternal life with God. This is a sure hope, because they have seen that God is worthy of trust through his saving acts in the past. For more information on </w:t>
+      </w:r>
+      <w:r>
+        <w:rPr>
+          <w:lang w:val="en_US" w:bidi="en_US"/>
+        </w:rPr>
+        <w:t>hope</w:t>
+      </w:r>
+      <w:r>
+        <w:rPr>
+          <w:lang w:val="en_US" w:bidi="en_US"/>
+        </w:rPr>
+        <w:t>, refer to the Master Glossary. Use the same word or phrase for hope as you used in previous passages.</w:t>
       </w:r>
     </w:p>
     <w:p>
@@ -21442,6 +24152,271 @@
           <w:lang w:val="en_US" w:bidi="en_US"/>
         </w:rPr>
         <w:t>Finally, the group can put together a final version of the passage that everyone agrees on. Each group member should practice telling this final version of the passage.</w:t>
+      </w:r>
+      <w:r>
+        <w:rPr>
+          <w:lang w:val="en_US" w:bidi="en_US"/>
+        </w:rPr>
+      </w:r>
+      <w:r>
+        <w:rPr>
+          <w:lang w:val="en_US" w:bidi="en_US"/>
+        </w:rPr>
+      </w:r>
+    </w:p>
+    <w:p>
+      <w:pPr/>
+      <w:r>
+        <w:rPr>
+          <w:lang w:val="en_US" w:bidi="en_US"/>
+        </w:rPr>
+      </w:r>
+    </w:p>
+    <w:p>
+      <w:pPr>
+        <w:pStyle w:val="Heading2"/>
+      </w:pPr>
+      <w:r>
+        <w:rPr>
+          <w:lang w:val="en_US" w:bidi="en_US"/>
+        </w:rPr>
+        <w:t>Ephesians 4:1–6</w:t>
+      </w:r>
+      <w:r>
+        <w:rPr>
+          <w:lang w:val="en_US" w:bidi="en_US"/>
+        </w:rPr>
+      </w:r>
+    </w:p>
+    <w:p>
+      <w:pPr>
+        <w:pStyle w:val="Heading4"/>
+      </w:pPr>
+      <w:r>
+        <w:rPr>
+          <w:lang w:val="en_US" w:bidi="en_US"/>
+        </w:rPr>
+        <w:t>Audio Content</w:t>
+      </w:r>
+      <w:r>
+        <w:rPr>
+          <w:lang w:val="en_US" w:bidi="en_US"/>
+        </w:rPr>
+      </w:r>
+      <w:r>
+        <w:rPr>
+          <w:lang w:val="en_US" w:bidi="en_US"/>
+        </w:rPr>
+      </w:r>
+    </w:p>
+    <w:p>
+      <w:pPr>
+        <w:pStyle w:val="ListBullet"/>
+        <w:spacing w:line="240" w:lineRule="auto"/>
+        <w:ind w:left="720"/>
+      </w:pPr>
+      <w:r>
+        <w:rPr>
+          <w:lang w:val="en_US" w:bidi="en_US"/>
+        </w:rPr>
+      </w:r>
+      <w:hyperlink r:id="rId73">
+        <w:r>
+          <w:rPr>
+            <w:lang w:val="en_US" w:bidi="en_US"/>
+          </w:rPr>
+          <w:rPr>
+            <w:color w:val="0000EE"/>
+            <w:u w:val="single"/>
+          </w:rPr>
+          <w:t>Hear and Heart</w:t>
+        </w:r>
+      </w:hyperlink>
+      <w:r>
+        <w:rPr>
+          <w:lang w:val="en_US" w:bidi="en_US"/>
+        </w:rPr>
+        <w:t xml:space="preserve"> (510 KB)</w:t>
+      </w:r>
+      <w:r>
+        <w:rPr>
+          <w:lang w:val="en_US" w:bidi="en_US"/>
+        </w:rPr>
+      </w:r>
+    </w:p>
+    <w:p>
+      <w:pPr>
+        <w:pStyle w:val="ListBullet"/>
+        <w:spacing w:line="240" w:lineRule="auto"/>
+        <w:ind w:left="720"/>
+      </w:pPr>
+      <w:r>
+        <w:rPr>
+          <w:lang w:val="en_US" w:bidi="en_US"/>
+        </w:rPr>
+      </w:r>
+      <w:hyperlink r:id="rId74">
+        <w:r>
+          <w:rPr>
+            <w:lang w:val="en_US" w:bidi="en_US"/>
+          </w:rPr>
+          <w:rPr>
+            <w:color w:val="0000EE"/>
+            <w:u w:val="single"/>
+          </w:rPr>
+          <w:t>Setting the Stage</w:t>
+        </w:r>
+      </w:hyperlink>
+      <w:r>
+        <w:rPr>
+          <w:lang w:val="en_US" w:bidi="en_US"/>
+        </w:rPr>
+        <w:t xml:space="preserve"> (2.5 MB)</w:t>
+      </w:r>
+      <w:r>
+        <w:rPr>
+          <w:lang w:val="en_US" w:bidi="en_US"/>
+        </w:rPr>
+      </w:r>
+    </w:p>
+    <w:p>
+      <w:pPr>
+        <w:pStyle w:val="ListBullet"/>
+        <w:spacing w:line="240" w:lineRule="auto"/>
+        <w:ind w:left="720"/>
+      </w:pPr>
+      <w:r>
+        <w:rPr>
+          <w:lang w:val="en_US" w:bidi="en_US"/>
+        </w:rPr>
+      </w:r>
+      <w:hyperlink r:id="rId75">
+        <w:r>
+          <w:rPr>
+            <w:lang w:val="en_US" w:bidi="en_US"/>
+          </w:rPr>
+          <w:rPr>
+            <w:color w:val="0000EE"/>
+            <w:u w:val="single"/>
+          </w:rPr>
+          <w:t>Defining the Scenes</w:t>
+        </w:r>
+      </w:hyperlink>
+      <w:r>
+        <w:rPr>
+          <w:lang w:val="en_US" w:bidi="en_US"/>
+        </w:rPr>
+        <w:t xml:space="preserve"> (3.7 MB)</w:t>
+      </w:r>
+      <w:r>
+        <w:rPr>
+          <w:lang w:val="en_US" w:bidi="en_US"/>
+        </w:rPr>
+      </w:r>
+    </w:p>
+    <w:p>
+      <w:pPr>
+        <w:pStyle w:val="ListBullet"/>
+        <w:spacing w:line="240" w:lineRule="auto"/>
+        <w:ind w:left="720"/>
+      </w:pPr>
+      <w:r>
+        <w:rPr>
+          <w:lang w:val="en_US" w:bidi="en_US"/>
+        </w:rPr>
+      </w:r>
+      <w:hyperlink r:id="rId76">
+        <w:r>
+          <w:rPr>
+            <w:lang w:val="en_US" w:bidi="en_US"/>
+          </w:rPr>
+          <w:rPr>
+            <w:color w:val="0000EE"/>
+            <w:u w:val="single"/>
+          </w:rPr>
+          <w:t>Embodying the Text</w:t>
+        </w:r>
+      </w:hyperlink>
+      <w:r>
+        <w:rPr>
+          <w:lang w:val="en_US" w:bidi="en_US"/>
+        </w:rPr>
+        <w:t xml:space="preserve"> (2.2 MB)</w:t>
+      </w:r>
+      <w:r>
+        <w:rPr>
+          <w:lang w:val="en_US" w:bidi="en_US"/>
+        </w:rPr>
+      </w:r>
+    </w:p>
+    <w:p>
+      <w:pPr>
+        <w:pStyle w:val="ListBullet"/>
+        <w:spacing w:line="240" w:lineRule="auto"/>
+        <w:ind w:left="720"/>
+      </w:pPr>
+      <w:r>
+        <w:rPr>
+          <w:lang w:val="en_US" w:bidi="en_US"/>
+        </w:rPr>
+      </w:r>
+      <w:hyperlink r:id="rId77">
+        <w:r>
+          <w:rPr>
+            <w:lang w:val="en_US" w:bidi="en_US"/>
+          </w:rPr>
+          <w:rPr>
+            <w:color w:val="0000EE"/>
+            <w:u w:val="single"/>
+          </w:rPr>
+          <w:t>Filling the Gaps</w:t>
+        </w:r>
+      </w:hyperlink>
+      <w:r>
+        <w:rPr>
+          <w:lang w:val="en_US" w:bidi="en_US"/>
+        </w:rPr>
+        <w:t xml:space="preserve"> (2.9 MB)</w:t>
+      </w:r>
+      <w:r>
+        <w:rPr>
+          <w:lang w:val="en_US" w:bidi="en_US"/>
+        </w:rPr>
+      </w:r>
+    </w:p>
+    <w:p>
+      <w:pPr>
+        <w:pStyle w:val="ListBullet"/>
+        <w:spacing w:line="240" w:lineRule="auto"/>
+        <w:ind w:left="720"/>
+      </w:pPr>
+      <w:r>
+        <w:rPr>
+          <w:lang w:val="en_US" w:bidi="en_US"/>
+        </w:rPr>
+      </w:r>
+      <w:hyperlink r:id="rId78">
+        <w:r>
+          <w:rPr>
+            <w:lang w:val="en_US" w:bidi="en_US"/>
+          </w:rPr>
+          <w:rPr>
+            <w:color w:val="0000EE"/>
+            <w:u w:val="single"/>
+          </w:rPr>
+          <w:t>Speaking the Word</w:t>
+        </w:r>
+      </w:hyperlink>
+      <w:r>
+        <w:rPr>
+          <w:lang w:val="en_US" w:bidi="en_US"/>
+        </w:rPr>
+        <w:t xml:space="preserve"> (722 KB)</w:t>
+      </w:r>
+      <w:r>
+        <w:rPr>
+          <w:lang w:val="en_US" w:bidi="en_US"/>
+        </w:rPr>
       </w:r>
       <w:r>
         <w:rPr>
@@ -23503,6 +26478,271 @@
         <w:rPr>
           <w:lang w:val="en_US" w:bidi="en_US"/>
         </w:rPr>
+        <w:t>Ephesians 4:7–16</w:t>
+      </w:r>
+      <w:r>
+        <w:rPr>
+          <w:lang w:val="en_US" w:bidi="en_US"/>
+        </w:rPr>
+      </w:r>
+    </w:p>
+    <w:p>
+      <w:pPr>
+        <w:pStyle w:val="Heading4"/>
+      </w:pPr>
+      <w:r>
+        <w:rPr>
+          <w:lang w:val="en_US" w:bidi="en_US"/>
+        </w:rPr>
+        <w:t>Audio Content</w:t>
+      </w:r>
+      <w:r>
+        <w:rPr>
+          <w:lang w:val="en_US" w:bidi="en_US"/>
+        </w:rPr>
+      </w:r>
+      <w:r>
+        <w:rPr>
+          <w:lang w:val="en_US" w:bidi="en_US"/>
+        </w:rPr>
+      </w:r>
+    </w:p>
+    <w:p>
+      <w:pPr>
+        <w:pStyle w:val="ListBullet"/>
+        <w:spacing w:line="240" w:lineRule="auto"/>
+        <w:ind w:left="720"/>
+      </w:pPr>
+      <w:r>
+        <w:rPr>
+          <w:lang w:val="en_US" w:bidi="en_US"/>
+        </w:rPr>
+      </w:r>
+      <w:hyperlink r:id="rId79">
+        <w:r>
+          <w:rPr>
+            <w:lang w:val="en_US" w:bidi="en_US"/>
+          </w:rPr>
+          <w:rPr>
+            <w:color w:val="0000EE"/>
+            <w:u w:val="single"/>
+          </w:rPr>
+          <w:t>Hear and Heart</w:t>
+        </w:r>
+      </w:hyperlink>
+      <w:r>
+        <w:rPr>
+          <w:lang w:val="en_US" w:bidi="en_US"/>
+        </w:rPr>
+        <w:t xml:space="preserve"> (500 KB)</w:t>
+      </w:r>
+      <w:r>
+        <w:rPr>
+          <w:lang w:val="en_US" w:bidi="en_US"/>
+        </w:rPr>
+      </w:r>
+    </w:p>
+    <w:p>
+      <w:pPr>
+        <w:pStyle w:val="ListBullet"/>
+        <w:spacing w:line="240" w:lineRule="auto"/>
+        <w:ind w:left="720"/>
+      </w:pPr>
+      <w:r>
+        <w:rPr>
+          <w:lang w:val="en_US" w:bidi="en_US"/>
+        </w:rPr>
+      </w:r>
+      <w:hyperlink r:id="rId80">
+        <w:r>
+          <w:rPr>
+            <w:lang w:val="en_US" w:bidi="en_US"/>
+          </w:rPr>
+          <w:rPr>
+            <w:color w:val="0000EE"/>
+            <w:u w:val="single"/>
+          </w:rPr>
+          <w:t>Setting the Stage</w:t>
+        </w:r>
+      </w:hyperlink>
+      <w:r>
+        <w:rPr>
+          <w:lang w:val="en_US" w:bidi="en_US"/>
+        </w:rPr>
+        <w:t xml:space="preserve"> (3.1 MB)</w:t>
+      </w:r>
+      <w:r>
+        <w:rPr>
+          <w:lang w:val="en_US" w:bidi="en_US"/>
+        </w:rPr>
+      </w:r>
+    </w:p>
+    <w:p>
+      <w:pPr>
+        <w:pStyle w:val="ListBullet"/>
+        <w:spacing w:line="240" w:lineRule="auto"/>
+        <w:ind w:left="720"/>
+      </w:pPr>
+      <w:r>
+        <w:rPr>
+          <w:lang w:val="en_US" w:bidi="en_US"/>
+        </w:rPr>
+      </w:r>
+      <w:hyperlink r:id="rId81">
+        <w:r>
+          <w:rPr>
+            <w:lang w:val="en_US" w:bidi="en_US"/>
+          </w:rPr>
+          <w:rPr>
+            <w:color w:val="0000EE"/>
+            <w:u w:val="single"/>
+          </w:rPr>
+          <w:t>Defining the Scenes</w:t>
+        </w:r>
+      </w:hyperlink>
+      <w:r>
+        <w:rPr>
+          <w:lang w:val="en_US" w:bidi="en_US"/>
+        </w:rPr>
+        <w:t xml:space="preserve"> (4.1 MB)</w:t>
+      </w:r>
+      <w:r>
+        <w:rPr>
+          <w:lang w:val="en_US" w:bidi="en_US"/>
+        </w:rPr>
+      </w:r>
+    </w:p>
+    <w:p>
+      <w:pPr>
+        <w:pStyle w:val="ListBullet"/>
+        <w:spacing w:line="240" w:lineRule="auto"/>
+        <w:ind w:left="720"/>
+      </w:pPr>
+      <w:r>
+        <w:rPr>
+          <w:lang w:val="en_US" w:bidi="en_US"/>
+        </w:rPr>
+      </w:r>
+      <w:hyperlink r:id="rId82">
+        <w:r>
+          <w:rPr>
+            <w:lang w:val="en_US" w:bidi="en_US"/>
+          </w:rPr>
+          <w:rPr>
+            <w:color w:val="0000EE"/>
+            <w:u w:val="single"/>
+          </w:rPr>
+          <w:t>Embodying the Text</w:t>
+        </w:r>
+      </w:hyperlink>
+      <w:r>
+        <w:rPr>
+          <w:lang w:val="en_US" w:bidi="en_US"/>
+        </w:rPr>
+        <w:t xml:space="preserve"> (2.6 MB)</w:t>
+      </w:r>
+      <w:r>
+        <w:rPr>
+          <w:lang w:val="en_US" w:bidi="en_US"/>
+        </w:rPr>
+      </w:r>
+    </w:p>
+    <w:p>
+      <w:pPr>
+        <w:pStyle w:val="ListBullet"/>
+        <w:spacing w:line="240" w:lineRule="auto"/>
+        <w:ind w:left="720"/>
+      </w:pPr>
+      <w:r>
+        <w:rPr>
+          <w:lang w:val="en_US" w:bidi="en_US"/>
+        </w:rPr>
+      </w:r>
+      <w:hyperlink r:id="rId83">
+        <w:r>
+          <w:rPr>
+            <w:lang w:val="en_US" w:bidi="en_US"/>
+          </w:rPr>
+          <w:rPr>
+            <w:color w:val="0000EE"/>
+            <w:u w:val="single"/>
+          </w:rPr>
+          <w:t>Filling the Gaps</w:t>
+        </w:r>
+      </w:hyperlink>
+      <w:r>
+        <w:rPr>
+          <w:lang w:val="en_US" w:bidi="en_US"/>
+        </w:rPr>
+        <w:t xml:space="preserve"> (2.7 MB)</w:t>
+      </w:r>
+      <w:r>
+        <w:rPr>
+          <w:lang w:val="en_US" w:bidi="en_US"/>
+        </w:rPr>
+      </w:r>
+    </w:p>
+    <w:p>
+      <w:pPr>
+        <w:pStyle w:val="ListBullet"/>
+        <w:spacing w:line="240" w:lineRule="auto"/>
+        <w:ind w:left="720"/>
+      </w:pPr>
+      <w:r>
+        <w:rPr>
+          <w:lang w:val="en_US" w:bidi="en_US"/>
+        </w:rPr>
+      </w:r>
+      <w:hyperlink r:id="rId84">
+        <w:r>
+          <w:rPr>
+            <w:lang w:val="en_US" w:bidi="en_US"/>
+          </w:rPr>
+          <w:rPr>
+            <w:color w:val="0000EE"/>
+            <w:u w:val="single"/>
+          </w:rPr>
+          <w:t>Speaking the Word</w:t>
+        </w:r>
+      </w:hyperlink>
+      <w:r>
+        <w:rPr>
+          <w:lang w:val="en_US" w:bidi="en_US"/>
+        </w:rPr>
+        <w:t xml:space="preserve"> (686 KB)</w:t>
+      </w:r>
+      <w:r>
+        <w:rPr>
+          <w:lang w:val="en_US" w:bidi="en_US"/>
+        </w:rPr>
+      </w:r>
+      <w:r>
+        <w:rPr>
+          <w:lang w:val="en_US" w:bidi="en_US"/>
+        </w:rPr>
+      </w:r>
+      <w:r>
+        <w:rPr>
+          <w:lang w:val="en_US" w:bidi="en_US"/>
+        </w:rPr>
+      </w:r>
+    </w:p>
+    <w:p>
+      <w:pPr/>
+      <w:r>
+        <w:rPr>
+          <w:lang w:val="en_US" w:bidi="en_US"/>
+        </w:rPr>
+      </w:r>
+    </w:p>
+    <w:p>
+      <w:pPr>
+        <w:pStyle w:val="Heading2"/>
+      </w:pPr>
+      <w:r>
+        <w:rPr>
+          <w:lang w:val="en_US" w:bidi="en_US"/>
+        </w:rPr>
         <w:t>Ephesians 4:17–24</w:t>
       </w:r>
       <w:r>
@@ -25195,6 +28435,271 @@
         <w:rPr>
           <w:lang w:val="en_US" w:bidi="en_US"/>
         </w:rPr>
+        <w:t>Ephesians 4:17–24</w:t>
+      </w:r>
+      <w:r>
+        <w:rPr>
+          <w:lang w:val="en_US" w:bidi="en_US"/>
+        </w:rPr>
+      </w:r>
+    </w:p>
+    <w:p>
+      <w:pPr>
+        <w:pStyle w:val="Heading4"/>
+      </w:pPr>
+      <w:r>
+        <w:rPr>
+          <w:lang w:val="en_US" w:bidi="en_US"/>
+        </w:rPr>
+        <w:t>Audio Content</w:t>
+      </w:r>
+      <w:r>
+        <w:rPr>
+          <w:lang w:val="en_US" w:bidi="en_US"/>
+        </w:rPr>
+      </w:r>
+      <w:r>
+        <w:rPr>
+          <w:lang w:val="en_US" w:bidi="en_US"/>
+        </w:rPr>
+      </w:r>
+    </w:p>
+    <w:p>
+      <w:pPr>
+        <w:pStyle w:val="ListBullet"/>
+        <w:spacing w:line="240" w:lineRule="auto"/>
+        <w:ind w:left="720"/>
+      </w:pPr>
+      <w:r>
+        <w:rPr>
+          <w:lang w:val="en_US" w:bidi="en_US"/>
+        </w:rPr>
+      </w:r>
+      <w:hyperlink r:id="rId85">
+        <w:r>
+          <w:rPr>
+            <w:lang w:val="en_US" w:bidi="en_US"/>
+          </w:rPr>
+          <w:rPr>
+            <w:color w:val="0000EE"/>
+            <w:u w:val="single"/>
+          </w:rPr>
+          <w:t>Hear and Heart</w:t>
+        </w:r>
+      </w:hyperlink>
+      <w:r>
+        <w:rPr>
+          <w:lang w:val="en_US" w:bidi="en_US"/>
+        </w:rPr>
+        <w:t xml:space="preserve"> (511 KB)</w:t>
+      </w:r>
+      <w:r>
+        <w:rPr>
+          <w:lang w:val="en_US" w:bidi="en_US"/>
+        </w:rPr>
+      </w:r>
+    </w:p>
+    <w:p>
+      <w:pPr>
+        <w:pStyle w:val="ListBullet"/>
+        <w:spacing w:line="240" w:lineRule="auto"/>
+        <w:ind w:left="720"/>
+      </w:pPr>
+      <w:r>
+        <w:rPr>
+          <w:lang w:val="en_US" w:bidi="en_US"/>
+        </w:rPr>
+      </w:r>
+      <w:hyperlink r:id="rId86">
+        <w:r>
+          <w:rPr>
+            <w:lang w:val="en_US" w:bidi="en_US"/>
+          </w:rPr>
+          <w:rPr>
+            <w:color w:val="0000EE"/>
+            <w:u w:val="single"/>
+          </w:rPr>
+          <w:t>Setting the Stage</w:t>
+        </w:r>
+      </w:hyperlink>
+      <w:r>
+        <w:rPr>
+          <w:lang w:val="en_US" w:bidi="en_US"/>
+        </w:rPr>
+        <w:t xml:space="preserve"> (2.6 MB)</w:t>
+      </w:r>
+      <w:r>
+        <w:rPr>
+          <w:lang w:val="en_US" w:bidi="en_US"/>
+        </w:rPr>
+      </w:r>
+    </w:p>
+    <w:p>
+      <w:pPr>
+        <w:pStyle w:val="ListBullet"/>
+        <w:spacing w:line="240" w:lineRule="auto"/>
+        <w:ind w:left="720"/>
+      </w:pPr>
+      <w:r>
+        <w:rPr>
+          <w:lang w:val="en_US" w:bidi="en_US"/>
+        </w:rPr>
+      </w:r>
+      <w:hyperlink r:id="rId87">
+        <w:r>
+          <w:rPr>
+            <w:lang w:val="en_US" w:bidi="en_US"/>
+          </w:rPr>
+          <w:rPr>
+            <w:color w:val="0000EE"/>
+            <w:u w:val="single"/>
+          </w:rPr>
+          <w:t>Defining the Scenes</w:t>
+        </w:r>
+      </w:hyperlink>
+      <w:r>
+        <w:rPr>
+          <w:lang w:val="en_US" w:bidi="en_US"/>
+        </w:rPr>
+        <w:t xml:space="preserve"> (3.3 MB)</w:t>
+      </w:r>
+      <w:r>
+        <w:rPr>
+          <w:lang w:val="en_US" w:bidi="en_US"/>
+        </w:rPr>
+      </w:r>
+    </w:p>
+    <w:p>
+      <w:pPr>
+        <w:pStyle w:val="ListBullet"/>
+        <w:spacing w:line="240" w:lineRule="auto"/>
+        <w:ind w:left="720"/>
+      </w:pPr>
+      <w:r>
+        <w:rPr>
+          <w:lang w:val="en_US" w:bidi="en_US"/>
+        </w:rPr>
+      </w:r>
+      <w:hyperlink r:id="rId88">
+        <w:r>
+          <w:rPr>
+            <w:lang w:val="en_US" w:bidi="en_US"/>
+          </w:rPr>
+          <w:rPr>
+            <w:color w:val="0000EE"/>
+            <w:u w:val="single"/>
+          </w:rPr>
+          <w:t>Embodying the Text</w:t>
+        </w:r>
+      </w:hyperlink>
+      <w:r>
+        <w:rPr>
+          <w:lang w:val="en_US" w:bidi="en_US"/>
+        </w:rPr>
+        <w:t xml:space="preserve"> (2.2 MB)</w:t>
+      </w:r>
+      <w:r>
+        <w:rPr>
+          <w:lang w:val="en_US" w:bidi="en_US"/>
+        </w:rPr>
+      </w:r>
+    </w:p>
+    <w:p>
+      <w:pPr>
+        <w:pStyle w:val="ListBullet"/>
+        <w:spacing w:line="240" w:lineRule="auto"/>
+        <w:ind w:left="720"/>
+      </w:pPr>
+      <w:r>
+        <w:rPr>
+          <w:lang w:val="en_US" w:bidi="en_US"/>
+        </w:rPr>
+      </w:r>
+      <w:hyperlink r:id="rId89">
+        <w:r>
+          <w:rPr>
+            <w:lang w:val="en_US" w:bidi="en_US"/>
+          </w:rPr>
+          <w:rPr>
+            <w:color w:val="0000EE"/>
+            <w:u w:val="single"/>
+          </w:rPr>
+          <w:t>Filling the Gaps</w:t>
+        </w:r>
+      </w:hyperlink>
+      <w:r>
+        <w:rPr>
+          <w:lang w:val="en_US" w:bidi="en_US"/>
+        </w:rPr>
+        <w:t xml:space="preserve"> (2.3 MB)</w:t>
+      </w:r>
+      <w:r>
+        <w:rPr>
+          <w:lang w:val="en_US" w:bidi="en_US"/>
+        </w:rPr>
+      </w:r>
+    </w:p>
+    <w:p>
+      <w:pPr>
+        <w:pStyle w:val="ListBullet"/>
+        <w:spacing w:line="240" w:lineRule="auto"/>
+        <w:ind w:left="720"/>
+      </w:pPr>
+      <w:r>
+        <w:rPr>
+          <w:lang w:val="en_US" w:bidi="en_US"/>
+        </w:rPr>
+      </w:r>
+      <w:hyperlink r:id="rId90">
+        <w:r>
+          <w:rPr>
+            <w:lang w:val="en_US" w:bidi="en_US"/>
+          </w:rPr>
+          <w:rPr>
+            <w:color w:val="0000EE"/>
+            <w:u w:val="single"/>
+          </w:rPr>
+          <w:t>Speaking the Word</w:t>
+        </w:r>
+      </w:hyperlink>
+      <w:r>
+        <w:rPr>
+          <w:lang w:val="en_US" w:bidi="en_US"/>
+        </w:rPr>
+        <w:t xml:space="preserve"> (738 KB)</w:t>
+      </w:r>
+      <w:r>
+        <w:rPr>
+          <w:lang w:val="en_US" w:bidi="en_US"/>
+        </w:rPr>
+      </w:r>
+      <w:r>
+        <w:rPr>
+          <w:lang w:val="en_US" w:bidi="en_US"/>
+        </w:rPr>
+      </w:r>
+      <w:r>
+        <w:rPr>
+          <w:lang w:val="en_US" w:bidi="en_US"/>
+        </w:rPr>
+      </w:r>
+    </w:p>
+    <w:p>
+      <w:pPr/>
+      <w:r>
+        <w:rPr>
+          <w:lang w:val="en_US" w:bidi="en_US"/>
+        </w:rPr>
+      </w:r>
+    </w:p>
+    <w:p>
+      <w:pPr>
+        <w:pStyle w:val="Heading2"/>
+      </w:pPr>
+      <w:r>
+        <w:rPr>
+          <w:lang w:val="en_US" w:bidi="en_US"/>
+        </w:rPr>
         <w:t>Ephesians 4:25–32</w:t>
       </w:r>
       <w:r>
@@ -26449,7 +29954,19 @@
         <w:rPr>
           <w:lang w:val="en_US" w:bidi="en_US"/>
         </w:rPr>
-        <w:t>. Look up neighbor in the Master Glossary for more information. If you have already translated this word in another book of the Bible, use the same word that you have used there. Pause this audio here.</w:t>
+        <w:t xml:space="preserve">. Look up </w:t>
+      </w:r>
+      <w:r>
+        <w:rPr>
+          <w:lang w:val="en_US" w:bidi="en_US"/>
+        </w:rPr>
+        <w:t>neighbor</w:t>
+      </w:r>
+      <w:r>
+        <w:rPr>
+          <w:lang w:val="en_US" w:bidi="en_US"/>
+        </w:rPr>
+        <w:t xml:space="preserve"> in the Master Glossary for more information. If you have already translated this word in another book of the Bible, use the same word that you have used there. Pause this audio here.</w:t>
       </w:r>
     </w:p>
     <w:p>
@@ -26968,6 +30485,271 @@
           <w:lang w:val="en_US" w:bidi="en_US"/>
         </w:rPr>
         <w:t>Finally, the group can put together a final version of the passage that everyone agrees on. Each group member should practice telling this final version of the passage.</w:t>
+      </w:r>
+      <w:r>
+        <w:rPr>
+          <w:lang w:val="en_US" w:bidi="en_US"/>
+        </w:rPr>
+      </w:r>
+      <w:r>
+        <w:rPr>
+          <w:lang w:val="en_US" w:bidi="en_US"/>
+        </w:rPr>
+      </w:r>
+    </w:p>
+    <w:p>
+      <w:pPr/>
+      <w:r>
+        <w:rPr>
+          <w:lang w:val="en_US" w:bidi="en_US"/>
+        </w:rPr>
+      </w:r>
+    </w:p>
+    <w:p>
+      <w:pPr>
+        <w:pStyle w:val="Heading2"/>
+      </w:pPr>
+      <w:r>
+        <w:rPr>
+          <w:lang w:val="en_US" w:bidi="en_US"/>
+        </w:rPr>
+        <w:t>Ephesians 4:25–32</w:t>
+      </w:r>
+      <w:r>
+        <w:rPr>
+          <w:lang w:val="en_US" w:bidi="en_US"/>
+        </w:rPr>
+      </w:r>
+    </w:p>
+    <w:p>
+      <w:pPr>
+        <w:pStyle w:val="Heading4"/>
+      </w:pPr>
+      <w:r>
+        <w:rPr>
+          <w:lang w:val="en_US" w:bidi="en_US"/>
+        </w:rPr>
+        <w:t>Audio Content</w:t>
+      </w:r>
+      <w:r>
+        <w:rPr>
+          <w:lang w:val="en_US" w:bidi="en_US"/>
+        </w:rPr>
+      </w:r>
+      <w:r>
+        <w:rPr>
+          <w:lang w:val="en_US" w:bidi="en_US"/>
+        </w:rPr>
+      </w:r>
+    </w:p>
+    <w:p>
+      <w:pPr>
+        <w:pStyle w:val="ListBullet"/>
+        <w:spacing w:line="240" w:lineRule="auto"/>
+        <w:ind w:left="720"/>
+      </w:pPr>
+      <w:r>
+        <w:rPr>
+          <w:lang w:val="en_US" w:bidi="en_US"/>
+        </w:rPr>
+      </w:r>
+      <w:hyperlink r:id="rId91">
+        <w:r>
+          <w:rPr>
+            <w:lang w:val="en_US" w:bidi="en_US"/>
+          </w:rPr>
+          <w:rPr>
+            <w:color w:val="0000EE"/>
+            <w:u w:val="single"/>
+          </w:rPr>
+          <w:t>Hear and Heart</w:t>
+        </w:r>
+      </w:hyperlink>
+      <w:r>
+        <w:rPr>
+          <w:lang w:val="en_US" w:bidi="en_US"/>
+        </w:rPr>
+        <w:t xml:space="preserve"> (507 KB)</w:t>
+      </w:r>
+      <w:r>
+        <w:rPr>
+          <w:lang w:val="en_US" w:bidi="en_US"/>
+        </w:rPr>
+      </w:r>
+    </w:p>
+    <w:p>
+      <w:pPr>
+        <w:pStyle w:val="ListBullet"/>
+        <w:spacing w:line="240" w:lineRule="auto"/>
+        <w:ind w:left="720"/>
+      </w:pPr>
+      <w:r>
+        <w:rPr>
+          <w:lang w:val="en_US" w:bidi="en_US"/>
+        </w:rPr>
+      </w:r>
+      <w:hyperlink r:id="rId92">
+        <w:r>
+          <w:rPr>
+            <w:lang w:val="en_US" w:bidi="en_US"/>
+          </w:rPr>
+          <w:rPr>
+            <w:color w:val="0000EE"/>
+            <w:u w:val="single"/>
+          </w:rPr>
+          <w:t>Setting the Stage</w:t>
+        </w:r>
+      </w:hyperlink>
+      <w:r>
+        <w:rPr>
+          <w:lang w:val="en_US" w:bidi="en_US"/>
+        </w:rPr>
+        <w:t xml:space="preserve"> (2.7 MB)</w:t>
+      </w:r>
+      <w:r>
+        <w:rPr>
+          <w:lang w:val="en_US" w:bidi="en_US"/>
+        </w:rPr>
+      </w:r>
+    </w:p>
+    <w:p>
+      <w:pPr>
+        <w:pStyle w:val="ListBullet"/>
+        <w:spacing w:line="240" w:lineRule="auto"/>
+        <w:ind w:left="720"/>
+      </w:pPr>
+      <w:r>
+        <w:rPr>
+          <w:lang w:val="en_US" w:bidi="en_US"/>
+        </w:rPr>
+      </w:r>
+      <w:hyperlink r:id="rId93">
+        <w:r>
+          <w:rPr>
+            <w:lang w:val="en_US" w:bidi="en_US"/>
+          </w:rPr>
+          <w:rPr>
+            <w:color w:val="0000EE"/>
+            <w:u w:val="single"/>
+          </w:rPr>
+          <w:t>Defining the Scenes</w:t>
+        </w:r>
+      </w:hyperlink>
+      <w:r>
+        <w:rPr>
+          <w:lang w:val="en_US" w:bidi="en_US"/>
+        </w:rPr>
+        <w:t xml:space="preserve"> (4.1 MB)</w:t>
+      </w:r>
+      <w:r>
+        <w:rPr>
+          <w:lang w:val="en_US" w:bidi="en_US"/>
+        </w:rPr>
+      </w:r>
+    </w:p>
+    <w:p>
+      <w:pPr>
+        <w:pStyle w:val="ListBullet"/>
+        <w:spacing w:line="240" w:lineRule="auto"/>
+        <w:ind w:left="720"/>
+      </w:pPr>
+      <w:r>
+        <w:rPr>
+          <w:lang w:val="en_US" w:bidi="en_US"/>
+        </w:rPr>
+      </w:r>
+      <w:hyperlink r:id="rId94">
+        <w:r>
+          <w:rPr>
+            <w:lang w:val="en_US" w:bidi="en_US"/>
+          </w:rPr>
+          <w:rPr>
+            <w:color w:val="0000EE"/>
+            <w:u w:val="single"/>
+          </w:rPr>
+          <w:t>Embodying the Text</w:t>
+        </w:r>
+      </w:hyperlink>
+      <w:r>
+        <w:rPr>
+          <w:lang w:val="en_US" w:bidi="en_US"/>
+        </w:rPr>
+        <w:t xml:space="preserve"> (2.3 MB)</w:t>
+      </w:r>
+      <w:r>
+        <w:rPr>
+          <w:lang w:val="en_US" w:bidi="en_US"/>
+        </w:rPr>
+      </w:r>
+    </w:p>
+    <w:p>
+      <w:pPr>
+        <w:pStyle w:val="ListBullet"/>
+        <w:spacing w:line="240" w:lineRule="auto"/>
+        <w:ind w:left="720"/>
+      </w:pPr>
+      <w:r>
+        <w:rPr>
+          <w:lang w:val="en_US" w:bidi="en_US"/>
+        </w:rPr>
+      </w:r>
+      <w:hyperlink r:id="rId95">
+        <w:r>
+          <w:rPr>
+            <w:lang w:val="en_US" w:bidi="en_US"/>
+          </w:rPr>
+          <w:rPr>
+            <w:color w:val="0000EE"/>
+            <w:u w:val="single"/>
+          </w:rPr>
+          <w:t>Filling the Gaps</w:t>
+        </w:r>
+      </w:hyperlink>
+      <w:r>
+        <w:rPr>
+          <w:lang w:val="en_US" w:bidi="en_US"/>
+        </w:rPr>
+        <w:t xml:space="preserve"> (2.3 MB)</w:t>
+      </w:r>
+      <w:r>
+        <w:rPr>
+          <w:lang w:val="en_US" w:bidi="en_US"/>
+        </w:rPr>
+      </w:r>
+    </w:p>
+    <w:p>
+      <w:pPr>
+        <w:pStyle w:val="ListBullet"/>
+        <w:spacing w:line="240" w:lineRule="auto"/>
+        <w:ind w:left="720"/>
+      </w:pPr>
+      <w:r>
+        <w:rPr>
+          <w:lang w:val="en_US" w:bidi="en_US"/>
+        </w:rPr>
+      </w:r>
+      <w:hyperlink r:id="rId96">
+        <w:r>
+          <w:rPr>
+            <w:lang w:val="en_US" w:bidi="en_US"/>
+          </w:rPr>
+          <w:rPr>
+            <w:color w:val="0000EE"/>
+            <w:u w:val="single"/>
+          </w:rPr>
+          <w:t>Speaking the Word</w:t>
+        </w:r>
+      </w:hyperlink>
+      <w:r>
+        <w:rPr>
+          <w:lang w:val="en_US" w:bidi="en_US"/>
+        </w:rPr>
+        <w:t xml:space="preserve"> (753 KB)</w:t>
+      </w:r>
+      <w:r>
+        <w:rPr>
+          <w:lang w:val="en_US" w:bidi="en_US"/>
+        </w:rPr>
       </w:r>
       <w:r>
         <w:rPr>
@@ -28689,7 +32471,19 @@
         <w:rPr>
           <w:lang w:val="en_US" w:bidi="en_US"/>
         </w:rPr>
-        <w:t xml:space="preserve"> or great anger, comes on people who disobey God. Use the same word for wrath that you have used in previous passages, and remember that wrath is in the Master Glossary.</w:t>
+        <w:t xml:space="preserve"> or great anger, comes on people who disobey God. Use the same word for wrath that you have used in previous passages, and remember that </w:t>
+      </w:r>
+      <w:r>
+        <w:rPr>
+          <w:lang w:val="en_US" w:bidi="en_US"/>
+        </w:rPr>
+        <w:t>wrath</w:t>
+      </w:r>
+      <w:r>
+        <w:rPr>
+          <w:lang w:val="en_US" w:bidi="en_US"/>
+        </w:rPr>
+        <w:t xml:space="preserve"> is in the Master Glossary.</w:t>
       </w:r>
       <w:r>
         <w:rPr>
@@ -28809,6 +32603,271 @@
           <w:lang w:val="en_US" w:bidi="en_US"/>
         </w:rPr>
         <w:t>Finally, the group can put together a final version of the passage that everyone agrees on. Each group member should practice telling this final version of the passage.</w:t>
+      </w:r>
+      <w:r>
+        <w:rPr>
+          <w:lang w:val="en_US" w:bidi="en_US"/>
+        </w:rPr>
+      </w:r>
+      <w:r>
+        <w:rPr>
+          <w:lang w:val="en_US" w:bidi="en_US"/>
+        </w:rPr>
+      </w:r>
+    </w:p>
+    <w:p>
+      <w:pPr/>
+      <w:r>
+        <w:rPr>
+          <w:lang w:val="en_US" w:bidi="en_US"/>
+        </w:rPr>
+      </w:r>
+    </w:p>
+    <w:p>
+      <w:pPr>
+        <w:pStyle w:val="Heading2"/>
+      </w:pPr>
+      <w:r>
+        <w:rPr>
+          <w:lang w:val="en_US" w:bidi="en_US"/>
+        </w:rPr>
+        <w:t>Ephesians 5:1–6</w:t>
+      </w:r>
+      <w:r>
+        <w:rPr>
+          <w:lang w:val="en_US" w:bidi="en_US"/>
+        </w:rPr>
+      </w:r>
+    </w:p>
+    <w:p>
+      <w:pPr>
+        <w:pStyle w:val="Heading4"/>
+      </w:pPr>
+      <w:r>
+        <w:rPr>
+          <w:lang w:val="en_US" w:bidi="en_US"/>
+        </w:rPr>
+        <w:t>Audio Content</w:t>
+      </w:r>
+      <w:r>
+        <w:rPr>
+          <w:lang w:val="en_US" w:bidi="en_US"/>
+        </w:rPr>
+      </w:r>
+      <w:r>
+        <w:rPr>
+          <w:lang w:val="en_US" w:bidi="en_US"/>
+        </w:rPr>
+      </w:r>
+    </w:p>
+    <w:p>
+      <w:pPr>
+        <w:pStyle w:val="ListBullet"/>
+        <w:spacing w:line="240" w:lineRule="auto"/>
+        <w:ind w:left="720"/>
+      </w:pPr>
+      <w:r>
+        <w:rPr>
+          <w:lang w:val="en_US" w:bidi="en_US"/>
+        </w:rPr>
+      </w:r>
+      <w:hyperlink r:id="rId97">
+        <w:r>
+          <w:rPr>
+            <w:lang w:val="en_US" w:bidi="en_US"/>
+          </w:rPr>
+          <w:rPr>
+            <w:color w:val="0000EE"/>
+            <w:u w:val="single"/>
+          </w:rPr>
+          <w:t>Hear and Heart</w:t>
+        </w:r>
+      </w:hyperlink>
+      <w:r>
+        <w:rPr>
+          <w:lang w:val="en_US" w:bidi="en_US"/>
+        </w:rPr>
+        <w:t xml:space="preserve"> (439 KB)</w:t>
+      </w:r>
+      <w:r>
+        <w:rPr>
+          <w:lang w:val="en_US" w:bidi="en_US"/>
+        </w:rPr>
+      </w:r>
+    </w:p>
+    <w:p>
+      <w:pPr>
+        <w:pStyle w:val="ListBullet"/>
+        <w:spacing w:line="240" w:lineRule="auto"/>
+        <w:ind w:left="720"/>
+      </w:pPr>
+      <w:r>
+        <w:rPr>
+          <w:lang w:val="en_US" w:bidi="en_US"/>
+        </w:rPr>
+      </w:r>
+      <w:hyperlink r:id="rId98">
+        <w:r>
+          <w:rPr>
+            <w:lang w:val="en_US" w:bidi="en_US"/>
+          </w:rPr>
+          <w:rPr>
+            <w:color w:val="0000EE"/>
+            <w:u w:val="single"/>
+          </w:rPr>
+          <w:t>Setting the Stage</w:t>
+        </w:r>
+      </w:hyperlink>
+      <w:r>
+        <w:rPr>
+          <w:lang w:val="en_US" w:bidi="en_US"/>
+        </w:rPr>
+        <w:t xml:space="preserve"> (3.2 MB)</w:t>
+      </w:r>
+      <w:r>
+        <w:rPr>
+          <w:lang w:val="en_US" w:bidi="en_US"/>
+        </w:rPr>
+      </w:r>
+    </w:p>
+    <w:p>
+      <w:pPr>
+        <w:pStyle w:val="ListBullet"/>
+        <w:spacing w:line="240" w:lineRule="auto"/>
+        <w:ind w:left="720"/>
+      </w:pPr>
+      <w:r>
+        <w:rPr>
+          <w:lang w:val="en_US" w:bidi="en_US"/>
+        </w:rPr>
+      </w:r>
+      <w:hyperlink r:id="rId99">
+        <w:r>
+          <w:rPr>
+            <w:lang w:val="en_US" w:bidi="en_US"/>
+          </w:rPr>
+          <w:rPr>
+            <w:color w:val="0000EE"/>
+            <w:u w:val="single"/>
+          </w:rPr>
+          <w:t>Defining the Scenes</w:t>
+        </w:r>
+      </w:hyperlink>
+      <w:r>
+        <w:rPr>
+          <w:lang w:val="en_US" w:bidi="en_US"/>
+        </w:rPr>
+        <w:t xml:space="preserve"> (3.3 MB)</w:t>
+      </w:r>
+      <w:r>
+        <w:rPr>
+          <w:lang w:val="en_US" w:bidi="en_US"/>
+        </w:rPr>
+      </w:r>
+    </w:p>
+    <w:p>
+      <w:pPr>
+        <w:pStyle w:val="ListBullet"/>
+        <w:spacing w:line="240" w:lineRule="auto"/>
+        <w:ind w:left="720"/>
+      </w:pPr>
+      <w:r>
+        <w:rPr>
+          <w:lang w:val="en_US" w:bidi="en_US"/>
+        </w:rPr>
+      </w:r>
+      <w:hyperlink r:id="rId100">
+        <w:r>
+          <w:rPr>
+            <w:lang w:val="en_US" w:bidi="en_US"/>
+          </w:rPr>
+          <w:rPr>
+            <w:color w:val="0000EE"/>
+            <w:u w:val="single"/>
+          </w:rPr>
+          <w:t>Embodying the Text</w:t>
+        </w:r>
+      </w:hyperlink>
+      <w:r>
+        <w:rPr>
+          <w:lang w:val="en_US" w:bidi="en_US"/>
+        </w:rPr>
+        <w:t xml:space="preserve"> (3.0 MB)</w:t>
+      </w:r>
+      <w:r>
+        <w:rPr>
+          <w:lang w:val="en_US" w:bidi="en_US"/>
+        </w:rPr>
+      </w:r>
+    </w:p>
+    <w:p>
+      <w:pPr>
+        <w:pStyle w:val="ListBullet"/>
+        <w:spacing w:line="240" w:lineRule="auto"/>
+        <w:ind w:left="720"/>
+      </w:pPr>
+      <w:r>
+        <w:rPr>
+          <w:lang w:val="en_US" w:bidi="en_US"/>
+        </w:rPr>
+      </w:r>
+      <w:hyperlink r:id="rId101">
+        <w:r>
+          <w:rPr>
+            <w:lang w:val="en_US" w:bidi="en_US"/>
+          </w:rPr>
+          <w:rPr>
+            <w:color w:val="0000EE"/>
+            <w:u w:val="single"/>
+          </w:rPr>
+          <w:t>Filling the Gaps</w:t>
+        </w:r>
+      </w:hyperlink>
+      <w:r>
+        <w:rPr>
+          <w:lang w:val="en_US" w:bidi="en_US"/>
+        </w:rPr>
+        <w:t xml:space="preserve"> (2.8 MB)</w:t>
+      </w:r>
+      <w:r>
+        <w:rPr>
+          <w:lang w:val="en_US" w:bidi="en_US"/>
+        </w:rPr>
+      </w:r>
+    </w:p>
+    <w:p>
+      <w:pPr>
+        <w:pStyle w:val="ListBullet"/>
+        <w:spacing w:line="240" w:lineRule="auto"/>
+        <w:ind w:left="720"/>
+      </w:pPr>
+      <w:r>
+        <w:rPr>
+          <w:lang w:val="en_US" w:bidi="en_US"/>
+        </w:rPr>
+      </w:r>
+      <w:hyperlink r:id="rId102">
+        <w:r>
+          <w:rPr>
+            <w:lang w:val="en_US" w:bidi="en_US"/>
+          </w:rPr>
+          <w:rPr>
+            <w:color w:val="0000EE"/>
+            <w:u w:val="single"/>
+          </w:rPr>
+          <w:t>Speaking the Word</w:t>
+        </w:r>
+      </w:hyperlink>
+      <w:r>
+        <w:rPr>
+          <w:lang w:val="en_US" w:bidi="en_US"/>
+        </w:rPr>
+        <w:t xml:space="preserve"> (825 KB)</w:t>
+      </w:r>
+      <w:r>
+        <w:rPr>
+          <w:lang w:val="en_US" w:bidi="en_US"/>
+        </w:rPr>
       </w:r>
       <w:r>
         <w:rPr>
@@ -30493,6 +34552,271 @@
         <w:rPr>
           <w:lang w:val="en_US" w:bidi="en_US"/>
         </w:rPr>
+        <w:t>Ephesians 5:7–14</w:t>
+      </w:r>
+      <w:r>
+        <w:rPr>
+          <w:lang w:val="en_US" w:bidi="en_US"/>
+        </w:rPr>
+      </w:r>
+    </w:p>
+    <w:p>
+      <w:pPr>
+        <w:pStyle w:val="Heading4"/>
+      </w:pPr>
+      <w:r>
+        <w:rPr>
+          <w:lang w:val="en_US" w:bidi="en_US"/>
+        </w:rPr>
+        <w:t>Audio Content</w:t>
+      </w:r>
+      <w:r>
+        <w:rPr>
+          <w:lang w:val="en_US" w:bidi="en_US"/>
+        </w:rPr>
+      </w:r>
+      <w:r>
+        <w:rPr>
+          <w:lang w:val="en_US" w:bidi="en_US"/>
+        </w:rPr>
+      </w:r>
+    </w:p>
+    <w:p>
+      <w:pPr>
+        <w:pStyle w:val="ListBullet"/>
+        <w:spacing w:line="240" w:lineRule="auto"/>
+        <w:ind w:left="720"/>
+      </w:pPr>
+      <w:r>
+        <w:rPr>
+          <w:lang w:val="en_US" w:bidi="en_US"/>
+        </w:rPr>
+      </w:r>
+      <w:hyperlink r:id="rId103">
+        <w:r>
+          <w:rPr>
+            <w:lang w:val="en_US" w:bidi="en_US"/>
+          </w:rPr>
+          <w:rPr>
+            <w:color w:val="0000EE"/>
+            <w:u w:val="single"/>
+          </w:rPr>
+          <w:t>Hear and Heart</w:t>
+        </w:r>
+      </w:hyperlink>
+      <w:r>
+        <w:rPr>
+          <w:lang w:val="en_US" w:bidi="en_US"/>
+        </w:rPr>
+        <w:t xml:space="preserve"> (566 KB)</w:t>
+      </w:r>
+      <w:r>
+        <w:rPr>
+          <w:lang w:val="en_US" w:bidi="en_US"/>
+        </w:rPr>
+      </w:r>
+    </w:p>
+    <w:p>
+      <w:pPr>
+        <w:pStyle w:val="ListBullet"/>
+        <w:spacing w:line="240" w:lineRule="auto"/>
+        <w:ind w:left="720"/>
+      </w:pPr>
+      <w:r>
+        <w:rPr>
+          <w:lang w:val="en_US" w:bidi="en_US"/>
+        </w:rPr>
+      </w:r>
+      <w:hyperlink r:id="rId104">
+        <w:r>
+          <w:rPr>
+            <w:lang w:val="en_US" w:bidi="en_US"/>
+          </w:rPr>
+          <w:rPr>
+            <w:color w:val="0000EE"/>
+            <w:u w:val="single"/>
+          </w:rPr>
+          <w:t>Setting the Stage</w:t>
+        </w:r>
+      </w:hyperlink>
+      <w:r>
+        <w:rPr>
+          <w:lang w:val="en_US" w:bidi="en_US"/>
+        </w:rPr>
+        <w:t xml:space="preserve"> (3.1 MB)</w:t>
+      </w:r>
+      <w:r>
+        <w:rPr>
+          <w:lang w:val="en_US" w:bidi="en_US"/>
+        </w:rPr>
+      </w:r>
+    </w:p>
+    <w:p>
+      <w:pPr>
+        <w:pStyle w:val="ListBullet"/>
+        <w:spacing w:line="240" w:lineRule="auto"/>
+        <w:ind w:left="720"/>
+      </w:pPr>
+      <w:r>
+        <w:rPr>
+          <w:lang w:val="en_US" w:bidi="en_US"/>
+        </w:rPr>
+      </w:r>
+      <w:hyperlink r:id="rId105">
+        <w:r>
+          <w:rPr>
+            <w:lang w:val="en_US" w:bidi="en_US"/>
+          </w:rPr>
+          <w:rPr>
+            <w:color w:val="0000EE"/>
+            <w:u w:val="single"/>
+          </w:rPr>
+          <w:t>Defining the Scenes</w:t>
+        </w:r>
+      </w:hyperlink>
+      <w:r>
+        <w:rPr>
+          <w:lang w:val="en_US" w:bidi="en_US"/>
+        </w:rPr>
+        <w:t xml:space="preserve"> (4.9 MB)</w:t>
+      </w:r>
+      <w:r>
+        <w:rPr>
+          <w:lang w:val="en_US" w:bidi="en_US"/>
+        </w:rPr>
+      </w:r>
+    </w:p>
+    <w:p>
+      <w:pPr>
+        <w:pStyle w:val="ListBullet"/>
+        <w:spacing w:line="240" w:lineRule="auto"/>
+        <w:ind w:left="720"/>
+      </w:pPr>
+      <w:r>
+        <w:rPr>
+          <w:lang w:val="en_US" w:bidi="en_US"/>
+        </w:rPr>
+      </w:r>
+      <w:hyperlink r:id="rId106">
+        <w:r>
+          <w:rPr>
+            <w:lang w:val="en_US" w:bidi="en_US"/>
+          </w:rPr>
+          <w:rPr>
+            <w:color w:val="0000EE"/>
+            <w:u w:val="single"/>
+          </w:rPr>
+          <w:t>Embodying the Text</w:t>
+        </w:r>
+      </w:hyperlink>
+      <w:r>
+        <w:rPr>
+          <w:lang w:val="en_US" w:bidi="en_US"/>
+        </w:rPr>
+        <w:t xml:space="preserve"> (3.2 MB)</w:t>
+      </w:r>
+      <w:r>
+        <w:rPr>
+          <w:lang w:val="en_US" w:bidi="en_US"/>
+        </w:rPr>
+      </w:r>
+    </w:p>
+    <w:p>
+      <w:pPr>
+        <w:pStyle w:val="ListBullet"/>
+        <w:spacing w:line="240" w:lineRule="auto"/>
+        <w:ind w:left="720"/>
+      </w:pPr>
+      <w:r>
+        <w:rPr>
+          <w:lang w:val="en_US" w:bidi="en_US"/>
+        </w:rPr>
+      </w:r>
+      <w:hyperlink r:id="rId107">
+        <w:r>
+          <w:rPr>
+            <w:lang w:val="en_US" w:bidi="en_US"/>
+          </w:rPr>
+          <w:rPr>
+            <w:color w:val="0000EE"/>
+            <w:u w:val="single"/>
+          </w:rPr>
+          <w:t>Filling the Gaps</w:t>
+        </w:r>
+      </w:hyperlink>
+      <w:r>
+        <w:rPr>
+          <w:lang w:val="en_US" w:bidi="en_US"/>
+        </w:rPr>
+        <w:t xml:space="preserve"> (1.3 MB)</w:t>
+      </w:r>
+      <w:r>
+        <w:rPr>
+          <w:lang w:val="en_US" w:bidi="en_US"/>
+        </w:rPr>
+      </w:r>
+    </w:p>
+    <w:p>
+      <w:pPr>
+        <w:pStyle w:val="ListBullet"/>
+        <w:spacing w:line="240" w:lineRule="auto"/>
+        <w:ind w:left="720"/>
+      </w:pPr>
+      <w:r>
+        <w:rPr>
+          <w:lang w:val="en_US" w:bidi="en_US"/>
+        </w:rPr>
+      </w:r>
+      <w:hyperlink r:id="rId108">
+        <w:r>
+          <w:rPr>
+            <w:lang w:val="en_US" w:bidi="en_US"/>
+          </w:rPr>
+          <w:rPr>
+            <w:color w:val="0000EE"/>
+            <w:u w:val="single"/>
+          </w:rPr>
+          <w:t>Speaking the Word</w:t>
+        </w:r>
+      </w:hyperlink>
+      <w:r>
+        <w:rPr>
+          <w:lang w:val="en_US" w:bidi="en_US"/>
+        </w:rPr>
+        <w:t xml:space="preserve"> (802 KB)</w:t>
+      </w:r>
+      <w:r>
+        <w:rPr>
+          <w:lang w:val="en_US" w:bidi="en_US"/>
+        </w:rPr>
+      </w:r>
+      <w:r>
+        <w:rPr>
+          <w:lang w:val="en_US" w:bidi="en_US"/>
+        </w:rPr>
+      </w:r>
+      <w:r>
+        <w:rPr>
+          <w:lang w:val="en_US" w:bidi="en_US"/>
+        </w:rPr>
+      </w:r>
+    </w:p>
+    <w:p>
+      <w:pPr/>
+      <w:r>
+        <w:rPr>
+          <w:lang w:val="en_US" w:bidi="en_US"/>
+        </w:rPr>
+      </w:r>
+    </w:p>
+    <w:p>
+      <w:pPr>
+        <w:pStyle w:val="Heading2"/>
+      </w:pPr>
+      <w:r>
+        <w:rPr>
+          <w:lang w:val="en_US" w:bidi="en_US"/>
+        </w:rPr>
         <w:t>Ephesians 5:15–21</w:t>
       </w:r>
       <w:r>
@@ -32466,6 +36790,271 @@
         <w:rPr>
           <w:lang w:val="en_US" w:bidi="en_US"/>
         </w:rPr>
+        <w:t>Ephesians 5:15–21</w:t>
+      </w:r>
+      <w:r>
+        <w:rPr>
+          <w:lang w:val="en_US" w:bidi="en_US"/>
+        </w:rPr>
+      </w:r>
+    </w:p>
+    <w:p>
+      <w:pPr>
+        <w:pStyle w:val="Heading4"/>
+      </w:pPr>
+      <w:r>
+        <w:rPr>
+          <w:lang w:val="en_US" w:bidi="en_US"/>
+        </w:rPr>
+        <w:t>Audio Content</w:t>
+      </w:r>
+      <w:r>
+        <w:rPr>
+          <w:lang w:val="en_US" w:bidi="en_US"/>
+        </w:rPr>
+      </w:r>
+      <w:r>
+        <w:rPr>
+          <w:lang w:val="en_US" w:bidi="en_US"/>
+        </w:rPr>
+      </w:r>
+    </w:p>
+    <w:p>
+      <w:pPr>
+        <w:pStyle w:val="ListBullet"/>
+        <w:spacing w:line="240" w:lineRule="auto"/>
+        <w:ind w:left="720"/>
+      </w:pPr>
+      <w:r>
+        <w:rPr>
+          <w:lang w:val="en_US" w:bidi="en_US"/>
+        </w:rPr>
+      </w:r>
+      <w:hyperlink r:id="rId109">
+        <w:r>
+          <w:rPr>
+            <w:lang w:val="en_US" w:bidi="en_US"/>
+          </w:rPr>
+          <w:rPr>
+            <w:color w:val="0000EE"/>
+            <w:u w:val="single"/>
+          </w:rPr>
+          <w:t>Hear and Heart</w:t>
+        </w:r>
+      </w:hyperlink>
+      <w:r>
+        <w:rPr>
+          <w:lang w:val="en_US" w:bidi="en_US"/>
+        </w:rPr>
+        <w:t xml:space="preserve"> (574 KB)</w:t>
+      </w:r>
+      <w:r>
+        <w:rPr>
+          <w:lang w:val="en_US" w:bidi="en_US"/>
+        </w:rPr>
+      </w:r>
+    </w:p>
+    <w:p>
+      <w:pPr>
+        <w:pStyle w:val="ListBullet"/>
+        <w:spacing w:line="240" w:lineRule="auto"/>
+        <w:ind w:left="720"/>
+      </w:pPr>
+      <w:r>
+        <w:rPr>
+          <w:lang w:val="en_US" w:bidi="en_US"/>
+        </w:rPr>
+      </w:r>
+      <w:hyperlink r:id="rId110">
+        <w:r>
+          <w:rPr>
+            <w:lang w:val="en_US" w:bidi="en_US"/>
+          </w:rPr>
+          <w:rPr>
+            <w:color w:val="0000EE"/>
+            <w:u w:val="single"/>
+          </w:rPr>
+          <w:t>Setting the Stage</w:t>
+        </w:r>
+      </w:hyperlink>
+      <w:r>
+        <w:rPr>
+          <w:lang w:val="en_US" w:bidi="en_US"/>
+        </w:rPr>
+        <w:t xml:space="preserve"> (3.0 MB)</w:t>
+      </w:r>
+      <w:r>
+        <w:rPr>
+          <w:lang w:val="en_US" w:bidi="en_US"/>
+        </w:rPr>
+      </w:r>
+    </w:p>
+    <w:p>
+      <w:pPr>
+        <w:pStyle w:val="ListBullet"/>
+        <w:spacing w:line="240" w:lineRule="auto"/>
+        <w:ind w:left="720"/>
+      </w:pPr>
+      <w:r>
+        <w:rPr>
+          <w:lang w:val="en_US" w:bidi="en_US"/>
+        </w:rPr>
+      </w:r>
+      <w:hyperlink r:id="rId111">
+        <w:r>
+          <w:rPr>
+            <w:lang w:val="en_US" w:bidi="en_US"/>
+          </w:rPr>
+          <w:rPr>
+            <w:color w:val="0000EE"/>
+            <w:u w:val="single"/>
+          </w:rPr>
+          <w:t>Defining the Scenes</w:t>
+        </w:r>
+      </w:hyperlink>
+      <w:r>
+        <w:rPr>
+          <w:lang w:val="en_US" w:bidi="en_US"/>
+        </w:rPr>
+        <w:t xml:space="preserve"> (4.2 MB)</w:t>
+      </w:r>
+      <w:r>
+        <w:rPr>
+          <w:lang w:val="en_US" w:bidi="en_US"/>
+        </w:rPr>
+      </w:r>
+    </w:p>
+    <w:p>
+      <w:pPr>
+        <w:pStyle w:val="ListBullet"/>
+        <w:spacing w:line="240" w:lineRule="auto"/>
+        <w:ind w:left="720"/>
+      </w:pPr>
+      <w:r>
+        <w:rPr>
+          <w:lang w:val="en_US" w:bidi="en_US"/>
+        </w:rPr>
+      </w:r>
+      <w:hyperlink r:id="rId112">
+        <w:r>
+          <w:rPr>
+            <w:lang w:val="en_US" w:bidi="en_US"/>
+          </w:rPr>
+          <w:rPr>
+            <w:color w:val="0000EE"/>
+            <w:u w:val="single"/>
+          </w:rPr>
+          <w:t>Embodying the Text</w:t>
+        </w:r>
+      </w:hyperlink>
+      <w:r>
+        <w:rPr>
+          <w:lang w:val="en_US" w:bidi="en_US"/>
+        </w:rPr>
+        <w:t xml:space="preserve"> (2.6 MB)</w:t>
+      </w:r>
+      <w:r>
+        <w:rPr>
+          <w:lang w:val="en_US" w:bidi="en_US"/>
+        </w:rPr>
+      </w:r>
+    </w:p>
+    <w:p>
+      <w:pPr>
+        <w:pStyle w:val="ListBullet"/>
+        <w:spacing w:line="240" w:lineRule="auto"/>
+        <w:ind w:left="720"/>
+      </w:pPr>
+      <w:r>
+        <w:rPr>
+          <w:lang w:val="en_US" w:bidi="en_US"/>
+        </w:rPr>
+      </w:r>
+      <w:hyperlink r:id="rId113">
+        <w:r>
+          <w:rPr>
+            <w:lang w:val="en_US" w:bidi="en_US"/>
+          </w:rPr>
+          <w:rPr>
+            <w:color w:val="0000EE"/>
+            <w:u w:val="single"/>
+          </w:rPr>
+          <w:t>Filling the Gaps</w:t>
+        </w:r>
+      </w:hyperlink>
+      <w:r>
+        <w:rPr>
+          <w:lang w:val="en_US" w:bidi="en_US"/>
+        </w:rPr>
+        <w:t xml:space="preserve"> (2.6 MB)</w:t>
+      </w:r>
+      <w:r>
+        <w:rPr>
+          <w:lang w:val="en_US" w:bidi="en_US"/>
+        </w:rPr>
+      </w:r>
+    </w:p>
+    <w:p>
+      <w:pPr>
+        <w:pStyle w:val="ListBullet"/>
+        <w:spacing w:line="240" w:lineRule="auto"/>
+        <w:ind w:left="720"/>
+      </w:pPr>
+      <w:r>
+        <w:rPr>
+          <w:lang w:val="en_US" w:bidi="en_US"/>
+        </w:rPr>
+      </w:r>
+      <w:hyperlink r:id="rId114">
+        <w:r>
+          <w:rPr>
+            <w:lang w:val="en_US" w:bidi="en_US"/>
+          </w:rPr>
+          <w:rPr>
+            <w:color w:val="0000EE"/>
+            <w:u w:val="single"/>
+          </w:rPr>
+          <w:t>Speaking the Word</w:t>
+        </w:r>
+      </w:hyperlink>
+      <w:r>
+        <w:rPr>
+          <w:lang w:val="en_US" w:bidi="en_US"/>
+        </w:rPr>
+        <w:t xml:space="preserve"> (814 KB)</w:t>
+      </w:r>
+      <w:r>
+        <w:rPr>
+          <w:lang w:val="en_US" w:bidi="en_US"/>
+        </w:rPr>
+      </w:r>
+      <w:r>
+        <w:rPr>
+          <w:lang w:val="en_US" w:bidi="en_US"/>
+        </w:rPr>
+      </w:r>
+      <w:r>
+        <w:rPr>
+          <w:lang w:val="en_US" w:bidi="en_US"/>
+        </w:rPr>
+      </w:r>
+    </w:p>
+    <w:p>
+      <w:pPr/>
+      <w:r>
+        <w:rPr>
+          <w:lang w:val="en_US" w:bidi="en_US"/>
+        </w:rPr>
+      </w:r>
+    </w:p>
+    <w:p>
+      <w:pPr>
+        <w:pStyle w:val="Heading2"/>
+      </w:pPr>
+      <w:r>
+        <w:rPr>
+          <w:lang w:val="en_US" w:bidi="en_US"/>
+        </w:rPr>
         <w:t>Ephesians 5:22–33</w:t>
       </w:r>
       <w:r>
@@ -34227,6 +38816,271 @@
         <w:rPr>
           <w:lang w:val="en_US" w:bidi="en_US"/>
         </w:rPr>
+        <w:t>Ephesians 5:22–33</w:t>
+      </w:r>
+      <w:r>
+        <w:rPr>
+          <w:lang w:val="en_US" w:bidi="en_US"/>
+        </w:rPr>
+      </w:r>
+    </w:p>
+    <w:p>
+      <w:pPr>
+        <w:pStyle w:val="Heading4"/>
+      </w:pPr>
+      <w:r>
+        <w:rPr>
+          <w:lang w:val="en_US" w:bidi="en_US"/>
+        </w:rPr>
+        <w:t>Audio Content</w:t>
+      </w:r>
+      <w:r>
+        <w:rPr>
+          <w:lang w:val="en_US" w:bidi="en_US"/>
+        </w:rPr>
+      </w:r>
+      <w:r>
+        <w:rPr>
+          <w:lang w:val="en_US" w:bidi="en_US"/>
+        </w:rPr>
+      </w:r>
+    </w:p>
+    <w:p>
+      <w:pPr>
+        <w:pStyle w:val="ListBullet"/>
+        <w:spacing w:line="240" w:lineRule="auto"/>
+        <w:ind w:left="720"/>
+      </w:pPr>
+      <w:r>
+        <w:rPr>
+          <w:lang w:val="en_US" w:bidi="en_US"/>
+        </w:rPr>
+      </w:r>
+      <w:hyperlink r:id="rId115">
+        <w:r>
+          <w:rPr>
+            <w:lang w:val="en_US" w:bidi="en_US"/>
+          </w:rPr>
+          <w:rPr>
+            <w:color w:val="0000EE"/>
+            <w:u w:val="single"/>
+          </w:rPr>
+          <w:t>Hear and Heart</w:t>
+        </w:r>
+      </w:hyperlink>
+      <w:r>
+        <w:rPr>
+          <w:lang w:val="en_US" w:bidi="en_US"/>
+        </w:rPr>
+        <w:t xml:space="preserve"> (558 KB)</w:t>
+      </w:r>
+      <w:r>
+        <w:rPr>
+          <w:lang w:val="en_US" w:bidi="en_US"/>
+        </w:rPr>
+      </w:r>
+    </w:p>
+    <w:p>
+      <w:pPr>
+        <w:pStyle w:val="ListBullet"/>
+        <w:spacing w:line="240" w:lineRule="auto"/>
+        <w:ind w:left="720"/>
+      </w:pPr>
+      <w:r>
+        <w:rPr>
+          <w:lang w:val="en_US" w:bidi="en_US"/>
+        </w:rPr>
+      </w:r>
+      <w:hyperlink r:id="rId116">
+        <w:r>
+          <w:rPr>
+            <w:lang w:val="en_US" w:bidi="en_US"/>
+          </w:rPr>
+          <w:rPr>
+            <w:color w:val="0000EE"/>
+            <w:u w:val="single"/>
+          </w:rPr>
+          <w:t>Setting the Stage</w:t>
+        </w:r>
+      </w:hyperlink>
+      <w:r>
+        <w:rPr>
+          <w:lang w:val="en_US" w:bidi="en_US"/>
+        </w:rPr>
+        <w:t xml:space="preserve"> (3.2 MB)</w:t>
+      </w:r>
+      <w:r>
+        <w:rPr>
+          <w:lang w:val="en_US" w:bidi="en_US"/>
+        </w:rPr>
+      </w:r>
+    </w:p>
+    <w:p>
+      <w:pPr>
+        <w:pStyle w:val="ListBullet"/>
+        <w:spacing w:line="240" w:lineRule="auto"/>
+        <w:ind w:left="720"/>
+      </w:pPr>
+      <w:r>
+        <w:rPr>
+          <w:lang w:val="en_US" w:bidi="en_US"/>
+        </w:rPr>
+      </w:r>
+      <w:hyperlink r:id="rId117">
+        <w:r>
+          <w:rPr>
+            <w:lang w:val="en_US" w:bidi="en_US"/>
+          </w:rPr>
+          <w:rPr>
+            <w:color w:val="0000EE"/>
+            <w:u w:val="single"/>
+          </w:rPr>
+          <w:t>Defining the Scenes</w:t>
+        </w:r>
+      </w:hyperlink>
+      <w:r>
+        <w:rPr>
+          <w:lang w:val="en_US" w:bidi="en_US"/>
+        </w:rPr>
+        <w:t xml:space="preserve"> (4.6 MB)</w:t>
+      </w:r>
+      <w:r>
+        <w:rPr>
+          <w:lang w:val="en_US" w:bidi="en_US"/>
+        </w:rPr>
+      </w:r>
+    </w:p>
+    <w:p>
+      <w:pPr>
+        <w:pStyle w:val="ListBullet"/>
+        <w:spacing w:line="240" w:lineRule="auto"/>
+        <w:ind w:left="720"/>
+      </w:pPr>
+      <w:r>
+        <w:rPr>
+          <w:lang w:val="en_US" w:bidi="en_US"/>
+        </w:rPr>
+      </w:r>
+      <w:hyperlink r:id="rId118">
+        <w:r>
+          <w:rPr>
+            <w:lang w:val="en_US" w:bidi="en_US"/>
+          </w:rPr>
+          <w:rPr>
+            <w:color w:val="0000EE"/>
+            <w:u w:val="single"/>
+          </w:rPr>
+          <w:t>Embodying the Text</w:t>
+        </w:r>
+      </w:hyperlink>
+      <w:r>
+        <w:rPr>
+          <w:lang w:val="en_US" w:bidi="en_US"/>
+        </w:rPr>
+        <w:t xml:space="preserve"> (3.0 MB)</w:t>
+      </w:r>
+      <w:r>
+        <w:rPr>
+          <w:lang w:val="en_US" w:bidi="en_US"/>
+        </w:rPr>
+      </w:r>
+    </w:p>
+    <w:p>
+      <w:pPr>
+        <w:pStyle w:val="ListBullet"/>
+        <w:spacing w:line="240" w:lineRule="auto"/>
+        <w:ind w:left="720"/>
+      </w:pPr>
+      <w:r>
+        <w:rPr>
+          <w:lang w:val="en_US" w:bidi="en_US"/>
+        </w:rPr>
+      </w:r>
+      <w:hyperlink r:id="rId119">
+        <w:r>
+          <w:rPr>
+            <w:lang w:val="en_US" w:bidi="en_US"/>
+          </w:rPr>
+          <w:rPr>
+            <w:color w:val="0000EE"/>
+            <w:u w:val="single"/>
+          </w:rPr>
+          <w:t>Filling the Gaps</w:t>
+        </w:r>
+      </w:hyperlink>
+      <w:r>
+        <w:rPr>
+          <w:lang w:val="en_US" w:bidi="en_US"/>
+        </w:rPr>
+        <w:t xml:space="preserve"> (1.9 MB)</w:t>
+      </w:r>
+      <w:r>
+        <w:rPr>
+          <w:lang w:val="en_US" w:bidi="en_US"/>
+        </w:rPr>
+      </w:r>
+    </w:p>
+    <w:p>
+      <w:pPr>
+        <w:pStyle w:val="ListBullet"/>
+        <w:spacing w:line="240" w:lineRule="auto"/>
+        <w:ind w:left="720"/>
+      </w:pPr>
+      <w:r>
+        <w:rPr>
+          <w:lang w:val="en_US" w:bidi="en_US"/>
+        </w:rPr>
+      </w:r>
+      <w:hyperlink r:id="rId120">
+        <w:r>
+          <w:rPr>
+            <w:lang w:val="en_US" w:bidi="en_US"/>
+          </w:rPr>
+          <w:rPr>
+            <w:color w:val="0000EE"/>
+            <w:u w:val="single"/>
+          </w:rPr>
+          <w:t>Speaking the Word</w:t>
+        </w:r>
+      </w:hyperlink>
+      <w:r>
+        <w:rPr>
+          <w:lang w:val="en_US" w:bidi="en_US"/>
+        </w:rPr>
+        <w:t xml:space="preserve"> (757 KB)</w:t>
+      </w:r>
+      <w:r>
+        <w:rPr>
+          <w:lang w:val="en_US" w:bidi="en_US"/>
+        </w:rPr>
+      </w:r>
+      <w:r>
+        <w:rPr>
+          <w:lang w:val="en_US" w:bidi="en_US"/>
+        </w:rPr>
+      </w:r>
+      <w:r>
+        <w:rPr>
+          <w:lang w:val="en_US" w:bidi="en_US"/>
+        </w:rPr>
+      </w:r>
+    </w:p>
+    <w:p>
+      <w:pPr/>
+      <w:r>
+        <w:rPr>
+          <w:lang w:val="en_US" w:bidi="en_US"/>
+        </w:rPr>
+      </w:r>
+    </w:p>
+    <w:p>
+      <w:pPr>
+        <w:pStyle w:val="Heading2"/>
+      </w:pPr>
+      <w:r>
+        <w:rPr>
+          <w:lang w:val="en_US" w:bidi="en_US"/>
+        </w:rPr>
         <w:t>Ephesians 6:1–9</w:t>
       </w:r>
       <w:r>
@@ -36309,6 +41163,271 @@
         <w:rPr>
           <w:lang w:val="en_US" w:bidi="en_US"/>
         </w:rPr>
+        <w:t>Ephesians 6:1–9</w:t>
+      </w:r>
+      <w:r>
+        <w:rPr>
+          <w:lang w:val="en_US" w:bidi="en_US"/>
+        </w:rPr>
+      </w:r>
+    </w:p>
+    <w:p>
+      <w:pPr>
+        <w:pStyle w:val="Heading4"/>
+      </w:pPr>
+      <w:r>
+        <w:rPr>
+          <w:lang w:val="en_US" w:bidi="en_US"/>
+        </w:rPr>
+        <w:t>Audio Content</w:t>
+      </w:r>
+      <w:r>
+        <w:rPr>
+          <w:lang w:val="en_US" w:bidi="en_US"/>
+        </w:rPr>
+      </w:r>
+      <w:r>
+        <w:rPr>
+          <w:lang w:val="en_US" w:bidi="en_US"/>
+        </w:rPr>
+      </w:r>
+    </w:p>
+    <w:p>
+      <w:pPr>
+        <w:pStyle w:val="ListBullet"/>
+        <w:spacing w:line="240" w:lineRule="auto"/>
+        <w:ind w:left="720"/>
+      </w:pPr>
+      <w:r>
+        <w:rPr>
+          <w:lang w:val="en_US" w:bidi="en_US"/>
+        </w:rPr>
+      </w:r>
+      <w:hyperlink r:id="rId121">
+        <w:r>
+          <w:rPr>
+            <w:lang w:val="en_US" w:bidi="en_US"/>
+          </w:rPr>
+          <w:rPr>
+            <w:color w:val="0000EE"/>
+            <w:u w:val="single"/>
+          </w:rPr>
+          <w:t>Hear and Heart</w:t>
+        </w:r>
+      </w:hyperlink>
+      <w:r>
+        <w:rPr>
+          <w:lang w:val="en_US" w:bidi="en_US"/>
+        </w:rPr>
+        <w:t xml:space="preserve"> (542 KB)</w:t>
+      </w:r>
+      <w:r>
+        <w:rPr>
+          <w:lang w:val="en_US" w:bidi="en_US"/>
+        </w:rPr>
+      </w:r>
+    </w:p>
+    <w:p>
+      <w:pPr>
+        <w:pStyle w:val="ListBullet"/>
+        <w:spacing w:line="240" w:lineRule="auto"/>
+        <w:ind w:left="720"/>
+      </w:pPr>
+      <w:r>
+        <w:rPr>
+          <w:lang w:val="en_US" w:bidi="en_US"/>
+        </w:rPr>
+      </w:r>
+      <w:hyperlink r:id="rId122">
+        <w:r>
+          <w:rPr>
+            <w:lang w:val="en_US" w:bidi="en_US"/>
+          </w:rPr>
+          <w:rPr>
+            <w:color w:val="0000EE"/>
+            <w:u w:val="single"/>
+          </w:rPr>
+          <w:t>Setting the Stage</w:t>
+        </w:r>
+      </w:hyperlink>
+      <w:r>
+        <w:rPr>
+          <w:lang w:val="en_US" w:bidi="en_US"/>
+        </w:rPr>
+        <w:t xml:space="preserve"> (2.6 MB)</w:t>
+      </w:r>
+      <w:r>
+        <w:rPr>
+          <w:lang w:val="en_US" w:bidi="en_US"/>
+        </w:rPr>
+      </w:r>
+    </w:p>
+    <w:p>
+      <w:pPr>
+        <w:pStyle w:val="ListBullet"/>
+        <w:spacing w:line="240" w:lineRule="auto"/>
+        <w:ind w:left="720"/>
+      </w:pPr>
+      <w:r>
+        <w:rPr>
+          <w:lang w:val="en_US" w:bidi="en_US"/>
+        </w:rPr>
+      </w:r>
+      <w:hyperlink r:id="rId123">
+        <w:r>
+          <w:rPr>
+            <w:lang w:val="en_US" w:bidi="en_US"/>
+          </w:rPr>
+          <w:rPr>
+            <w:color w:val="0000EE"/>
+            <w:u w:val="single"/>
+          </w:rPr>
+          <w:t>Defining the Scenes</w:t>
+        </w:r>
+      </w:hyperlink>
+      <w:r>
+        <w:rPr>
+          <w:lang w:val="en_US" w:bidi="en_US"/>
+        </w:rPr>
+        <w:t xml:space="preserve"> (4.2 MB)</w:t>
+      </w:r>
+      <w:r>
+        <w:rPr>
+          <w:lang w:val="en_US" w:bidi="en_US"/>
+        </w:rPr>
+      </w:r>
+    </w:p>
+    <w:p>
+      <w:pPr>
+        <w:pStyle w:val="ListBullet"/>
+        <w:spacing w:line="240" w:lineRule="auto"/>
+        <w:ind w:left="720"/>
+      </w:pPr>
+      <w:r>
+        <w:rPr>
+          <w:lang w:val="en_US" w:bidi="en_US"/>
+        </w:rPr>
+      </w:r>
+      <w:hyperlink r:id="rId124">
+        <w:r>
+          <w:rPr>
+            <w:lang w:val="en_US" w:bidi="en_US"/>
+          </w:rPr>
+          <w:rPr>
+            <w:color w:val="0000EE"/>
+            <w:u w:val="single"/>
+          </w:rPr>
+          <w:t>Embodying the Text</w:t>
+        </w:r>
+      </w:hyperlink>
+      <w:r>
+        <w:rPr>
+          <w:lang w:val="en_US" w:bidi="en_US"/>
+        </w:rPr>
+        <w:t xml:space="preserve"> (3.6 MB)</w:t>
+      </w:r>
+      <w:r>
+        <w:rPr>
+          <w:lang w:val="en_US" w:bidi="en_US"/>
+        </w:rPr>
+      </w:r>
+    </w:p>
+    <w:p>
+      <w:pPr>
+        <w:pStyle w:val="ListBullet"/>
+        <w:spacing w:line="240" w:lineRule="auto"/>
+        <w:ind w:left="720"/>
+      </w:pPr>
+      <w:r>
+        <w:rPr>
+          <w:lang w:val="en_US" w:bidi="en_US"/>
+        </w:rPr>
+      </w:r>
+      <w:hyperlink r:id="rId125">
+        <w:r>
+          <w:rPr>
+            <w:lang w:val="en_US" w:bidi="en_US"/>
+          </w:rPr>
+          <w:rPr>
+            <w:color w:val="0000EE"/>
+            <w:u w:val="single"/>
+          </w:rPr>
+          <w:t>Filling the Gaps</w:t>
+        </w:r>
+      </w:hyperlink>
+      <w:r>
+        <w:rPr>
+          <w:lang w:val="en_US" w:bidi="en_US"/>
+        </w:rPr>
+        <w:t xml:space="preserve"> (2.1 MB)</w:t>
+      </w:r>
+      <w:r>
+        <w:rPr>
+          <w:lang w:val="en_US" w:bidi="en_US"/>
+        </w:rPr>
+      </w:r>
+    </w:p>
+    <w:p>
+      <w:pPr>
+        <w:pStyle w:val="ListBullet"/>
+        <w:spacing w:line="240" w:lineRule="auto"/>
+        <w:ind w:left="720"/>
+      </w:pPr>
+      <w:r>
+        <w:rPr>
+          <w:lang w:val="en_US" w:bidi="en_US"/>
+        </w:rPr>
+      </w:r>
+      <w:hyperlink r:id="rId126">
+        <w:r>
+          <w:rPr>
+            <w:lang w:val="en_US" w:bidi="en_US"/>
+          </w:rPr>
+          <w:rPr>
+            <w:color w:val="0000EE"/>
+            <w:u w:val="single"/>
+          </w:rPr>
+          <w:t>Speaking the Word</w:t>
+        </w:r>
+      </w:hyperlink>
+      <w:r>
+        <w:rPr>
+          <w:lang w:val="en_US" w:bidi="en_US"/>
+        </w:rPr>
+        <w:t xml:space="preserve"> (751 KB)</w:t>
+      </w:r>
+      <w:r>
+        <w:rPr>
+          <w:lang w:val="en_US" w:bidi="en_US"/>
+        </w:rPr>
+      </w:r>
+      <w:r>
+        <w:rPr>
+          <w:lang w:val="en_US" w:bidi="en_US"/>
+        </w:rPr>
+      </w:r>
+      <w:r>
+        <w:rPr>
+          <w:lang w:val="en_US" w:bidi="en_US"/>
+        </w:rPr>
+      </w:r>
+    </w:p>
+    <w:p>
+      <w:pPr/>
+      <w:r>
+        <w:rPr>
+          <w:lang w:val="en_US" w:bidi="en_US"/>
+        </w:rPr>
+      </w:r>
+    </w:p>
+    <w:p>
+      <w:pPr>
+        <w:pStyle w:val="Heading2"/>
+      </w:pPr>
+      <w:r>
+        <w:rPr>
+          <w:lang w:val="en_US" w:bidi="en_US"/>
+        </w:rPr>
         <w:t>Ephesians 6:10–20</w:t>
       </w:r>
       <w:r>
@@ -39196,6 +44315,271 @@
         <w:rPr>
           <w:lang w:val="en_US" w:bidi="en_US"/>
         </w:rPr>
+        <w:t>Ephesians 6:10–20</w:t>
+      </w:r>
+      <w:r>
+        <w:rPr>
+          <w:lang w:val="en_US" w:bidi="en_US"/>
+        </w:rPr>
+      </w:r>
+    </w:p>
+    <w:p>
+      <w:pPr>
+        <w:pStyle w:val="Heading4"/>
+      </w:pPr>
+      <w:r>
+        <w:rPr>
+          <w:lang w:val="en_US" w:bidi="en_US"/>
+        </w:rPr>
+        <w:t>Audio Content</w:t>
+      </w:r>
+      <w:r>
+        <w:rPr>
+          <w:lang w:val="en_US" w:bidi="en_US"/>
+        </w:rPr>
+      </w:r>
+      <w:r>
+        <w:rPr>
+          <w:lang w:val="en_US" w:bidi="en_US"/>
+        </w:rPr>
+      </w:r>
+    </w:p>
+    <w:p>
+      <w:pPr>
+        <w:pStyle w:val="ListBullet"/>
+        <w:spacing w:line="240" w:lineRule="auto"/>
+        <w:ind w:left="720"/>
+      </w:pPr>
+      <w:r>
+        <w:rPr>
+          <w:lang w:val="en_US" w:bidi="en_US"/>
+        </w:rPr>
+      </w:r>
+      <w:hyperlink r:id="rId127">
+        <w:r>
+          <w:rPr>
+            <w:lang w:val="en_US" w:bidi="en_US"/>
+          </w:rPr>
+          <w:rPr>
+            <w:color w:val="0000EE"/>
+            <w:u w:val="single"/>
+          </w:rPr>
+          <w:t>Hear and Heart</w:t>
+        </w:r>
+      </w:hyperlink>
+      <w:r>
+        <w:rPr>
+          <w:lang w:val="en_US" w:bidi="en_US"/>
+        </w:rPr>
+        <w:t xml:space="preserve"> (514 KB)</w:t>
+      </w:r>
+      <w:r>
+        <w:rPr>
+          <w:lang w:val="en_US" w:bidi="en_US"/>
+        </w:rPr>
+      </w:r>
+    </w:p>
+    <w:p>
+      <w:pPr>
+        <w:pStyle w:val="ListBullet"/>
+        <w:spacing w:line="240" w:lineRule="auto"/>
+        <w:ind w:left="720"/>
+      </w:pPr>
+      <w:r>
+        <w:rPr>
+          <w:lang w:val="en_US" w:bidi="en_US"/>
+        </w:rPr>
+      </w:r>
+      <w:hyperlink r:id="rId128">
+        <w:r>
+          <w:rPr>
+            <w:lang w:val="en_US" w:bidi="en_US"/>
+          </w:rPr>
+          <w:rPr>
+            <w:color w:val="0000EE"/>
+            <w:u w:val="single"/>
+          </w:rPr>
+          <w:t>Setting the Stage</w:t>
+        </w:r>
+      </w:hyperlink>
+      <w:r>
+        <w:rPr>
+          <w:lang w:val="en_US" w:bidi="en_US"/>
+        </w:rPr>
+        <w:t xml:space="preserve"> (3.4 MB)</w:t>
+      </w:r>
+      <w:r>
+        <w:rPr>
+          <w:lang w:val="en_US" w:bidi="en_US"/>
+        </w:rPr>
+      </w:r>
+    </w:p>
+    <w:p>
+      <w:pPr>
+        <w:pStyle w:val="ListBullet"/>
+        <w:spacing w:line="240" w:lineRule="auto"/>
+        <w:ind w:left="720"/>
+      </w:pPr>
+      <w:r>
+        <w:rPr>
+          <w:lang w:val="en_US" w:bidi="en_US"/>
+        </w:rPr>
+      </w:r>
+      <w:hyperlink r:id="rId129">
+        <w:r>
+          <w:rPr>
+            <w:lang w:val="en_US" w:bidi="en_US"/>
+          </w:rPr>
+          <w:rPr>
+            <w:color w:val="0000EE"/>
+            <w:u w:val="single"/>
+          </w:rPr>
+          <w:t>Defining the Scenes</w:t>
+        </w:r>
+      </w:hyperlink>
+      <w:r>
+        <w:rPr>
+          <w:lang w:val="en_US" w:bidi="en_US"/>
+        </w:rPr>
+        <w:t xml:space="preserve"> (5.1 MB)</w:t>
+      </w:r>
+      <w:r>
+        <w:rPr>
+          <w:lang w:val="en_US" w:bidi="en_US"/>
+        </w:rPr>
+      </w:r>
+    </w:p>
+    <w:p>
+      <w:pPr>
+        <w:pStyle w:val="ListBullet"/>
+        <w:spacing w:line="240" w:lineRule="auto"/>
+        <w:ind w:left="720"/>
+      </w:pPr>
+      <w:r>
+        <w:rPr>
+          <w:lang w:val="en_US" w:bidi="en_US"/>
+        </w:rPr>
+      </w:r>
+      <w:hyperlink r:id="rId130">
+        <w:r>
+          <w:rPr>
+            <w:lang w:val="en_US" w:bidi="en_US"/>
+          </w:rPr>
+          <w:rPr>
+            <w:color w:val="0000EE"/>
+            <w:u w:val="single"/>
+          </w:rPr>
+          <w:t>Embodying the Text</w:t>
+        </w:r>
+      </w:hyperlink>
+      <w:r>
+        <w:rPr>
+          <w:lang w:val="en_US" w:bidi="en_US"/>
+        </w:rPr>
+        <w:t xml:space="preserve"> (4.2 MB)</w:t>
+      </w:r>
+      <w:r>
+        <w:rPr>
+          <w:lang w:val="en_US" w:bidi="en_US"/>
+        </w:rPr>
+      </w:r>
+    </w:p>
+    <w:p>
+      <w:pPr>
+        <w:pStyle w:val="ListBullet"/>
+        <w:spacing w:line="240" w:lineRule="auto"/>
+        <w:ind w:left="720"/>
+      </w:pPr>
+      <w:r>
+        <w:rPr>
+          <w:lang w:val="en_US" w:bidi="en_US"/>
+        </w:rPr>
+      </w:r>
+      <w:hyperlink r:id="rId131">
+        <w:r>
+          <w:rPr>
+            <w:lang w:val="en_US" w:bidi="en_US"/>
+          </w:rPr>
+          <w:rPr>
+            <w:color w:val="0000EE"/>
+            <w:u w:val="single"/>
+          </w:rPr>
+          <w:t>Filling the Gaps</w:t>
+        </w:r>
+      </w:hyperlink>
+      <w:r>
+        <w:rPr>
+          <w:lang w:val="en_US" w:bidi="en_US"/>
+        </w:rPr>
+        <w:t xml:space="preserve"> (5.4 MB)</w:t>
+      </w:r>
+      <w:r>
+        <w:rPr>
+          <w:lang w:val="en_US" w:bidi="en_US"/>
+        </w:rPr>
+      </w:r>
+    </w:p>
+    <w:p>
+      <w:pPr>
+        <w:pStyle w:val="ListBullet"/>
+        <w:spacing w:line="240" w:lineRule="auto"/>
+        <w:ind w:left="720"/>
+      </w:pPr>
+      <w:r>
+        <w:rPr>
+          <w:lang w:val="en_US" w:bidi="en_US"/>
+        </w:rPr>
+      </w:r>
+      <w:hyperlink r:id="rId132">
+        <w:r>
+          <w:rPr>
+            <w:lang w:val="en_US" w:bidi="en_US"/>
+          </w:rPr>
+          <w:rPr>
+            <w:color w:val="0000EE"/>
+            <w:u w:val="single"/>
+          </w:rPr>
+          <w:t>Speaking the Word</w:t>
+        </w:r>
+      </w:hyperlink>
+      <w:r>
+        <w:rPr>
+          <w:lang w:val="en_US" w:bidi="en_US"/>
+        </w:rPr>
+        <w:t xml:space="preserve"> (765 KB)</w:t>
+      </w:r>
+      <w:r>
+        <w:rPr>
+          <w:lang w:val="en_US" w:bidi="en_US"/>
+        </w:rPr>
+      </w:r>
+      <w:r>
+        <w:rPr>
+          <w:lang w:val="en_US" w:bidi="en_US"/>
+        </w:rPr>
+      </w:r>
+      <w:r>
+        <w:rPr>
+          <w:lang w:val="en_US" w:bidi="en_US"/>
+        </w:rPr>
+      </w:r>
+    </w:p>
+    <w:p>
+      <w:pPr/>
+      <w:r>
+        <w:rPr>
+          <w:lang w:val="en_US" w:bidi="en_US"/>
+        </w:rPr>
+      </w:r>
+    </w:p>
+    <w:p>
+      <w:pPr>
+        <w:pStyle w:val="Heading2"/>
+      </w:pPr>
+      <w:r>
+        <w:rPr>
+          <w:lang w:val="en_US" w:bidi="en_US"/>
+        </w:rPr>
         <w:t>Ephesians 6:21–24</w:t>
       </w:r>
       <w:r>
@@ -40649,6 +46033,271 @@
           <w:lang w:val="en_US" w:bidi="en_US"/>
         </w:rPr>
         <w:t>Finally, the group can put together a final version of the passage that everyone agrees on. Each group member should practice telling this final version of the passage.</w:t>
+      </w:r>
+      <w:r>
+        <w:rPr>
+          <w:lang w:val="en_US" w:bidi="en_US"/>
+        </w:rPr>
+      </w:r>
+      <w:r>
+        <w:rPr>
+          <w:lang w:val="en_US" w:bidi="en_US"/>
+        </w:rPr>
+      </w:r>
+    </w:p>
+    <w:p>
+      <w:pPr/>
+      <w:r>
+        <w:rPr>
+          <w:lang w:val="en_US" w:bidi="en_US"/>
+        </w:rPr>
+      </w:r>
+    </w:p>
+    <w:p>
+      <w:pPr>
+        <w:pStyle w:val="Heading2"/>
+      </w:pPr>
+      <w:r>
+        <w:rPr>
+          <w:lang w:val="en_US" w:bidi="en_US"/>
+        </w:rPr>
+        <w:t>Ephesians 6:21–24</w:t>
+      </w:r>
+      <w:r>
+        <w:rPr>
+          <w:lang w:val="en_US" w:bidi="en_US"/>
+        </w:rPr>
+      </w:r>
+    </w:p>
+    <w:p>
+      <w:pPr>
+        <w:pStyle w:val="Heading4"/>
+      </w:pPr>
+      <w:r>
+        <w:rPr>
+          <w:lang w:val="en_US" w:bidi="en_US"/>
+        </w:rPr>
+        <w:t>Audio Content</w:t>
+      </w:r>
+      <w:r>
+        <w:rPr>
+          <w:lang w:val="en_US" w:bidi="en_US"/>
+        </w:rPr>
+      </w:r>
+      <w:r>
+        <w:rPr>
+          <w:lang w:val="en_US" w:bidi="en_US"/>
+        </w:rPr>
+      </w:r>
+    </w:p>
+    <w:p>
+      <w:pPr>
+        <w:pStyle w:val="ListBullet"/>
+        <w:spacing w:line="240" w:lineRule="auto"/>
+        <w:ind w:left="720"/>
+      </w:pPr>
+      <w:r>
+        <w:rPr>
+          <w:lang w:val="en_US" w:bidi="en_US"/>
+        </w:rPr>
+      </w:r>
+      <w:hyperlink r:id="rId133">
+        <w:r>
+          <w:rPr>
+            <w:lang w:val="en_US" w:bidi="en_US"/>
+          </w:rPr>
+          <w:rPr>
+            <w:color w:val="0000EE"/>
+            <w:u w:val="single"/>
+          </w:rPr>
+          <w:t>Hear and Heart</w:t>
+        </w:r>
+      </w:hyperlink>
+      <w:r>
+        <w:rPr>
+          <w:lang w:val="en_US" w:bidi="en_US"/>
+        </w:rPr>
+        <w:t xml:space="preserve"> (563 KB)</w:t>
+      </w:r>
+      <w:r>
+        <w:rPr>
+          <w:lang w:val="en_US" w:bidi="en_US"/>
+        </w:rPr>
+      </w:r>
+    </w:p>
+    <w:p>
+      <w:pPr>
+        <w:pStyle w:val="ListBullet"/>
+        <w:spacing w:line="240" w:lineRule="auto"/>
+        <w:ind w:left="720"/>
+      </w:pPr>
+      <w:r>
+        <w:rPr>
+          <w:lang w:val="en_US" w:bidi="en_US"/>
+        </w:rPr>
+      </w:r>
+      <w:hyperlink r:id="rId134">
+        <w:r>
+          <w:rPr>
+            <w:lang w:val="en_US" w:bidi="en_US"/>
+          </w:rPr>
+          <w:rPr>
+            <w:color w:val="0000EE"/>
+            <w:u w:val="single"/>
+          </w:rPr>
+          <w:t>Setting the Stage</w:t>
+        </w:r>
+      </w:hyperlink>
+      <w:r>
+        <w:rPr>
+          <w:lang w:val="en_US" w:bidi="en_US"/>
+        </w:rPr>
+        <w:t xml:space="preserve"> (1.8 MB)</w:t>
+      </w:r>
+      <w:r>
+        <w:rPr>
+          <w:lang w:val="en_US" w:bidi="en_US"/>
+        </w:rPr>
+      </w:r>
+    </w:p>
+    <w:p>
+      <w:pPr>
+        <w:pStyle w:val="ListBullet"/>
+        <w:spacing w:line="240" w:lineRule="auto"/>
+        <w:ind w:left="720"/>
+      </w:pPr>
+      <w:r>
+        <w:rPr>
+          <w:lang w:val="en_US" w:bidi="en_US"/>
+        </w:rPr>
+      </w:r>
+      <w:hyperlink r:id="rId135">
+        <w:r>
+          <w:rPr>
+            <w:lang w:val="en_US" w:bidi="en_US"/>
+          </w:rPr>
+          <w:rPr>
+            <w:color w:val="0000EE"/>
+            <w:u w:val="single"/>
+          </w:rPr>
+          <w:t>Defining the Scenes</w:t>
+        </w:r>
+      </w:hyperlink>
+      <w:r>
+        <w:rPr>
+          <w:lang w:val="en_US" w:bidi="en_US"/>
+        </w:rPr>
+        <w:t xml:space="preserve"> (2.0 MB)</w:t>
+      </w:r>
+      <w:r>
+        <w:rPr>
+          <w:lang w:val="en_US" w:bidi="en_US"/>
+        </w:rPr>
+      </w:r>
+    </w:p>
+    <w:p>
+      <w:pPr>
+        <w:pStyle w:val="ListBullet"/>
+        <w:spacing w:line="240" w:lineRule="auto"/>
+        <w:ind w:left="720"/>
+      </w:pPr>
+      <w:r>
+        <w:rPr>
+          <w:lang w:val="en_US" w:bidi="en_US"/>
+        </w:rPr>
+      </w:r>
+      <w:hyperlink r:id="rId136">
+        <w:r>
+          <w:rPr>
+            <w:lang w:val="en_US" w:bidi="en_US"/>
+          </w:rPr>
+          <w:rPr>
+            <w:color w:val="0000EE"/>
+            <w:u w:val="single"/>
+          </w:rPr>
+          <w:t>Embodying the Text</w:t>
+        </w:r>
+      </w:hyperlink>
+      <w:r>
+        <w:rPr>
+          <w:lang w:val="en_US" w:bidi="en_US"/>
+        </w:rPr>
+        <w:t xml:space="preserve"> (2.5 MB)</w:t>
+      </w:r>
+      <w:r>
+        <w:rPr>
+          <w:lang w:val="en_US" w:bidi="en_US"/>
+        </w:rPr>
+      </w:r>
+    </w:p>
+    <w:p>
+      <w:pPr>
+        <w:pStyle w:val="ListBullet"/>
+        <w:spacing w:line="240" w:lineRule="auto"/>
+        <w:ind w:left="720"/>
+      </w:pPr>
+      <w:r>
+        <w:rPr>
+          <w:lang w:val="en_US" w:bidi="en_US"/>
+        </w:rPr>
+      </w:r>
+      <w:hyperlink r:id="rId137">
+        <w:r>
+          <w:rPr>
+            <w:lang w:val="en_US" w:bidi="en_US"/>
+          </w:rPr>
+          <w:rPr>
+            <w:color w:val="0000EE"/>
+            <w:u w:val="single"/>
+          </w:rPr>
+          <w:t>Filling the Gaps</w:t>
+        </w:r>
+      </w:hyperlink>
+      <w:r>
+        <w:rPr>
+          <w:lang w:val="en_US" w:bidi="en_US"/>
+        </w:rPr>
+        <w:t xml:space="preserve"> (1.8 MB)</w:t>
+      </w:r>
+      <w:r>
+        <w:rPr>
+          <w:lang w:val="en_US" w:bidi="en_US"/>
+        </w:rPr>
+      </w:r>
+    </w:p>
+    <w:p>
+      <w:pPr>
+        <w:pStyle w:val="ListBullet"/>
+        <w:spacing w:line="240" w:lineRule="auto"/>
+        <w:ind w:left="720"/>
+      </w:pPr>
+      <w:r>
+        <w:rPr>
+          <w:lang w:val="en_US" w:bidi="en_US"/>
+        </w:rPr>
+      </w:r>
+      <w:hyperlink r:id="rId138">
+        <w:r>
+          <w:rPr>
+            <w:lang w:val="en_US" w:bidi="en_US"/>
+          </w:rPr>
+          <w:rPr>
+            <w:color w:val="0000EE"/>
+            <w:u w:val="single"/>
+          </w:rPr>
+          <w:t>Speaking the Word</w:t>
+        </w:r>
+      </w:hyperlink>
+      <w:r>
+        <w:rPr>
+          <w:lang w:val="en_US" w:bidi="en_US"/>
+        </w:rPr>
+        <w:t xml:space="preserve"> (817 KB)</w:t>
+      </w:r>
+      <w:r>
+        <w:rPr>
+          <w:lang w:val="en_US" w:bidi="en_US"/>
+        </w:rPr>
       </w:r>
       <w:r>
         <w:rPr>

--- a/eng/docx/49.content.docx
+++ b/eng/docx/49.content.docx
@@ -442,7 +442,43 @@
         <w:rPr>
           <w:lang w:val="en_US" w:bidi="en_US"/>
         </w:rPr>
-        <w:t>Stop here and look at a map of Asia Minor with Ephesus marked. Notice the nearby cities and towns. Pause the recording here.</w:t>
+        <w:t xml:space="preserve">Stop here and look at a map of </w:t>
+      </w:r>
+      <w:hyperlink r:id="rId13">
+        <w:r>
+          <w:rPr>
+            <w:lang w:val="en_US" w:bidi="en_US"/>
+          </w:rPr>
+          <w:rPr>
+            <w:color w:val="0000EE"/>
+            <w:u w:val="single"/>
+          </w:rPr>
+          <w:t>Asia Minor</w:t>
+        </w:r>
+      </w:hyperlink>
+      <w:r>
+        <w:rPr>
+          <w:lang w:val="en_US" w:bidi="en_US"/>
+        </w:rPr>
+        <w:t xml:space="preserve"> with </w:t>
+      </w:r>
+      <w:hyperlink r:id="rId14">
+        <w:r>
+          <w:rPr>
+            <w:lang w:val="en_US" w:bidi="en_US"/>
+          </w:rPr>
+          <w:rPr>
+            <w:color w:val="0000EE"/>
+            <w:u w:val="single"/>
+          </w:rPr>
+          <w:t>Ephesus</w:t>
+        </w:r>
+      </w:hyperlink>
+      <w:r>
+        <w:rPr>
+          <w:lang w:val="en_US" w:bidi="en_US"/>
+        </w:rPr>
+        <w:t xml:space="preserve"> marked. Notice the nearby cities and towns. Pause the recording here.</w:t>
       </w:r>
     </w:p>
     <w:p>
@@ -484,7 +520,25 @@
         <w:rPr>
           <w:lang w:val="en_US" w:bidi="en_US"/>
         </w:rPr>
-        <w:t>Stop here and look at the map showing Ephesus and the surrounding towns again. Notice Rome on the map and the distance between Rome and Ephesus. Pause the recording here.</w:t>
+        <w:t xml:space="preserve">Stop here and look at the map showing </w:t>
+      </w:r>
+      <w:hyperlink r:id="rId13">
+        <w:r>
+          <w:rPr>
+            <w:lang w:val="en_US" w:bidi="en_US"/>
+          </w:rPr>
+          <w:rPr>
+            <w:color w:val="0000EE"/>
+            <w:u w:val="single"/>
+          </w:rPr>
+          <w:t>Ephesus and the surrounding towns</w:t>
+        </w:r>
+      </w:hyperlink>
+      <w:r>
+        <w:rPr>
+          <w:lang w:val="en_US" w:bidi="en_US"/>
+        </w:rPr>
+        <w:t xml:space="preserve"> again. Notice Rome on the map and the distance between Rome and Ephesus. Pause the recording here.</w:t>
       </w:r>
     </w:p>
     <w:p>
@@ -1308,6 +1362,12 @@
         </w:rPr>
         <w:t>Ask the believers in Ephesus, "How are you feeling as you receive this letter?" You may hear, "I am so excited to have this letter. Paul knows so much about how to follow Jesus. I'm looking forward to hearing this and learning more about how to be a good follower myself."</w:t>
       </w:r>
+      <w:r>
+        <w:rPr>
+          <w:lang w:val="en_US" w:bidi="en_US"/>
+        </w:rPr>
+        <w:t>Continue the drama.</w:t>
+      </w:r>
     </w:p>
     <w:p>
       <w:pPr/>
@@ -1472,24 +1532,36 @@
         </w:rPr>
         <w:t xml:space="preserve"> that you have used in your previous translations such as the Book of Acts. </w:t>
       </w:r>
-      <w:r>
-        <w:rPr>
-          <w:lang w:val="en_US" w:bidi="en_US"/>
-        </w:rPr>
-        <w:t>Apostle</w:t>
-      </w:r>
+      <w:hyperlink r:id="rId15">
+        <w:r>
+          <w:rPr>
+            <w:lang w:val="en_US" w:bidi="en_US"/>
+          </w:rPr>
+          <w:rPr>
+            <w:color w:val="0000EE"/>
+            <w:u w:val="single"/>
+          </w:rPr>
+          <w:t>Apostle</w:t>
+        </w:r>
+      </w:hyperlink>
       <w:r>
         <w:rPr>
           <w:lang w:val="en_US" w:bidi="en_US"/>
         </w:rPr>
         <w:t xml:space="preserve"> and </w:t>
       </w:r>
-      <w:r>
-        <w:rPr>
-          <w:lang w:val="en_US" w:bidi="en_US"/>
-        </w:rPr>
-        <w:t>Christ</w:t>
-      </w:r>
+      <w:hyperlink r:id="rId16">
+        <w:r>
+          <w:rPr>
+            <w:lang w:val="en_US" w:bidi="en_US"/>
+          </w:rPr>
+          <w:rPr>
+            <w:color w:val="0000EE"/>
+            <w:u w:val="single"/>
+          </w:rPr>
+          <w:t>Christ</w:t>
+        </w:r>
+      </w:hyperlink>
       <w:r>
         <w:rPr>
           <w:lang w:val="en_US" w:bidi="en_US"/>
@@ -1631,12 +1703,18 @@
         </w:rPr>
         <w:t xml:space="preserve">. </w:t>
       </w:r>
-      <w:r>
-        <w:rPr>
-          <w:lang w:val="en_US" w:bidi="en_US"/>
-        </w:rPr>
-        <w:t>Saint</w:t>
-      </w:r>
+      <w:hyperlink r:id="rId17">
+        <w:r>
+          <w:rPr>
+            <w:lang w:val="en_US" w:bidi="en_US"/>
+          </w:rPr>
+          <w:rPr>
+            <w:color w:val="0000EE"/>
+            <w:u w:val="single"/>
+          </w:rPr>
+          <w:t>Saint</w:t>
+        </w:r>
+      </w:hyperlink>
       <w:r>
         <w:rPr>
           <w:lang w:val="en_US" w:bidi="en_US"/>
@@ -1810,12 +1888,18 @@
         </w:rPr>
         <w:t xml:space="preserve">. </w:t>
       </w:r>
-      <w:r>
-        <w:rPr>
-          <w:lang w:val="en_US" w:bidi="en_US"/>
-        </w:rPr>
-        <w:t>Lord</w:t>
-      </w:r>
+      <w:hyperlink r:id="rId18">
+        <w:r>
+          <w:rPr>
+            <w:lang w:val="en_US" w:bidi="en_US"/>
+          </w:rPr>
+          <w:rPr>
+            <w:color w:val="0000EE"/>
+            <w:u w:val="single"/>
+          </w:rPr>
+          <w:t>Lord</w:t>
+        </w:r>
+      </w:hyperlink>
       <w:r>
         <w:rPr>
           <w:lang w:val="en_US" w:bidi="en_US"/>
@@ -1862,24 +1946,36 @@
         </w:rPr>
         <w:t xml:space="preserve">. Spiritual is a word that refers to God's Spirit or things from God. Here, spiritual blessing is different from good things in the world like good food or a good house. Spiritual blessings describe those blessings that come from God rather than from the material world, like peace and joy. </w:t>
       </w:r>
-      <w:r>
-        <w:rPr>
-          <w:lang w:val="en_US" w:bidi="en_US"/>
-        </w:rPr>
-        <w:t>Bless</w:t>
-      </w:r>
+      <w:hyperlink r:id="rId19">
+        <w:r>
+          <w:rPr>
+            <w:lang w:val="en_US" w:bidi="en_US"/>
+          </w:rPr>
+          <w:rPr>
+            <w:color w:val="0000EE"/>
+            <w:u w:val="single"/>
+          </w:rPr>
+          <w:t>Bless</w:t>
+        </w:r>
+      </w:hyperlink>
       <w:r>
         <w:rPr>
           <w:lang w:val="en_US" w:bidi="en_US"/>
         </w:rPr>
         <w:t xml:space="preserve"> and </w:t>
       </w:r>
-      <w:r>
-        <w:rPr>
-          <w:lang w:val="en_US" w:bidi="en_US"/>
-        </w:rPr>
-        <w:t>spirit</w:t>
-      </w:r>
+      <w:hyperlink r:id="rId20">
+        <w:r>
+          <w:rPr>
+            <w:lang w:val="en_US" w:bidi="en_US"/>
+          </w:rPr>
+          <w:rPr>
+            <w:color w:val="0000EE"/>
+            <w:u w:val="single"/>
+          </w:rPr>
+          <w:t>spirit</w:t>
+        </w:r>
+      </w:hyperlink>
       <w:r>
         <w:rPr>
           <w:lang w:val="en_US" w:bidi="en_US"/>
@@ -1954,12 +2050,18 @@
         </w:rPr>
         <w:t xml:space="preserve">. </w:t>
       </w:r>
-      <w:r>
-        <w:rPr>
-          <w:lang w:val="en_US" w:bidi="en_US"/>
-        </w:rPr>
-        <w:t>Heaven</w:t>
-      </w:r>
+      <w:hyperlink r:id="rId21">
+        <w:r>
+          <w:rPr>
+            <w:lang w:val="en_US" w:bidi="en_US"/>
+          </w:rPr>
+          <w:rPr>
+            <w:color w:val="0000EE"/>
+            <w:u w:val="single"/>
+          </w:rPr>
+          <w:t>Heaven</w:t>
+        </w:r>
+      </w:hyperlink>
       <w:r>
         <w:rPr>
           <w:lang w:val="en_US" w:bidi="en_US"/>
@@ -2020,12 +2122,18 @@
         </w:rPr>
         <w:t xml:space="preserve">. </w:t>
       </w:r>
-      <w:r>
-        <w:rPr>
-          <w:lang w:val="en_US" w:bidi="en_US"/>
-        </w:rPr>
-        <w:t>Holy</w:t>
-      </w:r>
+      <w:hyperlink r:id="rId22">
+        <w:r>
+          <w:rPr>
+            <w:lang w:val="en_US" w:bidi="en_US"/>
+          </w:rPr>
+          <w:rPr>
+            <w:color w:val="0000EE"/>
+            <w:u w:val="single"/>
+          </w:rPr>
+          <w:t>Holy</w:t>
+        </w:r>
+      </w:hyperlink>
       <w:r>
         <w:rPr>
           <w:lang w:val="en_US" w:bidi="en_US"/>
@@ -2114,12 +2222,18 @@
         </w:rPr>
         <w:t xml:space="preserve">Stop here and discuss as a group how you will translate "We praise God for his glorious, or powerful, grace!" </w:t>
       </w:r>
-      <w:r>
-        <w:rPr>
-          <w:lang w:val="en_US" w:bidi="en_US"/>
-        </w:rPr>
-        <w:t>Glory</w:t>
-      </w:r>
+      <w:hyperlink r:id="rId23">
+        <w:r>
+          <w:rPr>
+            <w:lang w:val="en_US" w:bidi="en_US"/>
+          </w:rPr>
+          <w:rPr>
+            <w:color w:val="0000EE"/>
+            <w:u w:val="single"/>
+          </w:rPr>
+          <w:t>Glory</w:t>
+        </w:r>
+      </w:hyperlink>
       <w:r>
         <w:rPr>
           <w:lang w:val="en_US" w:bidi="en_US"/>
@@ -2312,7 +2426,7 @@
           <w:lang w:val="en_US" w:bidi="en_US"/>
         </w:rPr>
       </w:r>
-      <w:hyperlink r:id="rId13">
+      <w:hyperlink r:id="rId24">
         <w:r>
           <w:rPr>
             <w:lang w:val="en_US" w:bidi="en_US"/>
@@ -2347,7 +2461,7 @@
           <w:lang w:val="en_US" w:bidi="en_US"/>
         </w:rPr>
       </w:r>
-      <w:hyperlink r:id="rId14">
+      <w:hyperlink r:id="rId25">
         <w:r>
           <w:rPr>
             <w:lang w:val="en_US" w:bidi="en_US"/>
@@ -2382,7 +2496,7 @@
           <w:lang w:val="en_US" w:bidi="en_US"/>
         </w:rPr>
       </w:r>
-      <w:hyperlink r:id="rId15">
+      <w:hyperlink r:id="rId26">
         <w:r>
           <w:rPr>
             <w:lang w:val="en_US" w:bidi="en_US"/>
@@ -2417,7 +2531,7 @@
           <w:lang w:val="en_US" w:bidi="en_US"/>
         </w:rPr>
       </w:r>
-      <w:hyperlink r:id="rId16">
+      <w:hyperlink r:id="rId27">
         <w:r>
           <w:rPr>
             <w:lang w:val="en_US" w:bidi="en_US"/>
@@ -2452,7 +2566,7 @@
           <w:lang w:val="en_US" w:bidi="en_US"/>
         </w:rPr>
       </w:r>
-      <w:hyperlink r:id="rId17">
+      <w:hyperlink r:id="rId28">
         <w:r>
           <w:rPr>
             <w:lang w:val="en_US" w:bidi="en_US"/>
@@ -2487,7 +2601,7 @@
           <w:lang w:val="en_US" w:bidi="en_US"/>
         </w:rPr>
       </w:r>
-      <w:hyperlink r:id="rId18">
+      <w:hyperlink r:id="rId29">
         <w:r>
           <w:rPr>
             <w:lang w:val="en_US" w:bidi="en_US"/>
@@ -3429,6 +3543,12 @@
         </w:rPr>
         <w:t>Ask Paul, "How do you feel knowing that God through the Holy Spirit is telling you to write these things in the letter?" You may hear, "This is wonderful. I am filled with awe or joy. God gives us so much more than we deserve. I always try to listen to God and teach what God wants the people to know."</w:t>
       </w:r>
+      <w:r>
+        <w:rPr>
+          <w:lang w:val="en_US" w:bidi="en_US"/>
+        </w:rPr>
+        <w:t>Continue the drama.</w:t>
+      </w:r>
     </w:p>
     <w:p>
       <w:pPr/>
@@ -3566,24 +3686,36 @@
         </w:rPr>
         <w:t xml:space="preserve">. Use the same word for </w:t>
       </w:r>
-      <w:r>
-        <w:rPr>
-          <w:lang w:val="en_US" w:bidi="en_US"/>
-        </w:rPr>
-        <w:t>Christ</w:t>
-      </w:r>
+      <w:hyperlink r:id="rId16">
+        <w:r>
+          <w:rPr>
+            <w:lang w:val="en_US" w:bidi="en_US"/>
+          </w:rPr>
+          <w:rPr>
+            <w:color w:val="0000EE"/>
+            <w:u w:val="single"/>
+          </w:rPr>
+          <w:t>Christ</w:t>
+        </w:r>
+      </w:hyperlink>
       <w:r>
         <w:rPr>
           <w:lang w:val="en_US" w:bidi="en_US"/>
         </w:rPr>
         <w:t xml:space="preserve"> and </w:t>
       </w:r>
-      <w:r>
-        <w:rPr>
-          <w:lang w:val="en_US" w:bidi="en_US"/>
-        </w:rPr>
-        <w:t>grace</w:t>
-      </w:r>
+      <w:hyperlink r:id="rId30">
+        <w:r>
+          <w:rPr>
+            <w:lang w:val="en_US" w:bidi="en_US"/>
+          </w:rPr>
+          <w:rPr>
+            <w:color w:val="0000EE"/>
+            <w:u w:val="single"/>
+          </w:rPr>
+          <w:t>grace</w:t>
+        </w:r>
+      </w:hyperlink>
       <w:r>
         <w:rPr>
           <w:lang w:val="en_US" w:bidi="en_US"/>
@@ -3670,12 +3802,18 @@
         </w:rPr>
         <w:t xml:space="preserve">. </w:t>
       </w:r>
-      <w:r>
-        <w:rPr>
-          <w:lang w:val="en_US" w:bidi="en_US"/>
-        </w:rPr>
-        <w:t>Redeem</w:t>
-      </w:r>
+      <w:hyperlink r:id="rId31">
+        <w:r>
+          <w:rPr>
+            <w:lang w:val="en_US" w:bidi="en_US"/>
+          </w:rPr>
+          <w:rPr>
+            <w:color w:val="0000EE"/>
+            <w:u w:val="single"/>
+          </w:rPr>
+          <w:t>Redeem</w:t>
+        </w:r>
+      </w:hyperlink>
       <w:r>
         <w:rPr>
           <w:lang w:val="en_US" w:bidi="en_US"/>
@@ -3762,24 +3900,36 @@
         </w:rPr>
         <w:t xml:space="preserve">. </w:t>
       </w:r>
-      <w:r>
-        <w:rPr>
-          <w:lang w:val="en_US" w:bidi="en_US"/>
-        </w:rPr>
-        <w:t>Forgiveness</w:t>
-      </w:r>
+      <w:hyperlink r:id="rId32">
+        <w:r>
+          <w:rPr>
+            <w:lang w:val="en_US" w:bidi="en_US"/>
+          </w:rPr>
+          <w:rPr>
+            <w:color w:val="0000EE"/>
+            <w:u w:val="single"/>
+          </w:rPr>
+          <w:t>Forgiveness</w:t>
+        </w:r>
+      </w:hyperlink>
       <w:r>
         <w:rPr>
           <w:lang w:val="en_US" w:bidi="en_US"/>
         </w:rPr>
         <w:t xml:space="preserve"> and </w:t>
       </w:r>
-      <w:r>
-        <w:rPr>
-          <w:lang w:val="en_US" w:bidi="en_US"/>
-        </w:rPr>
-        <w:t>sin</w:t>
-      </w:r>
+      <w:hyperlink r:id="rId33">
+        <w:r>
+          <w:rPr>
+            <w:lang w:val="en_US" w:bidi="en_US"/>
+          </w:rPr>
+          <w:rPr>
+            <w:color w:val="0000EE"/>
+            <w:u w:val="single"/>
+          </w:rPr>
+          <w:t>sin</w:t>
+        </w:r>
+      </w:hyperlink>
       <w:r>
         <w:rPr>
           <w:lang w:val="en_US" w:bidi="en_US"/>
@@ -3840,12 +3990,18 @@
         </w:rPr>
         <w:t xml:space="preserve">. Use the same word that you have used in previous translations. </w:t>
       </w:r>
-      <w:r>
-        <w:rPr>
-          <w:lang w:val="en_US" w:bidi="en_US"/>
-        </w:rPr>
-        <w:t>Wisdom</w:t>
-      </w:r>
+      <w:hyperlink r:id="rId34">
+        <w:r>
+          <w:rPr>
+            <w:lang w:val="en_US" w:bidi="en_US"/>
+          </w:rPr>
+          <w:rPr>
+            <w:color w:val="0000EE"/>
+            <w:u w:val="single"/>
+          </w:rPr>
+          <w:t>Wisdom</w:t>
+        </w:r>
+      </w:hyperlink>
       <w:r>
         <w:rPr>
           <w:lang w:val="en_US" w:bidi="en_US"/>
@@ -3907,12 +4063,18 @@
         </w:rPr>
         <w:t xml:space="preserve"> and on earth. Heaven is the place where God lives and rules. Sometimes heaven also refers to the place where any unseen powers or spirit beings might live. Jesus has authority over all of it. Use the same word for heaven that you have used in previous passages. </w:t>
       </w:r>
-      <w:r>
-        <w:rPr>
-          <w:lang w:val="en_US" w:bidi="en_US"/>
-        </w:rPr>
-        <w:t>Heaven</w:t>
-      </w:r>
+      <w:hyperlink r:id="rId21">
+        <w:r>
+          <w:rPr>
+            <w:lang w:val="en_US" w:bidi="en_US"/>
+          </w:rPr>
+          <w:rPr>
+            <w:color w:val="0000EE"/>
+            <w:u w:val="single"/>
+          </w:rPr>
+          <w:t>Heaven</w:t>
+        </w:r>
+      </w:hyperlink>
       <w:r>
         <w:rPr>
           <w:lang w:val="en_US" w:bidi="en_US"/>
@@ -4105,7 +4267,7 @@
           <w:lang w:val="en_US" w:bidi="en_US"/>
         </w:rPr>
       </w:r>
-      <w:hyperlink r:id="rId19">
+      <w:hyperlink r:id="rId35">
         <w:r>
           <w:rPr>
             <w:lang w:val="en_US" w:bidi="en_US"/>
@@ -4140,7 +4302,7 @@
           <w:lang w:val="en_US" w:bidi="en_US"/>
         </w:rPr>
       </w:r>
-      <w:hyperlink r:id="rId20">
+      <w:hyperlink r:id="rId36">
         <w:r>
           <w:rPr>
             <w:lang w:val="en_US" w:bidi="en_US"/>
@@ -4175,7 +4337,7 @@
           <w:lang w:val="en_US" w:bidi="en_US"/>
         </w:rPr>
       </w:r>
-      <w:hyperlink r:id="rId21">
+      <w:hyperlink r:id="rId37">
         <w:r>
           <w:rPr>
             <w:lang w:val="en_US" w:bidi="en_US"/>
@@ -4210,7 +4372,7 @@
           <w:lang w:val="en_US" w:bidi="en_US"/>
         </w:rPr>
       </w:r>
-      <w:hyperlink r:id="rId22">
+      <w:hyperlink r:id="rId38">
         <w:r>
           <w:rPr>
             <w:lang w:val="en_US" w:bidi="en_US"/>
@@ -4245,7 +4407,7 @@
           <w:lang w:val="en_US" w:bidi="en_US"/>
         </w:rPr>
       </w:r>
-      <w:hyperlink r:id="rId23">
+      <w:hyperlink r:id="rId39">
         <w:r>
           <w:rPr>
             <w:lang w:val="en_US" w:bidi="en_US"/>
@@ -4280,7 +4442,7 @@
           <w:lang w:val="en_US" w:bidi="en_US"/>
         </w:rPr>
       </w:r>
-      <w:hyperlink r:id="rId24">
+      <w:hyperlink r:id="rId40">
         <w:r>
           <w:rPr>
             <w:lang w:val="en_US" w:bidi="en_US"/>
@@ -4654,12 +4816,18 @@
         </w:rPr>
         <w:t xml:space="preserve">Stop here and look at a picture of a </w:t>
       </w:r>
-      <w:r>
-        <w:rPr>
-          <w:lang w:val="en_US" w:bidi="en_US"/>
-        </w:rPr>
-        <w:t>wax seal</w:t>
-      </w:r>
+      <w:hyperlink r:id="rId41">
+        <w:r>
+          <w:rPr>
+            <w:lang w:val="en_US" w:bidi="en_US"/>
+          </w:rPr>
+          <w:rPr>
+            <w:color w:val="0000EE"/>
+            <w:u w:val="single"/>
+          </w:rPr>
+          <w:t>wax seal</w:t>
+        </w:r>
+      </w:hyperlink>
       <w:r>
         <w:rPr>
           <w:lang w:val="en_US" w:bidi="en_US"/>
@@ -5412,6 +5580,12 @@
         </w:rPr>
         <w:t>Ask one of the believers, "How do you feel knowing that God chose you in advance? You may hear, "I am in awe, I don't know why. I wasn't a good person. It's so good to know that God chose me even with all my faults. I'm one of God's own people now. I can't believe I'm so special to God! This is good news."</w:t>
       </w:r>
+      <w:r>
+        <w:rPr>
+          <w:lang w:val="en_US" w:bidi="en_US"/>
+        </w:rPr>
+        <w:t>Continue the drama.</w:t>
+      </w:r>
     </w:p>
     <w:p>
       <w:pPr/>
@@ -5550,12 +5724,18 @@
         </w:rPr>
         <w:t xml:space="preserve"> that you have used in previous translations. </w:t>
       </w:r>
-      <w:r>
-        <w:rPr>
-          <w:lang w:val="en_US" w:bidi="en_US"/>
-        </w:rPr>
-        <w:t>Christ</w:t>
-      </w:r>
+      <w:hyperlink r:id="rId16">
+        <w:r>
+          <w:rPr>
+            <w:lang w:val="en_US" w:bidi="en_US"/>
+          </w:rPr>
+          <w:rPr>
+            <w:color w:val="0000EE"/>
+            <w:u w:val="single"/>
+          </w:rPr>
+          <w:t>Christ</w:t>
+        </w:r>
+      </w:hyperlink>
       <w:r>
         <w:rPr>
           <w:lang w:val="en_US" w:bidi="en_US"/>
@@ -5696,24 +5876,36 @@
         </w:rPr>
         <w:t xml:space="preserve">Stop here and discuss as a group what words you will use for good news, or gospel. </w:t>
       </w:r>
-      <w:r>
-        <w:rPr>
-          <w:lang w:val="en_US" w:bidi="en_US"/>
-        </w:rPr>
-        <w:t>Good news</w:t>
-      </w:r>
+      <w:hyperlink r:id="rId42">
+        <w:r>
+          <w:rPr>
+            <w:lang w:val="en_US" w:bidi="en_US"/>
+          </w:rPr>
+          <w:rPr>
+            <w:color w:val="0000EE"/>
+            <w:u w:val="single"/>
+          </w:rPr>
+          <w:t>Good news</w:t>
+        </w:r>
+      </w:hyperlink>
       <w:r>
         <w:rPr>
           <w:lang w:val="en_US" w:bidi="en_US"/>
         </w:rPr>
         <w:t xml:space="preserve"> or </w:t>
       </w:r>
-      <w:r>
-        <w:rPr>
-          <w:lang w:val="en_US" w:bidi="en_US"/>
-        </w:rPr>
-        <w:t>gospel</w:t>
-      </w:r>
+      <w:hyperlink r:id="rId43">
+        <w:r>
+          <w:rPr>
+            <w:lang w:val="en_US" w:bidi="en_US"/>
+          </w:rPr>
+          <w:rPr>
+            <w:color w:val="0000EE"/>
+            <w:u w:val="single"/>
+          </w:rPr>
+          <w:t>gospel</w:t>
+        </w:r>
+      </w:hyperlink>
       <w:r>
         <w:rPr>
           <w:lang w:val="en_US" w:bidi="en_US"/>
@@ -5774,24 +5966,36 @@
         </w:rPr>
         <w:t xml:space="preserve"> in their translations to make it clear who Paul is talking about. Discuss how you want to talk about the different groups of believers. </w:t>
       </w:r>
-      <w:r>
-        <w:rPr>
-          <w:lang w:val="en_US" w:bidi="en_US"/>
-        </w:rPr>
-        <w:t>Jews</w:t>
-      </w:r>
+      <w:hyperlink r:id="rId44">
+        <w:r>
+          <w:rPr>
+            <w:lang w:val="en_US" w:bidi="en_US"/>
+          </w:rPr>
+          <w:rPr>
+            <w:color w:val="0000EE"/>
+            <w:u w:val="single"/>
+          </w:rPr>
+          <w:t>Jews</w:t>
+        </w:r>
+      </w:hyperlink>
       <w:r>
         <w:rPr>
           <w:lang w:val="en_US" w:bidi="en_US"/>
         </w:rPr>
         <w:t xml:space="preserve"> and </w:t>
       </w:r>
-      <w:r>
-        <w:rPr>
-          <w:lang w:val="en_US" w:bidi="en_US"/>
-        </w:rPr>
-        <w:t>Gentile</w:t>
-      </w:r>
+      <w:hyperlink r:id="rId45">
+        <w:r>
+          <w:rPr>
+            <w:lang w:val="en_US" w:bidi="en_US"/>
+          </w:rPr>
+          <w:rPr>
+            <w:color w:val="0000EE"/>
+            <w:u w:val="single"/>
+          </w:rPr>
+          <w:t>Gentile</w:t>
+        </w:r>
+      </w:hyperlink>
       <w:r>
         <w:rPr>
           <w:lang w:val="en_US" w:bidi="en_US"/>
@@ -5852,12 +6056,18 @@
         </w:rPr>
         <w:t xml:space="preserve">. Remember that </w:t>
       </w:r>
-      <w:r>
-        <w:rPr>
-          <w:lang w:val="en_US" w:bidi="en_US"/>
-        </w:rPr>
-        <w:t>glory</w:t>
-      </w:r>
+      <w:hyperlink r:id="rId23">
+        <w:r>
+          <w:rPr>
+            <w:lang w:val="en_US" w:bidi="en_US"/>
+          </w:rPr>
+          <w:rPr>
+            <w:color w:val="0000EE"/>
+            <w:u w:val="single"/>
+          </w:rPr>
+          <w:t>glory</w:t>
+        </w:r>
+      </w:hyperlink>
       <w:r>
         <w:rPr>
           <w:lang w:val="en_US" w:bidi="en_US"/>
@@ -5931,12 +6141,18 @@
         </w:rPr>
         <w:t xml:space="preserve">Stop here and look at the picture of a </w:t>
       </w:r>
-      <w:r>
-        <w:rPr>
-          <w:lang w:val="en_US" w:bidi="en_US"/>
-        </w:rPr>
-        <w:t>seal</w:t>
-      </w:r>
+      <w:hyperlink r:id="rId41">
+        <w:r>
+          <w:rPr>
+            <w:lang w:val="en_US" w:bidi="en_US"/>
+          </w:rPr>
+          <w:rPr>
+            <w:color w:val="0000EE"/>
+            <w:u w:val="single"/>
+          </w:rPr>
+          <w:t>seal</w:t>
+        </w:r>
+      </w:hyperlink>
       <w:r>
         <w:rPr>
           <w:lang w:val="en_US" w:bidi="en_US"/>
@@ -5970,12 +6186,18 @@
         </w:rPr>
         <w:t xml:space="preserve">. Use the same words you have used in previous books of the Bible, and remember that </w:t>
       </w:r>
-      <w:r>
-        <w:rPr>
-          <w:lang w:val="en_US" w:bidi="en_US"/>
-        </w:rPr>
-        <w:t>Holy Spirit</w:t>
-      </w:r>
+      <w:hyperlink r:id="rId46">
+        <w:r>
+          <w:rPr>
+            <w:lang w:val="en_US" w:bidi="en_US"/>
+          </w:rPr>
+          <w:rPr>
+            <w:color w:val="0000EE"/>
+            <w:u w:val="single"/>
+          </w:rPr>
+          <w:t>Holy Spirit</w:t>
+        </w:r>
+      </w:hyperlink>
       <w:r>
         <w:rPr>
           <w:lang w:val="en_US" w:bidi="en_US"/>
@@ -6023,12 +6245,18 @@
         </w:rPr>
         <w:t xml:space="preserve"> us, or obtain our freedom from slavery to sin so that we can be God's own people. In other passages, we understand that God obtained us through the blood of Jesus Christ. Use the same word for redeem that you used in previous passages, and remember that </w:t>
       </w:r>
-      <w:r>
-        <w:rPr>
-          <w:lang w:val="en_US" w:bidi="en_US"/>
-        </w:rPr>
-        <w:t>redeem</w:t>
-      </w:r>
+      <w:hyperlink r:id="rId31">
+        <w:r>
+          <w:rPr>
+            <w:lang w:val="en_US" w:bidi="en_US"/>
+          </w:rPr>
+          <w:rPr>
+            <w:color w:val="0000EE"/>
+            <w:u w:val="single"/>
+          </w:rPr>
+          <w:t>redeem</w:t>
+        </w:r>
+      </w:hyperlink>
       <w:r>
         <w:rPr>
           <w:lang w:val="en_US" w:bidi="en_US"/>
@@ -6221,7 +6449,7 @@
           <w:lang w:val="en_US" w:bidi="en_US"/>
         </w:rPr>
       </w:r>
-      <w:hyperlink r:id="rId25">
+      <w:hyperlink r:id="rId47">
         <w:r>
           <w:rPr>
             <w:lang w:val="en_US" w:bidi="en_US"/>
@@ -6256,7 +6484,7 @@
           <w:lang w:val="en_US" w:bidi="en_US"/>
         </w:rPr>
       </w:r>
-      <w:hyperlink r:id="rId26">
+      <w:hyperlink r:id="rId48">
         <w:r>
           <w:rPr>
             <w:lang w:val="en_US" w:bidi="en_US"/>
@@ -6291,7 +6519,7 @@
           <w:lang w:val="en_US" w:bidi="en_US"/>
         </w:rPr>
       </w:r>
-      <w:hyperlink r:id="rId27">
+      <w:hyperlink r:id="rId49">
         <w:r>
           <w:rPr>
             <w:lang w:val="en_US" w:bidi="en_US"/>
@@ -6326,7 +6554,7 @@
           <w:lang w:val="en_US" w:bidi="en_US"/>
         </w:rPr>
       </w:r>
-      <w:hyperlink r:id="rId28">
+      <w:hyperlink r:id="rId50">
         <w:r>
           <w:rPr>
             <w:lang w:val="en_US" w:bidi="en_US"/>
@@ -6361,7 +6589,7 @@
           <w:lang w:val="en_US" w:bidi="en_US"/>
         </w:rPr>
       </w:r>
-      <w:hyperlink r:id="rId29">
+      <w:hyperlink r:id="rId51">
         <w:r>
           <w:rPr>
             <w:lang w:val="en_US" w:bidi="en_US"/>
@@ -6396,7 +6624,7 @@
           <w:lang w:val="en_US" w:bidi="en_US"/>
         </w:rPr>
       </w:r>
-      <w:hyperlink r:id="rId30">
+      <w:hyperlink r:id="rId52">
         <w:r>
           <w:rPr>
             <w:lang w:val="en_US" w:bidi="en_US"/>
@@ -7628,6 +7856,12 @@
         </w:rPr>
         <w:t>Ask God, "How do you feel when you hear Paul's prayers?" You may hear, "Paul has understood that it is important to remain in communication with me. I wish all believers would do the same as Paul and spend time every day in prayer. I have told the people that prayer is important, and Paul demonstrates through his actions that prayer is important. I like talking with those who follow me."</w:t>
       </w:r>
+      <w:r>
+        <w:rPr>
+          <w:lang w:val="en_US" w:bidi="en_US"/>
+        </w:rPr>
+        <w:t>Continue the drama.</w:t>
+      </w:r>
     </w:p>
     <w:p>
       <w:pPr/>
@@ -7662,6 +7896,12 @@
         </w:rPr>
         <w:t>Ask the believers, "How do you feel when you hear about this power that you have?" You may hear, "I am so glad that Paul has reminded us of this power. Paul told us about this power but it is easy to forget that I have it when I see that pagan temple every day and I see and hear the magicians in the market. When my child is sick, I sometimes forget that I have this power. I'm glad that Paul is reminding me to use the power that God gives me and not go to the magicians."</w:t>
       </w:r>
+      <w:r>
+        <w:rPr>
+          <w:lang w:val="en_US" w:bidi="en_US"/>
+        </w:rPr>
+        <w:t>Continue the drama.</w:t>
+      </w:r>
     </w:p>
     <w:p>
       <w:pPr/>
@@ -7786,12 +8026,18 @@
         </w:rPr>
         <w:t xml:space="preserve"> of the Ephesians, or how they trust the Lord Jesus. </w:t>
       </w:r>
-      <w:r>
-        <w:rPr>
-          <w:lang w:val="en_US" w:bidi="en_US"/>
-        </w:rPr>
-        <w:t>Faith</w:t>
-      </w:r>
+      <w:hyperlink r:id="rId53">
+        <w:r>
+          <w:rPr>
+            <w:lang w:val="en_US" w:bidi="en_US"/>
+          </w:rPr>
+          <w:rPr>
+            <w:color w:val="0000EE"/>
+            <w:u w:val="single"/>
+          </w:rPr>
+          <w:t>Faith</w:t>
+        </w:r>
+      </w:hyperlink>
       <w:r>
         <w:rPr>
           <w:lang w:val="en_US" w:bidi="en_US"/>
@@ -7838,24 +8084,36 @@
         </w:rPr>
         <w:t xml:space="preserve"> throughout this passage. This title means that Jesus is God. Lord is a respectful title that shows that Jesus is master, and really is God. Christ refers to Jesus' position as Messiah, or the savior that God promised to send. </w:t>
       </w:r>
-      <w:r>
-        <w:rPr>
-          <w:lang w:val="en_US" w:bidi="en_US"/>
-        </w:rPr>
-        <w:t>Lord</w:t>
-      </w:r>
+      <w:hyperlink r:id="rId18">
+        <w:r>
+          <w:rPr>
+            <w:lang w:val="en_US" w:bidi="en_US"/>
+          </w:rPr>
+          <w:rPr>
+            <w:color w:val="0000EE"/>
+            <w:u w:val="single"/>
+          </w:rPr>
+          <w:t>Lord</w:t>
+        </w:r>
+      </w:hyperlink>
       <w:r>
         <w:rPr>
           <w:lang w:val="en_US" w:bidi="en_US"/>
         </w:rPr>
         <w:t xml:space="preserve"> and </w:t>
       </w:r>
-      <w:r>
-        <w:rPr>
-          <w:lang w:val="en_US" w:bidi="en_US"/>
-        </w:rPr>
-        <w:t>Christ</w:t>
-      </w:r>
+      <w:hyperlink r:id="rId16">
+        <w:r>
+          <w:rPr>
+            <w:lang w:val="en_US" w:bidi="en_US"/>
+          </w:rPr>
+          <w:rPr>
+            <w:color w:val="0000EE"/>
+            <w:u w:val="single"/>
+          </w:rPr>
+          <w:t>Christ</w:t>
+        </w:r>
+      </w:hyperlink>
       <w:r>
         <w:rPr>
           <w:lang w:val="en_US" w:bidi="en_US"/>
@@ -7889,12 +8147,18 @@
         </w:rPr>
         <w:t xml:space="preserve"> to refer to anyone who believes in Jesus as Savior and Lord. Saints are people who are holy, or set apart for God's service. Use the same word for saints you have used before, and remember that </w:t>
       </w:r>
-      <w:r>
-        <w:rPr>
-          <w:lang w:val="en_US" w:bidi="en_US"/>
-        </w:rPr>
-        <w:t>saints</w:t>
-      </w:r>
+      <w:hyperlink r:id="rId17">
+        <w:r>
+          <w:rPr>
+            <w:lang w:val="en_US" w:bidi="en_US"/>
+          </w:rPr>
+          <w:rPr>
+            <w:color w:val="0000EE"/>
+            <w:u w:val="single"/>
+          </w:rPr>
+          <w:t>saints</w:t>
+        </w:r>
+      </w:hyperlink>
       <w:r>
         <w:rPr>
           <w:lang w:val="en_US" w:bidi="en_US"/>
@@ -7928,12 +8192,18 @@
         </w:rPr>
         <w:t xml:space="preserve"> or the Glorious Father, meaning that God is full of majesty and power. Use the same word for glory that you used in the previous passage, and remember that </w:t>
       </w:r>
-      <w:r>
-        <w:rPr>
-          <w:lang w:val="en_US" w:bidi="en_US"/>
-        </w:rPr>
-        <w:t>glory</w:t>
-      </w:r>
+      <w:hyperlink r:id="rId23">
+        <w:r>
+          <w:rPr>
+            <w:lang w:val="en_US" w:bidi="en_US"/>
+          </w:rPr>
+          <w:rPr>
+            <w:color w:val="0000EE"/>
+            <w:u w:val="single"/>
+          </w:rPr>
+          <w:t>glory</w:t>
+        </w:r>
+      </w:hyperlink>
       <w:r>
         <w:rPr>
           <w:lang w:val="en_US" w:bidi="en_US"/>
@@ -7980,12 +8250,18 @@
         </w:rPr>
         <w:t xml:space="preserve"> or attitude of wisdom. Paul wanted the believers to think things that are true and do things that are good. Because this is spiritual wisdom, their understanding of spiritual truths would come from God. Use the same word for </w:t>
       </w:r>
-      <w:r>
-        <w:rPr>
-          <w:lang w:val="en_US" w:bidi="en_US"/>
-        </w:rPr>
-        <w:t>wisdom</w:t>
-      </w:r>
+      <w:hyperlink r:id="rId34">
+        <w:r>
+          <w:rPr>
+            <w:lang w:val="en_US" w:bidi="en_US"/>
+          </w:rPr>
+          <w:rPr>
+            <w:color w:val="0000EE"/>
+            <w:u w:val="single"/>
+          </w:rPr>
+          <w:t>wisdom</w:t>
+        </w:r>
+      </w:hyperlink>
       <w:r>
         <w:rPr>
           <w:lang w:val="en_US" w:bidi="en_US"/>
@@ -8059,12 +8335,18 @@
         </w:rPr>
         <w:t xml:space="preserve"> as you have used in previous passages, and remember that </w:t>
       </w:r>
-      <w:r>
-        <w:rPr>
-          <w:lang w:val="en_US" w:bidi="en_US"/>
-        </w:rPr>
-        <w:t>heaven</w:t>
-      </w:r>
+      <w:hyperlink r:id="rId21">
+        <w:r>
+          <w:rPr>
+            <w:lang w:val="en_US" w:bidi="en_US"/>
+          </w:rPr>
+          <w:rPr>
+            <w:color w:val="0000EE"/>
+            <w:u w:val="single"/>
+          </w:rPr>
+          <w:t>heaven</w:t>
+        </w:r>
+      </w:hyperlink>
       <w:r>
         <w:rPr>
           <w:lang w:val="en_US" w:bidi="en_US"/>
@@ -8125,12 +8407,18 @@
         </w:rPr>
         <w:t xml:space="preserve">. Use the same word for </w:t>
       </w:r>
-      <w:r>
-        <w:rPr>
-          <w:lang w:val="en_US" w:bidi="en_US"/>
-        </w:rPr>
-        <w:t>church</w:t>
-      </w:r>
+      <w:hyperlink r:id="rId54">
+        <w:r>
+          <w:rPr>
+            <w:lang w:val="en_US" w:bidi="en_US"/>
+          </w:rPr>
+          <w:rPr>
+            <w:color w:val="0000EE"/>
+            <w:u w:val="single"/>
+          </w:rPr>
+          <w:t>church</w:t>
+        </w:r>
+      </w:hyperlink>
       <w:r>
         <w:rPr>
           <w:lang w:val="en_US" w:bidi="en_US"/>
@@ -8351,7 +8639,7 @@
           <w:lang w:val="en_US" w:bidi="en_US"/>
         </w:rPr>
       </w:r>
-      <w:hyperlink r:id="rId31">
+      <w:hyperlink r:id="rId55">
         <w:r>
           <w:rPr>
             <w:lang w:val="en_US" w:bidi="en_US"/>
@@ -8386,7 +8674,7 @@
           <w:lang w:val="en_US" w:bidi="en_US"/>
         </w:rPr>
       </w:r>
-      <w:hyperlink r:id="rId32">
+      <w:hyperlink r:id="rId56">
         <w:r>
           <w:rPr>
             <w:lang w:val="en_US" w:bidi="en_US"/>
@@ -8421,7 +8709,7 @@
           <w:lang w:val="en_US" w:bidi="en_US"/>
         </w:rPr>
       </w:r>
-      <w:hyperlink r:id="rId33">
+      <w:hyperlink r:id="rId57">
         <w:r>
           <w:rPr>
             <w:lang w:val="en_US" w:bidi="en_US"/>
@@ -8456,7 +8744,7 @@
           <w:lang w:val="en_US" w:bidi="en_US"/>
         </w:rPr>
       </w:r>
-      <w:hyperlink r:id="rId34">
+      <w:hyperlink r:id="rId58">
         <w:r>
           <w:rPr>
             <w:lang w:val="en_US" w:bidi="en_US"/>
@@ -8491,7 +8779,7 @@
           <w:lang w:val="en_US" w:bidi="en_US"/>
         </w:rPr>
       </w:r>
-      <w:hyperlink r:id="rId35">
+      <w:hyperlink r:id="rId59">
         <w:r>
           <w:rPr>
             <w:lang w:val="en_US" w:bidi="en_US"/>
@@ -8526,7 +8814,7 @@
           <w:lang w:val="en_US" w:bidi="en_US"/>
         </w:rPr>
       </w:r>
-      <w:hyperlink r:id="rId36">
+      <w:hyperlink r:id="rId60">
         <w:r>
           <w:rPr>
             <w:lang w:val="en_US" w:bidi="en_US"/>
@@ -9667,6 +9955,12 @@
         </w:rPr>
         <w:t>Ask the Gentile believers, "How do you feel when you hear Paul include himself and the Jewish believers when Paul talks about the sinful nature?" You may hear, "I'm relieved! Now, I understand. It doesn't matter what your background is or the religion you followed. Every one of us disobeyed God. We are all equal in our disobedience. That means we are all the same in God's eyes. God doesn't see me differently from the others. God saw me as dead and then when I believed in Jesus, God saw me as alive. This is such good news for all of us."</w:t>
       </w:r>
+      <w:r>
+        <w:rPr>
+          <w:lang w:val="en_US" w:bidi="en_US"/>
+        </w:rPr>
+        <w:t>Restart the drama.</w:t>
+      </w:r>
     </w:p>
     <w:p>
       <w:pPr/>
@@ -9701,6 +9995,12 @@
         </w:rPr>
         <w:t>Ask the Jewish believers, "How do you feel when you hear that salvation is by God's grace?" You may hear, "This is wonderful news. I've heard it before but I'm so glad that Paul is reminding us. I can't believe this! I don't deserve to sit with Jesus in heaven! I'm very thankful." Or, "I can't imagine sitting with God in heaven. Paul is telling us many wonderful things that I never imagined could happen. I don't fully understand what this means."</w:t>
       </w:r>
+      <w:r>
+        <w:rPr>
+          <w:lang w:val="en_US" w:bidi="en_US"/>
+        </w:rPr>
+        <w:t>Continue the drama.</w:t>
+      </w:r>
     </w:p>
     <w:p>
       <w:pPr/>
@@ -9819,12 +10119,18 @@
         </w:rPr>
         <w:t xml:space="preserve"> is used throughout this passage. </w:t>
       </w:r>
-      <w:r>
-        <w:rPr>
-          <w:lang w:val="en_US" w:bidi="en_US"/>
-        </w:rPr>
-        <w:t>Christ</w:t>
-      </w:r>
+      <w:hyperlink r:id="rId16">
+        <w:r>
+          <w:rPr>
+            <w:lang w:val="en_US" w:bidi="en_US"/>
+          </w:rPr>
+          <w:rPr>
+            <w:color w:val="0000EE"/>
+            <w:u w:val="single"/>
+          </w:rPr>
+          <w:t>Christ</w:t>
+        </w:r>
+      </w:hyperlink>
       <w:r>
         <w:rPr>
           <w:lang w:val="en_US" w:bidi="en_US"/>
@@ -9871,12 +10177,18 @@
         </w:rPr>
         <w:t xml:space="preserve"> means that you have gone beyond the limits of what is right or moral. You have broken the will or law of God by some failure or action. Sin and trespass often go together and there is very little difference in meaning. </w:t>
       </w:r>
-      <w:r>
-        <w:rPr>
-          <w:lang w:val="en_US" w:bidi="en_US"/>
-        </w:rPr>
-        <w:t>Sin</w:t>
-      </w:r>
+      <w:hyperlink r:id="rId33">
+        <w:r>
+          <w:rPr>
+            <w:lang w:val="en_US" w:bidi="en_US"/>
+          </w:rPr>
+          <w:rPr>
+            <w:color w:val="0000EE"/>
+            <w:u w:val="single"/>
+          </w:rPr>
+          <w:t>Sin</w:t>
+        </w:r>
+      </w:hyperlink>
       <w:r>
         <w:rPr>
           <w:lang w:val="en_US" w:bidi="en_US"/>
@@ -9950,20 +10262,59 @@
         </w:rPr>
         <w:t xml:space="preserve"> works in the hearts of those who refuse to obey God. </w:t>
       </w:r>
-      <w:r>
-        <w:rPr>
-          <w:lang w:val="en_US" w:bidi="en_US"/>
-        </w:rPr>
-        <w:t>Devil</w:t>
-      </w:r>
+      <w:hyperlink r:id="rId61">
+        <w:r>
+          <w:rPr>
+            <w:lang w:val="en_US" w:bidi="en_US"/>
+          </w:rPr>
+          <w:rPr>
+            <w:color w:val="0000EE"/>
+            <w:u w:val="single"/>
+          </w:rPr>
+          <w:t>Devil</w:t>
+        </w:r>
+      </w:hyperlink>
       <w:r>
         <w:rPr>
           <w:lang w:val="en_US" w:bidi="en_US"/>
         </w:rPr>
         <w:t xml:space="preserve"> or </w:t>
       </w:r>
-      <w:r>
-        <w:rPr>
+      <w:hyperlink r:id="rId62">
+        <w:r>
+          <w:rPr>
+            <w:lang w:val="en_US" w:bidi="en_US"/>
+          </w:rPr>
+          <w:rPr>
+            <w:color w:val="0000EE"/>
+            <w:u w:val="single"/>
+          </w:rPr>
+          <w:t>Satan</w:t>
+        </w:r>
+      </w:hyperlink>
+      <w:r>
+        <w:rPr>
+          <w:lang w:val="en_US" w:bidi="en_US"/>
+        </w:rPr>
+        <w:t xml:space="preserve"> is discussed in the Master Glossary.</w:t>
+      </w:r>
+    </w:p>
+    <w:p>
+      <w:pPr/>
+      <w:r>
+        <w:rPr>
+          <w:lang w:val="en_US" w:bidi="en_US"/>
+        </w:rPr>
+      </w:r>
+      <w:r>
+        <w:rPr>
+          <w:lang w:val="en_US" w:bidi="en_US"/>
+        </w:rPr>
+        <w:t xml:space="preserve">Stop here and decide if you are going to use the name </w:t>
+      </w:r>
+      <w:r>
+        <w:rPr>
+          <w:b/>
           <w:lang w:val="en_US" w:bidi="en_US"/>
         </w:rPr>
         <w:t>Satan</w:t>
@@ -9972,61 +10323,79 @@
         <w:rPr>
           <w:lang w:val="en_US" w:bidi="en_US"/>
         </w:rPr>
-        <w:t xml:space="preserve"> is discussed in the Master Glossary.</w:t>
-      </w:r>
-    </w:p>
-    <w:p>
-      <w:pPr/>
-      <w:r>
-        <w:rPr>
-          <w:lang w:val="en_US" w:bidi="en_US"/>
-        </w:rPr>
-      </w:r>
-      <w:r>
-        <w:rPr>
-          <w:lang w:val="en_US" w:bidi="en_US"/>
-        </w:rPr>
-        <w:t xml:space="preserve">Stop here and decide if you are going to use the name </w:t>
+        <w:t xml:space="preserve"> or </w:t>
       </w:r>
       <w:r>
         <w:rPr>
           <w:b/>
           <w:lang w:val="en_US" w:bidi="en_US"/>
         </w:rPr>
-        <w:t>Satan</w:t>
-      </w:r>
-      <w:r>
-        <w:rPr>
-          <w:lang w:val="en_US" w:bidi="en_US"/>
-        </w:rPr>
-        <w:t xml:space="preserve"> or </w:t>
+        <w:t>devil</w:t>
+      </w:r>
+      <w:r>
+        <w:rPr>
+          <w:lang w:val="en_US" w:bidi="en_US"/>
+        </w:rPr>
+        <w:t xml:space="preserve"> or if you are going to use the name that Paul uses. Paul calls him the "ruler of the powers of the air" or the "prince of the powers of the air." If you use the title Paul uses, how can you make it clear that you are talking about Satan? You may use the title that you have used in other translations for Satan. Pause the audio here.</w:t>
+      </w:r>
+    </w:p>
+    <w:p>
+      <w:pPr/>
+      <w:r>
+        <w:rPr>
+          <w:lang w:val="en_US" w:bidi="en_US"/>
+        </w:rPr>
+      </w:r>
+      <w:r>
+        <w:rPr>
+          <w:lang w:val="en_US" w:bidi="en_US"/>
+        </w:rPr>
+        <w:t xml:space="preserve">Satan is a </w:t>
       </w:r>
       <w:r>
         <w:rPr>
           <w:b/>
           <w:lang w:val="en_US" w:bidi="en_US"/>
         </w:rPr>
-        <w:t>devil</w:t>
-      </w:r>
-      <w:r>
-        <w:rPr>
-          <w:lang w:val="en_US" w:bidi="en_US"/>
-        </w:rPr>
-        <w:t xml:space="preserve"> or if you are going to use the name that Paul uses. Paul calls him the "ruler of the powers of the air" or the "prince of the powers of the air." If you use the title Paul uses, how can you make it clear that you are talking about Satan? You may use the title that you have used in other translations for Satan. Pause the audio here.</w:t>
-      </w:r>
-    </w:p>
-    <w:p>
-      <w:pPr/>
-      <w:r>
-        <w:rPr>
-          <w:lang w:val="en_US" w:bidi="en_US"/>
-        </w:rPr>
-      </w:r>
-      <w:r>
-        <w:rPr>
-          <w:lang w:val="en_US" w:bidi="en_US"/>
-        </w:rPr>
-        <w:t xml:space="preserve">Satan is a </w:t>
+        <w:t>spirit</w:t>
+      </w:r>
+      <w:r>
+        <w:rPr>
+          <w:lang w:val="en_US" w:bidi="en_US"/>
+        </w:rPr>
+        <w:t xml:space="preserve">. </w:t>
+      </w:r>
+      <w:hyperlink r:id="rId20">
+        <w:r>
+          <w:rPr>
+            <w:lang w:val="en_US" w:bidi="en_US"/>
+          </w:rPr>
+          <w:rPr>
+            <w:color w:val="0000EE"/>
+            <w:u w:val="single"/>
+          </w:rPr>
+          <w:t>Spirit</w:t>
+        </w:r>
+      </w:hyperlink>
+      <w:r>
+        <w:rPr>
+          <w:lang w:val="en_US" w:bidi="en_US"/>
+        </w:rPr>
+        <w:t xml:space="preserve"> is discussed in the Master Glossary. God created the spirits but we cannot see this spirit. Satan and the evil spirits rebelled against God.</w:t>
+      </w:r>
+    </w:p>
+    <w:p>
+      <w:pPr/>
+      <w:r>
+        <w:rPr>
+          <w:lang w:val="en_US" w:bidi="en_US"/>
+        </w:rPr>
+      </w:r>
+      <w:r>
+        <w:rPr>
+          <w:lang w:val="en_US" w:bidi="en_US"/>
+        </w:rPr>
+        <w:t xml:space="preserve">Stop here and discuss the word for </w:t>
       </w:r>
       <w:r>
         <w:rPr>
@@ -10039,325 +10408,310 @@
         <w:rPr>
           <w:lang w:val="en_US" w:bidi="en_US"/>
         </w:rPr>
+        <w:t xml:space="preserve"> that you will use here. It can be the same word that you have used for spirit in other translations so long as people understand that here the word is talking about a supernatural being. Pause the recording here.</w:t>
+      </w:r>
+    </w:p>
+    <w:p>
+      <w:pPr/>
+      <w:r>
+        <w:rPr>
+          <w:lang w:val="en_US" w:bidi="en_US"/>
+        </w:rPr>
+      </w:r>
+      <w:r>
+        <w:rPr>
+          <w:b/>
+          <w:lang w:val="en_US" w:bidi="en_US"/>
+        </w:rPr>
+        <w:t>Sin nature</w:t>
+      </w:r>
+      <w:r>
+        <w:rPr>
+          <w:lang w:val="en_US" w:bidi="en_US"/>
+        </w:rPr>
+        <w:t>, or sinful nature, means the attitudes and desires that you were born with. This sinful nature leads us to disobey God. Everyone has this sinful nature.</w:t>
+      </w:r>
+    </w:p>
+    <w:p>
+      <w:pPr/>
+      <w:r>
+        <w:rPr>
+          <w:lang w:val="en_US" w:bidi="en_US"/>
+        </w:rPr>
+      </w:r>
+      <w:r>
+        <w:rPr>
+          <w:lang w:val="en_US" w:bidi="en_US"/>
+        </w:rPr>
+        <w:t xml:space="preserve">Stop here and discuss the following question. How will you describe this </w:t>
+      </w:r>
+      <w:r>
+        <w:rPr>
+          <w:b/>
+          <w:lang w:val="en_US" w:bidi="en_US"/>
+        </w:rPr>
+        <w:t>sinful nature</w:t>
+      </w:r>
+      <w:r>
+        <w:rPr>
+          <w:lang w:val="en_US" w:bidi="en_US"/>
+        </w:rPr>
+        <w:t>? Pause the recording here.</w:t>
+      </w:r>
+    </w:p>
+    <w:p>
+      <w:pPr/>
+      <w:r>
+        <w:rPr>
+          <w:lang w:val="en_US" w:bidi="en_US"/>
+        </w:rPr>
+      </w:r>
+      <w:r>
+        <w:rPr>
+          <w:lang w:val="en_US" w:bidi="en_US"/>
+        </w:rPr>
+        <w:t xml:space="preserve">Because of the way we act, or our nature, we deserve for God to show his </w:t>
+      </w:r>
+      <w:r>
+        <w:rPr>
+          <w:b/>
+          <w:lang w:val="en_US" w:bidi="en_US"/>
+        </w:rPr>
+        <w:t>wrath</w:t>
+      </w:r>
+      <w:r>
+        <w:rPr>
+          <w:lang w:val="en_US" w:bidi="en_US"/>
+        </w:rPr>
+        <w:t xml:space="preserve"> to us. Wrath is the emotion that God has when God sees sin and evil. God is holy and just. Wrath is stronger than anger, and it involves punishing people for their sin. However, whenever God shows his wrath, he always shows his mercy, especially when God deals with his chosen people.</w:t>
+      </w:r>
+    </w:p>
+    <w:p>
+      <w:pPr/>
+      <w:r>
+        <w:rPr>
+          <w:lang w:val="en_US" w:bidi="en_US"/>
+        </w:rPr>
+      </w:r>
+      <w:r>
+        <w:rPr>
+          <w:lang w:val="en_US" w:bidi="en_US"/>
+        </w:rPr>
+        <w:t xml:space="preserve">Stop here and discuss what word you will use for </w:t>
+      </w:r>
+      <w:r>
+        <w:rPr>
+          <w:b/>
+          <w:lang w:val="en_US" w:bidi="en_US"/>
+        </w:rPr>
+        <w:t>wrath</w:t>
+      </w:r>
+      <w:r>
+        <w:rPr>
+          <w:lang w:val="en_US" w:bidi="en_US"/>
+        </w:rPr>
         <w:t xml:space="preserve">. </w:t>
       </w:r>
-      <w:r>
-        <w:rPr>
-          <w:lang w:val="en_US" w:bidi="en_US"/>
-        </w:rPr>
-        <w:t>Spirit</w:t>
-      </w:r>
-      <w:r>
-        <w:rPr>
-          <w:lang w:val="en_US" w:bidi="en_US"/>
-        </w:rPr>
-        <w:t xml:space="preserve"> is discussed in the Master Glossary. God created the spirits but we cannot see this spirit. Satan and the evil spirits rebelled against God.</w:t>
-      </w:r>
-    </w:p>
-    <w:p>
-      <w:pPr/>
-      <w:r>
-        <w:rPr>
-          <w:lang w:val="en_US" w:bidi="en_US"/>
-        </w:rPr>
-      </w:r>
-      <w:r>
-        <w:rPr>
-          <w:lang w:val="en_US" w:bidi="en_US"/>
-        </w:rPr>
-        <w:t xml:space="preserve">Stop here and discuss the word for </w:t>
+      <w:hyperlink r:id="rId63">
+        <w:r>
+          <w:rPr>
+            <w:lang w:val="en_US" w:bidi="en_US"/>
+          </w:rPr>
+          <w:rPr>
+            <w:color w:val="0000EE"/>
+            <w:u w:val="single"/>
+          </w:rPr>
+          <w:t>Wrath</w:t>
+        </w:r>
+      </w:hyperlink>
+      <w:r>
+        <w:rPr>
+          <w:lang w:val="en_US" w:bidi="en_US"/>
+        </w:rPr>
+        <w:t xml:space="preserve"> is discussed in the Master Glossary. Pause this audio here.</w:t>
+      </w:r>
+    </w:p>
+    <w:p>
+      <w:pPr/>
+      <w:r>
+        <w:rPr>
+          <w:lang w:val="en_US" w:bidi="en_US"/>
+        </w:rPr>
       </w:r>
       <w:r>
         <w:rPr>
           <w:b/>
           <w:lang w:val="en_US" w:bidi="en_US"/>
         </w:rPr>
-        <w:t>spirit</w:t>
-      </w:r>
-      <w:r>
-        <w:rPr>
-          <w:lang w:val="en_US" w:bidi="en_US"/>
-        </w:rPr>
-        <w:t xml:space="preserve"> that you will use here. It can be the same word that you have used for spirit in other translations so long as people understand that here the word is talking about a supernatural being. Pause the recording here.</w:t>
-      </w:r>
-    </w:p>
-    <w:p>
-      <w:pPr/>
-      <w:r>
-        <w:rPr>
-          <w:lang w:val="en_US" w:bidi="en_US"/>
-        </w:rPr>
+        <w:t>God</w:t>
+      </w:r>
+      <w:r>
+        <w:rPr>
+          <w:lang w:val="en_US" w:bidi="en_US"/>
+        </w:rPr>
+        <w:t xml:space="preserve"> shows us </w:t>
       </w:r>
       <w:r>
         <w:rPr>
           <w:b/>
           <w:lang w:val="en_US" w:bidi="en_US"/>
         </w:rPr>
-        <w:t>Sin nature</w:t>
-      </w:r>
-      <w:r>
-        <w:rPr>
-          <w:lang w:val="en_US" w:bidi="en_US"/>
-        </w:rPr>
-        <w:t>, or sinful nature, means the attitudes and desires that you were born with. This sinful nature leads us to disobey God. Everyone has this sinful nature.</w:t>
-      </w:r>
-    </w:p>
-    <w:p>
-      <w:pPr/>
-      <w:r>
-        <w:rPr>
-          <w:lang w:val="en_US" w:bidi="en_US"/>
-        </w:rPr>
-      </w:r>
-      <w:r>
-        <w:rPr>
-          <w:lang w:val="en_US" w:bidi="en_US"/>
-        </w:rPr>
-        <w:t xml:space="preserve">Stop here and discuss the following question. How will you describe this </w:t>
+        <w:t>mercy</w:t>
+      </w:r>
+      <w:r>
+        <w:rPr>
+          <w:lang w:val="en_US" w:bidi="en_US"/>
+        </w:rPr>
+        <w:t>, or his great kindness.</w:t>
+      </w:r>
+    </w:p>
+    <w:p>
+      <w:pPr/>
+      <w:r>
+        <w:rPr>
+          <w:lang w:val="en_US" w:bidi="en_US"/>
+        </w:rPr>
+      </w:r>
+      <w:r>
+        <w:rPr>
+          <w:lang w:val="en_US" w:bidi="en_US"/>
+        </w:rPr>
+        <w:t xml:space="preserve">Stop here and discuss what word you will use for </w:t>
       </w:r>
       <w:r>
         <w:rPr>
           <w:b/>
           <w:lang w:val="en_US" w:bidi="en_US"/>
         </w:rPr>
-        <w:t>sinful nature</w:t>
-      </w:r>
-      <w:r>
-        <w:rPr>
-          <w:lang w:val="en_US" w:bidi="en_US"/>
-        </w:rPr>
-        <w:t>? Pause the recording here.</w:t>
-      </w:r>
-    </w:p>
-    <w:p>
-      <w:pPr/>
-      <w:r>
-        <w:rPr>
-          <w:lang w:val="en_US" w:bidi="en_US"/>
-        </w:rPr>
-      </w:r>
-      <w:r>
-        <w:rPr>
-          <w:lang w:val="en_US" w:bidi="en_US"/>
-        </w:rPr>
-        <w:t xml:space="preserve">Because of the way we act, or our nature, we deserve for God to show his </w:t>
+        <w:t>mercy</w:t>
+      </w:r>
+      <w:r>
+        <w:rPr>
+          <w:lang w:val="en_US" w:bidi="en_US"/>
+        </w:rPr>
+        <w:t xml:space="preserve">. </w:t>
+      </w:r>
+      <w:hyperlink r:id="rId64">
+        <w:r>
+          <w:rPr>
+            <w:lang w:val="en_US" w:bidi="en_US"/>
+          </w:rPr>
+          <w:rPr>
+            <w:color w:val="0000EE"/>
+            <w:u w:val="single"/>
+          </w:rPr>
+          <w:t>Mercy</w:t>
+        </w:r>
+      </w:hyperlink>
+      <w:r>
+        <w:rPr>
+          <w:lang w:val="en_US" w:bidi="en_US"/>
+        </w:rPr>
+        <w:t xml:space="preserve"> is discussed in the Master Glossary. Use the same word for mercy you have used in previous books of the Bible. Pause this audio here.</w:t>
+      </w:r>
+    </w:p>
+    <w:p>
+      <w:pPr/>
+      <w:r>
+        <w:rPr>
+          <w:lang w:val="en_US" w:bidi="en_US"/>
+        </w:rPr>
+      </w:r>
+      <w:r>
+        <w:rPr>
+          <w:lang w:val="en_US" w:bidi="en_US"/>
+        </w:rPr>
+        <w:t xml:space="preserve">God's </w:t>
       </w:r>
       <w:r>
         <w:rPr>
           <w:b/>
           <w:lang w:val="en_US" w:bidi="en_US"/>
         </w:rPr>
-        <w:t>wrath</w:t>
-      </w:r>
-      <w:r>
-        <w:rPr>
-          <w:lang w:val="en_US" w:bidi="en_US"/>
-        </w:rPr>
-        <w:t xml:space="preserve"> to us. Wrath is the emotion that God has when God sees sin and evil. God is holy and just. Wrath is stronger than anger, and it involves punishing people for their sin. However, whenever God shows his wrath, he always shows his mercy, especially when God deals with his chosen people.</w:t>
-      </w:r>
-    </w:p>
-    <w:p>
-      <w:pPr/>
-      <w:r>
-        <w:rPr>
-          <w:lang w:val="en_US" w:bidi="en_US"/>
-        </w:rPr>
-      </w:r>
-      <w:r>
-        <w:rPr>
-          <w:lang w:val="en_US" w:bidi="en_US"/>
-        </w:rPr>
-        <w:t xml:space="preserve">Stop here and discuss what word you will use for </w:t>
+        <w:t>grace</w:t>
+      </w:r>
+      <w:r>
+        <w:rPr>
+          <w:lang w:val="en_US" w:bidi="en_US"/>
+        </w:rPr>
+        <w:t xml:space="preserve"> means that God has given you something you don't deserve. </w:t>
+      </w:r>
+      <w:hyperlink r:id="rId30">
+        <w:r>
+          <w:rPr>
+            <w:lang w:val="en_US" w:bidi="en_US"/>
+          </w:rPr>
+          <w:rPr>
+            <w:color w:val="0000EE"/>
+            <w:u w:val="single"/>
+          </w:rPr>
+          <w:t>Grace</w:t>
+        </w:r>
+      </w:hyperlink>
+      <w:r>
+        <w:rPr>
+          <w:lang w:val="en_US" w:bidi="en_US"/>
+        </w:rPr>
+        <w:t xml:space="preserve"> is discussed in the Master Glossary. Use the same word for grace that you have used in other passages.</w:t>
+      </w:r>
+    </w:p>
+    <w:p>
+      <w:pPr/>
+      <w:r>
+        <w:rPr>
+          <w:lang w:val="en_US" w:bidi="en_US"/>
+        </w:rPr>
       </w:r>
       <w:r>
         <w:rPr>
           <w:b/>
           <w:lang w:val="en_US" w:bidi="en_US"/>
         </w:rPr>
-        <w:t>wrath</w:t>
-      </w:r>
-      <w:r>
-        <w:rPr>
-          <w:lang w:val="en_US" w:bidi="en_US"/>
-        </w:rPr>
-        <w:t xml:space="preserve">. </w:t>
-      </w:r>
-      <w:r>
-        <w:rPr>
-          <w:lang w:val="en_US" w:bidi="en_US"/>
-        </w:rPr>
-        <w:t>Wrath</w:t>
-      </w:r>
-      <w:r>
-        <w:rPr>
-          <w:lang w:val="en_US" w:bidi="en_US"/>
-        </w:rPr>
-        <w:t xml:space="preserve"> is discussed in the Master Glossary. Pause this audio here.</w:t>
-      </w:r>
-    </w:p>
-    <w:p>
-      <w:pPr/>
-      <w:r>
-        <w:rPr>
-          <w:lang w:val="en_US" w:bidi="en_US"/>
-        </w:rPr>
+        <w:t>Heavenly realms</w:t>
+      </w:r>
+      <w:r>
+        <w:rPr>
+          <w:lang w:val="en_US" w:bidi="en_US"/>
+        </w:rPr>
+        <w:t xml:space="preserve">, or heavenly places, means the place where God lives and rules. </w:t>
+      </w:r>
+      <w:hyperlink r:id="rId21">
+        <w:r>
+          <w:rPr>
+            <w:lang w:val="en_US" w:bidi="en_US"/>
+          </w:rPr>
+          <w:rPr>
+            <w:color w:val="0000EE"/>
+            <w:u w:val="single"/>
+          </w:rPr>
+          <w:t>Heaven</w:t>
+        </w:r>
+      </w:hyperlink>
+      <w:r>
+        <w:rPr>
+          <w:lang w:val="en_US" w:bidi="en_US"/>
+        </w:rPr>
+        <w:t xml:space="preserve"> is discussed in the Master Glossary. Use the same word for heaven that you have used in previous passages.</w:t>
+      </w:r>
+    </w:p>
+    <w:p>
+      <w:pPr/>
+      <w:r>
+        <w:rPr>
+          <w:lang w:val="en_US" w:bidi="en_US"/>
+        </w:rPr>
+      </w:r>
+      <w:r>
+        <w:rPr>
+          <w:lang w:val="en_US" w:bidi="en_US"/>
+        </w:rPr>
+        <w:t xml:space="preserve">God saved us by God's grace when we believed. This means that you did nothing to earn this. You can't say that God saved you because of your good works. Often when we talk about being saved, we use the word salvation. </w:t>
       </w:r>
       <w:r>
         <w:rPr>
           <w:b/>
           <w:lang w:val="en_US" w:bidi="en_US"/>
         </w:rPr>
-        <w:t>God</w:t>
-      </w:r>
-      <w:r>
-        <w:rPr>
-          <w:lang w:val="en_US" w:bidi="en_US"/>
-        </w:rPr>
-        <w:t xml:space="preserve"> shows us </w:t>
-      </w:r>
-      <w:r>
-        <w:rPr>
-          <w:b/>
-          <w:lang w:val="en_US" w:bidi="en_US"/>
-        </w:rPr>
-        <w:t>mercy</w:t>
-      </w:r>
-      <w:r>
-        <w:rPr>
-          <w:lang w:val="en_US" w:bidi="en_US"/>
-        </w:rPr>
-        <w:t>, or his great kindness.</w:t>
-      </w:r>
-    </w:p>
-    <w:p>
-      <w:pPr/>
-      <w:r>
-        <w:rPr>
-          <w:lang w:val="en_US" w:bidi="en_US"/>
-        </w:rPr>
-      </w:r>
-      <w:r>
-        <w:rPr>
-          <w:lang w:val="en_US" w:bidi="en_US"/>
-        </w:rPr>
-        <w:t xml:space="preserve">Stop here and discuss what word you will use for </w:t>
-      </w:r>
-      <w:r>
-        <w:rPr>
-          <w:b/>
-          <w:lang w:val="en_US" w:bidi="en_US"/>
-        </w:rPr>
-        <w:t>mercy</w:t>
-      </w:r>
-      <w:r>
-        <w:rPr>
-          <w:lang w:val="en_US" w:bidi="en_US"/>
-        </w:rPr>
-        <w:t xml:space="preserve">. </w:t>
-      </w:r>
-      <w:r>
-        <w:rPr>
-          <w:lang w:val="en_US" w:bidi="en_US"/>
-        </w:rPr>
-        <w:t>Mercy</w:t>
-      </w:r>
-      <w:r>
-        <w:rPr>
-          <w:lang w:val="en_US" w:bidi="en_US"/>
-        </w:rPr>
-        <w:t xml:space="preserve"> is discussed in the Master Glossary. Use the same word for mercy you have used in previous books of the Bible. Pause this audio here.</w:t>
-      </w:r>
-    </w:p>
-    <w:p>
-      <w:pPr/>
-      <w:r>
-        <w:rPr>
-          <w:lang w:val="en_US" w:bidi="en_US"/>
-        </w:rPr>
-      </w:r>
-      <w:r>
-        <w:rPr>
-          <w:lang w:val="en_US" w:bidi="en_US"/>
-        </w:rPr>
-        <w:t xml:space="preserve">God's </w:t>
-      </w:r>
-      <w:r>
-        <w:rPr>
-          <w:b/>
-          <w:lang w:val="en_US" w:bidi="en_US"/>
-        </w:rPr>
-        <w:t>grace</w:t>
-      </w:r>
-      <w:r>
-        <w:rPr>
-          <w:lang w:val="en_US" w:bidi="en_US"/>
-        </w:rPr>
-        <w:t xml:space="preserve"> means that God has given you something you don't deserve. </w:t>
-      </w:r>
-      <w:r>
-        <w:rPr>
-          <w:lang w:val="en_US" w:bidi="en_US"/>
-        </w:rPr>
-        <w:t>Grace</w:t>
-      </w:r>
-      <w:r>
-        <w:rPr>
-          <w:lang w:val="en_US" w:bidi="en_US"/>
-        </w:rPr>
-        <w:t xml:space="preserve"> is discussed in the Master Glossary. Use the same word for grace that you have used in other passages.</w:t>
-      </w:r>
-    </w:p>
-    <w:p>
-      <w:pPr/>
-      <w:r>
-        <w:rPr>
-          <w:lang w:val="en_US" w:bidi="en_US"/>
-        </w:rPr>
-      </w:r>
-      <w:r>
-        <w:rPr>
-          <w:b/>
-          <w:lang w:val="en_US" w:bidi="en_US"/>
-        </w:rPr>
-        <w:t>Heavenly realms</w:t>
-      </w:r>
-      <w:r>
-        <w:rPr>
-          <w:lang w:val="en_US" w:bidi="en_US"/>
-        </w:rPr>
-        <w:t xml:space="preserve">, or heavenly places, means the place where God lives and rules. </w:t>
-      </w:r>
-      <w:r>
-        <w:rPr>
-          <w:lang w:val="en_US" w:bidi="en_US"/>
-        </w:rPr>
-        <w:t>Heaven</w:t>
-      </w:r>
-      <w:r>
-        <w:rPr>
-          <w:lang w:val="en_US" w:bidi="en_US"/>
-        </w:rPr>
-        <w:t xml:space="preserve"> is discussed in the Master Glossary. Use the same word for heaven that you have used in previous passages.</w:t>
-      </w:r>
-    </w:p>
-    <w:p>
-      <w:pPr/>
-      <w:r>
-        <w:rPr>
-          <w:lang w:val="en_US" w:bidi="en_US"/>
-        </w:rPr>
-      </w:r>
-      <w:r>
-        <w:rPr>
-          <w:lang w:val="en_US" w:bidi="en_US"/>
-        </w:rPr>
-        <w:t xml:space="preserve">God saved us by God's grace when we believed. This means that you did nothing to earn this. You can't say that God saved you because of your good works. Often when we talk about being saved, we use the word salvation. </w:t>
-      </w:r>
-      <w:r>
-        <w:rPr>
-          <w:b/>
-          <w:lang w:val="en_US" w:bidi="en_US"/>
-        </w:rPr>
         <w:t>Salvation</w:t>
       </w:r>
       <w:r>
@@ -10366,12 +10720,18 @@
         </w:rPr>
         <w:t xml:space="preserve"> means that you have been rescued from a difficult situation. </w:t>
       </w:r>
-      <w:r>
-        <w:rPr>
-          <w:lang w:val="en_US" w:bidi="en_US"/>
-        </w:rPr>
-        <w:t>Salvation</w:t>
-      </w:r>
+      <w:hyperlink r:id="rId65">
+        <w:r>
+          <w:rPr>
+            <w:lang w:val="en_US" w:bidi="en_US"/>
+          </w:rPr>
+          <w:rPr>
+            <w:color w:val="0000EE"/>
+            <w:u w:val="single"/>
+          </w:rPr>
+          <w:t>Salvation</w:t>
+        </w:r>
+      </w:hyperlink>
       <w:r>
         <w:rPr>
           <w:lang w:val="en_US" w:bidi="en_US"/>
@@ -10591,7 +10951,7 @@
           <w:lang w:val="en_US" w:bidi="en_US"/>
         </w:rPr>
       </w:r>
-      <w:hyperlink r:id="rId37">
+      <w:hyperlink r:id="rId66">
         <w:r>
           <w:rPr>
             <w:lang w:val="en_US" w:bidi="en_US"/>
@@ -10626,7 +10986,7 @@
           <w:lang w:val="en_US" w:bidi="en_US"/>
         </w:rPr>
       </w:r>
-      <w:hyperlink r:id="rId38">
+      <w:hyperlink r:id="rId67">
         <w:r>
           <w:rPr>
             <w:lang w:val="en_US" w:bidi="en_US"/>
@@ -10661,7 +11021,7 @@
           <w:lang w:val="en_US" w:bidi="en_US"/>
         </w:rPr>
       </w:r>
-      <w:hyperlink r:id="rId39">
+      <w:hyperlink r:id="rId68">
         <w:r>
           <w:rPr>
             <w:lang w:val="en_US" w:bidi="en_US"/>
@@ -10696,7 +11056,7 @@
           <w:lang w:val="en_US" w:bidi="en_US"/>
         </w:rPr>
       </w:r>
-      <w:hyperlink r:id="rId40">
+      <w:hyperlink r:id="rId69">
         <w:r>
           <w:rPr>
             <w:lang w:val="en_US" w:bidi="en_US"/>
@@ -10731,7 +11091,7 @@
           <w:lang w:val="en_US" w:bidi="en_US"/>
         </w:rPr>
       </w:r>
-      <w:hyperlink r:id="rId41">
+      <w:hyperlink r:id="rId70">
         <w:r>
           <w:rPr>
             <w:lang w:val="en_US" w:bidi="en_US"/>
@@ -10766,7 +11126,7 @@
           <w:lang w:val="en_US" w:bidi="en_US"/>
         </w:rPr>
       </w:r>
-      <w:hyperlink r:id="rId42">
+      <w:hyperlink r:id="rId71">
         <w:r>
           <w:rPr>
             <w:lang w:val="en_US" w:bidi="en_US"/>
@@ -11182,12 +11542,18 @@
         </w:rPr>
         <w:t xml:space="preserve">Stop here and look at a picture of a </w:t>
       </w:r>
-      <w:r>
-        <w:rPr>
-          <w:lang w:val="en_US" w:bidi="en_US"/>
-        </w:rPr>
-        <w:t>wall or barrier</w:t>
-      </w:r>
+      <w:hyperlink r:id="rId72">
+        <w:r>
+          <w:rPr>
+            <w:lang w:val="en_US" w:bidi="en_US"/>
+          </w:rPr>
+          <w:rPr>
+            <w:color w:val="0000EE"/>
+            <w:u w:val="single"/>
+          </w:rPr>
+          <w:t>wall or barrier</w:t>
+        </w:r>
+      </w:hyperlink>
       <w:r>
         <w:rPr>
           <w:lang w:val="en_US" w:bidi="en_US"/>
@@ -11892,6 +12258,12 @@
         </w:rPr>
         <w:t>Ask the Gentiles, "How do you feel when you remember what life was like for you before you believed in Jesus?" You may hear, "That feels so strange and far away. I'm so glad we aren't living like that anymore. It's true, we didn't know anything about the covenant promises or how to have a relationship with God. That makes me sad for all those people who still don't know these things. But for me, I'm so glad that Jesus has made me one with the Jews and that God sees me as one of His own. We are not different. We are one people—God's people. I think it's important for all of us to know these things because people come here and try to tell us things that aren't true. They try to tell us that the Jews must not associate with us Gentiles. From what Paul is saying, we know how to answer those people now."</w:t>
       </w:r>
+      <w:r>
+        <w:rPr>
+          <w:lang w:val="en_US" w:bidi="en_US"/>
+        </w:rPr>
+        <w:t>Continue the drama.</w:t>
+      </w:r>
     </w:p>
     <w:p>
       <w:pPr/>
@@ -11926,6 +12298,12 @@
         </w:rPr>
         <w:t>Ask the Jews, "How do you feel when you hear how Jesus ended the system of the law that you have tried to follow all your lives?" You may hear, "This is such wonderful news. No one was able to keep or obey the law perfectly. I always knew that I was failing to keep the law and that this failure kept me separated from God. Now, I understand that through believing in Jesus, I have a relationship with God that doesn't depend on me keeping all the laws and regulations. And then another blessing is that we don't have to keep separate from people around us. Jesus has made all those who believe into one people. We are all children of God together now. I don't have to look at my fellow believers as different from me." Or, "It's hard not to keep thinking I should obey every law. Sometimes I feel guilty when I don't obey the laws my parents taught me to keep as a Jew."</w:t>
       </w:r>
+      <w:r>
+        <w:rPr>
+          <w:lang w:val="en_US" w:bidi="en_US"/>
+        </w:rPr>
+        <w:t>Continue the drama.</w:t>
+      </w:r>
     </w:p>
     <w:p>
       <w:pPr/>
@@ -12130,24 +12508,36 @@
         </w:rPr>
         <w:t xml:space="preserve"> if you decide to use the word Jews. Use the same words you have used in other books of the Bible. </w:t>
       </w:r>
-      <w:r>
-        <w:rPr>
-          <w:lang w:val="en_US" w:bidi="en_US"/>
-        </w:rPr>
-        <w:t>Gentiles</w:t>
-      </w:r>
+      <w:hyperlink r:id="rId45">
+        <w:r>
+          <w:rPr>
+            <w:lang w:val="en_US" w:bidi="en_US"/>
+          </w:rPr>
+          <w:rPr>
+            <w:color w:val="0000EE"/>
+            <w:u w:val="single"/>
+          </w:rPr>
+          <w:t>Gentiles</w:t>
+        </w:r>
+      </w:hyperlink>
       <w:r>
         <w:rPr>
           <w:lang w:val="en_US" w:bidi="en_US"/>
         </w:rPr>
         <w:t xml:space="preserve"> and </w:t>
       </w:r>
-      <w:r>
-        <w:rPr>
-          <w:lang w:val="en_US" w:bidi="en_US"/>
-        </w:rPr>
-        <w:t>Jews</w:t>
-      </w:r>
+      <w:hyperlink r:id="rId44">
+        <w:r>
+          <w:rPr>
+            <w:lang w:val="en_US" w:bidi="en_US"/>
+          </w:rPr>
+          <w:rPr>
+            <w:color w:val="0000EE"/>
+            <w:u w:val="single"/>
+          </w:rPr>
+          <w:t>Jews</w:t>
+        </w:r>
+      </w:hyperlink>
       <w:r>
         <w:rPr>
           <w:lang w:val="en_US" w:bidi="en_US"/>
@@ -12168,12 +12558,18 @@
         </w:rPr>
         <w:t xml:space="preserve">Use the same word for Christ that you have been using. </w:t>
       </w:r>
-      <w:r>
-        <w:rPr>
-          <w:lang w:val="en_US" w:bidi="en_US"/>
-        </w:rPr>
-        <w:t>Christ</w:t>
-      </w:r>
+      <w:hyperlink r:id="rId16">
+        <w:r>
+          <w:rPr>
+            <w:lang w:val="en_US" w:bidi="en_US"/>
+          </w:rPr>
+          <w:rPr>
+            <w:color w:val="0000EE"/>
+            <w:u w:val="single"/>
+          </w:rPr>
+          <w:t>Christ</w:t>
+        </w:r>
+      </w:hyperlink>
       <w:r>
         <w:rPr>
           <w:lang w:val="en_US" w:bidi="en_US"/>
@@ -12234,12 +12630,18 @@
         </w:rPr>
         <w:t xml:space="preserve">. </w:t>
       </w:r>
-      <w:r>
-        <w:rPr>
-          <w:lang w:val="en_US" w:bidi="en_US"/>
-        </w:rPr>
-        <w:t>Circumcision</w:t>
-      </w:r>
+      <w:hyperlink r:id="rId73">
+        <w:r>
+          <w:rPr>
+            <w:lang w:val="en_US" w:bidi="en_US"/>
+          </w:rPr>
+          <w:rPr>
+            <w:color w:val="0000EE"/>
+            <w:u w:val="single"/>
+          </w:rPr>
+          <w:t>Circumcision</w:t>
+        </w:r>
+      </w:hyperlink>
       <w:r>
         <w:rPr>
           <w:lang w:val="en_US" w:bidi="en_US"/>
@@ -12352,36 +12754,54 @@
         </w:rPr>
         <w:t xml:space="preserve">. </w:t>
       </w:r>
-      <w:r>
-        <w:rPr>
-          <w:lang w:val="en_US" w:bidi="en_US"/>
-        </w:rPr>
-        <w:t>Israel</w:t>
-      </w:r>
+      <w:hyperlink r:id="rId74">
+        <w:r>
+          <w:rPr>
+            <w:lang w:val="en_US" w:bidi="en_US"/>
+          </w:rPr>
+          <w:rPr>
+            <w:color w:val="0000EE"/>
+            <w:u w:val="single"/>
+          </w:rPr>
+          <w:t>Israel</w:t>
+        </w:r>
+      </w:hyperlink>
       <w:r>
         <w:rPr>
           <w:lang w:val="en_US" w:bidi="en_US"/>
         </w:rPr>
         <w:t xml:space="preserve">, </w:t>
       </w:r>
-      <w:r>
-        <w:rPr>
-          <w:lang w:val="en_US" w:bidi="en_US"/>
-        </w:rPr>
-        <w:t>covenant</w:t>
-      </w:r>
+      <w:hyperlink r:id="rId75">
+        <w:r>
+          <w:rPr>
+            <w:lang w:val="en_US" w:bidi="en_US"/>
+          </w:rPr>
+          <w:rPr>
+            <w:color w:val="0000EE"/>
+            <w:u w:val="single"/>
+          </w:rPr>
+          <w:t>covenant</w:t>
+        </w:r>
+      </w:hyperlink>
       <w:r>
         <w:rPr>
           <w:lang w:val="en_US" w:bidi="en_US"/>
         </w:rPr>
         <w:t xml:space="preserve">, and </w:t>
       </w:r>
-      <w:r>
-        <w:rPr>
-          <w:lang w:val="en_US" w:bidi="en_US"/>
-        </w:rPr>
-        <w:t>foreigners</w:t>
-      </w:r>
+      <w:hyperlink r:id="rId76">
+        <w:r>
+          <w:rPr>
+            <w:lang w:val="en_US" w:bidi="en_US"/>
+          </w:rPr>
+          <w:rPr>
+            <w:color w:val="0000EE"/>
+            <w:u w:val="single"/>
+          </w:rPr>
+          <w:t>foreigners</w:t>
+        </w:r>
+      </w:hyperlink>
       <w:r>
         <w:rPr>
           <w:lang w:val="en_US" w:bidi="en_US"/>
@@ -12415,12 +12835,18 @@
         </w:rPr>
         <w:t xml:space="preserve">, or confident expectation, that they could belong to God. Use the same word for hope that you have used in previous passages, and remember that </w:t>
       </w:r>
-      <w:r>
-        <w:rPr>
-          <w:lang w:val="en_US" w:bidi="en_US"/>
-        </w:rPr>
-        <w:t>hope</w:t>
-      </w:r>
+      <w:hyperlink r:id="rId77">
+        <w:r>
+          <w:rPr>
+            <w:lang w:val="en_US" w:bidi="en_US"/>
+          </w:rPr>
+          <w:rPr>
+            <w:color w:val="0000EE"/>
+            <w:u w:val="single"/>
+          </w:rPr>
+          <w:t>hope</w:t>
+        </w:r>
+      </w:hyperlink>
       <w:r>
         <w:rPr>
           <w:lang w:val="en_US" w:bidi="en_US"/>
@@ -12454,12 +12880,18 @@
         </w:rPr>
         <w:t xml:space="preserve">. Paul uses the word peace to mean unity and love for each other. This peace gives a fullness or completeness of life. </w:t>
       </w:r>
-      <w:r>
-        <w:rPr>
-          <w:lang w:val="en_US" w:bidi="en_US"/>
-        </w:rPr>
-        <w:t>Peace</w:t>
-      </w:r>
+      <w:hyperlink r:id="rId78">
+        <w:r>
+          <w:rPr>
+            <w:lang w:val="en_US" w:bidi="en_US"/>
+          </w:rPr>
+          <w:rPr>
+            <w:color w:val="0000EE"/>
+            <w:u w:val="single"/>
+          </w:rPr>
+          <w:t>Peace</w:t>
+        </w:r>
+      </w:hyperlink>
       <w:r>
         <w:rPr>
           <w:lang w:val="en_US" w:bidi="en_US"/>
@@ -12548,24 +12980,36 @@
         </w:rPr>
         <w:t xml:space="preserve"> with its commands and regulations. </w:t>
       </w:r>
-      <w:r>
-        <w:rPr>
-          <w:lang w:val="en_US" w:bidi="en_US"/>
-        </w:rPr>
-        <w:t>Law</w:t>
-      </w:r>
+      <w:hyperlink r:id="rId79">
+        <w:r>
+          <w:rPr>
+            <w:lang w:val="en_US" w:bidi="en_US"/>
+          </w:rPr>
+          <w:rPr>
+            <w:color w:val="0000EE"/>
+            <w:u w:val="single"/>
+          </w:rPr>
+          <w:t>Law</w:t>
+        </w:r>
+      </w:hyperlink>
       <w:r>
         <w:rPr>
           <w:lang w:val="en_US" w:bidi="en_US"/>
         </w:rPr>
         <w:t xml:space="preserve"> and </w:t>
       </w:r>
-      <w:r>
-        <w:rPr>
-          <w:lang w:val="en_US" w:bidi="en_US"/>
-        </w:rPr>
-        <w:t>commandments</w:t>
-      </w:r>
+      <w:hyperlink r:id="rId80">
+        <w:r>
+          <w:rPr>
+            <w:lang w:val="en_US" w:bidi="en_US"/>
+          </w:rPr>
+          <w:rPr>
+            <w:color w:val="0000EE"/>
+            <w:u w:val="single"/>
+          </w:rPr>
+          <w:t>commandments</w:t>
+        </w:r>
+      </w:hyperlink>
       <w:r>
         <w:rPr>
           <w:lang w:val="en_US" w:bidi="en_US"/>
@@ -12626,12 +13070,18 @@
         </w:rPr>
         <w:t xml:space="preserve">. You may say "through his death on the cross" if you need to. Use the same word for cross that you have used in previous books of the Bible, and remember that </w:t>
       </w:r>
-      <w:r>
-        <w:rPr>
-          <w:lang w:val="en_US" w:bidi="en_US"/>
-        </w:rPr>
-        <w:t>cross</w:t>
-      </w:r>
+      <w:hyperlink r:id="rId81">
+        <w:r>
+          <w:rPr>
+            <w:lang w:val="en_US" w:bidi="en_US"/>
+          </w:rPr>
+          <w:rPr>
+            <w:color w:val="0000EE"/>
+            <w:u w:val="single"/>
+          </w:rPr>
+          <w:t>cross</w:t>
+        </w:r>
+      </w:hyperlink>
       <w:r>
         <w:rPr>
           <w:lang w:val="en_US" w:bidi="en_US"/>
@@ -12665,12 +13115,18 @@
         </w:rPr>
         <w:t xml:space="preserve">. Use the same words for Holy Spirit you have used in previous passages. </w:t>
       </w:r>
-      <w:r>
-        <w:rPr>
-          <w:lang w:val="en_US" w:bidi="en_US"/>
-        </w:rPr>
-        <w:t>Holy Spirit</w:t>
-      </w:r>
+      <w:hyperlink r:id="rId46">
+        <w:r>
+          <w:rPr>
+            <w:lang w:val="en_US" w:bidi="en_US"/>
+          </w:rPr>
+          <w:rPr>
+            <w:color w:val="0000EE"/>
+            <w:u w:val="single"/>
+          </w:rPr>
+          <w:t>Holy Spirit</w:t>
+        </w:r>
+      </w:hyperlink>
       <w:r>
         <w:rPr>
           <w:lang w:val="en_US" w:bidi="en_US"/>
@@ -12863,7 +13319,7 @@
           <w:lang w:val="en_US" w:bidi="en_US"/>
         </w:rPr>
       </w:r>
-      <w:hyperlink r:id="rId43">
+      <w:hyperlink r:id="rId82">
         <w:r>
           <w:rPr>
             <w:lang w:val="en_US" w:bidi="en_US"/>
@@ -12898,7 +13354,7 @@
           <w:lang w:val="en_US" w:bidi="en_US"/>
         </w:rPr>
       </w:r>
-      <w:hyperlink r:id="rId44">
+      <w:hyperlink r:id="rId83">
         <w:r>
           <w:rPr>
             <w:lang w:val="en_US" w:bidi="en_US"/>
@@ -12933,7 +13389,7 @@
           <w:lang w:val="en_US" w:bidi="en_US"/>
         </w:rPr>
       </w:r>
-      <w:hyperlink r:id="rId45">
+      <w:hyperlink r:id="rId84">
         <w:r>
           <w:rPr>
             <w:lang w:val="en_US" w:bidi="en_US"/>
@@ -12968,7 +13424,7 @@
           <w:lang w:val="en_US" w:bidi="en_US"/>
         </w:rPr>
       </w:r>
-      <w:hyperlink r:id="rId46">
+      <w:hyperlink r:id="rId85">
         <w:r>
           <w:rPr>
             <w:lang w:val="en_US" w:bidi="en_US"/>
@@ -13003,7 +13459,7 @@
           <w:lang w:val="en_US" w:bidi="en_US"/>
         </w:rPr>
       </w:r>
-      <w:hyperlink r:id="rId47">
+      <w:hyperlink r:id="rId86">
         <w:r>
           <w:rPr>
             <w:lang w:val="en_US" w:bidi="en_US"/>
@@ -13038,7 +13494,7 @@
           <w:lang w:val="en_US" w:bidi="en_US"/>
         </w:rPr>
       </w:r>
-      <w:hyperlink r:id="rId48">
+      <w:hyperlink r:id="rId87">
         <w:r>
           <w:rPr>
             <w:lang w:val="en_US" w:bidi="en_US"/>
@@ -13440,12 +13896,18 @@
         </w:rPr>
         <w:t xml:space="preserve">Stop here and look at a picture of a </w:t>
       </w:r>
-      <w:r>
-        <w:rPr>
-          <w:lang w:val="en_US" w:bidi="en_US"/>
-        </w:rPr>
-        <w:t>stone foundation</w:t>
-      </w:r>
+      <w:hyperlink r:id="rId88">
+        <w:r>
+          <w:rPr>
+            <w:lang w:val="en_US" w:bidi="en_US"/>
+          </w:rPr>
+          <w:rPr>
+            <w:color w:val="0000EE"/>
+            <w:u w:val="single"/>
+          </w:rPr>
+          <w:t>stone foundation</w:t>
+        </w:r>
+      </w:hyperlink>
       <w:r>
         <w:rPr>
           <w:lang w:val="en_US" w:bidi="en_US"/>
@@ -13466,12 +13928,18 @@
         </w:rPr>
         <w:t xml:space="preserve">Stop here and show a picture of the </w:t>
       </w:r>
-      <w:r>
-        <w:rPr>
-          <w:lang w:val="en_US" w:bidi="en_US"/>
-        </w:rPr>
-        <w:t>wall of the house</w:t>
-      </w:r>
+      <w:hyperlink r:id="rId89">
+        <w:r>
+          <w:rPr>
+            <w:lang w:val="en_US" w:bidi="en_US"/>
+          </w:rPr>
+          <w:rPr>
+            <w:color w:val="0000EE"/>
+            <w:u w:val="single"/>
+          </w:rPr>
+          <w:t>wall of the house</w:t>
+        </w:r>
+      </w:hyperlink>
       <w:r>
         <w:rPr>
           <w:lang w:val="en_US" w:bidi="en_US"/>
@@ -14361,6 +14829,12 @@
         </w:rPr>
         <w:t>Ask the Gentiles, "How do you feel now that you know that the Jewish believers no longer see you as a foreigner or stranger?" You may hear, "I feel like I am a part of God's family now. I can go to my friend's house and share a meal with them and my friend can come to my house and share a meal. It's like we are the same. The differences have gone and this feels so good. I feel like I belong somewhere."</w:t>
       </w:r>
+      <w:r>
+        <w:rPr>
+          <w:lang w:val="en_US" w:bidi="en_US"/>
+        </w:rPr>
+        <w:t>Continue the drama.</w:t>
+      </w:r>
     </w:p>
     <w:p>
       <w:pPr/>
@@ -14409,6 +14883,12 @@
         </w:rPr>
         <w:t>Ask Gentiles, "How do you feel when you hear that you are full citizens like the Jewish believers?" You may hear, "This is such good news. We have had people come here and tell us that we are not full citizens. I want to belong fully to God! Some of us have been to Jerusalem and we know how the Jews treat the Gentiles at the temple there. Paul is saying that when we meet here for worship and to eat together we are all the same. I love hearing that."</w:t>
       </w:r>
+      <w:r>
+        <w:rPr>
+          <w:lang w:val="en_US" w:bidi="en_US"/>
+        </w:rPr>
+        <w:t>Continue the drama.</w:t>
+      </w:r>
     </w:p>
     <w:p>
       <w:pPr/>
@@ -14457,6 +14937,12 @@
         </w:rPr>
         <w:t>Ask the prophets and the apostles, "How do you feel when you hear that your teachings and your work are the foundation of God's holy temple?" You may hear, "I said everything that God told me to say. I warned the people to follow what God says." Or, "I've tried to teach these people all that Jesus taught me. I've tried to make sure that they know what it means to follow Jesus. These teachings should be the foundation or basis of their whole lives." Or, "Sometimes I feel so responsible to make sure that the believers understand everything God has said. It helps me feel better when I hear what Paul teaches."</w:t>
       </w:r>
+      <w:r>
+        <w:rPr>
+          <w:lang w:val="en_US" w:bidi="en_US"/>
+        </w:rPr>
+        <w:t>Continue the drama.</w:t>
+      </w:r>
     </w:p>
     <w:p>
       <w:pPr/>
@@ -14581,12 +15067,18 @@
         </w:rPr>
         <w:t xml:space="preserve"> isn't in this passage, Paul talks directly to the Gentiles who are like strangers and foreigners. Some translations use the word Gentile to make sure that everyone knows that Paul is talking to the Gentiles. If you use the word Gentile, be sure to use the same word for Gentile that you have used in previous translations. </w:t>
       </w:r>
-      <w:r>
-        <w:rPr>
-          <w:lang w:val="en_US" w:bidi="en_US"/>
-        </w:rPr>
-        <w:t>Gentiles</w:t>
-      </w:r>
+      <w:hyperlink r:id="rId45">
+        <w:r>
+          <w:rPr>
+            <w:lang w:val="en_US" w:bidi="en_US"/>
+          </w:rPr>
+          <w:rPr>
+            <w:color w:val="0000EE"/>
+            <w:u w:val="single"/>
+          </w:rPr>
+          <w:t>Gentiles</w:t>
+        </w:r>
+      </w:hyperlink>
       <w:r>
         <w:rPr>
           <w:lang w:val="en_US" w:bidi="en_US"/>
@@ -14654,24 +15146,36 @@
         </w:rPr>
         <w:t xml:space="preserve">. Both </w:t>
       </w:r>
-      <w:r>
-        <w:rPr>
-          <w:lang w:val="en_US" w:bidi="en_US"/>
-        </w:rPr>
-        <w:t>foreigner</w:t>
-      </w:r>
+      <w:hyperlink r:id="rId76">
+        <w:r>
+          <w:rPr>
+            <w:lang w:val="en_US" w:bidi="en_US"/>
+          </w:rPr>
+          <w:rPr>
+            <w:color w:val="0000EE"/>
+            <w:u w:val="single"/>
+          </w:rPr>
+          <w:t>foreigner</w:t>
+        </w:r>
+      </w:hyperlink>
       <w:r>
         <w:rPr>
           <w:lang w:val="en_US" w:bidi="en_US"/>
         </w:rPr>
         <w:t xml:space="preserve"> and </w:t>
       </w:r>
-      <w:r>
-        <w:rPr>
-          <w:lang w:val="en_US" w:bidi="en_US"/>
-        </w:rPr>
-        <w:t>sojourner</w:t>
-      </w:r>
+      <w:hyperlink r:id="rId90">
+        <w:r>
+          <w:rPr>
+            <w:lang w:val="en_US" w:bidi="en_US"/>
+          </w:rPr>
+          <w:rPr>
+            <w:color w:val="0000EE"/>
+            <w:u w:val="single"/>
+          </w:rPr>
+          <w:t>sojourner</w:t>
+        </w:r>
+      </w:hyperlink>
       <w:r>
         <w:rPr>
           <w:lang w:val="en_US" w:bidi="en_US"/>
@@ -14718,24 +15222,36 @@
         </w:rPr>
         <w:t xml:space="preserve"> people. Any person dedicated to God is considered to be holy. Saints means holy people. The word </w:t>
       </w:r>
-      <w:r>
-        <w:rPr>
-          <w:lang w:val="en_US" w:bidi="en_US"/>
-        </w:rPr>
-        <w:t>saint</w:t>
-      </w:r>
+      <w:hyperlink r:id="rId17">
+        <w:r>
+          <w:rPr>
+            <w:lang w:val="en_US" w:bidi="en_US"/>
+          </w:rPr>
+          <w:rPr>
+            <w:color w:val="0000EE"/>
+            <w:u w:val="single"/>
+          </w:rPr>
+          <w:t>saint</w:t>
+        </w:r>
+      </w:hyperlink>
       <w:r>
         <w:rPr>
           <w:lang w:val="en_US" w:bidi="en_US"/>
         </w:rPr>
         <w:t xml:space="preserve"> and the word </w:t>
       </w:r>
-      <w:r>
-        <w:rPr>
-          <w:lang w:val="en_US" w:bidi="en_US"/>
-        </w:rPr>
-        <w:t>holy</w:t>
-      </w:r>
+      <w:hyperlink r:id="rId22">
+        <w:r>
+          <w:rPr>
+            <w:lang w:val="en_US" w:bidi="en_US"/>
+          </w:rPr>
+          <w:rPr>
+            <w:color w:val="0000EE"/>
+            <w:u w:val="single"/>
+          </w:rPr>
+          <w:t>holy</w:t>
+        </w:r>
+      </w:hyperlink>
       <w:r>
         <w:rPr>
           <w:lang w:val="en_US" w:bidi="en_US"/>
@@ -14796,12 +15312,18 @@
         </w:rPr>
         <w:t xml:space="preserve">. Use the same word you have used in other books of the Bible, and remember that </w:t>
       </w:r>
-      <w:r>
-        <w:rPr>
-          <w:lang w:val="en_US" w:bidi="en_US"/>
-        </w:rPr>
-        <w:t>household</w:t>
-      </w:r>
+      <w:hyperlink r:id="rId91">
+        <w:r>
+          <w:rPr>
+            <w:lang w:val="en_US" w:bidi="en_US"/>
+          </w:rPr>
+          <w:rPr>
+            <w:color w:val="0000EE"/>
+            <w:u w:val="single"/>
+          </w:rPr>
+          <w:t>household</w:t>
+        </w:r>
+      </w:hyperlink>
       <w:r>
         <w:rPr>
           <w:lang w:val="en_US" w:bidi="en_US"/>
@@ -14856,12 +15378,18 @@
         </w:rPr>
         <w:t xml:space="preserve"> Jesus is the cornerstone of the house. Use the same word for Christ that you have been using, and remember that </w:t>
       </w:r>
-      <w:r>
-        <w:rPr>
-          <w:lang w:val="en_US" w:bidi="en_US"/>
-        </w:rPr>
-        <w:t>Christ</w:t>
-      </w:r>
+      <w:hyperlink r:id="rId16">
+        <w:r>
+          <w:rPr>
+            <w:lang w:val="en_US" w:bidi="en_US"/>
+          </w:rPr>
+          <w:rPr>
+            <w:color w:val="0000EE"/>
+            <w:u w:val="single"/>
+          </w:rPr>
+          <w:t>Christ</w:t>
+        </w:r>
+      </w:hyperlink>
       <w:r>
         <w:rPr>
           <w:lang w:val="en_US" w:bidi="en_US"/>
@@ -14921,12 +15449,18 @@
         </w:rPr>
         <w:t xml:space="preserve"> of a house in your translation. </w:t>
       </w:r>
-      <w:r>
-        <w:rPr>
-          <w:lang w:val="en_US" w:bidi="en_US"/>
-        </w:rPr>
-        <w:t>Cornerstone</w:t>
-      </w:r>
+      <w:hyperlink r:id="rId92">
+        <w:r>
+          <w:rPr>
+            <w:lang w:val="en_US" w:bidi="en_US"/>
+          </w:rPr>
+          <w:rPr>
+            <w:color w:val="0000EE"/>
+            <w:u w:val="single"/>
+          </w:rPr>
+          <w:t>Cornerstone</w:t>
+        </w:r>
+      </w:hyperlink>
       <w:r>
         <w:rPr>
           <w:lang w:val="en_US" w:bidi="en_US"/>
@@ -15013,24 +15547,36 @@
         </w:rPr>
         <w:t xml:space="preserve">. Use the same word for apostle you used earlier in Ephesians, and the same word for prophets that you used in other books of the Bible. </w:t>
       </w:r>
-      <w:r>
-        <w:rPr>
-          <w:lang w:val="en_US" w:bidi="en_US"/>
-        </w:rPr>
-        <w:t>Apostles</w:t>
-      </w:r>
+      <w:hyperlink r:id="rId15">
+        <w:r>
+          <w:rPr>
+            <w:lang w:val="en_US" w:bidi="en_US"/>
+          </w:rPr>
+          <w:rPr>
+            <w:color w:val="0000EE"/>
+            <w:u w:val="single"/>
+          </w:rPr>
+          <w:t>Apostles</w:t>
+        </w:r>
+      </w:hyperlink>
       <w:r>
         <w:rPr>
           <w:lang w:val="en_US" w:bidi="en_US"/>
         </w:rPr>
         <w:t xml:space="preserve"> and </w:t>
       </w:r>
-      <w:r>
-        <w:rPr>
-          <w:lang w:val="en_US" w:bidi="en_US"/>
-        </w:rPr>
-        <w:t>prophets</w:t>
-      </w:r>
+      <w:hyperlink r:id="rId93">
+        <w:r>
+          <w:rPr>
+            <w:lang w:val="en_US" w:bidi="en_US"/>
+          </w:rPr>
+          <w:rPr>
+            <w:color w:val="0000EE"/>
+            <w:u w:val="single"/>
+          </w:rPr>
+          <w:t>prophets</w:t>
+        </w:r>
+      </w:hyperlink>
       <w:r>
         <w:rPr>
           <w:lang w:val="en_US" w:bidi="en_US"/>
@@ -15091,12 +15637,18 @@
         </w:rPr>
         <w:t xml:space="preserve">. Use the same word you have used previously, and remember that </w:t>
       </w:r>
-      <w:r>
-        <w:rPr>
-          <w:lang w:val="en_US" w:bidi="en_US"/>
-        </w:rPr>
-        <w:t>temple</w:t>
-      </w:r>
+      <w:hyperlink r:id="rId94">
+        <w:r>
+          <w:rPr>
+            <w:lang w:val="en_US" w:bidi="en_US"/>
+          </w:rPr>
+          <w:rPr>
+            <w:color w:val="0000EE"/>
+            <w:u w:val="single"/>
+          </w:rPr>
+          <w:t>temple</w:t>
+        </w:r>
+      </w:hyperlink>
       <w:r>
         <w:rPr>
           <w:lang w:val="en_US" w:bidi="en_US"/>
@@ -15124,12 +15676,18 @@
         </w:rPr>
         <w:t xml:space="preserve"> refers to the master of the house or the supreme ruler. Here, the word Lord probably refers to God. God joins us together with Jesus and it is like we are becoming a holy temple dedicated to God. However, this word, Lord, could also refer to Jesus. </w:t>
       </w:r>
-      <w:r>
-        <w:rPr>
-          <w:lang w:val="en_US" w:bidi="en_US"/>
-        </w:rPr>
-        <w:t>Lord</w:t>
-      </w:r>
+      <w:hyperlink r:id="rId18">
+        <w:r>
+          <w:rPr>
+            <w:lang w:val="en_US" w:bidi="en_US"/>
+          </w:rPr>
+          <w:rPr>
+            <w:color w:val="0000EE"/>
+            <w:u w:val="single"/>
+          </w:rPr>
+          <w:t>Lord</w:t>
+        </w:r>
+      </w:hyperlink>
       <w:r>
         <w:rPr>
           <w:lang w:val="en_US" w:bidi="en_US"/>
@@ -15163,12 +15721,18 @@
         </w:rPr>
         <w:t xml:space="preserve">. The </w:t>
       </w:r>
-      <w:r>
-        <w:rPr>
-          <w:lang w:val="en_US" w:bidi="en_US"/>
-        </w:rPr>
-        <w:t>Holy Spirit</w:t>
-      </w:r>
+      <w:hyperlink r:id="rId46">
+        <w:r>
+          <w:rPr>
+            <w:lang w:val="en_US" w:bidi="en_US"/>
+          </w:rPr>
+          <w:rPr>
+            <w:color w:val="0000EE"/>
+            <w:u w:val="single"/>
+          </w:rPr>
+          <w:t>Holy Spirit</w:t>
+        </w:r>
+      </w:hyperlink>
       <w:r>
         <w:rPr>
           <w:lang w:val="en_US" w:bidi="en_US"/>
@@ -15361,7 +15925,7 @@
           <w:lang w:val="en_US" w:bidi="en_US"/>
         </w:rPr>
       </w:r>
-      <w:hyperlink r:id="rId49">
+      <w:hyperlink r:id="rId95">
         <w:r>
           <w:rPr>
             <w:lang w:val="en_US" w:bidi="en_US"/>
@@ -15396,7 +15960,7 @@
           <w:lang w:val="en_US" w:bidi="en_US"/>
         </w:rPr>
       </w:r>
-      <w:hyperlink r:id="rId50">
+      <w:hyperlink r:id="rId96">
         <w:r>
           <w:rPr>
             <w:lang w:val="en_US" w:bidi="en_US"/>
@@ -15431,7 +15995,7 @@
           <w:lang w:val="en_US" w:bidi="en_US"/>
         </w:rPr>
       </w:r>
-      <w:hyperlink r:id="rId51">
+      <w:hyperlink r:id="rId97">
         <w:r>
           <w:rPr>
             <w:lang w:val="en_US" w:bidi="en_US"/>
@@ -15466,7 +16030,7 @@
           <w:lang w:val="en_US" w:bidi="en_US"/>
         </w:rPr>
       </w:r>
-      <w:hyperlink r:id="rId52">
+      <w:hyperlink r:id="rId98">
         <w:r>
           <w:rPr>
             <w:lang w:val="en_US" w:bidi="en_US"/>
@@ -15501,7 +16065,7 @@
           <w:lang w:val="en_US" w:bidi="en_US"/>
         </w:rPr>
       </w:r>
-      <w:hyperlink r:id="rId53">
+      <w:hyperlink r:id="rId99">
         <w:r>
           <w:rPr>
             <w:lang w:val="en_US" w:bidi="en_US"/>
@@ -15536,7 +16100,7 @@
           <w:lang w:val="en_US" w:bidi="en_US"/>
         </w:rPr>
       </w:r>
-      <w:hyperlink r:id="rId54">
+      <w:hyperlink r:id="rId100">
         <w:r>
           <w:rPr>
             <w:lang w:val="en_US" w:bidi="en_US"/>
@@ -16730,6 +17294,12 @@
         </w:rPr>
         <w:t>Ask the Ephesian Gentile believers, "How do you feel when you hear that Paul is in prison because Paul told the Gentiles about Jesus?" You may hear, "I am so grateful that Paul came here and told us about Jesus. I know that Paul is in prison because of his love for us, and I am sad for him. Knowing what this has cost Paul, I think I should listen even more carefully to what Paul is telling us. It is important enough that Paul was willing to risk going to prison and suffering, so it is also important that I listen and follow."</w:t>
       </w:r>
+      <w:r>
+        <w:rPr>
+          <w:lang w:val="en_US" w:bidi="en_US"/>
+        </w:rPr>
+        <w:t>Continue the drama.</w:t>
+      </w:r>
     </w:p>
     <w:p>
       <w:pPr/>
@@ -16764,6 +17334,12 @@
         </w:rPr>
         <w:t>Ask the Gentile believers, "How do you feel now about the grace of God?" You may hear, "It's taken me a long time to understand this. To me, God's grace means that I don't have to do anything but believe in Jesus to be accepted by God. I always thought I had to work hard for God to accept me. This is such wonderful news to me! I'm happy when I hear this and I want to share this good news with others."</w:t>
       </w:r>
+      <w:r>
+        <w:rPr>
+          <w:lang w:val="en_US" w:bidi="en_US"/>
+        </w:rPr>
+        <w:t>Continue the drama.</w:t>
+      </w:r>
     </w:p>
     <w:p>
       <w:pPr/>
@@ -16798,6 +17374,12 @@
         </w:rPr>
         <w:t>Ask the apostles and prophets, "How do you feel about receiving this secret?" You may hear, "I am honored that God has trusted me with this message. It is such wonderful news that the Gentile believers are the same in God's eyes as the Jewish believers. I understand that we couldn't know this secret until Jesus came, died, and rose again. I'm just so glad I get to be one of those who know this and I can share it with others."</w:t>
       </w:r>
+      <w:r>
+        <w:rPr>
+          <w:lang w:val="en_US" w:bidi="en_US"/>
+        </w:rPr>
+        <w:t>Continue the drama.</w:t>
+      </w:r>
     </w:p>
     <w:p>
       <w:pPr/>
@@ -16948,24 +17530,36 @@
         </w:rPr>
         <w:t xml:space="preserve">. Paul means that he is in prison in Rome because he was telling the Gentiles about Jesus. The word prisoner here means someone who is in jail or prison. </w:t>
       </w:r>
-      <w:r>
-        <w:rPr>
-          <w:lang w:val="en_US" w:bidi="en_US"/>
-        </w:rPr>
-        <w:t>Christ</w:t>
-      </w:r>
+      <w:hyperlink r:id="rId16">
+        <w:r>
+          <w:rPr>
+            <w:lang w:val="en_US" w:bidi="en_US"/>
+          </w:rPr>
+          <w:rPr>
+            <w:color w:val="0000EE"/>
+            <w:u w:val="single"/>
+          </w:rPr>
+          <w:t>Christ</w:t>
+        </w:r>
+      </w:hyperlink>
       <w:r>
         <w:rPr>
           <w:lang w:val="en_US" w:bidi="en_US"/>
         </w:rPr>
         <w:t xml:space="preserve"> and </w:t>
       </w:r>
-      <w:r>
-        <w:rPr>
-          <w:lang w:val="en_US" w:bidi="en_US"/>
-        </w:rPr>
-        <w:t>Gentiles</w:t>
-      </w:r>
+      <w:hyperlink r:id="rId45">
+        <w:r>
+          <w:rPr>
+            <w:lang w:val="en_US" w:bidi="en_US"/>
+          </w:rPr>
+          <w:rPr>
+            <w:color w:val="0000EE"/>
+            <w:u w:val="single"/>
+          </w:rPr>
+          <w:t>Gentiles</w:t>
+        </w:r>
+      </w:hyperlink>
       <w:r>
         <w:rPr>
           <w:lang w:val="en_US" w:bidi="en_US"/>
@@ -17040,12 +17634,18 @@
         </w:rPr>
         <w:t xml:space="preserve">, or undeserved love, is for them also. </w:t>
       </w:r>
-      <w:r>
-        <w:rPr>
-          <w:lang w:val="en_US" w:bidi="en_US"/>
-        </w:rPr>
-        <w:t>Grace</w:t>
-      </w:r>
+      <w:hyperlink r:id="rId30">
+        <w:r>
+          <w:rPr>
+            <w:lang w:val="en_US" w:bidi="en_US"/>
+          </w:rPr>
+          <w:rPr>
+            <w:color w:val="0000EE"/>
+            <w:u w:val="single"/>
+          </w:rPr>
+          <w:t>Grace</w:t>
+        </w:r>
+      </w:hyperlink>
       <w:r>
         <w:rPr>
           <w:lang w:val="en_US" w:bidi="en_US"/>
@@ -17092,12 +17692,18 @@
         </w:rPr>
         <w:t xml:space="preserve"> or co-heirs of the promises that God has made. They will both receive the promises from God. The </w:t>
       </w:r>
-      <w:r>
-        <w:rPr>
-          <w:lang w:val="en_US" w:bidi="en_US"/>
-        </w:rPr>
-        <w:t>Jews</w:t>
-      </w:r>
+      <w:hyperlink r:id="rId44">
+        <w:r>
+          <w:rPr>
+            <w:lang w:val="en_US" w:bidi="en_US"/>
+          </w:rPr>
+          <w:rPr>
+            <w:color w:val="0000EE"/>
+            <w:u w:val="single"/>
+          </w:rPr>
+          <w:t>Jews</w:t>
+        </w:r>
+      </w:hyperlink>
       <w:r>
         <w:rPr>
           <w:lang w:val="en_US" w:bidi="en_US"/>
@@ -17131,12 +17737,18 @@
         </w:rPr>
         <w:t xml:space="preserve">. See the Master Glossary for more information about </w:t>
       </w:r>
-      <w:r>
-        <w:rPr>
-          <w:lang w:val="en_US" w:bidi="en_US"/>
-        </w:rPr>
-        <w:t>heirs</w:t>
-      </w:r>
+      <w:hyperlink r:id="rId101">
+        <w:r>
+          <w:rPr>
+            <w:lang w:val="en_US" w:bidi="en_US"/>
+          </w:rPr>
+          <w:rPr>
+            <w:color w:val="0000EE"/>
+            <w:u w:val="single"/>
+          </w:rPr>
+          <w:t>heirs</w:t>
+        </w:r>
+      </w:hyperlink>
       <w:r>
         <w:rPr>
           <w:lang w:val="en_US" w:bidi="en_US"/>
@@ -17198,12 +17810,18 @@
         </w:rPr>
         <w:t xml:space="preserve">Stop here and discuss as a group: How will you talk about the other generations of people? </w:t>
       </w:r>
-      <w:r>
-        <w:rPr>
-          <w:lang w:val="en_US" w:bidi="en_US"/>
-        </w:rPr>
-        <w:t>Generations</w:t>
-      </w:r>
+      <w:hyperlink r:id="rId102">
+        <w:r>
+          <w:rPr>
+            <w:lang w:val="en_US" w:bidi="en_US"/>
+          </w:rPr>
+          <w:rPr>
+            <w:color w:val="0000EE"/>
+            <w:u w:val="single"/>
+          </w:rPr>
+          <w:t>Generations</w:t>
+        </w:r>
+      </w:hyperlink>
       <w:r>
         <w:rPr>
           <w:lang w:val="en_US" w:bidi="en_US"/>
@@ -17237,12 +17855,18 @@
         </w:rPr>
         <w:t xml:space="preserve">, or God's Spirit. God revealed his plan to the Holy Spirit, or by using the Holy Spirit, to his special apostles and prophets. </w:t>
       </w:r>
-      <w:r>
-        <w:rPr>
-          <w:lang w:val="en_US" w:bidi="en_US"/>
-        </w:rPr>
-        <w:t>Holy Spirit</w:t>
-      </w:r>
+      <w:hyperlink r:id="rId46">
+        <w:r>
+          <w:rPr>
+            <w:lang w:val="en_US" w:bidi="en_US"/>
+          </w:rPr>
+          <w:rPr>
+            <w:color w:val="0000EE"/>
+            <w:u w:val="single"/>
+          </w:rPr>
+          <w:t>Holy Spirit</w:t>
+        </w:r>
+      </w:hyperlink>
       <w:r>
         <w:rPr>
           <w:lang w:val="en_US" w:bidi="en_US"/>
@@ -17302,36 +17926,54 @@
         </w:rPr>
         <w:t xml:space="preserve">. The word holy applies to both the apostles and the prophets, because both are set apart for God's work. </w:t>
       </w:r>
-      <w:r>
-        <w:rPr>
-          <w:lang w:val="en_US" w:bidi="en_US"/>
-        </w:rPr>
-        <w:t>Apostles</w:t>
-      </w:r>
+      <w:hyperlink r:id="rId15">
+        <w:r>
+          <w:rPr>
+            <w:lang w:val="en_US" w:bidi="en_US"/>
+          </w:rPr>
+          <w:rPr>
+            <w:color w:val="0000EE"/>
+            <w:u w:val="single"/>
+          </w:rPr>
+          <w:t>Apostles</w:t>
+        </w:r>
+      </w:hyperlink>
       <w:r>
         <w:rPr>
           <w:lang w:val="en_US" w:bidi="en_US"/>
         </w:rPr>
         <w:t xml:space="preserve">, </w:t>
       </w:r>
-      <w:r>
-        <w:rPr>
-          <w:lang w:val="en_US" w:bidi="en_US"/>
-        </w:rPr>
-        <w:t>prophet</w:t>
-      </w:r>
+      <w:hyperlink r:id="rId93">
+        <w:r>
+          <w:rPr>
+            <w:lang w:val="en_US" w:bidi="en_US"/>
+          </w:rPr>
+          <w:rPr>
+            <w:color w:val="0000EE"/>
+            <w:u w:val="single"/>
+          </w:rPr>
+          <w:t>prophet</w:t>
+        </w:r>
+      </w:hyperlink>
       <w:r>
         <w:rPr>
           <w:lang w:val="en_US" w:bidi="en_US"/>
         </w:rPr>
         <w:t xml:space="preserve">, and </w:t>
       </w:r>
-      <w:r>
-        <w:rPr>
-          <w:lang w:val="en_US" w:bidi="en_US"/>
-        </w:rPr>
-        <w:t>holy</w:t>
-      </w:r>
+      <w:hyperlink r:id="rId22">
+        <w:r>
+          <w:rPr>
+            <w:lang w:val="en_US" w:bidi="en_US"/>
+          </w:rPr>
+          <w:rPr>
+            <w:color w:val="0000EE"/>
+            <w:u w:val="single"/>
+          </w:rPr>
+          <w:t>holy</w:t>
+        </w:r>
+      </w:hyperlink>
       <w:r>
         <w:rPr>
           <w:lang w:val="en_US" w:bidi="en_US"/>
@@ -17391,36 +18033,54 @@
         </w:rPr>
         <w:t xml:space="preserve">! And now the Gentiles also inherit eternal life with God forever! Use the same word for Israel and good news or gospel that you used in previous passages, and remember that </w:t>
       </w:r>
-      <w:r>
-        <w:rPr>
-          <w:lang w:val="en_US" w:bidi="en_US"/>
-        </w:rPr>
-        <w:t>Israel</w:t>
-      </w:r>
+      <w:hyperlink r:id="rId74">
+        <w:r>
+          <w:rPr>
+            <w:lang w:val="en_US" w:bidi="en_US"/>
+          </w:rPr>
+          <w:rPr>
+            <w:color w:val="0000EE"/>
+            <w:u w:val="single"/>
+          </w:rPr>
+          <w:t>Israel</w:t>
+        </w:r>
+      </w:hyperlink>
       <w:r>
         <w:rPr>
           <w:lang w:val="en_US" w:bidi="en_US"/>
         </w:rPr>
         <w:t xml:space="preserve"> and </w:t>
       </w:r>
-      <w:r>
-        <w:rPr>
-          <w:lang w:val="en_US" w:bidi="en_US"/>
-        </w:rPr>
-        <w:t>good news</w:t>
-      </w:r>
+      <w:hyperlink r:id="rId42">
+        <w:r>
+          <w:rPr>
+            <w:lang w:val="en_US" w:bidi="en_US"/>
+          </w:rPr>
+          <w:rPr>
+            <w:color w:val="0000EE"/>
+            <w:u w:val="single"/>
+          </w:rPr>
+          <w:t>good news</w:t>
+        </w:r>
+      </w:hyperlink>
       <w:r>
         <w:rPr>
           <w:lang w:val="en_US" w:bidi="en_US"/>
         </w:rPr>
         <w:t xml:space="preserve"> or </w:t>
       </w:r>
-      <w:r>
-        <w:rPr>
-          <w:lang w:val="en_US" w:bidi="en_US"/>
-        </w:rPr>
-        <w:t>gospel</w:t>
-      </w:r>
+      <w:hyperlink r:id="rId43">
+        <w:r>
+          <w:rPr>
+            <w:lang w:val="en_US" w:bidi="en_US"/>
+          </w:rPr>
+          <w:rPr>
+            <w:color w:val="0000EE"/>
+            <w:u w:val="single"/>
+          </w:rPr>
+          <w:t>gospel</w:t>
+        </w:r>
+      </w:hyperlink>
       <w:r>
         <w:rPr>
           <w:lang w:val="en_US" w:bidi="en_US"/>
@@ -17613,7 +18273,7 @@
           <w:lang w:val="en_US" w:bidi="en_US"/>
         </w:rPr>
       </w:r>
-      <w:hyperlink r:id="rId55">
+      <w:hyperlink r:id="rId103">
         <w:r>
           <w:rPr>
             <w:lang w:val="en_US" w:bidi="en_US"/>
@@ -17648,7 +18308,7 @@
           <w:lang w:val="en_US" w:bidi="en_US"/>
         </w:rPr>
       </w:r>
-      <w:hyperlink r:id="rId56">
+      <w:hyperlink r:id="rId104">
         <w:r>
           <w:rPr>
             <w:lang w:val="en_US" w:bidi="en_US"/>
@@ -17683,7 +18343,7 @@
           <w:lang w:val="en_US" w:bidi="en_US"/>
         </w:rPr>
       </w:r>
-      <w:hyperlink r:id="rId57">
+      <w:hyperlink r:id="rId105">
         <w:r>
           <w:rPr>
             <w:lang w:val="en_US" w:bidi="en_US"/>
@@ -17718,7 +18378,7 @@
           <w:lang w:val="en_US" w:bidi="en_US"/>
         </w:rPr>
       </w:r>
-      <w:hyperlink r:id="rId58">
+      <w:hyperlink r:id="rId106">
         <w:r>
           <w:rPr>
             <w:lang w:val="en_US" w:bidi="en_US"/>
@@ -17753,7 +18413,7 @@
           <w:lang w:val="en_US" w:bidi="en_US"/>
         </w:rPr>
       </w:r>
-      <w:hyperlink r:id="rId59">
+      <w:hyperlink r:id="rId107">
         <w:r>
           <w:rPr>
             <w:lang w:val="en_US" w:bidi="en_US"/>
@@ -17788,7 +18448,7 @@
           <w:lang w:val="en_US" w:bidi="en_US"/>
         </w:rPr>
       </w:r>
-      <w:hyperlink r:id="rId60">
+      <w:hyperlink r:id="rId108">
         <w:r>
           <w:rPr>
             <w:lang w:val="en_US" w:bidi="en_US"/>
@@ -18959,6 +19619,12 @@
         </w:rPr>
         <w:t>Ask Paul, "Why do you feel that you don't deserve to be the person God chose for this task?" You may hear, "I did so many things to hurt the believers. I was trying to arrest them and put them in jail. I refused to believe that Jesus could be the promised savior. It wasn't until Jesus actually appeared to me that I believed. I actually saw and heard the risen savior. These people believe just by hearing us believers tell them about Jesus. Their faith is so much stronger than mine. I feel humble when I think that God chose me for this special task."</w:t>
       </w:r>
+      <w:r>
+        <w:rPr>
+          <w:lang w:val="en_US" w:bidi="en_US"/>
+        </w:rPr>
+        <w:t>Continue the drama.</w:t>
+      </w:r>
     </w:p>
     <w:p>
       <w:pPr/>
@@ -19035,6 +19701,12 @@
         </w:rPr>
         <w:t>Ask Jesus, "How do you feel about this plan now?" You may hear, "I knew about the plan and I agreed to do my part of the plan. I knew it involved suffering physically. I'm glad that it was accomplished and as a result, people have come into a full relationship with God. Right now, I'm really happy that so many people are believing and following my teachings."</w:t>
       </w:r>
+      <w:r>
+        <w:rPr>
+          <w:lang w:val="en_US" w:bidi="en_US"/>
+        </w:rPr>
+        <w:t>Continue the drama.</w:t>
+      </w:r>
     </w:p>
     <w:p>
       <w:pPr/>
@@ -19069,6 +19741,12 @@
         </w:rPr>
         <w:t>Ask the believers, "How do you feel when you hear that you can go confidently into God's presence?" You may hear, "This is such wonderful news. I had no relationship with God. I didn't even know that there was a God. And now, because I follow Jesus, I can approach God and tell God anything. I can worship God. I have confidence that I will be with God forever. This is so amazing. I want all my friends and family to know this good news."</w:t>
       </w:r>
+      <w:r>
+        <w:rPr>
+          <w:lang w:val="en_US" w:bidi="en_US"/>
+        </w:rPr>
+        <w:t>Continue the drama.</w:t>
+      </w:r>
     </w:p>
     <w:p>
       <w:pPr/>
@@ -19192,12 +19870,18 @@
         </w:rPr>
         <w:t xml:space="preserve">. When people receive grace, they receive something good that they didn't earn and don't deserve. Use the same word for grace that you have been using. </w:t>
       </w:r>
-      <w:r>
-        <w:rPr>
-          <w:lang w:val="en_US" w:bidi="en_US"/>
-        </w:rPr>
-        <w:t>Grace</w:t>
-      </w:r>
+      <w:hyperlink r:id="rId30">
+        <w:r>
+          <w:rPr>
+            <w:lang w:val="en_US" w:bidi="en_US"/>
+          </w:rPr>
+          <w:rPr>
+            <w:color w:val="0000EE"/>
+            <w:u w:val="single"/>
+          </w:rPr>
+          <w:t>Grace</w:t>
+        </w:r>
+      </w:hyperlink>
       <w:r>
         <w:rPr>
           <w:lang w:val="en_US" w:bidi="en_US"/>
@@ -19244,12 +19928,18 @@
         </w:rPr>
         <w:t xml:space="preserve">. The word for servant is not the same word as slave. Paul serves others, or in this case Paul serves the gospel by telling others about Jesus. The </w:t>
       </w:r>
-      <w:r>
-        <w:rPr>
-          <w:lang w:val="en_US" w:bidi="en_US"/>
-        </w:rPr>
-        <w:t>gospel</w:t>
-      </w:r>
+      <w:hyperlink r:id="rId43">
+        <w:r>
+          <w:rPr>
+            <w:lang w:val="en_US" w:bidi="en_US"/>
+          </w:rPr>
+          <w:rPr>
+            <w:color w:val="0000EE"/>
+            <w:u w:val="single"/>
+          </w:rPr>
+          <w:t>gospel</w:t>
+        </w:r>
+      </w:hyperlink>
       <w:r>
         <w:rPr>
           <w:lang w:val="en_US" w:bidi="en_US"/>
@@ -19283,12 +19973,18 @@
         </w:rPr>
         <w:t xml:space="preserve">. This is the kind of servant that serves others, often in the church. This is not a slave. </w:t>
       </w:r>
-      <w:r>
-        <w:rPr>
-          <w:lang w:val="en_US" w:bidi="en_US"/>
-        </w:rPr>
-        <w:t>Servant</w:t>
-      </w:r>
+      <w:hyperlink r:id="rId109">
+        <w:r>
+          <w:rPr>
+            <w:lang w:val="en_US" w:bidi="en_US"/>
+          </w:rPr>
+          <w:rPr>
+            <w:color w:val="0000EE"/>
+            <w:u w:val="single"/>
+          </w:rPr>
+          <w:t>Servant</w:t>
+        </w:r>
+      </w:hyperlink>
       <w:r>
         <w:rPr>
           <w:lang w:val="en_US" w:bidi="en_US"/>
@@ -19322,12 +20018,18 @@
         </w:rPr>
         <w:t xml:space="preserve">. At the time that Paul wrote this letter, a saint was anyone who believed in Jesus. All believers were saints. </w:t>
       </w:r>
-      <w:r>
-        <w:rPr>
-          <w:lang w:val="en_US" w:bidi="en_US"/>
-        </w:rPr>
-        <w:t>Saint</w:t>
-      </w:r>
+      <w:hyperlink r:id="rId17">
+        <w:r>
+          <w:rPr>
+            <w:lang w:val="en_US" w:bidi="en_US"/>
+          </w:rPr>
+          <w:rPr>
+            <w:color w:val="0000EE"/>
+            <w:u w:val="single"/>
+          </w:rPr>
+          <w:t>Saint</w:t>
+        </w:r>
+      </w:hyperlink>
       <w:r>
         <w:rPr>
           <w:lang w:val="en_US" w:bidi="en_US"/>
@@ -19428,24 +20130,36 @@
         </w:rPr>
         <w:t xml:space="preserve">. The church is made up of those who believe in Jesus and gather to worship together. The church is a group of people, not a building. </w:t>
       </w:r>
-      <w:r>
-        <w:rPr>
-          <w:lang w:val="en_US" w:bidi="en_US"/>
-        </w:rPr>
-        <w:t>Church</w:t>
-      </w:r>
+      <w:hyperlink r:id="rId54">
+        <w:r>
+          <w:rPr>
+            <w:lang w:val="en_US" w:bidi="en_US"/>
+          </w:rPr>
+          <w:rPr>
+            <w:color w:val="0000EE"/>
+            <w:u w:val="single"/>
+          </w:rPr>
+          <w:t>Church</w:t>
+        </w:r>
+      </w:hyperlink>
       <w:r>
         <w:rPr>
           <w:lang w:val="en_US" w:bidi="en_US"/>
         </w:rPr>
         <w:t xml:space="preserve"> and </w:t>
       </w:r>
-      <w:r>
-        <w:rPr>
-          <w:lang w:val="en_US" w:bidi="en_US"/>
-        </w:rPr>
-        <w:t>wisdom</w:t>
-      </w:r>
+      <w:hyperlink r:id="rId34">
+        <w:r>
+          <w:rPr>
+            <w:lang w:val="en_US" w:bidi="en_US"/>
+          </w:rPr>
+          <w:rPr>
+            <w:color w:val="0000EE"/>
+            <w:u w:val="single"/>
+          </w:rPr>
+          <w:t>wisdom</w:t>
+        </w:r>
+      </w:hyperlink>
       <w:r>
         <w:rPr>
           <w:lang w:val="en_US" w:bidi="en_US"/>
@@ -19493,12 +20207,18 @@
         </w:rPr>
         <w:t xml:space="preserve">Stop here and discuss the best way to talk about these spirits so that people understand that these may refer to both good and evil spirits. Remember to talk about heavenly places or heavenly realms in the same way you have in previous passages. </w:t>
       </w:r>
-      <w:r>
-        <w:rPr>
-          <w:lang w:val="en_US" w:bidi="en_US"/>
-        </w:rPr>
-        <w:t>Heaven</w:t>
-      </w:r>
+      <w:hyperlink r:id="rId21">
+        <w:r>
+          <w:rPr>
+            <w:lang w:val="en_US" w:bidi="en_US"/>
+          </w:rPr>
+          <w:rPr>
+            <w:color w:val="0000EE"/>
+            <w:u w:val="single"/>
+          </w:rPr>
+          <w:t>Heaven</w:t>
+        </w:r>
+      </w:hyperlink>
       <w:r>
         <w:rPr>
           <w:lang w:val="en_US" w:bidi="en_US"/>
@@ -19558,24 +20278,36 @@
         </w:rPr>
         <w:t xml:space="preserve">. Jesus Christ is the term for Jesus. </w:t>
       </w:r>
-      <w:r>
-        <w:rPr>
-          <w:lang w:val="en_US" w:bidi="en_US"/>
-        </w:rPr>
-        <w:t>Christ</w:t>
-      </w:r>
+      <w:hyperlink r:id="rId16">
+        <w:r>
+          <w:rPr>
+            <w:lang w:val="en_US" w:bidi="en_US"/>
+          </w:rPr>
+          <w:rPr>
+            <w:color w:val="0000EE"/>
+            <w:u w:val="single"/>
+          </w:rPr>
+          <w:t>Christ</w:t>
+        </w:r>
+      </w:hyperlink>
       <w:r>
         <w:rPr>
           <w:lang w:val="en_US" w:bidi="en_US"/>
         </w:rPr>
         <w:t xml:space="preserve"> and </w:t>
       </w:r>
-      <w:r>
-        <w:rPr>
-          <w:lang w:val="en_US" w:bidi="en_US"/>
-        </w:rPr>
-        <w:t>Lord</w:t>
-      </w:r>
+      <w:hyperlink r:id="rId18">
+        <w:r>
+          <w:rPr>
+            <w:lang w:val="en_US" w:bidi="en_US"/>
+          </w:rPr>
+          <w:rPr>
+            <w:color w:val="0000EE"/>
+            <w:u w:val="single"/>
+          </w:rPr>
+          <w:t>Lord</w:t>
+        </w:r>
+      </w:hyperlink>
       <w:r>
         <w:rPr>
           <w:lang w:val="en_US" w:bidi="en_US"/>
@@ -19609,12 +20341,18 @@
         </w:rPr>
         <w:t xml:space="preserve"> in Jesus, we can come into God's presence. In this context, faith describes people who trust in what Jesus did for us. Use the same word for faith that you have been using. </w:t>
       </w:r>
-      <w:r>
-        <w:rPr>
-          <w:lang w:val="en_US" w:bidi="en_US"/>
-        </w:rPr>
-        <w:t>Faith</w:t>
-      </w:r>
+      <w:hyperlink r:id="rId53">
+        <w:r>
+          <w:rPr>
+            <w:lang w:val="en_US" w:bidi="en_US"/>
+          </w:rPr>
+          <w:rPr>
+            <w:color w:val="0000EE"/>
+            <w:u w:val="single"/>
+          </w:rPr>
+          <w:t>Faith</w:t>
+        </w:r>
+      </w:hyperlink>
       <w:r>
         <w:rPr>
           <w:lang w:val="en_US" w:bidi="en_US"/>
@@ -19675,12 +20413,18 @@
         </w:rPr>
         <w:t xml:space="preserve">. This means that Paul's sufferings are like an honor for the Ephesians. The Ephesians should feel honor or be proud because of Paul's sufferings. Paul is saying that this has happened for their benefit or to help them, and they should be proud of it. Use the same word for glory that you have used before, and remember that </w:t>
       </w:r>
-      <w:r>
-        <w:rPr>
-          <w:lang w:val="en_US" w:bidi="en_US"/>
-        </w:rPr>
-        <w:t>glory</w:t>
-      </w:r>
+      <w:hyperlink r:id="rId23">
+        <w:r>
+          <w:rPr>
+            <w:lang w:val="en_US" w:bidi="en_US"/>
+          </w:rPr>
+          <w:rPr>
+            <w:color w:val="0000EE"/>
+            <w:u w:val="single"/>
+          </w:rPr>
+          <w:t>glory</w:t>
+        </w:r>
+      </w:hyperlink>
       <w:r>
         <w:rPr>
           <w:lang w:val="en_US" w:bidi="en_US"/>
@@ -19873,7 +20617,7 @@
           <w:lang w:val="en_US" w:bidi="en_US"/>
         </w:rPr>
       </w:r>
-      <w:hyperlink r:id="rId61">
+      <w:hyperlink r:id="rId110">
         <w:r>
           <w:rPr>
             <w:lang w:val="en_US" w:bidi="en_US"/>
@@ -19908,7 +20652,7 @@
           <w:lang w:val="en_US" w:bidi="en_US"/>
         </w:rPr>
       </w:r>
-      <w:hyperlink r:id="rId62">
+      <w:hyperlink r:id="rId111">
         <w:r>
           <w:rPr>
             <w:lang w:val="en_US" w:bidi="en_US"/>
@@ -19943,7 +20687,7 @@
           <w:lang w:val="en_US" w:bidi="en_US"/>
         </w:rPr>
       </w:r>
-      <w:hyperlink r:id="rId63">
+      <w:hyperlink r:id="rId112">
         <w:r>
           <w:rPr>
             <w:lang w:val="en_US" w:bidi="en_US"/>
@@ -19978,7 +20722,7 @@
           <w:lang w:val="en_US" w:bidi="en_US"/>
         </w:rPr>
       </w:r>
-      <w:hyperlink r:id="rId64">
+      <w:hyperlink r:id="rId113">
         <w:r>
           <w:rPr>
             <w:lang w:val="en_US" w:bidi="en_US"/>
@@ -20013,7 +20757,7 @@
           <w:lang w:val="en_US" w:bidi="en_US"/>
         </w:rPr>
       </w:r>
-      <w:hyperlink r:id="rId65">
+      <w:hyperlink r:id="rId114">
         <w:r>
           <w:rPr>
             <w:lang w:val="en_US" w:bidi="en_US"/>
@@ -20048,7 +20792,7 @@
           <w:lang w:val="en_US" w:bidi="en_US"/>
         </w:rPr>
       </w:r>
-      <w:hyperlink r:id="rId66">
+      <w:hyperlink r:id="rId115">
         <w:r>
           <w:rPr>
             <w:lang w:val="en_US" w:bidi="en_US"/>
@@ -20450,12 +21194,18 @@
         </w:rPr>
         <w:t xml:space="preserve">Stop here and show a picture of a </w:t>
       </w:r>
-      <w:r>
-        <w:rPr>
-          <w:lang w:val="en_US" w:bidi="en_US"/>
-        </w:rPr>
-        <w:t>tree with deep roots</w:t>
-      </w:r>
+      <w:hyperlink r:id="rId116">
+        <w:r>
+          <w:rPr>
+            <w:lang w:val="en_US" w:bidi="en_US"/>
+          </w:rPr>
+          <w:rPr>
+            <w:color w:val="0000EE"/>
+            <w:u w:val="single"/>
+          </w:rPr>
+          <w:t>tree with deep roots</w:t>
+        </w:r>
+      </w:hyperlink>
       <w:r>
         <w:rPr>
           <w:lang w:val="en_US" w:bidi="en_US"/>
@@ -20476,12 +21226,18 @@
         </w:rPr>
         <w:t xml:space="preserve">Stop here and show a picture of the </w:t>
       </w:r>
-      <w:r>
-        <w:rPr>
-          <w:lang w:val="en_US" w:bidi="en_US"/>
-        </w:rPr>
-        <w:t>stone foundation</w:t>
-      </w:r>
+      <w:hyperlink r:id="rId117">
+        <w:r>
+          <w:rPr>
+            <w:lang w:val="en_US" w:bidi="en_US"/>
+          </w:rPr>
+          <w:rPr>
+            <w:color w:val="0000EE"/>
+            <w:u w:val="single"/>
+          </w:rPr>
+          <w:t>stone foundation</w:t>
+        </w:r>
+      </w:hyperlink>
       <w:r>
         <w:rPr>
           <w:lang w:val="en_US" w:bidi="en_US"/>
@@ -21298,6 +22054,12 @@
         </w:rPr>
         <w:t>Ask Paul, "How are you feeling right now?" You may hear, "I love these Gentile believers. I am so glad that God sees them as God's full children, equal to the Jewish believers. I'm so glad that God has brought them together to form one body and they are equal in God's eyes. The church will be so strong because of this. I am humbled when I think of my part in this when all I did was share the good news with them all. I just want to praise God for this."</w:t>
       </w:r>
+      <w:r>
+        <w:rPr>
+          <w:lang w:val="en_US" w:bidi="en_US"/>
+        </w:rPr>
+        <w:t>Continue the drama.</w:t>
+      </w:r>
     </w:p>
     <w:p>
       <w:pPr/>
@@ -21332,6 +22094,12 @@
         </w:rPr>
         <w:t>Ask the believers, "How do you feel when you hear Paul praying this prayer?" You may hear, "It makes me feel glad. Paul wants the best for us. Paul wants us to be strong in our faith. It seems that the way to do this is to ask God to give us the strength we need. Paul shows how much he loves us when he prays like this. I think it means that God loves us too and wants us to have this inner strength. When I know that Jesus lives in me, I feel so humble. It makes me want to remember that wherever I go or whatever I do, I have Jesus with me because Jesus lives inside me. This is an incredible gift. I hope I can be worthy of this gift."</w:t>
       </w:r>
+      <w:r>
+        <w:rPr>
+          <w:lang w:val="en_US" w:bidi="en_US"/>
+        </w:rPr>
+        <w:t>Continue the drama.</w:t>
+      </w:r>
     </w:p>
     <w:p>
       <w:pPr/>
@@ -21366,6 +22134,12 @@
         </w:rPr>
         <w:t>Ask the believers, "How do you feel when you hear Paul talking about God's love like this?" You may hear, "I thought I was understanding God's love for me, but now I'm seeing that God's love is so much bigger than I ever thought. It seems like I will keep learning about God's love for me the rest of my life. I love thinking about how the tree roots make the tree strong when there is a lot of wind. I've seen a tree with poor roots fall over in the wind. I want my own experience with God's love to be like the tree with deep roots. I am looking forward to having this fullness of life and power that Paul has been talking about. I hope that others who don't yet believe in Jesus will see this power and fullness of life in me and it will make them want to follow Jesus."</w:t>
       </w:r>
+      <w:r>
+        <w:rPr>
+          <w:lang w:val="en_US" w:bidi="en_US"/>
+        </w:rPr>
+        <w:t>Continue the drama.</w:t>
+      </w:r>
     </w:p>
     <w:p>
       <w:pPr/>
@@ -21516,12 +22290,18 @@
         </w:rPr>
         <w:t xml:space="preserve"> and on earth. Use the same word for heaven that you have used in previous passages, and remember that </w:t>
       </w:r>
-      <w:r>
-        <w:rPr>
-          <w:lang w:val="en_US" w:bidi="en_US"/>
-        </w:rPr>
-        <w:t>heaven</w:t>
-      </w:r>
+      <w:hyperlink r:id="rId21">
+        <w:r>
+          <w:rPr>
+            <w:lang w:val="en_US" w:bidi="en_US"/>
+          </w:rPr>
+          <w:rPr>
+            <w:color w:val="0000EE"/>
+            <w:u w:val="single"/>
+          </w:rPr>
+          <w:t>heaven</w:t>
+        </w:r>
+      </w:hyperlink>
       <w:r>
         <w:rPr>
           <w:lang w:val="en_US" w:bidi="en_US"/>
@@ -21555,12 +22335,18 @@
         </w:rPr>
         <w:t xml:space="preserve">. Glory is about how beautiful, powerful, and majestic God is. </w:t>
       </w:r>
-      <w:r>
-        <w:rPr>
-          <w:lang w:val="en_US" w:bidi="en_US"/>
-        </w:rPr>
-        <w:t>Glory</w:t>
-      </w:r>
+      <w:hyperlink r:id="rId23">
+        <w:r>
+          <w:rPr>
+            <w:lang w:val="en_US" w:bidi="en_US"/>
+          </w:rPr>
+          <w:rPr>
+            <w:color w:val="0000EE"/>
+            <w:u w:val="single"/>
+          </w:rPr>
+          <w:t>Glory</w:t>
+        </w:r>
+      </w:hyperlink>
       <w:r>
         <w:rPr>
           <w:lang w:val="en_US" w:bidi="en_US"/>
@@ -21607,12 +22393,18 @@
         </w:rPr>
         <w:t xml:space="preserve">, to give us inner strength. The </w:t>
       </w:r>
-      <w:r>
-        <w:rPr>
-          <w:lang w:val="en_US" w:bidi="en_US"/>
-        </w:rPr>
-        <w:t>Holy Spirit</w:t>
-      </w:r>
+      <w:hyperlink r:id="rId46">
+        <w:r>
+          <w:rPr>
+            <w:lang w:val="en_US" w:bidi="en_US"/>
+          </w:rPr>
+          <w:rPr>
+            <w:color w:val="0000EE"/>
+            <w:u w:val="single"/>
+          </w:rPr>
+          <w:t>Holy Spirit</w:t>
+        </w:r>
+      </w:hyperlink>
       <w:r>
         <w:rPr>
           <w:lang w:val="en_US" w:bidi="en_US"/>
@@ -21653,12 +22445,18 @@
         </w:rPr>
         <w:t xml:space="preserve">. </w:t>
       </w:r>
-      <w:r>
-        <w:rPr>
-          <w:lang w:val="en_US" w:bidi="en_US"/>
-        </w:rPr>
-        <w:t>Christ</w:t>
-      </w:r>
+      <w:hyperlink r:id="rId16">
+        <w:r>
+          <w:rPr>
+            <w:lang w:val="en_US" w:bidi="en_US"/>
+          </w:rPr>
+          <w:rPr>
+            <w:color w:val="0000EE"/>
+            <w:u w:val="single"/>
+          </w:rPr>
+          <w:t>Christ</w:t>
+        </w:r>
+      </w:hyperlink>
       <w:r>
         <w:rPr>
           <w:lang w:val="en_US" w:bidi="en_US"/>
@@ -21719,12 +22517,18 @@
         </w:rPr>
         <w:t xml:space="preserve">, or because they trust in Jesus. </w:t>
       </w:r>
-      <w:r>
-        <w:rPr>
-          <w:lang w:val="en_US" w:bidi="en_US"/>
-        </w:rPr>
-        <w:t>Faith</w:t>
-      </w:r>
+      <w:hyperlink r:id="rId53">
+        <w:r>
+          <w:rPr>
+            <w:lang w:val="en_US" w:bidi="en_US"/>
+          </w:rPr>
+          <w:rPr>
+            <w:color w:val="0000EE"/>
+            <w:u w:val="single"/>
+          </w:rPr>
+          <w:t>Faith</w:t>
+        </w:r>
+      </w:hyperlink>
       <w:r>
         <w:rPr>
           <w:lang w:val="en_US" w:bidi="en_US"/>
@@ -21758,12 +22562,18 @@
         </w:rPr>
         <w:t xml:space="preserve">, or all of God's people, to understand God's love. </w:t>
       </w:r>
-      <w:r>
-        <w:rPr>
-          <w:lang w:val="en_US" w:bidi="en_US"/>
-        </w:rPr>
-        <w:t>Saint</w:t>
-      </w:r>
+      <w:hyperlink r:id="rId17">
+        <w:r>
+          <w:rPr>
+            <w:lang w:val="en_US" w:bidi="en_US"/>
+          </w:rPr>
+          <w:rPr>
+            <w:color w:val="0000EE"/>
+            <w:u w:val="single"/>
+          </w:rPr>
+          <w:t>Saint</w:t>
+        </w:r>
+      </w:hyperlink>
       <w:r>
         <w:rPr>
           <w:lang w:val="en_US" w:bidi="en_US"/>
@@ -21797,12 +22607,18 @@
         </w:rPr>
         <w:t xml:space="preserve">. The church is the group of believers who meet together to worship and pray. </w:t>
       </w:r>
-      <w:r>
-        <w:rPr>
-          <w:lang w:val="en_US" w:bidi="en_US"/>
-        </w:rPr>
-        <w:t>Church</w:t>
-      </w:r>
+      <w:hyperlink r:id="rId54">
+        <w:r>
+          <w:rPr>
+            <w:lang w:val="en_US" w:bidi="en_US"/>
+          </w:rPr>
+          <w:rPr>
+            <w:color w:val="0000EE"/>
+            <w:u w:val="single"/>
+          </w:rPr>
+          <w:t>Church</w:t>
+        </w:r>
+      </w:hyperlink>
       <w:r>
         <w:rPr>
           <w:lang w:val="en_US" w:bidi="en_US"/>
@@ -21836,12 +22652,18 @@
         </w:rPr>
         <w:t xml:space="preserve"> to come. Another way to say this is "through the ages to come." Paul wants all the people from now into the future to experience this love and power from God. </w:t>
       </w:r>
-      <w:r>
-        <w:rPr>
-          <w:lang w:val="en_US" w:bidi="en_US"/>
-        </w:rPr>
-        <w:t>Generations</w:t>
-      </w:r>
+      <w:hyperlink r:id="rId102">
+        <w:r>
+          <w:rPr>
+            <w:lang w:val="en_US" w:bidi="en_US"/>
+          </w:rPr>
+          <w:rPr>
+            <w:color w:val="0000EE"/>
+            <w:u w:val="single"/>
+          </w:rPr>
+          <w:t>Generations</w:t>
+        </w:r>
+      </w:hyperlink>
       <w:r>
         <w:rPr>
           <w:lang w:val="en_US" w:bidi="en_US"/>
@@ -21902,12 +22724,18 @@
         </w:rPr>
         <w:t xml:space="preserve">? Use the same word that you have used in other books of the Bible. </w:t>
       </w:r>
-      <w:r>
-        <w:rPr>
-          <w:lang w:val="en_US" w:bidi="en_US"/>
-        </w:rPr>
-        <w:t>Amen</w:t>
-      </w:r>
+      <w:hyperlink r:id="rId118">
+        <w:r>
+          <w:rPr>
+            <w:lang w:val="en_US" w:bidi="en_US"/>
+          </w:rPr>
+          <w:rPr>
+            <w:color w:val="0000EE"/>
+            <w:u w:val="single"/>
+          </w:rPr>
+          <w:t>Amen</w:t>
+        </w:r>
+      </w:hyperlink>
       <w:r>
         <w:rPr>
           <w:lang w:val="en_US" w:bidi="en_US"/>
@@ -22100,7 +22928,7 @@
           <w:lang w:val="en_US" w:bidi="en_US"/>
         </w:rPr>
       </w:r>
-      <w:hyperlink r:id="rId67">
+      <w:hyperlink r:id="rId119">
         <w:r>
           <w:rPr>
             <w:lang w:val="en_US" w:bidi="en_US"/>
@@ -22135,7 +22963,7 @@
           <w:lang w:val="en_US" w:bidi="en_US"/>
         </w:rPr>
       </w:r>
-      <w:hyperlink r:id="rId68">
+      <w:hyperlink r:id="rId120">
         <w:r>
           <w:rPr>
             <w:lang w:val="en_US" w:bidi="en_US"/>
@@ -22170,7 +22998,7 @@
           <w:lang w:val="en_US" w:bidi="en_US"/>
         </w:rPr>
       </w:r>
-      <w:hyperlink r:id="rId69">
+      <w:hyperlink r:id="rId121">
         <w:r>
           <w:rPr>
             <w:lang w:val="en_US" w:bidi="en_US"/>
@@ -22205,7 +23033,7 @@
           <w:lang w:val="en_US" w:bidi="en_US"/>
         </w:rPr>
       </w:r>
-      <w:hyperlink r:id="rId70">
+      <w:hyperlink r:id="rId122">
         <w:r>
           <w:rPr>
             <w:lang w:val="en_US" w:bidi="en_US"/>
@@ -22240,7 +23068,7 @@
           <w:lang w:val="en_US" w:bidi="en_US"/>
         </w:rPr>
       </w:r>
-      <w:hyperlink r:id="rId71">
+      <w:hyperlink r:id="rId123">
         <w:r>
           <w:rPr>
             <w:lang w:val="en_US" w:bidi="en_US"/>
@@ -22275,7 +23103,7 @@
           <w:lang w:val="en_US" w:bidi="en_US"/>
         </w:rPr>
       </w:r>
-      <w:hyperlink r:id="rId72">
+      <w:hyperlink r:id="rId124">
         <w:r>
           <w:rPr>
             <w:lang w:val="en_US" w:bidi="en_US"/>
@@ -23381,6 +24209,12 @@
         </w:rPr>
         <w:t>Ask the person playing God, "What were you feeling or thinking about these words that you guided Paul to share?" The person might answer things like, "I want these people to know that I called them because I love them," or "These people should listen to the words I am giving them through Paul's writing, since these actions will bring peace," or "I want them to understand that I've done so much for them. They can live a life that shows others what it means to live in peace with me and with others. I really want to use them to show this to the world!"</w:t>
       </w:r>
+      <w:r>
+        <w:rPr>
+          <w:lang w:val="en_US" w:bidi="en_US"/>
+        </w:rPr>
+        <w:t>Continue the drama.</w:t>
+      </w:r>
     </w:p>
     <w:p>
       <w:pPr/>
@@ -23415,6 +24249,12 @@
         </w:rPr>
         <w:t>Ask the people playing the believers, "What are you feeling or thinking when you hear this?" The person might answer things like, "I really want to follow God and try to do these things!" or "I am glad we have help from God to do these things, since it will be hard to always follow these instructions!" or "I see how these actions will build good relationships with those around me," or "I am thankful that Paul is helping us by sharing these words with us."</w:t>
       </w:r>
+      <w:r>
+        <w:rPr>
+          <w:lang w:val="en_US" w:bidi="en_US"/>
+        </w:rPr>
+        <w:t>Continue the drama.</w:t>
+      </w:r>
     </w:p>
     <w:p>
       <w:pPr/>
@@ -23539,12 +24379,18 @@
         </w:rPr>
         <w:t xml:space="preserve">. A lord is a master over other people, who has full authority. Paul often called Jesus "Lord," and since Paul later mentions the one Spirit, one God the Father, and the one Lord, Lord here probably means Jesus. For more information on </w:t>
       </w:r>
-      <w:r>
-        <w:rPr>
-          <w:lang w:val="en_US" w:bidi="en_US"/>
-        </w:rPr>
-        <w:t>Lord</w:t>
-      </w:r>
+      <w:hyperlink r:id="rId18">
+        <w:r>
+          <w:rPr>
+            <w:lang w:val="en_US" w:bidi="en_US"/>
+          </w:rPr>
+          <w:rPr>
+            <w:color w:val="0000EE"/>
+            <w:u w:val="single"/>
+          </w:rPr>
+          <w:t>Lord</w:t>
+        </w:r>
+      </w:hyperlink>
       <w:r>
         <w:rPr>
           <w:lang w:val="en_US" w:bidi="en_US"/>
@@ -23791,12 +24637,18 @@
         </w:rPr>
         <w:t xml:space="preserve">, the Spirit of God. The Holy Spirit is not just a power but is also a person himself. The Holy Spirit is part of the Trinity—the God who is one, but who consists of three persons. God the Father, God the Son (Jesus), and God the Holy Spirit are three different persons, but together they are one God. The Holy Spirit makes it possible for people to become followers of Jesus and unites the followers. For more information on Spirit, refer to </w:t>
       </w:r>
-      <w:r>
-        <w:rPr>
-          <w:lang w:val="en_US" w:bidi="en_US"/>
-        </w:rPr>
-        <w:t>Holy Spirit</w:t>
-      </w:r>
+      <w:hyperlink r:id="rId46">
+        <w:r>
+          <w:rPr>
+            <w:lang w:val="en_US" w:bidi="en_US"/>
+          </w:rPr>
+          <w:rPr>
+            <w:color w:val="0000EE"/>
+            <w:u w:val="single"/>
+          </w:rPr>
+          <w:t>Holy Spirit</w:t>
+        </w:r>
+      </w:hyperlink>
       <w:r>
         <w:rPr>
           <w:lang w:val="en_US" w:bidi="en_US"/>
@@ -23824,12 +24676,18 @@
         </w:rPr>
         <w:t xml:space="preserve"> means both an absence of conflict and a fullness, or completeness, of life. Peace does not just mean no war or conflict. Peace means people live together in unity and love for one another. For more information on </w:t>
       </w:r>
-      <w:r>
-        <w:rPr>
-          <w:lang w:val="en_US" w:bidi="en_US"/>
-        </w:rPr>
-        <w:t>peace</w:t>
-      </w:r>
+      <w:hyperlink r:id="rId78">
+        <w:r>
+          <w:rPr>
+            <w:lang w:val="en_US" w:bidi="en_US"/>
+          </w:rPr>
+          <w:rPr>
+            <w:color w:val="0000EE"/>
+            <w:u w:val="single"/>
+          </w:rPr>
+          <w:t>peace</w:t>
+        </w:r>
+      </w:hyperlink>
       <w:r>
         <w:rPr>
           <w:lang w:val="en_US" w:bidi="en_US"/>
@@ -23890,12 +24748,18 @@
         </w:rPr>
         <w:t xml:space="preserve"> for believers. A hope is something people eagerly look forward to. For believers, this hope is that they will get to see God's goodness in the future and that they will have eternal life with God. This is a sure hope, because they have seen that God is worthy of trust through his saving acts in the past. For more information on </w:t>
       </w:r>
-      <w:r>
-        <w:rPr>
-          <w:lang w:val="en_US" w:bidi="en_US"/>
-        </w:rPr>
-        <w:t>hope</w:t>
-      </w:r>
+      <w:hyperlink r:id="rId77">
+        <w:r>
+          <w:rPr>
+            <w:lang w:val="en_US" w:bidi="en_US"/>
+          </w:rPr>
+          <w:rPr>
+            <w:color w:val="0000EE"/>
+            <w:u w:val="single"/>
+          </w:rPr>
+          <w:t>hope</w:t>
+        </w:r>
+      </w:hyperlink>
       <w:r>
         <w:rPr>
           <w:lang w:val="en_US" w:bidi="en_US"/>
@@ -23929,12 +24793,18 @@
         </w:rPr>
         <w:t xml:space="preserve">. Faith is to rely on someone: to trust and believe that what that person says is true. The specific faith that Paul is talking about is when someone believes in Jesus. That person believes that Jesus is the son of God and trusts that he has died to save them and that God has forgiven and accepted them. As a result, the person is committed to doing everything that Jesus has commanded. For more information on </w:t>
       </w:r>
-      <w:r>
-        <w:rPr>
-          <w:lang w:val="en_US" w:bidi="en_US"/>
-        </w:rPr>
-        <w:t>faith</w:t>
-      </w:r>
+      <w:hyperlink r:id="rId53">
+        <w:r>
+          <w:rPr>
+            <w:lang w:val="en_US" w:bidi="en_US"/>
+          </w:rPr>
+          <w:rPr>
+            <w:color w:val="0000EE"/>
+            <w:u w:val="single"/>
+          </w:rPr>
+          <w:t>faith</w:t>
+        </w:r>
+      </w:hyperlink>
       <w:r>
         <w:rPr>
           <w:lang w:val="en_US" w:bidi="en_US"/>
@@ -23995,12 +24865,18 @@
         </w:rPr>
         <w:t xml:space="preserve">. Look up </w:t>
       </w:r>
-      <w:r>
-        <w:rPr>
-          <w:lang w:val="en_US" w:bidi="en_US"/>
-        </w:rPr>
-        <w:t>baptism</w:t>
-      </w:r>
+      <w:hyperlink r:id="rId125">
+        <w:r>
+          <w:rPr>
+            <w:lang w:val="en_US" w:bidi="en_US"/>
+          </w:rPr>
+          <w:rPr>
+            <w:color w:val="0000EE"/>
+            <w:u w:val="single"/>
+          </w:rPr>
+          <w:t>baptism</w:t>
+        </w:r>
+      </w:hyperlink>
       <w:r>
         <w:rPr>
           <w:lang w:val="en_US" w:bidi="en_US"/>
@@ -24220,7 +25096,7 @@
           <w:lang w:val="en_US" w:bidi="en_US"/>
         </w:rPr>
       </w:r>
-      <w:hyperlink r:id="rId73">
+      <w:hyperlink r:id="rId126">
         <w:r>
           <w:rPr>
             <w:lang w:val="en_US" w:bidi="en_US"/>
@@ -24255,7 +25131,7 @@
           <w:lang w:val="en_US" w:bidi="en_US"/>
         </w:rPr>
       </w:r>
-      <w:hyperlink r:id="rId74">
+      <w:hyperlink r:id="rId127">
         <w:r>
           <w:rPr>
             <w:lang w:val="en_US" w:bidi="en_US"/>
@@ -24290,7 +25166,7 @@
           <w:lang w:val="en_US" w:bidi="en_US"/>
         </w:rPr>
       </w:r>
-      <w:hyperlink r:id="rId75">
+      <w:hyperlink r:id="rId128">
         <w:r>
           <w:rPr>
             <w:lang w:val="en_US" w:bidi="en_US"/>
@@ -24325,7 +25201,7 @@
           <w:lang w:val="en_US" w:bidi="en_US"/>
         </w:rPr>
       </w:r>
-      <w:hyperlink r:id="rId76">
+      <w:hyperlink r:id="rId129">
         <w:r>
           <w:rPr>
             <w:lang w:val="en_US" w:bidi="en_US"/>
@@ -24360,7 +25236,7 @@
           <w:lang w:val="en_US" w:bidi="en_US"/>
         </w:rPr>
       </w:r>
-      <w:hyperlink r:id="rId77">
+      <w:hyperlink r:id="rId130">
         <w:r>
           <w:rPr>
             <w:lang w:val="en_US" w:bidi="en_US"/>
@@ -24395,7 +25271,7 @@
           <w:lang w:val="en_US" w:bidi="en_US"/>
         </w:rPr>
       </w:r>
-      <w:hyperlink r:id="rId78">
+      <w:hyperlink r:id="rId131">
         <w:r>
           <w:rPr>
             <w:lang w:val="en_US" w:bidi="en_US"/>
@@ -25521,6 +26397,12 @@
         </w:rPr>
         <w:t>Ask the person playing Christ, "What were you feeling or thinking when you did these things?" The person might answer things like, "I care very much about the people on earth, so I not only came down to them, but gave them gifts and abilities," or "I delight in seeing my people receive these gifts and use them."</w:t>
       </w:r>
+      <w:r>
+        <w:rPr>
+          <w:lang w:val="en_US" w:bidi="en_US"/>
+        </w:rPr>
+        <w:t>Continue the drama.</w:t>
+      </w:r>
     </w:p>
     <w:p>
       <w:pPr/>
@@ -25555,6 +26437,12 @@
         </w:rPr>
         <w:t>Ask the person playing leaders, "What are you feeling or thinking as you listen?" The person might answer things like, "I see how important these tasks are, since Christ himself gave them to us!" or "I want to do my best and use my abilities to help the church become mature!" or "I am glad we do not have to learn or teach how to become like Christ by ourselves and we have many people to help."</w:t>
       </w:r>
+      <w:r>
+        <w:rPr>
+          <w:lang w:val="en_US" w:bidi="en_US"/>
+        </w:rPr>
+        <w:t>Continue the drama.</w:t>
+      </w:r>
     </w:p>
     <w:p>
       <w:pPr/>
@@ -25589,6 +26477,12 @@
         </w:rPr>
         <w:t>Ask the person playing the believers who are listening, "What are you feeling or thinking as you listen?" The person might answer things like, "I see how important it is to grow; I don't want to be helpless like a baby or in a storm like that!" or "I'm thankful there are people to help us grow and learn!" or "I want to learn about the truth so that I can avoid believing liars."</w:t>
       </w:r>
+      <w:r>
+        <w:rPr>
+          <w:lang w:val="en_US" w:bidi="en_US"/>
+        </w:rPr>
+        <w:t>Continue the drama.</w:t>
+      </w:r>
     </w:p>
     <w:p>
       <w:pPr/>
@@ -25713,12 +26607,18 @@
         </w:rPr>
         <w:t xml:space="preserve"> to all believers. Grace refers to God's favor that he shows to people who don't deserve it, which he gives freely. This can often refer to the salvation that God gives, but notice here it specifically refers to the gifts of service or ability that Jesus gives to believers. For more information on </w:t>
       </w:r>
-      <w:r>
-        <w:rPr>
-          <w:lang w:val="en_US" w:bidi="en_US"/>
-        </w:rPr>
-        <w:t>grace</w:t>
-      </w:r>
+      <w:hyperlink r:id="rId30">
+        <w:r>
+          <w:rPr>
+            <w:lang w:val="en_US" w:bidi="en_US"/>
+          </w:rPr>
+          <w:rPr>
+            <w:color w:val="0000EE"/>
+            <w:u w:val="single"/>
+          </w:rPr>
+          <w:t>grace</w:t>
+        </w:r>
+      </w:hyperlink>
       <w:r>
         <w:rPr>
           <w:lang w:val="en_US" w:bidi="en_US"/>
@@ -25746,8 +26646,27 @@
         </w:rPr>
         <w:t xml:space="preserve"> gave these gifts because he is the savior that God promised. For more information on </w:t>
       </w:r>
-      <w:r>
-        <w:rPr>
+      <w:hyperlink r:id="rId16">
+        <w:r>
+          <w:rPr>
+            <w:lang w:val="en_US" w:bidi="en_US"/>
+          </w:rPr>
+          <w:rPr>
+            <w:color w:val="0000EE"/>
+            <w:u w:val="single"/>
+          </w:rPr>
+          <w:t>Christ</w:t>
+        </w:r>
+      </w:hyperlink>
+      <w:r>
+        <w:rPr>
+          <w:lang w:val="en_US" w:bidi="en_US"/>
+        </w:rPr>
+        <w:t xml:space="preserve">, refer to the Master Glossary. Use the same word or phrase for </w:t>
+      </w:r>
+      <w:r>
+        <w:rPr>
+          <w:b/>
           <w:lang w:val="en_US" w:bidi="en_US"/>
         </w:rPr>
         <w:t>Christ</w:t>
@@ -25756,34 +26675,48 @@
         <w:rPr>
           <w:lang w:val="en_US" w:bidi="en_US"/>
         </w:rPr>
-        <w:t xml:space="preserve">, refer to the Master Glossary. Use the same word or phrase for </w:t>
+        <w:t xml:space="preserve"> as you used in previous passages.</w:t>
+      </w:r>
+    </w:p>
+    <w:p>
+      <w:pPr/>
+      <w:r>
+        <w:rPr>
+          <w:lang w:val="en_US" w:bidi="en_US"/>
+        </w:rPr>
+      </w:r>
+      <w:r>
+        <w:rPr>
+          <w:lang w:val="en_US" w:bidi="en_US"/>
+        </w:rPr>
+        <w:t xml:space="preserve">Christ ascended, or went up, higher than the </w:t>
       </w:r>
       <w:r>
         <w:rPr>
           <w:b/>
           <w:lang w:val="en_US" w:bidi="en_US"/>
         </w:rPr>
-        <w:t>Christ</w:t>
-      </w:r>
-      <w:r>
-        <w:rPr>
-          <w:lang w:val="en_US" w:bidi="en_US"/>
-        </w:rPr>
-        <w:t xml:space="preserve"> as you used in previous passages.</w:t>
-      </w:r>
-    </w:p>
-    <w:p>
-      <w:pPr/>
-      <w:r>
-        <w:rPr>
-          <w:lang w:val="en_US" w:bidi="en_US"/>
-        </w:rPr>
-      </w:r>
-      <w:r>
-        <w:rPr>
-          <w:lang w:val="en_US" w:bidi="en_US"/>
-        </w:rPr>
-        <w:t xml:space="preserve">Christ ascended, or went up, higher than the </w:t>
+        <w:t>heavens</w:t>
+      </w:r>
+      <w:r>
+        <w:rPr>
+          <w:lang w:val="en_US" w:bidi="en_US"/>
+        </w:rPr>
+        <w:t>. In this case heavens refers to the sky.</w:t>
+      </w:r>
+    </w:p>
+    <w:p>
+      <w:pPr/>
+      <w:r>
+        <w:rPr>
+          <w:lang w:val="en_US" w:bidi="en_US"/>
+        </w:rPr>
+      </w:r>
+      <w:r>
+        <w:rPr>
+          <w:lang w:val="en_US" w:bidi="en_US"/>
+        </w:rPr>
+        <w:t xml:space="preserve">Stop here and discuss what word you will use for </w:t>
       </w:r>
       <w:r>
         <w:rPr>
@@ -25796,41 +26729,261 @@
         <w:rPr>
           <w:lang w:val="en_US" w:bidi="en_US"/>
         </w:rPr>
-        <w:t>. In this case heavens refers to the sky.</w:t>
-      </w:r>
-    </w:p>
-    <w:p>
-      <w:pPr/>
-      <w:r>
-        <w:rPr>
-          <w:lang w:val="en_US" w:bidi="en_US"/>
-        </w:rPr>
-      </w:r>
-      <w:r>
-        <w:rPr>
-          <w:lang w:val="en_US" w:bidi="en_US"/>
-        </w:rPr>
-        <w:t xml:space="preserve">Stop here and discuss what word you will use for </w:t>
+        <w:t xml:space="preserve"> when it means the sky. For more information on </w:t>
+      </w:r>
+      <w:hyperlink r:id="rId21">
+        <w:r>
+          <w:rPr>
+            <w:lang w:val="en_US" w:bidi="en_US"/>
+          </w:rPr>
+          <w:rPr>
+            <w:color w:val="0000EE"/>
+            <w:u w:val="single"/>
+          </w:rPr>
+          <w:t>heaven</w:t>
+        </w:r>
+      </w:hyperlink>
+      <w:r>
+        <w:rPr>
+          <w:lang w:val="en_US" w:bidi="en_US"/>
+        </w:rPr>
+        <w:t>, refer to the Master Glossary. If you have already translated this word in another book of the Bible, use the same word that you have used there. Pause this audio here.</w:t>
+      </w:r>
+    </w:p>
+    <w:p>
+      <w:pPr/>
+      <w:r>
+        <w:rPr>
+          <w:lang w:val="en_US" w:bidi="en_US"/>
+        </w:rPr>
+      </w:r>
+      <w:r>
+        <w:rPr>
+          <w:lang w:val="en_US" w:bidi="en_US"/>
+        </w:rPr>
+        <w:t xml:space="preserve">Paul says that Christ gave the gifts or abilities for believers to be </w:t>
       </w:r>
       <w:r>
         <w:rPr>
           <w:b/>
           <w:lang w:val="en_US" w:bidi="en_US"/>
         </w:rPr>
-        <w:t>heavens</w:t>
-      </w:r>
-      <w:r>
-        <w:rPr>
-          <w:lang w:val="en_US" w:bidi="en_US"/>
-        </w:rPr>
-        <w:t xml:space="preserve"> when it means the sky. For more information on </w:t>
-      </w:r>
-      <w:r>
-        <w:rPr>
-          <w:lang w:val="en_US" w:bidi="en_US"/>
-        </w:rPr>
-        <w:t>heaven</w:t>
-      </w:r>
+        <w:t>apostles</w:t>
+      </w:r>
+      <w:r>
+        <w:rPr>
+          <w:lang w:val="en_US" w:bidi="en_US"/>
+        </w:rPr>
+        <w:t xml:space="preserve">, </w:t>
+      </w:r>
+      <w:r>
+        <w:rPr>
+          <w:b/>
+          <w:lang w:val="en_US" w:bidi="en_US"/>
+        </w:rPr>
+        <w:t>prophets</w:t>
+      </w:r>
+      <w:r>
+        <w:rPr>
+          <w:lang w:val="en_US" w:bidi="en_US"/>
+        </w:rPr>
+        <w:t xml:space="preserve">, </w:t>
+      </w:r>
+      <w:r>
+        <w:rPr>
+          <w:b/>
+          <w:lang w:val="en_US" w:bidi="en_US"/>
+        </w:rPr>
+        <w:t>evangelists</w:t>
+      </w:r>
+      <w:r>
+        <w:rPr>
+          <w:lang w:val="en_US" w:bidi="en_US"/>
+        </w:rPr>
+        <w:t xml:space="preserve">, </w:t>
+      </w:r>
+      <w:r>
+        <w:rPr>
+          <w:b/>
+          <w:lang w:val="en_US" w:bidi="en_US"/>
+        </w:rPr>
+        <w:t>pastors</w:t>
+      </w:r>
+      <w:r>
+        <w:rPr>
+          <w:lang w:val="en_US" w:bidi="en_US"/>
+        </w:rPr>
+        <w:t xml:space="preserve">, and </w:t>
+      </w:r>
+      <w:r>
+        <w:rPr>
+          <w:b/>
+          <w:lang w:val="en_US" w:bidi="en_US"/>
+        </w:rPr>
+        <w:t>teachers</w:t>
+      </w:r>
+      <w:r>
+        <w:rPr>
+          <w:lang w:val="en_US" w:bidi="en_US"/>
+        </w:rPr>
+        <w:t>.</w:t>
+      </w:r>
+    </w:p>
+    <w:p>
+      <w:pPr/>
+      <w:r>
+        <w:rPr>
+          <w:lang w:val="en_US" w:bidi="en_US"/>
+        </w:rPr>
+      </w:r>
+      <w:r>
+        <w:rPr>
+          <w:lang w:val="en_US" w:bidi="en_US"/>
+        </w:rPr>
+        <w:t xml:space="preserve">An </w:t>
+      </w:r>
+      <w:r>
+        <w:rPr>
+          <w:b/>
+          <w:lang w:val="en_US" w:bidi="en_US"/>
+        </w:rPr>
+        <w:t>apostle</w:t>
+      </w:r>
+      <w:r>
+        <w:rPr>
+          <w:lang w:val="en_US" w:bidi="en_US"/>
+        </w:rPr>
+        <w:t xml:space="preserve"> is someone who is a witness to other people that Jesus really had risen from the dead. Although in Paul's time there were still some apostles who had seen Jesus, today the church still has people who do work like the apostles did. An apostle preaches the gospel to all people and establishes churches. Apostles have authority from God to make decisions about spiritual matters. For more information on </w:t>
+      </w:r>
+      <w:hyperlink r:id="rId15">
+        <w:r>
+          <w:rPr>
+            <w:lang w:val="en_US" w:bidi="en_US"/>
+          </w:rPr>
+          <w:rPr>
+            <w:color w:val="0000EE"/>
+            <w:u w:val="single"/>
+          </w:rPr>
+          <w:t>apostle</w:t>
+        </w:r>
+      </w:hyperlink>
+      <w:r>
+        <w:rPr>
+          <w:lang w:val="en_US" w:bidi="en_US"/>
+        </w:rPr>
+        <w:t>, refer to the Master Glossary. Use the same word for apostle as you have in previous passages.</w:t>
+      </w:r>
+    </w:p>
+    <w:p>
+      <w:pPr/>
+      <w:r>
+        <w:rPr>
+          <w:lang w:val="en_US" w:bidi="en_US"/>
+        </w:rPr>
+      </w:r>
+      <w:r>
+        <w:rPr>
+          <w:lang w:val="en_US" w:bidi="en_US"/>
+        </w:rPr>
+        <w:t xml:space="preserve">A </w:t>
+      </w:r>
+      <w:r>
+        <w:rPr>
+          <w:b/>
+          <w:lang w:val="en_US" w:bidi="en_US"/>
+        </w:rPr>
+        <w:t>prophet</w:t>
+      </w:r>
+      <w:r>
+        <w:rPr>
+          <w:lang w:val="en_US" w:bidi="en_US"/>
+        </w:rPr>
+        <w:t xml:space="preserve"> is a person who gives messages from God to the people. For more information on </w:t>
+      </w:r>
+      <w:hyperlink r:id="rId93">
+        <w:r>
+          <w:rPr>
+            <w:lang w:val="en_US" w:bidi="en_US"/>
+          </w:rPr>
+          <w:rPr>
+            <w:color w:val="0000EE"/>
+            <w:u w:val="single"/>
+          </w:rPr>
+          <w:t>prophet</w:t>
+        </w:r>
+      </w:hyperlink>
+      <w:r>
+        <w:rPr>
+          <w:lang w:val="en_US" w:bidi="en_US"/>
+        </w:rPr>
+        <w:t>, refer to the Master Glossary. Use the same word for prophet as you have in previous passages.</w:t>
+      </w:r>
+    </w:p>
+    <w:p>
+      <w:pPr/>
+      <w:r>
+        <w:rPr>
+          <w:lang w:val="en_US" w:bidi="en_US"/>
+        </w:rPr>
+      </w:r>
+      <w:r>
+        <w:rPr>
+          <w:lang w:val="en_US" w:bidi="en_US"/>
+        </w:rPr>
+        <w:t xml:space="preserve">An </w:t>
+      </w:r>
+      <w:r>
+        <w:rPr>
+          <w:b/>
+          <w:lang w:val="en_US" w:bidi="en_US"/>
+        </w:rPr>
+        <w:t>evangelist</w:t>
+      </w:r>
+      <w:r>
+        <w:rPr>
+          <w:lang w:val="en_US" w:bidi="en_US"/>
+        </w:rPr>
+        <w:t xml:space="preserve"> is someone who tells other people the good news about Jesus.</w:t>
+      </w:r>
+    </w:p>
+    <w:p>
+      <w:pPr/>
+      <w:r>
+        <w:rPr>
+          <w:lang w:val="en_US" w:bidi="en_US"/>
+        </w:rPr>
+      </w:r>
+      <w:r>
+        <w:rPr>
+          <w:lang w:val="en_US" w:bidi="en_US"/>
+        </w:rPr>
+        <w:t xml:space="preserve">Stop here and discuss as a group what word or phrase you will use for </w:t>
+      </w:r>
+      <w:r>
+        <w:rPr>
+          <w:b/>
+          <w:lang w:val="en_US" w:bidi="en_US"/>
+        </w:rPr>
+        <w:t>evangelist</w:t>
+      </w:r>
+      <w:r>
+        <w:rPr>
+          <w:lang w:val="en_US" w:bidi="en_US"/>
+        </w:rPr>
+        <w:t xml:space="preserve">. For more information on </w:t>
+      </w:r>
+      <w:hyperlink r:id="rId132">
+        <w:r>
+          <w:rPr>
+            <w:lang w:val="en_US" w:bidi="en_US"/>
+          </w:rPr>
+          <w:rPr>
+            <w:color w:val="0000EE"/>
+            <w:u w:val="single"/>
+          </w:rPr>
+          <w:t>evangelist</w:t>
+        </w:r>
+      </w:hyperlink>
       <w:r>
         <w:rPr>
           <w:lang w:val="en_US" w:bidi="en_US"/>
@@ -25849,456 +27002,251 @@
         <w:rPr>
           <w:lang w:val="en_US" w:bidi="en_US"/>
         </w:rPr>
-        <w:t xml:space="preserve">Paul says that Christ gave the gifts or abilities for believers to be </w:t>
+        <w:t xml:space="preserve">A </w:t>
       </w:r>
       <w:r>
         <w:rPr>
           <w:b/>
           <w:lang w:val="en_US" w:bidi="en_US"/>
         </w:rPr>
-        <w:t>apostles</w:t>
-      </w:r>
-      <w:r>
-        <w:rPr>
-          <w:lang w:val="en_US" w:bidi="en_US"/>
-        </w:rPr>
-        <w:t xml:space="preserve">, </w:t>
+        <w:t>pastor</w:t>
+      </w:r>
+      <w:r>
+        <w:rPr>
+          <w:lang w:val="en_US" w:bidi="en_US"/>
+        </w:rPr>
+        <w:t xml:space="preserve"> is like someone who takes care of sheep, making sure they are safe and cared for. In the church, a pastor cares for the other believers' needs, often through teaching spiritual truth, like the teachers do. A </w:t>
       </w:r>
       <w:r>
         <w:rPr>
           <w:b/>
           <w:lang w:val="en_US" w:bidi="en_US"/>
         </w:rPr>
-        <w:t>prophets</w:t>
-      </w:r>
-      <w:r>
-        <w:rPr>
-          <w:lang w:val="en_US" w:bidi="en_US"/>
-        </w:rPr>
-        <w:t xml:space="preserve">, </w:t>
+        <w:t>teacher</w:t>
+      </w:r>
+      <w:r>
+        <w:rPr>
+          <w:lang w:val="en_US" w:bidi="en_US"/>
+        </w:rPr>
+        <w:t xml:space="preserve"> in the Bible is always a religious teacher, someone who explains the Scriptures to people. Paul probably lists the pastors and teachers together, since all pastors were teachers of spiritual truth, though not all teachers were pastors and took care of people.</w:t>
+      </w:r>
+    </w:p>
+    <w:p>
+      <w:pPr/>
+      <w:r>
+        <w:rPr>
+          <w:lang w:val="en_US" w:bidi="en_US"/>
+        </w:rPr>
+      </w:r>
+      <w:r>
+        <w:rPr>
+          <w:lang w:val="en_US" w:bidi="en_US"/>
+        </w:rPr>
+        <w:t xml:space="preserve">Stop here and discuss as a group what words or phrases you will use for </w:t>
       </w:r>
       <w:r>
         <w:rPr>
           <w:b/>
           <w:lang w:val="en_US" w:bidi="en_US"/>
         </w:rPr>
-        <w:t>evangelists</w:t>
-      </w:r>
-      <w:r>
-        <w:rPr>
-          <w:lang w:val="en_US" w:bidi="en_US"/>
-        </w:rPr>
-        <w:t xml:space="preserve">, </w:t>
+        <w:t>pastor</w:t>
+      </w:r>
+      <w:r>
+        <w:rPr>
+          <w:lang w:val="en_US" w:bidi="en_US"/>
+        </w:rPr>
+        <w:t xml:space="preserve"> and </w:t>
       </w:r>
       <w:r>
         <w:rPr>
           <w:b/>
           <w:lang w:val="en_US" w:bidi="en_US"/>
         </w:rPr>
-        <w:t>pastors</w:t>
-      </w:r>
-      <w:r>
-        <w:rPr>
-          <w:lang w:val="en_US" w:bidi="en_US"/>
-        </w:rPr>
-        <w:t xml:space="preserve">, and </w:t>
+        <w:t>teacher</w:t>
+      </w:r>
+      <w:r>
+        <w:rPr>
+          <w:lang w:val="en_US" w:bidi="en_US"/>
+        </w:rPr>
+        <w:t xml:space="preserve">. For more information on </w:t>
+      </w:r>
+      <w:hyperlink r:id="rId133">
+        <w:r>
+          <w:rPr>
+            <w:lang w:val="en_US" w:bidi="en_US"/>
+          </w:rPr>
+          <w:rPr>
+            <w:color w:val="0000EE"/>
+            <w:u w:val="single"/>
+          </w:rPr>
+          <w:t>teacher</w:t>
+        </w:r>
+      </w:hyperlink>
+      <w:r>
+        <w:rPr>
+          <w:lang w:val="en_US" w:bidi="en_US"/>
+        </w:rPr>
+        <w:t>, refer to the Master Glossary. If you have already translated these words in another book of the Bible, use the same words that you have used there. Pause this audio here.</w:t>
+      </w:r>
+    </w:p>
+    <w:p>
+      <w:pPr/>
+      <w:r>
+        <w:rPr>
+          <w:lang w:val="en_US" w:bidi="en_US"/>
+        </w:rPr>
+      </w:r>
+      <w:r>
+        <w:rPr>
+          <w:lang w:val="en_US" w:bidi="en_US"/>
+        </w:rPr>
+        <w:t xml:space="preserve">These leaders should equip, or prepare the </w:t>
       </w:r>
       <w:r>
         <w:rPr>
           <w:b/>
           <w:lang w:val="en_US" w:bidi="en_US"/>
         </w:rPr>
-        <w:t>teachers</w:t>
-      </w:r>
-      <w:r>
-        <w:rPr>
-          <w:lang w:val="en_US" w:bidi="en_US"/>
-        </w:rPr>
-        <w:t>.</w:t>
-      </w:r>
-    </w:p>
-    <w:p>
-      <w:pPr/>
-      <w:r>
-        <w:rPr>
-          <w:lang w:val="en_US" w:bidi="en_US"/>
-        </w:rPr>
-      </w:r>
-      <w:r>
-        <w:rPr>
-          <w:lang w:val="en_US" w:bidi="en_US"/>
-        </w:rPr>
-        <w:t xml:space="preserve">An </w:t>
+        <w:t>body</w:t>
+      </w:r>
+      <w:r>
+        <w:rPr>
+          <w:lang w:val="en_US" w:bidi="en_US"/>
+        </w:rPr>
+        <w:t>, which is another word for the group of people who believe in Jesus. Paul calls the believers the "body of Christ," since like a body, there are many members with different roles, but they are all connected and do Christ's work on earth. Use the same word or phrase for body as you used in previous passages.</w:t>
+      </w:r>
+    </w:p>
+    <w:p>
+      <w:pPr/>
+      <w:r>
+        <w:rPr>
+          <w:lang w:val="en_US" w:bidi="en_US"/>
+        </w:rPr>
+      </w:r>
+      <w:r>
+        <w:rPr>
+          <w:lang w:val="en_US" w:bidi="en_US"/>
+        </w:rPr>
+        <w:t xml:space="preserve">This will continue until the believers become </w:t>
       </w:r>
       <w:r>
         <w:rPr>
           <w:b/>
           <w:lang w:val="en_US" w:bidi="en_US"/>
         </w:rPr>
-        <w:t>apostle</w:t>
-      </w:r>
-      <w:r>
-        <w:rPr>
-          <w:lang w:val="en_US" w:bidi="en_US"/>
-        </w:rPr>
-        <w:t xml:space="preserve"> is someone who is a witness to other people that Jesus really had risen from the dead. Although in Paul's time there were still some apostles who had seen Jesus, today the church still has people who do work like the apostles did. An apostle preaches the gospel to all people and establishes churches. Apostles have authority from God to make decisions about spiritual matters. For more information on </w:t>
-      </w:r>
-      <w:r>
-        <w:rPr>
-          <w:lang w:val="en_US" w:bidi="en_US"/>
-        </w:rPr>
-        <w:t>apostle</w:t>
-      </w:r>
-      <w:r>
-        <w:rPr>
-          <w:lang w:val="en_US" w:bidi="en_US"/>
-        </w:rPr>
-        <w:t>, refer to the Master Glossary. Use the same word for apostle as you have in previous passages.</w:t>
-      </w:r>
-    </w:p>
-    <w:p>
-      <w:pPr/>
-      <w:r>
-        <w:rPr>
-          <w:lang w:val="en_US" w:bidi="en_US"/>
-        </w:rPr>
-      </w:r>
-      <w:r>
-        <w:rPr>
-          <w:lang w:val="en_US" w:bidi="en_US"/>
-        </w:rPr>
-        <w:t xml:space="preserve">A </w:t>
+        <w:t>unified</w:t>
+      </w:r>
+      <w:r>
+        <w:rPr>
+          <w:lang w:val="en_US" w:bidi="en_US"/>
+        </w:rPr>
+        <w:t xml:space="preserve"> in their faith. To be united means to work together for a common purpose. United people agree on what the purpose is and work together without fighting. Use the same word or phrase for unity as you used in previous passages.</w:t>
+      </w:r>
+    </w:p>
+    <w:p>
+      <w:pPr/>
+      <w:r>
+        <w:rPr>
+          <w:lang w:val="en_US" w:bidi="en_US"/>
+        </w:rPr>
       </w:r>
       <w:r>
         <w:rPr>
           <w:b/>
           <w:lang w:val="en_US" w:bidi="en_US"/>
         </w:rPr>
-        <w:t>prophet</w:t>
-      </w:r>
-      <w:r>
-        <w:rPr>
-          <w:lang w:val="en_US" w:bidi="en_US"/>
-        </w:rPr>
-        <w:t xml:space="preserve"> is a person who gives messages from God to the people. For more information on </w:t>
-      </w:r>
-      <w:r>
-        <w:rPr>
-          <w:lang w:val="en_US" w:bidi="en_US"/>
-        </w:rPr>
-        <w:t>prophet</w:t>
-      </w:r>
-      <w:r>
-        <w:rPr>
-          <w:lang w:val="en_US" w:bidi="en_US"/>
-        </w:rPr>
-        <w:t>, refer to the Master Glossary. Use the same word for prophet as you have in previous passages.</w:t>
-      </w:r>
-    </w:p>
-    <w:p>
-      <w:pPr/>
-      <w:r>
-        <w:rPr>
-          <w:lang w:val="en_US" w:bidi="en_US"/>
-        </w:rPr>
-      </w:r>
-      <w:r>
-        <w:rPr>
-          <w:lang w:val="en_US" w:bidi="en_US"/>
-        </w:rPr>
-        <w:t xml:space="preserve">An </w:t>
+        <w:t>Faith</w:t>
+      </w:r>
+      <w:r>
+        <w:rPr>
+          <w:lang w:val="en_US" w:bidi="en_US"/>
+        </w:rPr>
+        <w:t xml:space="preserve"> means to rely on someone, to trust and believe that what that person says is true. The specific faith that Paul is talking about is when someone believes in Jesus. That person believes that Jesus is the son of God and trusts that he has died for their sins and that God has forgiven and accepted them. As a result, the person is committed to doing everything that Jesus has commanded. For more information on </w:t>
+      </w:r>
+      <w:hyperlink r:id="rId53">
+        <w:r>
+          <w:rPr>
+            <w:lang w:val="en_US" w:bidi="en_US"/>
+          </w:rPr>
+          <w:rPr>
+            <w:color w:val="0000EE"/>
+            <w:u w:val="single"/>
+          </w:rPr>
+          <w:t>faith</w:t>
+        </w:r>
+      </w:hyperlink>
+      <w:r>
+        <w:rPr>
+          <w:lang w:val="en_US" w:bidi="en_US"/>
+        </w:rPr>
+        <w:t>, refer to the Master Glossary. Use the same word or phrase for faith as you used in previous passages.</w:t>
+      </w:r>
+    </w:p>
+    <w:p>
+      <w:pPr/>
+      <w:r>
+        <w:rPr>
+          <w:lang w:val="en_US" w:bidi="en_US"/>
+        </w:rPr>
+      </w:r>
+      <w:r>
+        <w:rPr>
+          <w:lang w:val="en_US" w:bidi="en_US"/>
+        </w:rPr>
+        <w:t xml:space="preserve">This will also continue until the believers unify in their knowledge of the </w:t>
       </w:r>
       <w:r>
         <w:rPr>
           <w:b/>
           <w:lang w:val="en_US" w:bidi="en_US"/>
         </w:rPr>
-        <w:t>evangelist</w:t>
-      </w:r>
-      <w:r>
-        <w:rPr>
-          <w:lang w:val="en_US" w:bidi="en_US"/>
-        </w:rPr>
-        <w:t xml:space="preserve"> is someone who tells other people the good news about Jesus.</w:t>
-      </w:r>
-    </w:p>
-    <w:p>
-      <w:pPr/>
-      <w:r>
-        <w:rPr>
-          <w:lang w:val="en_US" w:bidi="en_US"/>
-        </w:rPr>
-      </w:r>
-      <w:r>
-        <w:rPr>
-          <w:lang w:val="en_US" w:bidi="en_US"/>
-        </w:rPr>
-        <w:t xml:space="preserve">Stop here and discuss as a group what word or phrase you will use for </w:t>
+        <w:t>Son of God</w:t>
+      </w:r>
+      <w:r>
+        <w:rPr>
+          <w:lang w:val="en_US" w:bidi="en_US"/>
+        </w:rPr>
+        <w:t>. The Son of God is a title for Jesus. Jesus is called the Son of God because he has a special relationship with God the Father—no one else has this same relationship. God and Jesus love each other in the way that a father and a son love each other.</w:t>
+      </w:r>
+    </w:p>
+    <w:p>
+      <w:pPr/>
+      <w:r>
+        <w:rPr>
+          <w:lang w:val="en_US" w:bidi="en_US"/>
+        </w:rPr>
+      </w:r>
+      <w:r>
+        <w:rPr>
+          <w:lang w:val="en_US" w:bidi="en_US"/>
+        </w:rPr>
+        <w:t xml:space="preserve">Stop here and review the phrase you have used for </w:t>
       </w:r>
       <w:r>
         <w:rPr>
           <w:b/>
           <w:lang w:val="en_US" w:bidi="en_US"/>
         </w:rPr>
-        <w:t>evangelist</w:t>
-      </w:r>
-      <w:r>
-        <w:rPr>
-          <w:lang w:val="en_US" w:bidi="en_US"/>
-        </w:rPr>
-        <w:t xml:space="preserve">. For more information on </w:t>
-      </w:r>
-      <w:r>
-        <w:rPr>
-          <w:lang w:val="en_US" w:bidi="en_US"/>
-        </w:rPr>
-        <w:t>evangelist</w:t>
-      </w:r>
-      <w:r>
-        <w:rPr>
-          <w:lang w:val="en_US" w:bidi="en_US"/>
-        </w:rPr>
-        <w:t>, refer to the Master Glossary. If you have already translated this word in another book of the Bible, use the same word that you have used there. Pause this audio here.</w:t>
-      </w:r>
-    </w:p>
-    <w:p>
-      <w:pPr/>
-      <w:r>
-        <w:rPr>
-          <w:lang w:val="en_US" w:bidi="en_US"/>
-        </w:rPr>
-      </w:r>
-      <w:r>
-        <w:rPr>
-          <w:lang w:val="en_US" w:bidi="en_US"/>
-        </w:rPr>
-        <w:t xml:space="preserve">A </w:t>
-      </w:r>
-      <w:r>
-        <w:rPr>
-          <w:b/>
-          <w:lang w:val="en_US" w:bidi="en_US"/>
-        </w:rPr>
-        <w:t>pastor</w:t>
-      </w:r>
-      <w:r>
-        <w:rPr>
-          <w:lang w:val="en_US" w:bidi="en_US"/>
-        </w:rPr>
-        <w:t xml:space="preserve"> is like someone who takes care of sheep, making sure they are safe and cared for. In the church, a pastor cares for the other believers' needs, often through teaching spiritual truth, like the teachers do. A </w:t>
-      </w:r>
-      <w:r>
-        <w:rPr>
-          <w:b/>
-          <w:lang w:val="en_US" w:bidi="en_US"/>
-        </w:rPr>
-        <w:t>teacher</w:t>
-      </w:r>
-      <w:r>
-        <w:rPr>
-          <w:lang w:val="en_US" w:bidi="en_US"/>
-        </w:rPr>
-        <w:t xml:space="preserve"> in the Bible is always a religious teacher, someone who explains the Scriptures to people. Paul probably lists the pastors and teachers together, since all pastors were teachers of spiritual truth, though not all teachers were pastors and took care of people.</w:t>
-      </w:r>
-    </w:p>
-    <w:p>
-      <w:pPr/>
-      <w:r>
-        <w:rPr>
-          <w:lang w:val="en_US" w:bidi="en_US"/>
-        </w:rPr>
-      </w:r>
-      <w:r>
-        <w:rPr>
-          <w:lang w:val="en_US" w:bidi="en_US"/>
-        </w:rPr>
-        <w:t xml:space="preserve">Stop here and discuss as a group what words or phrases you will use for </w:t>
-      </w:r>
-      <w:r>
-        <w:rPr>
-          <w:b/>
-          <w:lang w:val="en_US" w:bidi="en_US"/>
-        </w:rPr>
-        <w:t>pastor</w:t>
-      </w:r>
-      <w:r>
-        <w:rPr>
-          <w:lang w:val="en_US" w:bidi="en_US"/>
-        </w:rPr>
-        <w:t xml:space="preserve"> and </w:t>
-      </w:r>
-      <w:r>
-        <w:rPr>
-          <w:b/>
-          <w:lang w:val="en_US" w:bidi="en_US"/>
-        </w:rPr>
-        <w:t>teacher</w:t>
-      </w:r>
-      <w:r>
-        <w:rPr>
-          <w:lang w:val="en_US" w:bidi="en_US"/>
-        </w:rPr>
-        <w:t xml:space="preserve">. For more information on </w:t>
-      </w:r>
-      <w:r>
-        <w:rPr>
-          <w:lang w:val="en_US" w:bidi="en_US"/>
-        </w:rPr>
-        <w:t>teacher</w:t>
-      </w:r>
-      <w:r>
-        <w:rPr>
-          <w:lang w:val="en_US" w:bidi="en_US"/>
-        </w:rPr>
-        <w:t>, refer to the Master Glossary. If you have already translated these words in another book of the Bible, use the same words that you have used there. Pause this audio here.</w:t>
-      </w:r>
-    </w:p>
-    <w:p>
-      <w:pPr/>
-      <w:r>
-        <w:rPr>
-          <w:lang w:val="en_US" w:bidi="en_US"/>
-        </w:rPr>
-      </w:r>
-      <w:r>
-        <w:rPr>
-          <w:lang w:val="en_US" w:bidi="en_US"/>
-        </w:rPr>
-        <w:t xml:space="preserve">These leaders should equip, or prepare the </w:t>
-      </w:r>
-      <w:r>
-        <w:rPr>
-          <w:b/>
-          <w:lang w:val="en_US" w:bidi="en_US"/>
-        </w:rPr>
-        <w:t>body</w:t>
-      </w:r>
-      <w:r>
-        <w:rPr>
-          <w:lang w:val="en_US" w:bidi="en_US"/>
-        </w:rPr>
-        <w:t>, which is another word for the group of people who believe in Jesus. Paul calls the believers the "body of Christ," since like a body, there are many members with different roles, but they are all connected and do Christ's work on earth. Use the same word or phrase for body as you used in previous passages.</w:t>
-      </w:r>
-    </w:p>
-    <w:p>
-      <w:pPr/>
-      <w:r>
-        <w:rPr>
-          <w:lang w:val="en_US" w:bidi="en_US"/>
-        </w:rPr>
-      </w:r>
-      <w:r>
-        <w:rPr>
-          <w:lang w:val="en_US" w:bidi="en_US"/>
-        </w:rPr>
-        <w:t xml:space="preserve">This will continue until the believers become </w:t>
-      </w:r>
-      <w:r>
-        <w:rPr>
-          <w:b/>
-          <w:lang w:val="en_US" w:bidi="en_US"/>
-        </w:rPr>
-        <w:t>unified</w:t>
-      </w:r>
-      <w:r>
-        <w:rPr>
-          <w:lang w:val="en_US" w:bidi="en_US"/>
-        </w:rPr>
-        <w:t xml:space="preserve"> in their faith. To be united means to work together for a common purpose. United people agree on what the purpose is and work together without fighting. Use the same word or phrase for unity as you used in previous passages.</w:t>
-      </w:r>
-    </w:p>
-    <w:p>
-      <w:pPr/>
-      <w:r>
-        <w:rPr>
-          <w:lang w:val="en_US" w:bidi="en_US"/>
-        </w:rPr>
-      </w:r>
-      <w:r>
-        <w:rPr>
-          <w:b/>
-          <w:lang w:val="en_US" w:bidi="en_US"/>
-        </w:rPr>
-        <w:t>Faith</w:t>
-      </w:r>
-      <w:r>
-        <w:rPr>
-          <w:lang w:val="en_US" w:bidi="en_US"/>
-        </w:rPr>
-        <w:t xml:space="preserve"> means to rely on someone, to trust and believe that what that person says is true. The specific faith that Paul is talking about is when someone believes in Jesus. That person believes that Jesus is the son of God and trusts that he has died for their sins and that God has forgiven and accepted them. As a result, the person is committed to doing everything that Jesus has commanded. For more information on </w:t>
-      </w:r>
-      <w:r>
-        <w:rPr>
-          <w:lang w:val="en_US" w:bidi="en_US"/>
-        </w:rPr>
-        <w:t>faith</w:t>
-      </w:r>
-      <w:r>
-        <w:rPr>
-          <w:lang w:val="en_US" w:bidi="en_US"/>
-        </w:rPr>
-        <w:t>, refer to the Master Glossary. Use the same word or phrase for faith as you used in previous passages.</w:t>
-      </w:r>
-    </w:p>
-    <w:p>
-      <w:pPr/>
-      <w:r>
-        <w:rPr>
-          <w:lang w:val="en_US" w:bidi="en_US"/>
-        </w:rPr>
-      </w:r>
-      <w:r>
-        <w:rPr>
-          <w:lang w:val="en_US" w:bidi="en_US"/>
-        </w:rPr>
-        <w:t xml:space="preserve">This will also continue until the believers unify in their knowledge of the </w:t>
-      </w:r>
-      <w:r>
-        <w:rPr>
-          <w:b/>
-          <w:lang w:val="en_US" w:bidi="en_US"/>
-        </w:rPr>
         <w:t>Son of God</w:t>
       </w:r>
       <w:r>
         <w:rPr>
           <w:lang w:val="en_US" w:bidi="en_US"/>
         </w:rPr>
-        <w:t>. The Son of God is a title for Jesus. Jesus is called the Son of God because he has a special relationship with God the Father—no one else has this same relationship. God and Jesus love each other in the way that a father and a son love each other.</w:t>
-      </w:r>
-    </w:p>
-    <w:p>
-      <w:pPr/>
-      <w:r>
-        <w:rPr>
-          <w:lang w:val="en_US" w:bidi="en_US"/>
-        </w:rPr>
-      </w:r>
-      <w:r>
-        <w:rPr>
-          <w:lang w:val="en_US" w:bidi="en_US"/>
-        </w:rPr>
-        <w:t xml:space="preserve">Stop here and review the phrase you have used for </w:t>
-      </w:r>
-      <w:r>
-        <w:rPr>
-          <w:b/>
-          <w:lang w:val="en_US" w:bidi="en_US"/>
-        </w:rPr>
-        <w:t>Son of God</w:t>
-      </w:r>
-      <w:r>
-        <w:rPr>
-          <w:lang w:val="en_US" w:bidi="en_US"/>
-        </w:rPr>
         <w:t xml:space="preserve"> in other books of the Bible. For more information on </w:t>
       </w:r>
-      <w:r>
-        <w:rPr>
-          <w:lang w:val="en_US" w:bidi="en_US"/>
-        </w:rPr>
-        <w:t>Son of God</w:t>
-      </w:r>
+      <w:hyperlink r:id="rId134">
+        <w:r>
+          <w:rPr>
+            <w:lang w:val="en_US" w:bidi="en_US"/>
+          </w:rPr>
+          <w:rPr>
+            <w:color w:val="0000EE"/>
+            <w:u w:val="single"/>
+          </w:rPr>
+          <w:t>Son of God</w:t>
+        </w:r>
+      </w:hyperlink>
       <w:r>
         <w:rPr>
           <w:lang w:val="en_US" w:bidi="en_US"/>
@@ -26518,7 +27466,7 @@
           <w:lang w:val="en_US" w:bidi="en_US"/>
         </w:rPr>
       </w:r>
-      <w:hyperlink r:id="rId79">
+      <w:hyperlink r:id="rId135">
         <w:r>
           <w:rPr>
             <w:lang w:val="en_US" w:bidi="en_US"/>
@@ -26553,7 +27501,7 @@
           <w:lang w:val="en_US" w:bidi="en_US"/>
         </w:rPr>
       </w:r>
-      <w:hyperlink r:id="rId80">
+      <w:hyperlink r:id="rId136">
         <w:r>
           <w:rPr>
             <w:lang w:val="en_US" w:bidi="en_US"/>
@@ -26588,7 +27536,7 @@
           <w:lang w:val="en_US" w:bidi="en_US"/>
         </w:rPr>
       </w:r>
-      <w:hyperlink r:id="rId81">
+      <w:hyperlink r:id="rId137">
         <w:r>
           <w:rPr>
             <w:lang w:val="en_US" w:bidi="en_US"/>
@@ -26623,7 +27571,7 @@
           <w:lang w:val="en_US" w:bidi="en_US"/>
         </w:rPr>
       </w:r>
-      <w:hyperlink r:id="rId82">
+      <w:hyperlink r:id="rId138">
         <w:r>
           <w:rPr>
             <w:lang w:val="en_US" w:bidi="en_US"/>
@@ -26658,7 +27606,7 @@
           <w:lang w:val="en_US" w:bidi="en_US"/>
         </w:rPr>
       </w:r>
-      <w:hyperlink r:id="rId83">
+      <w:hyperlink r:id="rId139">
         <w:r>
           <w:rPr>
             <w:lang w:val="en_US" w:bidi="en_US"/>
@@ -26693,7 +27641,7 @@
           <w:lang w:val="en_US" w:bidi="en_US"/>
         </w:rPr>
       </w:r>
-      <w:hyperlink r:id="rId84">
+      <w:hyperlink r:id="rId140">
         <w:r>
           <w:rPr>
             <w:lang w:val="en_US" w:bidi="en_US"/>
@@ -27416,12 +28364,18 @@
         </w:rPr>
         <w:t xml:space="preserve">Stop here and discuss as a group: Describe or show a </w:t>
       </w:r>
-      <w:r>
-        <w:rPr>
-          <w:lang w:val="en_US" w:bidi="en_US"/>
-        </w:rPr>
-        <w:t>callus</w:t>
-      </w:r>
+      <w:hyperlink r:id="rId141">
+        <w:r>
+          <w:rPr>
+            <w:lang w:val="en_US" w:bidi="en_US"/>
+          </w:rPr>
+          <w:rPr>
+            <w:color w:val="0000EE"/>
+            <w:u w:val="single"/>
+          </w:rPr>
+          <w:t>callus</w:t>
+        </w:r>
+      </w:hyperlink>
       <w:r>
         <w:rPr>
           <w:lang w:val="en_US" w:bidi="en_US"/>
@@ -27797,6 +28751,12 @@
         </w:rPr>
         <w:t>Ask the person playing Paul, "What are you feeling or thinking?" The person might answer things like, "It is very important that the believers understand how bad the Gentiles' way of living is!" or "I care for the people who will hear these words and don't want them to live in a way that destroys them. I remember how I used to live before I knew about Jesus and I don't want these people to do the wrong things or feel the way I did," or "I want the believers to understand me, so I will speak as clearly as I can, giving them examples and comparisons."</w:t>
       </w:r>
+      <w:r>
+        <w:rPr>
+          <w:lang w:val="en_US" w:bidi="en_US"/>
+        </w:rPr>
+        <w:t>Continue the drama.</w:t>
+      </w:r>
     </w:p>
     <w:p>
       <w:pPr/>
@@ -27921,12 +28881,18 @@
         </w:rPr>
         <w:t xml:space="preserve"> authority. A lord is a master over other people, who has full authority, so the Israelites used this word for God, because he has authority over the whole world. Paul often called Jesus Lord, so Lord here probably means Jesus. The Lord Jesus has given Paul the authority, or the right to speak about such things, which is why the people should listen to Paul. For more information on </w:t>
       </w:r>
-      <w:r>
-        <w:rPr>
-          <w:lang w:val="en_US" w:bidi="en_US"/>
-        </w:rPr>
-        <w:t>Lord</w:t>
-      </w:r>
+      <w:hyperlink r:id="rId18">
+        <w:r>
+          <w:rPr>
+            <w:lang w:val="en_US" w:bidi="en_US"/>
+          </w:rPr>
+          <w:rPr>
+            <w:color w:val="0000EE"/>
+            <w:u w:val="single"/>
+          </w:rPr>
+          <w:t>Lord</w:t>
+        </w:r>
+      </w:hyperlink>
       <w:r>
         <w:rPr>
           <w:lang w:val="en_US" w:bidi="en_US"/>
@@ -27960,12 +28926,18 @@
         </w:rPr>
         <w:t xml:space="preserve"> do. A Gentile is someone who is not one of God's special people. Before Jesus came to earth, this meant anyone who was not an Israelite, since God chose Israel to be his special people. Over time, the word Gentile began to mean something negative—a bad person, someone that you should stay away from. Now, since anyone who believes in Jesus is one of God's chosen people, Paul uses the word Gentile to mean anyone who is not a believer, who does not live as God says to live. For more information on </w:t>
       </w:r>
-      <w:r>
-        <w:rPr>
-          <w:lang w:val="en_US" w:bidi="en_US"/>
-        </w:rPr>
-        <w:t>Gentile</w:t>
-      </w:r>
+      <w:hyperlink r:id="rId45">
+        <w:r>
+          <w:rPr>
+            <w:lang w:val="en_US" w:bidi="en_US"/>
+          </w:rPr>
+          <w:rPr>
+            <w:color w:val="0000EE"/>
+            <w:u w:val="single"/>
+          </w:rPr>
+          <w:t>Gentile</w:t>
+        </w:r>
+      </w:hyperlink>
       <w:r>
         <w:rPr>
           <w:lang w:val="en_US" w:bidi="en_US"/>
@@ -28026,12 +28998,18 @@
         </w:rPr>
         <w:t xml:space="preserve">. Look up </w:t>
       </w:r>
-      <w:r>
-        <w:rPr>
-          <w:lang w:val="en_US" w:bidi="en_US"/>
-        </w:rPr>
-        <w:t>heart</w:t>
-      </w:r>
+      <w:hyperlink r:id="rId142">
+        <w:r>
+          <w:rPr>
+            <w:lang w:val="en_US" w:bidi="en_US"/>
+          </w:rPr>
+          <w:rPr>
+            <w:color w:val="0000EE"/>
+            <w:u w:val="single"/>
+          </w:rPr>
+          <w:t>heart</w:t>
+        </w:r>
+      </w:hyperlink>
       <w:r>
         <w:rPr>
           <w:lang w:val="en_US" w:bidi="en_US"/>
@@ -28118,12 +29096,18 @@
         </w:rPr>
         <w:t xml:space="preserve">. Paul uses the names Christ and Jesus in this section, but he is referring to the same person. He might have used the personal name Jesus to show that the believers should follow the example that Jesus gave when he was on earth. For more information on </w:t>
       </w:r>
-      <w:r>
-        <w:rPr>
-          <w:lang w:val="en_US" w:bidi="en_US"/>
-        </w:rPr>
-        <w:t>Christ</w:t>
-      </w:r>
+      <w:hyperlink r:id="rId16">
+        <w:r>
+          <w:rPr>
+            <w:lang w:val="en_US" w:bidi="en_US"/>
+          </w:rPr>
+          <w:rPr>
+            <w:color w:val="0000EE"/>
+            <w:u w:val="single"/>
+          </w:rPr>
+          <w:t>Christ</w:t>
+        </w:r>
+      </w:hyperlink>
       <w:r>
         <w:rPr>
           <w:lang w:val="en_US" w:bidi="en_US"/>
@@ -28238,12 +29222,18 @@
         </w:rPr>
         <w:t xml:space="preserve">. Look up </w:t>
       </w:r>
-      <w:r>
-        <w:rPr>
-          <w:lang w:val="en_US" w:bidi="en_US"/>
-        </w:rPr>
-        <w:t>righteousness</w:t>
-      </w:r>
+      <w:hyperlink r:id="rId143">
+        <w:r>
+          <w:rPr>
+            <w:lang w:val="en_US" w:bidi="en_US"/>
+          </w:rPr>
+          <w:rPr>
+            <w:color w:val="0000EE"/>
+            <w:u w:val="single"/>
+          </w:rPr>
+          <w:t>righteousness</w:t>
+        </w:r>
+      </w:hyperlink>
       <w:r>
         <w:rPr>
           <w:lang w:val="en_US" w:bidi="en_US"/>
@@ -28277,12 +29267,18 @@
         </w:rPr>
         <w:t xml:space="preserve">, which means that God is completely pure and morally perfect. Any place, person, or object that is dedicated to God is called holy. That means that the object or person is set apart for God's special purposes. Anyone set apart for God needs to have qualities that are pleasing to God. Therefore, anyone who is holy must show God's character, so holy can mean living in a good, morally pure way. For more information on </w:t>
       </w:r>
-      <w:r>
-        <w:rPr>
-          <w:lang w:val="en_US" w:bidi="en_US"/>
-        </w:rPr>
-        <w:t>holy</w:t>
-      </w:r>
+      <w:hyperlink r:id="rId22">
+        <w:r>
+          <w:rPr>
+            <w:lang w:val="en_US" w:bidi="en_US"/>
+          </w:rPr>
+          <w:rPr>
+            <w:color w:val="0000EE"/>
+            <w:u w:val="single"/>
+          </w:rPr>
+          <w:t>holy</w:t>
+        </w:r>
+      </w:hyperlink>
       <w:r>
         <w:rPr>
           <w:lang w:val="en_US" w:bidi="en_US"/>
@@ -28475,7 +29471,7 @@
           <w:lang w:val="en_US" w:bidi="en_US"/>
         </w:rPr>
       </w:r>
-      <w:hyperlink r:id="rId85">
+      <w:hyperlink r:id="rId144">
         <w:r>
           <w:rPr>
             <w:lang w:val="en_US" w:bidi="en_US"/>
@@ -28510,7 +29506,7 @@
           <w:lang w:val="en_US" w:bidi="en_US"/>
         </w:rPr>
       </w:r>
-      <w:hyperlink r:id="rId86">
+      <w:hyperlink r:id="rId145">
         <w:r>
           <w:rPr>
             <w:lang w:val="en_US" w:bidi="en_US"/>
@@ -28545,7 +29541,7 @@
           <w:lang w:val="en_US" w:bidi="en_US"/>
         </w:rPr>
       </w:r>
-      <w:hyperlink r:id="rId87">
+      <w:hyperlink r:id="rId146">
         <w:r>
           <w:rPr>
             <w:lang w:val="en_US" w:bidi="en_US"/>
@@ -28580,7 +29576,7 @@
           <w:lang w:val="en_US" w:bidi="en_US"/>
         </w:rPr>
       </w:r>
-      <w:hyperlink r:id="rId88">
+      <w:hyperlink r:id="rId147">
         <w:r>
           <w:rPr>
             <w:lang w:val="en_US" w:bidi="en_US"/>
@@ -28615,7 +29611,7 @@
           <w:lang w:val="en_US" w:bidi="en_US"/>
         </w:rPr>
       </w:r>
-      <w:hyperlink r:id="rId89">
+      <w:hyperlink r:id="rId148">
         <w:r>
           <w:rPr>
             <w:lang w:val="en_US" w:bidi="en_US"/>
@@ -28650,7 +29646,7 @@
           <w:lang w:val="en_US" w:bidi="en_US"/>
         </w:rPr>
       </w:r>
-      <w:hyperlink r:id="rId90">
+      <w:hyperlink r:id="rId149">
         <w:r>
           <w:rPr>
             <w:lang w:val="en_US" w:bidi="en_US"/>
@@ -29792,6 +30788,12 @@
         </w:rPr>
         <w:t>Ask the person playing the devil, "What are you feeling or thinking?" The person might answer things like, "I want to cause fights and bitterness in the body of believers so that they will no longer work together well or have joy," or "I like when people hold onto anger, because they do not think as clearly and calmly, so they are more likely to sin," or "I am an enemy to the believers and I want to see them fail, so I will try to cause problems wherever I can."</w:t>
       </w:r>
+      <w:r>
+        <w:rPr>
+          <w:lang w:val="en_US" w:bidi="en_US"/>
+        </w:rPr>
+        <w:t>Continue the drama.</w:t>
+      </w:r>
     </w:p>
     <w:p>
       <w:pPr/>
@@ -29956,12 +30958,18 @@
         </w:rPr>
         <w:t xml:space="preserve">. Look up </w:t>
       </w:r>
-      <w:r>
-        <w:rPr>
-          <w:lang w:val="en_US" w:bidi="en_US"/>
-        </w:rPr>
-        <w:t>neighbor</w:t>
-      </w:r>
+      <w:hyperlink r:id="rId150">
+        <w:r>
+          <w:rPr>
+            <w:lang w:val="en_US" w:bidi="en_US"/>
+          </w:rPr>
+          <w:rPr>
+            <w:color w:val="0000EE"/>
+            <w:u w:val="single"/>
+          </w:rPr>
+          <w:t>neighbor</w:t>
+        </w:r>
+      </w:hyperlink>
       <w:r>
         <w:rPr>
           <w:lang w:val="en_US" w:bidi="en_US"/>
@@ -29995,12 +31003,18 @@
         </w:rPr>
         <w:t xml:space="preserve">. Sin is an act of rebellion against God. God has made good laws, and if people follow these laws, then people will be able to live together in peace. But people are constantly breaking God's laws and when they do, they sin. For more information on </w:t>
       </w:r>
-      <w:r>
-        <w:rPr>
-          <w:lang w:val="en_US" w:bidi="en_US"/>
-        </w:rPr>
-        <w:t>sin</w:t>
-      </w:r>
+      <w:hyperlink r:id="rId33">
+        <w:r>
+          <w:rPr>
+            <w:lang w:val="en_US" w:bidi="en_US"/>
+          </w:rPr>
+          <w:rPr>
+            <w:color w:val="0000EE"/>
+            <w:u w:val="single"/>
+          </w:rPr>
+          <w:t>sin</w:t>
+        </w:r>
+      </w:hyperlink>
       <w:r>
         <w:rPr>
           <w:lang w:val="en_US" w:bidi="en_US"/>
@@ -30061,24 +31075,36 @@
         </w:rPr>
         <w:t xml:space="preserve">. Look up </w:t>
       </w:r>
-      <w:r>
-        <w:rPr>
-          <w:lang w:val="en_US" w:bidi="en_US"/>
-        </w:rPr>
-        <w:t>devil</w:t>
-      </w:r>
+      <w:hyperlink r:id="rId61">
+        <w:r>
+          <w:rPr>
+            <w:lang w:val="en_US" w:bidi="en_US"/>
+          </w:rPr>
+          <w:rPr>
+            <w:color w:val="0000EE"/>
+            <w:u w:val="single"/>
+          </w:rPr>
+          <w:t>devil</w:t>
+        </w:r>
+      </w:hyperlink>
       <w:r>
         <w:rPr>
           <w:lang w:val="en_US" w:bidi="en_US"/>
         </w:rPr>
         <w:t xml:space="preserve"> or </w:t>
       </w:r>
-      <w:r>
-        <w:rPr>
-          <w:lang w:val="en_US" w:bidi="en_US"/>
-        </w:rPr>
-        <w:t>Satan</w:t>
-      </w:r>
+      <w:hyperlink r:id="rId62">
+        <w:r>
+          <w:rPr>
+            <w:lang w:val="en_US" w:bidi="en_US"/>
+          </w:rPr>
+          <w:rPr>
+            <w:color w:val="0000EE"/>
+            <w:u w:val="single"/>
+          </w:rPr>
+          <w:t>Satan</w:t>
+        </w:r>
+      </w:hyperlink>
       <w:r>
         <w:rPr>
           <w:lang w:val="en_US" w:bidi="en_US"/>
@@ -30112,12 +31138,18 @@
         </w:rPr>
         <w:t xml:space="preserve">, who is the Spirit of God. The Holy Spirit is not just a power, but is also a person himself, so he can feel sorrow. For more information on the </w:t>
       </w:r>
-      <w:r>
-        <w:rPr>
-          <w:lang w:val="en_US" w:bidi="en_US"/>
-        </w:rPr>
-        <w:t>Holy Spirit</w:t>
-      </w:r>
+      <w:hyperlink r:id="rId46">
+        <w:r>
+          <w:rPr>
+            <w:lang w:val="en_US" w:bidi="en_US"/>
+          </w:rPr>
+          <w:rPr>
+            <w:color w:val="0000EE"/>
+            <w:u w:val="single"/>
+          </w:rPr>
+          <w:t>Holy Spirit</w:t>
+        </w:r>
+      </w:hyperlink>
       <w:r>
         <w:rPr>
           <w:lang w:val="en_US" w:bidi="en_US"/>
@@ -30190,12 +31222,18 @@
         </w:rPr>
         <w:t xml:space="preserve"> means to set free. The day of redemption, also called the day of the Lord, is a future time when God will completely free believers from sin and the evil of this world. For more information on redemption, refer to </w:t>
       </w:r>
-      <w:r>
-        <w:rPr>
-          <w:lang w:val="en_US" w:bidi="en_US"/>
-        </w:rPr>
-        <w:t>redeem</w:t>
-      </w:r>
+      <w:hyperlink r:id="rId31">
+        <w:r>
+          <w:rPr>
+            <w:lang w:val="en_US" w:bidi="en_US"/>
+          </w:rPr>
+          <w:rPr>
+            <w:color w:val="0000EE"/>
+            <w:u w:val="single"/>
+          </w:rPr>
+          <w:t>redeem</w:t>
+        </w:r>
+      </w:hyperlink>
       <w:r>
         <w:rPr>
           <w:lang w:val="en_US" w:bidi="en_US"/>
@@ -30283,12 +31321,18 @@
         </w:rPr>
         <w:t xml:space="preserve">. Look up </w:t>
       </w:r>
-      <w:r>
-        <w:rPr>
-          <w:lang w:val="en_US" w:bidi="en_US"/>
-        </w:rPr>
-        <w:t>compassion</w:t>
-      </w:r>
+      <w:hyperlink r:id="rId151">
+        <w:r>
+          <w:rPr>
+            <w:lang w:val="en_US" w:bidi="en_US"/>
+          </w:rPr>
+          <w:rPr>
+            <w:color w:val="0000EE"/>
+            <w:u w:val="single"/>
+          </w:rPr>
+          <w:t>compassion</w:t>
+        </w:r>
+      </w:hyperlink>
       <w:r>
         <w:rPr>
           <w:lang w:val="en_US" w:bidi="en_US"/>
@@ -30322,12 +31366,18 @@
         </w:rPr>
         <w:t xml:space="preserve"> each other like God forgave them through Christ's work. When you forgive someone who has done something bad to you, you stop being angry with that person. You no longer want to take revenge or to give punishment. God forgives people through the death of his son Jesus. When people trust in Jesus and believe that Jesus's death has paid God back for their own sins, then God forgives them. God is no longer angry with them. For more information on </w:t>
       </w:r>
-      <w:r>
-        <w:rPr>
-          <w:lang w:val="en_US" w:bidi="en_US"/>
-        </w:rPr>
-        <w:t>forgive</w:t>
-      </w:r>
+      <w:hyperlink r:id="rId32">
+        <w:r>
+          <w:rPr>
+            <w:lang w:val="en_US" w:bidi="en_US"/>
+          </w:rPr>
+          <w:rPr>
+            <w:color w:val="0000EE"/>
+            <w:u w:val="single"/>
+          </w:rPr>
+          <w:t>forgive</w:t>
+        </w:r>
+      </w:hyperlink>
       <w:r>
         <w:rPr>
           <w:lang w:val="en_US" w:bidi="en_US"/>
@@ -30355,12 +31405,18 @@
         </w:rPr>
         <w:t xml:space="preserve"> is the same as the word "Messiah," which refers to the special king and Savior that God had promised to send, who is Jesus. For more information on </w:t>
       </w:r>
-      <w:r>
-        <w:rPr>
-          <w:lang w:val="en_US" w:bidi="en_US"/>
-        </w:rPr>
-        <w:t>Christ</w:t>
-      </w:r>
+      <w:hyperlink r:id="rId16">
+        <w:r>
+          <w:rPr>
+            <w:lang w:val="en_US" w:bidi="en_US"/>
+          </w:rPr>
+          <w:rPr>
+            <w:color w:val="0000EE"/>
+            <w:u w:val="single"/>
+          </w:rPr>
+          <w:t>Christ</w:t>
+        </w:r>
+      </w:hyperlink>
       <w:r>
         <w:rPr>
           <w:lang w:val="en_US" w:bidi="en_US"/>
@@ -30553,7 +31609,7 @@
           <w:lang w:val="en_US" w:bidi="en_US"/>
         </w:rPr>
       </w:r>
-      <w:hyperlink r:id="rId91">
+      <w:hyperlink r:id="rId152">
         <w:r>
           <w:rPr>
             <w:lang w:val="en_US" w:bidi="en_US"/>
@@ -30588,7 +31644,7 @@
           <w:lang w:val="en_US" w:bidi="en_US"/>
         </w:rPr>
       </w:r>
-      <w:hyperlink r:id="rId92">
+      <w:hyperlink r:id="rId153">
         <w:r>
           <w:rPr>
             <w:lang w:val="en_US" w:bidi="en_US"/>
@@ -30623,7 +31679,7 @@
           <w:lang w:val="en_US" w:bidi="en_US"/>
         </w:rPr>
       </w:r>
-      <w:hyperlink r:id="rId93">
+      <w:hyperlink r:id="rId154">
         <w:r>
           <w:rPr>
             <w:lang w:val="en_US" w:bidi="en_US"/>
@@ -30658,7 +31714,7 @@
           <w:lang w:val="en_US" w:bidi="en_US"/>
         </w:rPr>
       </w:r>
-      <w:hyperlink r:id="rId94">
+      <w:hyperlink r:id="rId155">
         <w:r>
           <w:rPr>
             <w:lang w:val="en_US" w:bidi="en_US"/>
@@ -30693,7 +31749,7 @@
           <w:lang w:val="en_US" w:bidi="en_US"/>
         </w:rPr>
       </w:r>
-      <w:hyperlink r:id="rId95">
+      <w:hyperlink r:id="rId156">
         <w:r>
           <w:rPr>
             <w:lang w:val="en_US" w:bidi="en_US"/>
@@ -30728,7 +31784,7 @@
           <w:lang w:val="en_US" w:bidi="en_US"/>
         </w:rPr>
       </w:r>
-      <w:hyperlink r:id="rId96">
+      <w:hyperlink r:id="rId157">
         <w:r>
           <w:rPr>
             <w:lang w:val="en_US" w:bidi="en_US"/>
@@ -31869,6 +32925,12 @@
         </w:rPr>
         <w:t>Ask the people playing the believers, "What are you feeling or thinking?" The person might answer things like, "If we should love like Christ does, we must be willing to give everything, even our lives, to show love for others. This makes me feel nervous, because I don't know how I will be able to do that, but I want to learn how," or "I am comforted by the reminder of how much love Christ has shown to us—that helps encourage me on the days when it is hard to love," or "I am glad we show love to others not in order to earn Christ's love, but because we are following his example of how much love he's already shown us."</w:t>
       </w:r>
+      <w:r>
+        <w:rPr>
+          <w:lang w:val="en_US" w:bidi="en_US"/>
+        </w:rPr>
+        <w:t>Continue the drama.</w:t>
+      </w:r>
     </w:p>
     <w:p>
       <w:pPr/>
@@ -31903,6 +32965,12 @@
         </w:rPr>
         <w:t>Ask the person playing Paul, "What are you feeling or thinking?" The person might answer things like, "I sometimes feel overwhelmed by the way our lives must completely change, but I hope the people understand that these rules are not to make their lives harder, but to help them!" or "I am thankful that God has shown us a better way to live and given us clear instructions, instead of making us figure it out alone," or "I've seen how good it is to be thankful to God and I do thank him regularly, even here in these letters. I am reminded how much he has done for us!"</w:t>
       </w:r>
+      <w:r>
+        <w:rPr>
+          <w:lang w:val="en_US" w:bidi="en_US"/>
+        </w:rPr>
+        <w:t>Continue the drama.</w:t>
+      </w:r>
     </w:p>
     <w:p>
       <w:pPr/>
@@ -32027,12 +33095,18 @@
         </w:rPr>
         <w:t xml:space="preserve"> does. For more information on </w:t>
       </w:r>
-      <w:r>
-        <w:rPr>
-          <w:lang w:val="en_US" w:bidi="en_US"/>
-        </w:rPr>
-        <w:t>Christ</w:t>
-      </w:r>
+      <w:hyperlink r:id="rId16">
+        <w:r>
+          <w:rPr>
+            <w:lang w:val="en_US" w:bidi="en_US"/>
+          </w:rPr>
+          <w:rPr>
+            <w:color w:val="0000EE"/>
+            <w:u w:val="single"/>
+          </w:rPr>
+          <w:t>Christ</w:t>
+        </w:r>
+      </w:hyperlink>
       <w:r>
         <w:rPr>
           <w:lang w:val="en_US" w:bidi="en_US"/>
@@ -32119,24 +33193,36 @@
         </w:rPr>
         <w:t xml:space="preserve">. Look up </w:t>
       </w:r>
-      <w:r>
-        <w:rPr>
-          <w:lang w:val="en_US" w:bidi="en_US"/>
-        </w:rPr>
-        <w:t>sacrifice</w:t>
-      </w:r>
+      <w:hyperlink r:id="rId158">
+        <w:r>
+          <w:rPr>
+            <w:lang w:val="en_US" w:bidi="en_US"/>
+          </w:rPr>
+          <w:rPr>
+            <w:color w:val="0000EE"/>
+            <w:u w:val="single"/>
+          </w:rPr>
+          <w:t>sacrifice</w:t>
+        </w:r>
+      </w:hyperlink>
       <w:r>
         <w:rPr>
           <w:lang w:val="en_US" w:bidi="en_US"/>
         </w:rPr>
         <w:t xml:space="preserve"> and </w:t>
       </w:r>
-      <w:r>
-        <w:rPr>
-          <w:lang w:val="en_US" w:bidi="en_US"/>
-        </w:rPr>
-        <w:t>offering</w:t>
-      </w:r>
+      <w:hyperlink r:id="rId159">
+        <w:r>
+          <w:rPr>
+            <w:lang w:val="en_US" w:bidi="en_US"/>
+          </w:rPr>
+          <w:rPr>
+            <w:color w:val="0000EE"/>
+            <w:u w:val="single"/>
+          </w:rPr>
+          <w:t>offering</w:t>
+        </w:r>
+      </w:hyperlink>
       <w:r>
         <w:rPr>
           <w:lang w:val="en_US" w:bidi="en_US"/>
@@ -32197,12 +33283,18 @@
         </w:rPr>
         <w:t xml:space="preserve">, should not get involved in. For more information on </w:t>
       </w:r>
-      <w:r>
-        <w:rPr>
-          <w:lang w:val="en_US" w:bidi="en_US"/>
-        </w:rPr>
-        <w:t>saints</w:t>
-      </w:r>
+      <w:hyperlink r:id="rId17">
+        <w:r>
+          <w:rPr>
+            <w:lang w:val="en_US" w:bidi="en_US"/>
+          </w:rPr>
+          <w:rPr>
+            <w:color w:val="0000EE"/>
+            <w:u w:val="single"/>
+          </w:rPr>
+          <w:t>saints</w:t>
+        </w:r>
+      </w:hyperlink>
       <w:r>
         <w:rPr>
           <w:lang w:val="en_US" w:bidi="en_US"/>
@@ -32316,12 +33408,18 @@
         </w:rPr>
         <w:t xml:space="preserve">. Look up </w:t>
       </w:r>
-      <w:r>
-        <w:rPr>
-          <w:lang w:val="en_US" w:bidi="en_US"/>
-        </w:rPr>
-        <w:t>idol</w:t>
-      </w:r>
+      <w:hyperlink r:id="rId160">
+        <w:r>
+          <w:rPr>
+            <w:lang w:val="en_US" w:bidi="en_US"/>
+          </w:rPr>
+          <w:rPr>
+            <w:color w:val="0000EE"/>
+            <w:u w:val="single"/>
+          </w:rPr>
+          <w:t>idol</w:t>
+        </w:r>
+      </w:hyperlink>
       <w:r>
         <w:rPr>
           <w:lang w:val="en_US" w:bidi="en_US"/>
@@ -32368,12 +33466,18 @@
         </w:rPr>
         <w:t xml:space="preserve"> receives after someone else dies. Jesus is the heir of all things. Now God, the father, will never die, so this does not mean that Jesus will inherit these things after God dies. When the Bible says that Jesus is the heir, this means that everything rightfully belongs to Jesus. The whole world belongs to Jesus, and the kingdom of God belongs to Jesus. The New Testament also calls the people who believe in Jesus "fellow heirs with Jesus." This inheritance that Paul talks about is Jesus' inheritance, which he shares with all the people who trust in him as Savior. Use the same word for inheritance that you have used in previous passages, and remember that </w:t>
       </w:r>
-      <w:r>
-        <w:rPr>
-          <w:lang w:val="en_US" w:bidi="en_US"/>
-        </w:rPr>
-        <w:t>heir</w:t>
-      </w:r>
+      <w:hyperlink r:id="rId101">
+        <w:r>
+          <w:rPr>
+            <w:lang w:val="en_US" w:bidi="en_US"/>
+          </w:rPr>
+          <w:rPr>
+            <w:color w:val="0000EE"/>
+            <w:u w:val="single"/>
+          </w:rPr>
+          <w:t>heir</w:t>
+        </w:r>
+      </w:hyperlink>
       <w:r>
         <w:rPr>
           <w:lang w:val="en_US" w:bidi="en_US"/>
@@ -32434,12 +33538,18 @@
         </w:rPr>
         <w:t xml:space="preserve">. Look up </w:t>
       </w:r>
-      <w:r>
-        <w:rPr>
-          <w:lang w:val="en_US" w:bidi="en_US"/>
-        </w:rPr>
-        <w:t>kingdom of God</w:t>
-      </w:r>
+      <w:hyperlink r:id="rId161">
+        <w:r>
+          <w:rPr>
+            <w:lang w:val="en_US" w:bidi="en_US"/>
+          </w:rPr>
+          <w:rPr>
+            <w:color w:val="0000EE"/>
+            <w:u w:val="single"/>
+          </w:rPr>
+          <w:t>kingdom of God</w:t>
+        </w:r>
+      </w:hyperlink>
       <w:r>
         <w:rPr>
           <w:lang w:val="en_US" w:bidi="en_US"/>
@@ -32473,12 +33583,18 @@
         </w:rPr>
         <w:t xml:space="preserve"> or great anger, comes on people who disobey God. Use the same word for wrath that you have used in previous passages, and remember that </w:t>
       </w:r>
-      <w:r>
-        <w:rPr>
-          <w:lang w:val="en_US" w:bidi="en_US"/>
-        </w:rPr>
-        <w:t>wrath</w:t>
-      </w:r>
+      <w:hyperlink r:id="rId63">
+        <w:r>
+          <w:rPr>
+            <w:lang w:val="en_US" w:bidi="en_US"/>
+          </w:rPr>
+          <w:rPr>
+            <w:color w:val="0000EE"/>
+            <w:u w:val="single"/>
+          </w:rPr>
+          <w:t>wrath</w:t>
+        </w:r>
+      </w:hyperlink>
       <w:r>
         <w:rPr>
           <w:lang w:val="en_US" w:bidi="en_US"/>
@@ -32671,7 +33787,7 @@
           <w:lang w:val="en_US" w:bidi="en_US"/>
         </w:rPr>
       </w:r>
-      <w:hyperlink r:id="rId97">
+      <w:hyperlink r:id="rId162">
         <w:r>
           <w:rPr>
             <w:lang w:val="en_US" w:bidi="en_US"/>
@@ -32706,7 +33822,7 @@
           <w:lang w:val="en_US" w:bidi="en_US"/>
         </w:rPr>
       </w:r>
-      <w:hyperlink r:id="rId98">
+      <w:hyperlink r:id="rId163">
         <w:r>
           <w:rPr>
             <w:lang w:val="en_US" w:bidi="en_US"/>
@@ -32741,7 +33857,7 @@
           <w:lang w:val="en_US" w:bidi="en_US"/>
         </w:rPr>
       </w:r>
-      <w:hyperlink r:id="rId99">
+      <w:hyperlink r:id="rId164">
         <w:r>
           <w:rPr>
             <w:lang w:val="en_US" w:bidi="en_US"/>
@@ -32776,7 +33892,7 @@
           <w:lang w:val="en_US" w:bidi="en_US"/>
         </w:rPr>
       </w:r>
-      <w:hyperlink r:id="rId100">
+      <w:hyperlink r:id="rId165">
         <w:r>
           <w:rPr>
             <w:lang w:val="en_US" w:bidi="en_US"/>
@@ -32811,7 +33927,7 @@
           <w:lang w:val="en_US" w:bidi="en_US"/>
         </w:rPr>
       </w:r>
-      <w:hyperlink r:id="rId101">
+      <w:hyperlink r:id="rId166">
         <w:r>
           <w:rPr>
             <w:lang w:val="en_US" w:bidi="en_US"/>
@@ -32846,7 +33962,7 @@
           <w:lang w:val="en_US" w:bidi="en_US"/>
         </w:rPr>
       </w:r>
-      <w:hyperlink r:id="rId102">
+      <w:hyperlink r:id="rId167">
         <w:r>
           <w:rPr>
             <w:lang w:val="en_US" w:bidi="en_US"/>
@@ -34064,6 +35180,12 @@
         </w:rPr>
         <w:t>Ask the person playing God, "What are you feeling or thinking?" The person might answer things like, "I want good things for my people, for them to learn the behavior that brings them joy and help them learn more about me," or "I have shown my people the behavior that pleases me in my scriptures and I will help them understand when they hear those words," or "The believers are my people—I protect and care for them and I am the one who brings good to their lives. I don't want them to do things that will hurt them and the people around them."</w:t>
       </w:r>
+      <w:r>
+        <w:rPr>
+          <w:lang w:val="en_US" w:bidi="en_US"/>
+        </w:rPr>
+        <w:t>Continue the drama.</w:t>
+      </w:r>
     </w:p>
     <w:p>
       <w:pPr/>
@@ -34098,6 +35220,12 @@
         </w:rPr>
         <w:t>Ask the person playing the believers, "What are you feeling or thinking?" The person might answer things like, "I feel a little scared to show people that what they are doing does not please God, but I'm going to try to do it anyway because I know unbelievers need Jesus' light," or "This word-picture of light and dark is a good reminder—it would make no sense if believers acted like people who can't see when they actually have the light of Jesus!" or "I am encouraged by the way that Jesus's light is changing me, and when I see unbelievers receive Jesus's light I know they too will see good fruit in their lives soon!"</w:t>
       </w:r>
+      <w:r>
+        <w:rPr>
+          <w:lang w:val="en_US" w:bidi="en_US"/>
+        </w:rPr>
+        <w:t>Continue the drama.</w:t>
+      </w:r>
     </w:p>
     <w:p>
       <w:pPr/>
@@ -34316,12 +35444,18 @@
         </w:rPr>
         <w:t xml:space="preserve">Because the believers are people of light, they should find out what pleases the Lord. Here, Paul is probably referring to God the Father. The writers of the letters often used the phrase "pleasing to the Lord" when talking about God. For more information on </w:t>
       </w:r>
-      <w:r>
-        <w:rPr>
-          <w:lang w:val="en_US" w:bidi="en_US"/>
-        </w:rPr>
-        <w:t>Lord</w:t>
-      </w:r>
+      <w:hyperlink r:id="rId18">
+        <w:r>
+          <w:rPr>
+            <w:lang w:val="en_US" w:bidi="en_US"/>
+          </w:rPr>
+          <w:rPr>
+            <w:color w:val="0000EE"/>
+            <w:u w:val="single"/>
+          </w:rPr>
+          <w:t>Lord</w:t>
+        </w:r>
+      </w:hyperlink>
       <w:r>
         <w:rPr>
           <w:lang w:val="en_US" w:bidi="en_US"/>
@@ -34355,12 +35489,18 @@
         </w:rPr>
         <w:t xml:space="preserve">, and truth. Someone who is righteous trusts in God and has a good relationship with him. This causes them to behave in the right way. Truth here means to live in a way that is honest and sincere. For more information on </w:t>
       </w:r>
-      <w:r>
-        <w:rPr>
-          <w:lang w:val="en_US" w:bidi="en_US"/>
-        </w:rPr>
-        <w:t>righteousness</w:t>
-      </w:r>
+      <w:hyperlink r:id="rId143">
+        <w:r>
+          <w:rPr>
+            <w:lang w:val="en_US" w:bidi="en_US"/>
+          </w:rPr>
+          <w:rPr>
+            <w:color w:val="0000EE"/>
+            <w:u w:val="single"/>
+          </w:rPr>
+          <w:t>righteousness</w:t>
+        </w:r>
+      </w:hyperlink>
       <w:r>
         <w:rPr>
           <w:lang w:val="en_US" w:bidi="en_US"/>
@@ -34394,12 +35534,18 @@
         </w:rPr>
         <w:t xml:space="preserve"> will shine on you." Christ is the same as the word "Messiah," which refers to the special king and Savior that God had promised to send, who is Jesus. For more information on </w:t>
       </w:r>
-      <w:r>
-        <w:rPr>
-          <w:lang w:val="en_US" w:bidi="en_US"/>
-        </w:rPr>
-        <w:t>Christ</w:t>
-      </w:r>
+      <w:hyperlink r:id="rId16">
+        <w:r>
+          <w:rPr>
+            <w:lang w:val="en_US" w:bidi="en_US"/>
+          </w:rPr>
+          <w:rPr>
+            <w:color w:val="0000EE"/>
+            <w:u w:val="single"/>
+          </w:rPr>
+          <w:t>Christ</w:t>
+        </w:r>
+      </w:hyperlink>
       <w:r>
         <w:rPr>
           <w:lang w:val="en_US" w:bidi="en_US"/>
@@ -34592,7 +35738,7 @@
           <w:lang w:val="en_US" w:bidi="en_US"/>
         </w:rPr>
       </w:r>
-      <w:hyperlink r:id="rId103">
+      <w:hyperlink r:id="rId168">
         <w:r>
           <w:rPr>
             <w:lang w:val="en_US" w:bidi="en_US"/>
@@ -34627,7 +35773,7 @@
           <w:lang w:val="en_US" w:bidi="en_US"/>
         </w:rPr>
       </w:r>
-      <w:hyperlink r:id="rId104">
+      <w:hyperlink r:id="rId169">
         <w:r>
           <w:rPr>
             <w:lang w:val="en_US" w:bidi="en_US"/>
@@ -34662,7 +35808,7 @@
           <w:lang w:val="en_US" w:bidi="en_US"/>
         </w:rPr>
       </w:r>
-      <w:hyperlink r:id="rId105">
+      <w:hyperlink r:id="rId170">
         <w:r>
           <w:rPr>
             <w:lang w:val="en_US" w:bidi="en_US"/>
@@ -34697,7 +35843,7 @@
           <w:lang w:val="en_US" w:bidi="en_US"/>
         </w:rPr>
       </w:r>
-      <w:hyperlink r:id="rId106">
+      <w:hyperlink r:id="rId171">
         <w:r>
           <w:rPr>
             <w:lang w:val="en_US" w:bidi="en_US"/>
@@ -34732,7 +35878,7 @@
           <w:lang w:val="en_US" w:bidi="en_US"/>
         </w:rPr>
       </w:r>
-      <w:hyperlink r:id="rId107">
+      <w:hyperlink r:id="rId172">
         <w:r>
           <w:rPr>
             <w:lang w:val="en_US" w:bidi="en_US"/>
@@ -34767,7 +35913,7 @@
           <w:lang w:val="en_US" w:bidi="en_US"/>
         </w:rPr>
       </w:r>
-      <w:hyperlink r:id="rId108">
+      <w:hyperlink r:id="rId173">
         <w:r>
           <w:rPr>
             <w:lang w:val="en_US" w:bidi="en_US"/>
@@ -35908,6 +37054,12 @@
         </w:rPr>
         <w:t>Ask the person playing God the Father, "What are you feeling or thinking?" The person might answer things like, "I feel sad when my people are hurt, and when the devil tricks them into behavior that hurts them, so I want my people to be wise and aware to avoid that," or "I care about all people, even the people who do evil things, so I want my people to tell others about me. That way everyone can experience the joy that comes from knowing me," or "I am not hiding my will from people; instead, I communicate clearly what I want them to do, like through this letter from Paul."</w:t>
       </w:r>
+      <w:r>
+        <w:rPr>
+          <w:lang w:val="en_US" w:bidi="en_US"/>
+        </w:rPr>
+        <w:t>Continue the drama.</w:t>
+      </w:r>
     </w:p>
     <w:p>
       <w:pPr/>
@@ -35942,6 +37094,12 @@
         </w:rPr>
         <w:t>Ask the person playing the Holy Spirit, "What are you feeling or thinking?" The person might answer things like, "It makes me sad when people use things like wine to become drunk and forget their problems for a little while, instead of coming to me for real joy," or "I know God's people need help to live in this new nature and I am glad to show them how!" or "I also know that believers face lots of difficult situations. I want to comfort them by being with them all the time, always ready to help them."</w:t>
       </w:r>
+      <w:r>
+        <w:rPr>
+          <w:lang w:val="en_US" w:bidi="en_US"/>
+        </w:rPr>
+        <w:t>Continue the drama.</w:t>
+      </w:r>
     </w:p>
     <w:p>
       <w:pPr/>
@@ -36093,12 +37251,18 @@
         </w:rPr>
         <w:t xml:space="preserve">. Look up </w:t>
       </w:r>
-      <w:r>
-        <w:rPr>
-          <w:lang w:val="en_US" w:bidi="en_US"/>
-        </w:rPr>
-        <w:t>wisdom</w:t>
-      </w:r>
+      <w:hyperlink r:id="rId34">
+        <w:r>
+          <w:rPr>
+            <w:lang w:val="en_US" w:bidi="en_US"/>
+          </w:rPr>
+          <w:rPr>
+            <w:color w:val="0000EE"/>
+            <w:u w:val="single"/>
+          </w:rPr>
+          <w:t>wisdom</w:t>
+        </w:r>
+      </w:hyperlink>
       <w:r>
         <w:rPr>
           <w:lang w:val="en_US" w:bidi="en_US"/>
@@ -36159,12 +37323,18 @@
         </w:rPr>
         <w:t xml:space="preserve">. Look up </w:t>
       </w:r>
-      <w:r>
-        <w:rPr>
-          <w:lang w:val="en_US" w:bidi="en_US"/>
-        </w:rPr>
-        <w:t>evil</w:t>
-      </w:r>
+      <w:hyperlink r:id="rId174">
+        <w:r>
+          <w:rPr>
+            <w:lang w:val="en_US" w:bidi="en_US"/>
+          </w:rPr>
+          <w:rPr>
+            <w:color w:val="0000EE"/>
+            <w:u w:val="single"/>
+          </w:rPr>
+          <w:t>evil</w:t>
+        </w:r>
+      </w:hyperlink>
       <w:r>
         <w:rPr>
           <w:lang w:val="en_US" w:bidi="en_US"/>
@@ -36198,12 +37368,18 @@
         </w:rPr>
         <w:t xml:space="preserve"> wants them to do. A lord is a master over other people, someone who has full authority, so the Israelites used this word for God, because he has authority over the whole world. Here, Paul is probably referring to God the Father. Writers often used the phrase "pleasing to the Lord" when talking about God the father. Later, when Paul tells the believers to sing to the Lord, he probably means the Lord Jesus. For more information on </w:t>
       </w:r>
-      <w:r>
-        <w:rPr>
-          <w:lang w:val="en_US" w:bidi="en_US"/>
-        </w:rPr>
-        <w:t>Lord</w:t>
-      </w:r>
+      <w:hyperlink r:id="rId18">
+        <w:r>
+          <w:rPr>
+            <w:lang w:val="en_US" w:bidi="en_US"/>
+          </w:rPr>
+          <w:rPr>
+            <w:color w:val="0000EE"/>
+            <w:u w:val="single"/>
+          </w:rPr>
+          <w:t>Lord</w:t>
+        </w:r>
+      </w:hyperlink>
       <w:r>
         <w:rPr>
           <w:lang w:val="en_US" w:bidi="en_US"/>
@@ -36264,12 +37440,18 @@
         </w:rPr>
         <w:t xml:space="preserve">. Look up </w:t>
       </w:r>
-      <w:r>
-        <w:rPr>
-          <w:lang w:val="en_US" w:bidi="en_US"/>
-        </w:rPr>
-        <w:t>wine</w:t>
-      </w:r>
+      <w:hyperlink r:id="rId175">
+        <w:r>
+          <w:rPr>
+            <w:lang w:val="en_US" w:bidi="en_US"/>
+          </w:rPr>
+          <w:rPr>
+            <w:color w:val="0000EE"/>
+            <w:u w:val="single"/>
+          </w:rPr>
+          <w:t>wine</w:t>
+        </w:r>
+      </w:hyperlink>
       <w:r>
         <w:rPr>
           <w:lang w:val="en_US" w:bidi="en_US"/>
@@ -36316,12 +37498,18 @@
         </w:rPr>
         <w:t xml:space="preserve">, the Spirit of God. For more information on Spirit, refer to the </w:t>
       </w:r>
-      <w:r>
-        <w:rPr>
-          <w:lang w:val="en_US" w:bidi="en_US"/>
-        </w:rPr>
-        <w:t>Holy Spirit</w:t>
-      </w:r>
+      <w:hyperlink r:id="rId46">
+        <w:r>
+          <w:rPr>
+            <w:lang w:val="en_US" w:bidi="en_US"/>
+          </w:rPr>
+          <w:rPr>
+            <w:color w:val="0000EE"/>
+            <w:u w:val="single"/>
+          </w:rPr>
+          <w:t>Holy Spirit</w:t>
+        </w:r>
+      </w:hyperlink>
       <w:r>
         <w:rPr>
           <w:lang w:val="en_US" w:bidi="en_US"/>
@@ -36473,12 +37661,18 @@
         </w:rPr>
         <w:t xml:space="preserve">. Look up </w:t>
       </w:r>
-      <w:r>
-        <w:rPr>
-          <w:lang w:val="en_US" w:bidi="en_US"/>
-        </w:rPr>
-        <w:t>hymn</w:t>
-      </w:r>
+      <w:hyperlink r:id="rId176">
+        <w:r>
+          <w:rPr>
+            <w:lang w:val="en_US" w:bidi="en_US"/>
+          </w:rPr>
+          <w:rPr>
+            <w:color w:val="0000EE"/>
+            <w:u w:val="single"/>
+          </w:rPr>
+          <w:t>hymn</w:t>
+        </w:r>
+      </w:hyperlink>
       <w:r>
         <w:rPr>
           <w:lang w:val="en_US" w:bidi="en_US"/>
@@ -36512,12 +37706,18 @@
         </w:rPr>
         <w:t xml:space="preserve"> and to submit to one another in the fear of Christ. For more information on </w:t>
       </w:r>
-      <w:r>
-        <w:rPr>
-          <w:lang w:val="en_US" w:bidi="en_US"/>
-        </w:rPr>
-        <w:t>Christ</w:t>
-      </w:r>
+      <w:hyperlink r:id="rId16">
+        <w:r>
+          <w:rPr>
+            <w:lang w:val="en_US" w:bidi="en_US"/>
+          </w:rPr>
+          <w:rPr>
+            <w:color w:val="0000EE"/>
+            <w:u w:val="single"/>
+          </w:rPr>
+          <w:t>Christ</w:t>
+        </w:r>
+      </w:hyperlink>
       <w:r>
         <w:rPr>
           <w:lang w:val="en_US" w:bidi="en_US"/>
@@ -36632,12 +37832,18 @@
         </w:rPr>
         <w:t xml:space="preserve">. Look up </w:t>
       </w:r>
-      <w:r>
-        <w:rPr>
-          <w:lang w:val="en_US" w:bidi="en_US"/>
-        </w:rPr>
-        <w:t>fear of God</w:t>
-      </w:r>
+      <w:hyperlink r:id="rId177">
+        <w:r>
+          <w:rPr>
+            <w:lang w:val="en_US" w:bidi="en_US"/>
+          </w:rPr>
+          <w:rPr>
+            <w:color w:val="0000EE"/>
+            <w:u w:val="single"/>
+          </w:rPr>
+          <w:t>fear of God</w:t>
+        </w:r>
+      </w:hyperlink>
       <w:r>
         <w:rPr>
           <w:lang w:val="en_US" w:bidi="en_US"/>
@@ -36830,7 +38036,7 @@
           <w:lang w:val="en_US" w:bidi="en_US"/>
         </w:rPr>
       </w:r>
-      <w:hyperlink r:id="rId109">
+      <w:hyperlink r:id="rId178">
         <w:r>
           <w:rPr>
             <w:lang w:val="en_US" w:bidi="en_US"/>
@@ -36865,7 +38071,7 @@
           <w:lang w:val="en_US" w:bidi="en_US"/>
         </w:rPr>
       </w:r>
-      <w:hyperlink r:id="rId110">
+      <w:hyperlink r:id="rId179">
         <w:r>
           <w:rPr>
             <w:lang w:val="en_US" w:bidi="en_US"/>
@@ -36900,7 +38106,7 @@
           <w:lang w:val="en_US" w:bidi="en_US"/>
         </w:rPr>
       </w:r>
-      <w:hyperlink r:id="rId111">
+      <w:hyperlink r:id="rId180">
         <w:r>
           <w:rPr>
             <w:lang w:val="en_US" w:bidi="en_US"/>
@@ -36935,7 +38141,7 @@
           <w:lang w:val="en_US" w:bidi="en_US"/>
         </w:rPr>
       </w:r>
-      <w:hyperlink r:id="rId112">
+      <w:hyperlink r:id="rId181">
         <w:r>
           <w:rPr>
             <w:lang w:val="en_US" w:bidi="en_US"/>
@@ -36970,7 +38176,7 @@
           <w:lang w:val="en_US" w:bidi="en_US"/>
         </w:rPr>
       </w:r>
-      <w:hyperlink r:id="rId113">
+      <w:hyperlink r:id="rId182">
         <w:r>
           <w:rPr>
             <w:lang w:val="en_US" w:bidi="en_US"/>
@@ -37005,7 +38211,7 @@
           <w:lang w:val="en_US" w:bidi="en_US"/>
         </w:rPr>
       </w:r>
-      <w:hyperlink r:id="rId114">
+      <w:hyperlink r:id="rId183">
         <w:r>
           <w:rPr>
             <w:lang w:val="en_US" w:bidi="en_US"/>
@@ -38216,6 +39422,12 @@
         </w:rPr>
         <w:t>Ask the person playing the wife, "What are you feeling or thinking?" The person might answer things like, "I will submit to my husband because we are all supposed to submit to one another. I want to show people how much I love Jesus, and submitting to my husband shows that!" or "Even when it is hard or confusing, I will try to submit to my husband, because of the deep respect I have for Christ and his commands," or "I see the ways that my husband cares for me and tries to honor the Lord, which makes me want to submit to him and follow his lead."</w:t>
       </w:r>
+      <w:r>
+        <w:rPr>
+          <w:lang w:val="en_US" w:bidi="en_US"/>
+        </w:rPr>
+        <w:t>Continue the drama.</w:t>
+      </w:r>
     </w:p>
     <w:p>
       <w:pPr/>
@@ -38250,6 +39462,12 @@
         </w:rPr>
         <w:t>Ask the person playing Christ, "What are you feeling or thinking?" The person might answer things like, "Like a bridegroom rejoices to marry his bride, I feel joy when I save people and bring them into a good relationship with me," or "I know that the believers cannot make themselves clean on their own, but I will gladly clean their sins away and I am able to do it without needing any help," or "Since I love the church, everything I do as the head of the church is to care for them, to make them holy and pure."</w:t>
       </w:r>
+      <w:r>
+        <w:rPr>
+          <w:lang w:val="en_US" w:bidi="en_US"/>
+        </w:rPr>
+        <w:t>Continue the drama.</w:t>
+      </w:r>
     </w:p>
     <w:p>
       <w:pPr/>
@@ -38284,6 +39502,12 @@
         </w:rPr>
         <w:t>Ask the person playing the husband, "What are you feeling or thinking?" The person might answer things like, "I am amazed at this reminder of all that Christ has done for us—it makes me want to follow his good leadership and do what he says," or "Following Christ's example of love will require a lot of work and effort, but I want to try to love my wife just as deeply. I am thankful I have help from God to love her well!" or "I understand that taking care of my wife will help grow our relationship, just like when I take care of my body, I grow, heal, and live well. I look forward to seeing how we are both able to work together and love each other better."</w:t>
       </w:r>
+      <w:r>
+        <w:rPr>
+          <w:lang w:val="en_US" w:bidi="en_US"/>
+        </w:rPr>
+        <w:t>Continue the drama.</w:t>
+      </w:r>
     </w:p>
     <w:p>
       <w:pPr/>
@@ -38421,12 +39645,18 @@
         </w:rPr>
         <w:t xml:space="preserve"> instructions. A lord is a master over other people, who has full authority, so the Israelites used this word for God, because he has authority over the whole world. Lord here probably means Jesus, since Paul continues to refer to Jesus in this section. For more information on </w:t>
       </w:r>
-      <w:r>
-        <w:rPr>
-          <w:lang w:val="en_US" w:bidi="en_US"/>
-        </w:rPr>
-        <w:t>Lord</w:t>
-      </w:r>
+      <w:hyperlink r:id="rId18">
+        <w:r>
+          <w:rPr>
+            <w:lang w:val="en_US" w:bidi="en_US"/>
+          </w:rPr>
+          <w:rPr>
+            <w:color w:val="0000EE"/>
+            <w:u w:val="single"/>
+          </w:rPr>
+          <w:t>Lord</w:t>
+        </w:r>
+      </w:hyperlink>
       <w:r>
         <w:rPr>
           <w:lang w:val="en_US" w:bidi="en_US"/>
@@ -38460,12 +39690,18 @@
         </w:rPr>
         <w:t xml:space="preserve"> is the head of the church. For more information on </w:t>
       </w:r>
-      <w:r>
-        <w:rPr>
-          <w:lang w:val="en_US" w:bidi="en_US"/>
-        </w:rPr>
-        <w:t>Christ</w:t>
-      </w:r>
+      <w:hyperlink r:id="rId16">
+        <w:r>
+          <w:rPr>
+            <w:lang w:val="en_US" w:bidi="en_US"/>
+          </w:rPr>
+          <w:rPr>
+            <w:color w:val="0000EE"/>
+            <w:u w:val="single"/>
+          </w:rPr>
+          <w:t>Christ</w:t>
+        </w:r>
+      </w:hyperlink>
       <w:r>
         <w:rPr>
           <w:lang w:val="en_US" w:bidi="en_US"/>
@@ -38499,12 +39735,18 @@
         </w:rPr>
         <w:t xml:space="preserve"> means a community of people who believe in Jesus. Sometimes people use the word church for a group of believers in one particular place, and sometimes the word means all the people on earth together who believe in Jesus. Here, Paul is talking about all the believers on earth. For more information on </w:t>
       </w:r>
-      <w:r>
-        <w:rPr>
-          <w:lang w:val="en_US" w:bidi="en_US"/>
-        </w:rPr>
-        <w:t>church</w:t>
-      </w:r>
+      <w:hyperlink r:id="rId54">
+        <w:r>
+          <w:rPr>
+            <w:lang w:val="en_US" w:bidi="en_US"/>
+          </w:rPr>
+          <w:rPr>
+            <w:color w:val="0000EE"/>
+            <w:u w:val="single"/>
+          </w:rPr>
+          <w:t>church</w:t>
+        </w:r>
+      </w:hyperlink>
       <w:r>
         <w:rPr>
           <w:lang w:val="en_US" w:bidi="en_US"/>
@@ -38592,12 +39834,18 @@
         </w:rPr>
         <w:t xml:space="preserve">. Look up </w:t>
       </w:r>
-      <w:r>
-        <w:rPr>
-          <w:lang w:val="en_US" w:bidi="en_US"/>
-        </w:rPr>
-        <w:t>Savior</w:t>
-      </w:r>
+      <w:hyperlink r:id="rId184">
+        <w:r>
+          <w:rPr>
+            <w:lang w:val="en_US" w:bidi="en_US"/>
+          </w:rPr>
+          <w:rPr>
+            <w:color w:val="0000EE"/>
+            <w:u w:val="single"/>
+          </w:rPr>
+          <w:t>Savior</w:t>
+        </w:r>
+      </w:hyperlink>
       <w:r>
         <w:rPr>
           <w:lang w:val="en_US" w:bidi="en_US"/>
@@ -38631,12 +39879,18 @@
         </w:rPr>
         <w:t xml:space="preserve">. Any place, person, or object that is dedicated to God is called holy. That means that the object or person is set apart for God's special purposes. When people begin to trust in Jesus and receive the Holy Spirit, they become holy as well. Paul says that Christ presents the church as holy and blameless. Anyone set apart for God needs to have qualities that are pleasing to God. Therefore, anyone who is holy must reflect God's character, so holy can include living in a good, morally pure way. For more information on </w:t>
       </w:r>
-      <w:r>
-        <w:rPr>
-          <w:lang w:val="en_US" w:bidi="en_US"/>
-        </w:rPr>
-        <w:t>holy</w:t>
-      </w:r>
+      <w:hyperlink r:id="rId22">
+        <w:r>
+          <w:rPr>
+            <w:lang w:val="en_US" w:bidi="en_US"/>
+          </w:rPr>
+          <w:rPr>
+            <w:color w:val="0000EE"/>
+            <w:u w:val="single"/>
+          </w:rPr>
+          <w:t>holy</w:t>
+        </w:r>
+      </w:hyperlink>
       <w:r>
         <w:rPr>
           <w:lang w:val="en_US" w:bidi="en_US"/>
@@ -38856,7 +40110,7 @@
           <w:lang w:val="en_US" w:bidi="en_US"/>
         </w:rPr>
       </w:r>
-      <w:hyperlink r:id="rId115">
+      <w:hyperlink r:id="rId185">
         <w:r>
           <w:rPr>
             <w:lang w:val="en_US" w:bidi="en_US"/>
@@ -38891,7 +40145,7 @@
           <w:lang w:val="en_US" w:bidi="en_US"/>
         </w:rPr>
       </w:r>
-      <w:hyperlink r:id="rId116">
+      <w:hyperlink r:id="rId186">
         <w:r>
           <w:rPr>
             <w:lang w:val="en_US" w:bidi="en_US"/>
@@ -38926,7 +40180,7 @@
           <w:lang w:val="en_US" w:bidi="en_US"/>
         </w:rPr>
       </w:r>
-      <w:hyperlink r:id="rId117">
+      <w:hyperlink r:id="rId187">
         <w:r>
           <w:rPr>
             <w:lang w:val="en_US" w:bidi="en_US"/>
@@ -38961,7 +40215,7 @@
           <w:lang w:val="en_US" w:bidi="en_US"/>
         </w:rPr>
       </w:r>
-      <w:hyperlink r:id="rId118">
+      <w:hyperlink r:id="rId188">
         <w:r>
           <w:rPr>
             <w:lang w:val="en_US" w:bidi="en_US"/>
@@ -38996,7 +40250,7 @@
           <w:lang w:val="en_US" w:bidi="en_US"/>
         </w:rPr>
       </w:r>
-      <w:hyperlink r:id="rId119">
+      <w:hyperlink r:id="rId189">
         <w:r>
           <w:rPr>
             <w:lang w:val="en_US" w:bidi="en_US"/>
@@ -39031,7 +40285,7 @@
           <w:lang w:val="en_US" w:bidi="en_US"/>
         </w:rPr>
       </w:r>
-      <w:hyperlink r:id="rId120">
+      <w:hyperlink r:id="rId190">
         <w:r>
           <w:rPr>
             <w:lang w:val="en_US" w:bidi="en_US"/>
@@ -40273,6 +41527,12 @@
         </w:rPr>
         <w:t>Ask the person playing the children, "What are you feeling or thinking?" The person might answer things like, "Sometimes it's hard to obey my parents when I don't understand why they ask me to do certain things. But I belong to the Lord and I want to do what He wants, so I will obey my parents," or "I am encouraged that God promises to give me good things when I respect his command by obeying my parents," or "I'm surprised that Paul is speaking directly to us, even though we are young! I'm so glad that God cares for us and that he shows it by teaching us."</w:t>
       </w:r>
+      <w:r>
+        <w:rPr>
+          <w:lang w:val="en_US" w:bidi="en_US"/>
+        </w:rPr>
+        <w:t>Continue the drama.</w:t>
+      </w:r>
     </w:p>
     <w:p>
       <w:pPr/>
@@ -40307,6 +41567,12 @@
         </w:rPr>
         <w:t>Ask the person playing the fathers, "What are you feeling or thinking?" The person might answer things like, "Sometimes I am not sure how to teach my children well; it is hard when my children do the wrong things. I am thankful that God cares about every aspect of our lives, and shows us how to teach our children," or "I wouldn't want to cause my children to become angry all the time—Paul has just warned us how dangerous that can be! I would rather help my children learn about the Lord," or "I feel reassured and encouraged when the Lord teaches us in a gentle and loving way. It makes sense that I should teach my children in the same way."</w:t>
       </w:r>
+      <w:r>
+        <w:rPr>
+          <w:lang w:val="en_US" w:bidi="en_US"/>
+        </w:rPr>
+        <w:t>Continue the drama.</w:t>
+      </w:r>
     </w:p>
     <w:p>
       <w:pPr/>
@@ -40368,6 +41634,12 @@
           <w:lang w:val="en_US" w:bidi="en_US"/>
         </w:rPr>
         <w:t>Ask the person playing Christ, "What are you feeling or thinking?" The person might answer things like, "I see people's hearts and know how much they need me. Because I love them, I want all people to be my people no matter if they are slaves or free," or "I hate injustice so I will reward everyone for their good works, even if the other people on earth don't," or "I am pleased and rejoice when my people do what pleases God because it is the best way to live."</w:t>
+      </w:r>
+      <w:r>
+        <w:rPr>
+          <w:lang w:val="en_US" w:bidi="en_US"/>
+        </w:rPr>
+        <w:t>Continue the drama.</w:t>
       </w:r>
     </w:p>
     <w:p>
@@ -41203,7 +42475,7 @@
           <w:lang w:val="en_US" w:bidi="en_US"/>
         </w:rPr>
       </w:r>
-      <w:hyperlink r:id="rId121">
+      <w:hyperlink r:id="rId191">
         <w:r>
           <w:rPr>
             <w:lang w:val="en_US" w:bidi="en_US"/>
@@ -41238,7 +42510,7 @@
           <w:lang w:val="en_US" w:bidi="en_US"/>
         </w:rPr>
       </w:r>
-      <w:hyperlink r:id="rId122">
+      <w:hyperlink r:id="rId192">
         <w:r>
           <w:rPr>
             <w:lang w:val="en_US" w:bidi="en_US"/>
@@ -41273,7 +42545,7 @@
           <w:lang w:val="en_US" w:bidi="en_US"/>
         </w:rPr>
       </w:r>
-      <w:hyperlink r:id="rId123">
+      <w:hyperlink r:id="rId193">
         <w:r>
           <w:rPr>
             <w:lang w:val="en_US" w:bidi="en_US"/>
@@ -41308,7 +42580,7 @@
           <w:lang w:val="en_US" w:bidi="en_US"/>
         </w:rPr>
       </w:r>
-      <w:hyperlink r:id="rId124">
+      <w:hyperlink r:id="rId194">
         <w:r>
           <w:rPr>
             <w:lang w:val="en_US" w:bidi="en_US"/>
@@ -41343,7 +42615,7 @@
           <w:lang w:val="en_US" w:bidi="en_US"/>
         </w:rPr>
       </w:r>
-      <w:hyperlink r:id="rId125">
+      <w:hyperlink r:id="rId195">
         <w:r>
           <w:rPr>
             <w:lang w:val="en_US" w:bidi="en_US"/>
@@ -41378,7 +42650,7 @@
           <w:lang w:val="en_US" w:bidi="en_US"/>
         </w:rPr>
       </w:r>
-      <w:hyperlink r:id="rId126">
+      <w:hyperlink r:id="rId196">
         <w:r>
           <w:rPr>
             <w:lang w:val="en_US" w:bidi="en_US"/>
@@ -41738,12 +43010,18 @@
         </w:rPr>
         <w:t xml:space="preserve">Stop here and look at a picture of a </w:t>
       </w:r>
-      <w:r>
-        <w:rPr>
-          <w:lang w:val="en_US" w:bidi="en_US"/>
-        </w:rPr>
-        <w:t>Roman soldier's belt</w:t>
-      </w:r>
+      <w:hyperlink r:id="rId197">
+        <w:r>
+          <w:rPr>
+            <w:lang w:val="en_US" w:bidi="en_US"/>
+          </w:rPr>
+          <w:rPr>
+            <w:color w:val="0000EE"/>
+            <w:u w:val="single"/>
+          </w:rPr>
+          <w:t>Roman soldier's belt</w:t>
+        </w:r>
+      </w:hyperlink>
       <w:r>
         <w:rPr>
           <w:lang w:val="en_US" w:bidi="en_US"/>
@@ -41778,12 +43056,18 @@
         </w:rPr>
         <w:t xml:space="preserve">Stop here and look at a picture of a </w:t>
       </w:r>
-      <w:r>
-        <w:rPr>
-          <w:lang w:val="en_US" w:bidi="en_US"/>
-        </w:rPr>
-        <w:t>Roman soldier's breastplate</w:t>
-      </w:r>
+      <w:hyperlink r:id="rId198">
+        <w:r>
+          <w:rPr>
+            <w:lang w:val="en_US" w:bidi="en_US"/>
+          </w:rPr>
+          <w:rPr>
+            <w:color w:val="0000EE"/>
+            <w:u w:val="single"/>
+          </w:rPr>
+          <w:t>Roman soldier's breastplate</w:t>
+        </w:r>
+      </w:hyperlink>
       <w:r>
         <w:rPr>
           <w:lang w:val="en_US" w:bidi="en_US"/>
@@ -41818,12 +43102,18 @@
         </w:rPr>
         <w:t xml:space="preserve">Stop here and look at a picture of a </w:t>
       </w:r>
-      <w:r>
-        <w:rPr>
-          <w:lang w:val="en_US" w:bidi="en_US"/>
-        </w:rPr>
-        <w:t>Roman soldier's shoes</w:t>
-      </w:r>
+      <w:hyperlink r:id="rId199">
+        <w:r>
+          <w:rPr>
+            <w:lang w:val="en_US" w:bidi="en_US"/>
+          </w:rPr>
+          <w:rPr>
+            <w:color w:val="0000EE"/>
+            <w:u w:val="single"/>
+          </w:rPr>
+          <w:t>Roman soldier's shoes</w:t>
+        </w:r>
+      </w:hyperlink>
       <w:r>
         <w:rPr>
           <w:lang w:val="en_US" w:bidi="en_US"/>
@@ -41858,24 +43148,36 @@
         </w:rPr>
         <w:t xml:space="preserve">Stop here and look at a picture of a </w:t>
       </w:r>
-      <w:r>
-        <w:rPr>
-          <w:lang w:val="en_US" w:bidi="en_US"/>
-        </w:rPr>
-        <w:t>Roman soldier's shield</w:t>
-      </w:r>
+      <w:hyperlink r:id="rId200">
+        <w:r>
+          <w:rPr>
+            <w:lang w:val="en_US" w:bidi="en_US"/>
+          </w:rPr>
+          <w:rPr>
+            <w:color w:val="0000EE"/>
+            <w:u w:val="single"/>
+          </w:rPr>
+          <w:t>Roman soldier's shield</w:t>
+        </w:r>
+      </w:hyperlink>
       <w:r>
         <w:rPr>
           <w:lang w:val="en_US" w:bidi="en_US"/>
         </w:rPr>
         <w:t xml:space="preserve"> as a group. Look also at a drawing of an </w:t>
       </w:r>
-      <w:r>
-        <w:rPr>
-          <w:lang w:val="en_US" w:bidi="en_US"/>
-        </w:rPr>
-        <w:t>archer with a bow and arrow</w:t>
-      </w:r>
+      <w:hyperlink r:id="rId201">
+        <w:r>
+          <w:rPr>
+            <w:lang w:val="en_US" w:bidi="en_US"/>
+          </w:rPr>
+          <w:rPr>
+            <w:color w:val="0000EE"/>
+            <w:u w:val="single"/>
+          </w:rPr>
+          <w:t>archer with a bow and arrow</w:t>
+        </w:r>
+      </w:hyperlink>
       <w:r>
         <w:rPr>
           <w:lang w:val="en_US" w:bidi="en_US"/>
@@ -41924,12 +43226,18 @@
         </w:rPr>
         <w:t xml:space="preserve">Stop here and look at a picture of a </w:t>
       </w:r>
-      <w:r>
-        <w:rPr>
-          <w:lang w:val="en_US" w:bidi="en_US"/>
-        </w:rPr>
-        <w:t>Roman soldier's helmet</w:t>
-      </w:r>
+      <w:hyperlink r:id="rId202">
+        <w:r>
+          <w:rPr>
+            <w:lang w:val="en_US" w:bidi="en_US"/>
+          </w:rPr>
+          <w:rPr>
+            <w:color w:val="0000EE"/>
+            <w:u w:val="single"/>
+          </w:rPr>
+          <w:t>Roman soldier's helmet</w:t>
+        </w:r>
+      </w:hyperlink>
       <w:r>
         <w:rPr>
           <w:lang w:val="en_US" w:bidi="en_US"/>
@@ -41964,12 +43272,18 @@
         </w:rPr>
         <w:t xml:space="preserve">Stop here and look at a picture of a </w:t>
       </w:r>
-      <w:r>
-        <w:rPr>
-          <w:lang w:val="en_US" w:bidi="en_US"/>
-        </w:rPr>
-        <w:t>Roman soldier's sword</w:t>
-      </w:r>
+      <w:hyperlink r:id="rId203">
+        <w:r>
+          <w:rPr>
+            <w:lang w:val="en_US" w:bidi="en_US"/>
+          </w:rPr>
+          <w:rPr>
+            <w:color w:val="0000EE"/>
+            <w:u w:val="single"/>
+          </w:rPr>
+          <w:t>Roman soldier's sword</w:t>
+        </w:r>
+      </w:hyperlink>
       <w:r>
         <w:rPr>
           <w:lang w:val="en_US" w:bidi="en_US"/>
@@ -42312,12 +43626,18 @@
         </w:rPr>
         <w:t xml:space="preserve">Stop here and look at a picture of a </w:t>
       </w:r>
-      <w:r>
-        <w:rPr>
-          <w:lang w:val="en_US" w:bidi="en_US"/>
-        </w:rPr>
-        <w:t>Roman soldier</w:t>
-      </w:r>
+      <w:hyperlink r:id="rId204">
+        <w:r>
+          <w:rPr>
+            <w:lang w:val="en_US" w:bidi="en_US"/>
+          </w:rPr>
+          <w:rPr>
+            <w:color w:val="0000EE"/>
+            <w:u w:val="single"/>
+          </w:rPr>
+          <w:t>Roman soldier</w:t>
+        </w:r>
+      </w:hyperlink>
       <w:r>
         <w:rPr>
           <w:lang w:val="en_US" w:bidi="en_US"/>
@@ -42869,6 +44189,12 @@
         </w:rPr>
         <w:t>Ask the person playing Jesus, "What are you feeling or thinking?" The person might answer things like, "I already defeated the devil when I beat him on the cross. I am strong and powerful and I want the believers to use my strength because then they can resist the devil," or "Because I care about all people, it is important for the believers not to hate or try to harm unbelievers. I want those people to stop listening to the devil's schemes and to become believers as well."</w:t>
       </w:r>
+      <w:r>
+        <w:rPr>
+          <w:lang w:val="en_US" w:bidi="en_US"/>
+        </w:rPr>
+        <w:t>Continue the drama.</w:t>
+      </w:r>
     </w:p>
     <w:p>
       <w:pPr/>
@@ -42903,6 +44229,12 @@
         </w:rPr>
         <w:t>Ask the person playing Paul, "What are you feeling or thinking?" The person might answer things like, "I want the believers to understand that it is important that they use the protection God gives them. This is not a calm peaceful time, but a battlefield where they can be hurt!" or "It can be overwhelming to know that we will be in many battles, but it is even more encouraging to know that God gives us what we need to resist the devil. No matter what happens, we know he has already saved us and that the devil will lose," or "I hope the believers understand that they must put on and use the armor God gives them, or they will be like a soldier in a dangerous battle who left his armor at home."</w:t>
       </w:r>
+      <w:r>
+        <w:rPr>
+          <w:lang w:val="en_US" w:bidi="en_US"/>
+        </w:rPr>
+        <w:t>Continue the drama.</w:t>
+      </w:r>
     </w:p>
     <w:p>
       <w:pPr/>
@@ -42937,6 +44269,12 @@
         </w:rPr>
         <w:t>Ask the person playing the believers, "What are you feeling or thinking?" The person might answer things like, "It is amazing how God has given us such good protection like armor to protect us! Like a soldier who wears armor, we will be ready to face any kind of attack from the devil," or "When I see Roman soldiers in their armor, I will think of Paul's words and remember that I must continue to wear God's armor," or "This is a lot of new attitudes and behavior that I will need to learn. I am glad that God is giving me this armor and helping me wear it."</w:t>
       </w:r>
+      <w:r>
+        <w:rPr>
+          <w:lang w:val="en_US" w:bidi="en_US"/>
+        </w:rPr>
+        <w:t>Continue the drama.</w:t>
+      </w:r>
     </w:p>
     <w:p>
       <w:pPr/>
@@ -42971,6 +44309,12 @@
         </w:rPr>
         <w:t>Ask the person playing the Holy Spirit, "What are you feeling or thinking?" The person might answer things like, "I know when people are overwhelmed they cannot think of the words to say. Other times they are busy and don't remember to pray. I will remind them and help them pray, because I want to help them and I know how much they need help," or "I want to help the believers to pray because God comforts them and enjoys speaking with them. I too feel that joy," or "I don't want the believers to be afraid. Even amid all these battles, I will be with the believers, reminding them of the comfort in the scriptures and the resources God gives them."</w:t>
       </w:r>
+      <w:r>
+        <w:rPr>
+          <w:lang w:val="en_US" w:bidi="en_US"/>
+        </w:rPr>
+        <w:t>Continue the drama.</w:t>
+      </w:r>
     </w:p>
     <w:p>
       <w:pPr/>
@@ -43095,12 +44439,18 @@
         </w:rPr>
         <w:t xml:space="preserve">. A lord is a master over other people, who has full authority. Lord here probably means Jesus. For more information on </w:t>
       </w:r>
-      <w:r>
-        <w:rPr>
-          <w:lang w:val="en_US" w:bidi="en_US"/>
-        </w:rPr>
-        <w:t>Lord</w:t>
-      </w:r>
+      <w:hyperlink r:id="rId18">
+        <w:r>
+          <w:rPr>
+            <w:lang w:val="en_US" w:bidi="en_US"/>
+          </w:rPr>
+          <w:rPr>
+            <w:color w:val="0000EE"/>
+            <w:u w:val="single"/>
+          </w:rPr>
+          <w:t>Lord</w:t>
+        </w:r>
+      </w:hyperlink>
       <w:r>
         <w:rPr>
           <w:lang w:val="en_US" w:bidi="en_US"/>
@@ -43148,12 +44498,18 @@
         </w:rPr>
         <w:t xml:space="preserve">Stop here and look at a picture of a </w:t>
       </w:r>
-      <w:r>
-        <w:rPr>
-          <w:lang w:val="en_US" w:bidi="en_US"/>
-        </w:rPr>
-        <w:t>Roman soldier with all his armor</w:t>
-      </w:r>
+      <w:hyperlink r:id="rId204">
+        <w:r>
+          <w:rPr>
+            <w:lang w:val="en_US" w:bidi="en_US"/>
+          </w:rPr>
+          <w:rPr>
+            <w:color w:val="0000EE"/>
+            <w:u w:val="single"/>
+          </w:rPr>
+          <w:t>Roman soldier with all his armor</w:t>
+        </w:r>
+      </w:hyperlink>
       <w:r>
         <w:rPr>
           <w:lang w:val="en_US" w:bidi="en_US"/>
@@ -43187,12 +44543,18 @@
         </w:rPr>
         <w:t xml:space="preserve"> schemes, or evil plans. The devil, also called Satan, is the leader of all evil spirits. Paul also calls him "the evil one" later in this section of his letter. He tries to make people turn away from God by deceiving them. The devil is powerful and dangerous and he is always looking for ways that he can work against God and against God's people. Even though God still allows the devil to use his power for now, when Jesus comes back, Jesus will defeat the devil forever. God will punish the devil and all the evil spirits, and they will never be able to work against God and his people again. For more information on </w:t>
       </w:r>
-      <w:r>
-        <w:rPr>
-          <w:lang w:val="en_US" w:bidi="en_US"/>
-        </w:rPr>
-        <w:t>devil</w:t>
-      </w:r>
+      <w:hyperlink r:id="rId61">
+        <w:r>
+          <w:rPr>
+            <w:lang w:val="en_US" w:bidi="en_US"/>
+          </w:rPr>
+          <w:rPr>
+            <w:color w:val="0000EE"/>
+            <w:u w:val="single"/>
+          </w:rPr>
+          <w:t>devil</w:t>
+        </w:r>
+      </w:hyperlink>
       <w:r>
         <w:rPr>
           <w:lang w:val="en_US" w:bidi="en_US"/>
@@ -43344,24 +44706,36 @@
         </w:rPr>
         <w:t xml:space="preserve">. Look up </w:t>
       </w:r>
-      <w:r>
-        <w:rPr>
-          <w:lang w:val="en_US" w:bidi="en_US"/>
-        </w:rPr>
-        <w:t>demon</w:t>
-      </w:r>
+      <w:hyperlink r:id="rId205">
+        <w:r>
+          <w:rPr>
+            <w:lang w:val="en_US" w:bidi="en_US"/>
+          </w:rPr>
+          <w:rPr>
+            <w:color w:val="0000EE"/>
+            <w:u w:val="single"/>
+          </w:rPr>
+          <w:t>demon</w:t>
+        </w:r>
+      </w:hyperlink>
       <w:r>
         <w:rPr>
           <w:lang w:val="en_US" w:bidi="en_US"/>
         </w:rPr>
         <w:t xml:space="preserve"> and </w:t>
       </w:r>
-      <w:r>
-        <w:rPr>
-          <w:lang w:val="en_US" w:bidi="en_US"/>
-        </w:rPr>
-        <w:t>spirit</w:t>
-      </w:r>
+      <w:hyperlink r:id="rId206">
+        <w:r>
+          <w:rPr>
+            <w:lang w:val="en_US" w:bidi="en_US"/>
+          </w:rPr>
+          <w:rPr>
+            <w:color w:val="0000EE"/>
+            <w:u w:val="single"/>
+          </w:rPr>
+          <w:t>spirit</w:t>
+        </w:r>
+      </w:hyperlink>
       <w:r>
         <w:rPr>
           <w:lang w:val="en_US" w:bidi="en_US"/>
@@ -43389,12 +44763,18 @@
         </w:rPr>
         <w:t xml:space="preserve"> refers to anything that comes against God. It is the opposite of good; evil behavior is a wrong thing to do, or a bad thing. For more information on </w:t>
       </w:r>
-      <w:r>
-        <w:rPr>
-          <w:lang w:val="en_US" w:bidi="en_US"/>
-        </w:rPr>
-        <w:t>evil</w:t>
-      </w:r>
+      <w:hyperlink r:id="rId174">
+        <w:r>
+          <w:rPr>
+            <w:lang w:val="en_US" w:bidi="en_US"/>
+          </w:rPr>
+          <w:rPr>
+            <w:color w:val="0000EE"/>
+            <w:u w:val="single"/>
+          </w:rPr>
+          <w:t>evil</w:t>
+        </w:r>
+      </w:hyperlink>
       <w:r>
         <w:rPr>
           <w:lang w:val="en_US" w:bidi="en_US"/>
@@ -43454,12 +44834,18 @@
         </w:rPr>
         <w:t xml:space="preserve"> sometimes means the visible sky, which is where people believe the spirits live. At the time Paul wrote this letter, people believed that there were many layers or levels to heaven and God lived in the highest layer. In this section of the letter, the heavenly realms do not mean the highest heaven where God is, as God did not send these evil spirits from his heaven. For more information on heavenly places, refer to </w:t>
       </w:r>
-      <w:r>
-        <w:rPr>
-          <w:lang w:val="en_US" w:bidi="en_US"/>
-        </w:rPr>
-        <w:t>heaven</w:t>
-      </w:r>
+      <w:hyperlink r:id="rId21">
+        <w:r>
+          <w:rPr>
+            <w:lang w:val="en_US" w:bidi="en_US"/>
+          </w:rPr>
+          <w:rPr>
+            <w:color w:val="0000EE"/>
+            <w:u w:val="single"/>
+          </w:rPr>
+          <w:t>heaven</w:t>
+        </w:r>
+      </w:hyperlink>
       <w:r>
         <w:rPr>
           <w:lang w:val="en_US" w:bidi="en_US"/>
@@ -43520,12 +44906,18 @@
         </w:rPr>
         <w:t xml:space="preserve">. Look at the picture of the </w:t>
       </w:r>
-      <w:r>
-        <w:rPr>
-          <w:lang w:val="en_US" w:bidi="en_US"/>
-        </w:rPr>
-        <w:t>Roman soldier's breastplate</w:t>
-      </w:r>
+      <w:hyperlink r:id="rId198">
+        <w:r>
+          <w:rPr>
+            <w:lang w:val="en_US" w:bidi="en_US"/>
+          </w:rPr>
+          <w:rPr>
+            <w:color w:val="0000EE"/>
+            <w:u w:val="single"/>
+          </w:rPr>
+          <w:t>Roman soldier's breastplate</w:t>
+        </w:r>
+      </w:hyperlink>
       <w:r>
         <w:rPr>
           <w:lang w:val="en_US" w:bidi="en_US"/>
@@ -43553,12 +44945,18 @@
         </w:rPr>
         <w:t xml:space="preserve"> is behaving in the right way. For more information on </w:t>
       </w:r>
-      <w:r>
-        <w:rPr>
-          <w:lang w:val="en_US" w:bidi="en_US"/>
-        </w:rPr>
-        <w:t>righteousness</w:t>
-      </w:r>
+      <w:hyperlink r:id="rId143">
+        <w:r>
+          <w:rPr>
+            <w:lang w:val="en_US" w:bidi="en_US"/>
+          </w:rPr>
+          <w:rPr>
+            <w:color w:val="0000EE"/>
+            <w:u w:val="single"/>
+          </w:rPr>
+          <w:t>righteousness</w:t>
+        </w:r>
+      </w:hyperlink>
       <w:r>
         <w:rPr>
           <w:lang w:val="en_US" w:bidi="en_US"/>
@@ -43592,12 +44990,18 @@
         </w:rPr>
         <w:t xml:space="preserve"> so that they will be fully prepared. Gospel is a translation of a Greek word that literally means "good news." The good news in the Bible is that God has made a way to save people. When Paul is preaching the "mystery of the gospel," he is telling the people the good news that they can be saved if they trust in Jesus. This truth is difficult to understand, like a mystery, but God has revealed it to believers. For more information on </w:t>
       </w:r>
-      <w:r>
-        <w:rPr>
-          <w:lang w:val="en_US" w:bidi="en_US"/>
-        </w:rPr>
-        <w:t>gospel</w:t>
-      </w:r>
+      <w:hyperlink r:id="rId43">
+        <w:r>
+          <w:rPr>
+            <w:lang w:val="en_US" w:bidi="en_US"/>
+          </w:rPr>
+          <w:rPr>
+            <w:color w:val="0000EE"/>
+            <w:u w:val="single"/>
+          </w:rPr>
+          <w:t>gospel</w:t>
+        </w:r>
+      </w:hyperlink>
       <w:r>
         <w:rPr>
           <w:lang w:val="en_US" w:bidi="en_US"/>
@@ -43631,12 +45035,18 @@
         </w:rPr>
         <w:t xml:space="preserve"> means both an absence of conflict and fullness, or completeness, of life. Peace does not just mean no war or conflict. Peace means people live together in unity and love for one another. The Holy Spirit gives peace to the believers who know the good news about God. For more information on </w:t>
       </w:r>
-      <w:r>
-        <w:rPr>
-          <w:lang w:val="en_US" w:bidi="en_US"/>
-        </w:rPr>
-        <w:t>peace</w:t>
-      </w:r>
+      <w:hyperlink r:id="rId78">
+        <w:r>
+          <w:rPr>
+            <w:lang w:val="en_US" w:bidi="en_US"/>
+          </w:rPr>
+          <w:rPr>
+            <w:color w:val="0000EE"/>
+            <w:u w:val="single"/>
+          </w:rPr>
+          <w:t>peace</w:t>
+        </w:r>
+      </w:hyperlink>
       <w:r>
         <w:rPr>
           <w:lang w:val="en_US" w:bidi="en_US"/>
@@ -43670,12 +45080,18 @@
         </w:rPr>
         <w:t xml:space="preserve"> in God, which will be like a shield to protect them. Faith is to rely on someone, to trust and believe that what that person says is true. The specific faith that Paul is talking about is when someone believes in Jesus. They trust that God will fulfill all his promises, even when it seems impossible. For more information on </w:t>
       </w:r>
-      <w:r>
-        <w:rPr>
-          <w:lang w:val="en_US" w:bidi="en_US"/>
-        </w:rPr>
-        <w:t>faith</w:t>
-      </w:r>
+      <w:hyperlink r:id="rId53">
+        <w:r>
+          <w:rPr>
+            <w:lang w:val="en_US" w:bidi="en_US"/>
+          </w:rPr>
+          <w:rPr>
+            <w:color w:val="0000EE"/>
+            <w:u w:val="single"/>
+          </w:rPr>
+          <w:t>faith</w:t>
+        </w:r>
+      </w:hyperlink>
       <w:r>
         <w:rPr>
           <w:lang w:val="en_US" w:bidi="en_US"/>
@@ -43736,12 +45152,18 @@
         </w:rPr>
         <w:t xml:space="preserve">. Look at the picture of the </w:t>
       </w:r>
-      <w:r>
-        <w:rPr>
-          <w:lang w:val="en_US" w:bidi="en_US"/>
-        </w:rPr>
-        <w:t>Roman soldier's shield</w:t>
-      </w:r>
+      <w:hyperlink r:id="rId200">
+        <w:r>
+          <w:rPr>
+            <w:lang w:val="en_US" w:bidi="en_US"/>
+          </w:rPr>
+          <w:rPr>
+            <w:color w:val="0000EE"/>
+            <w:u w:val="single"/>
+          </w:rPr>
+          <w:t>Roman soldier's shield</w:t>
+        </w:r>
+      </w:hyperlink>
       <w:r>
         <w:rPr>
           <w:lang w:val="en_US" w:bidi="en_US"/>
@@ -43802,12 +45224,18 @@
         </w:rPr>
         <w:t xml:space="preserve">. Look at the picture of the </w:t>
       </w:r>
-      <w:r>
-        <w:rPr>
-          <w:lang w:val="en_US" w:bidi="en_US"/>
-        </w:rPr>
-        <w:t>bow and arrows</w:t>
-      </w:r>
+      <w:hyperlink r:id="rId201">
+        <w:r>
+          <w:rPr>
+            <w:lang w:val="en_US" w:bidi="en_US"/>
+          </w:rPr>
+          <w:rPr>
+            <w:color w:val="0000EE"/>
+            <w:u w:val="single"/>
+          </w:rPr>
+          <w:t>bow and arrows</w:t>
+        </w:r>
+      </w:hyperlink>
       <w:r>
         <w:rPr>
           <w:lang w:val="en_US" w:bidi="en_US"/>
@@ -43841,12 +45269,18 @@
         </w:rPr>
         <w:t xml:space="preserve"> carrying it with them like a helmet. Salvation means saving a person from a difficult or dangerous situation. Here, Paul specifically means God's salvation. When God saves people, they no longer have to be afraid or ashamed. For more information on </w:t>
       </w:r>
-      <w:r>
-        <w:rPr>
-          <w:lang w:val="en_US" w:bidi="en_US"/>
-        </w:rPr>
-        <w:t>salvation</w:t>
-      </w:r>
+      <w:hyperlink r:id="rId65">
+        <w:r>
+          <w:rPr>
+            <w:lang w:val="en_US" w:bidi="en_US"/>
+          </w:rPr>
+          <w:rPr>
+            <w:color w:val="0000EE"/>
+            <w:u w:val="single"/>
+          </w:rPr>
+          <w:t>salvation</w:t>
+        </w:r>
+      </w:hyperlink>
       <w:r>
         <w:rPr>
           <w:lang w:val="en_US" w:bidi="en_US"/>
@@ -43907,12 +45341,18 @@
         </w:rPr>
         <w:t xml:space="preserve">. Look at the picture of a </w:t>
       </w:r>
-      <w:r>
-        <w:rPr>
-          <w:lang w:val="en_US" w:bidi="en_US"/>
-        </w:rPr>
-        <w:t>Roman soldier's helmet</w:t>
-      </w:r>
+      <w:hyperlink r:id="rId202">
+        <w:r>
+          <w:rPr>
+            <w:lang w:val="en_US" w:bidi="en_US"/>
+          </w:rPr>
+          <w:rPr>
+            <w:color w:val="0000EE"/>
+            <w:u w:val="single"/>
+          </w:rPr>
+          <w:t>Roman soldier's helmet</w:t>
+        </w:r>
+      </w:hyperlink>
       <w:r>
         <w:rPr>
           <w:lang w:val="en_US" w:bidi="en_US"/>
@@ -43973,12 +45413,18 @@
         </w:rPr>
         <w:t xml:space="preserve">. Look up </w:t>
       </w:r>
-      <w:r>
-        <w:rPr>
-          <w:lang w:val="en_US" w:bidi="en_US"/>
-        </w:rPr>
-        <w:t>Word</w:t>
-      </w:r>
+      <w:hyperlink r:id="rId207">
+        <w:r>
+          <w:rPr>
+            <w:lang w:val="en_US" w:bidi="en_US"/>
+          </w:rPr>
+          <w:rPr>
+            <w:color w:val="0000EE"/>
+            <w:u w:val="single"/>
+          </w:rPr>
+          <w:t>Word</w:t>
+        </w:r>
+      </w:hyperlink>
       <w:r>
         <w:rPr>
           <w:lang w:val="en_US" w:bidi="en_US"/>
@@ -44025,12 +45471,18 @@
         </w:rPr>
         <w:t xml:space="preserve">, the Spirit of God. The Holy Spirit helps the believer understand the word of God. When people pray in the Spirit, it means that he leads and helps the believers to pray. For more information on Spirit, refer to </w:t>
       </w:r>
-      <w:r>
-        <w:rPr>
-          <w:lang w:val="en_US" w:bidi="en_US"/>
-        </w:rPr>
-        <w:t>Holy Spirit</w:t>
-      </w:r>
+      <w:hyperlink r:id="rId46">
+        <w:r>
+          <w:rPr>
+            <w:lang w:val="en_US" w:bidi="en_US"/>
+          </w:rPr>
+          <w:rPr>
+            <w:color w:val="0000EE"/>
+            <w:u w:val="single"/>
+          </w:rPr>
+          <w:t>Holy Spirit</w:t>
+        </w:r>
+      </w:hyperlink>
       <w:r>
         <w:rPr>
           <w:lang w:val="en_US" w:bidi="en_US"/>
@@ -44064,12 +45516,18 @@
         </w:rPr>
         <w:t xml:space="preserve"> with all prayers and requests. Praying is communicating with God. When people pray, they praise God, thank him, ask him for help, tell him about the wrong things they have done, ask him to help other people, or just cry to him because they feel so sad. In the Bible, all these things are part of praying. For more information on </w:t>
       </w:r>
-      <w:r>
-        <w:rPr>
-          <w:lang w:val="en_US" w:bidi="en_US"/>
-        </w:rPr>
-        <w:t>prayer</w:t>
-      </w:r>
+      <w:hyperlink r:id="rId208">
+        <w:r>
+          <w:rPr>
+            <w:lang w:val="en_US" w:bidi="en_US"/>
+          </w:rPr>
+          <w:rPr>
+            <w:color w:val="0000EE"/>
+            <w:u w:val="single"/>
+          </w:rPr>
+          <w:t>prayer</w:t>
+        </w:r>
+      </w:hyperlink>
       <w:r>
         <w:rPr>
           <w:lang w:val="en_US" w:bidi="en_US"/>
@@ -44103,12 +45561,18 @@
         </w:rPr>
         <w:t xml:space="preserve">, or all God's people. These are people who belong to God because they believe in Jesus. For more information on </w:t>
       </w:r>
-      <w:r>
-        <w:rPr>
-          <w:lang w:val="en_US" w:bidi="en_US"/>
-        </w:rPr>
-        <w:t>saints</w:t>
-      </w:r>
+      <w:hyperlink r:id="rId17">
+        <w:r>
+          <w:rPr>
+            <w:lang w:val="en_US" w:bidi="en_US"/>
+          </w:rPr>
+          <w:rPr>
+            <w:color w:val="0000EE"/>
+            <w:u w:val="single"/>
+          </w:rPr>
+          <w:t>saints</w:t>
+        </w:r>
+      </w:hyperlink>
       <w:r>
         <w:rPr>
           <w:lang w:val="en_US" w:bidi="en_US"/>
@@ -44355,7 +45819,7 @@
           <w:lang w:val="en_US" w:bidi="en_US"/>
         </w:rPr>
       </w:r>
-      <w:hyperlink r:id="rId127">
+      <w:hyperlink r:id="rId209">
         <w:r>
           <w:rPr>
             <w:lang w:val="en_US" w:bidi="en_US"/>
@@ -44390,7 +45854,7 @@
           <w:lang w:val="en_US" w:bidi="en_US"/>
         </w:rPr>
       </w:r>
-      <w:hyperlink r:id="rId128">
+      <w:hyperlink r:id="rId210">
         <w:r>
           <w:rPr>
             <w:lang w:val="en_US" w:bidi="en_US"/>
@@ -44425,7 +45889,7 @@
           <w:lang w:val="en_US" w:bidi="en_US"/>
         </w:rPr>
       </w:r>
-      <w:hyperlink r:id="rId129">
+      <w:hyperlink r:id="rId211">
         <w:r>
           <w:rPr>
             <w:lang w:val="en_US" w:bidi="en_US"/>
@@ -44460,7 +45924,7 @@
           <w:lang w:val="en_US" w:bidi="en_US"/>
         </w:rPr>
       </w:r>
-      <w:hyperlink r:id="rId130">
+      <w:hyperlink r:id="rId212">
         <w:r>
           <w:rPr>
             <w:lang w:val="en_US" w:bidi="en_US"/>
@@ -44495,7 +45959,7 @@
           <w:lang w:val="en_US" w:bidi="en_US"/>
         </w:rPr>
       </w:r>
-      <w:hyperlink r:id="rId131">
+      <w:hyperlink r:id="rId213">
         <w:r>
           <w:rPr>
             <w:lang w:val="en_US" w:bidi="en_US"/>
@@ -44530,7 +45994,7 @@
           <w:lang w:val="en_US" w:bidi="en_US"/>
         </w:rPr>
       </w:r>
-      <w:hyperlink r:id="rId132">
+      <w:hyperlink r:id="rId214">
         <w:r>
           <w:rPr>
             <w:lang w:val="en_US" w:bidi="en_US"/>
@@ -44874,7 +46338,25 @@
         <w:rPr>
           <w:lang w:val="en_US" w:bidi="en_US"/>
         </w:rPr>
-        <w:t>Stop here and look at a map of Rome and Ephesus as a group. Pause this audio here.</w:t>
+        <w:t xml:space="preserve">Stop here and look at a map of </w:t>
+      </w:r>
+      <w:hyperlink r:id="rId215">
+        <w:r>
+          <w:rPr>
+            <w:lang w:val="en_US" w:bidi="en_US"/>
+          </w:rPr>
+          <w:rPr>
+            <w:color w:val="0000EE"/>
+            <w:u w:val="single"/>
+          </w:rPr>
+          <w:t>Rome and Ephesus</w:t>
+        </w:r>
+      </w:hyperlink>
+      <w:r>
+        <w:rPr>
+          <w:lang w:val="en_US" w:bidi="en_US"/>
+        </w:rPr>
+        <w:t xml:space="preserve"> as a group. Pause this audio here.</w:t>
       </w:r>
     </w:p>
     <w:p>
@@ -45524,6 +47006,12 @@
         </w:rPr>
         <w:t>Ask the person playing Paul, "What are you feeling or thinking?" The person might answer things like, "Since I am in prison, I know many people worry about me and my safety. I don't want them to worry, so I will send Tychicus to let them know the many good ways that God is helping me," or "I am sad to say goodbye to Tychicus, since he is dear to me, but I am glad that the believers in Ephesus will be able to meet him. I know they will encourage each other as believers should," or "I am so thankful to the Lord that there are many other believers who are supporting me, helping me, and even carrying letters for me while I am in prison."</w:t>
       </w:r>
+      <w:r>
+        <w:rPr>
+          <w:lang w:val="en_US" w:bidi="en_US"/>
+        </w:rPr>
+        <w:t>Continue the drama.</w:t>
+      </w:r>
     </w:p>
     <w:p>
       <w:pPr/>
@@ -45648,12 +47136,18 @@
         </w:rPr>
         <w:t xml:space="preserve"> in the Lord. A servant is a person who works for and serves another person. Paul called himself a servant of the gospel earlier in this letter. This is not the same word that Paul used earlier for a slave, or a worker who is not free. Paul is saying that Tychicus faithfully or reliably does work for the Lord. For more information on </w:t>
       </w:r>
-      <w:r>
-        <w:rPr>
-          <w:lang w:val="en_US" w:bidi="en_US"/>
-        </w:rPr>
-        <w:t>servant</w:t>
-      </w:r>
+      <w:hyperlink r:id="rId109">
+        <w:r>
+          <w:rPr>
+            <w:lang w:val="en_US" w:bidi="en_US"/>
+          </w:rPr>
+          <w:rPr>
+            <w:color w:val="0000EE"/>
+            <w:u w:val="single"/>
+          </w:rPr>
+          <w:t>servant</w:t>
+        </w:r>
+      </w:hyperlink>
       <w:r>
         <w:rPr>
           <w:lang w:val="en_US" w:bidi="en_US"/>
@@ -45687,12 +47181,18 @@
         </w:rPr>
         <w:t xml:space="preserve"> is a master over other people, who has full authority, so the Israelites used this word for God, because he has authority over the whole world. For more information on </w:t>
       </w:r>
-      <w:r>
-        <w:rPr>
-          <w:lang w:val="en_US" w:bidi="en_US"/>
-        </w:rPr>
-        <w:t>Lord</w:t>
-      </w:r>
+      <w:hyperlink r:id="rId18">
+        <w:r>
+          <w:rPr>
+            <w:lang w:val="en_US" w:bidi="en_US"/>
+          </w:rPr>
+          <w:rPr>
+            <w:color w:val="0000EE"/>
+            <w:u w:val="single"/>
+          </w:rPr>
+          <w:t>Lord</w:t>
+        </w:r>
+      </w:hyperlink>
       <w:r>
         <w:rPr>
           <w:lang w:val="en_US" w:bidi="en_US"/>
@@ -45753,12 +47253,18 @@
         </w:rPr>
         <w:t xml:space="preserve">, or whether you will use the words "fellow believer." Look up </w:t>
       </w:r>
-      <w:r>
-        <w:rPr>
-          <w:lang w:val="en_US" w:bidi="en_US"/>
-        </w:rPr>
-        <w:t>believer</w:t>
-      </w:r>
+      <w:hyperlink r:id="rId216">
+        <w:r>
+          <w:rPr>
+            <w:lang w:val="en_US" w:bidi="en_US"/>
+          </w:rPr>
+          <w:rPr>
+            <w:color w:val="0000EE"/>
+            <w:u w:val="single"/>
+          </w:rPr>
+          <w:t>believer</w:t>
+        </w:r>
+      </w:hyperlink>
       <w:r>
         <w:rPr>
           <w:lang w:val="en_US" w:bidi="en_US"/>
@@ -45792,12 +47298,18 @@
         </w:rPr>
         <w:t xml:space="preserve">. This word for peace means both an absence of conflict and fullness, or completeness, of life. For more information on </w:t>
       </w:r>
-      <w:r>
-        <w:rPr>
-          <w:lang w:val="en_US" w:bidi="en_US"/>
-        </w:rPr>
-        <w:t>peace</w:t>
-      </w:r>
+      <w:hyperlink r:id="rId78">
+        <w:r>
+          <w:rPr>
+            <w:lang w:val="en_US" w:bidi="en_US"/>
+          </w:rPr>
+          <w:rPr>
+            <w:color w:val="0000EE"/>
+            <w:u w:val="single"/>
+          </w:rPr>
+          <w:t>peace</w:t>
+        </w:r>
+      </w:hyperlink>
       <w:r>
         <w:rPr>
           <w:lang w:val="en_US" w:bidi="en_US"/>
@@ -45825,12 +47337,18 @@
         </w:rPr>
         <w:t xml:space="preserve"> refers to the special king and Savior that God had promised to send, who is Jesus. For more information on </w:t>
       </w:r>
-      <w:r>
-        <w:rPr>
-          <w:lang w:val="en_US" w:bidi="en_US"/>
-        </w:rPr>
-        <w:t>Christ</w:t>
-      </w:r>
+      <w:hyperlink r:id="rId16">
+        <w:r>
+          <w:rPr>
+            <w:lang w:val="en_US" w:bidi="en_US"/>
+          </w:rPr>
+          <w:rPr>
+            <w:color w:val="0000EE"/>
+            <w:u w:val="single"/>
+          </w:rPr>
+          <w:t>Christ</w:t>
+        </w:r>
+      </w:hyperlink>
       <w:r>
         <w:rPr>
           <w:lang w:val="en_US" w:bidi="en_US"/>
@@ -45864,12 +47382,18 @@
         </w:rPr>
         <w:t xml:space="preserve">. Faith is to rely on someone, to trust and believe that what that person says is true. The specific faith that Paul is talking about is when someone believes in Jesus. For more information on </w:t>
       </w:r>
-      <w:r>
-        <w:rPr>
-          <w:lang w:val="en_US" w:bidi="en_US"/>
-        </w:rPr>
-        <w:t>faith</w:t>
-      </w:r>
+      <w:hyperlink r:id="rId53">
+        <w:r>
+          <w:rPr>
+            <w:lang w:val="en_US" w:bidi="en_US"/>
+          </w:rPr>
+          <w:rPr>
+            <w:color w:val="0000EE"/>
+            <w:u w:val="single"/>
+          </w:rPr>
+          <w:t>faith</w:t>
+        </w:r>
+      </w:hyperlink>
       <w:r>
         <w:rPr>
           <w:lang w:val="en_US" w:bidi="en_US"/>
@@ -45903,12 +47427,18 @@
         </w:rPr>
         <w:t xml:space="preserve"> to everyone who loves Jesus. To show grace means to give someone something good that they do not deserve. This can often mean the salvation that God gives, but here it probably means the good things, attitudes, and abilities that God gives to believers. For more information on </w:t>
       </w:r>
-      <w:r>
-        <w:rPr>
-          <w:lang w:val="en_US" w:bidi="en_US"/>
-        </w:rPr>
-        <w:t>grace</w:t>
-      </w:r>
+      <w:hyperlink r:id="rId30">
+        <w:r>
+          <w:rPr>
+            <w:lang w:val="en_US" w:bidi="en_US"/>
+          </w:rPr>
+          <w:rPr>
+            <w:color w:val="0000EE"/>
+            <w:u w:val="single"/>
+          </w:rPr>
+          <w:t>grace</w:t>
+        </w:r>
+      </w:hyperlink>
       <w:r>
         <w:rPr>
           <w:lang w:val="en_US" w:bidi="en_US"/>
@@ -46101,7 +47631,7 @@
           <w:lang w:val="en_US" w:bidi="en_US"/>
         </w:rPr>
       </w:r>
-      <w:hyperlink r:id="rId133">
+      <w:hyperlink r:id="rId217">
         <w:r>
           <w:rPr>
             <w:lang w:val="en_US" w:bidi="en_US"/>
@@ -46136,7 +47666,7 @@
           <w:lang w:val="en_US" w:bidi="en_US"/>
         </w:rPr>
       </w:r>
-      <w:hyperlink r:id="rId134">
+      <w:hyperlink r:id="rId218">
         <w:r>
           <w:rPr>
             <w:lang w:val="en_US" w:bidi="en_US"/>
@@ -46171,7 +47701,7 @@
           <w:lang w:val="en_US" w:bidi="en_US"/>
         </w:rPr>
       </w:r>
-      <w:hyperlink r:id="rId135">
+      <w:hyperlink r:id="rId219">
         <w:r>
           <w:rPr>
             <w:lang w:val="en_US" w:bidi="en_US"/>
@@ -46206,7 +47736,7 @@
           <w:lang w:val="en_US" w:bidi="en_US"/>
         </w:rPr>
       </w:r>
-      <w:hyperlink r:id="rId136">
+      <w:hyperlink r:id="rId220">
         <w:r>
           <w:rPr>
             <w:lang w:val="en_US" w:bidi="en_US"/>
@@ -46241,7 +47771,7 @@
           <w:lang w:val="en_US" w:bidi="en_US"/>
         </w:rPr>
       </w:r>
-      <w:hyperlink r:id="rId137">
+      <w:hyperlink r:id="rId221">
         <w:r>
           <w:rPr>
             <w:lang w:val="en_US" w:bidi="en_US"/>
@@ -46276,7 +47806,7 @@
           <w:lang w:val="en_US" w:bidi="en_US"/>
         </w:rPr>
       </w:r>
-      <w:hyperlink r:id="rId138">
+      <w:hyperlink r:id="rId222">
         <w:r>
           <w:rPr>
             <w:lang w:val="en_US" w:bidi="en_US"/>
